--- a/por/docx/08.content.docx
+++ b/por/docx/08.content.docx
@@ -1003,6 +1003,20 @@
       </w:r>
       <w:r>
         <w:rPr>
+          <w:lang w:val="pt_PT" w:bidi="pt_PT"/>
+        </w:rPr>
+        <w:t>בִּ⁠ימֵי֙ שְׁפֹ֣ט הַ⁠שֹּׁפְטִ֔ים</w:t>
+      </w:r>
+    </w:p>
+    <w:p>
+      <w:pPr/>
+      <w:r>
+        <w:rPr>
+          <w:lang w:val="pt_PT" w:bidi="pt_PT"/>
+        </w:rPr>
+      </w:r>
+      <w:r>
+        <w:rPr>
           <w:b/>
           <w:lang w:val="pt_PT" w:bidi="pt_PT"/>
         </w:rPr>
@@ -1099,6 +1113,20 @@
       </w:r>
       <w:r>
         <w:rPr>
+          <w:lang w:val="pt_PT" w:bidi="pt_PT"/>
+        </w:rPr>
+        <w:t>בָּ⁠אָ֑רֶץ</w:t>
+      </w:r>
+    </w:p>
+    <w:p>
+      <w:pPr/>
+      <w:r>
+        <w:rPr>
+          <w:lang w:val="pt_PT" w:bidi="pt_PT"/>
+        </w:rPr>
+      </w:r>
+      <w:r>
+        <w:rPr>
           <w:b/>
           <w:lang w:val="pt_PT" w:bidi="pt_PT"/>
         </w:rPr>
@@ -1195,6 +1223,20 @@
       </w:r>
       <w:r>
         <w:rPr>
+          <w:lang w:val="pt_PT" w:bidi="pt_PT"/>
+        </w:rPr>
+        <w:t>אִ֜ישׁ</w:t>
+      </w:r>
+    </w:p>
+    <w:p>
+      <w:pPr/>
+      <w:r>
+        <w:rPr>
+          <w:lang w:val="pt_PT" w:bidi="pt_PT"/>
+        </w:rPr>
+      </w:r>
+      <w:r>
+        <w:rPr>
           <w:b/>
           <w:lang w:val="pt_PT" w:bidi="pt_PT"/>
         </w:rPr>
@@ -1278,6 +1320,20 @@
       </w:r>
       <w:r>
         <w:rPr>
+          <w:lang w:val="pt_PT" w:bidi="pt_PT"/>
+        </w:rPr>
+        <w:t>אֶפְרָתִ֔ים</w:t>
+      </w:r>
+    </w:p>
+    <w:p>
+      <w:pPr/>
+      <w:r>
+        <w:rPr>
+          <w:lang w:val="pt_PT" w:bidi="pt_PT"/>
+        </w:rPr>
+      </w:r>
+      <w:r>
+        <w:rPr>
           <w:b/>
           <w:lang w:val="pt_PT" w:bidi="pt_PT"/>
         </w:rPr>
@@ -1361,6 +1417,20 @@
       </w:r>
       <w:r>
         <w:rPr>
+          <w:lang w:val="pt_PT" w:bidi="pt_PT"/>
+        </w:rPr>
+        <w:t>וַ⁠תִּשָּׁאֵ֥ר הִ֖יא וּ⁠שְׁנֵ֥י בָנֶֽי⁠הָ</w:t>
+      </w:r>
+    </w:p>
+    <w:p>
+      <w:pPr/>
+      <w:r>
+        <w:rPr>
+          <w:lang w:val="pt_PT" w:bidi="pt_PT"/>
+        </w:rPr>
+      </w:r>
+      <w:r>
+        <w:rPr>
           <w:b/>
           <w:lang w:val="pt_PT" w:bidi="pt_PT"/>
         </w:rPr>
@@ -1444,6 +1514,20 @@
       </w:r>
       <w:r>
         <w:rPr>
+          <w:lang w:val="pt_PT" w:bidi="pt_PT"/>
+        </w:rPr>
+        <w:t>וַ⁠יִּשְׂא֣וּ לָ⁠הֶ֗ם נָשִׁים֙</w:t>
+      </w:r>
+    </w:p>
+    <w:p>
+      <w:pPr/>
+      <w:r>
+        <w:rPr>
+          <w:lang w:val="pt_PT" w:bidi="pt_PT"/>
+        </w:rPr>
+      </w:r>
+      <w:r>
+        <w:rPr>
           <w:b/>
           <w:lang w:val="pt_PT" w:bidi="pt_PT"/>
         </w:rPr>
@@ -1527,6 +1611,20 @@
       </w:r>
       <w:r>
         <w:rPr>
+          <w:lang w:val="pt_PT" w:bidi="pt_PT"/>
+        </w:rPr>
+        <w:t>שֵׁ֤ם הָֽ⁠אַחַת֙ עָרְפָּ֔ה וְ⁠שֵׁ֥ם הַ⁠שֵּׁנִ֖ית ר֑וּת</w:t>
+      </w:r>
+    </w:p>
+    <w:p>
+      <w:pPr/>
+      <w:r>
+        <w:rPr>
+          <w:lang w:val="pt_PT" w:bidi="pt_PT"/>
+        </w:rPr>
+      </w:r>
+      <w:r>
+        <w:rPr>
           <w:b/>
           <w:lang w:val="pt_PT" w:bidi="pt_PT"/>
         </w:rPr>
@@ -1590,6 +1688,20 @@
       </w:r>
       <w:r>
         <w:rPr>
+          <w:lang w:val="pt_PT" w:bidi="pt_PT"/>
+        </w:rPr>
+        <w:t>וַ⁠תִּשָּׁאֵר֙ הָֽ⁠אִשָּׁ֔ה מִ⁠שְּׁנֵ֥י יְלָדֶ֖י⁠הָ וּ⁠מֵ⁠אִישָֽׁ⁠הּ</w:t>
+      </w:r>
+    </w:p>
+    <w:p>
+      <w:pPr/>
+      <w:r>
+        <w:rPr>
+          <w:lang w:val="pt_PT" w:bidi="pt_PT"/>
+        </w:rPr>
+      </w:r>
+      <w:r>
+        <w:rPr>
           <w:b/>
           <w:lang w:val="pt_PT" w:bidi="pt_PT"/>
         </w:rPr>
@@ -1673,6 +1785,20 @@
       </w:r>
       <w:r>
         <w:rPr>
+          <w:lang w:val="pt_PT" w:bidi="pt_PT"/>
+        </w:rPr>
+        <w:t>וַ⁠תָּ֤קָם הִיא֙ וְ⁠כַלֹּתֶ֔י⁠הָ וַ⁠תָּ֖שָׁב</w:t>
+      </w:r>
+    </w:p>
+    <w:p>
+      <w:pPr/>
+      <w:r>
+        <w:rPr>
+          <w:lang w:val="pt_PT" w:bidi="pt_PT"/>
+        </w:rPr>
+      </w:r>
+      <w:r>
+        <w:rPr>
           <w:b/>
           <w:lang w:val="pt_PT" w:bidi="pt_PT"/>
         </w:rPr>
@@ -1745,6 +1871,20 @@
         <w:rPr>
           <w:lang w:val="pt_PT" w:bidi="pt_PT"/>
         </w:rPr>
+      </w:r>
+    </w:p>
+    <w:p>
+      <w:pPr/>
+      <w:r>
+        <w:rPr>
+          <w:lang w:val="pt_PT" w:bidi="pt_PT"/>
+        </w:rPr>
+      </w:r>
+      <w:r>
+        <w:rPr>
+          <w:lang w:val="pt_PT" w:bidi="pt_PT"/>
+        </w:rPr>
+        <w:t>וַ⁠תָּ֤קָם הִיא֙ וְ⁠כַלֹּתֶ֔י⁠הָ וַ⁠תָּ֖שָׁב</w:t>
       </w:r>
     </w:p>
     <w:p>
@@ -1909,6 +2049,20 @@
       </w:r>
       <w:r>
         <w:rPr>
+          <w:lang w:val="pt_PT" w:bidi="pt_PT"/>
+        </w:rPr>
+        <w:t>כִּ֤י שָֽׁמְעָה֙ בִּ⁠שְׂדֵ֣ה מוֹאָ֔ב כִּֽי־פָקַ֤ד יְהוָה֙ אֶת־עַמּ֔⁠וֹ לָ⁠תֵ֥ת לָ⁠הֶ֖ם לָֽחֶם</w:t>
+      </w:r>
+    </w:p>
+    <w:p>
+      <w:pPr/>
+      <w:r>
+        <w:rPr>
+          <w:lang w:val="pt_PT" w:bidi="pt_PT"/>
+        </w:rPr>
+      </w:r>
+      <w:r>
+        <w:rPr>
           <w:b/>
           <w:lang w:val="pt_PT" w:bidi="pt_PT"/>
         </w:rPr>
@@ -1992,6 +2146,20 @@
       </w:r>
       <w:r>
         <w:rPr>
+          <w:lang w:val="pt_PT" w:bidi="pt_PT"/>
+        </w:rPr>
+        <w:t>שָֽׁמְעָה֙ בִּ⁠שְׂדֵ֣ה מוֹאָ֔ב</w:t>
+      </w:r>
+    </w:p>
+    <w:p>
+      <w:pPr/>
+      <w:r>
+        <w:rPr>
+          <w:lang w:val="pt_PT" w:bidi="pt_PT"/>
+        </w:rPr>
+      </w:r>
+      <w:r>
+        <w:rPr>
           <w:b/>
           <w:lang w:val="pt_PT" w:bidi="pt_PT"/>
         </w:rPr>
@@ -2075,6 +2243,20 @@
       </w:r>
       <w:r>
         <w:rPr>
+          <w:lang w:val="pt_PT" w:bidi="pt_PT"/>
+        </w:rPr>
+        <w:t>פָקַ֤ד &amp; אֶת־עַמּ֔⁠וֹ</w:t>
+      </w:r>
+    </w:p>
+    <w:p>
+      <w:pPr/>
+      <w:r>
+        <w:rPr>
+          <w:lang w:val="pt_PT" w:bidi="pt_PT"/>
+        </w:rPr>
+      </w:r>
+      <w:r>
+        <w:rPr>
           <w:b/>
           <w:lang w:val="pt_PT" w:bidi="pt_PT"/>
         </w:rPr>
@@ -2158,6 +2340,20 @@
       </w:r>
       <w:r>
         <w:rPr>
+          <w:lang w:val="pt_PT" w:bidi="pt_PT"/>
+        </w:rPr>
+        <w:t>לָ⁠תֵ֥ת לָ⁠הֶ֖ם לָֽחֶם</w:t>
+      </w:r>
+    </w:p>
+    <w:p>
+      <w:pPr/>
+      <w:r>
+        <w:rPr>
+          <w:lang w:val="pt_PT" w:bidi="pt_PT"/>
+        </w:rPr>
+      </w:r>
+      <w:r>
+        <w:rPr>
           <w:b/>
           <w:lang w:val="pt_PT" w:bidi="pt_PT"/>
         </w:rPr>
@@ -2367,6 +2563,20 @@
       </w:r>
       <w:r>
         <w:rPr>
+          <w:lang w:val="pt_PT" w:bidi="pt_PT"/>
+        </w:rPr>
+        <w:t>לֵ֣כְנָה שֹּׁ֔בְנָה אִשָּׁ֖ה</w:t>
+      </w:r>
+    </w:p>
+    <w:p>
+      <w:pPr/>
+      <w:r>
+        <w:rPr>
+          <w:lang w:val="pt_PT" w:bidi="pt_PT"/>
+        </w:rPr>
+      </w:r>
+      <w:r>
+        <w:rPr>
           <w:b/>
           <w:lang w:val="pt_PT" w:bidi="pt_PT"/>
         </w:rPr>
@@ -2450,6 +2660,20 @@
       </w:r>
       <w:r>
         <w:rPr>
+          <w:lang w:val="pt_PT" w:bidi="pt_PT"/>
+        </w:rPr>
+        <w:t>לֵ֣כְנָה שֹּׁ֔בְנָה אִשָּׁ֖ה לְ⁠בֵ֣ית אִמָּ֑⁠הּ</w:t>
+      </w:r>
+    </w:p>
+    <w:p>
+      <w:pPr/>
+      <w:r>
+        <w:rPr>
+          <w:lang w:val="pt_PT" w:bidi="pt_PT"/>
+        </w:rPr>
+      </w:r>
+      <w:r>
+        <w:rPr>
           <w:b/>
           <w:lang w:val="pt_PT" w:bidi="pt_PT"/>
         </w:rPr>
@@ -2576,6 +2800,20 @@
       </w:r>
       <w:r>
         <w:rPr>
+          <w:lang w:val="pt_PT" w:bidi="pt_PT"/>
+        </w:rPr>
+        <w:t>יעשה יְהוָ֤ה עִמָּ⁠כֶם֙ חֶ֔סֶד כַּ⁠אֲשֶׁ֧ר עֲשִׂיתֶ֛ם עִם־הַ⁠מֵּתִ֖ים וְ⁠עִמָּדִֽ⁠י</w:t>
+      </w:r>
+    </w:p>
+    <w:p>
+      <w:pPr/>
+      <w:r>
+        <w:rPr>
+          <w:lang w:val="pt_PT" w:bidi="pt_PT"/>
+        </w:rPr>
+      </w:r>
+      <w:r>
+        <w:rPr>
           <w:b/>
           <w:lang w:val="pt_PT" w:bidi="pt_PT"/>
         </w:rPr>
@@ -2659,6 +2897,20 @@
       </w:r>
       <w:r>
         <w:rPr>
+          <w:lang w:val="pt_PT" w:bidi="pt_PT"/>
+        </w:rPr>
+        <w:t>עִם־הַ⁠מֵּתִ֖ים</w:t>
+      </w:r>
+    </w:p>
+    <w:p>
+      <w:pPr/>
+      <w:r>
+        <w:rPr>
+          <w:lang w:val="pt_PT" w:bidi="pt_PT"/>
+        </w:rPr>
+      </w:r>
+      <w:r>
+        <w:rPr>
           <w:b/>
           <w:lang w:val="pt_PT" w:bidi="pt_PT"/>
         </w:rPr>
@@ -2755,6 +3007,20 @@
       </w:r>
       <w:r>
         <w:rPr>
+          <w:lang w:val="pt_PT" w:bidi="pt_PT"/>
+        </w:rPr>
+        <w:t>חֶ֔סֶד</w:t>
+      </w:r>
+    </w:p>
+    <w:p>
+      <w:pPr/>
+      <w:r>
+        <w:rPr>
+          <w:lang w:val="pt_PT" w:bidi="pt_PT"/>
+        </w:rPr>
+      </w:r>
+      <w:r>
+        <w:rPr>
           <w:b/>
           <w:lang w:val="pt_PT" w:bidi="pt_PT"/>
         </w:rPr>
@@ -2921,6 +3187,20 @@
       </w:r>
       <w:r>
         <w:rPr>
+          <w:lang w:val="pt_PT" w:bidi="pt_PT"/>
+        </w:rPr>
+        <w:t>וּ⁠מְצֶ֣אןָ מְנוּחָ֔ה</w:t>
+      </w:r>
+    </w:p>
+    <w:p>
+      <w:pPr/>
+      <w:r>
+        <w:rPr>
+          <w:lang w:val="pt_PT" w:bidi="pt_PT"/>
+        </w:rPr>
+      </w:r>
+      <w:r>
+        <w:rPr>
           <w:b/>
           <w:lang w:val="pt_PT" w:bidi="pt_PT"/>
         </w:rPr>
@@ -3004,6 +3284,20 @@
       </w:r>
       <w:r>
         <w:rPr>
+          <w:lang w:val="pt_PT" w:bidi="pt_PT"/>
+        </w:rPr>
+        <w:t>בֵּ֣ית אִישָׁ֑⁠הּ</w:t>
+      </w:r>
+    </w:p>
+    <w:p>
+      <w:pPr/>
+      <w:r>
+        <w:rPr>
+          <w:lang w:val="pt_PT" w:bidi="pt_PT"/>
+        </w:rPr>
+      </w:r>
+      <w:r>
+        <w:rPr>
           <w:b/>
           <w:lang w:val="pt_PT" w:bidi="pt_PT"/>
         </w:rPr>
@@ -3100,6 +3394,20 @@
       </w:r>
       <w:r>
         <w:rPr>
+          <w:lang w:val="pt_PT" w:bidi="pt_PT"/>
+        </w:rPr>
+        <w:t>וַ⁠תִּשֶּׂ֥אנָה קוֹלָ֖⁠ן וַ⁠תִּבְכֶּֽינָה</w:t>
+      </w:r>
+    </w:p>
+    <w:p>
+      <w:pPr/>
+      <w:r>
+        <w:rPr>
+          <w:lang w:val="pt_PT" w:bidi="pt_PT"/>
+        </w:rPr>
+      </w:r>
+      <w:r>
+        <w:rPr>
           <w:b/>
           <w:lang w:val="pt_PT" w:bidi="pt_PT"/>
         </w:rPr>
@@ -3183,6 +3491,20 @@
       </w:r>
       <w:r>
         <w:rPr>
+          <w:lang w:val="pt_PT" w:bidi="pt_PT"/>
+        </w:rPr>
+        <w:t>נָשׁ֖וּב</w:t>
+      </w:r>
+    </w:p>
+    <w:p>
+      <w:pPr/>
+      <w:r>
+        <w:rPr>
+          <w:lang w:val="pt_PT" w:bidi="pt_PT"/>
+        </w:rPr>
+      </w:r>
+      <w:r>
+        <w:rPr>
           <w:b/>
           <w:lang w:val="pt_PT" w:bidi="pt_PT"/>
         </w:rPr>
@@ -3292,6 +3614,20 @@
       </w:r>
       <w:r>
         <w:rPr>
+          <w:lang w:val="pt_PT" w:bidi="pt_PT"/>
+        </w:rPr>
+        <w:t>וַ⁠תֹּאמַ֖רְנָה</w:t>
+      </w:r>
+    </w:p>
+    <w:p>
+      <w:pPr/>
+      <w:r>
+        <w:rPr>
+          <w:lang w:val="pt_PT" w:bidi="pt_PT"/>
+        </w:rPr>
+      </w:r>
+      <w:r>
+        <w:rPr>
           <w:b/>
           <w:lang w:val="pt_PT" w:bidi="pt_PT"/>
         </w:rPr>
@@ -3388,6 +3724,20 @@
       </w:r>
       <w:r>
         <w:rPr>
+          <w:lang w:val="pt_PT" w:bidi="pt_PT"/>
+        </w:rPr>
+        <w:t>כִּי</w:t>
+      </w:r>
+    </w:p>
+    <w:p>
+      <w:pPr/>
+      <w:r>
+        <w:rPr>
+          <w:lang w:val="pt_PT" w:bidi="pt_PT"/>
+        </w:rPr>
+      </w:r>
+      <w:r>
+        <w:rPr>
           <w:b/>
           <w:lang w:val="pt_PT" w:bidi="pt_PT"/>
         </w:rPr>
@@ -3471,6 +3821,20 @@
       </w:r>
       <w:r>
         <w:rPr>
+          <w:lang w:val="pt_PT" w:bidi="pt_PT"/>
+        </w:rPr>
+        <w:t>אִתָּ֥⁠ךְ</w:t>
+      </w:r>
+    </w:p>
+    <w:p>
+      <w:pPr/>
+      <w:r>
+        <w:rPr>
+          <w:lang w:val="pt_PT" w:bidi="pt_PT"/>
+        </w:rPr>
+      </w:r>
+      <w:r>
+        <w:rPr>
           <w:b/>
           <w:lang w:val="pt_PT" w:bidi="pt_PT"/>
         </w:rPr>
@@ -3554,6 +3918,20 @@
       </w:r>
       <w:r>
         <w:rPr>
+          <w:lang w:val="pt_PT" w:bidi="pt_PT"/>
+        </w:rPr>
+        <w:t>וַ⁠תֹּ֤אמֶר נָעֳמִי֙</w:t>
+      </w:r>
+    </w:p>
+    <w:p>
+      <w:pPr/>
+      <w:r>
+        <w:rPr>
+          <w:lang w:val="pt_PT" w:bidi="pt_PT"/>
+        </w:rPr>
+      </w:r>
+      <w:r>
+        <w:rPr>
           <w:b/>
           <w:lang w:val="pt_PT" w:bidi="pt_PT"/>
         </w:rPr>
@@ -3650,6 +4028,20 @@
       </w:r>
       <w:r>
         <w:rPr>
+          <w:lang w:val="pt_PT" w:bidi="pt_PT"/>
+        </w:rPr>
+        <w:t>בְנֹתַ֔⁠י</w:t>
+      </w:r>
+    </w:p>
+    <w:p>
+      <w:pPr/>
+      <w:r>
+        <w:rPr>
+          <w:lang w:val="pt_PT" w:bidi="pt_PT"/>
+        </w:rPr>
+      </w:r>
+      <w:r>
+        <w:rPr>
           <w:b/>
           <w:lang w:val="pt_PT" w:bidi="pt_PT"/>
         </w:rPr>
@@ -3726,6 +4118,20 @@
       </w:r>
       <w:r>
         <w:rPr>
+          <w:lang w:val="pt_PT" w:bidi="pt_PT"/>
+        </w:rPr>
+        <w:t>לָ֥⁠מָּה תֵלַ֖כְנָה עִמִּ֑⁠י</w:t>
+      </w:r>
+    </w:p>
+    <w:p>
+      <w:pPr/>
+      <w:r>
+        <w:rPr>
+          <w:lang w:val="pt_PT" w:bidi="pt_PT"/>
+        </w:rPr>
+      </w:r>
+      <w:r>
+        <w:rPr>
           <w:b/>
           <w:lang w:val="pt_PT" w:bidi="pt_PT"/>
         </w:rPr>
@@ -3809,6 +4215,20 @@
       </w:r>
       <w:r>
         <w:rPr>
+          <w:lang w:val="pt_PT" w:bidi="pt_PT"/>
+        </w:rPr>
+        <w:t>הַֽ⁠עֽוֹד־לִ֤⁠י בָנִים֙ בְּֽ⁠מֵעַ֔⁠י וְ⁠הָי֥וּ לָ⁠כֶ֖ם לַ⁠אֲנָשִֽׁים</w:t>
+      </w:r>
+    </w:p>
+    <w:p>
+      <w:pPr/>
+      <w:r>
+        <w:rPr>
+          <w:lang w:val="pt_PT" w:bidi="pt_PT"/>
+        </w:rPr>
+      </w:r>
+      <w:r>
+        <w:rPr>
           <w:b/>
           <w:lang w:val="pt_PT" w:bidi="pt_PT"/>
         </w:rPr>
@@ -3892,6 +4312,20 @@
       </w:r>
       <w:r>
         <w:rPr>
+          <w:lang w:val="pt_PT" w:bidi="pt_PT"/>
+        </w:rPr>
+        <w:t>זָקַ֖נְתִּי מִ⁠הְי֣וֹת לְ⁠אִ֑ישׁ</w:t>
+      </w:r>
+    </w:p>
+    <w:p>
+      <w:pPr/>
+      <w:r>
+        <w:rPr>
+          <w:lang w:val="pt_PT" w:bidi="pt_PT"/>
+        </w:rPr>
+      </w:r>
+      <w:r>
+        <w:rPr>
           <w:b/>
           <w:lang w:val="pt_PT" w:bidi="pt_PT"/>
         </w:rPr>
@@ -3975,6 +4409,20 @@
       </w:r>
       <w:r>
         <w:rPr>
+          <w:lang w:val="pt_PT" w:bidi="pt_PT"/>
+        </w:rPr>
+        <w:t>כִּ֤י אָמַ֨רְתִּי֙ יֶשׁ־לִ֣⁠י תִקְוָ֔ה גַּ֣ם הָיִ֤יתִי הַ⁠לַּ֨יְלָה֙ לְ⁠אִ֔ישׁ וְ⁠גַ֖ם יָלַ֥דְתִּי בָנִֽים</w:t>
+      </w:r>
+    </w:p>
+    <w:p>
+      <w:pPr/>
+      <w:r>
+        <w:rPr>
+          <w:lang w:val="pt_PT" w:bidi="pt_PT"/>
+        </w:rPr>
+      </w:r>
+      <w:r>
+        <w:rPr>
           <w:b/>
           <w:lang w:val="pt_PT" w:bidi="pt_PT"/>
         </w:rPr>
@@ -4121,6 +4569,20 @@
       </w:r>
       <w:r>
         <w:rPr>
+          <w:lang w:val="pt_PT" w:bidi="pt_PT"/>
+        </w:rPr>
+        <w:t>הֲ⁠לָהֵ֣ן ׀ תְּשַׂבֵּ֗רְנָה עַ֚ד אֲשֶׁ֣ר יִגְדָּ֔לוּ הֲ⁠לָהֵן֙ תֵּֽעָגֵ֔נָה לְ⁠בִלְתִּ֖י הֱי֣וֹת לְ⁠אִ֑ישׁ</w:t>
+      </w:r>
+    </w:p>
+    <w:p>
+      <w:pPr/>
+      <w:r>
+        <w:rPr>
+          <w:lang w:val="pt_PT" w:bidi="pt_PT"/>
+        </w:rPr>
+      </w:r>
+      <w:r>
+        <w:rPr>
           <w:b/>
           <w:lang w:val="pt_PT" w:bidi="pt_PT"/>
         </w:rPr>
@@ -4204,6 +4666,20 @@
       </w:r>
       <w:r>
         <w:rPr>
+          <w:lang w:val="pt_PT" w:bidi="pt_PT"/>
+        </w:rPr>
+        <w:t>הֲ⁠לָהֵ֣ן ׀ תְּשַׂבֵּ֗רְנָה עַ֚ד אֲשֶׁ֣ר יִגְדָּ֔לוּ הֲ⁠לָהֵן֙ תֵּֽעָגֵ֔נָה לְ⁠בִלְתִּ֖י הֱי֣וֹת לְ⁠אִ֑ישׁ</w:t>
+      </w:r>
+    </w:p>
+    <w:p>
+      <w:pPr/>
+      <w:r>
+        <w:rPr>
+          <w:lang w:val="pt_PT" w:bidi="pt_PT"/>
+        </w:rPr>
+      </w:r>
+      <w:r>
+        <w:rPr>
           <w:b/>
           <w:lang w:val="pt_PT" w:bidi="pt_PT"/>
         </w:rPr>
@@ -4267,6 +4743,20 @@
       </w:r>
       <w:r>
         <w:rPr>
+          <w:lang w:val="pt_PT" w:bidi="pt_PT"/>
+        </w:rPr>
+        <w:t>מַר־לִ֤⁠י מְאֹד֙</w:t>
+      </w:r>
+    </w:p>
+    <w:p>
+      <w:pPr/>
+      <w:r>
+        <w:rPr>
+          <w:lang w:val="pt_PT" w:bidi="pt_PT"/>
+        </w:rPr>
+      </w:r>
+      <w:r>
+        <w:rPr>
           <w:b/>
           <w:lang w:val="pt_PT" w:bidi="pt_PT"/>
         </w:rPr>
@@ -4350,6 +4840,20 @@
       </w:r>
       <w:r>
         <w:rPr>
+          <w:lang w:val="pt_PT" w:bidi="pt_PT"/>
+        </w:rPr>
+        <w:t>יָצְאָ֥ה בִ֖⁠י יַד־יְהוָֽה</w:t>
+      </w:r>
+    </w:p>
+    <w:p>
+      <w:pPr/>
+      <w:r>
+        <w:rPr>
+          <w:lang w:val="pt_PT" w:bidi="pt_PT"/>
+        </w:rPr>
+      </w:r>
+      <w:r>
+        <w:rPr>
           <w:b/>
           <w:lang w:val="pt_PT" w:bidi="pt_PT"/>
         </w:rPr>
@@ -4433,6 +4937,20 @@
       </w:r>
       <w:r>
         <w:rPr>
+          <w:lang w:val="pt_PT" w:bidi="pt_PT"/>
+        </w:rPr>
+        <w:t>יָצְאָ֥ה בִ֖⁠י יַד־יְהוָֽה</w:t>
+      </w:r>
+    </w:p>
+    <w:p>
+      <w:pPr/>
+      <w:r>
+        <w:rPr>
+          <w:lang w:val="pt_PT" w:bidi="pt_PT"/>
+        </w:rPr>
+      </w:r>
+      <w:r>
+        <w:rPr>
           <w:b/>
           <w:lang w:val="pt_PT" w:bidi="pt_PT"/>
         </w:rPr>
@@ -4516,6 +5034,20 @@
       </w:r>
       <w:r>
         <w:rPr>
+          <w:lang w:val="pt_PT" w:bidi="pt_PT"/>
+        </w:rPr>
+        <w:t>וַ⁠תִּשֶּׂ֣נָה קוֹלָ֔⁠ן וַ⁠תִּבְכֶּ֖ינָה</w:t>
+      </w:r>
+    </w:p>
+    <w:p>
+      <w:pPr/>
+      <w:r>
+        <w:rPr>
+          <w:lang w:val="pt_PT" w:bidi="pt_PT"/>
+        </w:rPr>
+      </w:r>
+      <w:r>
+        <w:rPr>
           <w:b/>
           <w:lang w:val="pt_PT" w:bidi="pt_PT"/>
         </w:rPr>
@@ -4612,6 +5144,20 @@
       </w:r>
       <w:r>
         <w:rPr>
+          <w:lang w:val="pt_PT" w:bidi="pt_PT"/>
+        </w:rPr>
+        <w:t>וְ⁠ר֖וּת דָּ֥בְקָה בָּֽ⁠הּ</w:t>
+      </w:r>
+    </w:p>
+    <w:p>
+      <w:pPr/>
+      <w:r>
+        <w:rPr>
+          <w:lang w:val="pt_PT" w:bidi="pt_PT"/>
+        </w:rPr>
+      </w:r>
+      <w:r>
+        <w:rPr>
           <w:b/>
           <w:lang w:val="pt_PT" w:bidi="pt_PT"/>
         </w:rPr>
@@ -4695,6 +5241,20 @@
       </w:r>
       <w:r>
         <w:rPr>
+          <w:lang w:val="pt_PT" w:bidi="pt_PT"/>
+        </w:rPr>
+        <w:t>הִנֵּה֙</w:t>
+      </w:r>
+    </w:p>
+    <w:p>
+      <w:pPr/>
+      <w:r>
+        <w:rPr>
+          <w:lang w:val="pt_PT" w:bidi="pt_PT"/>
+        </w:rPr>
+      </w:r>
+      <w:r>
+        <w:rPr>
           <w:b/>
           <w:lang w:val="pt_PT" w:bidi="pt_PT"/>
         </w:rPr>
@@ -4874,6 +5434,20 @@
       </w:r>
       <w:r>
         <w:rPr>
+          <w:lang w:val="pt_PT" w:bidi="pt_PT"/>
+        </w:rPr>
+        <w:t>עַמָּ֖⁠הּ</w:t>
+      </w:r>
+    </w:p>
+    <w:p>
+      <w:pPr/>
+      <w:r>
+        <w:rPr>
+          <w:lang w:val="pt_PT" w:bidi="pt_PT"/>
+        </w:rPr>
+      </w:r>
+      <w:r>
+        <w:rPr>
           <w:b/>
           <w:lang w:val="pt_PT" w:bidi="pt_PT"/>
         </w:rPr>
@@ -4957,6 +5531,20 @@
       </w:r>
       <w:r>
         <w:rPr>
+          <w:lang w:val="pt_PT" w:bidi="pt_PT"/>
+        </w:rPr>
+        <w:t>אֱלֹהֶ֑י⁠הָ</w:t>
+      </w:r>
+    </w:p>
+    <w:p>
+      <w:pPr/>
+      <w:r>
+        <w:rPr>
+          <w:lang w:val="pt_PT" w:bidi="pt_PT"/>
+        </w:rPr>
+      </w:r>
+      <w:r>
+        <w:rPr>
           <w:b/>
           <w:lang w:val="pt_PT" w:bidi="pt_PT"/>
         </w:rPr>
@@ -5053,6 +5641,20 @@
       </w:r>
       <w:r>
         <w:rPr>
+          <w:lang w:val="pt_PT" w:bidi="pt_PT"/>
+        </w:rPr>
+        <w:t>אֱלֹהֶ֑י⁠הָ</w:t>
+      </w:r>
+    </w:p>
+    <w:p>
+      <w:pPr/>
+      <w:r>
+        <w:rPr>
+          <w:lang w:val="pt_PT" w:bidi="pt_PT"/>
+        </w:rPr>
+      </w:r>
+      <w:r>
+        <w:rPr>
           <w:b/>
           <w:lang w:val="pt_PT" w:bidi="pt_PT"/>
         </w:rPr>
@@ -5212,6 +5814,20 @@
       </w:r>
       <w:r>
         <w:rPr>
+          <w:lang w:val="pt_PT" w:bidi="pt_PT"/>
+        </w:rPr>
+        <w:t>לְ⁠עָזְבֵ֖⁠ךְ לָ⁠שׁ֣וּב מֵ⁠אַחֲרָ֑יִ⁠ךְ</w:t>
+      </w:r>
+    </w:p>
+    <w:p>
+      <w:pPr/>
+      <w:r>
+        <w:rPr>
+          <w:lang w:val="pt_PT" w:bidi="pt_PT"/>
+        </w:rPr>
+      </w:r>
+      <w:r>
+        <w:rPr>
           <w:b/>
           <w:lang w:val="pt_PT" w:bidi="pt_PT"/>
         </w:rPr>
@@ -5295,6 +5911,20 @@
       </w:r>
       <w:r>
         <w:rPr>
+          <w:lang w:val="pt_PT" w:bidi="pt_PT"/>
+        </w:rPr>
+        <w:t>עַמֵּ֣⁠ךְ עַמִּ֔⁠י וֵ⁠אלֹהַ֖יִ⁠ךְ אֱלֹהָֽ⁠י</w:t>
+      </w:r>
+    </w:p>
+    <w:p>
+      <w:pPr/>
+      <w:r>
+        <w:rPr>
+          <w:lang w:val="pt_PT" w:bidi="pt_PT"/>
+        </w:rPr>
+      </w:r>
+      <w:r>
+        <w:rPr>
           <w:b/>
           <w:lang w:val="pt_PT" w:bidi="pt_PT"/>
         </w:rPr>
@@ -5378,6 +6008,20 @@
       </w:r>
       <w:r>
         <w:rPr>
+          <w:lang w:val="pt_PT" w:bidi="pt_PT"/>
+        </w:rPr>
+        <w:t>כֹּה֩ יַעֲשֶׂ֨ה יְהוָ֥ה לִ⁠י֙ וְ⁠כֹ֣ה יֹסִ֔יף</w:t>
+      </w:r>
+    </w:p>
+    <w:p>
+      <w:pPr/>
+      <w:r>
+        <w:rPr>
+          <w:lang w:val="pt_PT" w:bidi="pt_PT"/>
+        </w:rPr>
+      </w:r>
+      <w:r>
+        <w:rPr>
           <w:b/>
           <w:lang w:val="pt_PT" w:bidi="pt_PT"/>
         </w:rPr>
@@ -5461,6 +6105,20 @@
       </w:r>
       <w:r>
         <w:rPr>
+          <w:lang w:val="pt_PT" w:bidi="pt_PT"/>
+        </w:rPr>
+        <w:t>כִּ֣י הַ⁠מָּ֔וֶת יַפְרִ֖יד בֵּינִ֥⁠י וּ⁠בֵינֵֽ⁠ךְ</w:t>
+      </w:r>
+    </w:p>
+    <w:p>
+      <w:pPr/>
+      <w:r>
+        <w:rPr>
+          <w:lang w:val="pt_PT" w:bidi="pt_PT"/>
+        </w:rPr>
+      </w:r>
+      <w:r>
+        <w:rPr>
           <w:b/>
           <w:lang w:val="pt_PT" w:bidi="pt_PT"/>
         </w:rPr>
@@ -5544,6 +6202,20 @@
       </w:r>
       <w:r>
         <w:rPr>
+          <w:lang w:val="pt_PT" w:bidi="pt_PT"/>
+        </w:rPr>
+        <w:t>יַפְרִ֖יד בֵּינִ֥⁠י וּ⁠בֵינֵֽ⁠ךְ</w:t>
+      </w:r>
+    </w:p>
+    <w:p>
+      <w:pPr/>
+      <w:r>
+        <w:rPr>
+          <w:lang w:val="pt_PT" w:bidi="pt_PT"/>
+        </w:rPr>
+      </w:r>
+      <w:r>
+        <w:rPr>
           <w:b/>
           <w:lang w:val="pt_PT" w:bidi="pt_PT"/>
         </w:rPr>
@@ -5627,6 +6299,20 @@
       </w:r>
       <w:r>
         <w:rPr>
+          <w:lang w:val="pt_PT" w:bidi="pt_PT"/>
+        </w:rPr>
+        <w:t>וַ⁠תֶּחְדַּ֖ל לְ⁠דַבֵּ֥ר אֵלֶֽי⁠הָ</w:t>
+      </w:r>
+    </w:p>
+    <w:p>
+      <w:pPr/>
+      <w:r>
+        <w:rPr>
+          <w:lang w:val="pt_PT" w:bidi="pt_PT"/>
+        </w:rPr>
+      </w:r>
+      <w:r>
+        <w:rPr>
           <w:b/>
           <w:lang w:val="pt_PT" w:bidi="pt_PT"/>
         </w:rPr>
@@ -5710,6 +6396,20 @@
       </w:r>
       <w:r>
         <w:rPr>
+          <w:lang w:val="pt_PT" w:bidi="pt_PT"/>
+        </w:rPr>
+        <w:t>וַ⁠תֶּחְדַּ֖ל לְ⁠דַבֵּ֥ר אֵלֶֽי⁠הָ</w:t>
+      </w:r>
+    </w:p>
+    <w:p>
+      <w:pPr/>
+      <w:r>
+        <w:rPr>
+          <w:lang w:val="pt_PT" w:bidi="pt_PT"/>
+        </w:rPr>
+      </w:r>
+      <w:r>
+        <w:rPr>
           <w:b/>
           <w:lang w:val="pt_PT" w:bidi="pt_PT"/>
         </w:rPr>
@@ -5793,6 +6493,20 @@
       </w:r>
       <w:r>
         <w:rPr>
+          <w:lang w:val="pt_PT" w:bidi="pt_PT"/>
+        </w:rPr>
+        <w:t>וַ⁠יְהִ֗י</w:t>
+      </w:r>
+    </w:p>
+    <w:p>
+      <w:pPr/>
+      <w:r>
+        <w:rPr>
+          <w:lang w:val="pt_PT" w:bidi="pt_PT"/>
+        </w:rPr>
+      </w:r>
+      <w:r>
+        <w:rPr>
           <w:b/>
           <w:lang w:val="pt_PT" w:bidi="pt_PT"/>
         </w:rPr>
@@ -5883,6 +6597,20 @@
       </w:r>
       <w:r>
         <w:rPr>
+          <w:lang w:val="pt_PT" w:bidi="pt_PT"/>
+        </w:rPr>
+        <w:t>כְּ⁠בֹאָ֨⁠נָה֙ בֵּ֣ית לֶ֔חֶם</w:t>
+      </w:r>
+    </w:p>
+    <w:p>
+      <w:pPr/>
+      <w:r>
+        <w:rPr>
+          <w:lang w:val="pt_PT" w:bidi="pt_PT"/>
+        </w:rPr>
+      </w:r>
+      <w:r>
+        <w:rPr>
           <w:b/>
           <w:lang w:val="pt_PT" w:bidi="pt_PT"/>
         </w:rPr>
@@ -5966,6 +6694,20 @@
       </w:r>
       <w:r>
         <w:rPr>
+          <w:lang w:val="pt_PT" w:bidi="pt_PT"/>
+        </w:rPr>
+        <w:t>כָּל־הָ⁠עִיר֙</w:t>
+      </w:r>
+    </w:p>
+    <w:p>
+      <w:pPr/>
+      <w:r>
+        <w:rPr>
+          <w:lang w:val="pt_PT" w:bidi="pt_PT"/>
+        </w:rPr>
+      </w:r>
+      <w:r>
+        <w:rPr>
           <w:b/>
           <w:lang w:val="pt_PT" w:bidi="pt_PT"/>
         </w:rPr>
@@ -6062,6 +6804,20 @@
       </w:r>
       <w:r>
         <w:rPr>
+          <w:lang w:val="pt_PT" w:bidi="pt_PT"/>
+        </w:rPr>
+        <w:t>כָּל־הָ⁠עִיר֙</w:t>
+      </w:r>
+    </w:p>
+    <w:p>
+      <w:pPr/>
+      <w:r>
+        <w:rPr>
+          <w:lang w:val="pt_PT" w:bidi="pt_PT"/>
+        </w:rPr>
+      </w:r>
+      <w:r>
+        <w:rPr>
           <w:b/>
           <w:lang w:val="pt_PT" w:bidi="pt_PT"/>
         </w:rPr>
@@ -6158,6 +6914,20 @@
       </w:r>
       <w:r>
         <w:rPr>
+          <w:lang w:val="pt_PT" w:bidi="pt_PT"/>
+        </w:rPr>
+        <w:t>הֲ⁠זֹ֥את נָעֳמִֽי</w:t>
+      </w:r>
+    </w:p>
+    <w:p>
+      <w:pPr/>
+      <w:r>
+        <w:rPr>
+          <w:lang w:val="pt_PT" w:bidi="pt_PT"/>
+        </w:rPr>
+      </w:r>
+      <w:r>
+        <w:rPr>
           <w:b/>
           <w:lang w:val="pt_PT" w:bidi="pt_PT"/>
         </w:rPr>
@@ -6241,6 +7011,20 @@
       </w:r>
       <w:r>
         <w:rPr>
+          <w:lang w:val="pt_PT" w:bidi="pt_PT"/>
+        </w:rPr>
+        <w:t>אַל־תִּקְרֶ֥אנָה לִ֖⁠י נָעֳמִ֑י</w:t>
+      </w:r>
+    </w:p>
+    <w:p>
+      <w:pPr/>
+      <w:r>
+        <w:rPr>
+          <w:lang w:val="pt_PT" w:bidi="pt_PT"/>
+        </w:rPr>
+      </w:r>
+      <w:r>
+        <w:rPr>
           <w:b/>
           <w:lang w:val="pt_PT" w:bidi="pt_PT"/>
         </w:rPr>
@@ -6324,6 +7108,20 @@
       </w:r>
       <w:r>
         <w:rPr>
+          <w:lang w:val="pt_PT" w:bidi="pt_PT"/>
+        </w:rPr>
+        <w:t>מָרָ֔א</w:t>
+      </w:r>
+    </w:p>
+    <w:p>
+      <w:pPr/>
+      <w:r>
+        <w:rPr>
+          <w:lang w:val="pt_PT" w:bidi="pt_PT"/>
+        </w:rPr>
+      </w:r>
+      <w:r>
+        <w:rPr>
           <w:b/>
           <w:lang w:val="pt_PT" w:bidi="pt_PT"/>
         </w:rPr>
@@ -6420,6 +7218,20 @@
       </w:r>
       <w:r>
         <w:rPr>
+          <w:lang w:val="pt_PT" w:bidi="pt_PT"/>
+        </w:rPr>
+        <w:t>אֲנִי֙ מְלֵאָ֣ה הָלַ֔כְתִּי וְ⁠רֵיקָ֖ם הֱשִׁיבַ֣⁠נִי יְהוָ֑ה</w:t>
+      </w:r>
+    </w:p>
+    <w:p>
+      <w:pPr/>
+      <w:r>
+        <w:rPr>
+          <w:lang w:val="pt_PT" w:bidi="pt_PT"/>
+        </w:rPr>
+      </w:r>
+      <w:r>
+        <w:rPr>
           <w:b/>
           <w:lang w:val="pt_PT" w:bidi="pt_PT"/>
         </w:rPr>
@@ -6503,6 +7315,20 @@
       </w:r>
       <w:r>
         <w:rPr>
+          <w:lang w:val="pt_PT" w:bidi="pt_PT"/>
+        </w:rPr>
+        <w:t>לָ֣⁠מָּה תִקְרֶ֤אנָה לִ⁠י֙ נָעֳמִ֔י</w:t>
+      </w:r>
+    </w:p>
+    <w:p>
+      <w:pPr/>
+      <w:r>
+        <w:rPr>
+          <w:lang w:val="pt_PT" w:bidi="pt_PT"/>
+        </w:rPr>
+      </w:r>
+      <w:r>
+        <w:rPr>
           <w:b/>
           <w:lang w:val="pt_PT" w:bidi="pt_PT"/>
         </w:rPr>
@@ -6586,6 +7412,20 @@
       </w:r>
       <w:r>
         <w:rPr>
+          <w:lang w:val="pt_PT" w:bidi="pt_PT"/>
+        </w:rPr>
+        <w:t>וַֽ⁠יהוָה֙ עָ֣נָה בִ֔⁠י וְ⁠שַׁדַּ֖י הֵ֥רַֽע לִֽ⁠י</w:t>
+      </w:r>
+    </w:p>
+    <w:p>
+      <w:pPr/>
+      <w:r>
+        <w:rPr>
+          <w:lang w:val="pt_PT" w:bidi="pt_PT"/>
+        </w:rPr>
+      </w:r>
+      <w:r>
+        <w:rPr>
           <w:b/>
           <w:lang w:val="pt_PT" w:bidi="pt_PT"/>
         </w:rPr>
@@ -6669,6 +7509,20 @@
       </w:r>
       <w:r>
         <w:rPr>
+          <w:lang w:val="pt_PT" w:bidi="pt_PT"/>
+        </w:rPr>
+        <w:t>עָ֣נָה בִ֔⁠י</w:t>
+      </w:r>
+    </w:p>
+    <w:p>
+      <w:pPr/>
+      <w:r>
+        <w:rPr>
+          <w:lang w:val="pt_PT" w:bidi="pt_PT"/>
+        </w:rPr>
+      </w:r>
+      <w:r>
+        <w:rPr>
           <w:b/>
           <w:lang w:val="pt_PT" w:bidi="pt_PT"/>
         </w:rPr>
@@ -6815,6 +7669,20 @@
       </w:r>
       <w:r>
         <w:rPr>
+          <w:lang w:val="pt_PT" w:bidi="pt_PT"/>
+        </w:rPr>
+        <w:t>וַ⁠תָּ֣שָׁב נָעֳמִ֗י וְ⁠ר֨וּת הַ⁠מּוֹאֲבִיָּ֤ה כַלָּתָ⁠הּ֙ עִמָּ֔⁠הּ הַ⁠שָּׁ֖בָה מִ⁠שְּׂדֵ֣י מוֹאָ֑ב</w:t>
+      </w:r>
+    </w:p>
+    <w:p>
+      <w:pPr/>
+      <w:r>
+        <w:rPr>
+          <w:lang w:val="pt_PT" w:bidi="pt_PT"/>
+        </w:rPr>
+      </w:r>
+      <w:r>
+        <w:rPr>
           <w:b/>
           <w:lang w:val="pt_PT" w:bidi="pt_PT"/>
         </w:rPr>
@@ -6898,6 +7766,20 @@
       </w:r>
       <w:r>
         <w:rPr>
+          <w:lang w:val="pt_PT" w:bidi="pt_PT"/>
+        </w:rPr>
+        <w:t>וְ⁠הֵ֗מָּה בָּ֚אוּ בֵּ֣ית לֶ֔חֶם בִּ⁠תְחִלַּ֖ת קְצִ֥יר שְׂעֹרִֽים</w:t>
+      </w:r>
+    </w:p>
+    <w:p>
+      <w:pPr/>
+      <w:r>
+        <w:rPr>
+          <w:lang w:val="pt_PT" w:bidi="pt_PT"/>
+        </w:rPr>
+      </w:r>
+      <w:r>
+        <w:rPr>
           <w:b/>
           <w:lang w:val="pt_PT" w:bidi="pt_PT"/>
         </w:rPr>
@@ -6981,6 +7863,20 @@
       </w:r>
       <w:r>
         <w:rPr>
+          <w:lang w:val="pt_PT" w:bidi="pt_PT"/>
+        </w:rPr>
+        <w:t>בִּ⁠תְחִלַּ֖ת קְצִ֥יר שְׂעֹרִֽים</w:t>
+      </w:r>
+    </w:p>
+    <w:p>
+      <w:pPr/>
+      <w:r>
+        <w:rPr>
+          <w:lang w:val="pt_PT" w:bidi="pt_PT"/>
+        </w:rPr>
+      </w:r>
+      <w:r>
+        <w:rPr>
           <w:b/>
           <w:lang w:val="pt_PT" w:bidi="pt_PT"/>
         </w:rPr>
@@ -7221,6 +8117,20 @@
       </w:r>
       <w:r>
         <w:rPr>
+          <w:lang w:val="pt_PT" w:bidi="pt_PT"/>
+        </w:rPr>
+        <w:t>וּֽ⁠לְ⁠נָעֳמִ֞י מוֹדַ֣ע לְ⁠אִישָׁ֗⁠הּ</w:t>
+      </w:r>
+    </w:p>
+    <w:p>
+      <w:pPr/>
+      <w:r>
+        <w:rPr>
+          <w:lang w:val="pt_PT" w:bidi="pt_PT"/>
+        </w:rPr>
+      </w:r>
+      <w:r>
+        <w:rPr>
           <w:b/>
           <w:lang w:val="pt_PT" w:bidi="pt_PT"/>
         </w:rPr>
@@ -7304,6 +8214,20 @@
       </w:r>
       <w:r>
         <w:rPr>
+          <w:lang w:val="pt_PT" w:bidi="pt_PT"/>
+        </w:rPr>
+        <w:t>וּֽ⁠לְ⁠נָעֳמִ֞י מוֹדַ֣ע לְ⁠אִישָׁ֗⁠הּ</w:t>
+      </w:r>
+    </w:p>
+    <w:p>
+      <w:pPr/>
+      <w:r>
+        <w:rPr>
+          <w:lang w:val="pt_PT" w:bidi="pt_PT"/>
+        </w:rPr>
+      </w:r>
+      <w:r>
+        <w:rPr>
           <w:b/>
           <w:lang w:val="pt_PT" w:bidi="pt_PT"/>
         </w:rPr>
@@ -7400,6 +8324,20 @@
       </w:r>
       <w:r>
         <w:rPr>
+          <w:lang w:val="pt_PT" w:bidi="pt_PT"/>
+        </w:rPr>
+        <w:t>אִ֚ישׁ גִּבּ֣וֹר חַ֔יִל</w:t>
+      </w:r>
+    </w:p>
+    <w:p>
+      <w:pPr/>
+      <w:r>
+        <w:rPr>
+          <w:lang w:val="pt_PT" w:bidi="pt_PT"/>
+        </w:rPr>
+      </w:r>
+      <w:r>
+        <w:rPr>
           <w:b/>
           <w:lang w:val="pt_PT" w:bidi="pt_PT"/>
         </w:rPr>
@@ -7496,6 +8434,20 @@
       </w:r>
       <w:r>
         <w:rPr>
+          <w:lang w:val="pt_PT" w:bidi="pt_PT"/>
+        </w:rPr>
+        <w:t>מִ⁠מִּשְׁפַּ֖חַת אֱלִימֶ֑לֶךְ</w:t>
+      </w:r>
+    </w:p>
+    <w:p>
+      <w:pPr/>
+      <w:r>
+        <w:rPr>
+          <w:lang w:val="pt_PT" w:bidi="pt_PT"/>
+        </w:rPr>
+      </w:r>
+      <w:r>
+        <w:rPr>
           <w:b/>
           <w:lang w:val="pt_PT" w:bidi="pt_PT"/>
         </w:rPr>
@@ -7579,6 +8531,20 @@
       </w:r>
       <w:r>
         <w:rPr>
+          <w:lang w:val="pt_PT" w:bidi="pt_PT"/>
+        </w:rPr>
+        <w:t>ר֨וּת הַ⁠מּוֹאֲבִיָּ֜ה</w:t>
+      </w:r>
+    </w:p>
+    <w:p>
+      <w:pPr/>
+      <w:r>
+        <w:rPr>
+          <w:lang w:val="pt_PT" w:bidi="pt_PT"/>
+        </w:rPr>
+      </w:r>
+      <w:r>
+        <w:rPr>
           <w:b/>
           <w:lang w:val="pt_PT" w:bidi="pt_PT"/>
         </w:rPr>
@@ -7725,6 +8691,20 @@
       </w:r>
       <w:r>
         <w:rPr>
+          <w:lang w:val="pt_PT" w:bidi="pt_PT"/>
+        </w:rPr>
+        <w:t>אֲשֶׁ֥ר אֶמְצָא־חֵ֖ן בְּ⁠עֵינָ֑י⁠ו</w:t>
+      </w:r>
+    </w:p>
+    <w:p>
+      <w:pPr/>
+      <w:r>
+        <w:rPr>
+          <w:lang w:val="pt_PT" w:bidi="pt_PT"/>
+        </w:rPr>
+      </w:r>
+      <w:r>
+        <w:rPr>
           <w:b/>
           <w:lang w:val="pt_PT" w:bidi="pt_PT"/>
         </w:rPr>
@@ -7808,6 +8788,20 @@
       </w:r>
       <w:r>
         <w:rPr>
+          <w:lang w:val="pt_PT" w:bidi="pt_PT"/>
+        </w:rPr>
+        <w:t>בִתִּֽ⁠י</w:t>
+      </w:r>
+    </w:p>
+    <w:p>
+      <w:pPr/>
+      <w:r>
+        <w:rPr>
+          <w:lang w:val="pt_PT" w:bidi="pt_PT"/>
+        </w:rPr>
+      </w:r>
+      <w:r>
+        <w:rPr>
           <w:b/>
           <w:lang w:val="pt_PT" w:bidi="pt_PT"/>
         </w:rPr>
@@ -7891,6 +8885,20 @@
       </w:r>
       <w:r>
         <w:rPr>
+          <w:lang w:val="pt_PT" w:bidi="pt_PT"/>
+        </w:rPr>
+        <w:t>וַ⁠יִּ֣קֶר מִקְרֶ֔⁠הָ</w:t>
+      </w:r>
+    </w:p>
+    <w:p>
+      <w:pPr/>
+      <w:r>
+        <w:rPr>
+          <w:lang w:val="pt_PT" w:bidi="pt_PT"/>
+        </w:rPr>
+      </w:r>
+      <w:r>
+        <w:rPr>
           <w:b/>
           <w:lang w:val="pt_PT" w:bidi="pt_PT"/>
         </w:rPr>
@@ -7987,6 +8995,20 @@
       </w:r>
       <w:r>
         <w:rPr>
+          <w:lang w:val="pt_PT" w:bidi="pt_PT"/>
+        </w:rPr>
+        <w:t>מִ⁠מִּשְׁפַּ֥חַת אֱלִימֶֽלֶךְ</w:t>
+      </w:r>
+    </w:p>
+    <w:p>
+      <w:pPr/>
+      <w:r>
+        <w:rPr>
+          <w:lang w:val="pt_PT" w:bidi="pt_PT"/>
+        </w:rPr>
+      </w:r>
+      <w:r>
+        <w:rPr>
           <w:b/>
           <w:lang w:val="pt_PT" w:bidi="pt_PT"/>
         </w:rPr>
@@ -8083,6 +9105,20 @@
       </w:r>
       <w:r>
         <w:rPr>
+          <w:lang w:val="pt_PT" w:bidi="pt_PT"/>
+        </w:rPr>
+        <w:t>וְ⁠הִנֵּה</w:t>
+      </w:r>
+    </w:p>
+    <w:p>
+      <w:pPr/>
+      <w:r>
+        <w:rPr>
+          <w:lang w:val="pt_PT" w:bidi="pt_PT"/>
+        </w:rPr>
+      </w:r>
+      <w:r>
+        <w:rPr>
           <w:b/>
           <w:lang w:val="pt_PT" w:bidi="pt_PT"/>
         </w:rPr>
@@ -8179,6 +9215,20 @@
       </w:r>
       <w:r>
         <w:rPr>
+          <w:lang w:val="pt_PT" w:bidi="pt_PT"/>
+        </w:rPr>
+        <w:t>בָּ֚א מִ⁠בֵּ֣ית לֶ֔חֶם</w:t>
+      </w:r>
+    </w:p>
+    <w:p>
+      <w:pPr/>
+      <w:r>
+        <w:rPr>
+          <w:lang w:val="pt_PT" w:bidi="pt_PT"/>
+        </w:rPr>
+      </w:r>
+      <w:r>
+        <w:rPr>
           <w:b/>
           <w:lang w:val="pt_PT" w:bidi="pt_PT"/>
         </w:rPr>
@@ -8262,6 +9312,20 @@
       </w:r>
       <w:r>
         <w:rPr>
+          <w:lang w:val="pt_PT" w:bidi="pt_PT"/>
+        </w:rPr>
+        <w:t>יְהוָ֣ה עִמָּ⁠כֶ֑ם</w:t>
+      </w:r>
+    </w:p>
+    <w:p>
+      <w:pPr/>
+      <w:r>
+        <w:rPr>
+          <w:lang w:val="pt_PT" w:bidi="pt_PT"/>
+        </w:rPr>
+      </w:r>
+      <w:r>
+        <w:rPr>
           <w:b/>
           <w:lang w:val="pt_PT" w:bidi="pt_PT"/>
         </w:rPr>
@@ -8511,6 +9575,20 @@
       </w:r>
       <w:r>
         <w:rPr>
+          <w:lang w:val="pt_PT" w:bidi="pt_PT"/>
+        </w:rPr>
+        <w:t>לְ⁠מִ֖י הַ⁠נַּעֲרָ֥ה הַ⁠זֹּֽאת</w:t>
+      </w:r>
+    </w:p>
+    <w:p>
+      <w:pPr/>
+      <w:r>
+        <w:rPr>
+          <w:lang w:val="pt_PT" w:bidi="pt_PT"/>
+        </w:rPr>
+      </w:r>
+      <w:r>
+        <w:rPr>
           <w:b/>
           <w:lang w:val="pt_PT" w:bidi="pt_PT"/>
         </w:rPr>
@@ -8594,6 +9672,20 @@
       </w:r>
       <w:r>
         <w:rPr>
+          <w:lang w:val="pt_PT" w:bidi="pt_PT"/>
+        </w:rPr>
+        <w:t>וַ⁠יַּ֗עַן &amp; וַ⁠יֹּאמַ֑ר</w:t>
+      </w:r>
+    </w:p>
+    <w:p>
+      <w:pPr/>
+      <w:r>
+        <w:rPr>
+          <w:lang w:val="pt_PT" w:bidi="pt_PT"/>
+        </w:rPr>
+      </w:r>
+      <w:r>
+        <w:rPr>
           <w:b/>
           <w:lang w:val="pt_PT" w:bidi="pt_PT"/>
         </w:rPr>
@@ -8677,6 +9769,20 @@
       </w:r>
       <w:r>
         <w:rPr>
+          <w:lang w:val="pt_PT" w:bidi="pt_PT"/>
+        </w:rPr>
+        <w:t>וַ⁠תֹּ֗אמֶר אֲלַקֳטָה־נָּא֙ וְ⁠אָסַפְתִּ֣י בָֽ⁠עֳמָרִ֔ים אַחֲרֵ֖י הַ⁠קּוֹצְרִ֑ים</w:t>
+      </w:r>
+    </w:p>
+    <w:p>
+      <w:pPr/>
+      <w:r>
+        <w:rPr>
+          <w:lang w:val="pt_PT" w:bidi="pt_PT"/>
+        </w:rPr>
+      </w:r>
+      <w:r>
+        <w:rPr>
           <w:b/>
           <w:lang w:val="pt_PT" w:bidi="pt_PT"/>
         </w:rPr>
@@ -8760,6 +9866,20 @@
       </w:r>
       <w:r>
         <w:rPr>
+          <w:lang w:val="pt_PT" w:bidi="pt_PT"/>
+        </w:rPr>
+        <w:t>אֲלַקֳטָה־נָּא֙ וְ⁠אָסַפְתִּ֣י</w:t>
+      </w:r>
+    </w:p>
+    <w:p>
+      <w:pPr/>
+      <w:r>
+        <w:rPr>
+          <w:lang w:val="pt_PT" w:bidi="pt_PT"/>
+        </w:rPr>
+      </w:r>
+      <w:r>
+        <w:rPr>
           <w:b/>
           <w:lang w:val="pt_PT" w:bidi="pt_PT"/>
         </w:rPr>
@@ -8919,6 +10039,20 @@
       </w:r>
       <w:r>
         <w:rPr>
+          <w:lang w:val="pt_PT" w:bidi="pt_PT"/>
+        </w:rPr>
+        <w:t>הֲ⁠ל֧וֹא שָׁמַ֣עַתְּ בִּתִּ֗⁠י</w:t>
+      </w:r>
+    </w:p>
+    <w:p>
+      <w:pPr/>
+      <w:r>
+        <w:rPr>
+          <w:lang w:val="pt_PT" w:bidi="pt_PT"/>
+        </w:rPr>
+      </w:r>
+      <w:r>
+        <w:rPr>
           <w:b/>
           <w:lang w:val="pt_PT" w:bidi="pt_PT"/>
         </w:rPr>
@@ -9002,6 +10136,20 @@
       </w:r>
       <w:r>
         <w:rPr>
+          <w:lang w:val="pt_PT" w:bidi="pt_PT"/>
+        </w:rPr>
+        <w:t>בִּתִּ֗⁠י</w:t>
+      </w:r>
+    </w:p>
+    <w:p>
+      <w:pPr/>
+      <w:r>
+        <w:rPr>
+          <w:lang w:val="pt_PT" w:bidi="pt_PT"/>
+        </w:rPr>
+      </w:r>
+      <w:r>
+        <w:rPr>
           <w:b/>
           <w:lang w:val="pt_PT" w:bidi="pt_PT"/>
         </w:rPr>
@@ -9098,6 +10246,20 @@
       </w:r>
       <w:r>
         <w:rPr>
+          <w:lang w:val="pt_PT" w:bidi="pt_PT"/>
+        </w:rPr>
+        <w:t>עֵינַ֜יִ⁠ךְ בַּ⁠שָּׂדֶ֤ה</w:t>
+      </w:r>
+    </w:p>
+    <w:p>
+      <w:pPr/>
+      <w:r>
+        <w:rPr>
+          <w:lang w:val="pt_PT" w:bidi="pt_PT"/>
+        </w:rPr>
+      </w:r>
+      <w:r>
+        <w:rPr>
           <w:b/>
           <w:lang w:val="pt_PT" w:bidi="pt_PT"/>
         </w:rPr>
@@ -9181,6 +10343,20 @@
       </w:r>
       <w:r>
         <w:rPr>
+          <w:lang w:val="pt_PT" w:bidi="pt_PT"/>
+        </w:rPr>
+        <w:t>אַחֲרֵי⁠הֶ֔ן</w:t>
+      </w:r>
+    </w:p>
+    <w:p>
+      <w:pPr/>
+      <w:r>
+        <w:rPr>
+          <w:lang w:val="pt_PT" w:bidi="pt_PT"/>
+        </w:rPr>
+      </w:r>
+      <w:r>
+        <w:rPr>
           <w:b/>
           <w:lang w:val="pt_PT" w:bidi="pt_PT"/>
         </w:rPr>
@@ -9277,6 +10453,20 @@
       </w:r>
       <w:r>
         <w:rPr>
+          <w:lang w:val="pt_PT" w:bidi="pt_PT"/>
+        </w:rPr>
+        <w:t>הֲ⁠ל֥וֹא צִוִּ֛יתִי אֶת־הַ⁠נְּעָרִ֖ים לְ⁠בִלְתִּ֣י נָגְעֵ֑⁠ךְ</w:t>
+      </w:r>
+    </w:p>
+    <w:p>
+      <w:pPr/>
+      <w:r>
+        <w:rPr>
+          <w:lang w:val="pt_PT" w:bidi="pt_PT"/>
+        </w:rPr>
+      </w:r>
+      <w:r>
+        <w:rPr>
           <w:b/>
           <w:lang w:val="pt_PT" w:bidi="pt_PT"/>
         </w:rPr>
@@ -9360,6 +10550,20 @@
       </w:r>
       <w:r>
         <w:rPr>
+          <w:lang w:val="pt_PT" w:bidi="pt_PT"/>
+        </w:rPr>
+        <w:t>אֶת־הַ⁠נְּעָרִ֖ים</w:t>
+      </w:r>
+    </w:p>
+    <w:p>
+      <w:pPr/>
+      <w:r>
+        <w:rPr>
+          <w:lang w:val="pt_PT" w:bidi="pt_PT"/>
+        </w:rPr>
+      </w:r>
+      <w:r>
+        <w:rPr>
           <w:b/>
           <w:lang w:val="pt_PT" w:bidi="pt_PT"/>
         </w:rPr>
@@ -9443,6 +10647,20 @@
       </w:r>
       <w:r>
         <w:rPr>
+          <w:lang w:val="pt_PT" w:bidi="pt_PT"/>
+        </w:rPr>
+        <w:t>לְ⁠בִלְתִּ֣י נָגְעֵ֑⁠ךְ</w:t>
+      </w:r>
+    </w:p>
+    <w:p>
+      <w:pPr/>
+      <w:r>
+        <w:rPr>
+          <w:lang w:val="pt_PT" w:bidi="pt_PT"/>
+        </w:rPr>
+      </w:r>
+      <w:r>
+        <w:rPr>
           <w:b/>
           <w:lang w:val="pt_PT" w:bidi="pt_PT"/>
         </w:rPr>
@@ -9589,6 +10807,20 @@
       </w:r>
       <w:r>
         <w:rPr>
+          <w:lang w:val="pt_PT" w:bidi="pt_PT"/>
+        </w:rPr>
+        <w:t>וַ⁠תִּפֹּל֙ עַל־פָּנֶ֔י⁠הָ וַ⁠תִּשְׁתַּ֖חוּ אָ֑רְצָ⁠ה</w:t>
+      </w:r>
+    </w:p>
+    <w:p>
+      <w:pPr/>
+      <w:r>
+        <w:rPr>
+          <w:lang w:val="pt_PT" w:bidi="pt_PT"/>
+        </w:rPr>
+      </w:r>
+      <w:r>
+        <w:rPr>
           <w:b/>
           <w:lang w:val="pt_PT" w:bidi="pt_PT"/>
         </w:rPr>
@@ -9672,6 +10904,20 @@
       </w:r>
       <w:r>
         <w:rPr>
+          <w:lang w:val="pt_PT" w:bidi="pt_PT"/>
+        </w:rPr>
+        <w:t>וַ⁠תִּפֹּל֙ עַל־פָּנֶ֔י⁠הָ וַ⁠תִּשְׁתַּ֖חוּ אָ֑רְצָ⁠ה</w:t>
+      </w:r>
+    </w:p>
+    <w:p>
+      <w:pPr/>
+      <w:r>
+        <w:rPr>
+          <w:lang w:val="pt_PT" w:bidi="pt_PT"/>
+        </w:rPr>
+      </w:r>
+      <w:r>
+        <w:rPr>
           <w:b/>
           <w:lang w:val="pt_PT" w:bidi="pt_PT"/>
         </w:rPr>
@@ -9755,6 +11001,20 @@
       </w:r>
       <w:r>
         <w:rPr>
+          <w:lang w:val="pt_PT" w:bidi="pt_PT"/>
+        </w:rPr>
+        <w:t>וַ⁠תִּפֹּל֙ עַל־פָּנֶ֔י⁠הָ וַ⁠תִּשְׁתַּ֖חוּ אָ֑רְצָ⁠ה</w:t>
+      </w:r>
+    </w:p>
+    <w:p>
+      <w:pPr/>
+      <w:r>
+        <w:rPr>
+          <w:lang w:val="pt_PT" w:bidi="pt_PT"/>
+        </w:rPr>
+      </w:r>
+      <w:r>
+        <w:rPr>
           <w:b/>
           <w:lang w:val="pt_PT" w:bidi="pt_PT"/>
         </w:rPr>
@@ -9838,6 +11098,20 @@
       </w:r>
       <w:r>
         <w:rPr>
+          <w:lang w:val="pt_PT" w:bidi="pt_PT"/>
+        </w:rPr>
+        <w:t>מַדּוּעַ֩ מָצָ֨אתִי חֵ֤ן בְּ⁠עֵינֶ֨י⁠ךָ֙ לְ⁠הַכִּירֵ֔⁠נִי וְ⁠אָּנֹכִ֖י נָכְרִיָּֽה</w:t>
+      </w:r>
+    </w:p>
+    <w:p>
+      <w:pPr/>
+      <w:r>
+        <w:rPr>
+          <w:lang w:val="pt_PT" w:bidi="pt_PT"/>
+        </w:rPr>
+      </w:r>
+      <w:r>
+        <w:rPr>
           <w:b/>
           <w:lang w:val="pt_PT" w:bidi="pt_PT"/>
         </w:rPr>
@@ -9921,6 +11195,20 @@
       </w:r>
       <w:r>
         <w:rPr>
+          <w:lang w:val="pt_PT" w:bidi="pt_PT"/>
+        </w:rPr>
+        <w:t>מָצָ֨אתִי חֵ֤ן בְּ⁠עֵינֶ֨י⁠ךָ֙</w:t>
+      </w:r>
+    </w:p>
+    <w:p>
+      <w:pPr/>
+      <w:r>
+        <w:rPr>
+          <w:lang w:val="pt_PT" w:bidi="pt_PT"/>
+        </w:rPr>
+      </w:r>
+      <w:r>
+        <w:rPr>
           <w:b/>
           <w:lang w:val="pt_PT" w:bidi="pt_PT"/>
         </w:rPr>
@@ -10113,6 +11401,20 @@
       </w:r>
       <w:r>
         <w:rPr>
+          <w:lang w:val="pt_PT" w:bidi="pt_PT"/>
+        </w:rPr>
+        <w:t>הֻגֵּ֨ד הֻגַּ֜ד</w:t>
+      </w:r>
+    </w:p>
+    <w:p>
+      <w:pPr/>
+      <w:r>
+        <w:rPr>
+          <w:lang w:val="pt_PT" w:bidi="pt_PT"/>
+        </w:rPr>
+      </w:r>
+      <w:r>
+        <w:rPr>
           <w:b/>
           <w:lang w:val="pt_PT" w:bidi="pt_PT"/>
         </w:rPr>
@@ -10209,6 +11511,20 @@
       </w:r>
       <w:r>
         <w:rPr>
+          <w:lang w:val="pt_PT" w:bidi="pt_PT"/>
+        </w:rPr>
+        <w:t>הֻגֵּ֨ד הֻגַּ֜ד לִ֗⁠י</w:t>
+      </w:r>
+    </w:p>
+    <w:p>
+      <w:pPr/>
+      <w:r>
+        <w:rPr>
+          <w:lang w:val="pt_PT" w:bidi="pt_PT"/>
+        </w:rPr>
+      </w:r>
+      <w:r>
+        <w:rPr>
           <w:b/>
           <w:lang w:val="pt_PT" w:bidi="pt_PT"/>
         </w:rPr>
@@ -10292,6 +11608,20 @@
       </w:r>
       <w:r>
         <w:rPr>
+          <w:lang w:val="pt_PT" w:bidi="pt_PT"/>
+        </w:rPr>
+        <w:t>וַ⁠תֵּ֣לְכִ֔י אֶל־עַ֕ם</w:t>
+      </w:r>
+    </w:p>
+    <w:p>
+      <w:pPr/>
+      <w:r>
+        <w:rPr>
+          <w:lang w:val="pt_PT" w:bidi="pt_PT"/>
+        </w:rPr>
+      </w:r>
+      <w:r>
+        <w:rPr>
           <w:b/>
           <w:lang w:val="pt_PT" w:bidi="pt_PT"/>
         </w:rPr>
@@ -10388,6 +11718,20 @@
       </w:r>
       <w:r>
         <w:rPr>
+          <w:lang w:val="pt_PT" w:bidi="pt_PT"/>
+        </w:rPr>
+        <w:t>תְּמ֥וֹל שִׁלְשֽׁוֹם</w:t>
+      </w:r>
+    </w:p>
+    <w:p>
+      <w:pPr/>
+      <w:r>
+        <w:rPr>
+          <w:lang w:val="pt_PT" w:bidi="pt_PT"/>
+        </w:rPr>
+      </w:r>
+      <w:r>
+        <w:rPr>
           <w:b/>
           <w:lang w:val="pt_PT" w:bidi="pt_PT"/>
         </w:rPr>
@@ -10471,6 +11815,20 @@
       </w:r>
       <w:r>
         <w:rPr>
+          <w:lang w:val="pt_PT" w:bidi="pt_PT"/>
+        </w:rPr>
+        <w:t>פָּעֳלֵ֑⁠ךְ</w:t>
+      </w:r>
+    </w:p>
+    <w:p>
+      <w:pPr/>
+      <w:r>
+        <w:rPr>
+          <w:lang w:val="pt_PT" w:bidi="pt_PT"/>
+        </w:rPr>
+      </w:r>
+      <w:r>
+        <w:rPr>
           <w:b/>
           <w:lang w:val="pt_PT" w:bidi="pt_PT"/>
         </w:rPr>
@@ -10554,6 +11912,20 @@
       </w:r>
       <w:r>
         <w:rPr>
+          <w:lang w:val="pt_PT" w:bidi="pt_PT"/>
+        </w:rPr>
+        <w:t>וּ⁠תְהִ֨י מַשְׂכֻּרְתֵּ֜⁠ךְ שְׁלֵמָ֗ה מֵ⁠עִ֤ם יְהוָה֙</w:t>
+      </w:r>
+    </w:p>
+    <w:p>
+      <w:pPr/>
+      <w:r>
+        <w:rPr>
+          <w:lang w:val="pt_PT" w:bidi="pt_PT"/>
+        </w:rPr>
+      </w:r>
+      <w:r>
+        <w:rPr>
           <w:b/>
           <w:lang w:val="pt_PT" w:bidi="pt_PT"/>
         </w:rPr>
@@ -10637,6 +12009,20 @@
       </w:r>
       <w:r>
         <w:rPr>
+          <w:lang w:val="pt_PT" w:bidi="pt_PT"/>
+        </w:rPr>
+        <w:t>אֲשֶׁר־בָּ֖את לַ⁠חֲס֥וֹת תַּֽחַת־כְּנָפָֽי⁠ו</w:t>
+      </w:r>
+    </w:p>
+    <w:p>
+      <w:pPr/>
+      <w:r>
+        <w:rPr>
+          <w:lang w:val="pt_PT" w:bidi="pt_PT"/>
+        </w:rPr>
+      </w:r>
+      <w:r>
+        <w:rPr>
           <w:b/>
           <w:lang w:val="pt_PT" w:bidi="pt_PT"/>
         </w:rPr>
@@ -10720,6 +12106,20 @@
       </w:r>
       <w:r>
         <w:rPr>
+          <w:lang w:val="pt_PT" w:bidi="pt_PT"/>
+        </w:rPr>
+        <w:t>אֶמְצָא־חֵ֨ן בְּ⁠עֵינֶ֤י⁠ךָ</w:t>
+      </w:r>
+    </w:p>
+    <w:p>
+      <w:pPr/>
+      <w:r>
+        <w:rPr>
+          <w:lang w:val="pt_PT" w:bidi="pt_PT"/>
+        </w:rPr>
+      </w:r>
+      <w:r>
+        <w:rPr>
           <w:b/>
           <w:lang w:val="pt_PT" w:bidi="pt_PT"/>
         </w:rPr>
@@ -10803,6 +12203,20 @@
       </w:r>
       <w:r>
         <w:rPr>
+          <w:lang w:val="pt_PT" w:bidi="pt_PT"/>
+        </w:rPr>
+        <w:t>אֲדֹנִ⁠י֙</w:t>
+      </w:r>
+    </w:p>
+    <w:p>
+      <w:pPr/>
+      <w:r>
+        <w:rPr>
+          <w:lang w:val="pt_PT" w:bidi="pt_PT"/>
+        </w:rPr>
+      </w:r>
+      <w:r>
+        <w:rPr>
           <w:b/>
           <w:lang w:val="pt_PT" w:bidi="pt_PT"/>
         </w:rPr>
@@ -10899,6 +12313,20 @@
       </w:r>
       <w:r>
         <w:rPr>
+          <w:lang w:val="pt_PT" w:bidi="pt_PT"/>
+        </w:rPr>
+        <w:t>עַל־לֵ֣ב שִׁפְחָתֶ֑⁠ךָ</w:t>
+      </w:r>
+    </w:p>
+    <w:p>
+      <w:pPr/>
+      <w:r>
+        <w:rPr>
+          <w:lang w:val="pt_PT" w:bidi="pt_PT"/>
+        </w:rPr>
+      </w:r>
+      <w:r>
+        <w:rPr>
           <w:b/>
           <w:lang w:val="pt_PT" w:bidi="pt_PT"/>
         </w:rPr>
@@ -10996,6 +12424,20 @@
       </w:r>
       <w:r>
         <w:rPr>
+          <w:lang w:val="pt_PT" w:bidi="pt_PT"/>
+        </w:rPr>
+        <w:t>עַל־לֵ֣ב</w:t>
+      </w:r>
+    </w:p>
+    <w:p>
+      <w:pPr/>
+      <w:r>
+        <w:rPr>
+          <w:lang w:val="pt_PT" w:bidi="pt_PT"/>
+        </w:rPr>
+      </w:r>
+      <w:r>
+        <w:rPr>
           <w:b/>
           <w:lang w:val="pt_PT" w:bidi="pt_PT"/>
         </w:rPr>
@@ -11106,6 +12548,20 @@
       </w:r>
       <w:r>
         <w:rPr>
+          <w:lang w:val="pt_PT" w:bidi="pt_PT"/>
+        </w:rPr>
+        <w:t>שִׁפְחָתֶ֑⁠ךָ</w:t>
+      </w:r>
+    </w:p>
+    <w:p>
+      <w:pPr/>
+      <w:r>
+        <w:rPr>
+          <w:lang w:val="pt_PT" w:bidi="pt_PT"/>
+        </w:rPr>
+      </w:r>
+      <w:r>
+        <w:rPr>
           <w:b/>
           <w:lang w:val="pt_PT" w:bidi="pt_PT"/>
         </w:rPr>
@@ -11202,6 +12658,20 @@
       </w:r>
       <w:r>
         <w:rPr>
+          <w:lang w:val="pt_PT" w:bidi="pt_PT"/>
+        </w:rPr>
+        <w:t>וְ⁠אָנֹכִי֙ לֹ֣א אֶֽהְיֶ֔ה כְּ⁠אַחַ֖ת שִׁפְחֹתֶֽי⁠ךָ</w:t>
+      </w:r>
+    </w:p>
+    <w:p>
+      <w:pPr/>
+      <w:r>
+        <w:rPr>
+          <w:lang w:val="pt_PT" w:bidi="pt_PT"/>
+        </w:rPr>
+      </w:r>
+      <w:r>
+        <w:rPr>
           <w:b/>
           <w:lang w:val="pt_PT" w:bidi="pt_PT"/>
         </w:rPr>
@@ -11362,6 +12832,20 @@
       </w:r>
       <w:r>
         <w:rPr>
+          <w:lang w:val="pt_PT" w:bidi="pt_PT"/>
+        </w:rPr>
+        <w:t>גֹּ֤שִֽׁי הֲלֹם֙ וְ⁠אָכַ֣לְתְּ מִן־הַ⁠לֶּ֔חֶם וְ⁠טָבַ֥לְתְּ פִּתֵּ֖⁠ךְ בַּ⁠חֹ֑מֶץ</w:t>
+      </w:r>
+    </w:p>
+    <w:p>
+      <w:pPr/>
+      <w:r>
+        <w:rPr>
+          <w:lang w:val="pt_PT" w:bidi="pt_PT"/>
+        </w:rPr>
+      </w:r>
+      <w:r>
+        <w:rPr>
           <w:b/>
           <w:lang w:val="pt_PT" w:bidi="pt_PT"/>
         </w:rPr>
@@ -11459,6 +12943,20 @@
       </w:r>
       <w:r>
         <w:rPr>
+          <w:lang w:val="pt_PT" w:bidi="pt_PT"/>
+        </w:rPr>
+        <w:t>וְ⁠אָכַ֣לְתְּ מִן־הַ⁠לֶּ֔חֶם וְ⁠טָבַ֥לְתְּ פִּתֵּ֖⁠ךְ בַּ⁠חֹ֑מֶץ</w:t>
+      </w:r>
+    </w:p>
+    <w:p>
+      <w:pPr/>
+      <w:r>
+        <w:rPr>
+          <w:lang w:val="pt_PT" w:bidi="pt_PT"/>
+        </w:rPr>
+      </w:r>
+      <w:r>
+        <w:rPr>
           <w:b/>
           <w:lang w:val="pt_PT" w:bidi="pt_PT"/>
         </w:rPr>
@@ -11556,6 +13054,20 @@
       </w:r>
       <w:r>
         <w:rPr>
+          <w:lang w:val="pt_PT" w:bidi="pt_PT"/>
+        </w:rPr>
+        <w:t>וְ⁠טָבַ֥לְתְּ פִּתֵּ֖⁠ךְ בַּ⁠חֹ֑מֶץ</w:t>
+      </w:r>
+    </w:p>
+    <w:p>
+      <w:pPr/>
+      <w:r>
+        <w:rPr>
+          <w:lang w:val="pt_PT" w:bidi="pt_PT"/>
+        </w:rPr>
+      </w:r>
+      <w:r>
+        <w:rPr>
           <w:b/>
           <w:lang w:val="pt_PT" w:bidi="pt_PT"/>
         </w:rPr>
@@ -11633,6 +13145,20 @@
       </w:r>
       <w:r>
         <w:rPr>
+          <w:lang w:val="pt_PT" w:bidi="pt_PT"/>
+        </w:rPr>
+        <w:t>וַ⁠יְצַו֩ בֹּ֨עַז אֶת־נְעָרָ֜י⁠ו</w:t>
+      </w:r>
+    </w:p>
+    <w:p>
+      <w:pPr/>
+      <w:r>
+        <w:rPr>
+          <w:lang w:val="pt_PT" w:bidi="pt_PT"/>
+        </w:rPr>
+      </w:r>
+      <w:r>
+        <w:rPr>
           <w:b/>
           <w:lang w:val="pt_PT" w:bidi="pt_PT"/>
         </w:rPr>
@@ -11730,6 +13256,20 @@
       </w:r>
       <w:r>
         <w:rPr>
+          <w:lang w:val="pt_PT" w:bidi="pt_PT"/>
+        </w:rPr>
+        <w:t>גַּ֣ם בֵּ֧ין הָֽ⁠עֳמָרִ֛ים</w:t>
+      </w:r>
+    </w:p>
+    <w:p>
+      <w:pPr/>
+      <w:r>
+        <w:rPr>
+          <w:lang w:val="pt_PT" w:bidi="pt_PT"/>
+        </w:rPr>
+      </w:r>
+      <w:r>
+        <w:rPr>
           <w:b/>
           <w:lang w:val="pt_PT" w:bidi="pt_PT"/>
         </w:rPr>
@@ -11806,6 +13346,20 @@
       </w:r>
       <w:r>
         <w:rPr>
+          <w:lang w:val="pt_PT" w:bidi="pt_PT"/>
+        </w:rPr>
+        <w:t>וְ⁠לֹ֥א תַכְלִימֽוּ⁠הָ</w:t>
+      </w:r>
+    </w:p>
+    <w:p>
+      <w:pPr/>
+      <w:r>
+        <w:rPr>
+          <w:lang w:val="pt_PT" w:bidi="pt_PT"/>
+        </w:rPr>
+      </w:r>
+      <w:r>
+        <w:rPr>
           <w:b/>
           <w:lang w:val="pt_PT" w:bidi="pt_PT"/>
         </w:rPr>
@@ -11903,6 +13457,20 @@
       </w:r>
       <w:r>
         <w:rPr>
+          <w:lang w:val="pt_PT" w:bidi="pt_PT"/>
+        </w:rPr>
+        <w:t>וְ⁠גַ֛ם</w:t>
+      </w:r>
+    </w:p>
+    <w:p>
+      <w:pPr/>
+      <w:r>
+        <w:rPr>
+          <w:lang w:val="pt_PT" w:bidi="pt_PT"/>
+        </w:rPr>
+      </w:r>
+      <w:r>
+        <w:rPr>
           <w:b/>
           <w:lang w:val="pt_PT" w:bidi="pt_PT"/>
         </w:rPr>
@@ -12029,6 +13597,20 @@
       </w:r>
       <w:r>
         <w:rPr>
+          <w:lang w:val="pt_PT" w:bidi="pt_PT"/>
+        </w:rPr>
+        <w:t>וַ⁠תַּחְבֹּט֙</w:t>
+      </w:r>
+    </w:p>
+    <w:p>
+      <w:pPr/>
+      <w:r>
+        <w:rPr>
+          <w:lang w:val="pt_PT" w:bidi="pt_PT"/>
+        </w:rPr>
+      </w:r>
+      <w:r>
+        <w:rPr>
           <w:b/>
           <w:lang w:val="pt_PT" w:bidi="pt_PT"/>
         </w:rPr>
@@ -12106,6 +13688,20 @@
       </w:r>
       <w:r>
         <w:rPr>
+          <w:lang w:val="pt_PT" w:bidi="pt_PT"/>
+        </w:rPr>
+        <w:t>כְּ⁠אֵיפָ֥ה</w:t>
+      </w:r>
+    </w:p>
+    <w:p>
+      <w:pPr/>
+      <w:r>
+        <w:rPr>
+          <w:lang w:val="pt_PT" w:bidi="pt_PT"/>
+        </w:rPr>
+      </w:r>
+      <w:r>
+        <w:rPr>
           <w:b/>
           <w:lang w:val="pt_PT" w:bidi="pt_PT"/>
         </w:rPr>
@@ -12203,6 +13799,20 @@
       </w:r>
       <w:r>
         <w:rPr>
+          <w:lang w:val="pt_PT" w:bidi="pt_PT"/>
+        </w:rPr>
+        <w:t>וַ⁠תִּשָּׂא֙ וַ⁠תָּב֣וֹא הָ⁠עִ֔יר</w:t>
+      </w:r>
+    </w:p>
+    <w:p>
+      <w:pPr/>
+      <w:r>
+        <w:rPr>
+          <w:lang w:val="pt_PT" w:bidi="pt_PT"/>
+        </w:rPr>
+      </w:r>
+      <w:r>
+        <w:rPr>
           <w:b/>
           <w:lang w:val="pt_PT" w:bidi="pt_PT"/>
         </w:rPr>
@@ -12300,6 +13910,20 @@
       </w:r>
       <w:r>
         <w:rPr>
+          <w:lang w:val="pt_PT" w:bidi="pt_PT"/>
+        </w:rPr>
+        <w:t>אֵיפֹ֨ה לִקַּ֤טְתְּ הַ⁠יּוֹם֙ וְ⁠אָ֣נָה עָשִׂ֔ית</w:t>
+      </w:r>
+    </w:p>
+    <w:p>
+      <w:pPr/>
+      <w:r>
+        <w:rPr>
+          <w:lang w:val="pt_PT" w:bidi="pt_PT"/>
+        </w:rPr>
+      </w:r>
+      <w:r>
+        <w:rPr>
           <w:b/>
           <w:lang w:val="pt_PT" w:bidi="pt_PT"/>
         </w:rPr>
@@ -12397,6 +14021,20 @@
       </w:r>
       <w:r>
         <w:rPr>
+          <w:lang w:val="pt_PT" w:bidi="pt_PT"/>
+        </w:rPr>
+        <w:t>יְהִ֥י מַכִּירֵ֖⁠ךְ בָּר֑וּךְ</w:t>
+      </w:r>
+    </w:p>
+    <w:p>
+      <w:pPr/>
+      <w:r>
+        <w:rPr>
+          <w:lang w:val="pt_PT" w:bidi="pt_PT"/>
+        </w:rPr>
+      </w:r>
+      <w:r>
+        <w:rPr>
           <w:b/>
           <w:lang w:val="pt_PT" w:bidi="pt_PT"/>
         </w:rPr>
@@ -12494,6 +14132,20 @@
       </w:r>
       <w:r>
         <w:rPr>
+          <w:lang w:val="pt_PT" w:bidi="pt_PT"/>
+        </w:rPr>
+        <w:t>יְהִ֥י מַכִּירֵ֖⁠ךְ בָּר֑וּךְ</w:t>
+      </w:r>
+    </w:p>
+    <w:p>
+      <w:pPr/>
+      <w:r>
+        <w:rPr>
+          <w:lang w:val="pt_PT" w:bidi="pt_PT"/>
+        </w:rPr>
+      </w:r>
+      <w:r>
+        <w:rPr>
           <w:b/>
           <w:lang w:val="pt_PT" w:bidi="pt_PT"/>
         </w:rPr>
@@ -12591,6 +14243,20 @@
       </w:r>
       <w:r>
         <w:rPr>
+          <w:lang w:val="pt_PT" w:bidi="pt_PT"/>
+        </w:rPr>
+        <w:t>מַכִּירֵ֖⁠ךְ</w:t>
+      </w:r>
+    </w:p>
+    <w:p>
+      <w:pPr/>
+      <w:r>
+        <w:rPr>
+          <w:lang w:val="pt_PT" w:bidi="pt_PT"/>
+        </w:rPr>
+      </w:r>
+      <w:r>
+        <w:rPr>
           <w:b/>
           <w:lang w:val="pt_PT" w:bidi="pt_PT"/>
         </w:rPr>
@@ -12688,6 +14354,20 @@
       </w:r>
       <w:r>
         <w:rPr>
+          <w:lang w:val="pt_PT" w:bidi="pt_PT"/>
+        </w:rPr>
+        <w:t>וַ⁠תַּגֵּ֣ד לַ⁠חֲמוֹתָ֗⁠הּ אֵ֤ת אֲשֶׁר־עָשְׂתָה֙ עִמּ֔⁠וֹ וַ⁠תֹּ֗אמֶר שֵׁ֤ם הָ⁠אִישׁ֙ אֲשֶׁ֨ר עָשִׂ֧יתִי עִמּ֛⁠וֹ הַ⁠יּ֖וֹם בֹּֽעַז</w:t>
+      </w:r>
+    </w:p>
+    <w:p>
+      <w:pPr/>
+      <w:r>
+        <w:rPr>
+          <w:lang w:val="pt_PT" w:bidi="pt_PT"/>
+        </w:rPr>
+      </w:r>
+      <w:r>
+        <w:rPr>
           <w:b/>
           <w:lang w:val="pt_PT" w:bidi="pt_PT"/>
         </w:rPr>
@@ -12785,6 +14465,20 @@
       </w:r>
       <w:r>
         <w:rPr>
+          <w:lang w:val="pt_PT" w:bidi="pt_PT"/>
+        </w:rPr>
+        <w:t>בָּר֥וּךְ הוּא֙ לַ⁠יהוָ֔ה</w:t>
+      </w:r>
+    </w:p>
+    <w:p>
+      <w:pPr/>
+      <w:r>
+        <w:rPr>
+          <w:lang w:val="pt_PT" w:bidi="pt_PT"/>
+        </w:rPr>
+      </w:r>
+      <w:r>
+        <w:rPr>
           <w:b/>
           <w:lang w:val="pt_PT" w:bidi="pt_PT"/>
         </w:rPr>
@@ -12882,6 +14576,20 @@
       </w:r>
       <w:r>
         <w:rPr>
+          <w:lang w:val="pt_PT" w:bidi="pt_PT"/>
+        </w:rPr>
+        <w:t>בָּר֥וּךְ הוּא֙ לַ⁠יהוָ֔ה</w:t>
+      </w:r>
+    </w:p>
+    <w:p>
+      <w:pPr/>
+      <w:r>
+        <w:rPr>
+          <w:lang w:val="pt_PT" w:bidi="pt_PT"/>
+        </w:rPr>
+      </w:r>
+      <w:r>
+        <w:rPr>
           <w:b/>
           <w:lang w:val="pt_PT" w:bidi="pt_PT"/>
         </w:rPr>
@@ -12979,6 +14687,20 @@
       </w:r>
       <w:r>
         <w:rPr>
+          <w:lang w:val="pt_PT" w:bidi="pt_PT"/>
+        </w:rPr>
+        <w:t>אֲשֶׁר֙ לֹא־עָזַ֣ב</w:t>
+      </w:r>
+    </w:p>
+    <w:p>
+      <w:pPr/>
+      <w:r>
+        <w:rPr>
+          <w:lang w:val="pt_PT" w:bidi="pt_PT"/>
+        </w:rPr>
+      </w:r>
+      <w:r>
+        <w:rPr>
           <w:b/>
           <w:lang w:val="pt_PT" w:bidi="pt_PT"/>
         </w:rPr>
@@ -13062,6 +14784,20 @@
       </w:r>
       <w:r>
         <w:rPr>
+          <w:lang w:val="pt_PT" w:bidi="pt_PT"/>
+        </w:rPr>
+        <w:t>אֲשֶׁר֙ לֹא־עָזַ֣ב</w:t>
+      </w:r>
+    </w:p>
+    <w:p>
+      <w:pPr/>
+      <w:r>
+        <w:rPr>
+          <w:lang w:val="pt_PT" w:bidi="pt_PT"/>
+        </w:rPr>
+      </w:r>
+      <w:r>
+        <w:rPr>
           <w:b/>
           <w:lang w:val="pt_PT" w:bidi="pt_PT"/>
         </w:rPr>
@@ -13158,6 +14894,20 @@
       </w:r>
       <w:r>
         <w:rPr>
+          <w:lang w:val="pt_PT" w:bidi="pt_PT"/>
+        </w:rPr>
+        <w:t>אֶת־הַ⁠חַיִּ֖ים</w:t>
+      </w:r>
+    </w:p>
+    <w:p>
+      <w:pPr/>
+      <w:r>
+        <w:rPr>
+          <w:lang w:val="pt_PT" w:bidi="pt_PT"/>
+        </w:rPr>
+      </w:r>
+      <w:r>
+        <w:rPr>
           <w:b/>
           <w:lang w:val="pt_PT" w:bidi="pt_PT"/>
         </w:rPr>
@@ -13254,6 +15004,20 @@
       </w:r>
       <w:r>
         <w:rPr>
+          <w:lang w:val="pt_PT" w:bidi="pt_PT"/>
+        </w:rPr>
+        <w:t>וְ⁠אֶת־הַ⁠מֵּתִ֑ים</w:t>
+      </w:r>
+    </w:p>
+    <w:p>
+      <w:pPr/>
+      <w:r>
+        <w:rPr>
+          <w:lang w:val="pt_PT" w:bidi="pt_PT"/>
+        </w:rPr>
+      </w:r>
+      <w:r>
+        <w:rPr>
           <w:b/>
           <w:lang w:val="pt_PT" w:bidi="pt_PT"/>
         </w:rPr>
@@ -13350,6 +15114,20 @@
       </w:r>
       <w:r>
         <w:rPr>
+          <w:lang w:val="pt_PT" w:bidi="pt_PT"/>
+        </w:rPr>
+        <w:t>קָר֥וֹב לָ֨⁠נוּ֙ הָ⁠אִ֔ישׁ מִֽ⁠גֹּאֲלֵ֖⁠נוּ הֽוּא</w:t>
+      </w:r>
+    </w:p>
+    <w:p>
+      <w:pPr/>
+      <w:r>
+        <w:rPr>
+          <w:lang w:val="pt_PT" w:bidi="pt_PT"/>
+        </w:rPr>
+      </w:r>
+      <w:r>
+        <w:rPr>
           <w:b/>
           <w:lang w:val="pt_PT" w:bidi="pt_PT"/>
         </w:rPr>
@@ -13447,6 +15225,20 @@
       </w:r>
       <w:r>
         <w:rPr>
+          <w:lang w:val="pt_PT" w:bidi="pt_PT"/>
+        </w:rPr>
+        <w:t>מִֽ⁠גֹּאֲלֵ֖⁠נוּ</w:t>
+      </w:r>
+    </w:p>
+    <w:p>
+      <w:pPr/>
+      <w:r>
+        <w:rPr>
+          <w:lang w:val="pt_PT" w:bidi="pt_PT"/>
+        </w:rPr>
+      </w:r>
+      <w:r>
+        <w:rPr>
           <w:b/>
           <w:lang w:val="pt_PT" w:bidi="pt_PT"/>
         </w:rPr>
@@ -13523,6 +15315,20 @@
       </w:r>
       <w:r>
         <w:rPr>
+          <w:lang w:val="pt_PT" w:bidi="pt_PT"/>
+        </w:rPr>
+        <w:t>גַּ֣ם ׀ כִּי־אָמַ֣ר אֵלַ֗⁠י</w:t>
+      </w:r>
+    </w:p>
+    <w:p>
+      <w:pPr/>
+      <w:r>
+        <w:rPr>
+          <w:lang w:val="pt_PT" w:bidi="pt_PT"/>
+        </w:rPr>
+      </w:r>
+      <w:r>
+        <w:rPr>
           <w:b/>
           <w:lang w:val="pt_PT" w:bidi="pt_PT"/>
         </w:rPr>
@@ -13620,6 +15426,20 @@
       </w:r>
       <w:r>
         <w:rPr>
+          <w:lang w:val="pt_PT" w:bidi="pt_PT"/>
+        </w:rPr>
+        <w:t>אָמַ֣ר אֵלַ֗⁠י עִם־הַ⁠נְּעָרִ֤ים אֲשֶׁר־לִ⁠י֙ תִּדְבָּקִ֔י⁠ן עַ֣ד אִם־כִּלּ֔וּ אֵ֥ת כָּל־הַ⁠קָּצִ֖יר אֲשֶׁר־לִֽ⁠י</w:t>
+      </w:r>
+    </w:p>
+    <w:p>
+      <w:pPr/>
+      <w:r>
+        <w:rPr>
+          <w:lang w:val="pt_PT" w:bidi="pt_PT"/>
+        </w:rPr>
+      </w:r>
+      <w:r>
+        <w:rPr>
           <w:b/>
           <w:lang w:val="pt_PT" w:bidi="pt_PT"/>
         </w:rPr>
@@ -13717,6 +15537,20 @@
       </w:r>
       <w:r>
         <w:rPr>
+          <w:lang w:val="pt_PT" w:bidi="pt_PT"/>
+        </w:rPr>
+        <w:t>עִם־הַ⁠נְּעָרִ֤ים אֲשֶׁר־לִ⁠י֙ תִּדְבָּקִ֔י⁠ן</w:t>
+      </w:r>
+    </w:p>
+    <w:p>
+      <w:pPr/>
+      <w:r>
+        <w:rPr>
+          <w:lang w:val="pt_PT" w:bidi="pt_PT"/>
+        </w:rPr>
+      </w:r>
+      <w:r>
+        <w:rPr>
           <w:b/>
           <w:lang w:val="pt_PT" w:bidi="pt_PT"/>
         </w:rPr>
@@ -13870,6 +15704,20 @@
       </w:r>
       <w:r>
         <w:rPr>
+          <w:lang w:val="pt_PT" w:bidi="pt_PT"/>
+        </w:rPr>
+        <w:t>וְ⁠לֹ֥א יִפְגְּעוּ־בָ֖⁠ךְ</w:t>
+      </w:r>
+    </w:p>
+    <w:p>
+      <w:pPr/>
+      <w:r>
+        <w:rPr>
+          <w:lang w:val="pt_PT" w:bidi="pt_PT"/>
+        </w:rPr>
+      </w:r>
+      <w:r>
+        <w:rPr>
           <w:b/>
           <w:lang w:val="pt_PT" w:bidi="pt_PT"/>
         </w:rPr>
@@ -13993,6 +15841,20 @@
       </w:r>
       <w:r>
         <w:rPr>
+          <w:lang w:val="pt_PT" w:bidi="pt_PT"/>
+        </w:rPr>
+        <w:t>וַ⁠תִּדְבַּ֞ק</w:t>
+      </w:r>
+    </w:p>
+    <w:p>
+      <w:pPr/>
+      <w:r>
+        <w:rPr>
+          <w:lang w:val="pt_PT" w:bidi="pt_PT"/>
+        </w:rPr>
+      </w:r>
+      <w:r>
+        <w:rPr>
           <w:b/>
           <w:lang w:val="pt_PT" w:bidi="pt_PT"/>
         </w:rPr>
@@ -14103,6 +15965,20 @@
       </w:r>
       <w:r>
         <w:rPr>
+          <w:lang w:val="pt_PT" w:bidi="pt_PT"/>
+        </w:rPr>
+        <w:t>עַד־כְּל֥וֹת קְצִֽיר־הַ⁠שְּׂעֹרִ֖ים וּ⁠קְצִ֣יר הַֽ⁠חִטִּ֑ים</w:t>
+      </w:r>
+    </w:p>
+    <w:p>
+      <w:pPr/>
+      <w:r>
+        <w:rPr>
+          <w:lang w:val="pt_PT" w:bidi="pt_PT"/>
+        </w:rPr>
+      </w:r>
+      <w:r>
+        <w:rPr>
           <w:b/>
           <w:lang w:val="pt_PT" w:bidi="pt_PT"/>
         </w:rPr>
@@ -14319,6 +16195,20 @@
       </w:r>
       <w:r>
         <w:rPr>
+          <w:lang w:val="pt_PT" w:bidi="pt_PT"/>
+        </w:rPr>
+        <w:t>וַ⁠תֹּ֥אמֶר לָ֖⁠הּ נָעֳמִ֣י חֲמוֹתָ֑⁠הּ</w:t>
+      </w:r>
+    </w:p>
+    <w:p>
+      <w:pPr/>
+      <w:r>
+        <w:rPr>
+          <w:lang w:val="pt_PT" w:bidi="pt_PT"/>
+        </w:rPr>
+      </w:r>
+      <w:r>
+        <w:rPr>
           <w:b/>
           <w:lang w:val="pt_PT" w:bidi="pt_PT"/>
         </w:rPr>
@@ -14538,6 +16428,20 @@
       </w:r>
       <w:r>
         <w:rPr>
+          <w:lang w:val="pt_PT" w:bidi="pt_PT"/>
+        </w:rPr>
+        <w:t>נָעֳמִ֣י חֲמוֹתָ֑⁠הּ</w:t>
+      </w:r>
+    </w:p>
+    <w:p>
+      <w:pPr/>
+      <w:r>
+        <w:rPr>
+          <w:lang w:val="pt_PT" w:bidi="pt_PT"/>
+        </w:rPr>
+      </w:r>
+      <w:r>
+        <w:rPr>
           <w:b/>
           <w:lang w:val="pt_PT" w:bidi="pt_PT"/>
         </w:rPr>
@@ -14647,6 +16551,20 @@
       </w:r>
       <w:r>
         <w:rPr>
+          <w:lang w:val="pt_PT" w:bidi="pt_PT"/>
+        </w:rPr>
+        <w:t>חֲמוֹתָ֑⁠הּ</w:t>
+      </w:r>
+    </w:p>
+    <w:p>
+      <w:pPr/>
+      <w:r>
+        <w:rPr>
+          <w:lang w:val="pt_PT" w:bidi="pt_PT"/>
+        </w:rPr>
+      </w:r>
+      <w:r>
+        <w:rPr>
           <w:b/>
           <w:lang w:val="pt_PT" w:bidi="pt_PT"/>
         </w:rPr>
@@ -14743,6 +16661,20 @@
       </w:r>
       <w:r>
         <w:rPr>
+          <w:lang w:val="pt_PT" w:bidi="pt_PT"/>
+        </w:rPr>
+        <w:t>בִּתִּ֞⁠י</w:t>
+      </w:r>
+    </w:p>
+    <w:p>
+      <w:pPr/>
+      <w:r>
+        <w:rPr>
+          <w:lang w:val="pt_PT" w:bidi="pt_PT"/>
+        </w:rPr>
+      </w:r>
+      <w:r>
+        <w:rPr>
           <w:b/>
           <w:lang w:val="pt_PT" w:bidi="pt_PT"/>
         </w:rPr>
@@ -14839,6 +16771,20 @@
       </w:r>
       <w:r>
         <w:rPr>
+          <w:lang w:val="pt_PT" w:bidi="pt_PT"/>
+        </w:rPr>
+        <w:t>הֲ⁠לֹ֧א אֲבַקֶּשׁ־לָ֛⁠ךְ מָנ֖וֹחַ אֲשֶׁ֥ר יִֽיטַב־לָֽ⁠ךְ</w:t>
+      </w:r>
+    </w:p>
+    <w:p>
+      <w:pPr/>
+      <w:r>
+        <w:rPr>
+          <w:lang w:val="pt_PT" w:bidi="pt_PT"/>
+        </w:rPr>
+      </w:r>
+      <w:r>
+        <w:rPr>
           <w:b/>
           <w:lang w:val="pt_PT" w:bidi="pt_PT"/>
         </w:rPr>
@@ -14936,6 +16882,20 @@
       </w:r>
       <w:r>
         <w:rPr>
+          <w:lang w:val="pt_PT" w:bidi="pt_PT"/>
+        </w:rPr>
+        <w:t>מָנ֖וֹחַ</w:t>
+      </w:r>
+    </w:p>
+    <w:p>
+      <w:pPr/>
+      <w:r>
+        <w:rPr>
+          <w:lang w:val="pt_PT" w:bidi="pt_PT"/>
+        </w:rPr>
+      </w:r>
+      <w:r>
+        <w:rPr>
           <w:b/>
           <w:lang w:val="pt_PT" w:bidi="pt_PT"/>
         </w:rPr>
@@ -15028,6 +16988,20 @@
         <w:rPr>
           <w:lang w:val="pt_PT" w:bidi="pt_PT"/>
         </w:rPr>
+      </w:r>
+    </w:p>
+    <w:p>
+      <w:pPr/>
+      <w:r>
+        <w:rPr>
+          <w:lang w:val="pt_PT" w:bidi="pt_PT"/>
+        </w:rPr>
+      </w:r>
+      <w:r>
+        <w:rPr>
+          <w:lang w:val="pt_PT" w:bidi="pt_PT"/>
+        </w:rPr>
+        <w:t>וְ⁠עַתָּ֗ה</w:t>
       </w:r>
     </w:p>
     <w:p>
@@ -15158,6 +17132,20 @@
       </w:r>
       <w:r>
         <w:rPr>
+          <w:lang w:val="pt_PT" w:bidi="pt_PT"/>
+        </w:rPr>
+        <w:t>הֲ⁠לֹ֥א בֹ֨עַז֙ מֹֽדַעְתָּ֔⁠נוּ אֲשֶׁ֥ר הָיִ֖ית אֶת־נַעֲרוֹתָ֑י⁠ו</w:t>
+      </w:r>
+    </w:p>
+    <w:p>
+      <w:pPr/>
+      <w:r>
+        <w:rPr>
+          <w:lang w:val="pt_PT" w:bidi="pt_PT"/>
+        </w:rPr>
+      </w:r>
+      <w:r>
+        <w:rPr>
           <w:b/>
           <w:lang w:val="pt_PT" w:bidi="pt_PT"/>
         </w:rPr>
@@ -15273,6 +17261,20 @@
       </w:r>
       <w:r>
         <w:rPr>
+          <w:lang w:val="pt_PT" w:bidi="pt_PT"/>
+        </w:rPr>
+        <w:t>אֲשֶׁ֥ר הָיִ֖ית אֶת־נַעֲרוֹתָ֑י⁠ו</w:t>
+      </w:r>
+    </w:p>
+    <w:p>
+      <w:pPr/>
+      <w:r>
+        <w:rPr>
+          <w:lang w:val="pt_PT" w:bidi="pt_PT"/>
+        </w:rPr>
+      </w:r>
+      <w:r>
+        <w:rPr>
           <w:b/>
           <w:lang w:val="pt_PT" w:bidi="pt_PT"/>
         </w:rPr>
@@ -15370,6 +17372,20 @@
       </w:r>
       <w:r>
         <w:rPr>
+          <w:lang w:val="pt_PT" w:bidi="pt_PT"/>
+        </w:rPr>
+        <w:t>הִנֵּה</w:t>
+      </w:r>
+    </w:p>
+    <w:p>
+      <w:pPr/>
+      <w:r>
+        <w:rPr>
+          <w:lang w:val="pt_PT" w:bidi="pt_PT"/>
+        </w:rPr>
+      </w:r>
+      <w:r>
+        <w:rPr>
           <w:b/>
           <w:lang w:val="pt_PT" w:bidi="pt_PT"/>
         </w:rPr>
@@ -15529,6 +17545,20 @@
       </w:r>
       <w:r>
         <w:rPr>
+          <w:lang w:val="pt_PT" w:bidi="pt_PT"/>
+        </w:rPr>
+        <w:t>וְיָרַ֣דְתְּ הַ⁠גֹּ֑רֶן</w:t>
+      </w:r>
+    </w:p>
+    <w:p>
+      <w:pPr/>
+      <w:r>
+        <w:rPr>
+          <w:lang w:val="pt_PT" w:bidi="pt_PT"/>
+        </w:rPr>
+      </w:r>
+      <w:r>
+        <w:rPr>
           <w:b/>
           <w:lang w:val="pt_PT" w:bidi="pt_PT"/>
         </w:rPr>
@@ -15652,6 +17682,20 @@
       </w:r>
       <w:r>
         <w:rPr>
+          <w:lang w:val="pt_PT" w:bidi="pt_PT"/>
+        </w:rPr>
+        <w:t>לֶ⁠אֱכֹ֥ל וְ⁠לִ⁠שְׁתּֽוֹת</w:t>
+      </w:r>
+    </w:p>
+    <w:p>
+      <w:pPr/>
+      <w:r>
+        <w:rPr>
+          <w:lang w:val="pt_PT" w:bidi="pt_PT"/>
+        </w:rPr>
+      </w:r>
+      <w:r>
+        <w:rPr>
           <w:b/>
           <w:lang w:val="pt_PT" w:bidi="pt_PT"/>
         </w:rPr>
@@ -15715,6 +17759,20 @@
       </w:r>
       <w:r>
         <w:rPr>
+          <w:lang w:val="pt_PT" w:bidi="pt_PT"/>
+        </w:rPr>
+        <w:t>וִ⁠יהִ֣י</w:t>
+      </w:r>
+    </w:p>
+    <w:p>
+      <w:pPr/>
+      <w:r>
+        <w:rPr>
+          <w:lang w:val="pt_PT" w:bidi="pt_PT"/>
+        </w:rPr>
+      </w:r>
+      <w:r>
+        <w:rPr>
           <w:b/>
           <w:lang w:val="pt_PT" w:bidi="pt_PT"/>
         </w:rPr>
@@ -15824,6 +17882,20 @@
       </w:r>
       <w:r>
         <w:rPr>
+          <w:lang w:val="pt_PT" w:bidi="pt_PT"/>
+        </w:rPr>
+        <w:t>וְ⁠גִלִּ֥ית מַרְגְּלֹתָ֖י⁠ו</w:t>
+      </w:r>
+    </w:p>
+    <w:p>
+      <w:pPr/>
+      <w:r>
+        <w:rPr>
+          <w:lang w:val="pt_PT" w:bidi="pt_PT"/>
+        </w:rPr>
+      </w:r>
+      <w:r>
+        <w:rPr>
           <w:b/>
           <w:lang w:val="pt_PT" w:bidi="pt_PT"/>
         </w:rPr>
@@ -15947,6 +18019,20 @@
       </w:r>
       <w:r>
         <w:rPr>
+          <w:lang w:val="pt_PT" w:bidi="pt_PT"/>
+        </w:rPr>
+        <w:t>מַרְגְּלֹתָ֖י⁠ו</w:t>
+      </w:r>
+    </w:p>
+    <w:p>
+      <w:pPr/>
+      <w:r>
+        <w:rPr>
+          <w:lang w:val="pt_PT" w:bidi="pt_PT"/>
+        </w:rPr>
+      </w:r>
+      <w:r>
+        <w:rPr>
           <w:b/>
           <w:lang w:val="pt_PT" w:bidi="pt_PT"/>
         </w:rPr>
@@ -16043,6 +18129,20 @@
       </w:r>
       <w:r>
         <w:rPr>
+          <w:lang w:val="pt_PT" w:bidi="pt_PT"/>
+        </w:rPr>
+        <w:t>וְ⁠הוּא֙ יַגִּ֣יד לָ֔⁠ךְ אֵ֖ת אֲשֶׁ֥ר תַּעַשִֽׂי⁠ן</w:t>
+      </w:r>
+    </w:p>
+    <w:p>
+      <w:pPr/>
+      <w:r>
+        <w:rPr>
+          <w:lang w:val="pt_PT" w:bidi="pt_PT"/>
+        </w:rPr>
+      </w:r>
+      <w:r>
+        <w:rPr>
           <w:b/>
           <w:lang w:val="pt_PT" w:bidi="pt_PT"/>
         </w:rPr>
@@ -16120,6 +18220,20 @@
       </w:r>
       <w:r>
         <w:rPr>
+          <w:lang w:val="pt_PT" w:bidi="pt_PT"/>
+        </w:rPr>
+        <w:t>וְ⁠הוּא֙ יַגִּ֣יד</w:t>
+      </w:r>
+    </w:p>
+    <w:p>
+      <w:pPr/>
+      <w:r>
+        <w:rPr>
+          <w:lang w:val="pt_PT" w:bidi="pt_PT"/>
+        </w:rPr>
+      </w:r>
+      <w:r>
+        <w:rPr>
           <w:b/>
           <w:lang w:val="pt_PT" w:bidi="pt_PT"/>
         </w:rPr>
@@ -16199,6 +18313,20 @@
         <w:rPr>
           <w:lang w:val="pt_PT" w:bidi="pt_PT"/>
         </w:rPr>
+      </w:r>
+    </w:p>
+    <w:p>
+      <w:pPr/>
+      <w:r>
+        <w:rPr>
+          <w:lang w:val="pt_PT" w:bidi="pt_PT"/>
+        </w:rPr>
+      </w:r>
+      <w:r>
+        <w:rPr>
+          <w:lang w:val="pt_PT" w:bidi="pt_PT"/>
+        </w:rPr>
+        <w:t>וַ⁠תַּ֕עַשׂ כְּ⁠כֹ֥ל אֲשֶׁר־צִוַּ֖תָּ⁠ה חֲמוֹתָֽ⁠הּ</w:t>
       </w:r>
     </w:p>
     <w:p>
@@ -16392,6 +18520,20 @@
       </w:r>
       <w:r>
         <w:rPr>
+          <w:lang w:val="pt_PT" w:bidi="pt_PT"/>
+        </w:rPr>
+        <w:t>וַ⁠יִּיטַ֣ב לִבּ֔⁠וֹ</w:t>
+      </w:r>
+    </w:p>
+    <w:p>
+      <w:pPr/>
+      <w:r>
+        <w:rPr>
+          <w:lang w:val="pt_PT" w:bidi="pt_PT"/>
+        </w:rPr>
+      </w:r>
+      <w:r>
+        <w:rPr>
           <w:b/>
           <w:lang w:val="pt_PT" w:bidi="pt_PT"/>
         </w:rPr>
@@ -16692,6 +18834,20 @@
       </w:r>
       <w:r>
         <w:rPr>
+          <w:lang w:val="pt_PT" w:bidi="pt_PT"/>
+        </w:rPr>
+        <w:t>וַ⁠יְהִי֙ בַּ⁠חֲצִ֣י הַ⁠לַּ֔יְלָה</w:t>
+      </w:r>
+    </w:p>
+    <w:p>
+      <w:pPr/>
+      <w:r>
+        <w:rPr>
+          <w:lang w:val="pt_PT" w:bidi="pt_PT"/>
+        </w:rPr>
+      </w:r>
+      <w:r>
+        <w:rPr>
           <w:b/>
           <w:lang w:val="pt_PT" w:bidi="pt_PT"/>
         </w:rPr>
@@ -16802,6 +18958,20 @@
       </w:r>
       <w:r>
         <w:rPr>
+          <w:lang w:val="pt_PT" w:bidi="pt_PT"/>
+        </w:rPr>
+        <w:t>וַ⁠יֶּחֱרַ֥ד הָ⁠אִ֖ישׁ</w:t>
+      </w:r>
+    </w:p>
+    <w:p>
+      <w:pPr/>
+      <w:r>
+        <w:rPr>
+          <w:lang w:val="pt_PT" w:bidi="pt_PT"/>
+        </w:rPr>
+      </w:r>
+      <w:r>
+        <w:rPr>
           <w:b/>
           <w:lang w:val="pt_PT" w:bidi="pt_PT"/>
         </w:rPr>
@@ -17022,6 +19192,20 @@
       </w:r>
       <w:r>
         <w:rPr>
+          <w:lang w:val="pt_PT" w:bidi="pt_PT"/>
+        </w:rPr>
+        <w:t>אֲמָתֶ֔⁠ךָ &amp; אֲמָ֣תְ⁠ךָ֔</w:t>
+      </w:r>
+    </w:p>
+    <w:p>
+      <w:pPr/>
+      <w:r>
+        <w:rPr>
+          <w:lang w:val="pt_PT" w:bidi="pt_PT"/>
+        </w:rPr>
+      </w:r>
+      <w:r>
+        <w:rPr>
           <w:b/>
           <w:lang w:val="pt_PT" w:bidi="pt_PT"/>
         </w:rPr>
@@ -17107,6 +19291,20 @@
         <w:rPr>
           <w:lang w:val="pt_PT" w:bidi="pt_PT"/>
         </w:rPr>
+      </w:r>
+    </w:p>
+    <w:p>
+      <w:pPr/>
+      <w:r>
+        <w:rPr>
+          <w:lang w:val="pt_PT" w:bidi="pt_PT"/>
+        </w:rPr>
+      </w:r>
+      <w:r>
+        <w:rPr>
+          <w:lang w:val="pt_PT" w:bidi="pt_PT"/>
+        </w:rPr>
+        <w:t>וּ⁠פָרַשְׂתָּ֤ כְנָפֶ֨⁠ךָ֙ עַל־אֲמָ֣תְ⁠ךָ֔</w:t>
       </w:r>
     </w:p>
     <w:p>
@@ -17336,6 +19534,20 @@
       </w:r>
       <w:r>
         <w:rPr>
+          <w:lang w:val="pt_PT" w:bidi="pt_PT"/>
+        </w:rPr>
+        <w:t>בְּרוּכָ֨ה אַ֤תְּ לַֽ⁠יהוָה֙</w:t>
+      </w:r>
+    </w:p>
+    <w:p>
+      <w:pPr/>
+      <w:r>
+        <w:rPr>
+          <w:lang w:val="pt_PT" w:bidi="pt_PT"/>
+        </w:rPr>
+      </w:r>
+      <w:r>
+        <w:rPr>
           <w:b/>
           <w:lang w:val="pt_PT" w:bidi="pt_PT"/>
         </w:rPr>
@@ -17422,6 +19634,20 @@
         <w:rPr>
           <w:lang w:val="pt_PT" w:bidi="pt_PT"/>
         </w:rPr>
+      </w:r>
+    </w:p>
+    <w:p>
+      <w:pPr/>
+      <w:r>
+        <w:rPr>
+          <w:lang w:val="pt_PT" w:bidi="pt_PT"/>
+        </w:rPr>
+      </w:r>
+      <w:r>
+        <w:rPr>
+          <w:lang w:val="pt_PT" w:bidi="pt_PT"/>
+        </w:rPr>
+        <w:t>בִּתִּ֔⁠י</w:t>
       </w:r>
     </w:p>
     <w:p>
@@ -17547,6 +19773,20 @@
       </w:r>
       <w:r>
         <w:rPr>
+          <w:lang w:val="pt_PT" w:bidi="pt_PT"/>
+        </w:rPr>
+        <w:t>הֵיטַ֛בְתְּ חַסְדֵּ֥⁠ךְ הָ⁠אַחֲר֖וֹן מִן־הָ⁠רִאשׁ֑וֹן</w:t>
+      </w:r>
+    </w:p>
+    <w:p>
+      <w:pPr/>
+      <w:r>
+        <w:rPr>
+          <w:lang w:val="pt_PT" w:bidi="pt_PT"/>
+        </w:rPr>
+      </w:r>
+      <w:r>
+        <w:rPr>
           <w:b/>
           <w:lang w:val="pt_PT" w:bidi="pt_PT"/>
         </w:rPr>
@@ -17644,6 +19884,20 @@
       </w:r>
       <w:r>
         <w:rPr>
+          <w:lang w:val="pt_PT" w:bidi="pt_PT"/>
+        </w:rPr>
+        <w:t>הָ⁠רִאשׁ֑וֹן</w:t>
+      </w:r>
+    </w:p>
+    <w:p>
+      <w:pPr/>
+      <w:r>
+        <w:rPr>
+          <w:lang w:val="pt_PT" w:bidi="pt_PT"/>
+        </w:rPr>
+      </w:r>
+      <w:r>
+        <w:rPr>
           <w:b/>
           <w:lang w:val="pt_PT" w:bidi="pt_PT"/>
         </w:rPr>
@@ -17753,6 +20007,20 @@
       </w:r>
       <w:r>
         <w:rPr>
+          <w:lang w:val="pt_PT" w:bidi="pt_PT"/>
+        </w:rPr>
+        <w:t>לְ⁠בִלְתִּי־לֶ֗כֶת אַחֲרֵי֙</w:t>
+      </w:r>
+    </w:p>
+    <w:p>
+      <w:pPr/>
+      <w:r>
+        <w:rPr>
+          <w:lang w:val="pt_PT" w:bidi="pt_PT"/>
+        </w:rPr>
+      </w:r>
+      <w:r>
+        <w:rPr>
           <w:b/>
           <w:lang w:val="pt_PT" w:bidi="pt_PT"/>
         </w:rPr>
@@ -17838,6 +20106,20 @@
         <w:rPr>
           <w:lang w:val="pt_PT" w:bidi="pt_PT"/>
         </w:rPr>
+      </w:r>
+    </w:p>
+    <w:p>
+      <w:pPr/>
+      <w:r>
+        <w:rPr>
+          <w:lang w:val="pt_PT" w:bidi="pt_PT"/>
+        </w:rPr>
+      </w:r>
+      <w:r>
+        <w:rPr>
+          <w:lang w:val="pt_PT" w:bidi="pt_PT"/>
+        </w:rPr>
+        <w:t>וְ⁠עַתָּ֗ה</w:t>
       </w:r>
     </w:p>
     <w:p>
@@ -17957,6 +20239,20 @@
       </w:r>
       <w:r>
         <w:rPr>
+          <w:lang w:val="pt_PT" w:bidi="pt_PT"/>
+        </w:rPr>
+        <w:t>בִּתִּ⁠י֙</w:t>
+      </w:r>
+    </w:p>
+    <w:p>
+      <w:pPr/>
+      <w:r>
+        <w:rPr>
+          <w:lang w:val="pt_PT" w:bidi="pt_PT"/>
+        </w:rPr>
+      </w:r>
+      <w:r>
+        <w:rPr>
           <w:b/>
           <w:lang w:val="pt_PT" w:bidi="pt_PT"/>
         </w:rPr>
@@ -18076,6 +20372,20 @@
       </w:r>
       <w:r>
         <w:rPr>
+          <w:lang w:val="pt_PT" w:bidi="pt_PT"/>
+        </w:rPr>
+        <w:t>כָּל־שַׁ֣עַר עַמִּ֔⁠י</w:t>
+      </w:r>
+    </w:p>
+    <w:p>
+      <w:pPr/>
+      <w:r>
+        <w:rPr>
+          <w:lang w:val="pt_PT" w:bidi="pt_PT"/>
+        </w:rPr>
+      </w:r>
+      <w:r>
+        <w:rPr>
           <w:b/>
           <w:lang w:val="pt_PT" w:bidi="pt_PT"/>
         </w:rPr>
@@ -18257,6 +20567,20 @@
         <w:rPr>
           <w:lang w:val="pt_PT" w:bidi="pt_PT"/>
         </w:rPr>
+      </w:r>
+    </w:p>
+    <w:p>
+      <w:pPr/>
+      <w:r>
+        <w:rPr>
+          <w:lang w:val="pt_PT" w:bidi="pt_PT"/>
+        </w:rPr>
+      </w:r>
+      <w:r>
+        <w:rPr>
+          <w:lang w:val="pt_PT" w:bidi="pt_PT"/>
+        </w:rPr>
+        <w:t>וְ⁠עַתָּה֙</w:t>
       </w:r>
     </w:p>
     <w:p>
@@ -18382,6 +20706,20 @@
       </w:r>
       <w:r>
         <w:rPr>
+          <w:lang w:val="pt_PT" w:bidi="pt_PT"/>
+        </w:rPr>
+        <w:t>וְ⁠גַ֛ם</w:t>
+      </w:r>
+    </w:p>
+    <w:p>
+      <w:pPr/>
+      <w:r>
+        <w:rPr>
+          <w:lang w:val="pt_PT" w:bidi="pt_PT"/>
+        </w:rPr>
+      </w:r>
+      <w:r>
+        <w:rPr>
           <w:b/>
           <w:lang w:val="pt_PT" w:bidi="pt_PT"/>
         </w:rPr>
@@ -18527,6 +20865,20 @@
       </w:r>
       <w:r>
         <w:rPr>
+          <w:lang w:val="pt_PT" w:bidi="pt_PT"/>
+        </w:rPr>
+        <w:t>גֹאֵ֖ל &amp; גֹּאֵ֖ל</w:t>
+      </w:r>
+    </w:p>
+    <w:p>
+      <w:pPr/>
+      <w:r>
+        <w:rPr>
+          <w:lang w:val="pt_PT" w:bidi="pt_PT"/>
+        </w:rPr>
+      </w:r>
+      <w:r>
+        <w:rPr>
           <w:b/>
           <w:lang w:val="pt_PT" w:bidi="pt_PT"/>
         </w:rPr>
@@ -18655,6 +21007,20 @@
       </w:r>
       <w:r>
         <w:rPr>
+          <w:lang w:val="pt_PT" w:bidi="pt_PT"/>
+        </w:rPr>
+        <w:t>אִם־יִגְאָלֵ֥⁠ךְ</w:t>
+      </w:r>
+    </w:p>
+    <w:p>
+      <w:pPr/>
+      <w:r>
+        <w:rPr>
+          <w:lang w:val="pt_PT" w:bidi="pt_PT"/>
+        </w:rPr>
+      </w:r>
+      <w:r>
+        <w:rPr>
           <w:b/>
           <w:lang w:val="pt_PT" w:bidi="pt_PT"/>
         </w:rPr>
@@ -18778,6 +21144,20 @@
       </w:r>
       <w:r>
         <w:rPr>
+          <w:lang w:val="pt_PT" w:bidi="pt_PT"/>
+        </w:rPr>
+        <w:t>וּ⁠גְאַלְתִּ֥י⁠ךְ אָנֹ֖כִי</w:t>
+      </w:r>
+    </w:p>
+    <w:p>
+      <w:pPr/>
+      <w:r>
+        <w:rPr>
+          <w:lang w:val="pt_PT" w:bidi="pt_PT"/>
+        </w:rPr>
+      </w:r>
+      <w:r>
+        <w:rPr>
           <w:b/>
           <w:lang w:val="pt_PT" w:bidi="pt_PT"/>
         </w:rPr>
@@ -18991,6 +21371,20 @@
       </w:r>
       <w:r>
         <w:rPr>
+          <w:lang w:val="pt_PT" w:bidi="pt_PT"/>
+        </w:rPr>
+        <w:t>וַ⁠תִּשְׁכַּ֤ב מַרְגְּלוֹתָיו֙</w:t>
+      </w:r>
+    </w:p>
+    <w:p>
+      <w:pPr/>
+      <w:r>
+        <w:rPr>
+          <w:lang w:val="pt_PT" w:bidi="pt_PT"/>
+        </w:rPr>
+      </w:r>
+      <w:r>
+        <w:rPr>
           <w:b/>
           <w:lang w:val="pt_PT" w:bidi="pt_PT"/>
         </w:rPr>
@@ -19101,6 +21495,20 @@
       </w:r>
       <w:r>
         <w:rPr>
+          <w:lang w:val="pt_PT" w:bidi="pt_PT"/>
+        </w:rPr>
+        <w:t>בְּטֶ֛רֶם יַכִּ֥יר אִ֖ישׁ אֶת־רֵעֵ֑⁠הוּ</w:t>
+      </w:r>
+    </w:p>
+    <w:p>
+      <w:pPr/>
+      <w:r>
+        <w:rPr>
+          <w:lang w:val="pt_PT" w:bidi="pt_PT"/>
+        </w:rPr>
+      </w:r>
+      <w:r>
+        <w:rPr>
           <w:b/>
           <w:lang w:val="pt_PT" w:bidi="pt_PT"/>
         </w:rPr>
@@ -19224,6 +21632,20 @@
       </w:r>
       <w:r>
         <w:rPr>
+          <w:lang w:val="pt_PT" w:bidi="pt_PT"/>
+        </w:rPr>
+        <w:t>וַ⁠יֹּ֨אמֶר֙</w:t>
+      </w:r>
+    </w:p>
+    <w:p>
+      <w:pPr/>
+      <w:r>
+        <w:rPr>
+          <w:lang w:val="pt_PT" w:bidi="pt_PT"/>
+        </w:rPr>
+      </w:r>
+      <w:r>
+        <w:rPr>
           <w:b/>
           <w:lang w:val="pt_PT" w:bidi="pt_PT"/>
         </w:rPr>
@@ -19307,6 +21729,20 @@
       </w:r>
       <w:r>
         <w:rPr>
+          <w:lang w:val="pt_PT" w:bidi="pt_PT"/>
+        </w:rPr>
+        <w:t>אַל־יִוָּדַ֔ע</w:t>
+      </w:r>
+    </w:p>
+    <w:p>
+      <w:pPr/>
+      <w:r>
+        <w:rPr>
+          <w:lang w:val="pt_PT" w:bidi="pt_PT"/>
+        </w:rPr>
+      </w:r>
+      <w:r>
+        <w:rPr>
           <w:b/>
           <w:lang w:val="pt_PT" w:bidi="pt_PT"/>
         </w:rPr>
@@ -19404,6 +21840,20 @@
       </w:r>
       <w:r>
         <w:rPr>
+          <w:lang w:val="pt_PT" w:bidi="pt_PT"/>
+        </w:rPr>
+        <w:t>הַ⁠מִּטְפַּ֧חַת</w:t>
+      </w:r>
+    </w:p>
+    <w:p>
+      <w:pPr/>
+      <w:r>
+        <w:rPr>
+          <w:lang w:val="pt_PT" w:bidi="pt_PT"/>
+        </w:rPr>
+      </w:r>
+      <w:r>
+        <w:rPr>
           <w:b/>
           <w:lang w:val="pt_PT" w:bidi="pt_PT"/>
         </w:rPr>
@@ -19500,6 +21950,20 @@
       </w:r>
       <w:r>
         <w:rPr>
+          <w:lang w:val="pt_PT" w:bidi="pt_PT"/>
+        </w:rPr>
+        <w:t>שֵׁשׁ־שְׂעֹרִים֙</w:t>
+      </w:r>
+    </w:p>
+    <w:p>
+      <w:pPr/>
+      <w:r>
+        <w:rPr>
+          <w:lang w:val="pt_PT" w:bidi="pt_PT"/>
+        </w:rPr>
+      </w:r>
+      <w:r>
+        <w:rPr>
           <w:b/>
           <w:lang w:val="pt_PT" w:bidi="pt_PT"/>
         </w:rPr>
@@ -19583,6 +22047,20 @@
       </w:r>
       <w:r>
         <w:rPr>
+          <w:lang w:val="pt_PT" w:bidi="pt_PT"/>
+        </w:rPr>
+        <w:t>וַ⁠יָּ֣שֶׁת עָלֶ֔י⁠הָ</w:t>
+      </w:r>
+    </w:p>
+    <w:p>
+      <w:pPr/>
+      <w:r>
+        <w:rPr>
+          <w:lang w:val="pt_PT" w:bidi="pt_PT"/>
+        </w:rPr>
+      </w:r>
+      <w:r>
+        <w:rPr>
           <w:b/>
           <w:lang w:val="pt_PT" w:bidi="pt_PT"/>
         </w:rPr>
@@ -19666,6 +22144,20 @@
       </w:r>
       <w:r>
         <w:rPr>
+          <w:lang w:val="pt_PT" w:bidi="pt_PT"/>
+        </w:rPr>
+        <w:t>וַ⁠יָּבֹ֖א הָ⁠עִֽיר</w:t>
+      </w:r>
+    </w:p>
+    <w:p>
+      <w:pPr/>
+      <w:r>
+        <w:rPr>
+          <w:lang w:val="pt_PT" w:bidi="pt_PT"/>
+        </w:rPr>
+      </w:r>
+      <w:r>
+        <w:rPr>
           <w:b/>
           <w:lang w:val="pt_PT" w:bidi="pt_PT"/>
         </w:rPr>
@@ -19762,6 +22254,20 @@
       </w:r>
       <w:r>
         <w:rPr>
+          <w:lang w:val="pt_PT" w:bidi="pt_PT"/>
+        </w:rPr>
+        <w:t>מִי־אַ֣תְּ</w:t>
+      </w:r>
+    </w:p>
+    <w:p>
+      <w:pPr/>
+      <w:r>
+        <w:rPr>
+          <w:lang w:val="pt_PT" w:bidi="pt_PT"/>
+        </w:rPr>
+      </w:r>
+      <w:r>
+        <w:rPr>
           <w:b/>
           <w:lang w:val="pt_PT" w:bidi="pt_PT"/>
         </w:rPr>
@@ -19858,6 +22364,20 @@
       </w:r>
       <w:r>
         <w:rPr>
+          <w:lang w:val="pt_PT" w:bidi="pt_PT"/>
+        </w:rPr>
+        <w:t>בִּתִּ֑⁠י</w:t>
+      </w:r>
+    </w:p>
+    <w:p>
+      <w:pPr/>
+      <w:r>
+        <w:rPr>
+          <w:lang w:val="pt_PT" w:bidi="pt_PT"/>
+        </w:rPr>
+      </w:r>
+      <w:r>
+        <w:rPr>
           <w:b/>
           <w:lang w:val="pt_PT" w:bidi="pt_PT"/>
         </w:rPr>
@@ -19943,6 +22463,20 @@
         <w:rPr>
           <w:lang w:val="pt_PT" w:bidi="pt_PT"/>
         </w:rPr>
+      </w:r>
+    </w:p>
+    <w:p>
+      <w:pPr/>
+      <w:r>
+        <w:rPr>
+          <w:lang w:val="pt_PT" w:bidi="pt_PT"/>
+        </w:rPr>
+      </w:r>
+      <w:r>
+        <w:rPr>
+          <w:lang w:val="pt_PT" w:bidi="pt_PT"/>
+        </w:rPr>
+        <w:t>אֵ֛ת כָּל־אֲשֶׁ֥ר עָֽשָׂה־לָ֖⁠הּ הָ⁠אִֽישׁ</w:t>
       </w:r>
     </w:p>
     <w:p>
@@ -20192,6 +22726,20 @@
       </w:r>
       <w:r>
         <w:rPr>
+          <w:lang w:val="pt_PT" w:bidi="pt_PT"/>
+        </w:rPr>
+        <w:t>כִּ֚י אָמַ֣ר אַל־תָּב֥וֹאִי רֵיקָ֖ם אֶל־חֲמוֹתֵֽ⁠ךְ</w:t>
+      </w:r>
+    </w:p>
+    <w:p>
+      <w:pPr/>
+      <w:r>
+        <w:rPr>
+          <w:lang w:val="pt_PT" w:bidi="pt_PT"/>
+        </w:rPr>
+      </w:r>
+      <w:r>
+        <w:rPr>
           <w:b/>
           <w:lang w:val="pt_PT" w:bidi="pt_PT"/>
         </w:rPr>
@@ -20412,6 +22960,20 @@
       </w:r>
       <w:r>
         <w:rPr>
+          <w:lang w:val="pt_PT" w:bidi="pt_PT"/>
+        </w:rPr>
+        <w:t>שְׁבִ֣י</w:t>
+      </w:r>
+    </w:p>
+    <w:p>
+      <w:pPr/>
+      <w:r>
+        <w:rPr>
+          <w:lang w:val="pt_PT" w:bidi="pt_PT"/>
+        </w:rPr>
+      </w:r>
+      <w:r>
+        <w:rPr>
           <w:b/>
           <w:lang w:val="pt_PT" w:bidi="pt_PT"/>
         </w:rPr>
@@ -20604,6 +23166,20 @@
       </w:r>
       <w:r>
         <w:rPr>
+          <w:lang w:val="pt_PT" w:bidi="pt_PT"/>
+        </w:rPr>
+        <w:t>אֵ֖יךְ יִפֹּ֣ל דָּבָ֑ר</w:t>
+      </w:r>
+    </w:p>
+    <w:p>
+      <w:pPr/>
+      <w:r>
+        <w:rPr>
+          <w:lang w:val="pt_PT" w:bidi="pt_PT"/>
+        </w:rPr>
+      </w:r>
+      <w:r>
+        <w:rPr>
           <w:b/>
           <w:lang w:val="pt_PT" w:bidi="pt_PT"/>
         </w:rPr>
@@ -20714,6 +23290,20 @@
       </w:r>
       <w:r>
         <w:rPr>
+          <w:lang w:val="pt_PT" w:bidi="pt_PT"/>
+        </w:rPr>
+        <w:t>לֹ֤א יִשְׁקֹט֙ הָ⁠אִ֔ישׁ כִּֽי־אִם</w:t>
+      </w:r>
+    </w:p>
+    <w:p>
+      <w:pPr/>
+      <w:r>
+        <w:rPr>
+          <w:lang w:val="pt_PT" w:bidi="pt_PT"/>
+        </w:rPr>
+      </w:r>
+      <w:r>
+        <w:rPr>
           <w:b/>
           <w:lang w:val="pt_PT" w:bidi="pt_PT"/>
         </w:rPr>
@@ -21064,6 +23654,20 @@
       </w:r>
       <w:r>
         <w:rPr>
+          <w:lang w:val="pt_PT" w:bidi="pt_PT"/>
+        </w:rPr>
+        <w:t>וּ⁠בֹ֨עַז עָלָ֣ה הַ⁠שַּׁעַר֮</w:t>
+      </w:r>
+    </w:p>
+    <w:p>
+      <w:pPr/>
+      <w:r>
+        <w:rPr>
+          <w:lang w:val="pt_PT" w:bidi="pt_PT"/>
+        </w:rPr>
+      </w:r>
+      <w:r>
+        <w:rPr>
           <w:b/>
           <w:lang w:val="pt_PT" w:bidi="pt_PT"/>
         </w:rPr>
@@ -21161,6 +23765,20 @@
       </w:r>
       <w:r>
         <w:rPr>
+          <w:lang w:val="pt_PT" w:bidi="pt_PT"/>
+        </w:rPr>
+        <w:t>הַ⁠שַּׁעַר֮</w:t>
+      </w:r>
+    </w:p>
+    <w:p>
+      <w:pPr/>
+      <w:r>
+        <w:rPr>
+          <w:lang w:val="pt_PT" w:bidi="pt_PT"/>
+        </w:rPr>
+      </w:r>
+      <w:r>
+        <w:rPr>
           <w:b/>
           <w:lang w:val="pt_PT" w:bidi="pt_PT"/>
         </w:rPr>
@@ -21355,6 +23973,20 @@
         <w:rPr>
           <w:lang w:val="pt_PT" w:bidi="pt_PT"/>
         </w:rPr>
+      </w:r>
+    </w:p>
+    <w:p>
+      <w:pPr/>
+      <w:r>
+        <w:rPr>
+          <w:lang w:val="pt_PT" w:bidi="pt_PT"/>
+        </w:rPr>
+      </w:r>
+      <w:r>
+        <w:rPr>
+          <w:lang w:val="pt_PT" w:bidi="pt_PT"/>
+        </w:rPr>
+        <w:t>הַ⁠גֹּאֵ֤ל</w:t>
       </w:r>
     </w:p>
     <w:p>
@@ -21519,6 +24151,20 @@
       </w:r>
       <w:r>
         <w:rPr>
+          <w:lang w:val="pt_PT" w:bidi="pt_PT"/>
+        </w:rPr>
+        <w:t>וַ⁠יֹּ֛אמֶר ס֥וּרָ⁠ה שְׁבָ⁠ה־פֹּ֖ה פְּלֹנִ֣י אַלְמֹנִ֑י</w:t>
+      </w:r>
+    </w:p>
+    <w:p>
+      <w:pPr/>
+      <w:r>
+        <w:rPr>
+          <w:lang w:val="pt_PT" w:bidi="pt_PT"/>
+        </w:rPr>
+      </w:r>
+      <w:r>
+        <w:rPr>
           <w:b/>
           <w:lang w:val="pt_PT" w:bidi="pt_PT"/>
         </w:rPr>
@@ -21629,6 +24275,20 @@
       </w:r>
       <w:r>
         <w:rPr>
+          <w:lang w:val="pt_PT" w:bidi="pt_PT"/>
+        </w:rPr>
+        <w:t>פְּלֹנִ֣י אַלְמֹנִ֑י</w:t>
+      </w:r>
+    </w:p>
+    <w:p>
+      <w:pPr/>
+      <w:r>
+        <w:rPr>
+          <w:lang w:val="pt_PT" w:bidi="pt_PT"/>
+        </w:rPr>
+      </w:r>
+      <w:r>
+        <w:rPr>
           <w:b/>
           <w:lang w:val="pt_PT" w:bidi="pt_PT"/>
         </w:rPr>
@@ -21829,6 +24489,20 @@
       </w:r>
       <w:r>
         <w:rPr>
+          <w:lang w:val="pt_PT" w:bidi="pt_PT"/>
+        </w:rPr>
+        <w:t>לְ⁠אָחִ֖י⁠נוּ</w:t>
+      </w:r>
+    </w:p>
+    <w:p>
+      <w:pPr/>
+      <w:r>
+        <w:rPr>
+          <w:lang w:val="pt_PT" w:bidi="pt_PT"/>
+        </w:rPr>
+      </w:r>
+      <w:r>
+        <w:rPr>
           <w:b/>
           <w:lang w:val="pt_PT" w:bidi="pt_PT"/>
         </w:rPr>
@@ -21938,6 +24612,20 @@
       </w:r>
       <w:r>
         <w:rPr>
+          <w:lang w:val="pt_PT" w:bidi="pt_PT"/>
+        </w:rPr>
+        <w:t>אָמַ֜רְתִּי</w:t>
+      </w:r>
+    </w:p>
+    <w:p>
+      <w:pPr/>
+      <w:r>
+        <w:rPr>
+          <w:lang w:val="pt_PT" w:bidi="pt_PT"/>
+        </w:rPr>
+      </w:r>
+      <w:r>
+        <w:rPr>
           <w:b/>
           <w:lang w:val="pt_PT" w:bidi="pt_PT"/>
         </w:rPr>
@@ -22048,6 +24736,20 @@
       </w:r>
       <w:r>
         <w:rPr>
+          <w:lang w:val="pt_PT" w:bidi="pt_PT"/>
+        </w:rPr>
+        <w:t>אֶגְלֶ֧ה אָזְנְ⁠ךָ֣</w:t>
+      </w:r>
+    </w:p>
+    <w:p>
+      <w:pPr/>
+      <w:r>
+        <w:rPr>
+          <w:lang w:val="pt_PT" w:bidi="pt_PT"/>
+        </w:rPr>
+      </w:r>
+      <w:r>
+        <w:rPr>
           <w:b/>
           <w:lang w:val="pt_PT" w:bidi="pt_PT"/>
         </w:rPr>
@@ -22158,6 +24860,20 @@
       </w:r>
       <w:r>
         <w:rPr>
+          <w:lang w:val="pt_PT" w:bidi="pt_PT"/>
+        </w:rPr>
+        <w:t>נֶ֥גֶד הַֽ⁠יֹּשְׁבִים֮</w:t>
+      </w:r>
+    </w:p>
+    <w:p>
+      <w:pPr/>
+      <w:r>
+        <w:rPr>
+          <w:lang w:val="pt_PT" w:bidi="pt_PT"/>
+        </w:rPr>
+      </w:r>
+      <w:r>
+        <w:rPr>
           <w:b/>
           <w:lang w:val="pt_PT" w:bidi="pt_PT"/>
         </w:rPr>
@@ -22352,6 +25068,20 @@
       </w:r>
       <w:r>
         <w:rPr>
+          <w:lang w:val="pt_PT" w:bidi="pt_PT"/>
+        </w:rPr>
+        <w:t>אֵ֤ין זוּלָֽתְ⁠ךָ֙ לִ⁠גְא֔וֹל וְ⁠אָנֹכִ֖י אַחֲרֶ֑י⁠ךָ</w:t>
+      </w:r>
+    </w:p>
+    <w:p>
+      <w:pPr/>
+      <w:r>
+        <w:rPr>
+          <w:lang w:val="pt_PT" w:bidi="pt_PT"/>
+        </w:rPr>
+      </w:r>
+      <w:r>
+        <w:rPr>
           <w:b/>
           <w:lang w:val="pt_PT" w:bidi="pt_PT"/>
         </w:rPr>
@@ -22448,6 +25178,20 @@
       </w:r>
       <w:r>
         <w:rPr>
+          <w:lang w:val="pt_PT" w:bidi="pt_PT"/>
+        </w:rPr>
+        <w:t>אָנֹכִ֥י אֶגְאָֽל</w:t>
+      </w:r>
+    </w:p>
+    <w:p>
+      <w:pPr/>
+      <w:r>
+        <w:rPr>
+          <w:lang w:val="pt_PT" w:bidi="pt_PT"/>
+        </w:rPr>
+      </w:r>
+      <w:r>
+        <w:rPr>
           <w:b/>
           <w:lang w:val="pt_PT" w:bidi="pt_PT"/>
         </w:rPr>
@@ -22524,6 +25268,20 @@
       </w:r>
       <w:r>
         <w:rPr>
+          <w:lang w:val="pt_PT" w:bidi="pt_PT"/>
+        </w:rPr>
+        <w:t>בְּ⁠יוֹם</w:t>
+      </w:r>
+    </w:p>
+    <w:p>
+      <w:pPr/>
+      <w:r>
+        <w:rPr>
+          <w:lang w:val="pt_PT" w:bidi="pt_PT"/>
+        </w:rPr>
+      </w:r>
+      <w:r>
+        <w:rPr>
           <w:b/>
           <w:lang w:val="pt_PT" w:bidi="pt_PT"/>
         </w:rPr>
@@ -22633,6 +25391,20 @@
       </w:r>
       <w:r>
         <w:rPr>
+          <w:lang w:val="pt_PT" w:bidi="pt_PT"/>
+        </w:rPr>
+        <w:t>מִ⁠יַּ֣ד נָעֳמִ֑י</w:t>
+      </w:r>
+    </w:p>
+    <w:p>
+      <w:pPr/>
+      <w:r>
+        <w:rPr>
+          <w:lang w:val="pt_PT" w:bidi="pt_PT"/>
+        </w:rPr>
+      </w:r>
+      <w:r>
+        <w:rPr>
           <w:b/>
           <w:lang w:val="pt_PT" w:bidi="pt_PT"/>
         </w:rPr>
@@ -22742,6 +25514,20 @@
       </w:r>
       <w:r>
         <w:rPr>
+          <w:lang w:val="pt_PT" w:bidi="pt_PT"/>
+        </w:rPr>
+        <w:t>וּ֠⁠מֵ⁠אֵת ר֣וּת &amp; קָנִ֔יתָה</w:t>
+      </w:r>
+    </w:p>
+    <w:p>
+      <w:pPr/>
+      <w:r>
+        <w:rPr>
+          <w:lang w:val="pt_PT" w:bidi="pt_PT"/>
+        </w:rPr>
+      </w:r>
+      <w:r>
+        <w:rPr>
           <w:b/>
           <w:lang w:val="pt_PT" w:bidi="pt_PT"/>
         </w:rPr>
@@ -22914,6 +25700,20 @@
       </w:r>
       <w:r>
         <w:rPr>
+          <w:lang w:val="pt_PT" w:bidi="pt_PT"/>
+        </w:rPr>
+        <w:t>לְ⁠הָקִ֥ים שֵׁם־הַ⁠מֵּ֖ת עַל־נַחֲלָתֽ⁠וֹ</w:t>
+      </w:r>
+    </w:p>
+    <w:p>
+      <w:pPr/>
+      <w:r>
+        <w:rPr>
+          <w:lang w:val="pt_PT" w:bidi="pt_PT"/>
+        </w:rPr>
+      </w:r>
+      <w:r>
+        <w:rPr>
           <w:b/>
           <w:lang w:val="pt_PT" w:bidi="pt_PT"/>
         </w:rPr>
@@ -23010,6 +25810,20 @@
       </w:r>
       <w:r>
         <w:rPr>
+          <w:lang w:val="pt_PT" w:bidi="pt_PT"/>
+        </w:rPr>
+        <w:t>הַ⁠מֵּת֙ &amp; הַ⁠מֵּ֖ת</w:t>
+      </w:r>
+    </w:p>
+    <w:p>
+      <w:pPr/>
+      <w:r>
+        <w:rPr>
+          <w:lang w:val="pt_PT" w:bidi="pt_PT"/>
+        </w:rPr>
+      </w:r>
+      <w:r>
+        <w:rPr>
           <w:b/>
           <w:lang w:val="pt_PT" w:bidi="pt_PT"/>
         </w:rPr>
@@ -23106,6 +25920,20 @@
       </w:r>
       <w:r>
         <w:rPr>
+          <w:lang w:val="pt_PT" w:bidi="pt_PT"/>
+        </w:rPr>
+        <w:t>אַשְׁחִ֖ית אֶת־נַחֲלָתִ֑⁠י</w:t>
+      </w:r>
+    </w:p>
+    <w:p>
+      <w:pPr/>
+      <w:r>
+        <w:rPr>
+          <w:lang w:val="pt_PT" w:bidi="pt_PT"/>
+        </w:rPr>
+      </w:r>
+      <w:r>
+        <w:rPr>
           <w:b/>
           <w:lang w:val="pt_PT" w:bidi="pt_PT"/>
         </w:rPr>
@@ -23202,6 +26030,20 @@
       </w:r>
       <w:r>
         <w:rPr>
+          <w:lang w:val="pt_PT" w:bidi="pt_PT"/>
+        </w:rPr>
+        <w:t>גְּאַל־לְ⁠ךָ֤ אַתָּה֙ אֶת־גְּאֻלָּתִ֔⁠י</w:t>
+      </w:r>
+    </w:p>
+    <w:p>
+      <w:pPr/>
+      <w:r>
+        <w:rPr>
+          <w:lang w:val="pt_PT" w:bidi="pt_PT"/>
+        </w:rPr>
+      </w:r>
+      <w:r>
+        <w:rPr>
           <w:b/>
           <w:lang w:val="pt_PT" w:bidi="pt_PT"/>
         </w:rPr>
@@ -23324,6 +26166,20 @@
       </w:r>
       <w:r>
         <w:rPr>
+          <w:lang w:val="pt_PT" w:bidi="pt_PT"/>
+        </w:rPr>
+        <w:t>וְ⁠זֹאת֩</w:t>
+      </w:r>
+    </w:p>
+    <w:p>
+      <w:pPr/>
+      <w:r>
+        <w:rPr>
+          <w:lang w:val="pt_PT" w:bidi="pt_PT"/>
+        </w:rPr>
+      </w:r>
+      <w:r>
+        <w:rPr>
           <w:b/>
           <w:lang w:val="pt_PT" w:bidi="pt_PT"/>
         </w:rPr>
@@ -23420,6 +26276,20 @@
       </w:r>
       <w:r>
         <w:rPr>
+          <w:lang w:val="pt_PT" w:bidi="pt_PT"/>
+        </w:rPr>
+        <w:t>וְ⁠זֹאת֩</w:t>
+      </w:r>
+    </w:p>
+    <w:p>
+      <w:pPr/>
+      <w:r>
+        <w:rPr>
+          <w:lang w:val="pt_PT" w:bidi="pt_PT"/>
+        </w:rPr>
+      </w:r>
+      <w:r>
+        <w:rPr>
           <w:b/>
           <w:lang w:val="pt_PT" w:bidi="pt_PT"/>
         </w:rPr>
@@ -23516,6 +26386,20 @@
       </w:r>
       <w:r>
         <w:rPr>
+          <w:lang w:val="pt_PT" w:bidi="pt_PT"/>
+        </w:rPr>
+        <w:t>לְ⁠פָנִ֨ים</w:t>
+      </w:r>
+    </w:p>
+    <w:p>
+      <w:pPr/>
+      <w:r>
+        <w:rPr>
+          <w:lang w:val="pt_PT" w:bidi="pt_PT"/>
+        </w:rPr>
+      </w:r>
+      <w:r>
+        <w:rPr>
           <w:b/>
           <w:lang w:val="pt_PT" w:bidi="pt_PT"/>
         </w:rPr>
@@ -23612,6 +26496,20 @@
       </w:r>
       <w:r>
         <w:rPr>
+          <w:lang w:val="pt_PT" w:bidi="pt_PT"/>
+        </w:rPr>
+        <w:t>לְ⁠רֵעֵ֑⁠הוּ</w:t>
+      </w:r>
+    </w:p>
+    <w:p>
+      <w:pPr/>
+      <w:r>
+        <w:rPr>
+          <w:lang w:val="pt_PT" w:bidi="pt_PT"/>
+        </w:rPr>
+      </w:r>
+      <w:r>
+        <w:rPr>
           <w:b/>
           <w:lang w:val="pt_PT" w:bidi="pt_PT"/>
         </w:rPr>
@@ -23708,6 +26606,20 @@
       </w:r>
       <w:r>
         <w:rPr>
+          <w:lang w:val="pt_PT" w:bidi="pt_PT"/>
+        </w:rPr>
+        <w:t>וַ⁠יֹּ֧אמֶר הַ⁠גֹּאֵ֛ל לְ⁠בֹ֖עַז קְנֵה־לָ֑⁠ךְ וַ⁠יִּשְׁלֹ֖ף נַעֲלֽ⁠וֹ</w:t>
+      </w:r>
+    </w:p>
+    <w:p>
+      <w:pPr/>
+      <w:r>
+        <w:rPr>
+          <w:lang w:val="pt_PT" w:bidi="pt_PT"/>
+        </w:rPr>
+      </w:r>
+      <w:r>
+        <w:rPr>
           <w:b/>
           <w:lang w:val="pt_PT" w:bidi="pt_PT"/>
         </w:rPr>
@@ -23791,6 +26703,20 @@
       </w:r>
       <w:r>
         <w:rPr>
+          <w:lang w:val="pt_PT" w:bidi="pt_PT"/>
+        </w:rPr>
+        <w:t>וַ⁠יֹּ֧אמֶר הַ⁠גֹּאֵ֛ל לְ⁠בֹ֖עַז קְנֵה־לָ֑⁠ךְ וַ⁠יִּשְׁלֹ֖ף נַעֲלֽ⁠וֹ</w:t>
+      </w:r>
+    </w:p>
+    <w:p>
+      <w:pPr/>
+      <w:r>
+        <w:rPr>
+          <w:lang w:val="pt_PT" w:bidi="pt_PT"/>
+        </w:rPr>
+      </w:r>
+      <w:r>
+        <w:rPr>
           <w:b/>
           <w:lang w:val="pt_PT" w:bidi="pt_PT"/>
         </w:rPr>
@@ -23887,6 +26813,20 @@
       </w:r>
       <w:r>
         <w:rPr>
+          <w:lang w:val="pt_PT" w:bidi="pt_PT"/>
+        </w:rPr>
+        <w:t>וַ⁠יִּשְׁלֹ֖ף נַעֲלֽ⁠וֹ</w:t>
+      </w:r>
+    </w:p>
+    <w:p>
+      <w:pPr/>
+      <w:r>
+        <w:rPr>
+          <w:lang w:val="pt_PT" w:bidi="pt_PT"/>
+        </w:rPr>
+      </w:r>
+      <w:r>
+        <w:rPr>
           <w:b/>
           <w:lang w:val="pt_PT" w:bidi="pt_PT"/>
         </w:rPr>
@@ -23970,6 +26910,20 @@
       </w:r>
       <w:r>
         <w:rPr>
+          <w:lang w:val="pt_PT" w:bidi="pt_PT"/>
+        </w:rPr>
+        <w:t>לַ⁠זְּקֵנִ֜ים וְ⁠כָל־הָ⁠עָ֗ם</w:t>
+      </w:r>
+    </w:p>
+    <w:p>
+      <w:pPr/>
+      <w:r>
+        <w:rPr>
+          <w:lang w:val="pt_PT" w:bidi="pt_PT"/>
+        </w:rPr>
+      </w:r>
+      <w:r>
+        <w:rPr>
           <w:b/>
           <w:lang w:val="pt_PT" w:bidi="pt_PT"/>
         </w:rPr>
@@ -24066,6 +27020,20 @@
       </w:r>
       <w:r>
         <w:rPr>
+          <w:lang w:val="pt_PT" w:bidi="pt_PT"/>
+        </w:rPr>
+        <w:t>מִ⁠יַּ֖ד נָעֳמִֽי</w:t>
+      </w:r>
+    </w:p>
+    <w:p>
+      <w:pPr/>
+      <w:r>
+        <w:rPr>
+          <w:lang w:val="pt_PT" w:bidi="pt_PT"/>
+        </w:rPr>
+      </w:r>
+      <w:r>
+        <w:rPr>
           <w:b/>
           <w:lang w:val="pt_PT" w:bidi="pt_PT"/>
         </w:rPr>
@@ -24225,6 +27193,20 @@
       </w:r>
       <w:r>
         <w:rPr>
+          <w:lang w:val="pt_PT" w:bidi="pt_PT"/>
+        </w:rPr>
+        <w:t>וְ⁠גַ֣ם</w:t>
+      </w:r>
+    </w:p>
+    <w:p>
+      <w:pPr/>
+      <w:r>
+        <w:rPr>
+          <w:lang w:val="pt_PT" w:bidi="pt_PT"/>
+        </w:rPr>
+      </w:r>
+      <w:r>
+        <w:rPr>
           <w:b/>
           <w:lang w:val="pt_PT" w:bidi="pt_PT"/>
         </w:rPr>
@@ -24297,6 +27279,20 @@
         <w:rPr>
           <w:lang w:val="pt_PT" w:bidi="pt_PT"/>
         </w:rPr>
+      </w:r>
+    </w:p>
+    <w:p>
+      <w:pPr/>
+      <w:r>
+        <w:rPr>
+          <w:lang w:val="pt_PT" w:bidi="pt_PT"/>
+        </w:rPr>
+      </w:r>
+      <w:r>
+        <w:rPr>
+          <w:lang w:val="pt_PT" w:bidi="pt_PT"/>
+        </w:rPr>
+        <w:t>לְ⁠הָקִ֤ים שֵׁם־הַ⁠מֵּת֙ עַל־נַ֣חֲלָת֔⁠וֹ</w:t>
       </w:r>
     </w:p>
     <w:p>
@@ -24389,6 +27385,20 @@
       </w:r>
       <w:r>
         <w:rPr>
+          <w:lang w:val="pt_PT" w:bidi="pt_PT"/>
+        </w:rPr>
+        <w:t>הַ⁠מֵּת֙ &amp; הַ⁠מֵּ֛ת</w:t>
+      </w:r>
+    </w:p>
+    <w:p>
+      <w:pPr/>
+      <w:r>
+        <w:rPr>
+          <w:lang w:val="pt_PT" w:bidi="pt_PT"/>
+        </w:rPr>
+      </w:r>
+      <w:r>
+        <w:rPr>
           <w:b/>
           <w:lang w:val="pt_PT" w:bidi="pt_PT"/>
         </w:rPr>
@@ -24516,6 +27526,20 @@
       </w:r>
       <w:r>
         <w:rPr>
+          <w:lang w:val="pt_PT" w:bidi="pt_PT"/>
+        </w:rPr>
+        <w:t>וְ⁠לֹא־יִכָּרֵ֧ת שֵׁם־הַ⁠מֵּ֛ת מֵ⁠עִ֥ם אֶחָ֖י⁠ו וּ⁠מִ⁠שַּׁ֣עַר מְקוֹמ֑⁠וֹ</w:t>
+      </w:r>
+    </w:p>
+    <w:p>
+      <w:pPr/>
+      <w:r>
+        <w:rPr>
+          <w:lang w:val="pt_PT" w:bidi="pt_PT"/>
+        </w:rPr>
+      </w:r>
+      <w:r>
+        <w:rPr>
           <w:b/>
           <w:lang w:val="pt_PT" w:bidi="pt_PT"/>
         </w:rPr>
@@ -24599,6 +27623,20 @@
       </w:r>
       <w:r>
         <w:rPr>
+          <w:lang w:val="pt_PT" w:bidi="pt_PT"/>
+        </w:rPr>
+        <w:t>וְ⁠לֹא־יִכָּרֵ֧ת שֵׁם־הַ⁠מֵּ֛ת מֵ⁠עִ֥ם אֶחָ֖י⁠ו וּ⁠מִ⁠שַּׁ֣עַר מְקוֹמ֑⁠וֹ</w:t>
+      </w:r>
+    </w:p>
+    <w:p>
+      <w:pPr/>
+      <w:r>
+        <w:rPr>
+          <w:lang w:val="pt_PT" w:bidi="pt_PT"/>
+        </w:rPr>
+      </w:r>
+      <w:r>
+        <w:rPr>
           <w:b/>
           <w:lang w:val="pt_PT" w:bidi="pt_PT"/>
         </w:rPr>
@@ -24721,6 +27759,20 @@
       </w:r>
       <w:r>
         <w:rPr>
+          <w:lang w:val="pt_PT" w:bidi="pt_PT"/>
+        </w:rPr>
+        <w:t>וּ⁠מִ⁠שַּׁ֣עַר מְקוֹמ֑⁠וֹ</w:t>
+      </w:r>
+    </w:p>
+    <w:p>
+      <w:pPr/>
+      <w:r>
+        <w:rPr>
+          <w:lang w:val="pt_PT" w:bidi="pt_PT"/>
+        </w:rPr>
+      </w:r>
+      <w:r>
+        <w:rPr>
           <w:b/>
           <w:lang w:val="pt_PT" w:bidi="pt_PT"/>
         </w:rPr>
@@ -24893,6 +27945,20 @@
       </w:r>
       <w:r>
         <w:rPr>
+          <w:lang w:val="pt_PT" w:bidi="pt_PT"/>
+        </w:rPr>
+        <w:t>הָ⁠עָ֧ם אֲשֶׁר־בַּ⁠שַּׁ֛עַר</w:t>
+      </w:r>
+    </w:p>
+    <w:p>
+      <w:pPr/>
+      <w:r>
+        <w:rPr>
+          <w:lang w:val="pt_PT" w:bidi="pt_PT"/>
+        </w:rPr>
+      </w:r>
+      <w:r>
+        <w:rPr>
           <w:b/>
           <w:lang w:val="pt_PT" w:bidi="pt_PT"/>
         </w:rPr>
@@ -24989,6 +28055,20 @@
       </w:r>
       <w:r>
         <w:rPr>
+          <w:lang w:val="pt_PT" w:bidi="pt_PT"/>
+        </w:rPr>
+        <w:t>הַ⁠בָּאָ֣ה אֶל־בֵּיתֶ֗⁠ךָ</w:t>
+      </w:r>
+    </w:p>
+    <w:p>
+      <w:pPr/>
+      <w:r>
+        <w:rPr>
+          <w:lang w:val="pt_PT" w:bidi="pt_PT"/>
+        </w:rPr>
+      </w:r>
+      <w:r>
+        <w:rPr>
           <w:b/>
           <w:lang w:val="pt_PT" w:bidi="pt_PT"/>
         </w:rPr>
@@ -25072,6 +28152,20 @@
       </w:r>
       <w:r>
         <w:rPr>
+          <w:lang w:val="pt_PT" w:bidi="pt_PT"/>
+        </w:rPr>
+        <w:t>יִתֵּן֩ יְהוָ֨ה אֶֽת־הָ⁠אִשָּׁ֜ה הַ⁠בָּאָ֣ה אֶל־בֵּיתֶ֗⁠ךָ כְּ⁠רָחֵ֤ל ׀ וּ⁠כְ⁠לֵאָה֙ אֲשֶׁ֨ר בָּנ֤וּ שְׁתֵּי⁠הֶם֙ אֶת־בֵּ֣ית יִשְׂרָאֵ֔ל</w:t>
+      </w:r>
+    </w:p>
+    <w:p>
+      <w:pPr/>
+      <w:r>
+        <w:rPr>
+          <w:lang w:val="pt_PT" w:bidi="pt_PT"/>
+        </w:rPr>
+      </w:r>
+      <w:r>
+        <w:rPr>
           <w:b/>
           <w:lang w:val="pt_PT" w:bidi="pt_PT"/>
         </w:rPr>
@@ -25155,6 +28249,20 @@
       </w:r>
       <w:r>
         <w:rPr>
+          <w:lang w:val="pt_PT" w:bidi="pt_PT"/>
+        </w:rPr>
+        <w:t>כְּ⁠רָחֵ֤ל ׀ וּ⁠כְ⁠לֵאָה֙ אֲשֶׁ֨ר בָּנ֤וּ שְׁתֵּי⁠הֶם֙ אֶת־בֵּ֣ית יִשְׂרָאֵ֔ל</w:t>
+      </w:r>
+    </w:p>
+    <w:p>
+      <w:pPr/>
+      <w:r>
+        <w:rPr>
+          <w:lang w:val="pt_PT" w:bidi="pt_PT"/>
+        </w:rPr>
+      </w:r>
+      <w:r>
+        <w:rPr>
           <w:b/>
           <w:lang w:val="pt_PT" w:bidi="pt_PT"/>
         </w:rPr>
@@ -25258,6 +28366,20 @@
       </w:r>
       <w:r>
         <w:rPr>
+          <w:lang w:val="pt_PT" w:bidi="pt_PT"/>
+        </w:rPr>
+        <w:t>בָּנ֤וּ &amp; אֶת־בֵּ֣ית יִשְׂרָאֵ֔ל</w:t>
+      </w:r>
+    </w:p>
+    <w:p>
+      <w:pPr/>
+      <w:r>
+        <w:rPr>
+          <w:lang w:val="pt_PT" w:bidi="pt_PT"/>
+        </w:rPr>
+      </w:r>
+      <w:r>
+        <w:rPr>
           <w:b/>
           <w:lang w:val="pt_PT" w:bidi="pt_PT"/>
         </w:rPr>
@@ -25380,6 +28502,20 @@
       </w:r>
       <w:r>
         <w:rPr>
+          <w:lang w:val="pt_PT" w:bidi="pt_PT"/>
+        </w:rPr>
+        <w:t>וַ⁠עֲשֵׂה־חַ֣יִל בְּ⁠אֶפְרָ֔תָה וּ⁠קְרָא־שֵׁ֖ם בְּ⁠בֵ֥ית לָֽחֶם</w:t>
+      </w:r>
+    </w:p>
+    <w:p>
+      <w:pPr/>
+      <w:r>
+        <w:rPr>
+          <w:lang w:val="pt_PT" w:bidi="pt_PT"/>
+        </w:rPr>
+      </w:r>
+      <w:r>
+        <w:rPr>
           <w:b/>
           <w:lang w:val="pt_PT" w:bidi="pt_PT"/>
         </w:rPr>
@@ -25489,6 +28625,20 @@
       </w:r>
       <w:r>
         <w:rPr>
+          <w:lang w:val="pt_PT" w:bidi="pt_PT"/>
+        </w:rPr>
+        <w:t>וַ⁠עֲשֵׂה־חַ֣יִל בְּ⁠אֶפְרָ֔תָה וּ⁠קְרָא־שֵׁ֖ם בְּ⁠בֵ֥ית לָֽחֶם</w:t>
+      </w:r>
+    </w:p>
+    <w:p>
+      <w:pPr/>
+      <w:r>
+        <w:rPr>
+          <w:lang w:val="pt_PT" w:bidi="pt_PT"/>
+        </w:rPr>
+      </w:r>
+      <w:r>
+        <w:rPr>
           <w:b/>
           <w:lang w:val="pt_PT" w:bidi="pt_PT"/>
         </w:rPr>
@@ -25572,6 +28722,20 @@
       </w:r>
       <w:r>
         <w:rPr>
+          <w:lang w:val="pt_PT" w:bidi="pt_PT"/>
+        </w:rPr>
+        <w:t>וִ⁠יהִ֤י בֵֽיתְ⁠ךָ֙ כְּ⁠בֵ֣ית פֶּ֔רֶץ</w:t>
+      </w:r>
+    </w:p>
+    <w:p>
+      <w:pPr/>
+      <w:r>
+        <w:rPr>
+          <w:lang w:val="pt_PT" w:bidi="pt_PT"/>
+        </w:rPr>
+      </w:r>
+      <w:r>
+        <w:rPr>
           <w:b/>
           <w:lang w:val="pt_PT" w:bidi="pt_PT"/>
         </w:rPr>
@@ -25681,6 +28845,20 @@
       </w:r>
       <w:r>
         <w:rPr>
+          <w:lang w:val="pt_PT" w:bidi="pt_PT"/>
+        </w:rPr>
+        <w:t>מִן־הַ⁠זֶּ֗רַע אֲשֶׁ֨ר יִתֵּ֤ן יְהוָה֙ לְ⁠ךָ֔</w:t>
+      </w:r>
+    </w:p>
+    <w:p>
+      <w:pPr/>
+      <w:r>
+        <w:rPr>
+          <w:lang w:val="pt_PT" w:bidi="pt_PT"/>
+        </w:rPr>
+      </w:r>
+      <w:r>
+        <w:rPr>
           <w:b/>
           <w:lang w:val="pt_PT" w:bidi="pt_PT"/>
         </w:rPr>
@@ -25777,6 +28955,20 @@
       </w:r>
       <w:r>
         <w:rPr>
+          <w:lang w:val="pt_PT" w:bidi="pt_PT"/>
+        </w:rPr>
+        <w:t>וַ⁠יִּקַּ֨ח בֹּ֤עַז אֶת־רוּת֙ וַ⁠תְּהִי־ל֣⁠וֹ לְ⁠אִשָּׁ֔ה</w:t>
+      </w:r>
+    </w:p>
+    <w:p>
+      <w:pPr/>
+      <w:r>
+        <w:rPr>
+          <w:lang w:val="pt_PT" w:bidi="pt_PT"/>
+        </w:rPr>
+      </w:r>
+      <w:r>
+        <w:rPr>
           <w:b/>
           <w:lang w:val="pt_PT" w:bidi="pt_PT"/>
         </w:rPr>
@@ -25849,6 +29041,20 @@
         <w:rPr>
           <w:lang w:val="pt_PT" w:bidi="pt_PT"/>
         </w:rPr>
+      </w:r>
+    </w:p>
+    <w:p>
+      <w:pPr/>
+      <w:r>
+        <w:rPr>
+          <w:lang w:val="pt_PT" w:bidi="pt_PT"/>
+        </w:rPr>
+      </w:r>
+      <w:r>
+        <w:rPr>
+          <w:lang w:val="pt_PT" w:bidi="pt_PT"/>
+        </w:rPr>
+        <w:t>וַ⁠יִּקַּ֨ח בֹּ֤עַז אֶת־רוּת֙</w:t>
       </w:r>
     </w:p>
     <w:p>
@@ -25992,6 +29198,20 @@
       </w:r>
       <w:r>
         <w:rPr>
+          <w:lang w:val="pt_PT" w:bidi="pt_PT"/>
+        </w:rPr>
+        <w:t>וַ⁠יָּבֹ֖א אֵלֶ֑י⁠הָ</w:t>
+      </w:r>
+    </w:p>
+    <w:p>
+      <w:pPr/>
+      <w:r>
+        <w:rPr>
+          <w:lang w:val="pt_PT" w:bidi="pt_PT"/>
+        </w:rPr>
+      </w:r>
+      <w:r>
+        <w:rPr>
           <w:b/>
           <w:lang w:val="pt_PT" w:bidi="pt_PT"/>
         </w:rPr>
@@ -26077,6 +29297,20 @@
         <w:rPr>
           <w:lang w:val="pt_PT" w:bidi="pt_PT"/>
         </w:rPr>
+      </w:r>
+    </w:p>
+    <w:p>
+      <w:pPr/>
+      <w:r>
+        <w:rPr>
+          <w:lang w:val="pt_PT" w:bidi="pt_PT"/>
+        </w:rPr>
+      </w:r>
+      <w:r>
+        <w:rPr>
+          <w:lang w:val="pt_PT" w:bidi="pt_PT"/>
+        </w:rPr>
+        <w:t>הַ⁠נָּשִׁים֙</w:t>
       </w:r>
     </w:p>
     <w:p>
@@ -26202,6 +29436,20 @@
       </w:r>
       <w:r>
         <w:rPr>
+          <w:lang w:val="pt_PT" w:bidi="pt_PT"/>
+        </w:rPr>
+        <w:t>בָּר֣וּךְ יְהוָ֔ה</w:t>
+      </w:r>
+    </w:p>
+    <w:p>
+      <w:pPr/>
+      <w:r>
+        <w:rPr>
+          <w:lang w:val="pt_PT" w:bidi="pt_PT"/>
+        </w:rPr>
+      </w:r>
+      <w:r>
+        <w:rPr>
           <w:b/>
           <w:lang w:val="pt_PT" w:bidi="pt_PT"/>
         </w:rPr>
@@ -26285,6 +29533,20 @@
       </w:r>
       <w:r>
         <w:rPr>
+          <w:lang w:val="pt_PT" w:bidi="pt_PT"/>
+        </w:rPr>
+        <w:t>לֹ֣א הִשְׁבִּ֥ית לָ֛⁠ךְ גֹּאֵ֖ל הַ⁠יּ֑וֹם</w:t>
+      </w:r>
+    </w:p>
+    <w:p>
+      <w:pPr/>
+      <w:r>
+        <w:rPr>
+          <w:lang w:val="pt_PT" w:bidi="pt_PT"/>
+        </w:rPr>
+      </w:r>
+      <w:r>
+        <w:rPr>
           <w:b/>
           <w:lang w:val="pt_PT" w:bidi="pt_PT"/>
         </w:rPr>
@@ -26407,6 +29669,20 @@
       </w:r>
       <w:r>
         <w:rPr>
+          <w:lang w:val="pt_PT" w:bidi="pt_PT"/>
+        </w:rPr>
+        <w:t>וְ⁠יִקָּרֵ֥א שְׁמ֖⁠וֹ</w:t>
+      </w:r>
+    </w:p>
+    <w:p>
+      <w:pPr/>
+      <w:r>
+        <w:rPr>
+          <w:lang w:val="pt_PT" w:bidi="pt_PT"/>
+        </w:rPr>
+      </w:r>
+      <w:r>
+        <w:rPr>
           <w:b/>
           <w:lang w:val="pt_PT" w:bidi="pt_PT"/>
         </w:rPr>
@@ -26490,6 +29766,20 @@
       </w:r>
       <w:r>
         <w:rPr>
+          <w:lang w:val="pt_PT" w:bidi="pt_PT"/>
+        </w:rPr>
+        <w:t>וְ⁠יִקָּרֵ֥א שְׁמ֖⁠וֹ בְּ⁠יִשְׂרָאֵֽל</w:t>
+      </w:r>
+    </w:p>
+    <w:p>
+      <w:pPr/>
+      <w:r>
+        <w:rPr>
+          <w:lang w:val="pt_PT" w:bidi="pt_PT"/>
+        </w:rPr>
+      </w:r>
+      <w:r>
+        <w:rPr>
           <w:b/>
           <w:lang w:val="pt_PT" w:bidi="pt_PT"/>
         </w:rPr>
@@ -26599,6 +29889,20 @@
       </w:r>
       <w:r>
         <w:rPr>
+          <w:lang w:val="pt_PT" w:bidi="pt_PT"/>
+        </w:rPr>
+        <w:t>לְ⁠מֵשִׁ֣יב נֶ֔פֶשׁ</w:t>
+      </w:r>
+    </w:p>
+    <w:p>
+      <w:pPr/>
+      <w:r>
+        <w:rPr>
+          <w:lang w:val="pt_PT" w:bidi="pt_PT"/>
+        </w:rPr>
+      </w:r>
+      <w:r>
+        <w:rPr>
           <w:b/>
           <w:lang w:val="pt_PT" w:bidi="pt_PT"/>
         </w:rPr>
@@ -26708,6 +30012,20 @@
       </w:r>
       <w:r>
         <w:rPr>
+          <w:lang w:val="pt_PT" w:bidi="pt_PT"/>
+        </w:rPr>
+        <w:t>וּ⁠לְ⁠כַלְכֵּ֖ל אֶת־שֵׂיבָתֵ֑⁠ךְ</w:t>
+      </w:r>
+    </w:p>
+    <w:p>
+      <w:pPr/>
+      <w:r>
+        <w:rPr>
+          <w:lang w:val="pt_PT" w:bidi="pt_PT"/>
+        </w:rPr>
+      </w:r>
+      <w:r>
+        <w:rPr>
           <w:b/>
           <w:lang w:val="pt_PT" w:bidi="pt_PT"/>
         </w:rPr>
@@ -26804,6 +30122,20 @@
       </w:r>
       <w:r>
         <w:rPr>
+          <w:lang w:val="pt_PT" w:bidi="pt_PT"/>
+        </w:rPr>
+        <w:t>כִּ֣י</w:t>
+      </w:r>
+    </w:p>
+    <w:p>
+      <w:pPr/>
+      <w:r>
+        <w:rPr>
+          <w:lang w:val="pt_PT" w:bidi="pt_PT"/>
+        </w:rPr>
+      </w:r>
+      <w:r>
+        <w:rPr>
           <w:b/>
           <w:lang w:val="pt_PT" w:bidi="pt_PT"/>
         </w:rPr>
@@ -26913,6 +30245,20 @@
       </w:r>
       <w:r>
         <w:rPr>
+          <w:lang w:val="pt_PT" w:bidi="pt_PT"/>
+        </w:rPr>
+        <w:t>ט֣וֹבָה לָ֔⁠ךְ מִ⁠שִּׁבְעָ֖ה בָּנִֽים</w:t>
+      </w:r>
+    </w:p>
+    <w:p>
+      <w:pPr/>
+      <w:r>
+        <w:rPr>
+          <w:lang w:val="pt_PT" w:bidi="pt_PT"/>
+        </w:rPr>
+      </w:r>
+      <w:r>
+        <w:rPr>
           <w:b/>
           <w:lang w:val="pt_PT" w:bidi="pt_PT"/>
         </w:rPr>
@@ -27009,6 +30355,20 @@
       </w:r>
       <w:r>
         <w:rPr>
+          <w:lang w:val="pt_PT" w:bidi="pt_PT"/>
+        </w:rPr>
+        <w:t>וַ⁠תִּקַּ֨ח נָעֳמִ֤י אֶת־הַ⁠יֶּ֨לֶד֙</w:t>
+      </w:r>
+    </w:p>
+    <w:p>
+      <w:pPr/>
+      <w:r>
+        <w:rPr>
+          <w:lang w:val="pt_PT" w:bidi="pt_PT"/>
+        </w:rPr>
+      </w:r>
+      <w:r>
+        <w:rPr>
           <w:b/>
           <w:lang w:val="pt_PT" w:bidi="pt_PT"/>
         </w:rPr>
@@ -27168,6 +30528,20 @@
       </w:r>
       <w:r>
         <w:rPr>
+          <w:lang w:val="pt_PT" w:bidi="pt_PT"/>
+        </w:rPr>
+        <w:t>וַ⁠תִּקְרֶאנָה֩ ל֨⁠וֹ הַ⁠שְּׁכֵנ֥וֹת שֵׁם֙ לֵ⁠אמֹ֔ר &amp; וַ⁠תִּקְרֶ֤אנָֽה שְׁמ⁠וֹ֙ עוֹבֵ֔ד</w:t>
+      </w:r>
+    </w:p>
+    <w:p>
+      <w:pPr/>
+      <w:r>
+        <w:rPr>
+          <w:lang w:val="pt_PT" w:bidi="pt_PT"/>
+        </w:rPr>
+      </w:r>
+      <w:r>
+        <w:rPr>
           <w:b/>
           <w:lang w:val="pt_PT" w:bidi="pt_PT"/>
         </w:rPr>
@@ -27251,6 +30625,20 @@
       </w:r>
       <w:r>
         <w:rPr>
+          <w:lang w:val="pt_PT" w:bidi="pt_PT"/>
+        </w:rPr>
+        <w:t>יֻלַּד־בֵּ֖ן לְ⁠נָעֳמִ֑י</w:t>
+      </w:r>
+    </w:p>
+    <w:p>
+      <w:pPr/>
+      <w:r>
+        <w:rPr>
+          <w:lang w:val="pt_PT" w:bidi="pt_PT"/>
+        </w:rPr>
+      </w:r>
+      <w:r>
+        <w:rPr>
           <w:b/>
           <w:lang w:val="pt_PT" w:bidi="pt_PT"/>
         </w:rPr>
@@ -27341,6 +30729,20 @@
       </w:r>
       <w:r>
         <w:rPr>
+          <w:lang w:val="pt_PT" w:bidi="pt_PT"/>
+        </w:rPr>
+        <w:t>וַ⁠תִּקְרֶ֤אנָֽה שְׁמ⁠וֹ֙ עוֹבֵ֔ד</w:t>
+      </w:r>
+    </w:p>
+    <w:p>
+      <w:pPr/>
+      <w:r>
+        <w:rPr>
+          <w:lang w:val="pt_PT" w:bidi="pt_PT"/>
+        </w:rPr>
+      </w:r>
+      <w:r>
+        <w:rPr>
           <w:b/>
           <w:lang w:val="pt_PT" w:bidi="pt_PT"/>
         </w:rPr>
@@ -27437,6 +30839,20 @@
       </w:r>
       <w:r>
         <w:rPr>
+          <w:lang w:val="pt_PT" w:bidi="pt_PT"/>
+        </w:rPr>
+        <w:t>ה֥וּא אֲבִי־יִשַׁ֖י</w:t>
+      </w:r>
+    </w:p>
+    <w:p>
+      <w:pPr/>
+      <w:r>
+        <w:rPr>
+          <w:lang w:val="pt_PT" w:bidi="pt_PT"/>
+        </w:rPr>
+      </w:r>
+      <w:r>
+        <w:rPr>
           <w:b/>
           <w:lang w:val="pt_PT" w:bidi="pt_PT"/>
         </w:rPr>
@@ -27618,6 +31034,20 @@
         <w:rPr>
           <w:lang w:val="pt_PT" w:bidi="pt_PT"/>
         </w:rPr>
+      </w:r>
+    </w:p>
+    <w:p>
+      <w:pPr/>
+      <w:r>
+        <w:rPr>
+          <w:lang w:val="pt_PT" w:bidi="pt_PT"/>
+        </w:rPr>
+      </w:r>
+      <w:r>
+        <w:rPr>
+          <w:lang w:val="pt_PT" w:bidi="pt_PT"/>
+        </w:rPr>
+        <w:t>תּוֹלְד֣וֹת פָּ֔רֶץ</w:t>
       </w:r>
     </w:p>
     <w:p>
@@ -27748,6 +31178,20 @@
       </w:r>
       <w:r>
         <w:rPr>
+          <w:lang w:val="pt_PT" w:bidi="pt_PT"/>
+        </w:rPr>
+        <w:t>פֶּ֖רֶץ הוֹלִ֥יד אֶת־חֶצְרֽוֹן</w:t>
+      </w:r>
+    </w:p>
+    <w:p>
+      <w:pPr/>
+      <w:r>
+        <w:rPr>
+          <w:lang w:val="pt_PT" w:bidi="pt_PT"/>
+        </w:rPr>
+      </w:r>
+      <w:r>
+        <w:rPr>
           <w:b/>
           <w:lang w:val="pt_PT" w:bidi="pt_PT"/>
         </w:rPr>
@@ -27846,6 +31290,20 @@
         <w:rPr>
           <w:lang w:val="pt_PT" w:bidi="pt_PT"/>
         </w:rPr>
+      </w:r>
+    </w:p>
+    <w:p>
+      <w:pPr/>
+      <w:r>
+        <w:rPr>
+          <w:lang w:val="pt_PT" w:bidi="pt_PT"/>
+        </w:rPr>
+      </w:r>
+      <w:r>
+        <w:rPr>
+          <w:lang w:val="pt_PT" w:bidi="pt_PT"/>
+        </w:rPr>
+        <w:t>וְ⁠חֶצְרוֹן֙ &amp; אֶת־רָ֔ם &amp; אֶת־עַמִּֽינָדָֽב</w:t>
       </w:r>
     </w:p>
     <w:p>

--- a/por/docx/08.content.docx
+++ b/por/docx/08.content.docx
@@ -28,49 +28,15 @@
       </w:r>
     </w:p>
     <w:p>
-      <w:pPr>
-        <w:pStyle w:val="Heading2"/>
-      </w:pPr>
-      <w:r>
-        <w:rPr>
-          <w:lang w:val="pt_PT" w:bidi="pt_PT"/>
-        </w:rPr>
-        <w:t>License Information</w:t>
-      </w:r>
-      <w:r>
-        <w:rPr>
-          <w:lang w:val="pt_PT" w:bidi="pt_PT"/>
-        </w:rPr>
-      </w:r>
-    </w:p>
-    <w:p>
-      <w:pPr/>
-      <w:r>
-        <w:rPr>
-          <w:lang w:val="pt_PT" w:bidi="pt_PT"/>
-        </w:rPr>
-      </w:r>
-      <w:r>
-        <w:rPr>
-          <w:b/>
-          <w:lang w:val="pt_PT" w:bidi="pt_PT"/>
-        </w:rPr>
-        <w:t>Notas de Tradução (unfoldingWord)</w:t>
-      </w:r>
-      <w:r>
-        <w:rPr>
-          <w:lang w:val="pt_PT" w:bidi="pt_PT"/>
-        </w:rPr>
-        <w:t xml:space="preserve"> (Portuguese) is based on</w:t>
-      </w:r>
-      <w:r>
-        <w:rPr>
-          <w:lang w:val="pt_PT" w:bidi="pt_PT"/>
-        </w:rPr>
-        <w:t xml:space="preserve">: </w:t>
-      </w:r>
-      <w:r>
-        <w:rPr>
+      <w:pPr/>
+      <w:r>
+        <w:rPr>
+          <w:lang w:val="pt_PT" w:bidi="pt_PT"/>
+        </w:rPr>
+      </w:r>
+      <w:r>
+        <w:rPr>
+          <w:b/>
           <w:lang w:val="pt_PT" w:bidi="pt_PT"/>
         </w:rPr>
         <w:t>unfoldingWord® Translation Notes</w:t>
@@ -79,62 +45,31 @@
         <w:rPr>
           <w:lang w:val="pt_PT" w:bidi="pt_PT"/>
         </w:rPr>
-        <w:t xml:space="preserve">, </w:t>
-      </w:r>
-      <w:hyperlink r:id="rId13">
-        <w:r>
-          <w:rPr>
-            <w:lang w:val="pt_PT" w:bidi="pt_PT"/>
-          </w:rPr>
-          <w:rPr>
-            <w:color w:val="0000EE"/>
-            <w:u w:val="single"/>
-          </w:rPr>
-          <w:t>unfoldingWord</w:t>
-        </w:r>
-      </w:hyperlink>
-      <w:r>
-        <w:rPr>
-          <w:lang w:val="pt_PT" w:bidi="pt_PT"/>
-        </w:rPr>
-        <w:t xml:space="preserve">, 2022, which is licensed under a </w:t>
-      </w:r>
-      <w:hyperlink r:id="rId14">
-        <w:r>
-          <w:rPr>
-            <w:lang w:val="pt_PT" w:bidi="pt_PT"/>
-          </w:rPr>
-          <w:rPr>
-            <w:color w:val="0000EE"/>
-            <w:u w:val="single"/>
-          </w:rPr>
-          <w:t>CC BY-SA 4.0 license</w:t>
-        </w:r>
-      </w:hyperlink>
-      <w:r>
-        <w:rPr>
-          <w:lang w:val="pt_PT" w:bidi="pt_PT"/>
-        </w:rPr>
-        <w:t>.</w:t>
-      </w:r>
-      <w:r>
-        <w:rPr>
-          <w:lang w:val="pt_PT" w:bidi="pt_PT"/>
-        </w:rPr>
-      </w:r>
-    </w:p>
-    <w:p>
-      <w:pPr/>
-      <w:r>
-        <w:rPr>
-          <w:lang w:val="pt_PT" w:bidi="pt_PT"/>
-        </w:rPr>
-      </w:r>
-      <w:r>
-        <w:rPr>
-          <w:lang w:val="pt_PT" w:bidi="pt_PT"/>
-        </w:rPr>
-        <w:t>This PDF version is provided under the same license.</w:t>
+        <w:t xml:space="preserve"> © 2022 unfoldingWord. Released under CC BY-SA 4.0 license. </w:t>
+      </w:r>
+      <w:r>
+        <w:rPr>
+          <w:lang w:val="pt_PT" w:bidi="pt_PT"/>
+        </w:rPr>
+        <w:t>unfoldingWord® Translation Notes</w:t>
+      </w:r>
+      <w:r>
+        <w:rPr>
+          <w:lang w:val="pt_PT" w:bidi="pt_PT"/>
+        </w:rPr>
+        <w:t xml:space="preserve"> has been adapted in the following languages: Tok Pisin, Arabic (عربي), French (Français), Hindi (हिंदी), Indonesian (Bahasa Indonesia), Portuguese (Português), Russian (Русский), Spanish (Español), Swahili (Kiswahili), and Simplified Chinese (简体中文) from </w:t>
+      </w:r>
+      <w:r>
+        <w:rPr>
+          <w:lang w:val="pt_PT" w:bidi="pt_PT"/>
+        </w:rPr>
+        <w:t>unfoldingWord® Translation Notes</w:t>
+      </w:r>
+      <w:r>
+        <w:rPr>
+          <w:lang w:val="pt_PT" w:bidi="pt_PT"/>
+        </w:rPr>
+        <w:t xml:space="preserve"> © 2022 unfoldingWord. Released under CC BY-SA 4.0 license by Mission Mutual</w:t>
       </w:r>
       <w:r>
         <w:rPr>
@@ -1003,20 +938,6 @@
       </w:r>
       <w:r>
         <w:rPr>
-          <w:lang w:val="pt_PT" w:bidi="pt_PT"/>
-        </w:rPr>
-        <w:t>בִּ⁠ימֵי֙ שְׁפֹ֣ט הַ⁠שֹּׁפְטִ֔ים</w:t>
-      </w:r>
-    </w:p>
-    <w:p>
-      <w:pPr/>
-      <w:r>
-        <w:rPr>
-          <w:lang w:val="pt_PT" w:bidi="pt_PT"/>
-        </w:rPr>
-      </w:r>
-      <w:r>
-        <w:rPr>
           <w:b/>
           <w:lang w:val="pt_PT" w:bidi="pt_PT"/>
         </w:rPr>
@@ -1113,20 +1034,6 @@
       </w:r>
       <w:r>
         <w:rPr>
-          <w:lang w:val="pt_PT" w:bidi="pt_PT"/>
-        </w:rPr>
-        <w:t>בָּ⁠אָ֑רֶץ</w:t>
-      </w:r>
-    </w:p>
-    <w:p>
-      <w:pPr/>
-      <w:r>
-        <w:rPr>
-          <w:lang w:val="pt_PT" w:bidi="pt_PT"/>
-        </w:rPr>
-      </w:r>
-      <w:r>
-        <w:rPr>
           <w:b/>
           <w:lang w:val="pt_PT" w:bidi="pt_PT"/>
         </w:rPr>
@@ -1223,20 +1130,6 @@
       </w:r>
       <w:r>
         <w:rPr>
-          <w:lang w:val="pt_PT" w:bidi="pt_PT"/>
-        </w:rPr>
-        <w:t>אִ֜ישׁ</w:t>
-      </w:r>
-    </w:p>
-    <w:p>
-      <w:pPr/>
-      <w:r>
-        <w:rPr>
-          <w:lang w:val="pt_PT" w:bidi="pt_PT"/>
-        </w:rPr>
-      </w:r>
-      <w:r>
-        <w:rPr>
           <w:b/>
           <w:lang w:val="pt_PT" w:bidi="pt_PT"/>
         </w:rPr>
@@ -1320,20 +1213,6 @@
       </w:r>
       <w:r>
         <w:rPr>
-          <w:lang w:val="pt_PT" w:bidi="pt_PT"/>
-        </w:rPr>
-        <w:t>אֶפְרָתִ֔ים</w:t>
-      </w:r>
-    </w:p>
-    <w:p>
-      <w:pPr/>
-      <w:r>
-        <w:rPr>
-          <w:lang w:val="pt_PT" w:bidi="pt_PT"/>
-        </w:rPr>
-      </w:r>
-      <w:r>
-        <w:rPr>
           <w:b/>
           <w:lang w:val="pt_PT" w:bidi="pt_PT"/>
         </w:rPr>
@@ -1417,20 +1296,6 @@
       </w:r>
       <w:r>
         <w:rPr>
-          <w:lang w:val="pt_PT" w:bidi="pt_PT"/>
-        </w:rPr>
-        <w:t>וַ⁠תִּשָּׁאֵ֥ר הִ֖יא וּ⁠שְׁנֵ֥י בָנֶֽי⁠הָ</w:t>
-      </w:r>
-    </w:p>
-    <w:p>
-      <w:pPr/>
-      <w:r>
-        <w:rPr>
-          <w:lang w:val="pt_PT" w:bidi="pt_PT"/>
-        </w:rPr>
-      </w:r>
-      <w:r>
-        <w:rPr>
           <w:b/>
           <w:lang w:val="pt_PT" w:bidi="pt_PT"/>
         </w:rPr>
@@ -1514,20 +1379,6 @@
       </w:r>
       <w:r>
         <w:rPr>
-          <w:lang w:val="pt_PT" w:bidi="pt_PT"/>
-        </w:rPr>
-        <w:t>וַ⁠יִּשְׂא֣וּ לָ⁠הֶ֗ם נָשִׁים֙</w:t>
-      </w:r>
-    </w:p>
-    <w:p>
-      <w:pPr/>
-      <w:r>
-        <w:rPr>
-          <w:lang w:val="pt_PT" w:bidi="pt_PT"/>
-        </w:rPr>
-      </w:r>
-      <w:r>
-        <w:rPr>
           <w:b/>
           <w:lang w:val="pt_PT" w:bidi="pt_PT"/>
         </w:rPr>
@@ -1611,20 +1462,6 @@
       </w:r>
       <w:r>
         <w:rPr>
-          <w:lang w:val="pt_PT" w:bidi="pt_PT"/>
-        </w:rPr>
-        <w:t>שֵׁ֤ם הָֽ⁠אַחַת֙ עָרְפָּ֔ה וְ⁠שֵׁ֥ם הַ⁠שֵּׁנִ֖ית ר֑וּת</w:t>
-      </w:r>
-    </w:p>
-    <w:p>
-      <w:pPr/>
-      <w:r>
-        <w:rPr>
-          <w:lang w:val="pt_PT" w:bidi="pt_PT"/>
-        </w:rPr>
-      </w:r>
-      <w:r>
-        <w:rPr>
           <w:b/>
           <w:lang w:val="pt_PT" w:bidi="pt_PT"/>
         </w:rPr>
@@ -1688,20 +1525,6 @@
       </w:r>
       <w:r>
         <w:rPr>
-          <w:lang w:val="pt_PT" w:bidi="pt_PT"/>
-        </w:rPr>
-        <w:t>וַ⁠תִּשָּׁאֵר֙ הָֽ⁠אִשָּׁ֔ה מִ⁠שְּׁנֵ֥י יְלָדֶ֖י⁠הָ וּ⁠מֵ⁠אִישָֽׁ⁠הּ</w:t>
-      </w:r>
-    </w:p>
-    <w:p>
-      <w:pPr/>
-      <w:r>
-        <w:rPr>
-          <w:lang w:val="pt_PT" w:bidi="pt_PT"/>
-        </w:rPr>
-      </w:r>
-      <w:r>
-        <w:rPr>
           <w:b/>
           <w:lang w:val="pt_PT" w:bidi="pt_PT"/>
         </w:rPr>
@@ -1785,20 +1608,6 @@
       </w:r>
       <w:r>
         <w:rPr>
-          <w:lang w:val="pt_PT" w:bidi="pt_PT"/>
-        </w:rPr>
-        <w:t>וַ⁠תָּ֤קָם הִיא֙ וְ⁠כַלֹּתֶ֔י⁠הָ וַ⁠תָּ֖שָׁב</w:t>
-      </w:r>
-    </w:p>
-    <w:p>
-      <w:pPr/>
-      <w:r>
-        <w:rPr>
-          <w:lang w:val="pt_PT" w:bidi="pt_PT"/>
-        </w:rPr>
-      </w:r>
-      <w:r>
-        <w:rPr>
           <w:b/>
           <w:lang w:val="pt_PT" w:bidi="pt_PT"/>
         </w:rPr>
@@ -1871,20 +1680,6 @@
         <w:rPr>
           <w:lang w:val="pt_PT" w:bidi="pt_PT"/>
         </w:rPr>
-      </w:r>
-    </w:p>
-    <w:p>
-      <w:pPr/>
-      <w:r>
-        <w:rPr>
-          <w:lang w:val="pt_PT" w:bidi="pt_PT"/>
-        </w:rPr>
-      </w:r>
-      <w:r>
-        <w:rPr>
-          <w:lang w:val="pt_PT" w:bidi="pt_PT"/>
-        </w:rPr>
-        <w:t>וַ⁠תָּ֤קָם הִיא֙ וְ⁠כַלֹּתֶ֔י⁠הָ וַ⁠תָּ֖שָׁב</w:t>
       </w:r>
     </w:p>
     <w:p>
@@ -2049,20 +1844,6 @@
       </w:r>
       <w:r>
         <w:rPr>
-          <w:lang w:val="pt_PT" w:bidi="pt_PT"/>
-        </w:rPr>
-        <w:t>כִּ֤י שָֽׁמְעָה֙ בִּ⁠שְׂדֵ֣ה מוֹאָ֔ב כִּֽי־פָקַ֤ד יְהוָה֙ אֶת־עַמּ֔⁠וֹ לָ⁠תֵ֥ת לָ⁠הֶ֖ם לָֽחֶם</w:t>
-      </w:r>
-    </w:p>
-    <w:p>
-      <w:pPr/>
-      <w:r>
-        <w:rPr>
-          <w:lang w:val="pt_PT" w:bidi="pt_PT"/>
-        </w:rPr>
-      </w:r>
-      <w:r>
-        <w:rPr>
           <w:b/>
           <w:lang w:val="pt_PT" w:bidi="pt_PT"/>
         </w:rPr>
@@ -2146,20 +1927,6 @@
       </w:r>
       <w:r>
         <w:rPr>
-          <w:lang w:val="pt_PT" w:bidi="pt_PT"/>
-        </w:rPr>
-        <w:t>שָֽׁמְעָה֙ בִּ⁠שְׂדֵ֣ה מוֹאָ֔ב</w:t>
-      </w:r>
-    </w:p>
-    <w:p>
-      <w:pPr/>
-      <w:r>
-        <w:rPr>
-          <w:lang w:val="pt_PT" w:bidi="pt_PT"/>
-        </w:rPr>
-      </w:r>
-      <w:r>
-        <w:rPr>
           <w:b/>
           <w:lang w:val="pt_PT" w:bidi="pt_PT"/>
         </w:rPr>
@@ -2243,20 +2010,6 @@
       </w:r>
       <w:r>
         <w:rPr>
-          <w:lang w:val="pt_PT" w:bidi="pt_PT"/>
-        </w:rPr>
-        <w:t>פָקַ֤ד &amp; אֶת־עַמּ֔⁠וֹ</w:t>
-      </w:r>
-    </w:p>
-    <w:p>
-      <w:pPr/>
-      <w:r>
-        <w:rPr>
-          <w:lang w:val="pt_PT" w:bidi="pt_PT"/>
-        </w:rPr>
-      </w:r>
-      <w:r>
-        <w:rPr>
           <w:b/>
           <w:lang w:val="pt_PT" w:bidi="pt_PT"/>
         </w:rPr>
@@ -2340,20 +2093,6 @@
       </w:r>
       <w:r>
         <w:rPr>
-          <w:lang w:val="pt_PT" w:bidi="pt_PT"/>
-        </w:rPr>
-        <w:t>לָ⁠תֵ֥ת לָ⁠הֶ֖ם לָֽחֶם</w:t>
-      </w:r>
-    </w:p>
-    <w:p>
-      <w:pPr/>
-      <w:r>
-        <w:rPr>
-          <w:lang w:val="pt_PT" w:bidi="pt_PT"/>
-        </w:rPr>
-      </w:r>
-      <w:r>
-        <w:rPr>
           <w:b/>
           <w:lang w:val="pt_PT" w:bidi="pt_PT"/>
         </w:rPr>
@@ -2563,20 +2302,6 @@
       </w:r>
       <w:r>
         <w:rPr>
-          <w:lang w:val="pt_PT" w:bidi="pt_PT"/>
-        </w:rPr>
-        <w:t>לֵ֣כְנָה שֹּׁ֔בְנָה אִשָּׁ֖ה</w:t>
-      </w:r>
-    </w:p>
-    <w:p>
-      <w:pPr/>
-      <w:r>
-        <w:rPr>
-          <w:lang w:val="pt_PT" w:bidi="pt_PT"/>
-        </w:rPr>
-      </w:r>
-      <w:r>
-        <w:rPr>
           <w:b/>
           <w:lang w:val="pt_PT" w:bidi="pt_PT"/>
         </w:rPr>
@@ -2660,20 +2385,6 @@
       </w:r>
       <w:r>
         <w:rPr>
-          <w:lang w:val="pt_PT" w:bidi="pt_PT"/>
-        </w:rPr>
-        <w:t>לֵ֣כְנָה שֹּׁ֔בְנָה אִשָּׁ֖ה לְ⁠בֵ֣ית אִמָּ֑⁠הּ</w:t>
-      </w:r>
-    </w:p>
-    <w:p>
-      <w:pPr/>
-      <w:r>
-        <w:rPr>
-          <w:lang w:val="pt_PT" w:bidi="pt_PT"/>
-        </w:rPr>
-      </w:r>
-      <w:r>
-        <w:rPr>
           <w:b/>
           <w:lang w:val="pt_PT" w:bidi="pt_PT"/>
         </w:rPr>
@@ -2800,20 +2511,6 @@
       </w:r>
       <w:r>
         <w:rPr>
-          <w:lang w:val="pt_PT" w:bidi="pt_PT"/>
-        </w:rPr>
-        <w:t>יעשה יְהוָ֤ה עִמָּ⁠כֶם֙ חֶ֔סֶד כַּ⁠אֲשֶׁ֧ר עֲשִׂיתֶ֛ם עִם־הַ⁠מֵּתִ֖ים וְ⁠עִמָּדִֽ⁠י</w:t>
-      </w:r>
-    </w:p>
-    <w:p>
-      <w:pPr/>
-      <w:r>
-        <w:rPr>
-          <w:lang w:val="pt_PT" w:bidi="pt_PT"/>
-        </w:rPr>
-      </w:r>
-      <w:r>
-        <w:rPr>
           <w:b/>
           <w:lang w:val="pt_PT" w:bidi="pt_PT"/>
         </w:rPr>
@@ -2897,20 +2594,6 @@
       </w:r>
       <w:r>
         <w:rPr>
-          <w:lang w:val="pt_PT" w:bidi="pt_PT"/>
-        </w:rPr>
-        <w:t>עִם־הַ⁠מֵּתִ֖ים</w:t>
-      </w:r>
-    </w:p>
-    <w:p>
-      <w:pPr/>
-      <w:r>
-        <w:rPr>
-          <w:lang w:val="pt_PT" w:bidi="pt_PT"/>
-        </w:rPr>
-      </w:r>
-      <w:r>
-        <w:rPr>
           <w:b/>
           <w:lang w:val="pt_PT" w:bidi="pt_PT"/>
         </w:rPr>
@@ -3007,20 +2690,6 @@
       </w:r>
       <w:r>
         <w:rPr>
-          <w:lang w:val="pt_PT" w:bidi="pt_PT"/>
-        </w:rPr>
-        <w:t>חֶ֔סֶד</w:t>
-      </w:r>
-    </w:p>
-    <w:p>
-      <w:pPr/>
-      <w:r>
-        <w:rPr>
-          <w:lang w:val="pt_PT" w:bidi="pt_PT"/>
-        </w:rPr>
-      </w:r>
-      <w:r>
-        <w:rPr>
           <w:b/>
           <w:lang w:val="pt_PT" w:bidi="pt_PT"/>
         </w:rPr>
@@ -3187,20 +2856,6 @@
       </w:r>
       <w:r>
         <w:rPr>
-          <w:lang w:val="pt_PT" w:bidi="pt_PT"/>
-        </w:rPr>
-        <w:t>וּ⁠מְצֶ֣אןָ מְנוּחָ֔ה</w:t>
-      </w:r>
-    </w:p>
-    <w:p>
-      <w:pPr/>
-      <w:r>
-        <w:rPr>
-          <w:lang w:val="pt_PT" w:bidi="pt_PT"/>
-        </w:rPr>
-      </w:r>
-      <w:r>
-        <w:rPr>
           <w:b/>
           <w:lang w:val="pt_PT" w:bidi="pt_PT"/>
         </w:rPr>
@@ -3284,20 +2939,6 @@
       </w:r>
       <w:r>
         <w:rPr>
-          <w:lang w:val="pt_PT" w:bidi="pt_PT"/>
-        </w:rPr>
-        <w:t>בֵּ֣ית אִישָׁ֑⁠הּ</w:t>
-      </w:r>
-    </w:p>
-    <w:p>
-      <w:pPr/>
-      <w:r>
-        <w:rPr>
-          <w:lang w:val="pt_PT" w:bidi="pt_PT"/>
-        </w:rPr>
-      </w:r>
-      <w:r>
-        <w:rPr>
           <w:b/>
           <w:lang w:val="pt_PT" w:bidi="pt_PT"/>
         </w:rPr>
@@ -3394,20 +3035,6 @@
       </w:r>
       <w:r>
         <w:rPr>
-          <w:lang w:val="pt_PT" w:bidi="pt_PT"/>
-        </w:rPr>
-        <w:t>וַ⁠תִּשֶּׂ֥אנָה קוֹלָ֖⁠ן וַ⁠תִּבְכֶּֽינָה</w:t>
-      </w:r>
-    </w:p>
-    <w:p>
-      <w:pPr/>
-      <w:r>
-        <w:rPr>
-          <w:lang w:val="pt_PT" w:bidi="pt_PT"/>
-        </w:rPr>
-      </w:r>
-      <w:r>
-        <w:rPr>
           <w:b/>
           <w:lang w:val="pt_PT" w:bidi="pt_PT"/>
         </w:rPr>
@@ -3491,20 +3118,6 @@
       </w:r>
       <w:r>
         <w:rPr>
-          <w:lang w:val="pt_PT" w:bidi="pt_PT"/>
-        </w:rPr>
-        <w:t>נָשׁ֖וּב</w:t>
-      </w:r>
-    </w:p>
-    <w:p>
-      <w:pPr/>
-      <w:r>
-        <w:rPr>
-          <w:lang w:val="pt_PT" w:bidi="pt_PT"/>
-        </w:rPr>
-      </w:r>
-      <w:r>
-        <w:rPr>
           <w:b/>
           <w:lang w:val="pt_PT" w:bidi="pt_PT"/>
         </w:rPr>
@@ -3614,20 +3227,6 @@
       </w:r>
       <w:r>
         <w:rPr>
-          <w:lang w:val="pt_PT" w:bidi="pt_PT"/>
-        </w:rPr>
-        <w:t>וַ⁠תֹּאמַ֖רְנָה</w:t>
-      </w:r>
-    </w:p>
-    <w:p>
-      <w:pPr/>
-      <w:r>
-        <w:rPr>
-          <w:lang w:val="pt_PT" w:bidi="pt_PT"/>
-        </w:rPr>
-      </w:r>
-      <w:r>
-        <w:rPr>
           <w:b/>
           <w:lang w:val="pt_PT" w:bidi="pt_PT"/>
         </w:rPr>
@@ -3724,20 +3323,6 @@
       </w:r>
       <w:r>
         <w:rPr>
-          <w:lang w:val="pt_PT" w:bidi="pt_PT"/>
-        </w:rPr>
-        <w:t>כִּי</w:t>
-      </w:r>
-    </w:p>
-    <w:p>
-      <w:pPr/>
-      <w:r>
-        <w:rPr>
-          <w:lang w:val="pt_PT" w:bidi="pt_PT"/>
-        </w:rPr>
-      </w:r>
-      <w:r>
-        <w:rPr>
           <w:b/>
           <w:lang w:val="pt_PT" w:bidi="pt_PT"/>
         </w:rPr>
@@ -3821,20 +3406,6 @@
       </w:r>
       <w:r>
         <w:rPr>
-          <w:lang w:val="pt_PT" w:bidi="pt_PT"/>
-        </w:rPr>
-        <w:t>אִתָּ֥⁠ךְ</w:t>
-      </w:r>
-    </w:p>
-    <w:p>
-      <w:pPr/>
-      <w:r>
-        <w:rPr>
-          <w:lang w:val="pt_PT" w:bidi="pt_PT"/>
-        </w:rPr>
-      </w:r>
-      <w:r>
-        <w:rPr>
           <w:b/>
           <w:lang w:val="pt_PT" w:bidi="pt_PT"/>
         </w:rPr>
@@ -3918,20 +3489,6 @@
       </w:r>
       <w:r>
         <w:rPr>
-          <w:lang w:val="pt_PT" w:bidi="pt_PT"/>
-        </w:rPr>
-        <w:t>וַ⁠תֹּ֤אמֶר נָעֳמִי֙</w:t>
-      </w:r>
-    </w:p>
-    <w:p>
-      <w:pPr/>
-      <w:r>
-        <w:rPr>
-          <w:lang w:val="pt_PT" w:bidi="pt_PT"/>
-        </w:rPr>
-      </w:r>
-      <w:r>
-        <w:rPr>
           <w:b/>
           <w:lang w:val="pt_PT" w:bidi="pt_PT"/>
         </w:rPr>
@@ -4028,20 +3585,6 @@
       </w:r>
       <w:r>
         <w:rPr>
-          <w:lang w:val="pt_PT" w:bidi="pt_PT"/>
-        </w:rPr>
-        <w:t>בְנֹתַ֔⁠י</w:t>
-      </w:r>
-    </w:p>
-    <w:p>
-      <w:pPr/>
-      <w:r>
-        <w:rPr>
-          <w:lang w:val="pt_PT" w:bidi="pt_PT"/>
-        </w:rPr>
-      </w:r>
-      <w:r>
-        <w:rPr>
           <w:b/>
           <w:lang w:val="pt_PT" w:bidi="pt_PT"/>
         </w:rPr>
@@ -4118,20 +3661,6 @@
       </w:r>
       <w:r>
         <w:rPr>
-          <w:lang w:val="pt_PT" w:bidi="pt_PT"/>
-        </w:rPr>
-        <w:t>לָ֥⁠מָּה תֵלַ֖כְנָה עִמִּ֑⁠י</w:t>
-      </w:r>
-    </w:p>
-    <w:p>
-      <w:pPr/>
-      <w:r>
-        <w:rPr>
-          <w:lang w:val="pt_PT" w:bidi="pt_PT"/>
-        </w:rPr>
-      </w:r>
-      <w:r>
-        <w:rPr>
           <w:b/>
           <w:lang w:val="pt_PT" w:bidi="pt_PT"/>
         </w:rPr>
@@ -4215,20 +3744,6 @@
       </w:r>
       <w:r>
         <w:rPr>
-          <w:lang w:val="pt_PT" w:bidi="pt_PT"/>
-        </w:rPr>
-        <w:t>הַֽ⁠עֽוֹד־לִ֤⁠י בָנִים֙ בְּֽ⁠מֵעַ֔⁠י וְ⁠הָי֥וּ לָ⁠כֶ֖ם לַ⁠אֲנָשִֽׁים</w:t>
-      </w:r>
-    </w:p>
-    <w:p>
-      <w:pPr/>
-      <w:r>
-        <w:rPr>
-          <w:lang w:val="pt_PT" w:bidi="pt_PT"/>
-        </w:rPr>
-      </w:r>
-      <w:r>
-        <w:rPr>
           <w:b/>
           <w:lang w:val="pt_PT" w:bidi="pt_PT"/>
         </w:rPr>
@@ -4312,20 +3827,6 @@
       </w:r>
       <w:r>
         <w:rPr>
-          <w:lang w:val="pt_PT" w:bidi="pt_PT"/>
-        </w:rPr>
-        <w:t>זָקַ֖נְתִּי מִ⁠הְי֣וֹת לְ⁠אִ֑ישׁ</w:t>
-      </w:r>
-    </w:p>
-    <w:p>
-      <w:pPr/>
-      <w:r>
-        <w:rPr>
-          <w:lang w:val="pt_PT" w:bidi="pt_PT"/>
-        </w:rPr>
-      </w:r>
-      <w:r>
-        <w:rPr>
           <w:b/>
           <w:lang w:val="pt_PT" w:bidi="pt_PT"/>
         </w:rPr>
@@ -4409,20 +3910,6 @@
       </w:r>
       <w:r>
         <w:rPr>
-          <w:lang w:val="pt_PT" w:bidi="pt_PT"/>
-        </w:rPr>
-        <w:t>כִּ֤י אָמַ֨רְתִּי֙ יֶשׁ־לִ֣⁠י תִקְוָ֔ה גַּ֣ם הָיִ֤יתִי הַ⁠לַּ֨יְלָה֙ לְ⁠אִ֔ישׁ וְ⁠גַ֖ם יָלַ֥דְתִּי בָנִֽים</w:t>
-      </w:r>
-    </w:p>
-    <w:p>
-      <w:pPr/>
-      <w:r>
-        <w:rPr>
-          <w:lang w:val="pt_PT" w:bidi="pt_PT"/>
-        </w:rPr>
-      </w:r>
-      <w:r>
-        <w:rPr>
           <w:b/>
           <w:lang w:val="pt_PT" w:bidi="pt_PT"/>
         </w:rPr>
@@ -4569,20 +4056,6 @@
       </w:r>
       <w:r>
         <w:rPr>
-          <w:lang w:val="pt_PT" w:bidi="pt_PT"/>
-        </w:rPr>
-        <w:t>הֲ⁠לָהֵ֣ן ׀ תְּשַׂבֵּ֗רְנָה עַ֚ד אֲשֶׁ֣ר יִגְדָּ֔לוּ הֲ⁠לָהֵן֙ תֵּֽעָגֵ֔נָה לְ⁠בִלְתִּ֖י הֱי֣וֹת לְ⁠אִ֑ישׁ</w:t>
-      </w:r>
-    </w:p>
-    <w:p>
-      <w:pPr/>
-      <w:r>
-        <w:rPr>
-          <w:lang w:val="pt_PT" w:bidi="pt_PT"/>
-        </w:rPr>
-      </w:r>
-      <w:r>
-        <w:rPr>
           <w:b/>
           <w:lang w:val="pt_PT" w:bidi="pt_PT"/>
         </w:rPr>
@@ -4666,20 +4139,6 @@
       </w:r>
       <w:r>
         <w:rPr>
-          <w:lang w:val="pt_PT" w:bidi="pt_PT"/>
-        </w:rPr>
-        <w:t>הֲ⁠לָהֵ֣ן ׀ תְּשַׂבֵּ֗רְנָה עַ֚ד אֲשֶׁ֣ר יִגְדָּ֔לוּ הֲ⁠לָהֵן֙ תֵּֽעָגֵ֔נָה לְ⁠בִלְתִּ֖י הֱי֣וֹת לְ⁠אִ֑ישׁ</w:t>
-      </w:r>
-    </w:p>
-    <w:p>
-      <w:pPr/>
-      <w:r>
-        <w:rPr>
-          <w:lang w:val="pt_PT" w:bidi="pt_PT"/>
-        </w:rPr>
-      </w:r>
-      <w:r>
-        <w:rPr>
           <w:b/>
           <w:lang w:val="pt_PT" w:bidi="pt_PT"/>
         </w:rPr>
@@ -4743,20 +4202,6 @@
       </w:r>
       <w:r>
         <w:rPr>
-          <w:lang w:val="pt_PT" w:bidi="pt_PT"/>
-        </w:rPr>
-        <w:t>מַר־לִ֤⁠י מְאֹד֙</w:t>
-      </w:r>
-    </w:p>
-    <w:p>
-      <w:pPr/>
-      <w:r>
-        <w:rPr>
-          <w:lang w:val="pt_PT" w:bidi="pt_PT"/>
-        </w:rPr>
-      </w:r>
-      <w:r>
-        <w:rPr>
           <w:b/>
           <w:lang w:val="pt_PT" w:bidi="pt_PT"/>
         </w:rPr>
@@ -4840,20 +4285,6 @@
       </w:r>
       <w:r>
         <w:rPr>
-          <w:lang w:val="pt_PT" w:bidi="pt_PT"/>
-        </w:rPr>
-        <w:t>יָצְאָ֥ה בִ֖⁠י יַד־יְהוָֽה</w:t>
-      </w:r>
-    </w:p>
-    <w:p>
-      <w:pPr/>
-      <w:r>
-        <w:rPr>
-          <w:lang w:val="pt_PT" w:bidi="pt_PT"/>
-        </w:rPr>
-      </w:r>
-      <w:r>
-        <w:rPr>
           <w:b/>
           <w:lang w:val="pt_PT" w:bidi="pt_PT"/>
         </w:rPr>
@@ -4937,20 +4368,6 @@
       </w:r>
       <w:r>
         <w:rPr>
-          <w:lang w:val="pt_PT" w:bidi="pt_PT"/>
-        </w:rPr>
-        <w:t>יָצְאָ֥ה בִ֖⁠י יַד־יְהוָֽה</w:t>
-      </w:r>
-    </w:p>
-    <w:p>
-      <w:pPr/>
-      <w:r>
-        <w:rPr>
-          <w:lang w:val="pt_PT" w:bidi="pt_PT"/>
-        </w:rPr>
-      </w:r>
-      <w:r>
-        <w:rPr>
           <w:b/>
           <w:lang w:val="pt_PT" w:bidi="pt_PT"/>
         </w:rPr>
@@ -5034,20 +4451,6 @@
       </w:r>
       <w:r>
         <w:rPr>
-          <w:lang w:val="pt_PT" w:bidi="pt_PT"/>
-        </w:rPr>
-        <w:t>וַ⁠תִּשֶּׂ֣נָה קוֹלָ֔⁠ן וַ⁠תִּבְכֶּ֖ינָה</w:t>
-      </w:r>
-    </w:p>
-    <w:p>
-      <w:pPr/>
-      <w:r>
-        <w:rPr>
-          <w:lang w:val="pt_PT" w:bidi="pt_PT"/>
-        </w:rPr>
-      </w:r>
-      <w:r>
-        <w:rPr>
           <w:b/>
           <w:lang w:val="pt_PT" w:bidi="pt_PT"/>
         </w:rPr>
@@ -5144,20 +4547,6 @@
       </w:r>
       <w:r>
         <w:rPr>
-          <w:lang w:val="pt_PT" w:bidi="pt_PT"/>
-        </w:rPr>
-        <w:t>וְ⁠ר֖וּת דָּ֥בְקָה בָּֽ⁠הּ</w:t>
-      </w:r>
-    </w:p>
-    <w:p>
-      <w:pPr/>
-      <w:r>
-        <w:rPr>
-          <w:lang w:val="pt_PT" w:bidi="pt_PT"/>
-        </w:rPr>
-      </w:r>
-      <w:r>
-        <w:rPr>
           <w:b/>
           <w:lang w:val="pt_PT" w:bidi="pt_PT"/>
         </w:rPr>
@@ -5241,20 +4630,6 @@
       </w:r>
       <w:r>
         <w:rPr>
-          <w:lang w:val="pt_PT" w:bidi="pt_PT"/>
-        </w:rPr>
-        <w:t>הִנֵּה֙</w:t>
-      </w:r>
-    </w:p>
-    <w:p>
-      <w:pPr/>
-      <w:r>
-        <w:rPr>
-          <w:lang w:val="pt_PT" w:bidi="pt_PT"/>
-        </w:rPr>
-      </w:r>
-      <w:r>
-        <w:rPr>
           <w:b/>
           <w:lang w:val="pt_PT" w:bidi="pt_PT"/>
         </w:rPr>
@@ -5434,20 +4809,6 @@
       </w:r>
       <w:r>
         <w:rPr>
-          <w:lang w:val="pt_PT" w:bidi="pt_PT"/>
-        </w:rPr>
-        <w:t>עַמָּ֖⁠הּ</w:t>
-      </w:r>
-    </w:p>
-    <w:p>
-      <w:pPr/>
-      <w:r>
-        <w:rPr>
-          <w:lang w:val="pt_PT" w:bidi="pt_PT"/>
-        </w:rPr>
-      </w:r>
-      <w:r>
-        <w:rPr>
           <w:b/>
           <w:lang w:val="pt_PT" w:bidi="pt_PT"/>
         </w:rPr>
@@ -5531,20 +4892,6 @@
       </w:r>
       <w:r>
         <w:rPr>
-          <w:lang w:val="pt_PT" w:bidi="pt_PT"/>
-        </w:rPr>
-        <w:t>אֱלֹהֶ֑י⁠הָ</w:t>
-      </w:r>
-    </w:p>
-    <w:p>
-      <w:pPr/>
-      <w:r>
-        <w:rPr>
-          <w:lang w:val="pt_PT" w:bidi="pt_PT"/>
-        </w:rPr>
-      </w:r>
-      <w:r>
-        <w:rPr>
           <w:b/>
           <w:lang w:val="pt_PT" w:bidi="pt_PT"/>
         </w:rPr>
@@ -5641,20 +4988,6 @@
       </w:r>
       <w:r>
         <w:rPr>
-          <w:lang w:val="pt_PT" w:bidi="pt_PT"/>
-        </w:rPr>
-        <w:t>אֱלֹהֶ֑י⁠הָ</w:t>
-      </w:r>
-    </w:p>
-    <w:p>
-      <w:pPr/>
-      <w:r>
-        <w:rPr>
-          <w:lang w:val="pt_PT" w:bidi="pt_PT"/>
-        </w:rPr>
-      </w:r>
-      <w:r>
-        <w:rPr>
           <w:b/>
           <w:lang w:val="pt_PT" w:bidi="pt_PT"/>
         </w:rPr>
@@ -5814,20 +5147,6 @@
       </w:r>
       <w:r>
         <w:rPr>
-          <w:lang w:val="pt_PT" w:bidi="pt_PT"/>
-        </w:rPr>
-        <w:t>לְ⁠עָזְבֵ֖⁠ךְ לָ⁠שׁ֣וּב מֵ⁠אַחֲרָ֑יִ⁠ךְ</w:t>
-      </w:r>
-    </w:p>
-    <w:p>
-      <w:pPr/>
-      <w:r>
-        <w:rPr>
-          <w:lang w:val="pt_PT" w:bidi="pt_PT"/>
-        </w:rPr>
-      </w:r>
-      <w:r>
-        <w:rPr>
           <w:b/>
           <w:lang w:val="pt_PT" w:bidi="pt_PT"/>
         </w:rPr>
@@ -5911,20 +5230,6 @@
       </w:r>
       <w:r>
         <w:rPr>
-          <w:lang w:val="pt_PT" w:bidi="pt_PT"/>
-        </w:rPr>
-        <w:t>עַמֵּ֣⁠ךְ עַמִּ֔⁠י וֵ⁠אלֹהַ֖יִ⁠ךְ אֱלֹהָֽ⁠י</w:t>
-      </w:r>
-    </w:p>
-    <w:p>
-      <w:pPr/>
-      <w:r>
-        <w:rPr>
-          <w:lang w:val="pt_PT" w:bidi="pt_PT"/>
-        </w:rPr>
-      </w:r>
-      <w:r>
-        <w:rPr>
           <w:b/>
           <w:lang w:val="pt_PT" w:bidi="pt_PT"/>
         </w:rPr>
@@ -6008,20 +5313,6 @@
       </w:r>
       <w:r>
         <w:rPr>
-          <w:lang w:val="pt_PT" w:bidi="pt_PT"/>
-        </w:rPr>
-        <w:t>כֹּה֩ יַעֲשֶׂ֨ה יְהוָ֥ה לִ⁠י֙ וְ⁠כֹ֣ה יֹסִ֔יף</w:t>
-      </w:r>
-    </w:p>
-    <w:p>
-      <w:pPr/>
-      <w:r>
-        <w:rPr>
-          <w:lang w:val="pt_PT" w:bidi="pt_PT"/>
-        </w:rPr>
-      </w:r>
-      <w:r>
-        <w:rPr>
           <w:b/>
           <w:lang w:val="pt_PT" w:bidi="pt_PT"/>
         </w:rPr>
@@ -6105,20 +5396,6 @@
       </w:r>
       <w:r>
         <w:rPr>
-          <w:lang w:val="pt_PT" w:bidi="pt_PT"/>
-        </w:rPr>
-        <w:t>כִּ֣י הַ⁠מָּ֔וֶת יַפְרִ֖יד בֵּינִ֥⁠י וּ⁠בֵינֵֽ⁠ךְ</w:t>
-      </w:r>
-    </w:p>
-    <w:p>
-      <w:pPr/>
-      <w:r>
-        <w:rPr>
-          <w:lang w:val="pt_PT" w:bidi="pt_PT"/>
-        </w:rPr>
-      </w:r>
-      <w:r>
-        <w:rPr>
           <w:b/>
           <w:lang w:val="pt_PT" w:bidi="pt_PT"/>
         </w:rPr>
@@ -6202,20 +5479,6 @@
       </w:r>
       <w:r>
         <w:rPr>
-          <w:lang w:val="pt_PT" w:bidi="pt_PT"/>
-        </w:rPr>
-        <w:t>יַפְרִ֖יד בֵּינִ֥⁠י וּ⁠בֵינֵֽ⁠ךְ</w:t>
-      </w:r>
-    </w:p>
-    <w:p>
-      <w:pPr/>
-      <w:r>
-        <w:rPr>
-          <w:lang w:val="pt_PT" w:bidi="pt_PT"/>
-        </w:rPr>
-      </w:r>
-      <w:r>
-        <w:rPr>
           <w:b/>
           <w:lang w:val="pt_PT" w:bidi="pt_PT"/>
         </w:rPr>
@@ -6299,20 +5562,6 @@
       </w:r>
       <w:r>
         <w:rPr>
-          <w:lang w:val="pt_PT" w:bidi="pt_PT"/>
-        </w:rPr>
-        <w:t>וַ⁠תֶּחְדַּ֖ל לְ⁠דַבֵּ֥ר אֵלֶֽי⁠הָ</w:t>
-      </w:r>
-    </w:p>
-    <w:p>
-      <w:pPr/>
-      <w:r>
-        <w:rPr>
-          <w:lang w:val="pt_PT" w:bidi="pt_PT"/>
-        </w:rPr>
-      </w:r>
-      <w:r>
-        <w:rPr>
           <w:b/>
           <w:lang w:val="pt_PT" w:bidi="pt_PT"/>
         </w:rPr>
@@ -6396,20 +5645,6 @@
       </w:r>
       <w:r>
         <w:rPr>
-          <w:lang w:val="pt_PT" w:bidi="pt_PT"/>
-        </w:rPr>
-        <w:t>וַ⁠תֶּחְדַּ֖ל לְ⁠דַבֵּ֥ר אֵלֶֽי⁠הָ</w:t>
-      </w:r>
-    </w:p>
-    <w:p>
-      <w:pPr/>
-      <w:r>
-        <w:rPr>
-          <w:lang w:val="pt_PT" w:bidi="pt_PT"/>
-        </w:rPr>
-      </w:r>
-      <w:r>
-        <w:rPr>
           <w:b/>
           <w:lang w:val="pt_PT" w:bidi="pt_PT"/>
         </w:rPr>
@@ -6493,20 +5728,6 @@
       </w:r>
       <w:r>
         <w:rPr>
-          <w:lang w:val="pt_PT" w:bidi="pt_PT"/>
-        </w:rPr>
-        <w:t>וַ⁠יְהִ֗י</w:t>
-      </w:r>
-    </w:p>
-    <w:p>
-      <w:pPr/>
-      <w:r>
-        <w:rPr>
-          <w:lang w:val="pt_PT" w:bidi="pt_PT"/>
-        </w:rPr>
-      </w:r>
-      <w:r>
-        <w:rPr>
           <w:b/>
           <w:lang w:val="pt_PT" w:bidi="pt_PT"/>
         </w:rPr>
@@ -6597,20 +5818,6 @@
       </w:r>
       <w:r>
         <w:rPr>
-          <w:lang w:val="pt_PT" w:bidi="pt_PT"/>
-        </w:rPr>
-        <w:t>כְּ⁠בֹאָ֨⁠נָה֙ בֵּ֣ית לֶ֔חֶם</w:t>
-      </w:r>
-    </w:p>
-    <w:p>
-      <w:pPr/>
-      <w:r>
-        <w:rPr>
-          <w:lang w:val="pt_PT" w:bidi="pt_PT"/>
-        </w:rPr>
-      </w:r>
-      <w:r>
-        <w:rPr>
           <w:b/>
           <w:lang w:val="pt_PT" w:bidi="pt_PT"/>
         </w:rPr>
@@ -6694,20 +5901,6 @@
       </w:r>
       <w:r>
         <w:rPr>
-          <w:lang w:val="pt_PT" w:bidi="pt_PT"/>
-        </w:rPr>
-        <w:t>כָּל־הָ⁠עִיר֙</w:t>
-      </w:r>
-    </w:p>
-    <w:p>
-      <w:pPr/>
-      <w:r>
-        <w:rPr>
-          <w:lang w:val="pt_PT" w:bidi="pt_PT"/>
-        </w:rPr>
-      </w:r>
-      <w:r>
-        <w:rPr>
           <w:b/>
           <w:lang w:val="pt_PT" w:bidi="pt_PT"/>
         </w:rPr>
@@ -6804,20 +5997,6 @@
       </w:r>
       <w:r>
         <w:rPr>
-          <w:lang w:val="pt_PT" w:bidi="pt_PT"/>
-        </w:rPr>
-        <w:t>כָּל־הָ⁠עִיר֙</w:t>
-      </w:r>
-    </w:p>
-    <w:p>
-      <w:pPr/>
-      <w:r>
-        <w:rPr>
-          <w:lang w:val="pt_PT" w:bidi="pt_PT"/>
-        </w:rPr>
-      </w:r>
-      <w:r>
-        <w:rPr>
           <w:b/>
           <w:lang w:val="pt_PT" w:bidi="pt_PT"/>
         </w:rPr>
@@ -6914,20 +6093,6 @@
       </w:r>
       <w:r>
         <w:rPr>
-          <w:lang w:val="pt_PT" w:bidi="pt_PT"/>
-        </w:rPr>
-        <w:t>הֲ⁠זֹ֥את נָעֳמִֽי</w:t>
-      </w:r>
-    </w:p>
-    <w:p>
-      <w:pPr/>
-      <w:r>
-        <w:rPr>
-          <w:lang w:val="pt_PT" w:bidi="pt_PT"/>
-        </w:rPr>
-      </w:r>
-      <w:r>
-        <w:rPr>
           <w:b/>
           <w:lang w:val="pt_PT" w:bidi="pt_PT"/>
         </w:rPr>
@@ -7011,20 +6176,6 @@
       </w:r>
       <w:r>
         <w:rPr>
-          <w:lang w:val="pt_PT" w:bidi="pt_PT"/>
-        </w:rPr>
-        <w:t>אַל־תִּקְרֶ֥אנָה לִ֖⁠י נָעֳמִ֑י</w:t>
-      </w:r>
-    </w:p>
-    <w:p>
-      <w:pPr/>
-      <w:r>
-        <w:rPr>
-          <w:lang w:val="pt_PT" w:bidi="pt_PT"/>
-        </w:rPr>
-      </w:r>
-      <w:r>
-        <w:rPr>
           <w:b/>
           <w:lang w:val="pt_PT" w:bidi="pt_PT"/>
         </w:rPr>
@@ -7108,20 +6259,6 @@
       </w:r>
       <w:r>
         <w:rPr>
-          <w:lang w:val="pt_PT" w:bidi="pt_PT"/>
-        </w:rPr>
-        <w:t>מָרָ֔א</w:t>
-      </w:r>
-    </w:p>
-    <w:p>
-      <w:pPr/>
-      <w:r>
-        <w:rPr>
-          <w:lang w:val="pt_PT" w:bidi="pt_PT"/>
-        </w:rPr>
-      </w:r>
-      <w:r>
-        <w:rPr>
           <w:b/>
           <w:lang w:val="pt_PT" w:bidi="pt_PT"/>
         </w:rPr>
@@ -7218,20 +6355,6 @@
       </w:r>
       <w:r>
         <w:rPr>
-          <w:lang w:val="pt_PT" w:bidi="pt_PT"/>
-        </w:rPr>
-        <w:t>אֲנִי֙ מְלֵאָ֣ה הָלַ֔כְתִּי וְ⁠רֵיקָ֖ם הֱשִׁיבַ֣⁠נִי יְהוָ֑ה</w:t>
-      </w:r>
-    </w:p>
-    <w:p>
-      <w:pPr/>
-      <w:r>
-        <w:rPr>
-          <w:lang w:val="pt_PT" w:bidi="pt_PT"/>
-        </w:rPr>
-      </w:r>
-      <w:r>
-        <w:rPr>
           <w:b/>
           <w:lang w:val="pt_PT" w:bidi="pt_PT"/>
         </w:rPr>
@@ -7315,20 +6438,6 @@
       </w:r>
       <w:r>
         <w:rPr>
-          <w:lang w:val="pt_PT" w:bidi="pt_PT"/>
-        </w:rPr>
-        <w:t>לָ֣⁠מָּה תִקְרֶ֤אנָה לִ⁠י֙ נָעֳמִ֔י</w:t>
-      </w:r>
-    </w:p>
-    <w:p>
-      <w:pPr/>
-      <w:r>
-        <w:rPr>
-          <w:lang w:val="pt_PT" w:bidi="pt_PT"/>
-        </w:rPr>
-      </w:r>
-      <w:r>
-        <w:rPr>
           <w:b/>
           <w:lang w:val="pt_PT" w:bidi="pt_PT"/>
         </w:rPr>
@@ -7412,20 +6521,6 @@
       </w:r>
       <w:r>
         <w:rPr>
-          <w:lang w:val="pt_PT" w:bidi="pt_PT"/>
-        </w:rPr>
-        <w:t>וַֽ⁠יהוָה֙ עָ֣נָה בִ֔⁠י וְ⁠שַׁדַּ֖י הֵ֥רַֽע לִֽ⁠י</w:t>
-      </w:r>
-    </w:p>
-    <w:p>
-      <w:pPr/>
-      <w:r>
-        <w:rPr>
-          <w:lang w:val="pt_PT" w:bidi="pt_PT"/>
-        </w:rPr>
-      </w:r>
-      <w:r>
-        <w:rPr>
           <w:b/>
           <w:lang w:val="pt_PT" w:bidi="pt_PT"/>
         </w:rPr>
@@ -7509,20 +6604,6 @@
       </w:r>
       <w:r>
         <w:rPr>
-          <w:lang w:val="pt_PT" w:bidi="pt_PT"/>
-        </w:rPr>
-        <w:t>עָ֣נָה בִ֔⁠י</w:t>
-      </w:r>
-    </w:p>
-    <w:p>
-      <w:pPr/>
-      <w:r>
-        <w:rPr>
-          <w:lang w:val="pt_PT" w:bidi="pt_PT"/>
-        </w:rPr>
-      </w:r>
-      <w:r>
-        <w:rPr>
           <w:b/>
           <w:lang w:val="pt_PT" w:bidi="pt_PT"/>
         </w:rPr>
@@ -7669,20 +6750,6 @@
       </w:r>
       <w:r>
         <w:rPr>
-          <w:lang w:val="pt_PT" w:bidi="pt_PT"/>
-        </w:rPr>
-        <w:t>וַ⁠תָּ֣שָׁב נָעֳמִ֗י וְ⁠ר֨וּת הַ⁠מּוֹאֲבִיָּ֤ה כַלָּתָ⁠הּ֙ עִמָּ֔⁠הּ הַ⁠שָּׁ֖בָה מִ⁠שְּׂדֵ֣י מוֹאָ֑ב</w:t>
-      </w:r>
-    </w:p>
-    <w:p>
-      <w:pPr/>
-      <w:r>
-        <w:rPr>
-          <w:lang w:val="pt_PT" w:bidi="pt_PT"/>
-        </w:rPr>
-      </w:r>
-      <w:r>
-        <w:rPr>
           <w:b/>
           <w:lang w:val="pt_PT" w:bidi="pt_PT"/>
         </w:rPr>
@@ -7766,20 +6833,6 @@
       </w:r>
       <w:r>
         <w:rPr>
-          <w:lang w:val="pt_PT" w:bidi="pt_PT"/>
-        </w:rPr>
-        <w:t>וְ⁠הֵ֗מָּה בָּ֚אוּ בֵּ֣ית לֶ֔חֶם בִּ⁠תְחִלַּ֖ת קְצִ֥יר שְׂעֹרִֽים</w:t>
-      </w:r>
-    </w:p>
-    <w:p>
-      <w:pPr/>
-      <w:r>
-        <w:rPr>
-          <w:lang w:val="pt_PT" w:bidi="pt_PT"/>
-        </w:rPr>
-      </w:r>
-      <w:r>
-        <w:rPr>
           <w:b/>
           <w:lang w:val="pt_PT" w:bidi="pt_PT"/>
         </w:rPr>
@@ -7863,20 +6916,6 @@
       </w:r>
       <w:r>
         <w:rPr>
-          <w:lang w:val="pt_PT" w:bidi="pt_PT"/>
-        </w:rPr>
-        <w:t>בִּ⁠תְחִלַּ֖ת קְצִ֥יר שְׂעֹרִֽים</w:t>
-      </w:r>
-    </w:p>
-    <w:p>
-      <w:pPr/>
-      <w:r>
-        <w:rPr>
-          <w:lang w:val="pt_PT" w:bidi="pt_PT"/>
-        </w:rPr>
-      </w:r>
-      <w:r>
-        <w:rPr>
           <w:b/>
           <w:lang w:val="pt_PT" w:bidi="pt_PT"/>
         </w:rPr>
@@ -8117,20 +7156,6 @@
       </w:r>
       <w:r>
         <w:rPr>
-          <w:lang w:val="pt_PT" w:bidi="pt_PT"/>
-        </w:rPr>
-        <w:t>וּֽ⁠לְ⁠נָעֳמִ֞י מוֹדַ֣ע לְ⁠אִישָׁ֗⁠הּ</w:t>
-      </w:r>
-    </w:p>
-    <w:p>
-      <w:pPr/>
-      <w:r>
-        <w:rPr>
-          <w:lang w:val="pt_PT" w:bidi="pt_PT"/>
-        </w:rPr>
-      </w:r>
-      <w:r>
-        <w:rPr>
           <w:b/>
           <w:lang w:val="pt_PT" w:bidi="pt_PT"/>
         </w:rPr>
@@ -8214,20 +7239,6 @@
       </w:r>
       <w:r>
         <w:rPr>
-          <w:lang w:val="pt_PT" w:bidi="pt_PT"/>
-        </w:rPr>
-        <w:t>וּֽ⁠לְ⁠נָעֳמִ֞י מוֹדַ֣ע לְ⁠אִישָׁ֗⁠הּ</w:t>
-      </w:r>
-    </w:p>
-    <w:p>
-      <w:pPr/>
-      <w:r>
-        <w:rPr>
-          <w:lang w:val="pt_PT" w:bidi="pt_PT"/>
-        </w:rPr>
-      </w:r>
-      <w:r>
-        <w:rPr>
           <w:b/>
           <w:lang w:val="pt_PT" w:bidi="pt_PT"/>
         </w:rPr>
@@ -8324,20 +7335,6 @@
       </w:r>
       <w:r>
         <w:rPr>
-          <w:lang w:val="pt_PT" w:bidi="pt_PT"/>
-        </w:rPr>
-        <w:t>אִ֚ישׁ גִּבּ֣וֹר חַ֔יִל</w:t>
-      </w:r>
-    </w:p>
-    <w:p>
-      <w:pPr/>
-      <w:r>
-        <w:rPr>
-          <w:lang w:val="pt_PT" w:bidi="pt_PT"/>
-        </w:rPr>
-      </w:r>
-      <w:r>
-        <w:rPr>
           <w:b/>
           <w:lang w:val="pt_PT" w:bidi="pt_PT"/>
         </w:rPr>
@@ -8434,20 +7431,6 @@
       </w:r>
       <w:r>
         <w:rPr>
-          <w:lang w:val="pt_PT" w:bidi="pt_PT"/>
-        </w:rPr>
-        <w:t>מִ⁠מִּשְׁפַּ֖חַת אֱלִימֶ֑לֶךְ</w:t>
-      </w:r>
-    </w:p>
-    <w:p>
-      <w:pPr/>
-      <w:r>
-        <w:rPr>
-          <w:lang w:val="pt_PT" w:bidi="pt_PT"/>
-        </w:rPr>
-      </w:r>
-      <w:r>
-        <w:rPr>
           <w:b/>
           <w:lang w:val="pt_PT" w:bidi="pt_PT"/>
         </w:rPr>
@@ -8531,20 +7514,6 @@
       </w:r>
       <w:r>
         <w:rPr>
-          <w:lang w:val="pt_PT" w:bidi="pt_PT"/>
-        </w:rPr>
-        <w:t>ר֨וּת הַ⁠מּוֹאֲבִיָּ֜ה</w:t>
-      </w:r>
-    </w:p>
-    <w:p>
-      <w:pPr/>
-      <w:r>
-        <w:rPr>
-          <w:lang w:val="pt_PT" w:bidi="pt_PT"/>
-        </w:rPr>
-      </w:r>
-      <w:r>
-        <w:rPr>
           <w:b/>
           <w:lang w:val="pt_PT" w:bidi="pt_PT"/>
         </w:rPr>
@@ -8691,20 +7660,6 @@
       </w:r>
       <w:r>
         <w:rPr>
-          <w:lang w:val="pt_PT" w:bidi="pt_PT"/>
-        </w:rPr>
-        <w:t>אֲשֶׁ֥ר אֶמְצָא־חֵ֖ן בְּ⁠עֵינָ֑י⁠ו</w:t>
-      </w:r>
-    </w:p>
-    <w:p>
-      <w:pPr/>
-      <w:r>
-        <w:rPr>
-          <w:lang w:val="pt_PT" w:bidi="pt_PT"/>
-        </w:rPr>
-      </w:r>
-      <w:r>
-        <w:rPr>
           <w:b/>
           <w:lang w:val="pt_PT" w:bidi="pt_PT"/>
         </w:rPr>
@@ -8788,20 +7743,6 @@
       </w:r>
       <w:r>
         <w:rPr>
-          <w:lang w:val="pt_PT" w:bidi="pt_PT"/>
-        </w:rPr>
-        <w:t>בִתִּֽ⁠י</w:t>
-      </w:r>
-    </w:p>
-    <w:p>
-      <w:pPr/>
-      <w:r>
-        <w:rPr>
-          <w:lang w:val="pt_PT" w:bidi="pt_PT"/>
-        </w:rPr>
-      </w:r>
-      <w:r>
-        <w:rPr>
           <w:b/>
           <w:lang w:val="pt_PT" w:bidi="pt_PT"/>
         </w:rPr>
@@ -8885,20 +7826,6 @@
       </w:r>
       <w:r>
         <w:rPr>
-          <w:lang w:val="pt_PT" w:bidi="pt_PT"/>
-        </w:rPr>
-        <w:t>וַ⁠יִּ֣קֶר מִקְרֶ֔⁠הָ</w:t>
-      </w:r>
-    </w:p>
-    <w:p>
-      <w:pPr/>
-      <w:r>
-        <w:rPr>
-          <w:lang w:val="pt_PT" w:bidi="pt_PT"/>
-        </w:rPr>
-      </w:r>
-      <w:r>
-        <w:rPr>
           <w:b/>
           <w:lang w:val="pt_PT" w:bidi="pt_PT"/>
         </w:rPr>
@@ -8995,20 +7922,6 @@
       </w:r>
       <w:r>
         <w:rPr>
-          <w:lang w:val="pt_PT" w:bidi="pt_PT"/>
-        </w:rPr>
-        <w:t>מִ⁠מִּשְׁפַּ֥חַת אֱלִימֶֽלֶךְ</w:t>
-      </w:r>
-    </w:p>
-    <w:p>
-      <w:pPr/>
-      <w:r>
-        <w:rPr>
-          <w:lang w:val="pt_PT" w:bidi="pt_PT"/>
-        </w:rPr>
-      </w:r>
-      <w:r>
-        <w:rPr>
           <w:b/>
           <w:lang w:val="pt_PT" w:bidi="pt_PT"/>
         </w:rPr>
@@ -9105,20 +8018,6 @@
       </w:r>
       <w:r>
         <w:rPr>
-          <w:lang w:val="pt_PT" w:bidi="pt_PT"/>
-        </w:rPr>
-        <w:t>וְ⁠הִנֵּה</w:t>
-      </w:r>
-    </w:p>
-    <w:p>
-      <w:pPr/>
-      <w:r>
-        <w:rPr>
-          <w:lang w:val="pt_PT" w:bidi="pt_PT"/>
-        </w:rPr>
-      </w:r>
-      <w:r>
-        <w:rPr>
           <w:b/>
           <w:lang w:val="pt_PT" w:bidi="pt_PT"/>
         </w:rPr>
@@ -9215,20 +8114,6 @@
       </w:r>
       <w:r>
         <w:rPr>
-          <w:lang w:val="pt_PT" w:bidi="pt_PT"/>
-        </w:rPr>
-        <w:t>בָּ֚א מִ⁠בֵּ֣ית לֶ֔חֶם</w:t>
-      </w:r>
-    </w:p>
-    <w:p>
-      <w:pPr/>
-      <w:r>
-        <w:rPr>
-          <w:lang w:val="pt_PT" w:bidi="pt_PT"/>
-        </w:rPr>
-      </w:r>
-      <w:r>
-        <w:rPr>
           <w:b/>
           <w:lang w:val="pt_PT" w:bidi="pt_PT"/>
         </w:rPr>
@@ -9312,20 +8197,6 @@
       </w:r>
       <w:r>
         <w:rPr>
-          <w:lang w:val="pt_PT" w:bidi="pt_PT"/>
-        </w:rPr>
-        <w:t>יְהוָ֣ה עִמָּ⁠כֶ֑ם</w:t>
-      </w:r>
-    </w:p>
-    <w:p>
-      <w:pPr/>
-      <w:r>
-        <w:rPr>
-          <w:lang w:val="pt_PT" w:bidi="pt_PT"/>
-        </w:rPr>
-      </w:r>
-      <w:r>
-        <w:rPr>
           <w:b/>
           <w:lang w:val="pt_PT" w:bidi="pt_PT"/>
         </w:rPr>
@@ -9575,20 +8446,6 @@
       </w:r>
       <w:r>
         <w:rPr>
-          <w:lang w:val="pt_PT" w:bidi="pt_PT"/>
-        </w:rPr>
-        <w:t>לְ⁠מִ֖י הַ⁠נַּעֲרָ֥ה הַ⁠זֹּֽאת</w:t>
-      </w:r>
-    </w:p>
-    <w:p>
-      <w:pPr/>
-      <w:r>
-        <w:rPr>
-          <w:lang w:val="pt_PT" w:bidi="pt_PT"/>
-        </w:rPr>
-      </w:r>
-      <w:r>
-        <w:rPr>
           <w:b/>
           <w:lang w:val="pt_PT" w:bidi="pt_PT"/>
         </w:rPr>
@@ -9672,20 +8529,6 @@
       </w:r>
       <w:r>
         <w:rPr>
-          <w:lang w:val="pt_PT" w:bidi="pt_PT"/>
-        </w:rPr>
-        <w:t>וַ⁠יַּ֗עַן &amp; וַ⁠יֹּאמַ֑ר</w:t>
-      </w:r>
-    </w:p>
-    <w:p>
-      <w:pPr/>
-      <w:r>
-        <w:rPr>
-          <w:lang w:val="pt_PT" w:bidi="pt_PT"/>
-        </w:rPr>
-      </w:r>
-      <w:r>
-        <w:rPr>
           <w:b/>
           <w:lang w:val="pt_PT" w:bidi="pt_PT"/>
         </w:rPr>
@@ -9769,20 +8612,6 @@
       </w:r>
       <w:r>
         <w:rPr>
-          <w:lang w:val="pt_PT" w:bidi="pt_PT"/>
-        </w:rPr>
-        <w:t>וַ⁠תֹּ֗אמֶר אֲלַקֳטָה־נָּא֙ וְ⁠אָסַפְתִּ֣י בָֽ⁠עֳמָרִ֔ים אַחֲרֵ֖י הַ⁠קּוֹצְרִ֑ים</w:t>
-      </w:r>
-    </w:p>
-    <w:p>
-      <w:pPr/>
-      <w:r>
-        <w:rPr>
-          <w:lang w:val="pt_PT" w:bidi="pt_PT"/>
-        </w:rPr>
-      </w:r>
-      <w:r>
-        <w:rPr>
           <w:b/>
           <w:lang w:val="pt_PT" w:bidi="pt_PT"/>
         </w:rPr>
@@ -9866,20 +8695,6 @@
       </w:r>
       <w:r>
         <w:rPr>
-          <w:lang w:val="pt_PT" w:bidi="pt_PT"/>
-        </w:rPr>
-        <w:t>אֲלַקֳטָה־נָּא֙ וְ⁠אָסַפְתִּ֣י</w:t>
-      </w:r>
-    </w:p>
-    <w:p>
-      <w:pPr/>
-      <w:r>
-        <w:rPr>
-          <w:lang w:val="pt_PT" w:bidi="pt_PT"/>
-        </w:rPr>
-      </w:r>
-      <w:r>
-        <w:rPr>
           <w:b/>
           <w:lang w:val="pt_PT" w:bidi="pt_PT"/>
         </w:rPr>
@@ -10039,20 +8854,6 @@
       </w:r>
       <w:r>
         <w:rPr>
-          <w:lang w:val="pt_PT" w:bidi="pt_PT"/>
-        </w:rPr>
-        <w:t>הֲ⁠ל֧וֹא שָׁמַ֣עַתְּ בִּתִּ֗⁠י</w:t>
-      </w:r>
-    </w:p>
-    <w:p>
-      <w:pPr/>
-      <w:r>
-        <w:rPr>
-          <w:lang w:val="pt_PT" w:bidi="pt_PT"/>
-        </w:rPr>
-      </w:r>
-      <w:r>
-        <w:rPr>
           <w:b/>
           <w:lang w:val="pt_PT" w:bidi="pt_PT"/>
         </w:rPr>
@@ -10136,20 +8937,6 @@
       </w:r>
       <w:r>
         <w:rPr>
-          <w:lang w:val="pt_PT" w:bidi="pt_PT"/>
-        </w:rPr>
-        <w:t>בִּתִּ֗⁠י</w:t>
-      </w:r>
-    </w:p>
-    <w:p>
-      <w:pPr/>
-      <w:r>
-        <w:rPr>
-          <w:lang w:val="pt_PT" w:bidi="pt_PT"/>
-        </w:rPr>
-      </w:r>
-      <w:r>
-        <w:rPr>
           <w:b/>
           <w:lang w:val="pt_PT" w:bidi="pt_PT"/>
         </w:rPr>
@@ -10246,20 +9033,6 @@
       </w:r>
       <w:r>
         <w:rPr>
-          <w:lang w:val="pt_PT" w:bidi="pt_PT"/>
-        </w:rPr>
-        <w:t>עֵינַ֜יִ⁠ךְ בַּ⁠שָּׂדֶ֤ה</w:t>
-      </w:r>
-    </w:p>
-    <w:p>
-      <w:pPr/>
-      <w:r>
-        <w:rPr>
-          <w:lang w:val="pt_PT" w:bidi="pt_PT"/>
-        </w:rPr>
-      </w:r>
-      <w:r>
-        <w:rPr>
           <w:b/>
           <w:lang w:val="pt_PT" w:bidi="pt_PT"/>
         </w:rPr>
@@ -10343,20 +9116,6 @@
       </w:r>
       <w:r>
         <w:rPr>
-          <w:lang w:val="pt_PT" w:bidi="pt_PT"/>
-        </w:rPr>
-        <w:t>אַחֲרֵי⁠הֶ֔ן</w:t>
-      </w:r>
-    </w:p>
-    <w:p>
-      <w:pPr/>
-      <w:r>
-        <w:rPr>
-          <w:lang w:val="pt_PT" w:bidi="pt_PT"/>
-        </w:rPr>
-      </w:r>
-      <w:r>
-        <w:rPr>
           <w:b/>
           <w:lang w:val="pt_PT" w:bidi="pt_PT"/>
         </w:rPr>
@@ -10453,20 +9212,6 @@
       </w:r>
       <w:r>
         <w:rPr>
-          <w:lang w:val="pt_PT" w:bidi="pt_PT"/>
-        </w:rPr>
-        <w:t>הֲ⁠ל֥וֹא צִוִּ֛יתִי אֶת־הַ⁠נְּעָרִ֖ים לְ⁠בִלְתִּ֣י נָגְעֵ֑⁠ךְ</w:t>
-      </w:r>
-    </w:p>
-    <w:p>
-      <w:pPr/>
-      <w:r>
-        <w:rPr>
-          <w:lang w:val="pt_PT" w:bidi="pt_PT"/>
-        </w:rPr>
-      </w:r>
-      <w:r>
-        <w:rPr>
           <w:b/>
           <w:lang w:val="pt_PT" w:bidi="pt_PT"/>
         </w:rPr>
@@ -10550,20 +9295,6 @@
       </w:r>
       <w:r>
         <w:rPr>
-          <w:lang w:val="pt_PT" w:bidi="pt_PT"/>
-        </w:rPr>
-        <w:t>אֶת־הַ⁠נְּעָרִ֖ים</w:t>
-      </w:r>
-    </w:p>
-    <w:p>
-      <w:pPr/>
-      <w:r>
-        <w:rPr>
-          <w:lang w:val="pt_PT" w:bidi="pt_PT"/>
-        </w:rPr>
-      </w:r>
-      <w:r>
-        <w:rPr>
           <w:b/>
           <w:lang w:val="pt_PT" w:bidi="pt_PT"/>
         </w:rPr>
@@ -10647,20 +9378,6 @@
       </w:r>
       <w:r>
         <w:rPr>
-          <w:lang w:val="pt_PT" w:bidi="pt_PT"/>
-        </w:rPr>
-        <w:t>לְ⁠בִלְתִּ֣י נָגְעֵ֑⁠ךְ</w:t>
-      </w:r>
-    </w:p>
-    <w:p>
-      <w:pPr/>
-      <w:r>
-        <w:rPr>
-          <w:lang w:val="pt_PT" w:bidi="pt_PT"/>
-        </w:rPr>
-      </w:r>
-      <w:r>
-        <w:rPr>
           <w:b/>
           <w:lang w:val="pt_PT" w:bidi="pt_PT"/>
         </w:rPr>
@@ -10807,20 +9524,6 @@
       </w:r>
       <w:r>
         <w:rPr>
-          <w:lang w:val="pt_PT" w:bidi="pt_PT"/>
-        </w:rPr>
-        <w:t>וַ⁠תִּפֹּל֙ עַל־פָּנֶ֔י⁠הָ וַ⁠תִּשְׁתַּ֖חוּ אָ֑רְצָ⁠ה</w:t>
-      </w:r>
-    </w:p>
-    <w:p>
-      <w:pPr/>
-      <w:r>
-        <w:rPr>
-          <w:lang w:val="pt_PT" w:bidi="pt_PT"/>
-        </w:rPr>
-      </w:r>
-      <w:r>
-        <w:rPr>
           <w:b/>
           <w:lang w:val="pt_PT" w:bidi="pt_PT"/>
         </w:rPr>
@@ -10904,20 +9607,6 @@
       </w:r>
       <w:r>
         <w:rPr>
-          <w:lang w:val="pt_PT" w:bidi="pt_PT"/>
-        </w:rPr>
-        <w:t>וַ⁠תִּפֹּל֙ עַל־פָּנֶ֔י⁠הָ וַ⁠תִּשְׁתַּ֖חוּ אָ֑רְצָ⁠ה</w:t>
-      </w:r>
-    </w:p>
-    <w:p>
-      <w:pPr/>
-      <w:r>
-        <w:rPr>
-          <w:lang w:val="pt_PT" w:bidi="pt_PT"/>
-        </w:rPr>
-      </w:r>
-      <w:r>
-        <w:rPr>
           <w:b/>
           <w:lang w:val="pt_PT" w:bidi="pt_PT"/>
         </w:rPr>
@@ -11001,20 +9690,6 @@
       </w:r>
       <w:r>
         <w:rPr>
-          <w:lang w:val="pt_PT" w:bidi="pt_PT"/>
-        </w:rPr>
-        <w:t>וַ⁠תִּפֹּל֙ עַל־פָּנֶ֔י⁠הָ וַ⁠תִּשְׁתַּ֖חוּ אָ֑רְצָ⁠ה</w:t>
-      </w:r>
-    </w:p>
-    <w:p>
-      <w:pPr/>
-      <w:r>
-        <w:rPr>
-          <w:lang w:val="pt_PT" w:bidi="pt_PT"/>
-        </w:rPr>
-      </w:r>
-      <w:r>
-        <w:rPr>
           <w:b/>
           <w:lang w:val="pt_PT" w:bidi="pt_PT"/>
         </w:rPr>
@@ -11098,20 +9773,6 @@
       </w:r>
       <w:r>
         <w:rPr>
-          <w:lang w:val="pt_PT" w:bidi="pt_PT"/>
-        </w:rPr>
-        <w:t>מַדּוּעַ֩ מָצָ֨אתִי חֵ֤ן בְּ⁠עֵינֶ֨י⁠ךָ֙ לְ⁠הַכִּירֵ֔⁠נִי וְ⁠אָּנֹכִ֖י נָכְרִיָּֽה</w:t>
-      </w:r>
-    </w:p>
-    <w:p>
-      <w:pPr/>
-      <w:r>
-        <w:rPr>
-          <w:lang w:val="pt_PT" w:bidi="pt_PT"/>
-        </w:rPr>
-      </w:r>
-      <w:r>
-        <w:rPr>
           <w:b/>
           <w:lang w:val="pt_PT" w:bidi="pt_PT"/>
         </w:rPr>
@@ -11195,20 +9856,6 @@
       </w:r>
       <w:r>
         <w:rPr>
-          <w:lang w:val="pt_PT" w:bidi="pt_PT"/>
-        </w:rPr>
-        <w:t>מָצָ֨אתִי חֵ֤ן בְּ⁠עֵינֶ֨י⁠ךָ֙</w:t>
-      </w:r>
-    </w:p>
-    <w:p>
-      <w:pPr/>
-      <w:r>
-        <w:rPr>
-          <w:lang w:val="pt_PT" w:bidi="pt_PT"/>
-        </w:rPr>
-      </w:r>
-      <w:r>
-        <w:rPr>
           <w:b/>
           <w:lang w:val="pt_PT" w:bidi="pt_PT"/>
         </w:rPr>
@@ -11401,20 +10048,6 @@
       </w:r>
       <w:r>
         <w:rPr>
-          <w:lang w:val="pt_PT" w:bidi="pt_PT"/>
-        </w:rPr>
-        <w:t>הֻגֵּ֨ד הֻגַּ֜ד</w:t>
-      </w:r>
-    </w:p>
-    <w:p>
-      <w:pPr/>
-      <w:r>
-        <w:rPr>
-          <w:lang w:val="pt_PT" w:bidi="pt_PT"/>
-        </w:rPr>
-      </w:r>
-      <w:r>
-        <w:rPr>
           <w:b/>
           <w:lang w:val="pt_PT" w:bidi="pt_PT"/>
         </w:rPr>
@@ -11511,20 +10144,6 @@
       </w:r>
       <w:r>
         <w:rPr>
-          <w:lang w:val="pt_PT" w:bidi="pt_PT"/>
-        </w:rPr>
-        <w:t>הֻגֵּ֨ד הֻגַּ֜ד לִ֗⁠י</w:t>
-      </w:r>
-    </w:p>
-    <w:p>
-      <w:pPr/>
-      <w:r>
-        <w:rPr>
-          <w:lang w:val="pt_PT" w:bidi="pt_PT"/>
-        </w:rPr>
-      </w:r>
-      <w:r>
-        <w:rPr>
           <w:b/>
           <w:lang w:val="pt_PT" w:bidi="pt_PT"/>
         </w:rPr>
@@ -11608,20 +10227,6 @@
       </w:r>
       <w:r>
         <w:rPr>
-          <w:lang w:val="pt_PT" w:bidi="pt_PT"/>
-        </w:rPr>
-        <w:t>וַ⁠תֵּ֣לְכִ֔י אֶל־עַ֕ם</w:t>
-      </w:r>
-    </w:p>
-    <w:p>
-      <w:pPr/>
-      <w:r>
-        <w:rPr>
-          <w:lang w:val="pt_PT" w:bidi="pt_PT"/>
-        </w:rPr>
-      </w:r>
-      <w:r>
-        <w:rPr>
           <w:b/>
           <w:lang w:val="pt_PT" w:bidi="pt_PT"/>
         </w:rPr>
@@ -11718,20 +10323,6 @@
       </w:r>
       <w:r>
         <w:rPr>
-          <w:lang w:val="pt_PT" w:bidi="pt_PT"/>
-        </w:rPr>
-        <w:t>תְּמ֥וֹל שִׁלְשֽׁוֹם</w:t>
-      </w:r>
-    </w:p>
-    <w:p>
-      <w:pPr/>
-      <w:r>
-        <w:rPr>
-          <w:lang w:val="pt_PT" w:bidi="pt_PT"/>
-        </w:rPr>
-      </w:r>
-      <w:r>
-        <w:rPr>
           <w:b/>
           <w:lang w:val="pt_PT" w:bidi="pt_PT"/>
         </w:rPr>
@@ -11815,20 +10406,6 @@
       </w:r>
       <w:r>
         <w:rPr>
-          <w:lang w:val="pt_PT" w:bidi="pt_PT"/>
-        </w:rPr>
-        <w:t>פָּעֳלֵ֑⁠ךְ</w:t>
-      </w:r>
-    </w:p>
-    <w:p>
-      <w:pPr/>
-      <w:r>
-        <w:rPr>
-          <w:lang w:val="pt_PT" w:bidi="pt_PT"/>
-        </w:rPr>
-      </w:r>
-      <w:r>
-        <w:rPr>
           <w:b/>
           <w:lang w:val="pt_PT" w:bidi="pt_PT"/>
         </w:rPr>
@@ -11912,20 +10489,6 @@
       </w:r>
       <w:r>
         <w:rPr>
-          <w:lang w:val="pt_PT" w:bidi="pt_PT"/>
-        </w:rPr>
-        <w:t>וּ⁠תְהִ֨י מַשְׂכֻּרְתֵּ֜⁠ךְ שְׁלֵמָ֗ה מֵ⁠עִ֤ם יְהוָה֙</w:t>
-      </w:r>
-    </w:p>
-    <w:p>
-      <w:pPr/>
-      <w:r>
-        <w:rPr>
-          <w:lang w:val="pt_PT" w:bidi="pt_PT"/>
-        </w:rPr>
-      </w:r>
-      <w:r>
-        <w:rPr>
           <w:b/>
           <w:lang w:val="pt_PT" w:bidi="pt_PT"/>
         </w:rPr>
@@ -12009,20 +10572,6 @@
       </w:r>
       <w:r>
         <w:rPr>
-          <w:lang w:val="pt_PT" w:bidi="pt_PT"/>
-        </w:rPr>
-        <w:t>אֲשֶׁר־בָּ֖את לַ⁠חֲס֥וֹת תַּֽחַת־כְּנָפָֽי⁠ו</w:t>
-      </w:r>
-    </w:p>
-    <w:p>
-      <w:pPr/>
-      <w:r>
-        <w:rPr>
-          <w:lang w:val="pt_PT" w:bidi="pt_PT"/>
-        </w:rPr>
-      </w:r>
-      <w:r>
-        <w:rPr>
           <w:b/>
           <w:lang w:val="pt_PT" w:bidi="pt_PT"/>
         </w:rPr>
@@ -12106,20 +10655,6 @@
       </w:r>
       <w:r>
         <w:rPr>
-          <w:lang w:val="pt_PT" w:bidi="pt_PT"/>
-        </w:rPr>
-        <w:t>אֶמְצָא־חֵ֨ן בְּ⁠עֵינֶ֤י⁠ךָ</w:t>
-      </w:r>
-    </w:p>
-    <w:p>
-      <w:pPr/>
-      <w:r>
-        <w:rPr>
-          <w:lang w:val="pt_PT" w:bidi="pt_PT"/>
-        </w:rPr>
-      </w:r>
-      <w:r>
-        <w:rPr>
           <w:b/>
           <w:lang w:val="pt_PT" w:bidi="pt_PT"/>
         </w:rPr>
@@ -12203,20 +10738,6 @@
       </w:r>
       <w:r>
         <w:rPr>
-          <w:lang w:val="pt_PT" w:bidi="pt_PT"/>
-        </w:rPr>
-        <w:t>אֲדֹנִ⁠י֙</w:t>
-      </w:r>
-    </w:p>
-    <w:p>
-      <w:pPr/>
-      <w:r>
-        <w:rPr>
-          <w:lang w:val="pt_PT" w:bidi="pt_PT"/>
-        </w:rPr>
-      </w:r>
-      <w:r>
-        <w:rPr>
           <w:b/>
           <w:lang w:val="pt_PT" w:bidi="pt_PT"/>
         </w:rPr>
@@ -12313,20 +10834,6 @@
       </w:r>
       <w:r>
         <w:rPr>
-          <w:lang w:val="pt_PT" w:bidi="pt_PT"/>
-        </w:rPr>
-        <w:t>עַל־לֵ֣ב שִׁפְחָתֶ֑⁠ךָ</w:t>
-      </w:r>
-    </w:p>
-    <w:p>
-      <w:pPr/>
-      <w:r>
-        <w:rPr>
-          <w:lang w:val="pt_PT" w:bidi="pt_PT"/>
-        </w:rPr>
-      </w:r>
-      <w:r>
-        <w:rPr>
           <w:b/>
           <w:lang w:val="pt_PT" w:bidi="pt_PT"/>
         </w:rPr>
@@ -12424,20 +10931,6 @@
       </w:r>
       <w:r>
         <w:rPr>
-          <w:lang w:val="pt_PT" w:bidi="pt_PT"/>
-        </w:rPr>
-        <w:t>עַל־לֵ֣ב</w:t>
-      </w:r>
-    </w:p>
-    <w:p>
-      <w:pPr/>
-      <w:r>
-        <w:rPr>
-          <w:lang w:val="pt_PT" w:bidi="pt_PT"/>
-        </w:rPr>
-      </w:r>
-      <w:r>
-        <w:rPr>
           <w:b/>
           <w:lang w:val="pt_PT" w:bidi="pt_PT"/>
         </w:rPr>
@@ -12548,20 +11041,6 @@
       </w:r>
       <w:r>
         <w:rPr>
-          <w:lang w:val="pt_PT" w:bidi="pt_PT"/>
-        </w:rPr>
-        <w:t>שִׁפְחָתֶ֑⁠ךָ</w:t>
-      </w:r>
-    </w:p>
-    <w:p>
-      <w:pPr/>
-      <w:r>
-        <w:rPr>
-          <w:lang w:val="pt_PT" w:bidi="pt_PT"/>
-        </w:rPr>
-      </w:r>
-      <w:r>
-        <w:rPr>
           <w:b/>
           <w:lang w:val="pt_PT" w:bidi="pt_PT"/>
         </w:rPr>
@@ -12658,20 +11137,6 @@
       </w:r>
       <w:r>
         <w:rPr>
-          <w:lang w:val="pt_PT" w:bidi="pt_PT"/>
-        </w:rPr>
-        <w:t>וְ⁠אָנֹכִי֙ לֹ֣א אֶֽהְיֶ֔ה כְּ⁠אַחַ֖ת שִׁפְחֹתֶֽי⁠ךָ</w:t>
-      </w:r>
-    </w:p>
-    <w:p>
-      <w:pPr/>
-      <w:r>
-        <w:rPr>
-          <w:lang w:val="pt_PT" w:bidi="pt_PT"/>
-        </w:rPr>
-      </w:r>
-      <w:r>
-        <w:rPr>
           <w:b/>
           <w:lang w:val="pt_PT" w:bidi="pt_PT"/>
         </w:rPr>
@@ -12832,20 +11297,6 @@
       </w:r>
       <w:r>
         <w:rPr>
-          <w:lang w:val="pt_PT" w:bidi="pt_PT"/>
-        </w:rPr>
-        <w:t>גֹּ֤שִֽׁי הֲלֹם֙ וְ⁠אָכַ֣לְתְּ מִן־הַ⁠לֶּ֔חֶם וְ⁠טָבַ֥לְתְּ פִּתֵּ֖⁠ךְ בַּ⁠חֹ֑מֶץ</w:t>
-      </w:r>
-    </w:p>
-    <w:p>
-      <w:pPr/>
-      <w:r>
-        <w:rPr>
-          <w:lang w:val="pt_PT" w:bidi="pt_PT"/>
-        </w:rPr>
-      </w:r>
-      <w:r>
-        <w:rPr>
           <w:b/>
           <w:lang w:val="pt_PT" w:bidi="pt_PT"/>
         </w:rPr>
@@ -12943,20 +11394,6 @@
       </w:r>
       <w:r>
         <w:rPr>
-          <w:lang w:val="pt_PT" w:bidi="pt_PT"/>
-        </w:rPr>
-        <w:t>וְ⁠אָכַ֣לְתְּ מִן־הַ⁠לֶּ֔חֶם וְ⁠טָבַ֥לְתְּ פִּתֵּ֖⁠ךְ בַּ⁠חֹ֑מֶץ</w:t>
-      </w:r>
-    </w:p>
-    <w:p>
-      <w:pPr/>
-      <w:r>
-        <w:rPr>
-          <w:lang w:val="pt_PT" w:bidi="pt_PT"/>
-        </w:rPr>
-      </w:r>
-      <w:r>
-        <w:rPr>
           <w:b/>
           <w:lang w:val="pt_PT" w:bidi="pt_PT"/>
         </w:rPr>
@@ -13054,20 +11491,6 @@
       </w:r>
       <w:r>
         <w:rPr>
-          <w:lang w:val="pt_PT" w:bidi="pt_PT"/>
-        </w:rPr>
-        <w:t>וְ⁠טָבַ֥לְתְּ פִּתֵּ֖⁠ךְ בַּ⁠חֹ֑מֶץ</w:t>
-      </w:r>
-    </w:p>
-    <w:p>
-      <w:pPr/>
-      <w:r>
-        <w:rPr>
-          <w:lang w:val="pt_PT" w:bidi="pt_PT"/>
-        </w:rPr>
-      </w:r>
-      <w:r>
-        <w:rPr>
           <w:b/>
           <w:lang w:val="pt_PT" w:bidi="pt_PT"/>
         </w:rPr>
@@ -13145,20 +11568,6 @@
       </w:r>
       <w:r>
         <w:rPr>
-          <w:lang w:val="pt_PT" w:bidi="pt_PT"/>
-        </w:rPr>
-        <w:t>וַ⁠יְצַו֩ בֹּ֨עַז אֶת־נְעָרָ֜י⁠ו</w:t>
-      </w:r>
-    </w:p>
-    <w:p>
-      <w:pPr/>
-      <w:r>
-        <w:rPr>
-          <w:lang w:val="pt_PT" w:bidi="pt_PT"/>
-        </w:rPr>
-      </w:r>
-      <w:r>
-        <w:rPr>
           <w:b/>
           <w:lang w:val="pt_PT" w:bidi="pt_PT"/>
         </w:rPr>
@@ -13256,20 +11665,6 @@
       </w:r>
       <w:r>
         <w:rPr>
-          <w:lang w:val="pt_PT" w:bidi="pt_PT"/>
-        </w:rPr>
-        <w:t>גַּ֣ם בֵּ֧ין הָֽ⁠עֳמָרִ֛ים</w:t>
-      </w:r>
-    </w:p>
-    <w:p>
-      <w:pPr/>
-      <w:r>
-        <w:rPr>
-          <w:lang w:val="pt_PT" w:bidi="pt_PT"/>
-        </w:rPr>
-      </w:r>
-      <w:r>
-        <w:rPr>
           <w:b/>
           <w:lang w:val="pt_PT" w:bidi="pt_PT"/>
         </w:rPr>
@@ -13346,20 +11741,6 @@
       </w:r>
       <w:r>
         <w:rPr>
-          <w:lang w:val="pt_PT" w:bidi="pt_PT"/>
-        </w:rPr>
-        <w:t>וְ⁠לֹ֥א תַכְלִימֽוּ⁠הָ</w:t>
-      </w:r>
-    </w:p>
-    <w:p>
-      <w:pPr/>
-      <w:r>
-        <w:rPr>
-          <w:lang w:val="pt_PT" w:bidi="pt_PT"/>
-        </w:rPr>
-      </w:r>
-      <w:r>
-        <w:rPr>
           <w:b/>
           <w:lang w:val="pt_PT" w:bidi="pt_PT"/>
         </w:rPr>
@@ -13457,20 +11838,6 @@
       </w:r>
       <w:r>
         <w:rPr>
-          <w:lang w:val="pt_PT" w:bidi="pt_PT"/>
-        </w:rPr>
-        <w:t>וְ⁠גַ֛ם</w:t>
-      </w:r>
-    </w:p>
-    <w:p>
-      <w:pPr/>
-      <w:r>
-        <w:rPr>
-          <w:lang w:val="pt_PT" w:bidi="pt_PT"/>
-        </w:rPr>
-      </w:r>
-      <w:r>
-        <w:rPr>
           <w:b/>
           <w:lang w:val="pt_PT" w:bidi="pt_PT"/>
         </w:rPr>
@@ -13597,20 +11964,6 @@
       </w:r>
       <w:r>
         <w:rPr>
-          <w:lang w:val="pt_PT" w:bidi="pt_PT"/>
-        </w:rPr>
-        <w:t>וַ⁠תַּחְבֹּט֙</w:t>
-      </w:r>
-    </w:p>
-    <w:p>
-      <w:pPr/>
-      <w:r>
-        <w:rPr>
-          <w:lang w:val="pt_PT" w:bidi="pt_PT"/>
-        </w:rPr>
-      </w:r>
-      <w:r>
-        <w:rPr>
           <w:b/>
           <w:lang w:val="pt_PT" w:bidi="pt_PT"/>
         </w:rPr>
@@ -13688,20 +12041,6 @@
       </w:r>
       <w:r>
         <w:rPr>
-          <w:lang w:val="pt_PT" w:bidi="pt_PT"/>
-        </w:rPr>
-        <w:t>כְּ⁠אֵיפָ֥ה</w:t>
-      </w:r>
-    </w:p>
-    <w:p>
-      <w:pPr/>
-      <w:r>
-        <w:rPr>
-          <w:lang w:val="pt_PT" w:bidi="pt_PT"/>
-        </w:rPr>
-      </w:r>
-      <w:r>
-        <w:rPr>
           <w:b/>
           <w:lang w:val="pt_PT" w:bidi="pt_PT"/>
         </w:rPr>
@@ -13799,20 +12138,6 @@
       </w:r>
       <w:r>
         <w:rPr>
-          <w:lang w:val="pt_PT" w:bidi="pt_PT"/>
-        </w:rPr>
-        <w:t>וַ⁠תִּשָּׂא֙ וַ⁠תָּב֣וֹא הָ⁠עִ֔יר</w:t>
-      </w:r>
-    </w:p>
-    <w:p>
-      <w:pPr/>
-      <w:r>
-        <w:rPr>
-          <w:lang w:val="pt_PT" w:bidi="pt_PT"/>
-        </w:rPr>
-      </w:r>
-      <w:r>
-        <w:rPr>
           <w:b/>
           <w:lang w:val="pt_PT" w:bidi="pt_PT"/>
         </w:rPr>
@@ -13910,20 +12235,6 @@
       </w:r>
       <w:r>
         <w:rPr>
-          <w:lang w:val="pt_PT" w:bidi="pt_PT"/>
-        </w:rPr>
-        <w:t>אֵיפֹ֨ה לִקַּ֤טְתְּ הַ⁠יּוֹם֙ וְ⁠אָ֣נָה עָשִׂ֔ית</w:t>
-      </w:r>
-    </w:p>
-    <w:p>
-      <w:pPr/>
-      <w:r>
-        <w:rPr>
-          <w:lang w:val="pt_PT" w:bidi="pt_PT"/>
-        </w:rPr>
-      </w:r>
-      <w:r>
-        <w:rPr>
           <w:b/>
           <w:lang w:val="pt_PT" w:bidi="pt_PT"/>
         </w:rPr>
@@ -14021,20 +12332,6 @@
       </w:r>
       <w:r>
         <w:rPr>
-          <w:lang w:val="pt_PT" w:bidi="pt_PT"/>
-        </w:rPr>
-        <w:t>יְהִ֥י מַכִּירֵ֖⁠ךְ בָּר֑וּךְ</w:t>
-      </w:r>
-    </w:p>
-    <w:p>
-      <w:pPr/>
-      <w:r>
-        <w:rPr>
-          <w:lang w:val="pt_PT" w:bidi="pt_PT"/>
-        </w:rPr>
-      </w:r>
-      <w:r>
-        <w:rPr>
           <w:b/>
           <w:lang w:val="pt_PT" w:bidi="pt_PT"/>
         </w:rPr>
@@ -14132,20 +12429,6 @@
       </w:r>
       <w:r>
         <w:rPr>
-          <w:lang w:val="pt_PT" w:bidi="pt_PT"/>
-        </w:rPr>
-        <w:t>יְהִ֥י מַכִּירֵ֖⁠ךְ בָּר֑וּךְ</w:t>
-      </w:r>
-    </w:p>
-    <w:p>
-      <w:pPr/>
-      <w:r>
-        <w:rPr>
-          <w:lang w:val="pt_PT" w:bidi="pt_PT"/>
-        </w:rPr>
-      </w:r>
-      <w:r>
-        <w:rPr>
           <w:b/>
           <w:lang w:val="pt_PT" w:bidi="pt_PT"/>
         </w:rPr>
@@ -14243,20 +12526,6 @@
       </w:r>
       <w:r>
         <w:rPr>
-          <w:lang w:val="pt_PT" w:bidi="pt_PT"/>
-        </w:rPr>
-        <w:t>מַכִּירֵ֖⁠ךְ</w:t>
-      </w:r>
-    </w:p>
-    <w:p>
-      <w:pPr/>
-      <w:r>
-        <w:rPr>
-          <w:lang w:val="pt_PT" w:bidi="pt_PT"/>
-        </w:rPr>
-      </w:r>
-      <w:r>
-        <w:rPr>
           <w:b/>
           <w:lang w:val="pt_PT" w:bidi="pt_PT"/>
         </w:rPr>
@@ -14354,20 +12623,6 @@
       </w:r>
       <w:r>
         <w:rPr>
-          <w:lang w:val="pt_PT" w:bidi="pt_PT"/>
-        </w:rPr>
-        <w:t>וַ⁠תַּגֵּ֣ד לַ⁠חֲמוֹתָ֗⁠הּ אֵ֤ת אֲשֶׁר־עָשְׂתָה֙ עִמּ֔⁠וֹ וַ⁠תֹּ֗אמֶר שֵׁ֤ם הָ⁠אִישׁ֙ אֲשֶׁ֨ר עָשִׂ֧יתִי עִמּ֛⁠וֹ הַ⁠יּ֖וֹם בֹּֽעַז</w:t>
-      </w:r>
-    </w:p>
-    <w:p>
-      <w:pPr/>
-      <w:r>
-        <w:rPr>
-          <w:lang w:val="pt_PT" w:bidi="pt_PT"/>
-        </w:rPr>
-      </w:r>
-      <w:r>
-        <w:rPr>
           <w:b/>
           <w:lang w:val="pt_PT" w:bidi="pt_PT"/>
         </w:rPr>
@@ -14465,20 +12720,6 @@
       </w:r>
       <w:r>
         <w:rPr>
-          <w:lang w:val="pt_PT" w:bidi="pt_PT"/>
-        </w:rPr>
-        <w:t>בָּר֥וּךְ הוּא֙ לַ⁠יהוָ֔ה</w:t>
-      </w:r>
-    </w:p>
-    <w:p>
-      <w:pPr/>
-      <w:r>
-        <w:rPr>
-          <w:lang w:val="pt_PT" w:bidi="pt_PT"/>
-        </w:rPr>
-      </w:r>
-      <w:r>
-        <w:rPr>
           <w:b/>
           <w:lang w:val="pt_PT" w:bidi="pt_PT"/>
         </w:rPr>
@@ -14576,20 +12817,6 @@
       </w:r>
       <w:r>
         <w:rPr>
-          <w:lang w:val="pt_PT" w:bidi="pt_PT"/>
-        </w:rPr>
-        <w:t>בָּר֥וּךְ הוּא֙ לַ⁠יהוָ֔ה</w:t>
-      </w:r>
-    </w:p>
-    <w:p>
-      <w:pPr/>
-      <w:r>
-        <w:rPr>
-          <w:lang w:val="pt_PT" w:bidi="pt_PT"/>
-        </w:rPr>
-      </w:r>
-      <w:r>
-        <w:rPr>
           <w:b/>
           <w:lang w:val="pt_PT" w:bidi="pt_PT"/>
         </w:rPr>
@@ -14687,20 +12914,6 @@
       </w:r>
       <w:r>
         <w:rPr>
-          <w:lang w:val="pt_PT" w:bidi="pt_PT"/>
-        </w:rPr>
-        <w:t>אֲשֶׁר֙ לֹא־עָזַ֣ב</w:t>
-      </w:r>
-    </w:p>
-    <w:p>
-      <w:pPr/>
-      <w:r>
-        <w:rPr>
-          <w:lang w:val="pt_PT" w:bidi="pt_PT"/>
-        </w:rPr>
-      </w:r>
-      <w:r>
-        <w:rPr>
           <w:b/>
           <w:lang w:val="pt_PT" w:bidi="pt_PT"/>
         </w:rPr>
@@ -14784,20 +12997,6 @@
       </w:r>
       <w:r>
         <w:rPr>
-          <w:lang w:val="pt_PT" w:bidi="pt_PT"/>
-        </w:rPr>
-        <w:t>אֲשֶׁר֙ לֹא־עָזַ֣ב</w:t>
-      </w:r>
-    </w:p>
-    <w:p>
-      <w:pPr/>
-      <w:r>
-        <w:rPr>
-          <w:lang w:val="pt_PT" w:bidi="pt_PT"/>
-        </w:rPr>
-      </w:r>
-      <w:r>
-        <w:rPr>
           <w:b/>
           <w:lang w:val="pt_PT" w:bidi="pt_PT"/>
         </w:rPr>
@@ -14894,20 +13093,6 @@
       </w:r>
       <w:r>
         <w:rPr>
-          <w:lang w:val="pt_PT" w:bidi="pt_PT"/>
-        </w:rPr>
-        <w:t>אֶת־הַ⁠חַיִּ֖ים</w:t>
-      </w:r>
-    </w:p>
-    <w:p>
-      <w:pPr/>
-      <w:r>
-        <w:rPr>
-          <w:lang w:val="pt_PT" w:bidi="pt_PT"/>
-        </w:rPr>
-      </w:r>
-      <w:r>
-        <w:rPr>
           <w:b/>
           <w:lang w:val="pt_PT" w:bidi="pt_PT"/>
         </w:rPr>
@@ -15004,20 +13189,6 @@
       </w:r>
       <w:r>
         <w:rPr>
-          <w:lang w:val="pt_PT" w:bidi="pt_PT"/>
-        </w:rPr>
-        <w:t>וְ⁠אֶת־הַ⁠מֵּתִ֑ים</w:t>
-      </w:r>
-    </w:p>
-    <w:p>
-      <w:pPr/>
-      <w:r>
-        <w:rPr>
-          <w:lang w:val="pt_PT" w:bidi="pt_PT"/>
-        </w:rPr>
-      </w:r>
-      <w:r>
-        <w:rPr>
           <w:b/>
           <w:lang w:val="pt_PT" w:bidi="pt_PT"/>
         </w:rPr>
@@ -15114,20 +13285,6 @@
       </w:r>
       <w:r>
         <w:rPr>
-          <w:lang w:val="pt_PT" w:bidi="pt_PT"/>
-        </w:rPr>
-        <w:t>קָר֥וֹב לָ֨⁠נוּ֙ הָ⁠אִ֔ישׁ מִֽ⁠גֹּאֲלֵ֖⁠נוּ הֽוּא</w:t>
-      </w:r>
-    </w:p>
-    <w:p>
-      <w:pPr/>
-      <w:r>
-        <w:rPr>
-          <w:lang w:val="pt_PT" w:bidi="pt_PT"/>
-        </w:rPr>
-      </w:r>
-      <w:r>
-        <w:rPr>
           <w:b/>
           <w:lang w:val="pt_PT" w:bidi="pt_PT"/>
         </w:rPr>
@@ -15225,20 +13382,6 @@
       </w:r>
       <w:r>
         <w:rPr>
-          <w:lang w:val="pt_PT" w:bidi="pt_PT"/>
-        </w:rPr>
-        <w:t>מִֽ⁠גֹּאֲלֵ֖⁠נוּ</w:t>
-      </w:r>
-    </w:p>
-    <w:p>
-      <w:pPr/>
-      <w:r>
-        <w:rPr>
-          <w:lang w:val="pt_PT" w:bidi="pt_PT"/>
-        </w:rPr>
-      </w:r>
-      <w:r>
-        <w:rPr>
           <w:b/>
           <w:lang w:val="pt_PT" w:bidi="pt_PT"/>
         </w:rPr>
@@ -15315,20 +13458,6 @@
       </w:r>
       <w:r>
         <w:rPr>
-          <w:lang w:val="pt_PT" w:bidi="pt_PT"/>
-        </w:rPr>
-        <w:t>גַּ֣ם ׀ כִּי־אָמַ֣ר אֵלַ֗⁠י</w:t>
-      </w:r>
-    </w:p>
-    <w:p>
-      <w:pPr/>
-      <w:r>
-        <w:rPr>
-          <w:lang w:val="pt_PT" w:bidi="pt_PT"/>
-        </w:rPr>
-      </w:r>
-      <w:r>
-        <w:rPr>
           <w:b/>
           <w:lang w:val="pt_PT" w:bidi="pt_PT"/>
         </w:rPr>
@@ -15426,20 +13555,6 @@
       </w:r>
       <w:r>
         <w:rPr>
-          <w:lang w:val="pt_PT" w:bidi="pt_PT"/>
-        </w:rPr>
-        <w:t>אָמַ֣ר אֵלַ֗⁠י עִם־הַ⁠נְּעָרִ֤ים אֲשֶׁר־לִ⁠י֙ תִּדְבָּקִ֔י⁠ן עַ֣ד אִם־כִּלּ֔וּ אֵ֥ת כָּל־הַ⁠קָּצִ֖יר אֲשֶׁר־לִֽ⁠י</w:t>
-      </w:r>
-    </w:p>
-    <w:p>
-      <w:pPr/>
-      <w:r>
-        <w:rPr>
-          <w:lang w:val="pt_PT" w:bidi="pt_PT"/>
-        </w:rPr>
-      </w:r>
-      <w:r>
-        <w:rPr>
           <w:b/>
           <w:lang w:val="pt_PT" w:bidi="pt_PT"/>
         </w:rPr>
@@ -15537,20 +13652,6 @@
       </w:r>
       <w:r>
         <w:rPr>
-          <w:lang w:val="pt_PT" w:bidi="pt_PT"/>
-        </w:rPr>
-        <w:t>עִם־הַ⁠נְּעָרִ֤ים אֲשֶׁר־לִ⁠י֙ תִּדְבָּקִ֔י⁠ן</w:t>
-      </w:r>
-    </w:p>
-    <w:p>
-      <w:pPr/>
-      <w:r>
-        <w:rPr>
-          <w:lang w:val="pt_PT" w:bidi="pt_PT"/>
-        </w:rPr>
-      </w:r>
-      <w:r>
-        <w:rPr>
           <w:b/>
           <w:lang w:val="pt_PT" w:bidi="pt_PT"/>
         </w:rPr>
@@ -15704,20 +13805,6 @@
       </w:r>
       <w:r>
         <w:rPr>
-          <w:lang w:val="pt_PT" w:bidi="pt_PT"/>
-        </w:rPr>
-        <w:t>וְ⁠לֹ֥א יִפְגְּעוּ־בָ֖⁠ךְ</w:t>
-      </w:r>
-    </w:p>
-    <w:p>
-      <w:pPr/>
-      <w:r>
-        <w:rPr>
-          <w:lang w:val="pt_PT" w:bidi="pt_PT"/>
-        </w:rPr>
-      </w:r>
-      <w:r>
-        <w:rPr>
           <w:b/>
           <w:lang w:val="pt_PT" w:bidi="pt_PT"/>
         </w:rPr>
@@ -15841,20 +13928,6 @@
       </w:r>
       <w:r>
         <w:rPr>
-          <w:lang w:val="pt_PT" w:bidi="pt_PT"/>
-        </w:rPr>
-        <w:t>וַ⁠תִּדְבַּ֞ק</w:t>
-      </w:r>
-    </w:p>
-    <w:p>
-      <w:pPr/>
-      <w:r>
-        <w:rPr>
-          <w:lang w:val="pt_PT" w:bidi="pt_PT"/>
-        </w:rPr>
-      </w:r>
-      <w:r>
-        <w:rPr>
           <w:b/>
           <w:lang w:val="pt_PT" w:bidi="pt_PT"/>
         </w:rPr>
@@ -15965,20 +14038,6 @@
       </w:r>
       <w:r>
         <w:rPr>
-          <w:lang w:val="pt_PT" w:bidi="pt_PT"/>
-        </w:rPr>
-        <w:t>עַד־כְּל֥וֹת קְצִֽיר־הַ⁠שְּׂעֹרִ֖ים וּ⁠קְצִ֣יר הַֽ⁠חִטִּ֑ים</w:t>
-      </w:r>
-    </w:p>
-    <w:p>
-      <w:pPr/>
-      <w:r>
-        <w:rPr>
-          <w:lang w:val="pt_PT" w:bidi="pt_PT"/>
-        </w:rPr>
-      </w:r>
-      <w:r>
-        <w:rPr>
           <w:b/>
           <w:lang w:val="pt_PT" w:bidi="pt_PT"/>
         </w:rPr>
@@ -16195,20 +14254,6 @@
       </w:r>
       <w:r>
         <w:rPr>
-          <w:lang w:val="pt_PT" w:bidi="pt_PT"/>
-        </w:rPr>
-        <w:t>וַ⁠תֹּ֥אמֶר לָ֖⁠הּ נָעֳמִ֣י חֲמוֹתָ֑⁠הּ</w:t>
-      </w:r>
-    </w:p>
-    <w:p>
-      <w:pPr/>
-      <w:r>
-        <w:rPr>
-          <w:lang w:val="pt_PT" w:bidi="pt_PT"/>
-        </w:rPr>
-      </w:r>
-      <w:r>
-        <w:rPr>
           <w:b/>
           <w:lang w:val="pt_PT" w:bidi="pt_PT"/>
         </w:rPr>
@@ -16428,20 +14473,6 @@
       </w:r>
       <w:r>
         <w:rPr>
-          <w:lang w:val="pt_PT" w:bidi="pt_PT"/>
-        </w:rPr>
-        <w:t>נָעֳמִ֣י חֲמוֹתָ֑⁠הּ</w:t>
-      </w:r>
-    </w:p>
-    <w:p>
-      <w:pPr/>
-      <w:r>
-        <w:rPr>
-          <w:lang w:val="pt_PT" w:bidi="pt_PT"/>
-        </w:rPr>
-      </w:r>
-      <w:r>
-        <w:rPr>
           <w:b/>
           <w:lang w:val="pt_PT" w:bidi="pt_PT"/>
         </w:rPr>
@@ -16551,20 +14582,6 @@
       </w:r>
       <w:r>
         <w:rPr>
-          <w:lang w:val="pt_PT" w:bidi="pt_PT"/>
-        </w:rPr>
-        <w:t>חֲמוֹתָ֑⁠הּ</w:t>
-      </w:r>
-    </w:p>
-    <w:p>
-      <w:pPr/>
-      <w:r>
-        <w:rPr>
-          <w:lang w:val="pt_PT" w:bidi="pt_PT"/>
-        </w:rPr>
-      </w:r>
-      <w:r>
-        <w:rPr>
           <w:b/>
           <w:lang w:val="pt_PT" w:bidi="pt_PT"/>
         </w:rPr>
@@ -16661,20 +14678,6 @@
       </w:r>
       <w:r>
         <w:rPr>
-          <w:lang w:val="pt_PT" w:bidi="pt_PT"/>
-        </w:rPr>
-        <w:t>בִּתִּ֞⁠י</w:t>
-      </w:r>
-    </w:p>
-    <w:p>
-      <w:pPr/>
-      <w:r>
-        <w:rPr>
-          <w:lang w:val="pt_PT" w:bidi="pt_PT"/>
-        </w:rPr>
-      </w:r>
-      <w:r>
-        <w:rPr>
           <w:b/>
           <w:lang w:val="pt_PT" w:bidi="pt_PT"/>
         </w:rPr>
@@ -16771,20 +14774,6 @@
       </w:r>
       <w:r>
         <w:rPr>
-          <w:lang w:val="pt_PT" w:bidi="pt_PT"/>
-        </w:rPr>
-        <w:t>הֲ⁠לֹ֧א אֲבַקֶּשׁ־לָ֛⁠ךְ מָנ֖וֹחַ אֲשֶׁ֥ר יִֽיטַב־לָֽ⁠ךְ</w:t>
-      </w:r>
-    </w:p>
-    <w:p>
-      <w:pPr/>
-      <w:r>
-        <w:rPr>
-          <w:lang w:val="pt_PT" w:bidi="pt_PT"/>
-        </w:rPr>
-      </w:r>
-      <w:r>
-        <w:rPr>
           <w:b/>
           <w:lang w:val="pt_PT" w:bidi="pt_PT"/>
         </w:rPr>
@@ -16882,20 +14871,6 @@
       </w:r>
       <w:r>
         <w:rPr>
-          <w:lang w:val="pt_PT" w:bidi="pt_PT"/>
-        </w:rPr>
-        <w:t>מָנ֖וֹחַ</w:t>
-      </w:r>
-    </w:p>
-    <w:p>
-      <w:pPr/>
-      <w:r>
-        <w:rPr>
-          <w:lang w:val="pt_PT" w:bidi="pt_PT"/>
-        </w:rPr>
-      </w:r>
-      <w:r>
-        <w:rPr>
           <w:b/>
           <w:lang w:val="pt_PT" w:bidi="pt_PT"/>
         </w:rPr>
@@ -16999,20 +14974,6 @@
       </w:r>
       <w:r>
         <w:rPr>
-          <w:lang w:val="pt_PT" w:bidi="pt_PT"/>
-        </w:rPr>
-        <w:t>וְ⁠עַתָּ֗ה</w:t>
-      </w:r>
-    </w:p>
-    <w:p>
-      <w:pPr/>
-      <w:r>
-        <w:rPr>
-          <w:lang w:val="pt_PT" w:bidi="pt_PT"/>
-        </w:rPr>
-      </w:r>
-      <w:r>
-        <w:rPr>
           <w:b/>
           <w:lang w:val="pt_PT" w:bidi="pt_PT"/>
         </w:rPr>
@@ -17032,7 +14993,7 @@
         </w:rPr>
         <w:t xml:space="preserve">A pergunta retórica de Noemi em </w:t>
       </w:r>
-      <w:hyperlink r:id="rId15">
+      <w:hyperlink r:id="rId13">
         <w:r>
           <w:rPr>
             <w:lang w:val="pt_PT" w:bidi="pt_PT"/>
@@ -17050,7 +15011,7 @@
         </w:rPr>
         <w:t xml:space="preserve"> fornece a razão para o plano que ela está prestes a contar a Rute nos versículos </w:t>
       </w:r>
-      <w:hyperlink r:id="rId16">
+      <w:hyperlink r:id="rId14">
         <w:r>
           <w:rPr>
             <w:lang w:val="pt_PT" w:bidi="pt_PT"/>
@@ -17132,20 +15093,6 @@
       </w:r>
       <w:r>
         <w:rPr>
-          <w:lang w:val="pt_PT" w:bidi="pt_PT"/>
-        </w:rPr>
-        <w:t>הֲ⁠לֹ֥א בֹ֨עַז֙ מֹֽדַעְתָּ֔⁠נוּ אֲשֶׁ֥ר הָיִ֖ית אֶת־נַעֲרוֹתָ֑י⁠ו</w:t>
-      </w:r>
-    </w:p>
-    <w:p>
-      <w:pPr/>
-      <w:r>
-        <w:rPr>
-          <w:lang w:val="pt_PT" w:bidi="pt_PT"/>
-        </w:rPr>
-      </w:r>
-      <w:r>
-        <w:rPr>
           <w:b/>
           <w:lang w:val="pt_PT" w:bidi="pt_PT"/>
         </w:rPr>
@@ -17179,7 +15126,7 @@
         </w:rPr>
         <w:t xml:space="preserve">Noemi usa a forma de pergunta aqui para lembrar Rute de algo que ela já havia lhe dito (Veja </w:t>
       </w:r>
-      <w:hyperlink r:id="rId17">
+      <w:hyperlink r:id="rId15">
         <w:r>
           <w:rPr>
             <w:lang w:val="pt_PT" w:bidi="pt_PT"/>
@@ -17261,20 +15208,6 @@
       </w:r>
       <w:r>
         <w:rPr>
-          <w:lang w:val="pt_PT" w:bidi="pt_PT"/>
-        </w:rPr>
-        <w:t>אֲשֶׁ֥ר הָיִ֖ית אֶת־נַעֲרוֹתָ֑י⁠ו</w:t>
-      </w:r>
-    </w:p>
-    <w:p>
-      <w:pPr/>
-      <w:r>
-        <w:rPr>
-          <w:lang w:val="pt_PT" w:bidi="pt_PT"/>
-        </w:rPr>
-      </w:r>
-      <w:r>
-        <w:rPr>
           <w:b/>
           <w:lang w:val="pt_PT" w:bidi="pt_PT"/>
         </w:rPr>
@@ -17372,20 +15305,6 @@
       </w:r>
       <w:r>
         <w:rPr>
-          <w:lang w:val="pt_PT" w:bidi="pt_PT"/>
-        </w:rPr>
-        <w:t>הִנֵּה</w:t>
-      </w:r>
-    </w:p>
-    <w:p>
-      <w:pPr/>
-      <w:r>
-        <w:rPr>
-          <w:lang w:val="pt_PT" w:bidi="pt_PT"/>
-        </w:rPr>
-      </w:r>
-      <w:r>
-        <w:rPr>
           <w:b/>
           <w:lang w:val="pt_PT" w:bidi="pt_PT"/>
         </w:rPr>
@@ -17545,20 +15464,6 @@
       </w:r>
       <w:r>
         <w:rPr>
-          <w:lang w:val="pt_PT" w:bidi="pt_PT"/>
-        </w:rPr>
-        <w:t>וְיָרַ֣דְתְּ הַ⁠גֹּ֑רֶן</w:t>
-      </w:r>
-    </w:p>
-    <w:p>
-      <w:pPr/>
-      <w:r>
-        <w:rPr>
-          <w:lang w:val="pt_PT" w:bidi="pt_PT"/>
-        </w:rPr>
-      </w:r>
-      <w:r>
-        <w:rPr>
           <w:b/>
           <w:lang w:val="pt_PT" w:bidi="pt_PT"/>
         </w:rPr>
@@ -17682,20 +15587,6 @@
       </w:r>
       <w:r>
         <w:rPr>
-          <w:lang w:val="pt_PT" w:bidi="pt_PT"/>
-        </w:rPr>
-        <w:t>לֶ⁠אֱכֹ֥ל וְ⁠לִ⁠שְׁתּֽוֹת</w:t>
-      </w:r>
-    </w:p>
-    <w:p>
-      <w:pPr/>
-      <w:r>
-        <w:rPr>
-          <w:lang w:val="pt_PT" w:bidi="pt_PT"/>
-        </w:rPr>
-      </w:r>
-      <w:r>
-        <w:rPr>
           <w:b/>
           <w:lang w:val="pt_PT" w:bidi="pt_PT"/>
         </w:rPr>
@@ -17759,20 +15650,6 @@
       </w:r>
       <w:r>
         <w:rPr>
-          <w:lang w:val="pt_PT" w:bidi="pt_PT"/>
-        </w:rPr>
-        <w:t>וִ⁠יהִ֣י</w:t>
-      </w:r>
-    </w:p>
-    <w:p>
-      <w:pPr/>
-      <w:r>
-        <w:rPr>
-          <w:lang w:val="pt_PT" w:bidi="pt_PT"/>
-        </w:rPr>
-      </w:r>
-      <w:r>
-        <w:rPr>
           <w:b/>
           <w:lang w:val="pt_PT" w:bidi="pt_PT"/>
         </w:rPr>
@@ -17882,20 +15759,6 @@
       </w:r>
       <w:r>
         <w:rPr>
-          <w:lang w:val="pt_PT" w:bidi="pt_PT"/>
-        </w:rPr>
-        <w:t>וְ⁠גִלִּ֥ית מַרְגְּלֹתָ֖י⁠ו</w:t>
-      </w:r>
-    </w:p>
-    <w:p>
-      <w:pPr/>
-      <w:r>
-        <w:rPr>
-          <w:lang w:val="pt_PT" w:bidi="pt_PT"/>
-        </w:rPr>
-      </w:r>
-      <w:r>
-        <w:rPr>
           <w:b/>
           <w:lang w:val="pt_PT" w:bidi="pt_PT"/>
         </w:rPr>
@@ -18019,20 +15882,6 @@
       </w:r>
       <w:r>
         <w:rPr>
-          <w:lang w:val="pt_PT" w:bidi="pt_PT"/>
-        </w:rPr>
-        <w:t>מַרְגְּלֹתָ֖י⁠ו</w:t>
-      </w:r>
-    </w:p>
-    <w:p>
-      <w:pPr/>
-      <w:r>
-        <w:rPr>
-          <w:lang w:val="pt_PT" w:bidi="pt_PT"/>
-        </w:rPr>
-      </w:r>
-      <w:r>
-        <w:rPr>
           <w:b/>
           <w:lang w:val="pt_PT" w:bidi="pt_PT"/>
         </w:rPr>
@@ -18129,20 +15978,6 @@
       </w:r>
       <w:r>
         <w:rPr>
-          <w:lang w:val="pt_PT" w:bidi="pt_PT"/>
-        </w:rPr>
-        <w:t>וְ⁠הוּא֙ יַגִּ֣יד לָ֔⁠ךְ אֵ֖ת אֲשֶׁ֥ר תַּעַשִֽׂי⁠ן</w:t>
-      </w:r>
-    </w:p>
-    <w:p>
-      <w:pPr/>
-      <w:r>
-        <w:rPr>
-          <w:lang w:val="pt_PT" w:bidi="pt_PT"/>
-        </w:rPr>
-      </w:r>
-      <w:r>
-        <w:rPr>
           <w:b/>
           <w:lang w:val="pt_PT" w:bidi="pt_PT"/>
         </w:rPr>
@@ -18220,20 +16055,6 @@
       </w:r>
       <w:r>
         <w:rPr>
-          <w:lang w:val="pt_PT" w:bidi="pt_PT"/>
-        </w:rPr>
-        <w:t>וְ⁠הוּא֙ יַגִּ֣יד</w:t>
-      </w:r>
-    </w:p>
-    <w:p>
-      <w:pPr/>
-      <w:r>
-        <w:rPr>
-          <w:lang w:val="pt_PT" w:bidi="pt_PT"/>
-        </w:rPr>
-      </w:r>
-      <w:r>
-        <w:rPr>
           <w:b/>
           <w:lang w:val="pt_PT" w:bidi="pt_PT"/>
         </w:rPr>
@@ -18324,20 +16145,6 @@
       </w:r>
       <w:r>
         <w:rPr>
-          <w:lang w:val="pt_PT" w:bidi="pt_PT"/>
-        </w:rPr>
-        <w:t>וַ⁠תַּ֕עַשׂ כְּ⁠כֹ֥ל אֲשֶׁר־צִוַּ֖תָּ⁠ה חֲמוֹתָֽ⁠הּ</w:t>
-      </w:r>
-    </w:p>
-    <w:p>
-      <w:pPr/>
-      <w:r>
-        <w:rPr>
-          <w:lang w:val="pt_PT" w:bidi="pt_PT"/>
-        </w:rPr>
-      </w:r>
-      <w:r>
-        <w:rPr>
           <w:b/>
           <w:lang w:val="pt_PT" w:bidi="pt_PT"/>
         </w:rPr>
@@ -18371,7 +16178,7 @@
         </w:rPr>
         <w:t xml:space="preserve">Esta declaração resume as ações que Rute fará em </w:t>
       </w:r>
-      <w:hyperlink r:id="rId18">
+      <w:hyperlink r:id="rId16">
         <w:r>
           <w:rPr>
             <w:lang w:val="pt_PT" w:bidi="pt_PT"/>
@@ -18389,7 +16196,7 @@
         </w:rPr>
         <w:t xml:space="preserve">. Se as pessoas entenderem erroneamente que Rute fez essas ações em </w:t>
       </w:r>
-      <w:hyperlink r:id="rId19">
+      <w:hyperlink r:id="rId17">
         <w:r>
           <w:rPr>
             <w:lang w:val="pt_PT" w:bidi="pt_PT"/>
@@ -18407,7 +16214,7 @@
         </w:rPr>
         <w:t xml:space="preserve"> e depois as repetiu em </w:t>
       </w:r>
-      <w:hyperlink r:id="rId18">
+      <w:hyperlink r:id="rId16">
         <w:r>
           <w:rPr>
             <w:lang w:val="pt_PT" w:bidi="pt_PT"/>
@@ -18438,7 +16245,7 @@
         </w:rPr>
         <w:t xml:space="preserve">. Ou, se isso torna a ordem dos eventos mais clara, você pode mover esta frase para o final de </w:t>
       </w:r>
-      <w:hyperlink r:id="rId18">
+      <w:hyperlink r:id="rId16">
         <w:r>
           <w:rPr>
             <w:lang w:val="pt_PT" w:bidi="pt_PT"/>
@@ -18520,20 +16327,6 @@
       </w:r>
       <w:r>
         <w:rPr>
-          <w:lang w:val="pt_PT" w:bidi="pt_PT"/>
-        </w:rPr>
-        <w:t>וַ⁠יִּיטַ֣ב לִבּ֔⁠וֹ</w:t>
-      </w:r>
-    </w:p>
-    <w:p>
-      <w:pPr/>
-      <w:r>
-        <w:rPr>
-          <w:lang w:val="pt_PT" w:bidi="pt_PT"/>
-        </w:rPr>
-      </w:r>
-      <w:r>
-        <w:rPr>
           <w:b/>
           <w:lang w:val="pt_PT" w:bidi="pt_PT"/>
         </w:rPr>
@@ -18752,7 +16545,7 @@
         </w:rPr>
         <w:t xml:space="preserve"> em </w:t>
       </w:r>
-      <w:hyperlink r:id="rId20">
+      <w:hyperlink r:id="rId18">
         <w:r>
           <w:rPr>
             <w:lang w:val="pt_PT" w:bidi="pt_PT"/>
@@ -18834,20 +16627,6 @@
       </w:r>
       <w:r>
         <w:rPr>
-          <w:lang w:val="pt_PT" w:bidi="pt_PT"/>
-        </w:rPr>
-        <w:t>וַ⁠יְהִי֙ בַּ⁠חֲצִ֣י הַ⁠לַּ֔יְלָה</w:t>
-      </w:r>
-    </w:p>
-    <w:p>
-      <w:pPr/>
-      <w:r>
-        <w:rPr>
-          <w:lang w:val="pt_PT" w:bidi="pt_PT"/>
-        </w:rPr>
-      </w:r>
-      <w:r>
-        <w:rPr>
           <w:b/>
           <w:lang w:val="pt_PT" w:bidi="pt_PT"/>
         </w:rPr>
@@ -18958,20 +16737,6 @@
       </w:r>
       <w:r>
         <w:rPr>
-          <w:lang w:val="pt_PT" w:bidi="pt_PT"/>
-        </w:rPr>
-        <w:t>וַ⁠יֶּחֱרַ֥ד הָ⁠אִ֖ישׁ</w:t>
-      </w:r>
-    </w:p>
-    <w:p>
-      <w:pPr/>
-      <w:r>
-        <w:rPr>
-          <w:lang w:val="pt_PT" w:bidi="pt_PT"/>
-        </w:rPr>
-      </w:r>
-      <w:r>
-        <w:rPr>
           <w:b/>
           <w:lang w:val="pt_PT" w:bidi="pt_PT"/>
         </w:rPr>
@@ -19192,20 +16957,6 @@
       </w:r>
       <w:r>
         <w:rPr>
-          <w:lang w:val="pt_PT" w:bidi="pt_PT"/>
-        </w:rPr>
-        <w:t>אֲמָתֶ֔⁠ךָ &amp; אֲמָ֣תְ⁠ךָ֔</w:t>
-      </w:r>
-    </w:p>
-    <w:p>
-      <w:pPr/>
-      <w:r>
-        <w:rPr>
-          <w:lang w:val="pt_PT" w:bidi="pt_PT"/>
-        </w:rPr>
-      </w:r>
-      <w:r>
-        <w:rPr>
           <w:b/>
           <w:lang w:val="pt_PT" w:bidi="pt_PT"/>
         </w:rPr>
@@ -19302,20 +17053,6 @@
       </w:r>
       <w:r>
         <w:rPr>
-          <w:lang w:val="pt_PT" w:bidi="pt_PT"/>
-        </w:rPr>
-        <w:t>וּ⁠פָרַשְׂתָּ֤ כְנָפֶ֨⁠ךָ֙ עַל־אֲמָ֣תְ⁠ךָ֔</w:t>
-      </w:r>
-    </w:p>
-    <w:p>
-      <w:pPr/>
-      <w:r>
-        <w:rPr>
-          <w:lang w:val="pt_PT" w:bidi="pt_PT"/>
-        </w:rPr>
-      </w:r>
-      <w:r>
-        <w:rPr>
           <w:b/>
           <w:lang w:val="pt_PT" w:bidi="pt_PT"/>
         </w:rPr>
@@ -19452,7 +17189,7 @@
         </w:rPr>
         <w:t xml:space="preserve">Veja como você traduziu este termo em </w:t>
       </w:r>
-      <w:hyperlink r:id="rId17">
+      <w:hyperlink r:id="rId15">
         <w:r>
           <w:rPr>
             <w:lang w:val="pt_PT" w:bidi="pt_PT"/>
@@ -19534,20 +17271,6 @@
       </w:r>
       <w:r>
         <w:rPr>
-          <w:lang w:val="pt_PT" w:bidi="pt_PT"/>
-        </w:rPr>
-        <w:t>בְּרוּכָ֨ה אַ֤תְּ לַֽ⁠יהוָה֙</w:t>
-      </w:r>
-    </w:p>
-    <w:p>
-      <w:pPr/>
-      <w:r>
-        <w:rPr>
-          <w:lang w:val="pt_PT" w:bidi="pt_PT"/>
-        </w:rPr>
-      </w:r>
-      <w:r>
-        <w:rPr>
           <w:b/>
           <w:lang w:val="pt_PT" w:bidi="pt_PT"/>
         </w:rPr>
@@ -19645,20 +17368,6 @@
       </w:r>
       <w:r>
         <w:rPr>
-          <w:lang w:val="pt_PT" w:bidi="pt_PT"/>
-        </w:rPr>
-        <w:t>בִּתִּ֔⁠י</w:t>
-      </w:r>
-    </w:p>
-    <w:p>
-      <w:pPr/>
-      <w:r>
-        <w:rPr>
-          <w:lang w:val="pt_PT" w:bidi="pt_PT"/>
-        </w:rPr>
-      </w:r>
-      <w:r>
-        <w:rPr>
           <w:b/>
           <w:lang w:val="pt_PT" w:bidi="pt_PT"/>
         </w:rPr>
@@ -19691,7 +17400,7 @@
         </w:rPr>
         <w:t xml:space="preserve"> em </w:t>
       </w:r>
-      <w:hyperlink r:id="rId21">
+      <w:hyperlink r:id="rId19">
         <w:r>
           <w:rPr>
             <w:lang w:val="pt_PT" w:bidi="pt_PT"/>
@@ -19773,20 +17482,6 @@
       </w:r>
       <w:r>
         <w:rPr>
-          <w:lang w:val="pt_PT" w:bidi="pt_PT"/>
-        </w:rPr>
-        <w:t>הֵיטַ֛בְתְּ חַסְדֵּ֥⁠ךְ הָ⁠אַחֲר֖וֹן מִן־הָ⁠רִאשׁ֑וֹן</w:t>
-      </w:r>
-    </w:p>
-    <w:p>
-      <w:pPr/>
-      <w:r>
-        <w:rPr>
-          <w:lang w:val="pt_PT" w:bidi="pt_PT"/>
-        </w:rPr>
-      </w:r>
-      <w:r>
-        <w:rPr>
           <w:b/>
           <w:lang w:val="pt_PT" w:bidi="pt_PT"/>
         </w:rPr>
@@ -19884,20 +17579,6 @@
       </w:r>
       <w:r>
         <w:rPr>
-          <w:lang w:val="pt_PT" w:bidi="pt_PT"/>
-        </w:rPr>
-        <w:t>הָ⁠רִאשׁ֑וֹן</w:t>
-      </w:r>
-    </w:p>
-    <w:p>
-      <w:pPr/>
-      <w:r>
-        <w:rPr>
-          <w:lang w:val="pt_PT" w:bidi="pt_PT"/>
-        </w:rPr>
-      </w:r>
-      <w:r>
-        <w:rPr>
           <w:b/>
           <w:lang w:val="pt_PT" w:bidi="pt_PT"/>
         </w:rPr>
@@ -20007,20 +17688,6 @@
       </w:r>
       <w:r>
         <w:rPr>
-          <w:lang w:val="pt_PT" w:bidi="pt_PT"/>
-        </w:rPr>
-        <w:t>לְ⁠בִלְתִּי־לֶ֗כֶת אַחֲרֵי֙</w:t>
-      </w:r>
-    </w:p>
-    <w:p>
-      <w:pPr/>
-      <w:r>
-        <w:rPr>
-          <w:lang w:val="pt_PT" w:bidi="pt_PT"/>
-        </w:rPr>
-      </w:r>
-      <w:r>
-        <w:rPr>
           <w:b/>
           <w:lang w:val="pt_PT" w:bidi="pt_PT"/>
         </w:rPr>
@@ -20117,20 +17784,6 @@
       </w:r>
       <w:r>
         <w:rPr>
-          <w:lang w:val="pt_PT" w:bidi="pt_PT"/>
-        </w:rPr>
-        <w:t>וְ⁠עַתָּ֗ה</w:t>
-      </w:r>
-    </w:p>
-    <w:p>
-      <w:pPr/>
-      <w:r>
-        <w:rPr>
-          <w:lang w:val="pt_PT" w:bidi="pt_PT"/>
-        </w:rPr>
-      </w:r>
-      <w:r>
-        <w:rPr>
           <w:b/>
           <w:lang w:val="pt_PT" w:bidi="pt_PT"/>
         </w:rPr>
@@ -20157,7 +17810,7 @@
         </w:rPr>
         <w:t xml:space="preserve"> indica que o que foi mencionado anteriormente no versículo </w:t>
       </w:r>
-      <w:hyperlink r:id="rId22">
+      <w:hyperlink r:id="rId20">
         <w:r>
           <w:rPr>
             <w:lang w:val="pt_PT" w:bidi="pt_PT"/>
@@ -20239,20 +17892,6 @@
       </w:r>
       <w:r>
         <w:rPr>
-          <w:lang w:val="pt_PT" w:bidi="pt_PT"/>
-        </w:rPr>
-        <w:t>בִּתִּ⁠י֙</w:t>
-      </w:r>
-    </w:p>
-    <w:p>
-      <w:pPr/>
-      <w:r>
-        <w:rPr>
-          <w:lang w:val="pt_PT" w:bidi="pt_PT"/>
-        </w:rPr>
-      </w:r>
-      <w:r>
-        <w:rPr>
           <w:b/>
           <w:lang w:val="pt_PT" w:bidi="pt_PT"/>
         </w:rPr>
@@ -20272,7 +17911,7 @@
         </w:rPr>
         <w:t xml:space="preserve">Veja como você traduziu isso em </w:t>
       </w:r>
-      <w:hyperlink r:id="rId21">
+      <w:hyperlink r:id="rId19">
         <w:r>
           <w:rPr>
             <w:lang w:val="pt_PT" w:bidi="pt_PT"/>
@@ -20290,7 +17929,7 @@
         </w:rPr>
         <w:t xml:space="preserve"> e </w:t>
       </w:r>
-      <w:hyperlink r:id="rId22">
+      <w:hyperlink r:id="rId20">
         <w:r>
           <w:rPr>
             <w:lang w:val="pt_PT" w:bidi="pt_PT"/>
@@ -20372,20 +18011,6 @@
       </w:r>
       <w:r>
         <w:rPr>
-          <w:lang w:val="pt_PT" w:bidi="pt_PT"/>
-        </w:rPr>
-        <w:t>כָּל־שַׁ֣עַר עַמִּ֔⁠י</w:t>
-      </w:r>
-    </w:p>
-    <w:p>
-      <w:pPr/>
-      <w:r>
-        <w:rPr>
-          <w:lang w:val="pt_PT" w:bidi="pt_PT"/>
-        </w:rPr>
-      </w:r>
-      <w:r>
-        <w:rPr>
           <w:b/>
           <w:lang w:val="pt_PT" w:bidi="pt_PT"/>
         </w:rPr>
@@ -20578,20 +18203,6 @@
       </w:r>
       <w:r>
         <w:rPr>
-          <w:lang w:val="pt_PT" w:bidi="pt_PT"/>
-        </w:rPr>
-        <w:t>וְ⁠עַתָּה֙</w:t>
-      </w:r>
-    </w:p>
-    <w:p>
-      <w:pPr/>
-      <w:r>
-        <w:rPr>
-          <w:lang w:val="pt_PT" w:bidi="pt_PT"/>
-        </w:rPr>
-      </w:r>
-      <w:r>
-        <w:rPr>
           <w:b/>
           <w:lang w:val="pt_PT" w:bidi="pt_PT"/>
         </w:rPr>
@@ -20624,7 +18235,7 @@
         </w:rPr>
         <w:t xml:space="preserve"> indica que o que segue é algo importante para o qual Rute deve prestar atenção, assim como o que Boaz introduziu dizendo "Agora" em </w:t>
       </w:r>
-      <w:hyperlink r:id="rId23">
+      <w:hyperlink r:id="rId21">
         <w:r>
           <w:rPr>
             <w:lang w:val="pt_PT" w:bidi="pt_PT"/>
@@ -20706,20 +18317,6 @@
       </w:r>
       <w:r>
         <w:rPr>
-          <w:lang w:val="pt_PT" w:bidi="pt_PT"/>
-        </w:rPr>
-        <w:t>וְ⁠גַ֛ם</w:t>
-      </w:r>
-    </w:p>
-    <w:p>
-      <w:pPr/>
-      <w:r>
-        <w:rPr>
-          <w:lang w:val="pt_PT" w:bidi="pt_PT"/>
-        </w:rPr>
-      </w:r>
-      <w:r>
-        <w:rPr>
           <w:b/>
           <w:lang w:val="pt_PT" w:bidi="pt_PT"/>
         </w:rPr>
@@ -20765,7 +18362,7 @@
         </w:rPr>
         <w:t xml:space="preserve"> indica um contraste entre a disposição de Boaz em se casar com Rute </w:t>
       </w:r>
-      <w:hyperlink r:id="rId23">
+      <w:hyperlink r:id="rId21">
         <w:r>
           <w:rPr>
             <w:lang w:val="pt_PT" w:bidi="pt_PT"/>
@@ -20783,7 +18380,7 @@
         </w:rPr>
         <w:t xml:space="preserve"> e a possibilidade de outro homem se casar com ela em vez disso </w:t>
       </w:r>
-      <w:hyperlink r:id="rId24">
+      <w:hyperlink r:id="rId22">
         <w:r>
           <w:rPr>
             <w:lang w:val="pt_PT" w:bidi="pt_PT"/>
@@ -20865,20 +18462,6 @@
       </w:r>
       <w:r>
         <w:rPr>
-          <w:lang w:val="pt_PT" w:bidi="pt_PT"/>
-        </w:rPr>
-        <w:t>גֹאֵ֖ל &amp; גֹּאֵ֖ל</w:t>
-      </w:r>
-    </w:p>
-    <w:p>
-      <w:pPr/>
-      <w:r>
-        <w:rPr>
-          <w:lang w:val="pt_PT" w:bidi="pt_PT"/>
-        </w:rPr>
-      </w:r>
-      <w:r>
-        <w:rPr>
           <w:b/>
           <w:lang w:val="pt_PT" w:bidi="pt_PT"/>
         </w:rPr>
@@ -20925,7 +18508,7 @@
         </w:rPr>
         <w:t xml:space="preserve"> (como faz o texto original) em </w:t>
       </w:r>
-      <w:hyperlink r:id="rId17">
+      <w:hyperlink r:id="rId15">
         <w:r>
           <w:rPr>
             <w:lang w:val="pt_PT" w:bidi="pt_PT"/>
@@ -21007,20 +18590,6 @@
       </w:r>
       <w:r>
         <w:rPr>
-          <w:lang w:val="pt_PT" w:bidi="pt_PT"/>
-        </w:rPr>
-        <w:t>אִם־יִגְאָלֵ֥⁠ךְ</w:t>
-      </w:r>
-    </w:p>
-    <w:p>
-      <w:pPr/>
-      <w:r>
-        <w:rPr>
-          <w:lang w:val="pt_PT" w:bidi="pt_PT"/>
-        </w:rPr>
-      </w:r>
-      <w:r>
-        <w:rPr>
           <w:b/>
           <w:lang w:val="pt_PT" w:bidi="pt_PT"/>
         </w:rPr>
@@ -21144,20 +18713,6 @@
       </w:r>
       <w:r>
         <w:rPr>
-          <w:lang w:val="pt_PT" w:bidi="pt_PT"/>
-        </w:rPr>
-        <w:t>וּ⁠גְאַלְתִּ֥י⁠ךְ אָנֹ֖כִי</w:t>
-      </w:r>
-    </w:p>
-    <w:p>
-      <w:pPr/>
-      <w:r>
-        <w:rPr>
-          <w:lang w:val="pt_PT" w:bidi="pt_PT"/>
-        </w:rPr>
-      </w:r>
-      <w:r>
-        <w:rPr>
           <w:b/>
           <w:lang w:val="pt_PT" w:bidi="pt_PT"/>
         </w:rPr>
@@ -21371,20 +18926,6 @@
       </w:r>
       <w:r>
         <w:rPr>
-          <w:lang w:val="pt_PT" w:bidi="pt_PT"/>
-        </w:rPr>
-        <w:t>וַ⁠תִּשְׁכַּ֤ב מַרְגְּלוֹתָיו֙</w:t>
-      </w:r>
-    </w:p>
-    <w:p>
-      <w:pPr/>
-      <w:r>
-        <w:rPr>
-          <w:lang w:val="pt_PT" w:bidi="pt_PT"/>
-        </w:rPr>
-      </w:r>
-      <w:r>
-        <w:rPr>
           <w:b/>
           <w:lang w:val="pt_PT" w:bidi="pt_PT"/>
         </w:rPr>
@@ -21495,20 +19036,6 @@
       </w:r>
       <w:r>
         <w:rPr>
-          <w:lang w:val="pt_PT" w:bidi="pt_PT"/>
-        </w:rPr>
-        <w:t>בְּטֶ֛רֶם יַכִּ֥יר אִ֖ישׁ אֶת־רֵעֵ֑⁠הוּ</w:t>
-      </w:r>
-    </w:p>
-    <w:p>
-      <w:pPr/>
-      <w:r>
-        <w:rPr>
-          <w:lang w:val="pt_PT" w:bidi="pt_PT"/>
-        </w:rPr>
-      </w:r>
-      <w:r>
-        <w:rPr>
           <w:b/>
           <w:lang w:val="pt_PT" w:bidi="pt_PT"/>
         </w:rPr>
@@ -21632,20 +19159,6 @@
       </w:r>
       <w:r>
         <w:rPr>
-          <w:lang w:val="pt_PT" w:bidi="pt_PT"/>
-        </w:rPr>
-        <w:t>וַ⁠יֹּ֨אמֶר֙</w:t>
-      </w:r>
-    </w:p>
-    <w:p>
-      <w:pPr/>
-      <w:r>
-        <w:rPr>
-          <w:lang w:val="pt_PT" w:bidi="pt_PT"/>
-        </w:rPr>
-      </w:r>
-      <w:r>
-        <w:rPr>
           <w:b/>
           <w:lang w:val="pt_PT" w:bidi="pt_PT"/>
         </w:rPr>
@@ -21729,20 +19242,6 @@
       </w:r>
       <w:r>
         <w:rPr>
-          <w:lang w:val="pt_PT" w:bidi="pt_PT"/>
-        </w:rPr>
-        <w:t>אַל־יִוָּדַ֔ע</w:t>
-      </w:r>
-    </w:p>
-    <w:p>
-      <w:pPr/>
-      <w:r>
-        <w:rPr>
-          <w:lang w:val="pt_PT" w:bidi="pt_PT"/>
-        </w:rPr>
-      </w:r>
-      <w:r>
-        <w:rPr>
           <w:b/>
           <w:lang w:val="pt_PT" w:bidi="pt_PT"/>
         </w:rPr>
@@ -21840,20 +19339,6 @@
       </w:r>
       <w:r>
         <w:rPr>
-          <w:lang w:val="pt_PT" w:bidi="pt_PT"/>
-        </w:rPr>
-        <w:t>הַ⁠מִּטְפַּ֧חַת</w:t>
-      </w:r>
-    </w:p>
-    <w:p>
-      <w:pPr/>
-      <w:r>
-        <w:rPr>
-          <w:lang w:val="pt_PT" w:bidi="pt_PT"/>
-        </w:rPr>
-      </w:r>
-      <w:r>
-        <w:rPr>
           <w:b/>
           <w:lang w:val="pt_PT" w:bidi="pt_PT"/>
         </w:rPr>
@@ -21950,20 +19435,6 @@
       </w:r>
       <w:r>
         <w:rPr>
-          <w:lang w:val="pt_PT" w:bidi="pt_PT"/>
-        </w:rPr>
-        <w:t>שֵׁשׁ־שְׂעֹרִים֙</w:t>
-      </w:r>
-    </w:p>
-    <w:p>
-      <w:pPr/>
-      <w:r>
-        <w:rPr>
-          <w:lang w:val="pt_PT" w:bidi="pt_PT"/>
-        </w:rPr>
-      </w:r>
-      <w:r>
-        <w:rPr>
           <w:b/>
           <w:lang w:val="pt_PT" w:bidi="pt_PT"/>
         </w:rPr>
@@ -22047,20 +19518,6 @@
       </w:r>
       <w:r>
         <w:rPr>
-          <w:lang w:val="pt_PT" w:bidi="pt_PT"/>
-        </w:rPr>
-        <w:t>וַ⁠יָּ֣שֶׁת עָלֶ֔י⁠הָ</w:t>
-      </w:r>
-    </w:p>
-    <w:p>
-      <w:pPr/>
-      <w:r>
-        <w:rPr>
-          <w:lang w:val="pt_PT" w:bidi="pt_PT"/>
-        </w:rPr>
-      </w:r>
-      <w:r>
-        <w:rPr>
           <w:b/>
           <w:lang w:val="pt_PT" w:bidi="pt_PT"/>
         </w:rPr>
@@ -22144,20 +19601,6 @@
       </w:r>
       <w:r>
         <w:rPr>
-          <w:lang w:val="pt_PT" w:bidi="pt_PT"/>
-        </w:rPr>
-        <w:t>וַ⁠יָּבֹ֖א הָ⁠עִֽיר</w:t>
-      </w:r>
-    </w:p>
-    <w:p>
-      <w:pPr/>
-      <w:r>
-        <w:rPr>
-          <w:lang w:val="pt_PT" w:bidi="pt_PT"/>
-        </w:rPr>
-      </w:r>
-      <w:r>
-        <w:rPr>
           <w:b/>
           <w:lang w:val="pt_PT" w:bidi="pt_PT"/>
         </w:rPr>
@@ -22254,20 +19697,6 @@
       </w:r>
       <w:r>
         <w:rPr>
-          <w:lang w:val="pt_PT" w:bidi="pt_PT"/>
-        </w:rPr>
-        <w:t>מִי־אַ֣תְּ</w:t>
-      </w:r>
-    </w:p>
-    <w:p>
-      <w:pPr/>
-      <w:r>
-        <w:rPr>
-          <w:lang w:val="pt_PT" w:bidi="pt_PT"/>
-        </w:rPr>
-      </w:r>
-      <w:r>
-        <w:rPr>
           <w:b/>
           <w:lang w:val="pt_PT" w:bidi="pt_PT"/>
         </w:rPr>
@@ -22364,20 +19793,6 @@
       </w:r>
       <w:r>
         <w:rPr>
-          <w:lang w:val="pt_PT" w:bidi="pt_PT"/>
-        </w:rPr>
-        <w:t>בִּתִּ֑⁠י</w:t>
-      </w:r>
-    </w:p>
-    <w:p>
-      <w:pPr/>
-      <w:r>
-        <w:rPr>
-          <w:lang w:val="pt_PT" w:bidi="pt_PT"/>
-        </w:rPr>
-      </w:r>
-      <w:r>
-        <w:rPr>
           <w:b/>
           <w:lang w:val="pt_PT" w:bidi="pt_PT"/>
         </w:rPr>
@@ -22474,20 +19889,6 @@
       </w:r>
       <w:r>
         <w:rPr>
-          <w:lang w:val="pt_PT" w:bidi="pt_PT"/>
-        </w:rPr>
-        <w:t>אֵ֛ת כָּל־אֲשֶׁ֥ר עָֽשָׂה־לָ֖⁠הּ הָ⁠אִֽישׁ</w:t>
-      </w:r>
-    </w:p>
-    <w:p>
-      <w:pPr/>
-      <w:r>
-        <w:rPr>
-          <w:lang w:val="pt_PT" w:bidi="pt_PT"/>
-        </w:rPr>
-      </w:r>
-      <w:r>
-        <w:rPr>
           <w:b/>
           <w:lang w:val="pt_PT" w:bidi="pt_PT"/>
         </w:rPr>
@@ -22644,7 +20045,7 @@
         </w:rPr>
         <w:t xml:space="preserve">Veja como você traduziu isso em </w:t>
       </w:r>
-      <w:hyperlink r:id="rId25">
+      <w:hyperlink r:id="rId23">
         <w:r>
           <w:rPr>
             <w:lang w:val="pt_PT" w:bidi="pt_PT"/>
@@ -22726,20 +20127,6 @@
       </w:r>
       <w:r>
         <w:rPr>
-          <w:lang w:val="pt_PT" w:bidi="pt_PT"/>
-        </w:rPr>
-        <w:t>כִּ֚י אָמַ֣ר אַל־תָּב֥וֹאִי רֵיקָ֖ם אֶל־חֲמוֹתֵֽ⁠ךְ</w:t>
-      </w:r>
-    </w:p>
-    <w:p>
-      <w:pPr/>
-      <w:r>
-        <w:rPr>
-          <w:lang w:val="pt_PT" w:bidi="pt_PT"/>
-        </w:rPr>
-      </w:r>
-      <w:r>
-        <w:rPr>
           <w:b/>
           <w:lang w:val="pt_PT" w:bidi="pt_PT"/>
         </w:rPr>
@@ -22960,20 +20347,6 @@
       </w:r>
       <w:r>
         <w:rPr>
-          <w:lang w:val="pt_PT" w:bidi="pt_PT"/>
-        </w:rPr>
-        <w:t>שְׁבִ֣י</w:t>
-      </w:r>
-    </w:p>
-    <w:p>
-      <w:pPr/>
-      <w:r>
-        <w:rPr>
-          <w:lang w:val="pt_PT" w:bidi="pt_PT"/>
-        </w:rPr>
-      </w:r>
-      <w:r>
-        <w:rPr>
           <w:b/>
           <w:lang w:val="pt_PT" w:bidi="pt_PT"/>
         </w:rPr>
@@ -23166,20 +20539,6 @@
       </w:r>
       <w:r>
         <w:rPr>
-          <w:lang w:val="pt_PT" w:bidi="pt_PT"/>
-        </w:rPr>
-        <w:t>אֵ֖יךְ יִפֹּ֣ל דָּבָ֑ר</w:t>
-      </w:r>
-    </w:p>
-    <w:p>
-      <w:pPr/>
-      <w:r>
-        <w:rPr>
-          <w:lang w:val="pt_PT" w:bidi="pt_PT"/>
-        </w:rPr>
-      </w:r>
-      <w:r>
-        <w:rPr>
           <w:b/>
           <w:lang w:val="pt_PT" w:bidi="pt_PT"/>
         </w:rPr>
@@ -23290,20 +20649,6 @@
       </w:r>
       <w:r>
         <w:rPr>
-          <w:lang w:val="pt_PT" w:bidi="pt_PT"/>
-        </w:rPr>
-        <w:t>לֹ֤א יִשְׁקֹט֙ הָ⁠אִ֔ישׁ כִּֽי־אִם</w:t>
-      </w:r>
-    </w:p>
-    <w:p>
-      <w:pPr/>
-      <w:r>
-        <w:rPr>
-          <w:lang w:val="pt_PT" w:bidi="pt_PT"/>
-        </w:rPr>
-      </w:r>
-      <w:r>
-        <w:rPr>
           <w:b/>
           <w:lang w:val="pt_PT" w:bidi="pt_PT"/>
         </w:rPr>
@@ -23654,20 +20999,6 @@
       </w:r>
       <w:r>
         <w:rPr>
-          <w:lang w:val="pt_PT" w:bidi="pt_PT"/>
-        </w:rPr>
-        <w:t>וּ⁠בֹ֨עַז עָלָ֣ה הַ⁠שַּׁעַר֮</w:t>
-      </w:r>
-    </w:p>
-    <w:p>
-      <w:pPr/>
-      <w:r>
-        <w:rPr>
-          <w:lang w:val="pt_PT" w:bidi="pt_PT"/>
-        </w:rPr>
-      </w:r>
-      <w:r>
-        <w:rPr>
           <w:b/>
           <w:lang w:val="pt_PT" w:bidi="pt_PT"/>
         </w:rPr>
@@ -23765,20 +21096,6 @@
       </w:r>
       <w:r>
         <w:rPr>
-          <w:lang w:val="pt_PT" w:bidi="pt_PT"/>
-        </w:rPr>
-        <w:t>הַ⁠שַּׁעַר֮</w:t>
-      </w:r>
-    </w:p>
-    <w:p>
-      <w:pPr/>
-      <w:r>
-        <w:rPr>
-          <w:lang w:val="pt_PT" w:bidi="pt_PT"/>
-        </w:rPr>
-      </w:r>
-      <w:r>
-        <w:rPr>
           <w:b/>
           <w:lang w:val="pt_PT" w:bidi="pt_PT"/>
         </w:rPr>
@@ -23984,20 +21301,6 @@
       </w:r>
       <w:r>
         <w:rPr>
-          <w:lang w:val="pt_PT" w:bidi="pt_PT"/>
-        </w:rPr>
-        <w:t>הַ⁠גֹּאֵ֤ל</w:t>
-      </w:r>
-    </w:p>
-    <w:p>
-      <w:pPr/>
-      <w:r>
-        <w:rPr>
-          <w:lang w:val="pt_PT" w:bidi="pt_PT"/>
-        </w:rPr>
-      </w:r>
-      <w:r>
-        <w:rPr>
           <w:b/>
           <w:lang w:val="pt_PT" w:bidi="pt_PT"/>
         </w:rPr>
@@ -24069,7 +21372,7 @@
         </w:rPr>
         <w:t xml:space="preserve"> em </w:t>
       </w:r>
-      <w:hyperlink r:id="rId17">
+      <w:hyperlink r:id="rId15">
         <w:r>
           <w:rPr>
             <w:lang w:val="pt_PT" w:bidi="pt_PT"/>
@@ -24151,20 +21454,6 @@
       </w:r>
       <w:r>
         <w:rPr>
-          <w:lang w:val="pt_PT" w:bidi="pt_PT"/>
-        </w:rPr>
-        <w:t>וַ⁠יֹּ֛אמֶר ס֥וּרָ⁠ה שְׁבָ⁠ה־פֹּ֖ה פְּלֹנִ֣י אַלְמֹנִ֑י</w:t>
-      </w:r>
-    </w:p>
-    <w:p>
-      <w:pPr/>
-      <w:r>
-        <w:rPr>
-          <w:lang w:val="pt_PT" w:bidi="pt_PT"/>
-        </w:rPr>
-      </w:r>
-      <w:r>
-        <w:rPr>
           <w:b/>
           <w:lang w:val="pt_PT" w:bidi="pt_PT"/>
         </w:rPr>
@@ -24275,20 +21564,6 @@
       </w:r>
       <w:r>
         <w:rPr>
-          <w:lang w:val="pt_PT" w:bidi="pt_PT"/>
-        </w:rPr>
-        <w:t>פְּלֹנִ֣י אַלְמֹנִ֑י</w:t>
-      </w:r>
-    </w:p>
-    <w:p>
-      <w:pPr/>
-      <w:r>
-        <w:rPr>
-          <w:lang w:val="pt_PT" w:bidi="pt_PT"/>
-        </w:rPr>
-      </w:r>
-      <w:r>
-        <w:rPr>
           <w:b/>
           <w:lang w:val="pt_PT" w:bidi="pt_PT"/>
         </w:rPr>
@@ -24489,20 +21764,6 @@
       </w:r>
       <w:r>
         <w:rPr>
-          <w:lang w:val="pt_PT" w:bidi="pt_PT"/>
-        </w:rPr>
-        <w:t>לְ⁠אָחִ֖י⁠נוּ</w:t>
-      </w:r>
-    </w:p>
-    <w:p>
-      <w:pPr/>
-      <w:r>
-        <w:rPr>
-          <w:lang w:val="pt_PT" w:bidi="pt_PT"/>
-        </w:rPr>
-      </w:r>
-      <w:r>
-        <w:rPr>
           <w:b/>
           <w:lang w:val="pt_PT" w:bidi="pt_PT"/>
         </w:rPr>
@@ -24612,20 +21873,6 @@
       </w:r>
       <w:r>
         <w:rPr>
-          <w:lang w:val="pt_PT" w:bidi="pt_PT"/>
-        </w:rPr>
-        <w:t>אָמַ֜רְתִּי</w:t>
-      </w:r>
-    </w:p>
-    <w:p>
-      <w:pPr/>
-      <w:r>
-        <w:rPr>
-          <w:lang w:val="pt_PT" w:bidi="pt_PT"/>
-        </w:rPr>
-      </w:r>
-      <w:r>
-        <w:rPr>
           <w:b/>
           <w:lang w:val="pt_PT" w:bidi="pt_PT"/>
         </w:rPr>
@@ -24736,20 +21983,6 @@
       </w:r>
       <w:r>
         <w:rPr>
-          <w:lang w:val="pt_PT" w:bidi="pt_PT"/>
-        </w:rPr>
-        <w:t>אֶגְלֶ֧ה אָזְנְ⁠ךָ֣</w:t>
-      </w:r>
-    </w:p>
-    <w:p>
-      <w:pPr/>
-      <w:r>
-        <w:rPr>
-          <w:lang w:val="pt_PT" w:bidi="pt_PT"/>
-        </w:rPr>
-      </w:r>
-      <w:r>
-        <w:rPr>
           <w:b/>
           <w:lang w:val="pt_PT" w:bidi="pt_PT"/>
         </w:rPr>
@@ -24860,20 +22093,6 @@
       </w:r>
       <w:r>
         <w:rPr>
-          <w:lang w:val="pt_PT" w:bidi="pt_PT"/>
-        </w:rPr>
-        <w:t>נֶ֥גֶד הַֽ⁠יֹּשְׁבִים֮</w:t>
-      </w:r>
-    </w:p>
-    <w:p>
-      <w:pPr/>
-      <w:r>
-        <w:rPr>
-          <w:lang w:val="pt_PT" w:bidi="pt_PT"/>
-        </w:rPr>
-      </w:r>
-      <w:r>
-        <w:rPr>
           <w:b/>
           <w:lang w:val="pt_PT" w:bidi="pt_PT"/>
         </w:rPr>
@@ -25068,20 +22287,6 @@
       </w:r>
       <w:r>
         <w:rPr>
-          <w:lang w:val="pt_PT" w:bidi="pt_PT"/>
-        </w:rPr>
-        <w:t>אֵ֤ין זוּלָֽתְ⁠ךָ֙ לִ⁠גְא֔וֹל וְ⁠אָנֹכִ֖י אַחֲרֶ֑י⁠ךָ</w:t>
-      </w:r>
-    </w:p>
-    <w:p>
-      <w:pPr/>
-      <w:r>
-        <w:rPr>
-          <w:lang w:val="pt_PT" w:bidi="pt_PT"/>
-        </w:rPr>
-      </w:r>
-      <w:r>
-        <w:rPr>
           <w:b/>
           <w:lang w:val="pt_PT" w:bidi="pt_PT"/>
         </w:rPr>
@@ -25178,20 +22383,6 @@
       </w:r>
       <w:r>
         <w:rPr>
-          <w:lang w:val="pt_PT" w:bidi="pt_PT"/>
-        </w:rPr>
-        <w:t>אָנֹכִ֥י אֶגְאָֽל</w:t>
-      </w:r>
-    </w:p>
-    <w:p>
-      <w:pPr/>
-      <w:r>
-        <w:rPr>
-          <w:lang w:val="pt_PT" w:bidi="pt_PT"/>
-        </w:rPr>
-      </w:r>
-      <w:r>
-        <w:rPr>
           <w:b/>
           <w:lang w:val="pt_PT" w:bidi="pt_PT"/>
         </w:rPr>
@@ -25268,20 +22459,6 @@
       </w:r>
       <w:r>
         <w:rPr>
-          <w:lang w:val="pt_PT" w:bidi="pt_PT"/>
-        </w:rPr>
-        <w:t>בְּ⁠יוֹם</w:t>
-      </w:r>
-    </w:p>
-    <w:p>
-      <w:pPr/>
-      <w:r>
-        <w:rPr>
-          <w:lang w:val="pt_PT" w:bidi="pt_PT"/>
-        </w:rPr>
-      </w:r>
-      <w:r>
-        <w:rPr>
           <w:b/>
           <w:lang w:val="pt_PT" w:bidi="pt_PT"/>
         </w:rPr>
@@ -25391,20 +22568,6 @@
       </w:r>
       <w:r>
         <w:rPr>
-          <w:lang w:val="pt_PT" w:bidi="pt_PT"/>
-        </w:rPr>
-        <w:t>מִ⁠יַּ֣ד נָעֳמִ֑י</w:t>
-      </w:r>
-    </w:p>
-    <w:p>
-      <w:pPr/>
-      <w:r>
-        <w:rPr>
-          <w:lang w:val="pt_PT" w:bidi="pt_PT"/>
-        </w:rPr>
-      </w:r>
-      <w:r>
-        <w:rPr>
           <w:b/>
           <w:lang w:val="pt_PT" w:bidi="pt_PT"/>
         </w:rPr>
@@ -25514,20 +22677,6 @@
       </w:r>
       <w:r>
         <w:rPr>
-          <w:lang w:val="pt_PT" w:bidi="pt_PT"/>
-        </w:rPr>
-        <w:t>וּ֠⁠מֵ⁠אֵת ר֣וּת &amp; קָנִ֔יתָה</w:t>
-      </w:r>
-    </w:p>
-    <w:p>
-      <w:pPr/>
-      <w:r>
-        <w:rPr>
-          <w:lang w:val="pt_PT" w:bidi="pt_PT"/>
-        </w:rPr>
-      </w:r>
-      <w:r>
-        <w:rPr>
           <w:b/>
           <w:lang w:val="pt_PT" w:bidi="pt_PT"/>
         </w:rPr>
@@ -25700,20 +22849,6 @@
       </w:r>
       <w:r>
         <w:rPr>
-          <w:lang w:val="pt_PT" w:bidi="pt_PT"/>
-        </w:rPr>
-        <w:t>לְ⁠הָקִ֥ים שֵׁם־הַ⁠מֵּ֖ת עַל־נַחֲלָתֽ⁠וֹ</w:t>
-      </w:r>
-    </w:p>
-    <w:p>
-      <w:pPr/>
-      <w:r>
-        <w:rPr>
-          <w:lang w:val="pt_PT" w:bidi="pt_PT"/>
-        </w:rPr>
-      </w:r>
-      <w:r>
-        <w:rPr>
           <w:b/>
           <w:lang w:val="pt_PT" w:bidi="pt_PT"/>
         </w:rPr>
@@ -25810,20 +22945,6 @@
       </w:r>
       <w:r>
         <w:rPr>
-          <w:lang w:val="pt_PT" w:bidi="pt_PT"/>
-        </w:rPr>
-        <w:t>הַ⁠מֵּת֙ &amp; הַ⁠מֵּ֖ת</w:t>
-      </w:r>
-    </w:p>
-    <w:p>
-      <w:pPr/>
-      <w:r>
-        <w:rPr>
-          <w:lang w:val="pt_PT" w:bidi="pt_PT"/>
-        </w:rPr>
-      </w:r>
-      <w:r>
-        <w:rPr>
           <w:b/>
           <w:lang w:val="pt_PT" w:bidi="pt_PT"/>
         </w:rPr>
@@ -25920,20 +23041,6 @@
       </w:r>
       <w:r>
         <w:rPr>
-          <w:lang w:val="pt_PT" w:bidi="pt_PT"/>
-        </w:rPr>
-        <w:t>אַשְׁחִ֖ית אֶת־נַחֲלָתִ֑⁠י</w:t>
-      </w:r>
-    </w:p>
-    <w:p>
-      <w:pPr/>
-      <w:r>
-        <w:rPr>
-          <w:lang w:val="pt_PT" w:bidi="pt_PT"/>
-        </w:rPr>
-      </w:r>
-      <w:r>
-        <w:rPr>
           <w:b/>
           <w:lang w:val="pt_PT" w:bidi="pt_PT"/>
         </w:rPr>
@@ -26030,20 +23137,6 @@
       </w:r>
       <w:r>
         <w:rPr>
-          <w:lang w:val="pt_PT" w:bidi="pt_PT"/>
-        </w:rPr>
-        <w:t>גְּאַל־לְ⁠ךָ֤ אַתָּה֙ אֶת־גְּאֻלָּתִ֔⁠י</w:t>
-      </w:r>
-    </w:p>
-    <w:p>
-      <w:pPr/>
-      <w:r>
-        <w:rPr>
-          <w:lang w:val="pt_PT" w:bidi="pt_PT"/>
-        </w:rPr>
-      </w:r>
-      <w:r>
-        <w:rPr>
           <w:b/>
           <w:lang w:val="pt_PT" w:bidi="pt_PT"/>
         </w:rPr>
@@ -26166,20 +23259,6 @@
       </w:r>
       <w:r>
         <w:rPr>
-          <w:lang w:val="pt_PT" w:bidi="pt_PT"/>
-        </w:rPr>
-        <w:t>וְ⁠זֹאת֩</w:t>
-      </w:r>
-    </w:p>
-    <w:p>
-      <w:pPr/>
-      <w:r>
-        <w:rPr>
-          <w:lang w:val="pt_PT" w:bidi="pt_PT"/>
-        </w:rPr>
-      </w:r>
-      <w:r>
-        <w:rPr>
           <w:b/>
           <w:lang w:val="pt_PT" w:bidi="pt_PT"/>
         </w:rPr>
@@ -26276,20 +23355,6 @@
       </w:r>
       <w:r>
         <w:rPr>
-          <w:lang w:val="pt_PT" w:bidi="pt_PT"/>
-        </w:rPr>
-        <w:t>וְ⁠זֹאת֩</w:t>
-      </w:r>
-    </w:p>
-    <w:p>
-      <w:pPr/>
-      <w:r>
-        <w:rPr>
-          <w:lang w:val="pt_PT" w:bidi="pt_PT"/>
-        </w:rPr>
-      </w:r>
-      <w:r>
-        <w:rPr>
           <w:b/>
           <w:lang w:val="pt_PT" w:bidi="pt_PT"/>
         </w:rPr>
@@ -26386,20 +23451,6 @@
       </w:r>
       <w:r>
         <w:rPr>
-          <w:lang w:val="pt_PT" w:bidi="pt_PT"/>
-        </w:rPr>
-        <w:t>לְ⁠פָנִ֨ים</w:t>
-      </w:r>
-    </w:p>
-    <w:p>
-      <w:pPr/>
-      <w:r>
-        <w:rPr>
-          <w:lang w:val="pt_PT" w:bidi="pt_PT"/>
-        </w:rPr>
-      </w:r>
-      <w:r>
-        <w:rPr>
           <w:b/>
           <w:lang w:val="pt_PT" w:bidi="pt_PT"/>
         </w:rPr>
@@ -26496,20 +23547,6 @@
       </w:r>
       <w:r>
         <w:rPr>
-          <w:lang w:val="pt_PT" w:bidi="pt_PT"/>
-        </w:rPr>
-        <w:t>לְ⁠רֵעֵ֑⁠הוּ</w:t>
-      </w:r>
-    </w:p>
-    <w:p>
-      <w:pPr/>
-      <w:r>
-        <w:rPr>
-          <w:lang w:val="pt_PT" w:bidi="pt_PT"/>
-        </w:rPr>
-      </w:r>
-      <w:r>
-        <w:rPr>
           <w:b/>
           <w:lang w:val="pt_PT" w:bidi="pt_PT"/>
         </w:rPr>
@@ -26606,20 +23643,6 @@
       </w:r>
       <w:r>
         <w:rPr>
-          <w:lang w:val="pt_PT" w:bidi="pt_PT"/>
-        </w:rPr>
-        <w:t>וַ⁠יֹּ֧אמֶר הַ⁠גֹּאֵ֛ל לְ⁠בֹ֖עַז קְנֵה־לָ֑⁠ךְ וַ⁠יִּשְׁלֹ֖ף נַעֲלֽ⁠וֹ</w:t>
-      </w:r>
-    </w:p>
-    <w:p>
-      <w:pPr/>
-      <w:r>
-        <w:rPr>
-          <w:lang w:val="pt_PT" w:bidi="pt_PT"/>
-        </w:rPr>
-      </w:r>
-      <w:r>
-        <w:rPr>
           <w:b/>
           <w:lang w:val="pt_PT" w:bidi="pt_PT"/>
         </w:rPr>
@@ -26703,20 +23726,6 @@
       </w:r>
       <w:r>
         <w:rPr>
-          <w:lang w:val="pt_PT" w:bidi="pt_PT"/>
-        </w:rPr>
-        <w:t>וַ⁠יֹּ֧אמֶר הַ⁠גֹּאֵ֛ל לְ⁠בֹ֖עַז קְנֵה־לָ֑⁠ךְ וַ⁠יִּשְׁלֹ֖ף נַעֲלֽ⁠וֹ</w:t>
-      </w:r>
-    </w:p>
-    <w:p>
-      <w:pPr/>
-      <w:r>
-        <w:rPr>
-          <w:lang w:val="pt_PT" w:bidi="pt_PT"/>
-        </w:rPr>
-      </w:r>
-      <w:r>
-        <w:rPr>
           <w:b/>
           <w:lang w:val="pt_PT" w:bidi="pt_PT"/>
         </w:rPr>
@@ -26813,20 +23822,6 @@
       </w:r>
       <w:r>
         <w:rPr>
-          <w:lang w:val="pt_PT" w:bidi="pt_PT"/>
-        </w:rPr>
-        <w:t>וַ⁠יִּשְׁלֹ֖ף נַעֲלֽ⁠וֹ</w:t>
-      </w:r>
-    </w:p>
-    <w:p>
-      <w:pPr/>
-      <w:r>
-        <w:rPr>
-          <w:lang w:val="pt_PT" w:bidi="pt_PT"/>
-        </w:rPr>
-      </w:r>
-      <w:r>
-        <w:rPr>
           <w:b/>
           <w:lang w:val="pt_PT" w:bidi="pt_PT"/>
         </w:rPr>
@@ -26910,20 +23905,6 @@
       </w:r>
       <w:r>
         <w:rPr>
-          <w:lang w:val="pt_PT" w:bidi="pt_PT"/>
-        </w:rPr>
-        <w:t>לַ⁠זְּקֵנִ֜ים וְ⁠כָל־הָ⁠עָ֗ם</w:t>
-      </w:r>
-    </w:p>
-    <w:p>
-      <w:pPr/>
-      <w:r>
-        <w:rPr>
-          <w:lang w:val="pt_PT" w:bidi="pt_PT"/>
-        </w:rPr>
-      </w:r>
-      <w:r>
-        <w:rPr>
           <w:b/>
           <w:lang w:val="pt_PT" w:bidi="pt_PT"/>
         </w:rPr>
@@ -27020,20 +24001,6 @@
       </w:r>
       <w:r>
         <w:rPr>
-          <w:lang w:val="pt_PT" w:bidi="pt_PT"/>
-        </w:rPr>
-        <w:t>מִ⁠יַּ֖ד נָעֳמִֽי</w:t>
-      </w:r>
-    </w:p>
-    <w:p>
-      <w:pPr/>
-      <w:r>
-        <w:rPr>
-          <w:lang w:val="pt_PT" w:bidi="pt_PT"/>
-        </w:rPr>
-      </w:r>
-      <w:r>
-        <w:rPr>
           <w:b/>
           <w:lang w:val="pt_PT" w:bidi="pt_PT"/>
         </w:rPr>
@@ -27193,20 +24160,6 @@
       </w:r>
       <w:r>
         <w:rPr>
-          <w:lang w:val="pt_PT" w:bidi="pt_PT"/>
-        </w:rPr>
-        <w:t>וְ⁠גַ֣ם</w:t>
-      </w:r>
-    </w:p>
-    <w:p>
-      <w:pPr/>
-      <w:r>
-        <w:rPr>
-          <w:lang w:val="pt_PT" w:bidi="pt_PT"/>
-        </w:rPr>
-      </w:r>
-      <w:r>
-        <w:rPr>
           <w:b/>
           <w:lang w:val="pt_PT" w:bidi="pt_PT"/>
         </w:rPr>
@@ -27290,20 +24243,6 @@
       </w:r>
       <w:r>
         <w:rPr>
-          <w:lang w:val="pt_PT" w:bidi="pt_PT"/>
-        </w:rPr>
-        <w:t>לְ⁠הָקִ֤ים שֵׁם־הַ⁠מֵּת֙ עַל־נַ֣חֲלָת֔⁠וֹ</w:t>
-      </w:r>
-    </w:p>
-    <w:p>
-      <w:pPr/>
-      <w:r>
-        <w:rPr>
-          <w:lang w:val="pt_PT" w:bidi="pt_PT"/>
-        </w:rPr>
-      </w:r>
-      <w:r>
-        <w:rPr>
           <w:b/>
           <w:lang w:val="pt_PT" w:bidi="pt_PT"/>
         </w:rPr>
@@ -27323,7 +24262,7 @@
         </w:rPr>
         <w:t xml:space="preserve">Veja como você traduziu esta frase em </w:t>
       </w:r>
-      <w:hyperlink r:id="rId26">
+      <w:hyperlink r:id="rId24">
         <w:r>
           <w:rPr>
             <w:lang w:val="pt_PT" w:bidi="pt_PT"/>
@@ -27385,20 +24324,6 @@
       </w:r>
       <w:r>
         <w:rPr>
-          <w:lang w:val="pt_PT" w:bidi="pt_PT"/>
-        </w:rPr>
-        <w:t>הַ⁠מֵּת֙ &amp; הַ⁠מֵּ֛ת</w:t>
-      </w:r>
-    </w:p>
-    <w:p>
-      <w:pPr/>
-      <w:r>
-        <w:rPr>
-          <w:lang w:val="pt_PT" w:bidi="pt_PT"/>
-        </w:rPr>
-      </w:r>
-      <w:r>
-        <w:rPr>
           <w:b/>
           <w:lang w:val="pt_PT" w:bidi="pt_PT"/>
         </w:rPr>
@@ -27444,7 +24369,7 @@
         </w:rPr>
         <w:t xml:space="preserve"> como um substantivo para significar aquele que faleceu. Seu idioma pode usar adjetivos da mesma forma. Se não, você pode traduzir esta palavra com uma frase equivalente. Veja como você traduziu isso em </w:t>
       </w:r>
-      <w:hyperlink r:id="rId26">
+      <w:hyperlink r:id="rId24">
         <w:r>
           <w:rPr>
             <w:lang w:val="pt_PT" w:bidi="pt_PT"/>
@@ -27526,20 +24451,6 @@
       </w:r>
       <w:r>
         <w:rPr>
-          <w:lang w:val="pt_PT" w:bidi="pt_PT"/>
-        </w:rPr>
-        <w:t>וְ⁠לֹא־יִכָּרֵ֧ת שֵׁם־הַ⁠מֵּ֛ת מֵ⁠עִ֥ם אֶחָ֖י⁠ו וּ⁠מִ⁠שַּׁ֣עַר מְקוֹמ֑⁠וֹ</w:t>
-      </w:r>
-    </w:p>
-    <w:p>
-      <w:pPr/>
-      <w:r>
-        <w:rPr>
-          <w:lang w:val="pt_PT" w:bidi="pt_PT"/>
-        </w:rPr>
-      </w:r>
-      <w:r>
-        <w:rPr>
           <w:b/>
           <w:lang w:val="pt_PT" w:bidi="pt_PT"/>
         </w:rPr>
@@ -27623,20 +24534,6 @@
       </w:r>
       <w:r>
         <w:rPr>
-          <w:lang w:val="pt_PT" w:bidi="pt_PT"/>
-        </w:rPr>
-        <w:t>וְ⁠לֹא־יִכָּרֵ֧ת שֵׁם־הַ⁠מֵּ֛ת מֵ⁠עִ֥ם אֶחָ֖י⁠ו וּ⁠מִ⁠שַּׁ֣עַר מְקוֹמ֑⁠וֹ</w:t>
-      </w:r>
-    </w:p>
-    <w:p>
-      <w:pPr/>
-      <w:r>
-        <w:rPr>
-          <w:lang w:val="pt_PT" w:bidi="pt_PT"/>
-        </w:rPr>
-      </w:r>
-      <w:r>
-        <w:rPr>
           <w:b/>
           <w:lang w:val="pt_PT" w:bidi="pt_PT"/>
         </w:rPr>
@@ -27759,20 +24656,6 @@
       </w:r>
       <w:r>
         <w:rPr>
-          <w:lang w:val="pt_PT" w:bidi="pt_PT"/>
-        </w:rPr>
-        <w:t>וּ⁠מִ⁠שַּׁ֣עַר מְקוֹמ֑⁠וֹ</w:t>
-      </w:r>
-    </w:p>
-    <w:p>
-      <w:pPr/>
-      <w:r>
-        <w:rPr>
-          <w:lang w:val="pt_PT" w:bidi="pt_PT"/>
-        </w:rPr>
-      </w:r>
-      <w:r>
-        <w:rPr>
           <w:b/>
           <w:lang w:val="pt_PT" w:bidi="pt_PT"/>
         </w:rPr>
@@ -27945,20 +24828,6 @@
       </w:r>
       <w:r>
         <w:rPr>
-          <w:lang w:val="pt_PT" w:bidi="pt_PT"/>
-        </w:rPr>
-        <w:t>הָ⁠עָ֧ם אֲשֶׁר־בַּ⁠שַּׁ֛עַר</w:t>
-      </w:r>
-    </w:p>
-    <w:p>
-      <w:pPr/>
-      <w:r>
-        <w:rPr>
-          <w:lang w:val="pt_PT" w:bidi="pt_PT"/>
-        </w:rPr>
-      </w:r>
-      <w:r>
-        <w:rPr>
           <w:b/>
           <w:lang w:val="pt_PT" w:bidi="pt_PT"/>
         </w:rPr>
@@ -28055,20 +24924,6 @@
       </w:r>
       <w:r>
         <w:rPr>
-          <w:lang w:val="pt_PT" w:bidi="pt_PT"/>
-        </w:rPr>
-        <w:t>הַ⁠בָּאָ֣ה אֶל־בֵּיתֶ֗⁠ךָ</w:t>
-      </w:r>
-    </w:p>
-    <w:p>
-      <w:pPr/>
-      <w:r>
-        <w:rPr>
-          <w:lang w:val="pt_PT" w:bidi="pt_PT"/>
-        </w:rPr>
-      </w:r>
-      <w:r>
-        <w:rPr>
           <w:b/>
           <w:lang w:val="pt_PT" w:bidi="pt_PT"/>
         </w:rPr>
@@ -28152,20 +25007,6 @@
       </w:r>
       <w:r>
         <w:rPr>
-          <w:lang w:val="pt_PT" w:bidi="pt_PT"/>
-        </w:rPr>
-        <w:t>יִתֵּן֩ יְהוָ֨ה אֶֽת־הָ⁠אִשָּׁ֜ה הַ⁠בָּאָ֣ה אֶל־בֵּיתֶ֗⁠ךָ כְּ⁠רָחֵ֤ל ׀ וּ⁠כְ⁠לֵאָה֙ אֲשֶׁ֨ר בָּנ֤וּ שְׁתֵּי⁠הֶם֙ אֶת־בֵּ֣ית יִשְׂרָאֵ֔ל</w:t>
-      </w:r>
-    </w:p>
-    <w:p>
-      <w:pPr/>
-      <w:r>
-        <w:rPr>
-          <w:lang w:val="pt_PT" w:bidi="pt_PT"/>
-        </w:rPr>
-      </w:r>
-      <w:r>
-        <w:rPr>
           <w:b/>
           <w:lang w:val="pt_PT" w:bidi="pt_PT"/>
         </w:rPr>
@@ -28249,20 +25090,6 @@
       </w:r>
       <w:r>
         <w:rPr>
-          <w:lang w:val="pt_PT" w:bidi="pt_PT"/>
-        </w:rPr>
-        <w:t>כְּ⁠רָחֵ֤ל ׀ וּ⁠כְ⁠לֵאָה֙ אֲשֶׁ֨ר בָּנ֤וּ שְׁתֵּי⁠הֶם֙ אֶת־בֵּ֣ית יִשְׂרָאֵ֔ל</w:t>
-      </w:r>
-    </w:p>
-    <w:p>
-      <w:pPr/>
-      <w:r>
-        <w:rPr>
-          <w:lang w:val="pt_PT" w:bidi="pt_PT"/>
-        </w:rPr>
-      </w:r>
-      <w:r>
-        <w:rPr>
           <w:b/>
           <w:lang w:val="pt_PT" w:bidi="pt_PT"/>
         </w:rPr>
@@ -28366,20 +25193,6 @@
       </w:r>
       <w:r>
         <w:rPr>
-          <w:lang w:val="pt_PT" w:bidi="pt_PT"/>
-        </w:rPr>
-        <w:t>בָּנ֤וּ &amp; אֶת־בֵּ֣ית יִשְׂרָאֵ֔ל</w:t>
-      </w:r>
-    </w:p>
-    <w:p>
-      <w:pPr/>
-      <w:r>
-        <w:rPr>
-          <w:lang w:val="pt_PT" w:bidi="pt_PT"/>
-        </w:rPr>
-      </w:r>
-      <w:r>
-        <w:rPr>
           <w:b/>
           <w:lang w:val="pt_PT" w:bidi="pt_PT"/>
         </w:rPr>
@@ -28502,20 +25315,6 @@
       </w:r>
       <w:r>
         <w:rPr>
-          <w:lang w:val="pt_PT" w:bidi="pt_PT"/>
-        </w:rPr>
-        <w:t>וַ⁠עֲשֵׂה־חַ֣יִל בְּ⁠אֶפְרָ֔תָה וּ⁠קְרָא־שֵׁ֖ם בְּ⁠בֵ֥ית לָֽחֶם</w:t>
-      </w:r>
-    </w:p>
-    <w:p>
-      <w:pPr/>
-      <w:r>
-        <w:rPr>
-          <w:lang w:val="pt_PT" w:bidi="pt_PT"/>
-        </w:rPr>
-      </w:r>
-      <w:r>
-        <w:rPr>
           <w:b/>
           <w:lang w:val="pt_PT" w:bidi="pt_PT"/>
         </w:rPr>
@@ -28625,20 +25424,6 @@
       </w:r>
       <w:r>
         <w:rPr>
-          <w:lang w:val="pt_PT" w:bidi="pt_PT"/>
-        </w:rPr>
-        <w:t>וַ⁠עֲשֵׂה־חַ֣יִל בְּ⁠אֶפְרָ֔תָה וּ⁠קְרָא־שֵׁ֖ם בְּ⁠בֵ֥ית לָֽחֶם</w:t>
-      </w:r>
-    </w:p>
-    <w:p>
-      <w:pPr/>
-      <w:r>
-        <w:rPr>
-          <w:lang w:val="pt_PT" w:bidi="pt_PT"/>
-        </w:rPr>
-      </w:r>
-      <w:r>
-        <w:rPr>
           <w:b/>
           <w:lang w:val="pt_PT" w:bidi="pt_PT"/>
         </w:rPr>
@@ -28722,20 +25507,6 @@
       </w:r>
       <w:r>
         <w:rPr>
-          <w:lang w:val="pt_PT" w:bidi="pt_PT"/>
-        </w:rPr>
-        <w:t>וִ⁠יהִ֤י בֵֽיתְ⁠ךָ֙ כְּ⁠בֵ֣ית פֶּ֔רֶץ</w:t>
-      </w:r>
-    </w:p>
-    <w:p>
-      <w:pPr/>
-      <w:r>
-        <w:rPr>
-          <w:lang w:val="pt_PT" w:bidi="pt_PT"/>
-        </w:rPr>
-      </w:r>
-      <w:r>
-        <w:rPr>
           <w:b/>
           <w:lang w:val="pt_PT" w:bidi="pt_PT"/>
         </w:rPr>
@@ -28845,20 +25616,6 @@
       </w:r>
       <w:r>
         <w:rPr>
-          <w:lang w:val="pt_PT" w:bidi="pt_PT"/>
-        </w:rPr>
-        <w:t>מִן־הַ⁠זֶּ֗רַע אֲשֶׁ֨ר יִתֵּ֤ן יְהוָה֙ לְ⁠ךָ֔</w:t>
-      </w:r>
-    </w:p>
-    <w:p>
-      <w:pPr/>
-      <w:r>
-        <w:rPr>
-          <w:lang w:val="pt_PT" w:bidi="pt_PT"/>
-        </w:rPr>
-      </w:r>
-      <w:r>
-        <w:rPr>
           <w:b/>
           <w:lang w:val="pt_PT" w:bidi="pt_PT"/>
         </w:rPr>
@@ -28955,20 +25712,6 @@
       </w:r>
       <w:r>
         <w:rPr>
-          <w:lang w:val="pt_PT" w:bidi="pt_PT"/>
-        </w:rPr>
-        <w:t>וַ⁠יִּקַּ֨ח בֹּ֤עַז אֶת־רוּת֙ וַ⁠תְּהִי־ל֣⁠וֹ לְ⁠אִשָּׁ֔ה</w:t>
-      </w:r>
-    </w:p>
-    <w:p>
-      <w:pPr/>
-      <w:r>
-        <w:rPr>
-          <w:lang w:val="pt_PT" w:bidi="pt_PT"/>
-        </w:rPr>
-      </w:r>
-      <w:r>
-        <w:rPr>
           <w:b/>
           <w:lang w:val="pt_PT" w:bidi="pt_PT"/>
         </w:rPr>
@@ -29052,20 +25795,6 @@
       </w:r>
       <w:r>
         <w:rPr>
-          <w:lang w:val="pt_PT" w:bidi="pt_PT"/>
-        </w:rPr>
-        <w:t>וַ⁠יִּקַּ֨ח בֹּ֤עַז אֶת־רוּת֙</w:t>
-      </w:r>
-    </w:p>
-    <w:p>
-      <w:pPr/>
-      <w:r>
-        <w:rPr>
-          <w:lang w:val="pt_PT" w:bidi="pt_PT"/>
-        </w:rPr>
-      </w:r>
-      <w:r>
-        <w:rPr>
           <w:b/>
           <w:lang w:val="pt_PT" w:bidi="pt_PT"/>
         </w:rPr>
@@ -29098,7 +25827,7 @@
         </w:rPr>
         <w:t xml:space="preserve"> indica que Boaz cumpriu o que prometeu no versículo </w:t>
       </w:r>
-      <w:hyperlink r:id="rId27">
+      <w:hyperlink r:id="rId25">
         <w:r>
           <w:rPr>
             <w:lang w:val="pt_PT" w:bidi="pt_PT"/>
@@ -29116,7 +25845,7 @@
         </w:rPr>
         <w:t xml:space="preserve">. Use um conectivo em seu idioma que deixe claro que o que se segue é uma razão para o que foi mencionado antes. Esta frase não implica qualquer forma de violência. Juntamente com a frase seguinte, significa simplesmente que Boaz se casou com Rute. Use uma palavra de conexão que indique que esta ação de Boaz é um resultado do acordo no versículo </w:t>
       </w:r>
-      <w:hyperlink r:id="rId27">
+      <w:hyperlink r:id="rId25">
         <w:r>
           <w:rPr>
             <w:lang w:val="pt_PT" w:bidi="pt_PT"/>
@@ -29198,20 +25927,6 @@
       </w:r>
       <w:r>
         <w:rPr>
-          <w:lang w:val="pt_PT" w:bidi="pt_PT"/>
-        </w:rPr>
-        <w:t>וַ⁠יָּבֹ֖א אֵלֶ֑י⁠הָ</w:t>
-      </w:r>
-    </w:p>
-    <w:p>
-      <w:pPr/>
-      <w:r>
-        <w:rPr>
-          <w:lang w:val="pt_PT" w:bidi="pt_PT"/>
-        </w:rPr>
-      </w:r>
-      <w:r>
-        <w:rPr>
           <w:b/>
           <w:lang w:val="pt_PT" w:bidi="pt_PT"/>
         </w:rPr>
@@ -29308,20 +26023,6 @@
       </w:r>
       <w:r>
         <w:rPr>
-          <w:lang w:val="pt_PT" w:bidi="pt_PT"/>
-        </w:rPr>
-        <w:t>הַ⁠נָּשִׁים֙</w:t>
-      </w:r>
-    </w:p>
-    <w:p>
-      <w:pPr/>
-      <w:r>
-        <w:rPr>
-          <w:lang w:val="pt_PT" w:bidi="pt_PT"/>
-        </w:rPr>
-      </w:r>
-      <w:r>
-        <w:rPr>
           <w:b/>
           <w:lang w:val="pt_PT" w:bidi="pt_PT"/>
         </w:rPr>
@@ -29354,7 +26055,7 @@
         </w:rPr>
         <w:t xml:space="preserve"> da cidade, conforme mencionado em </w:t>
       </w:r>
-      <w:hyperlink r:id="rId28">
+      <w:hyperlink r:id="rId26">
         <w:r>
           <w:rPr>
             <w:lang w:val="pt_PT" w:bidi="pt_PT"/>
@@ -29436,20 +26137,6 @@
       </w:r>
       <w:r>
         <w:rPr>
-          <w:lang w:val="pt_PT" w:bidi="pt_PT"/>
-        </w:rPr>
-        <w:t>בָּר֣וּךְ יְהוָ֔ה</w:t>
-      </w:r>
-    </w:p>
-    <w:p>
-      <w:pPr/>
-      <w:r>
-        <w:rPr>
-          <w:lang w:val="pt_PT" w:bidi="pt_PT"/>
-        </w:rPr>
-      </w:r>
-      <w:r>
-        <w:rPr>
           <w:b/>
           <w:lang w:val="pt_PT" w:bidi="pt_PT"/>
         </w:rPr>
@@ -29533,20 +26220,6 @@
       </w:r>
       <w:r>
         <w:rPr>
-          <w:lang w:val="pt_PT" w:bidi="pt_PT"/>
-        </w:rPr>
-        <w:t>לֹ֣א הִשְׁבִּ֥ית לָ֛⁠ךְ גֹּאֵ֖ל הַ⁠יּ֑וֹם</w:t>
-      </w:r>
-    </w:p>
-    <w:p>
-      <w:pPr/>
-      <w:r>
-        <w:rPr>
-          <w:lang w:val="pt_PT" w:bidi="pt_PT"/>
-        </w:rPr>
-      </w:r>
-      <w:r>
-        <w:rPr>
           <w:b/>
           <w:lang w:val="pt_PT" w:bidi="pt_PT"/>
         </w:rPr>
@@ -29669,20 +26342,6 @@
       </w:r>
       <w:r>
         <w:rPr>
-          <w:lang w:val="pt_PT" w:bidi="pt_PT"/>
-        </w:rPr>
-        <w:t>וְ⁠יִקָּרֵ֥א שְׁמ֖⁠וֹ</w:t>
-      </w:r>
-    </w:p>
-    <w:p>
-      <w:pPr/>
-      <w:r>
-        <w:rPr>
-          <w:lang w:val="pt_PT" w:bidi="pt_PT"/>
-        </w:rPr>
-      </w:r>
-      <w:r>
-        <w:rPr>
           <w:b/>
           <w:lang w:val="pt_PT" w:bidi="pt_PT"/>
         </w:rPr>
@@ -29766,20 +26425,6 @@
       </w:r>
       <w:r>
         <w:rPr>
-          <w:lang w:val="pt_PT" w:bidi="pt_PT"/>
-        </w:rPr>
-        <w:t>וְ⁠יִקָּרֵ֥א שְׁמ֖⁠וֹ בְּ⁠יִשְׂרָאֵֽל</w:t>
-      </w:r>
-    </w:p>
-    <w:p>
-      <w:pPr/>
-      <w:r>
-        <w:rPr>
-          <w:lang w:val="pt_PT" w:bidi="pt_PT"/>
-        </w:rPr>
-      </w:r>
-      <w:r>
-        <w:rPr>
           <w:b/>
           <w:lang w:val="pt_PT" w:bidi="pt_PT"/>
         </w:rPr>
@@ -29889,20 +26534,6 @@
       </w:r>
       <w:r>
         <w:rPr>
-          <w:lang w:val="pt_PT" w:bidi="pt_PT"/>
-        </w:rPr>
-        <w:t>לְ⁠מֵשִׁ֣יב נֶ֔פֶשׁ</w:t>
-      </w:r>
-    </w:p>
-    <w:p>
-      <w:pPr/>
-      <w:r>
-        <w:rPr>
-          <w:lang w:val="pt_PT" w:bidi="pt_PT"/>
-        </w:rPr>
-      </w:r>
-      <w:r>
-        <w:rPr>
           <w:b/>
           <w:lang w:val="pt_PT" w:bidi="pt_PT"/>
         </w:rPr>
@@ -30012,20 +26643,6 @@
       </w:r>
       <w:r>
         <w:rPr>
-          <w:lang w:val="pt_PT" w:bidi="pt_PT"/>
-        </w:rPr>
-        <w:t>וּ⁠לְ⁠כַלְכֵּ֖ל אֶת־שֵׂיבָתֵ֑⁠ךְ</w:t>
-      </w:r>
-    </w:p>
-    <w:p>
-      <w:pPr/>
-      <w:r>
-        <w:rPr>
-          <w:lang w:val="pt_PT" w:bidi="pt_PT"/>
-        </w:rPr>
-      </w:r>
-      <w:r>
-        <w:rPr>
           <w:b/>
           <w:lang w:val="pt_PT" w:bidi="pt_PT"/>
         </w:rPr>
@@ -30122,20 +26739,6 @@
       </w:r>
       <w:r>
         <w:rPr>
-          <w:lang w:val="pt_PT" w:bidi="pt_PT"/>
-        </w:rPr>
-        <w:t>כִּ֣י</w:t>
-      </w:r>
-    </w:p>
-    <w:p>
-      <w:pPr/>
-      <w:r>
-        <w:rPr>
-          <w:lang w:val="pt_PT" w:bidi="pt_PT"/>
-        </w:rPr>
-      </w:r>
-      <w:r>
-        <w:rPr>
           <w:b/>
           <w:lang w:val="pt_PT" w:bidi="pt_PT"/>
         </w:rPr>
@@ -30245,20 +26848,6 @@
       </w:r>
       <w:r>
         <w:rPr>
-          <w:lang w:val="pt_PT" w:bidi="pt_PT"/>
-        </w:rPr>
-        <w:t>ט֣וֹבָה לָ֔⁠ךְ מִ⁠שִּׁבְעָ֖ה בָּנִֽים</w:t>
-      </w:r>
-    </w:p>
-    <w:p>
-      <w:pPr/>
-      <w:r>
-        <w:rPr>
-          <w:lang w:val="pt_PT" w:bidi="pt_PT"/>
-        </w:rPr>
-      </w:r>
-      <w:r>
-        <w:rPr>
           <w:b/>
           <w:lang w:val="pt_PT" w:bidi="pt_PT"/>
         </w:rPr>
@@ -30355,20 +26944,6 @@
       </w:r>
       <w:r>
         <w:rPr>
-          <w:lang w:val="pt_PT" w:bidi="pt_PT"/>
-        </w:rPr>
-        <w:t>וַ⁠תִּקַּ֨ח נָעֳמִ֤י אֶת־הַ⁠יֶּ֨לֶד֙</w:t>
-      </w:r>
-    </w:p>
-    <w:p>
-      <w:pPr/>
-      <w:r>
-        <w:rPr>
-          <w:lang w:val="pt_PT" w:bidi="pt_PT"/>
-        </w:rPr>
-      </w:r>
-      <w:r>
-        <w:rPr>
           <w:b/>
           <w:lang w:val="pt_PT" w:bidi="pt_PT"/>
         </w:rPr>
@@ -30528,20 +27103,6 @@
       </w:r>
       <w:r>
         <w:rPr>
-          <w:lang w:val="pt_PT" w:bidi="pt_PT"/>
-        </w:rPr>
-        <w:t>וַ⁠תִּקְרֶאנָה֩ ל֨⁠וֹ הַ⁠שְּׁכֵנ֥וֹת שֵׁם֙ לֵ⁠אמֹ֔ר &amp; וַ⁠תִּקְרֶ֤אנָֽה שְׁמ⁠וֹ֙ עוֹבֵ֔ד</w:t>
-      </w:r>
-    </w:p>
-    <w:p>
-      <w:pPr/>
-      <w:r>
-        <w:rPr>
-          <w:lang w:val="pt_PT" w:bidi="pt_PT"/>
-        </w:rPr>
-      </w:r>
-      <w:r>
-        <w:rPr>
           <w:b/>
           <w:lang w:val="pt_PT" w:bidi="pt_PT"/>
         </w:rPr>
@@ -30625,20 +27186,6 @@
       </w:r>
       <w:r>
         <w:rPr>
-          <w:lang w:val="pt_PT" w:bidi="pt_PT"/>
-        </w:rPr>
-        <w:t>יֻלַּד־בֵּ֖ן לְ⁠נָעֳמִ֑י</w:t>
-      </w:r>
-    </w:p>
-    <w:p>
-      <w:pPr/>
-      <w:r>
-        <w:rPr>
-          <w:lang w:val="pt_PT" w:bidi="pt_PT"/>
-        </w:rPr>
-      </w:r>
-      <w:r>
-        <w:rPr>
           <w:b/>
           <w:lang w:val="pt_PT" w:bidi="pt_PT"/>
         </w:rPr>
@@ -30729,20 +27276,6 @@
       </w:r>
       <w:r>
         <w:rPr>
-          <w:lang w:val="pt_PT" w:bidi="pt_PT"/>
-        </w:rPr>
-        <w:t>וַ⁠תִּקְרֶ֤אנָֽה שְׁמ⁠וֹ֙ עוֹבֵ֔ד</w:t>
-      </w:r>
-    </w:p>
-    <w:p>
-      <w:pPr/>
-      <w:r>
-        <w:rPr>
-          <w:lang w:val="pt_PT" w:bidi="pt_PT"/>
-        </w:rPr>
-      </w:r>
-      <w:r>
-        <w:rPr>
           <w:b/>
           <w:lang w:val="pt_PT" w:bidi="pt_PT"/>
         </w:rPr>
@@ -30839,20 +27372,6 @@
       </w:r>
       <w:r>
         <w:rPr>
-          <w:lang w:val="pt_PT" w:bidi="pt_PT"/>
-        </w:rPr>
-        <w:t>ה֥וּא אֲבִי־יִשַׁ֖י</w:t>
-      </w:r>
-    </w:p>
-    <w:p>
-      <w:pPr/>
-      <w:r>
-        <w:rPr>
-          <w:lang w:val="pt_PT" w:bidi="pt_PT"/>
-        </w:rPr>
-      </w:r>
-      <w:r>
-        <w:rPr>
           <w:b/>
           <w:lang w:val="pt_PT" w:bidi="pt_PT"/>
         </w:rPr>
@@ -31045,20 +27564,6 @@
       </w:r>
       <w:r>
         <w:rPr>
-          <w:lang w:val="pt_PT" w:bidi="pt_PT"/>
-        </w:rPr>
-        <w:t>תּוֹלְד֣וֹת פָּ֔רֶץ</w:t>
-      </w:r>
-    </w:p>
-    <w:p>
-      <w:pPr/>
-      <w:r>
-        <w:rPr>
-          <w:lang w:val="pt_PT" w:bidi="pt_PT"/>
-        </w:rPr>
-      </w:r>
-      <w:r>
-        <w:rPr>
           <w:b/>
           <w:lang w:val="pt_PT" w:bidi="pt_PT"/>
         </w:rPr>
@@ -31078,7 +27583,7 @@
         </w:rPr>
         <w:t xml:space="preserve">Como foi mencionado anteriormente que Peres era filho de Judá, o escritor continua listando a linhagem familiar que veio de Peres. Em outras traduções, Peres também é chamado de Perez. O versículo </w:t>
       </w:r>
-      <w:hyperlink r:id="rId29">
+      <w:hyperlink r:id="rId27">
         <w:r>
           <w:rPr>
             <w:lang w:val="pt_PT" w:bidi="pt_PT"/>
@@ -31096,7 +27601,7 @@
         </w:rPr>
         <w:t xml:space="preserve"> foi o fim da história sobre Noemi e Rute, e o versículo </w:t>
       </w:r>
-      <w:hyperlink r:id="rId30">
+      <w:hyperlink r:id="rId28">
         <w:r>
           <w:rPr>
             <w:lang w:val="pt_PT" w:bidi="pt_PT"/>
@@ -31178,20 +27683,6 @@
       </w:r>
       <w:r>
         <w:rPr>
-          <w:lang w:val="pt_PT" w:bidi="pt_PT"/>
-        </w:rPr>
-        <w:t>פֶּ֖רֶץ הוֹלִ֥יד אֶת־חֶצְרֽוֹן</w:t>
-      </w:r>
-    </w:p>
-    <w:p>
-      <w:pPr/>
-      <w:r>
-        <w:rPr>
-          <w:lang w:val="pt_PT" w:bidi="pt_PT"/>
-        </w:rPr>
-      </w:r>
-      <w:r>
-        <w:rPr>
           <w:b/>
           <w:lang w:val="pt_PT" w:bidi="pt_PT"/>
         </w:rPr>
@@ -31301,20 +27792,6 @@
       </w:r>
       <w:r>
         <w:rPr>
-          <w:lang w:val="pt_PT" w:bidi="pt_PT"/>
-        </w:rPr>
-        <w:t>וְ⁠חֶצְרוֹן֙ &amp; אֶת־רָ֔ם &amp; אֶת־עַמִּֽינָדָֽב</w:t>
-      </w:r>
-    </w:p>
-    <w:p>
-      <w:pPr/>
-      <w:r>
-        <w:rPr>
-          <w:lang w:val="pt_PT" w:bidi="pt_PT"/>
-        </w:rPr>
-      </w:r>
-      <w:r>
-        <w:rPr>
           <w:b/>
           <w:lang w:val="pt_PT" w:bidi="pt_PT"/>
         </w:rPr>
@@ -31618,7 +28095,7 @@
         </w:rPr>
         <w:t xml:space="preserve"> em </w:t>
       </w:r>
-      <w:hyperlink r:id="rId29">
+      <w:hyperlink r:id="rId27">
         <w:r>
           <w:rPr>
             <w:lang w:val="pt_PT" w:bidi="pt_PT"/>

--- a/por/docx/08.content.docx
+++ b/por/docx/08.content.docx
@@ -28,15 +28,49 @@
       </w:r>
     </w:p>
     <w:p>
-      <w:pPr/>
-      <w:r>
-        <w:rPr>
-          <w:lang w:val="pt_PT" w:bidi="pt_PT"/>
-        </w:rPr>
-      </w:r>
-      <w:r>
-        <w:rPr>
-          <w:b/>
+      <w:pPr>
+        <w:pStyle w:val="Heading2"/>
+      </w:pPr>
+      <w:r>
+        <w:rPr>
+          <w:lang w:val="pt_PT" w:bidi="pt_PT"/>
+        </w:rPr>
+        <w:t>License Information</w:t>
+      </w:r>
+      <w:r>
+        <w:rPr>
+          <w:lang w:val="pt_PT" w:bidi="pt_PT"/>
+        </w:rPr>
+      </w:r>
+    </w:p>
+    <w:p>
+      <w:pPr/>
+      <w:r>
+        <w:rPr>
+          <w:lang w:val="pt_PT" w:bidi="pt_PT"/>
+        </w:rPr>
+      </w:r>
+      <w:r>
+        <w:rPr>
+          <w:b/>
+          <w:lang w:val="pt_PT" w:bidi="pt_PT"/>
+        </w:rPr>
+        <w:t>Notas de Tradução (unfoldingWord)</w:t>
+      </w:r>
+      <w:r>
+        <w:rPr>
+          <w:lang w:val="pt_PT" w:bidi="pt_PT"/>
+        </w:rPr>
+        <w:t xml:space="preserve"> (Portuguese) is based on</w:t>
+      </w:r>
+      <w:r>
+        <w:rPr>
+          <w:lang w:val="pt_PT" w:bidi="pt_PT"/>
+        </w:rPr>
+        <w:t xml:space="preserve">: </w:t>
+      </w:r>
+      <w:r>
+        <w:rPr>
           <w:lang w:val="pt_PT" w:bidi="pt_PT"/>
         </w:rPr>
         <w:t>unfoldingWord® Translation Notes</w:t>
@@ -45,31 +79,62 @@
         <w:rPr>
           <w:lang w:val="pt_PT" w:bidi="pt_PT"/>
         </w:rPr>
-        <w:t xml:space="preserve"> © 2022 unfoldingWord. Released under CC BY-SA 4.0 license. </w:t>
-      </w:r>
-      <w:r>
-        <w:rPr>
-          <w:lang w:val="pt_PT" w:bidi="pt_PT"/>
-        </w:rPr>
-        <w:t>unfoldingWord® Translation Notes</w:t>
-      </w:r>
-      <w:r>
-        <w:rPr>
-          <w:lang w:val="pt_PT" w:bidi="pt_PT"/>
-        </w:rPr>
-        <w:t xml:space="preserve"> has been adapted in the following languages: Tok Pisin, Arabic (عربي), French (Français), Hindi (हिंदी), Indonesian (Bahasa Indonesia), Portuguese (Português), Russian (Русский), Spanish (Español), Swahili (Kiswahili), and Simplified Chinese (简体中文) from </w:t>
-      </w:r>
-      <w:r>
-        <w:rPr>
-          <w:lang w:val="pt_PT" w:bidi="pt_PT"/>
-        </w:rPr>
-        <w:t>unfoldingWord® Translation Notes</w:t>
-      </w:r>
-      <w:r>
-        <w:rPr>
-          <w:lang w:val="pt_PT" w:bidi="pt_PT"/>
-        </w:rPr>
-        <w:t xml:space="preserve"> © 2022 unfoldingWord. Released under CC BY-SA 4.0 license by Mission Mutual</w:t>
+        <w:t xml:space="preserve">, </w:t>
+      </w:r>
+      <w:hyperlink r:id="rId13">
+        <w:r>
+          <w:rPr>
+            <w:lang w:val="pt_PT" w:bidi="pt_PT"/>
+          </w:rPr>
+          <w:rPr>
+            <w:color w:val="0000EE"/>
+            <w:u w:val="single"/>
+          </w:rPr>
+          <w:t>unfoldingWord</w:t>
+        </w:r>
+      </w:hyperlink>
+      <w:r>
+        <w:rPr>
+          <w:lang w:val="pt_PT" w:bidi="pt_PT"/>
+        </w:rPr>
+        <w:t xml:space="preserve">, 2022, which is licensed under a </w:t>
+      </w:r>
+      <w:hyperlink r:id="rId14">
+        <w:r>
+          <w:rPr>
+            <w:lang w:val="pt_PT" w:bidi="pt_PT"/>
+          </w:rPr>
+          <w:rPr>
+            <w:color w:val="0000EE"/>
+            <w:u w:val="single"/>
+          </w:rPr>
+          <w:t>CC BY-SA 4.0 license</w:t>
+        </w:r>
+      </w:hyperlink>
+      <w:r>
+        <w:rPr>
+          <w:lang w:val="pt_PT" w:bidi="pt_PT"/>
+        </w:rPr>
+        <w:t>.</w:t>
+      </w:r>
+      <w:r>
+        <w:rPr>
+          <w:lang w:val="pt_PT" w:bidi="pt_PT"/>
+        </w:rPr>
+      </w:r>
+    </w:p>
+    <w:p>
+      <w:pPr/>
+      <w:r>
+        <w:rPr>
+          <w:lang w:val="pt_PT" w:bidi="pt_PT"/>
+        </w:rPr>
+      </w:r>
+      <w:r>
+        <w:rPr>
+          <w:lang w:val="pt_PT" w:bidi="pt_PT"/>
+        </w:rPr>
+        <w:t>This PDF version is provided under the same license.</w:t>
       </w:r>
       <w:r>
         <w:rPr>
@@ -938,6 +1003,20 @@
       </w:r>
       <w:r>
         <w:rPr>
+          <w:lang w:val="pt_PT" w:bidi="pt_PT"/>
+        </w:rPr>
+        <w:t>בִּ⁠ימֵי֙ שְׁפֹ֣ט הַ⁠שֹּׁפְטִ֔ים</w:t>
+      </w:r>
+    </w:p>
+    <w:p>
+      <w:pPr/>
+      <w:r>
+        <w:rPr>
+          <w:lang w:val="pt_PT" w:bidi="pt_PT"/>
+        </w:rPr>
+      </w:r>
+      <w:r>
+        <w:rPr>
           <w:b/>
           <w:lang w:val="pt_PT" w:bidi="pt_PT"/>
         </w:rPr>
@@ -1034,6 +1113,20 @@
       </w:r>
       <w:r>
         <w:rPr>
+          <w:lang w:val="pt_PT" w:bidi="pt_PT"/>
+        </w:rPr>
+        <w:t>בָּ⁠אָ֑רֶץ</w:t>
+      </w:r>
+    </w:p>
+    <w:p>
+      <w:pPr/>
+      <w:r>
+        <w:rPr>
+          <w:lang w:val="pt_PT" w:bidi="pt_PT"/>
+        </w:rPr>
+      </w:r>
+      <w:r>
+        <w:rPr>
           <w:b/>
           <w:lang w:val="pt_PT" w:bidi="pt_PT"/>
         </w:rPr>
@@ -1130,6 +1223,20 @@
       </w:r>
       <w:r>
         <w:rPr>
+          <w:lang w:val="pt_PT" w:bidi="pt_PT"/>
+        </w:rPr>
+        <w:t>אִ֜ישׁ</w:t>
+      </w:r>
+    </w:p>
+    <w:p>
+      <w:pPr/>
+      <w:r>
+        <w:rPr>
+          <w:lang w:val="pt_PT" w:bidi="pt_PT"/>
+        </w:rPr>
+      </w:r>
+      <w:r>
+        <w:rPr>
           <w:b/>
           <w:lang w:val="pt_PT" w:bidi="pt_PT"/>
         </w:rPr>
@@ -1213,6 +1320,20 @@
       </w:r>
       <w:r>
         <w:rPr>
+          <w:lang w:val="pt_PT" w:bidi="pt_PT"/>
+        </w:rPr>
+        <w:t>אֶפְרָתִ֔ים</w:t>
+      </w:r>
+    </w:p>
+    <w:p>
+      <w:pPr/>
+      <w:r>
+        <w:rPr>
+          <w:lang w:val="pt_PT" w:bidi="pt_PT"/>
+        </w:rPr>
+      </w:r>
+      <w:r>
+        <w:rPr>
           <w:b/>
           <w:lang w:val="pt_PT" w:bidi="pt_PT"/>
         </w:rPr>
@@ -1296,6 +1417,20 @@
       </w:r>
       <w:r>
         <w:rPr>
+          <w:lang w:val="pt_PT" w:bidi="pt_PT"/>
+        </w:rPr>
+        <w:t>וַ⁠תִּשָּׁאֵ֥ר הִ֖יא וּ⁠שְׁנֵ֥י בָנֶֽי⁠הָ</w:t>
+      </w:r>
+    </w:p>
+    <w:p>
+      <w:pPr/>
+      <w:r>
+        <w:rPr>
+          <w:lang w:val="pt_PT" w:bidi="pt_PT"/>
+        </w:rPr>
+      </w:r>
+      <w:r>
+        <w:rPr>
           <w:b/>
           <w:lang w:val="pt_PT" w:bidi="pt_PT"/>
         </w:rPr>
@@ -1379,6 +1514,20 @@
       </w:r>
       <w:r>
         <w:rPr>
+          <w:lang w:val="pt_PT" w:bidi="pt_PT"/>
+        </w:rPr>
+        <w:t>וַ⁠יִּשְׂא֣וּ לָ⁠הֶ֗ם נָשִׁים֙</w:t>
+      </w:r>
+    </w:p>
+    <w:p>
+      <w:pPr/>
+      <w:r>
+        <w:rPr>
+          <w:lang w:val="pt_PT" w:bidi="pt_PT"/>
+        </w:rPr>
+      </w:r>
+      <w:r>
+        <w:rPr>
           <w:b/>
           <w:lang w:val="pt_PT" w:bidi="pt_PT"/>
         </w:rPr>
@@ -1462,6 +1611,20 @@
       </w:r>
       <w:r>
         <w:rPr>
+          <w:lang w:val="pt_PT" w:bidi="pt_PT"/>
+        </w:rPr>
+        <w:t>שֵׁ֤ם הָֽ⁠אַחַת֙ עָרְפָּ֔ה וְ⁠שֵׁ֥ם הַ⁠שֵּׁנִ֖ית ר֑וּת</w:t>
+      </w:r>
+    </w:p>
+    <w:p>
+      <w:pPr/>
+      <w:r>
+        <w:rPr>
+          <w:lang w:val="pt_PT" w:bidi="pt_PT"/>
+        </w:rPr>
+      </w:r>
+      <w:r>
+        <w:rPr>
           <w:b/>
           <w:lang w:val="pt_PT" w:bidi="pt_PT"/>
         </w:rPr>
@@ -1525,6 +1688,20 @@
       </w:r>
       <w:r>
         <w:rPr>
+          <w:lang w:val="pt_PT" w:bidi="pt_PT"/>
+        </w:rPr>
+        <w:t>וַ⁠תִּשָּׁאֵר֙ הָֽ⁠אִשָּׁ֔ה מִ⁠שְּׁנֵ֥י יְלָדֶ֖י⁠הָ וּ⁠מֵ⁠אִישָֽׁ⁠הּ</w:t>
+      </w:r>
+    </w:p>
+    <w:p>
+      <w:pPr/>
+      <w:r>
+        <w:rPr>
+          <w:lang w:val="pt_PT" w:bidi="pt_PT"/>
+        </w:rPr>
+      </w:r>
+      <w:r>
+        <w:rPr>
           <w:b/>
           <w:lang w:val="pt_PT" w:bidi="pt_PT"/>
         </w:rPr>
@@ -1608,6 +1785,20 @@
       </w:r>
       <w:r>
         <w:rPr>
+          <w:lang w:val="pt_PT" w:bidi="pt_PT"/>
+        </w:rPr>
+        <w:t>וַ⁠תָּ֤קָם הִיא֙ וְ⁠כַלֹּתֶ֔י⁠הָ וַ⁠תָּ֖שָׁב</w:t>
+      </w:r>
+    </w:p>
+    <w:p>
+      <w:pPr/>
+      <w:r>
+        <w:rPr>
+          <w:lang w:val="pt_PT" w:bidi="pt_PT"/>
+        </w:rPr>
+      </w:r>
+      <w:r>
+        <w:rPr>
           <w:b/>
           <w:lang w:val="pt_PT" w:bidi="pt_PT"/>
         </w:rPr>
@@ -1680,6 +1871,20 @@
         <w:rPr>
           <w:lang w:val="pt_PT" w:bidi="pt_PT"/>
         </w:rPr>
+      </w:r>
+    </w:p>
+    <w:p>
+      <w:pPr/>
+      <w:r>
+        <w:rPr>
+          <w:lang w:val="pt_PT" w:bidi="pt_PT"/>
+        </w:rPr>
+      </w:r>
+      <w:r>
+        <w:rPr>
+          <w:lang w:val="pt_PT" w:bidi="pt_PT"/>
+        </w:rPr>
+        <w:t>וַ⁠תָּ֤קָם הִיא֙ וְ⁠כַלֹּתֶ֔י⁠הָ וַ⁠תָּ֖שָׁב</w:t>
       </w:r>
     </w:p>
     <w:p>
@@ -1844,6 +2049,20 @@
       </w:r>
       <w:r>
         <w:rPr>
+          <w:lang w:val="pt_PT" w:bidi="pt_PT"/>
+        </w:rPr>
+        <w:t>כִּ֤י שָֽׁמְעָה֙ בִּ⁠שְׂדֵ֣ה מוֹאָ֔ב כִּֽי־פָקַ֤ד יְהוָה֙ אֶת־עַמּ֔⁠וֹ לָ⁠תֵ֥ת לָ⁠הֶ֖ם לָֽחֶם</w:t>
+      </w:r>
+    </w:p>
+    <w:p>
+      <w:pPr/>
+      <w:r>
+        <w:rPr>
+          <w:lang w:val="pt_PT" w:bidi="pt_PT"/>
+        </w:rPr>
+      </w:r>
+      <w:r>
+        <w:rPr>
           <w:b/>
           <w:lang w:val="pt_PT" w:bidi="pt_PT"/>
         </w:rPr>
@@ -1927,6 +2146,20 @@
       </w:r>
       <w:r>
         <w:rPr>
+          <w:lang w:val="pt_PT" w:bidi="pt_PT"/>
+        </w:rPr>
+        <w:t>שָֽׁמְעָה֙ בִּ⁠שְׂדֵ֣ה מוֹאָ֔ב</w:t>
+      </w:r>
+    </w:p>
+    <w:p>
+      <w:pPr/>
+      <w:r>
+        <w:rPr>
+          <w:lang w:val="pt_PT" w:bidi="pt_PT"/>
+        </w:rPr>
+      </w:r>
+      <w:r>
+        <w:rPr>
           <w:b/>
           <w:lang w:val="pt_PT" w:bidi="pt_PT"/>
         </w:rPr>
@@ -2010,6 +2243,20 @@
       </w:r>
       <w:r>
         <w:rPr>
+          <w:lang w:val="pt_PT" w:bidi="pt_PT"/>
+        </w:rPr>
+        <w:t>פָקַ֤ד &amp; אֶת־עַמּ֔⁠וֹ</w:t>
+      </w:r>
+    </w:p>
+    <w:p>
+      <w:pPr/>
+      <w:r>
+        <w:rPr>
+          <w:lang w:val="pt_PT" w:bidi="pt_PT"/>
+        </w:rPr>
+      </w:r>
+      <w:r>
+        <w:rPr>
           <w:b/>
           <w:lang w:val="pt_PT" w:bidi="pt_PT"/>
         </w:rPr>
@@ -2093,6 +2340,20 @@
       </w:r>
       <w:r>
         <w:rPr>
+          <w:lang w:val="pt_PT" w:bidi="pt_PT"/>
+        </w:rPr>
+        <w:t>לָ⁠תֵ֥ת לָ⁠הֶ֖ם לָֽחֶם</w:t>
+      </w:r>
+    </w:p>
+    <w:p>
+      <w:pPr/>
+      <w:r>
+        <w:rPr>
+          <w:lang w:val="pt_PT" w:bidi="pt_PT"/>
+        </w:rPr>
+      </w:r>
+      <w:r>
+        <w:rPr>
           <w:b/>
           <w:lang w:val="pt_PT" w:bidi="pt_PT"/>
         </w:rPr>
@@ -2302,6 +2563,20 @@
       </w:r>
       <w:r>
         <w:rPr>
+          <w:lang w:val="pt_PT" w:bidi="pt_PT"/>
+        </w:rPr>
+        <w:t>לֵ֣כְנָה שֹּׁ֔בְנָה אִשָּׁ֖ה</w:t>
+      </w:r>
+    </w:p>
+    <w:p>
+      <w:pPr/>
+      <w:r>
+        <w:rPr>
+          <w:lang w:val="pt_PT" w:bidi="pt_PT"/>
+        </w:rPr>
+      </w:r>
+      <w:r>
+        <w:rPr>
           <w:b/>
           <w:lang w:val="pt_PT" w:bidi="pt_PT"/>
         </w:rPr>
@@ -2385,6 +2660,20 @@
       </w:r>
       <w:r>
         <w:rPr>
+          <w:lang w:val="pt_PT" w:bidi="pt_PT"/>
+        </w:rPr>
+        <w:t>לֵ֣כְנָה שֹּׁ֔בְנָה אִשָּׁ֖ה לְ⁠בֵ֣ית אִמָּ֑⁠הּ</w:t>
+      </w:r>
+    </w:p>
+    <w:p>
+      <w:pPr/>
+      <w:r>
+        <w:rPr>
+          <w:lang w:val="pt_PT" w:bidi="pt_PT"/>
+        </w:rPr>
+      </w:r>
+      <w:r>
+        <w:rPr>
           <w:b/>
           <w:lang w:val="pt_PT" w:bidi="pt_PT"/>
         </w:rPr>
@@ -2511,6 +2800,20 @@
       </w:r>
       <w:r>
         <w:rPr>
+          <w:lang w:val="pt_PT" w:bidi="pt_PT"/>
+        </w:rPr>
+        <w:t>יעשה יְהוָ֤ה עִמָּ⁠כֶם֙ חֶ֔סֶד כַּ⁠אֲשֶׁ֧ר עֲשִׂיתֶ֛ם עִם־הַ⁠מֵּתִ֖ים וְ⁠עִמָּדִֽ⁠י</w:t>
+      </w:r>
+    </w:p>
+    <w:p>
+      <w:pPr/>
+      <w:r>
+        <w:rPr>
+          <w:lang w:val="pt_PT" w:bidi="pt_PT"/>
+        </w:rPr>
+      </w:r>
+      <w:r>
+        <w:rPr>
           <w:b/>
           <w:lang w:val="pt_PT" w:bidi="pt_PT"/>
         </w:rPr>
@@ -2594,6 +2897,20 @@
       </w:r>
       <w:r>
         <w:rPr>
+          <w:lang w:val="pt_PT" w:bidi="pt_PT"/>
+        </w:rPr>
+        <w:t>עִם־הַ⁠מֵּתִ֖ים</w:t>
+      </w:r>
+    </w:p>
+    <w:p>
+      <w:pPr/>
+      <w:r>
+        <w:rPr>
+          <w:lang w:val="pt_PT" w:bidi="pt_PT"/>
+        </w:rPr>
+      </w:r>
+      <w:r>
+        <w:rPr>
           <w:b/>
           <w:lang w:val="pt_PT" w:bidi="pt_PT"/>
         </w:rPr>
@@ -2690,6 +3007,20 @@
       </w:r>
       <w:r>
         <w:rPr>
+          <w:lang w:val="pt_PT" w:bidi="pt_PT"/>
+        </w:rPr>
+        <w:t>חֶ֔סֶד</w:t>
+      </w:r>
+    </w:p>
+    <w:p>
+      <w:pPr/>
+      <w:r>
+        <w:rPr>
+          <w:lang w:val="pt_PT" w:bidi="pt_PT"/>
+        </w:rPr>
+      </w:r>
+      <w:r>
+        <w:rPr>
           <w:b/>
           <w:lang w:val="pt_PT" w:bidi="pt_PT"/>
         </w:rPr>
@@ -2856,6 +3187,20 @@
       </w:r>
       <w:r>
         <w:rPr>
+          <w:lang w:val="pt_PT" w:bidi="pt_PT"/>
+        </w:rPr>
+        <w:t>וּ⁠מְצֶ֣אןָ מְנוּחָ֔ה</w:t>
+      </w:r>
+    </w:p>
+    <w:p>
+      <w:pPr/>
+      <w:r>
+        <w:rPr>
+          <w:lang w:val="pt_PT" w:bidi="pt_PT"/>
+        </w:rPr>
+      </w:r>
+      <w:r>
+        <w:rPr>
           <w:b/>
           <w:lang w:val="pt_PT" w:bidi="pt_PT"/>
         </w:rPr>
@@ -2939,6 +3284,20 @@
       </w:r>
       <w:r>
         <w:rPr>
+          <w:lang w:val="pt_PT" w:bidi="pt_PT"/>
+        </w:rPr>
+        <w:t>בֵּ֣ית אִישָׁ֑⁠הּ</w:t>
+      </w:r>
+    </w:p>
+    <w:p>
+      <w:pPr/>
+      <w:r>
+        <w:rPr>
+          <w:lang w:val="pt_PT" w:bidi="pt_PT"/>
+        </w:rPr>
+      </w:r>
+      <w:r>
+        <w:rPr>
           <w:b/>
           <w:lang w:val="pt_PT" w:bidi="pt_PT"/>
         </w:rPr>
@@ -3035,6 +3394,20 @@
       </w:r>
       <w:r>
         <w:rPr>
+          <w:lang w:val="pt_PT" w:bidi="pt_PT"/>
+        </w:rPr>
+        <w:t>וַ⁠תִּשֶּׂ֥אנָה קוֹלָ֖⁠ן וַ⁠תִּבְכֶּֽינָה</w:t>
+      </w:r>
+    </w:p>
+    <w:p>
+      <w:pPr/>
+      <w:r>
+        <w:rPr>
+          <w:lang w:val="pt_PT" w:bidi="pt_PT"/>
+        </w:rPr>
+      </w:r>
+      <w:r>
+        <w:rPr>
           <w:b/>
           <w:lang w:val="pt_PT" w:bidi="pt_PT"/>
         </w:rPr>
@@ -3118,6 +3491,20 @@
       </w:r>
       <w:r>
         <w:rPr>
+          <w:lang w:val="pt_PT" w:bidi="pt_PT"/>
+        </w:rPr>
+        <w:t>נָשׁ֖וּב</w:t>
+      </w:r>
+    </w:p>
+    <w:p>
+      <w:pPr/>
+      <w:r>
+        <w:rPr>
+          <w:lang w:val="pt_PT" w:bidi="pt_PT"/>
+        </w:rPr>
+      </w:r>
+      <w:r>
+        <w:rPr>
           <w:b/>
           <w:lang w:val="pt_PT" w:bidi="pt_PT"/>
         </w:rPr>
@@ -3227,6 +3614,20 @@
       </w:r>
       <w:r>
         <w:rPr>
+          <w:lang w:val="pt_PT" w:bidi="pt_PT"/>
+        </w:rPr>
+        <w:t>וַ⁠תֹּאמַ֖רְנָה</w:t>
+      </w:r>
+    </w:p>
+    <w:p>
+      <w:pPr/>
+      <w:r>
+        <w:rPr>
+          <w:lang w:val="pt_PT" w:bidi="pt_PT"/>
+        </w:rPr>
+      </w:r>
+      <w:r>
+        <w:rPr>
           <w:b/>
           <w:lang w:val="pt_PT" w:bidi="pt_PT"/>
         </w:rPr>
@@ -3323,6 +3724,20 @@
       </w:r>
       <w:r>
         <w:rPr>
+          <w:lang w:val="pt_PT" w:bidi="pt_PT"/>
+        </w:rPr>
+        <w:t>כִּי</w:t>
+      </w:r>
+    </w:p>
+    <w:p>
+      <w:pPr/>
+      <w:r>
+        <w:rPr>
+          <w:lang w:val="pt_PT" w:bidi="pt_PT"/>
+        </w:rPr>
+      </w:r>
+      <w:r>
+        <w:rPr>
           <w:b/>
           <w:lang w:val="pt_PT" w:bidi="pt_PT"/>
         </w:rPr>
@@ -3406,6 +3821,20 @@
       </w:r>
       <w:r>
         <w:rPr>
+          <w:lang w:val="pt_PT" w:bidi="pt_PT"/>
+        </w:rPr>
+        <w:t>אִתָּ֥⁠ךְ</w:t>
+      </w:r>
+    </w:p>
+    <w:p>
+      <w:pPr/>
+      <w:r>
+        <w:rPr>
+          <w:lang w:val="pt_PT" w:bidi="pt_PT"/>
+        </w:rPr>
+      </w:r>
+      <w:r>
+        <w:rPr>
           <w:b/>
           <w:lang w:val="pt_PT" w:bidi="pt_PT"/>
         </w:rPr>
@@ -3489,6 +3918,20 @@
       </w:r>
       <w:r>
         <w:rPr>
+          <w:lang w:val="pt_PT" w:bidi="pt_PT"/>
+        </w:rPr>
+        <w:t>וַ⁠תֹּ֤אמֶר נָעֳמִי֙</w:t>
+      </w:r>
+    </w:p>
+    <w:p>
+      <w:pPr/>
+      <w:r>
+        <w:rPr>
+          <w:lang w:val="pt_PT" w:bidi="pt_PT"/>
+        </w:rPr>
+      </w:r>
+      <w:r>
+        <w:rPr>
           <w:b/>
           <w:lang w:val="pt_PT" w:bidi="pt_PT"/>
         </w:rPr>
@@ -3585,6 +4028,20 @@
       </w:r>
       <w:r>
         <w:rPr>
+          <w:lang w:val="pt_PT" w:bidi="pt_PT"/>
+        </w:rPr>
+        <w:t>בְנֹתַ֔⁠י</w:t>
+      </w:r>
+    </w:p>
+    <w:p>
+      <w:pPr/>
+      <w:r>
+        <w:rPr>
+          <w:lang w:val="pt_PT" w:bidi="pt_PT"/>
+        </w:rPr>
+      </w:r>
+      <w:r>
+        <w:rPr>
           <w:b/>
           <w:lang w:val="pt_PT" w:bidi="pt_PT"/>
         </w:rPr>
@@ -3661,6 +4118,20 @@
       </w:r>
       <w:r>
         <w:rPr>
+          <w:lang w:val="pt_PT" w:bidi="pt_PT"/>
+        </w:rPr>
+        <w:t>לָ֥⁠מָּה תֵלַ֖כְנָה עִמִּ֑⁠י</w:t>
+      </w:r>
+    </w:p>
+    <w:p>
+      <w:pPr/>
+      <w:r>
+        <w:rPr>
+          <w:lang w:val="pt_PT" w:bidi="pt_PT"/>
+        </w:rPr>
+      </w:r>
+      <w:r>
+        <w:rPr>
           <w:b/>
           <w:lang w:val="pt_PT" w:bidi="pt_PT"/>
         </w:rPr>
@@ -3744,6 +4215,20 @@
       </w:r>
       <w:r>
         <w:rPr>
+          <w:lang w:val="pt_PT" w:bidi="pt_PT"/>
+        </w:rPr>
+        <w:t>הַֽ⁠עֽוֹד־לִ֤⁠י בָנִים֙ בְּֽ⁠מֵעַ֔⁠י וְ⁠הָי֥וּ לָ⁠כֶ֖ם לַ⁠אֲנָשִֽׁים</w:t>
+      </w:r>
+    </w:p>
+    <w:p>
+      <w:pPr/>
+      <w:r>
+        <w:rPr>
+          <w:lang w:val="pt_PT" w:bidi="pt_PT"/>
+        </w:rPr>
+      </w:r>
+      <w:r>
+        <w:rPr>
           <w:b/>
           <w:lang w:val="pt_PT" w:bidi="pt_PT"/>
         </w:rPr>
@@ -3827,6 +4312,20 @@
       </w:r>
       <w:r>
         <w:rPr>
+          <w:lang w:val="pt_PT" w:bidi="pt_PT"/>
+        </w:rPr>
+        <w:t>זָקַ֖נְתִּי מִ⁠הְי֣וֹת לְ⁠אִ֑ישׁ</w:t>
+      </w:r>
+    </w:p>
+    <w:p>
+      <w:pPr/>
+      <w:r>
+        <w:rPr>
+          <w:lang w:val="pt_PT" w:bidi="pt_PT"/>
+        </w:rPr>
+      </w:r>
+      <w:r>
+        <w:rPr>
           <w:b/>
           <w:lang w:val="pt_PT" w:bidi="pt_PT"/>
         </w:rPr>
@@ -3910,6 +4409,20 @@
       </w:r>
       <w:r>
         <w:rPr>
+          <w:lang w:val="pt_PT" w:bidi="pt_PT"/>
+        </w:rPr>
+        <w:t>כִּ֤י אָמַ֨רְתִּי֙ יֶשׁ־לִ֣⁠י תִקְוָ֔ה גַּ֣ם הָיִ֤יתִי הַ⁠לַּ֨יְלָה֙ לְ⁠אִ֔ישׁ וְ⁠גַ֖ם יָלַ֥דְתִּי בָנִֽים</w:t>
+      </w:r>
+    </w:p>
+    <w:p>
+      <w:pPr/>
+      <w:r>
+        <w:rPr>
+          <w:lang w:val="pt_PT" w:bidi="pt_PT"/>
+        </w:rPr>
+      </w:r>
+      <w:r>
+        <w:rPr>
           <w:b/>
           <w:lang w:val="pt_PT" w:bidi="pt_PT"/>
         </w:rPr>
@@ -4056,6 +4569,20 @@
       </w:r>
       <w:r>
         <w:rPr>
+          <w:lang w:val="pt_PT" w:bidi="pt_PT"/>
+        </w:rPr>
+        <w:t>הֲ⁠לָהֵ֣ן ׀ תְּשַׂבֵּ֗רְנָה עַ֚ד אֲשֶׁ֣ר יִגְדָּ֔לוּ הֲ⁠לָהֵן֙ תֵּֽעָגֵ֔נָה לְ⁠בִלְתִּ֖י הֱי֣וֹת לְ⁠אִ֑ישׁ</w:t>
+      </w:r>
+    </w:p>
+    <w:p>
+      <w:pPr/>
+      <w:r>
+        <w:rPr>
+          <w:lang w:val="pt_PT" w:bidi="pt_PT"/>
+        </w:rPr>
+      </w:r>
+      <w:r>
+        <w:rPr>
           <w:b/>
           <w:lang w:val="pt_PT" w:bidi="pt_PT"/>
         </w:rPr>
@@ -4139,6 +4666,20 @@
       </w:r>
       <w:r>
         <w:rPr>
+          <w:lang w:val="pt_PT" w:bidi="pt_PT"/>
+        </w:rPr>
+        <w:t>הֲ⁠לָהֵ֣ן ׀ תְּשַׂבֵּ֗רְנָה עַ֚ד אֲשֶׁ֣ר יִגְדָּ֔לוּ הֲ⁠לָהֵן֙ תֵּֽעָגֵ֔נָה לְ⁠בִלְתִּ֖י הֱי֣וֹת לְ⁠אִ֑ישׁ</w:t>
+      </w:r>
+    </w:p>
+    <w:p>
+      <w:pPr/>
+      <w:r>
+        <w:rPr>
+          <w:lang w:val="pt_PT" w:bidi="pt_PT"/>
+        </w:rPr>
+      </w:r>
+      <w:r>
+        <w:rPr>
           <w:b/>
           <w:lang w:val="pt_PT" w:bidi="pt_PT"/>
         </w:rPr>
@@ -4202,6 +4743,20 @@
       </w:r>
       <w:r>
         <w:rPr>
+          <w:lang w:val="pt_PT" w:bidi="pt_PT"/>
+        </w:rPr>
+        <w:t>מַר־לִ֤⁠י מְאֹד֙</w:t>
+      </w:r>
+    </w:p>
+    <w:p>
+      <w:pPr/>
+      <w:r>
+        <w:rPr>
+          <w:lang w:val="pt_PT" w:bidi="pt_PT"/>
+        </w:rPr>
+      </w:r>
+      <w:r>
+        <w:rPr>
           <w:b/>
           <w:lang w:val="pt_PT" w:bidi="pt_PT"/>
         </w:rPr>
@@ -4285,6 +4840,20 @@
       </w:r>
       <w:r>
         <w:rPr>
+          <w:lang w:val="pt_PT" w:bidi="pt_PT"/>
+        </w:rPr>
+        <w:t>יָצְאָ֥ה בִ֖⁠י יַד־יְהוָֽה</w:t>
+      </w:r>
+    </w:p>
+    <w:p>
+      <w:pPr/>
+      <w:r>
+        <w:rPr>
+          <w:lang w:val="pt_PT" w:bidi="pt_PT"/>
+        </w:rPr>
+      </w:r>
+      <w:r>
+        <w:rPr>
           <w:b/>
           <w:lang w:val="pt_PT" w:bidi="pt_PT"/>
         </w:rPr>
@@ -4368,6 +4937,20 @@
       </w:r>
       <w:r>
         <w:rPr>
+          <w:lang w:val="pt_PT" w:bidi="pt_PT"/>
+        </w:rPr>
+        <w:t>יָצְאָ֥ה בִ֖⁠י יַד־יְהוָֽה</w:t>
+      </w:r>
+    </w:p>
+    <w:p>
+      <w:pPr/>
+      <w:r>
+        <w:rPr>
+          <w:lang w:val="pt_PT" w:bidi="pt_PT"/>
+        </w:rPr>
+      </w:r>
+      <w:r>
+        <w:rPr>
           <w:b/>
           <w:lang w:val="pt_PT" w:bidi="pt_PT"/>
         </w:rPr>
@@ -4451,6 +5034,20 @@
       </w:r>
       <w:r>
         <w:rPr>
+          <w:lang w:val="pt_PT" w:bidi="pt_PT"/>
+        </w:rPr>
+        <w:t>וַ⁠תִּשֶּׂ֣נָה קוֹלָ֔⁠ן וַ⁠תִּבְכֶּ֖ינָה</w:t>
+      </w:r>
+    </w:p>
+    <w:p>
+      <w:pPr/>
+      <w:r>
+        <w:rPr>
+          <w:lang w:val="pt_PT" w:bidi="pt_PT"/>
+        </w:rPr>
+      </w:r>
+      <w:r>
+        <w:rPr>
           <w:b/>
           <w:lang w:val="pt_PT" w:bidi="pt_PT"/>
         </w:rPr>
@@ -4547,6 +5144,20 @@
       </w:r>
       <w:r>
         <w:rPr>
+          <w:lang w:val="pt_PT" w:bidi="pt_PT"/>
+        </w:rPr>
+        <w:t>וְ⁠ר֖וּת דָּ֥בְקָה בָּֽ⁠הּ</w:t>
+      </w:r>
+    </w:p>
+    <w:p>
+      <w:pPr/>
+      <w:r>
+        <w:rPr>
+          <w:lang w:val="pt_PT" w:bidi="pt_PT"/>
+        </w:rPr>
+      </w:r>
+      <w:r>
+        <w:rPr>
           <w:b/>
           <w:lang w:val="pt_PT" w:bidi="pt_PT"/>
         </w:rPr>
@@ -4630,6 +5241,20 @@
       </w:r>
       <w:r>
         <w:rPr>
+          <w:lang w:val="pt_PT" w:bidi="pt_PT"/>
+        </w:rPr>
+        <w:t>הִנֵּה֙</w:t>
+      </w:r>
+    </w:p>
+    <w:p>
+      <w:pPr/>
+      <w:r>
+        <w:rPr>
+          <w:lang w:val="pt_PT" w:bidi="pt_PT"/>
+        </w:rPr>
+      </w:r>
+      <w:r>
+        <w:rPr>
           <w:b/>
           <w:lang w:val="pt_PT" w:bidi="pt_PT"/>
         </w:rPr>
@@ -4809,6 +5434,20 @@
       </w:r>
       <w:r>
         <w:rPr>
+          <w:lang w:val="pt_PT" w:bidi="pt_PT"/>
+        </w:rPr>
+        <w:t>עַמָּ֖⁠הּ</w:t>
+      </w:r>
+    </w:p>
+    <w:p>
+      <w:pPr/>
+      <w:r>
+        <w:rPr>
+          <w:lang w:val="pt_PT" w:bidi="pt_PT"/>
+        </w:rPr>
+      </w:r>
+      <w:r>
+        <w:rPr>
           <w:b/>
           <w:lang w:val="pt_PT" w:bidi="pt_PT"/>
         </w:rPr>
@@ -4892,6 +5531,20 @@
       </w:r>
       <w:r>
         <w:rPr>
+          <w:lang w:val="pt_PT" w:bidi="pt_PT"/>
+        </w:rPr>
+        <w:t>אֱלֹהֶ֑י⁠הָ</w:t>
+      </w:r>
+    </w:p>
+    <w:p>
+      <w:pPr/>
+      <w:r>
+        <w:rPr>
+          <w:lang w:val="pt_PT" w:bidi="pt_PT"/>
+        </w:rPr>
+      </w:r>
+      <w:r>
+        <w:rPr>
           <w:b/>
           <w:lang w:val="pt_PT" w:bidi="pt_PT"/>
         </w:rPr>
@@ -4988,6 +5641,20 @@
       </w:r>
       <w:r>
         <w:rPr>
+          <w:lang w:val="pt_PT" w:bidi="pt_PT"/>
+        </w:rPr>
+        <w:t>אֱלֹהֶ֑י⁠הָ</w:t>
+      </w:r>
+    </w:p>
+    <w:p>
+      <w:pPr/>
+      <w:r>
+        <w:rPr>
+          <w:lang w:val="pt_PT" w:bidi="pt_PT"/>
+        </w:rPr>
+      </w:r>
+      <w:r>
+        <w:rPr>
           <w:b/>
           <w:lang w:val="pt_PT" w:bidi="pt_PT"/>
         </w:rPr>
@@ -5147,6 +5814,20 @@
       </w:r>
       <w:r>
         <w:rPr>
+          <w:lang w:val="pt_PT" w:bidi="pt_PT"/>
+        </w:rPr>
+        <w:t>לְ⁠עָזְבֵ֖⁠ךְ לָ⁠שׁ֣וּב מֵ⁠אַחֲרָ֑יִ⁠ךְ</w:t>
+      </w:r>
+    </w:p>
+    <w:p>
+      <w:pPr/>
+      <w:r>
+        <w:rPr>
+          <w:lang w:val="pt_PT" w:bidi="pt_PT"/>
+        </w:rPr>
+      </w:r>
+      <w:r>
+        <w:rPr>
           <w:b/>
           <w:lang w:val="pt_PT" w:bidi="pt_PT"/>
         </w:rPr>
@@ -5230,6 +5911,20 @@
       </w:r>
       <w:r>
         <w:rPr>
+          <w:lang w:val="pt_PT" w:bidi="pt_PT"/>
+        </w:rPr>
+        <w:t>עַמֵּ֣⁠ךְ עַמִּ֔⁠י וֵ⁠אלֹהַ֖יִ⁠ךְ אֱלֹהָֽ⁠י</w:t>
+      </w:r>
+    </w:p>
+    <w:p>
+      <w:pPr/>
+      <w:r>
+        <w:rPr>
+          <w:lang w:val="pt_PT" w:bidi="pt_PT"/>
+        </w:rPr>
+      </w:r>
+      <w:r>
+        <w:rPr>
           <w:b/>
           <w:lang w:val="pt_PT" w:bidi="pt_PT"/>
         </w:rPr>
@@ -5313,6 +6008,20 @@
       </w:r>
       <w:r>
         <w:rPr>
+          <w:lang w:val="pt_PT" w:bidi="pt_PT"/>
+        </w:rPr>
+        <w:t>כֹּה֩ יַעֲשֶׂ֨ה יְהוָ֥ה לִ⁠י֙ וְ⁠כֹ֣ה יֹסִ֔יף</w:t>
+      </w:r>
+    </w:p>
+    <w:p>
+      <w:pPr/>
+      <w:r>
+        <w:rPr>
+          <w:lang w:val="pt_PT" w:bidi="pt_PT"/>
+        </w:rPr>
+      </w:r>
+      <w:r>
+        <w:rPr>
           <w:b/>
           <w:lang w:val="pt_PT" w:bidi="pt_PT"/>
         </w:rPr>
@@ -5396,6 +6105,20 @@
       </w:r>
       <w:r>
         <w:rPr>
+          <w:lang w:val="pt_PT" w:bidi="pt_PT"/>
+        </w:rPr>
+        <w:t>כִּ֣י הַ⁠מָּ֔וֶת יַפְרִ֖יד בֵּינִ֥⁠י וּ⁠בֵינֵֽ⁠ךְ</w:t>
+      </w:r>
+    </w:p>
+    <w:p>
+      <w:pPr/>
+      <w:r>
+        <w:rPr>
+          <w:lang w:val="pt_PT" w:bidi="pt_PT"/>
+        </w:rPr>
+      </w:r>
+      <w:r>
+        <w:rPr>
           <w:b/>
           <w:lang w:val="pt_PT" w:bidi="pt_PT"/>
         </w:rPr>
@@ -5479,6 +6202,20 @@
       </w:r>
       <w:r>
         <w:rPr>
+          <w:lang w:val="pt_PT" w:bidi="pt_PT"/>
+        </w:rPr>
+        <w:t>יַפְרִ֖יד בֵּינִ֥⁠י וּ⁠בֵינֵֽ⁠ךְ</w:t>
+      </w:r>
+    </w:p>
+    <w:p>
+      <w:pPr/>
+      <w:r>
+        <w:rPr>
+          <w:lang w:val="pt_PT" w:bidi="pt_PT"/>
+        </w:rPr>
+      </w:r>
+      <w:r>
+        <w:rPr>
           <w:b/>
           <w:lang w:val="pt_PT" w:bidi="pt_PT"/>
         </w:rPr>
@@ -5562,6 +6299,20 @@
       </w:r>
       <w:r>
         <w:rPr>
+          <w:lang w:val="pt_PT" w:bidi="pt_PT"/>
+        </w:rPr>
+        <w:t>וַ⁠תֶּחְדַּ֖ל לְ⁠דַבֵּ֥ר אֵלֶֽי⁠הָ</w:t>
+      </w:r>
+    </w:p>
+    <w:p>
+      <w:pPr/>
+      <w:r>
+        <w:rPr>
+          <w:lang w:val="pt_PT" w:bidi="pt_PT"/>
+        </w:rPr>
+      </w:r>
+      <w:r>
+        <w:rPr>
           <w:b/>
           <w:lang w:val="pt_PT" w:bidi="pt_PT"/>
         </w:rPr>
@@ -5645,6 +6396,20 @@
       </w:r>
       <w:r>
         <w:rPr>
+          <w:lang w:val="pt_PT" w:bidi="pt_PT"/>
+        </w:rPr>
+        <w:t>וַ⁠תֶּחְדַּ֖ל לְ⁠דַבֵּ֥ר אֵלֶֽי⁠הָ</w:t>
+      </w:r>
+    </w:p>
+    <w:p>
+      <w:pPr/>
+      <w:r>
+        <w:rPr>
+          <w:lang w:val="pt_PT" w:bidi="pt_PT"/>
+        </w:rPr>
+      </w:r>
+      <w:r>
+        <w:rPr>
           <w:b/>
           <w:lang w:val="pt_PT" w:bidi="pt_PT"/>
         </w:rPr>
@@ -5728,6 +6493,20 @@
       </w:r>
       <w:r>
         <w:rPr>
+          <w:lang w:val="pt_PT" w:bidi="pt_PT"/>
+        </w:rPr>
+        <w:t>וַ⁠יְהִ֗י</w:t>
+      </w:r>
+    </w:p>
+    <w:p>
+      <w:pPr/>
+      <w:r>
+        <w:rPr>
+          <w:lang w:val="pt_PT" w:bidi="pt_PT"/>
+        </w:rPr>
+      </w:r>
+      <w:r>
+        <w:rPr>
           <w:b/>
           <w:lang w:val="pt_PT" w:bidi="pt_PT"/>
         </w:rPr>
@@ -5818,6 +6597,20 @@
       </w:r>
       <w:r>
         <w:rPr>
+          <w:lang w:val="pt_PT" w:bidi="pt_PT"/>
+        </w:rPr>
+        <w:t>כְּ⁠בֹאָ֨⁠נָה֙ בֵּ֣ית לֶ֔חֶם</w:t>
+      </w:r>
+    </w:p>
+    <w:p>
+      <w:pPr/>
+      <w:r>
+        <w:rPr>
+          <w:lang w:val="pt_PT" w:bidi="pt_PT"/>
+        </w:rPr>
+      </w:r>
+      <w:r>
+        <w:rPr>
           <w:b/>
           <w:lang w:val="pt_PT" w:bidi="pt_PT"/>
         </w:rPr>
@@ -5901,6 +6694,20 @@
       </w:r>
       <w:r>
         <w:rPr>
+          <w:lang w:val="pt_PT" w:bidi="pt_PT"/>
+        </w:rPr>
+        <w:t>כָּל־הָ⁠עִיר֙</w:t>
+      </w:r>
+    </w:p>
+    <w:p>
+      <w:pPr/>
+      <w:r>
+        <w:rPr>
+          <w:lang w:val="pt_PT" w:bidi="pt_PT"/>
+        </w:rPr>
+      </w:r>
+      <w:r>
+        <w:rPr>
           <w:b/>
           <w:lang w:val="pt_PT" w:bidi="pt_PT"/>
         </w:rPr>
@@ -5997,6 +6804,20 @@
       </w:r>
       <w:r>
         <w:rPr>
+          <w:lang w:val="pt_PT" w:bidi="pt_PT"/>
+        </w:rPr>
+        <w:t>כָּל־הָ⁠עִיר֙</w:t>
+      </w:r>
+    </w:p>
+    <w:p>
+      <w:pPr/>
+      <w:r>
+        <w:rPr>
+          <w:lang w:val="pt_PT" w:bidi="pt_PT"/>
+        </w:rPr>
+      </w:r>
+      <w:r>
+        <w:rPr>
           <w:b/>
           <w:lang w:val="pt_PT" w:bidi="pt_PT"/>
         </w:rPr>
@@ -6093,6 +6914,20 @@
       </w:r>
       <w:r>
         <w:rPr>
+          <w:lang w:val="pt_PT" w:bidi="pt_PT"/>
+        </w:rPr>
+        <w:t>הֲ⁠זֹ֥את נָעֳמִֽי</w:t>
+      </w:r>
+    </w:p>
+    <w:p>
+      <w:pPr/>
+      <w:r>
+        <w:rPr>
+          <w:lang w:val="pt_PT" w:bidi="pt_PT"/>
+        </w:rPr>
+      </w:r>
+      <w:r>
+        <w:rPr>
           <w:b/>
           <w:lang w:val="pt_PT" w:bidi="pt_PT"/>
         </w:rPr>
@@ -6176,6 +7011,20 @@
       </w:r>
       <w:r>
         <w:rPr>
+          <w:lang w:val="pt_PT" w:bidi="pt_PT"/>
+        </w:rPr>
+        <w:t>אַל־תִּקְרֶ֥אנָה לִ֖⁠י נָעֳמִ֑י</w:t>
+      </w:r>
+    </w:p>
+    <w:p>
+      <w:pPr/>
+      <w:r>
+        <w:rPr>
+          <w:lang w:val="pt_PT" w:bidi="pt_PT"/>
+        </w:rPr>
+      </w:r>
+      <w:r>
+        <w:rPr>
           <w:b/>
           <w:lang w:val="pt_PT" w:bidi="pt_PT"/>
         </w:rPr>
@@ -6259,6 +7108,20 @@
       </w:r>
       <w:r>
         <w:rPr>
+          <w:lang w:val="pt_PT" w:bidi="pt_PT"/>
+        </w:rPr>
+        <w:t>מָרָ֔א</w:t>
+      </w:r>
+    </w:p>
+    <w:p>
+      <w:pPr/>
+      <w:r>
+        <w:rPr>
+          <w:lang w:val="pt_PT" w:bidi="pt_PT"/>
+        </w:rPr>
+      </w:r>
+      <w:r>
+        <w:rPr>
           <w:b/>
           <w:lang w:val="pt_PT" w:bidi="pt_PT"/>
         </w:rPr>
@@ -6355,6 +7218,20 @@
       </w:r>
       <w:r>
         <w:rPr>
+          <w:lang w:val="pt_PT" w:bidi="pt_PT"/>
+        </w:rPr>
+        <w:t>אֲנִי֙ מְלֵאָ֣ה הָלַ֔כְתִּי וְ⁠רֵיקָ֖ם הֱשִׁיבַ֣⁠נִי יְהוָ֑ה</w:t>
+      </w:r>
+    </w:p>
+    <w:p>
+      <w:pPr/>
+      <w:r>
+        <w:rPr>
+          <w:lang w:val="pt_PT" w:bidi="pt_PT"/>
+        </w:rPr>
+      </w:r>
+      <w:r>
+        <w:rPr>
           <w:b/>
           <w:lang w:val="pt_PT" w:bidi="pt_PT"/>
         </w:rPr>
@@ -6438,6 +7315,20 @@
       </w:r>
       <w:r>
         <w:rPr>
+          <w:lang w:val="pt_PT" w:bidi="pt_PT"/>
+        </w:rPr>
+        <w:t>לָ֣⁠מָּה תִקְרֶ֤אנָה לִ⁠י֙ נָעֳמִ֔י</w:t>
+      </w:r>
+    </w:p>
+    <w:p>
+      <w:pPr/>
+      <w:r>
+        <w:rPr>
+          <w:lang w:val="pt_PT" w:bidi="pt_PT"/>
+        </w:rPr>
+      </w:r>
+      <w:r>
+        <w:rPr>
           <w:b/>
           <w:lang w:val="pt_PT" w:bidi="pt_PT"/>
         </w:rPr>
@@ -6521,6 +7412,20 @@
       </w:r>
       <w:r>
         <w:rPr>
+          <w:lang w:val="pt_PT" w:bidi="pt_PT"/>
+        </w:rPr>
+        <w:t>וַֽ⁠יהוָה֙ עָ֣נָה בִ֔⁠י וְ⁠שַׁדַּ֖י הֵ֥רַֽע לִֽ⁠י</w:t>
+      </w:r>
+    </w:p>
+    <w:p>
+      <w:pPr/>
+      <w:r>
+        <w:rPr>
+          <w:lang w:val="pt_PT" w:bidi="pt_PT"/>
+        </w:rPr>
+      </w:r>
+      <w:r>
+        <w:rPr>
           <w:b/>
           <w:lang w:val="pt_PT" w:bidi="pt_PT"/>
         </w:rPr>
@@ -6604,6 +7509,20 @@
       </w:r>
       <w:r>
         <w:rPr>
+          <w:lang w:val="pt_PT" w:bidi="pt_PT"/>
+        </w:rPr>
+        <w:t>עָ֣נָה בִ֔⁠י</w:t>
+      </w:r>
+    </w:p>
+    <w:p>
+      <w:pPr/>
+      <w:r>
+        <w:rPr>
+          <w:lang w:val="pt_PT" w:bidi="pt_PT"/>
+        </w:rPr>
+      </w:r>
+      <w:r>
+        <w:rPr>
           <w:b/>
           <w:lang w:val="pt_PT" w:bidi="pt_PT"/>
         </w:rPr>
@@ -6750,6 +7669,20 @@
       </w:r>
       <w:r>
         <w:rPr>
+          <w:lang w:val="pt_PT" w:bidi="pt_PT"/>
+        </w:rPr>
+        <w:t>וַ⁠תָּ֣שָׁב נָעֳמִ֗י וְ⁠ר֨וּת הַ⁠מּוֹאֲבִיָּ֤ה כַלָּתָ⁠הּ֙ עִמָּ֔⁠הּ הַ⁠שָּׁ֖בָה מִ⁠שְּׂדֵ֣י מוֹאָ֑ב</w:t>
+      </w:r>
+    </w:p>
+    <w:p>
+      <w:pPr/>
+      <w:r>
+        <w:rPr>
+          <w:lang w:val="pt_PT" w:bidi="pt_PT"/>
+        </w:rPr>
+      </w:r>
+      <w:r>
+        <w:rPr>
           <w:b/>
           <w:lang w:val="pt_PT" w:bidi="pt_PT"/>
         </w:rPr>
@@ -6833,6 +7766,20 @@
       </w:r>
       <w:r>
         <w:rPr>
+          <w:lang w:val="pt_PT" w:bidi="pt_PT"/>
+        </w:rPr>
+        <w:t>וְ⁠הֵ֗מָּה בָּ֚אוּ בֵּ֣ית לֶ֔חֶם בִּ⁠תְחִלַּ֖ת קְצִ֥יר שְׂעֹרִֽים</w:t>
+      </w:r>
+    </w:p>
+    <w:p>
+      <w:pPr/>
+      <w:r>
+        <w:rPr>
+          <w:lang w:val="pt_PT" w:bidi="pt_PT"/>
+        </w:rPr>
+      </w:r>
+      <w:r>
+        <w:rPr>
           <w:b/>
           <w:lang w:val="pt_PT" w:bidi="pt_PT"/>
         </w:rPr>
@@ -6916,6 +7863,20 @@
       </w:r>
       <w:r>
         <w:rPr>
+          <w:lang w:val="pt_PT" w:bidi="pt_PT"/>
+        </w:rPr>
+        <w:t>בִּ⁠תְחִלַּ֖ת קְצִ֥יר שְׂעֹרִֽים</w:t>
+      </w:r>
+    </w:p>
+    <w:p>
+      <w:pPr/>
+      <w:r>
+        <w:rPr>
+          <w:lang w:val="pt_PT" w:bidi="pt_PT"/>
+        </w:rPr>
+      </w:r>
+      <w:r>
+        <w:rPr>
           <w:b/>
           <w:lang w:val="pt_PT" w:bidi="pt_PT"/>
         </w:rPr>
@@ -7156,6 +8117,20 @@
       </w:r>
       <w:r>
         <w:rPr>
+          <w:lang w:val="pt_PT" w:bidi="pt_PT"/>
+        </w:rPr>
+        <w:t>וּֽ⁠לְ⁠נָעֳמִ֞י מוֹדַ֣ע לְ⁠אִישָׁ֗⁠הּ</w:t>
+      </w:r>
+    </w:p>
+    <w:p>
+      <w:pPr/>
+      <w:r>
+        <w:rPr>
+          <w:lang w:val="pt_PT" w:bidi="pt_PT"/>
+        </w:rPr>
+      </w:r>
+      <w:r>
+        <w:rPr>
           <w:b/>
           <w:lang w:val="pt_PT" w:bidi="pt_PT"/>
         </w:rPr>
@@ -7239,6 +8214,20 @@
       </w:r>
       <w:r>
         <w:rPr>
+          <w:lang w:val="pt_PT" w:bidi="pt_PT"/>
+        </w:rPr>
+        <w:t>וּֽ⁠לְ⁠נָעֳמִ֞י מוֹדַ֣ע לְ⁠אִישָׁ֗⁠הּ</w:t>
+      </w:r>
+    </w:p>
+    <w:p>
+      <w:pPr/>
+      <w:r>
+        <w:rPr>
+          <w:lang w:val="pt_PT" w:bidi="pt_PT"/>
+        </w:rPr>
+      </w:r>
+      <w:r>
+        <w:rPr>
           <w:b/>
           <w:lang w:val="pt_PT" w:bidi="pt_PT"/>
         </w:rPr>
@@ -7335,6 +8324,20 @@
       </w:r>
       <w:r>
         <w:rPr>
+          <w:lang w:val="pt_PT" w:bidi="pt_PT"/>
+        </w:rPr>
+        <w:t>אִ֚ישׁ גִּבּ֣וֹר חַ֔יִל</w:t>
+      </w:r>
+    </w:p>
+    <w:p>
+      <w:pPr/>
+      <w:r>
+        <w:rPr>
+          <w:lang w:val="pt_PT" w:bidi="pt_PT"/>
+        </w:rPr>
+      </w:r>
+      <w:r>
+        <w:rPr>
           <w:b/>
           <w:lang w:val="pt_PT" w:bidi="pt_PT"/>
         </w:rPr>
@@ -7431,6 +8434,20 @@
       </w:r>
       <w:r>
         <w:rPr>
+          <w:lang w:val="pt_PT" w:bidi="pt_PT"/>
+        </w:rPr>
+        <w:t>מִ⁠מִּשְׁפַּ֖חַת אֱלִימֶ֑לֶךְ</w:t>
+      </w:r>
+    </w:p>
+    <w:p>
+      <w:pPr/>
+      <w:r>
+        <w:rPr>
+          <w:lang w:val="pt_PT" w:bidi="pt_PT"/>
+        </w:rPr>
+      </w:r>
+      <w:r>
+        <w:rPr>
           <w:b/>
           <w:lang w:val="pt_PT" w:bidi="pt_PT"/>
         </w:rPr>
@@ -7514,6 +8531,20 @@
       </w:r>
       <w:r>
         <w:rPr>
+          <w:lang w:val="pt_PT" w:bidi="pt_PT"/>
+        </w:rPr>
+        <w:t>ר֨וּת הַ⁠מּוֹאֲבִיָּ֜ה</w:t>
+      </w:r>
+    </w:p>
+    <w:p>
+      <w:pPr/>
+      <w:r>
+        <w:rPr>
+          <w:lang w:val="pt_PT" w:bidi="pt_PT"/>
+        </w:rPr>
+      </w:r>
+      <w:r>
+        <w:rPr>
           <w:b/>
           <w:lang w:val="pt_PT" w:bidi="pt_PT"/>
         </w:rPr>
@@ -7660,6 +8691,20 @@
       </w:r>
       <w:r>
         <w:rPr>
+          <w:lang w:val="pt_PT" w:bidi="pt_PT"/>
+        </w:rPr>
+        <w:t>אֲשֶׁ֥ר אֶמְצָא־חֵ֖ן בְּ⁠עֵינָ֑י⁠ו</w:t>
+      </w:r>
+    </w:p>
+    <w:p>
+      <w:pPr/>
+      <w:r>
+        <w:rPr>
+          <w:lang w:val="pt_PT" w:bidi="pt_PT"/>
+        </w:rPr>
+      </w:r>
+      <w:r>
+        <w:rPr>
           <w:b/>
           <w:lang w:val="pt_PT" w:bidi="pt_PT"/>
         </w:rPr>
@@ -7743,6 +8788,20 @@
       </w:r>
       <w:r>
         <w:rPr>
+          <w:lang w:val="pt_PT" w:bidi="pt_PT"/>
+        </w:rPr>
+        <w:t>בִתִּֽ⁠י</w:t>
+      </w:r>
+    </w:p>
+    <w:p>
+      <w:pPr/>
+      <w:r>
+        <w:rPr>
+          <w:lang w:val="pt_PT" w:bidi="pt_PT"/>
+        </w:rPr>
+      </w:r>
+      <w:r>
+        <w:rPr>
           <w:b/>
           <w:lang w:val="pt_PT" w:bidi="pt_PT"/>
         </w:rPr>
@@ -7826,6 +8885,20 @@
       </w:r>
       <w:r>
         <w:rPr>
+          <w:lang w:val="pt_PT" w:bidi="pt_PT"/>
+        </w:rPr>
+        <w:t>וַ⁠יִּ֣קֶר מִקְרֶ֔⁠הָ</w:t>
+      </w:r>
+    </w:p>
+    <w:p>
+      <w:pPr/>
+      <w:r>
+        <w:rPr>
+          <w:lang w:val="pt_PT" w:bidi="pt_PT"/>
+        </w:rPr>
+      </w:r>
+      <w:r>
+        <w:rPr>
           <w:b/>
           <w:lang w:val="pt_PT" w:bidi="pt_PT"/>
         </w:rPr>
@@ -7922,6 +8995,20 @@
       </w:r>
       <w:r>
         <w:rPr>
+          <w:lang w:val="pt_PT" w:bidi="pt_PT"/>
+        </w:rPr>
+        <w:t>מִ⁠מִּשְׁפַּ֥חַת אֱלִימֶֽלֶךְ</w:t>
+      </w:r>
+    </w:p>
+    <w:p>
+      <w:pPr/>
+      <w:r>
+        <w:rPr>
+          <w:lang w:val="pt_PT" w:bidi="pt_PT"/>
+        </w:rPr>
+      </w:r>
+      <w:r>
+        <w:rPr>
           <w:b/>
           <w:lang w:val="pt_PT" w:bidi="pt_PT"/>
         </w:rPr>
@@ -8018,6 +9105,20 @@
       </w:r>
       <w:r>
         <w:rPr>
+          <w:lang w:val="pt_PT" w:bidi="pt_PT"/>
+        </w:rPr>
+        <w:t>וְ⁠הִנֵּה</w:t>
+      </w:r>
+    </w:p>
+    <w:p>
+      <w:pPr/>
+      <w:r>
+        <w:rPr>
+          <w:lang w:val="pt_PT" w:bidi="pt_PT"/>
+        </w:rPr>
+      </w:r>
+      <w:r>
+        <w:rPr>
           <w:b/>
           <w:lang w:val="pt_PT" w:bidi="pt_PT"/>
         </w:rPr>
@@ -8114,6 +9215,20 @@
       </w:r>
       <w:r>
         <w:rPr>
+          <w:lang w:val="pt_PT" w:bidi="pt_PT"/>
+        </w:rPr>
+        <w:t>בָּ֚א מִ⁠בֵּ֣ית לֶ֔חֶם</w:t>
+      </w:r>
+    </w:p>
+    <w:p>
+      <w:pPr/>
+      <w:r>
+        <w:rPr>
+          <w:lang w:val="pt_PT" w:bidi="pt_PT"/>
+        </w:rPr>
+      </w:r>
+      <w:r>
+        <w:rPr>
           <w:b/>
           <w:lang w:val="pt_PT" w:bidi="pt_PT"/>
         </w:rPr>
@@ -8197,6 +9312,20 @@
       </w:r>
       <w:r>
         <w:rPr>
+          <w:lang w:val="pt_PT" w:bidi="pt_PT"/>
+        </w:rPr>
+        <w:t>יְהוָ֣ה עִמָּ⁠כֶ֑ם</w:t>
+      </w:r>
+    </w:p>
+    <w:p>
+      <w:pPr/>
+      <w:r>
+        <w:rPr>
+          <w:lang w:val="pt_PT" w:bidi="pt_PT"/>
+        </w:rPr>
+      </w:r>
+      <w:r>
+        <w:rPr>
           <w:b/>
           <w:lang w:val="pt_PT" w:bidi="pt_PT"/>
         </w:rPr>
@@ -8446,6 +9575,20 @@
       </w:r>
       <w:r>
         <w:rPr>
+          <w:lang w:val="pt_PT" w:bidi="pt_PT"/>
+        </w:rPr>
+        <w:t>לְ⁠מִ֖י הַ⁠נַּעֲרָ֥ה הַ⁠זֹּֽאת</w:t>
+      </w:r>
+    </w:p>
+    <w:p>
+      <w:pPr/>
+      <w:r>
+        <w:rPr>
+          <w:lang w:val="pt_PT" w:bidi="pt_PT"/>
+        </w:rPr>
+      </w:r>
+      <w:r>
+        <w:rPr>
           <w:b/>
           <w:lang w:val="pt_PT" w:bidi="pt_PT"/>
         </w:rPr>
@@ -8529,6 +9672,20 @@
       </w:r>
       <w:r>
         <w:rPr>
+          <w:lang w:val="pt_PT" w:bidi="pt_PT"/>
+        </w:rPr>
+        <w:t>וַ⁠יַּ֗עַן &amp; וַ⁠יֹּאמַ֑ר</w:t>
+      </w:r>
+    </w:p>
+    <w:p>
+      <w:pPr/>
+      <w:r>
+        <w:rPr>
+          <w:lang w:val="pt_PT" w:bidi="pt_PT"/>
+        </w:rPr>
+      </w:r>
+      <w:r>
+        <w:rPr>
           <w:b/>
           <w:lang w:val="pt_PT" w:bidi="pt_PT"/>
         </w:rPr>
@@ -8612,6 +9769,20 @@
       </w:r>
       <w:r>
         <w:rPr>
+          <w:lang w:val="pt_PT" w:bidi="pt_PT"/>
+        </w:rPr>
+        <w:t>וַ⁠תֹּ֗אמֶר אֲלַקֳטָה־נָּא֙ וְ⁠אָסַפְתִּ֣י בָֽ⁠עֳמָרִ֔ים אַחֲרֵ֖י הַ⁠קּוֹצְרִ֑ים</w:t>
+      </w:r>
+    </w:p>
+    <w:p>
+      <w:pPr/>
+      <w:r>
+        <w:rPr>
+          <w:lang w:val="pt_PT" w:bidi="pt_PT"/>
+        </w:rPr>
+      </w:r>
+      <w:r>
+        <w:rPr>
           <w:b/>
           <w:lang w:val="pt_PT" w:bidi="pt_PT"/>
         </w:rPr>
@@ -8695,6 +9866,20 @@
       </w:r>
       <w:r>
         <w:rPr>
+          <w:lang w:val="pt_PT" w:bidi="pt_PT"/>
+        </w:rPr>
+        <w:t>אֲלַקֳטָה־נָּא֙ וְ⁠אָסַפְתִּ֣י</w:t>
+      </w:r>
+    </w:p>
+    <w:p>
+      <w:pPr/>
+      <w:r>
+        <w:rPr>
+          <w:lang w:val="pt_PT" w:bidi="pt_PT"/>
+        </w:rPr>
+      </w:r>
+      <w:r>
+        <w:rPr>
           <w:b/>
           <w:lang w:val="pt_PT" w:bidi="pt_PT"/>
         </w:rPr>
@@ -8854,6 +10039,20 @@
       </w:r>
       <w:r>
         <w:rPr>
+          <w:lang w:val="pt_PT" w:bidi="pt_PT"/>
+        </w:rPr>
+        <w:t>הֲ⁠ל֧וֹא שָׁמַ֣עַתְּ בִּתִּ֗⁠י</w:t>
+      </w:r>
+    </w:p>
+    <w:p>
+      <w:pPr/>
+      <w:r>
+        <w:rPr>
+          <w:lang w:val="pt_PT" w:bidi="pt_PT"/>
+        </w:rPr>
+      </w:r>
+      <w:r>
+        <w:rPr>
           <w:b/>
           <w:lang w:val="pt_PT" w:bidi="pt_PT"/>
         </w:rPr>
@@ -8937,6 +10136,20 @@
       </w:r>
       <w:r>
         <w:rPr>
+          <w:lang w:val="pt_PT" w:bidi="pt_PT"/>
+        </w:rPr>
+        <w:t>בִּתִּ֗⁠י</w:t>
+      </w:r>
+    </w:p>
+    <w:p>
+      <w:pPr/>
+      <w:r>
+        <w:rPr>
+          <w:lang w:val="pt_PT" w:bidi="pt_PT"/>
+        </w:rPr>
+      </w:r>
+      <w:r>
+        <w:rPr>
           <w:b/>
           <w:lang w:val="pt_PT" w:bidi="pt_PT"/>
         </w:rPr>
@@ -9033,6 +10246,20 @@
       </w:r>
       <w:r>
         <w:rPr>
+          <w:lang w:val="pt_PT" w:bidi="pt_PT"/>
+        </w:rPr>
+        <w:t>עֵינַ֜יִ⁠ךְ בַּ⁠שָּׂדֶ֤ה</w:t>
+      </w:r>
+    </w:p>
+    <w:p>
+      <w:pPr/>
+      <w:r>
+        <w:rPr>
+          <w:lang w:val="pt_PT" w:bidi="pt_PT"/>
+        </w:rPr>
+      </w:r>
+      <w:r>
+        <w:rPr>
           <w:b/>
           <w:lang w:val="pt_PT" w:bidi="pt_PT"/>
         </w:rPr>
@@ -9116,6 +10343,20 @@
       </w:r>
       <w:r>
         <w:rPr>
+          <w:lang w:val="pt_PT" w:bidi="pt_PT"/>
+        </w:rPr>
+        <w:t>אַחֲרֵי⁠הֶ֔ן</w:t>
+      </w:r>
+    </w:p>
+    <w:p>
+      <w:pPr/>
+      <w:r>
+        <w:rPr>
+          <w:lang w:val="pt_PT" w:bidi="pt_PT"/>
+        </w:rPr>
+      </w:r>
+      <w:r>
+        <w:rPr>
           <w:b/>
           <w:lang w:val="pt_PT" w:bidi="pt_PT"/>
         </w:rPr>
@@ -9212,6 +10453,20 @@
       </w:r>
       <w:r>
         <w:rPr>
+          <w:lang w:val="pt_PT" w:bidi="pt_PT"/>
+        </w:rPr>
+        <w:t>הֲ⁠ל֥וֹא צִוִּ֛יתִי אֶת־הַ⁠נְּעָרִ֖ים לְ⁠בִלְתִּ֣י נָגְעֵ֑⁠ךְ</w:t>
+      </w:r>
+    </w:p>
+    <w:p>
+      <w:pPr/>
+      <w:r>
+        <w:rPr>
+          <w:lang w:val="pt_PT" w:bidi="pt_PT"/>
+        </w:rPr>
+      </w:r>
+      <w:r>
+        <w:rPr>
           <w:b/>
           <w:lang w:val="pt_PT" w:bidi="pt_PT"/>
         </w:rPr>
@@ -9295,6 +10550,20 @@
       </w:r>
       <w:r>
         <w:rPr>
+          <w:lang w:val="pt_PT" w:bidi="pt_PT"/>
+        </w:rPr>
+        <w:t>אֶת־הַ⁠נְּעָרִ֖ים</w:t>
+      </w:r>
+    </w:p>
+    <w:p>
+      <w:pPr/>
+      <w:r>
+        <w:rPr>
+          <w:lang w:val="pt_PT" w:bidi="pt_PT"/>
+        </w:rPr>
+      </w:r>
+      <w:r>
+        <w:rPr>
           <w:b/>
           <w:lang w:val="pt_PT" w:bidi="pt_PT"/>
         </w:rPr>
@@ -9378,6 +10647,20 @@
       </w:r>
       <w:r>
         <w:rPr>
+          <w:lang w:val="pt_PT" w:bidi="pt_PT"/>
+        </w:rPr>
+        <w:t>לְ⁠בִלְתִּ֣י נָגְעֵ֑⁠ךְ</w:t>
+      </w:r>
+    </w:p>
+    <w:p>
+      <w:pPr/>
+      <w:r>
+        <w:rPr>
+          <w:lang w:val="pt_PT" w:bidi="pt_PT"/>
+        </w:rPr>
+      </w:r>
+      <w:r>
+        <w:rPr>
           <w:b/>
           <w:lang w:val="pt_PT" w:bidi="pt_PT"/>
         </w:rPr>
@@ -9524,6 +10807,20 @@
       </w:r>
       <w:r>
         <w:rPr>
+          <w:lang w:val="pt_PT" w:bidi="pt_PT"/>
+        </w:rPr>
+        <w:t>וַ⁠תִּפֹּל֙ עַל־פָּנֶ֔י⁠הָ וַ⁠תִּשְׁתַּ֖חוּ אָ֑רְצָ⁠ה</w:t>
+      </w:r>
+    </w:p>
+    <w:p>
+      <w:pPr/>
+      <w:r>
+        <w:rPr>
+          <w:lang w:val="pt_PT" w:bidi="pt_PT"/>
+        </w:rPr>
+      </w:r>
+      <w:r>
+        <w:rPr>
           <w:b/>
           <w:lang w:val="pt_PT" w:bidi="pt_PT"/>
         </w:rPr>
@@ -9607,6 +10904,20 @@
       </w:r>
       <w:r>
         <w:rPr>
+          <w:lang w:val="pt_PT" w:bidi="pt_PT"/>
+        </w:rPr>
+        <w:t>וַ⁠תִּפֹּל֙ עַל־פָּנֶ֔י⁠הָ וַ⁠תִּשְׁתַּ֖חוּ אָ֑רְצָ⁠ה</w:t>
+      </w:r>
+    </w:p>
+    <w:p>
+      <w:pPr/>
+      <w:r>
+        <w:rPr>
+          <w:lang w:val="pt_PT" w:bidi="pt_PT"/>
+        </w:rPr>
+      </w:r>
+      <w:r>
+        <w:rPr>
           <w:b/>
           <w:lang w:val="pt_PT" w:bidi="pt_PT"/>
         </w:rPr>
@@ -9690,6 +11001,20 @@
       </w:r>
       <w:r>
         <w:rPr>
+          <w:lang w:val="pt_PT" w:bidi="pt_PT"/>
+        </w:rPr>
+        <w:t>וַ⁠תִּפֹּל֙ עַל־פָּנֶ֔י⁠הָ וַ⁠תִּשְׁתַּ֖חוּ אָ֑רְצָ⁠ה</w:t>
+      </w:r>
+    </w:p>
+    <w:p>
+      <w:pPr/>
+      <w:r>
+        <w:rPr>
+          <w:lang w:val="pt_PT" w:bidi="pt_PT"/>
+        </w:rPr>
+      </w:r>
+      <w:r>
+        <w:rPr>
           <w:b/>
           <w:lang w:val="pt_PT" w:bidi="pt_PT"/>
         </w:rPr>
@@ -9773,6 +11098,20 @@
       </w:r>
       <w:r>
         <w:rPr>
+          <w:lang w:val="pt_PT" w:bidi="pt_PT"/>
+        </w:rPr>
+        <w:t>מַדּוּעַ֩ מָצָ֨אתִי חֵ֤ן בְּ⁠עֵינֶ֨י⁠ךָ֙ לְ⁠הַכִּירֵ֔⁠נִי וְ⁠אָּנֹכִ֖י נָכְרִיָּֽה</w:t>
+      </w:r>
+    </w:p>
+    <w:p>
+      <w:pPr/>
+      <w:r>
+        <w:rPr>
+          <w:lang w:val="pt_PT" w:bidi="pt_PT"/>
+        </w:rPr>
+      </w:r>
+      <w:r>
+        <w:rPr>
           <w:b/>
           <w:lang w:val="pt_PT" w:bidi="pt_PT"/>
         </w:rPr>
@@ -9856,6 +11195,20 @@
       </w:r>
       <w:r>
         <w:rPr>
+          <w:lang w:val="pt_PT" w:bidi="pt_PT"/>
+        </w:rPr>
+        <w:t>מָצָ֨אתִי חֵ֤ן בְּ⁠עֵינֶ֨י⁠ךָ֙</w:t>
+      </w:r>
+    </w:p>
+    <w:p>
+      <w:pPr/>
+      <w:r>
+        <w:rPr>
+          <w:lang w:val="pt_PT" w:bidi="pt_PT"/>
+        </w:rPr>
+      </w:r>
+      <w:r>
+        <w:rPr>
           <w:b/>
           <w:lang w:val="pt_PT" w:bidi="pt_PT"/>
         </w:rPr>
@@ -10048,6 +11401,20 @@
       </w:r>
       <w:r>
         <w:rPr>
+          <w:lang w:val="pt_PT" w:bidi="pt_PT"/>
+        </w:rPr>
+        <w:t>הֻגֵּ֨ד הֻגַּ֜ד</w:t>
+      </w:r>
+    </w:p>
+    <w:p>
+      <w:pPr/>
+      <w:r>
+        <w:rPr>
+          <w:lang w:val="pt_PT" w:bidi="pt_PT"/>
+        </w:rPr>
+      </w:r>
+      <w:r>
+        <w:rPr>
           <w:b/>
           <w:lang w:val="pt_PT" w:bidi="pt_PT"/>
         </w:rPr>
@@ -10144,6 +11511,20 @@
       </w:r>
       <w:r>
         <w:rPr>
+          <w:lang w:val="pt_PT" w:bidi="pt_PT"/>
+        </w:rPr>
+        <w:t>הֻגֵּ֨ד הֻגַּ֜ד לִ֗⁠י</w:t>
+      </w:r>
+    </w:p>
+    <w:p>
+      <w:pPr/>
+      <w:r>
+        <w:rPr>
+          <w:lang w:val="pt_PT" w:bidi="pt_PT"/>
+        </w:rPr>
+      </w:r>
+      <w:r>
+        <w:rPr>
           <w:b/>
           <w:lang w:val="pt_PT" w:bidi="pt_PT"/>
         </w:rPr>
@@ -10227,6 +11608,20 @@
       </w:r>
       <w:r>
         <w:rPr>
+          <w:lang w:val="pt_PT" w:bidi="pt_PT"/>
+        </w:rPr>
+        <w:t>וַ⁠תֵּ֣לְכִ֔י אֶל־עַ֕ם</w:t>
+      </w:r>
+    </w:p>
+    <w:p>
+      <w:pPr/>
+      <w:r>
+        <w:rPr>
+          <w:lang w:val="pt_PT" w:bidi="pt_PT"/>
+        </w:rPr>
+      </w:r>
+      <w:r>
+        <w:rPr>
           <w:b/>
           <w:lang w:val="pt_PT" w:bidi="pt_PT"/>
         </w:rPr>
@@ -10323,6 +11718,20 @@
       </w:r>
       <w:r>
         <w:rPr>
+          <w:lang w:val="pt_PT" w:bidi="pt_PT"/>
+        </w:rPr>
+        <w:t>תְּמ֥וֹל שִׁלְשֽׁוֹם</w:t>
+      </w:r>
+    </w:p>
+    <w:p>
+      <w:pPr/>
+      <w:r>
+        <w:rPr>
+          <w:lang w:val="pt_PT" w:bidi="pt_PT"/>
+        </w:rPr>
+      </w:r>
+      <w:r>
+        <w:rPr>
           <w:b/>
           <w:lang w:val="pt_PT" w:bidi="pt_PT"/>
         </w:rPr>
@@ -10406,6 +11815,20 @@
       </w:r>
       <w:r>
         <w:rPr>
+          <w:lang w:val="pt_PT" w:bidi="pt_PT"/>
+        </w:rPr>
+        <w:t>פָּעֳלֵ֑⁠ךְ</w:t>
+      </w:r>
+    </w:p>
+    <w:p>
+      <w:pPr/>
+      <w:r>
+        <w:rPr>
+          <w:lang w:val="pt_PT" w:bidi="pt_PT"/>
+        </w:rPr>
+      </w:r>
+      <w:r>
+        <w:rPr>
           <w:b/>
           <w:lang w:val="pt_PT" w:bidi="pt_PT"/>
         </w:rPr>
@@ -10489,6 +11912,20 @@
       </w:r>
       <w:r>
         <w:rPr>
+          <w:lang w:val="pt_PT" w:bidi="pt_PT"/>
+        </w:rPr>
+        <w:t>וּ⁠תְהִ֨י מַשְׂכֻּרְתֵּ֜⁠ךְ שְׁלֵמָ֗ה מֵ⁠עִ֤ם יְהוָה֙</w:t>
+      </w:r>
+    </w:p>
+    <w:p>
+      <w:pPr/>
+      <w:r>
+        <w:rPr>
+          <w:lang w:val="pt_PT" w:bidi="pt_PT"/>
+        </w:rPr>
+      </w:r>
+      <w:r>
+        <w:rPr>
           <w:b/>
           <w:lang w:val="pt_PT" w:bidi="pt_PT"/>
         </w:rPr>
@@ -10572,6 +12009,20 @@
       </w:r>
       <w:r>
         <w:rPr>
+          <w:lang w:val="pt_PT" w:bidi="pt_PT"/>
+        </w:rPr>
+        <w:t>אֲשֶׁר־בָּ֖את לַ⁠חֲס֥וֹת תַּֽחַת־כְּנָפָֽי⁠ו</w:t>
+      </w:r>
+    </w:p>
+    <w:p>
+      <w:pPr/>
+      <w:r>
+        <w:rPr>
+          <w:lang w:val="pt_PT" w:bidi="pt_PT"/>
+        </w:rPr>
+      </w:r>
+      <w:r>
+        <w:rPr>
           <w:b/>
           <w:lang w:val="pt_PT" w:bidi="pt_PT"/>
         </w:rPr>
@@ -10655,6 +12106,20 @@
       </w:r>
       <w:r>
         <w:rPr>
+          <w:lang w:val="pt_PT" w:bidi="pt_PT"/>
+        </w:rPr>
+        <w:t>אֶמְצָא־חֵ֨ן בְּ⁠עֵינֶ֤י⁠ךָ</w:t>
+      </w:r>
+    </w:p>
+    <w:p>
+      <w:pPr/>
+      <w:r>
+        <w:rPr>
+          <w:lang w:val="pt_PT" w:bidi="pt_PT"/>
+        </w:rPr>
+      </w:r>
+      <w:r>
+        <w:rPr>
           <w:b/>
           <w:lang w:val="pt_PT" w:bidi="pt_PT"/>
         </w:rPr>
@@ -10738,6 +12203,20 @@
       </w:r>
       <w:r>
         <w:rPr>
+          <w:lang w:val="pt_PT" w:bidi="pt_PT"/>
+        </w:rPr>
+        <w:t>אֲדֹנִ⁠י֙</w:t>
+      </w:r>
+    </w:p>
+    <w:p>
+      <w:pPr/>
+      <w:r>
+        <w:rPr>
+          <w:lang w:val="pt_PT" w:bidi="pt_PT"/>
+        </w:rPr>
+      </w:r>
+      <w:r>
+        <w:rPr>
           <w:b/>
           <w:lang w:val="pt_PT" w:bidi="pt_PT"/>
         </w:rPr>
@@ -10834,6 +12313,20 @@
       </w:r>
       <w:r>
         <w:rPr>
+          <w:lang w:val="pt_PT" w:bidi="pt_PT"/>
+        </w:rPr>
+        <w:t>עַל־לֵ֣ב שִׁפְחָתֶ֑⁠ךָ</w:t>
+      </w:r>
+    </w:p>
+    <w:p>
+      <w:pPr/>
+      <w:r>
+        <w:rPr>
+          <w:lang w:val="pt_PT" w:bidi="pt_PT"/>
+        </w:rPr>
+      </w:r>
+      <w:r>
+        <w:rPr>
           <w:b/>
           <w:lang w:val="pt_PT" w:bidi="pt_PT"/>
         </w:rPr>
@@ -10931,6 +12424,20 @@
       </w:r>
       <w:r>
         <w:rPr>
+          <w:lang w:val="pt_PT" w:bidi="pt_PT"/>
+        </w:rPr>
+        <w:t>עַל־לֵ֣ב</w:t>
+      </w:r>
+    </w:p>
+    <w:p>
+      <w:pPr/>
+      <w:r>
+        <w:rPr>
+          <w:lang w:val="pt_PT" w:bidi="pt_PT"/>
+        </w:rPr>
+      </w:r>
+      <w:r>
+        <w:rPr>
           <w:b/>
           <w:lang w:val="pt_PT" w:bidi="pt_PT"/>
         </w:rPr>
@@ -11041,6 +12548,20 @@
       </w:r>
       <w:r>
         <w:rPr>
+          <w:lang w:val="pt_PT" w:bidi="pt_PT"/>
+        </w:rPr>
+        <w:t>שִׁפְחָתֶ֑⁠ךָ</w:t>
+      </w:r>
+    </w:p>
+    <w:p>
+      <w:pPr/>
+      <w:r>
+        <w:rPr>
+          <w:lang w:val="pt_PT" w:bidi="pt_PT"/>
+        </w:rPr>
+      </w:r>
+      <w:r>
+        <w:rPr>
           <w:b/>
           <w:lang w:val="pt_PT" w:bidi="pt_PT"/>
         </w:rPr>
@@ -11137,6 +12658,20 @@
       </w:r>
       <w:r>
         <w:rPr>
+          <w:lang w:val="pt_PT" w:bidi="pt_PT"/>
+        </w:rPr>
+        <w:t>וְ⁠אָנֹכִי֙ לֹ֣א אֶֽהְיֶ֔ה כְּ⁠אַחַ֖ת שִׁפְחֹתֶֽי⁠ךָ</w:t>
+      </w:r>
+    </w:p>
+    <w:p>
+      <w:pPr/>
+      <w:r>
+        <w:rPr>
+          <w:lang w:val="pt_PT" w:bidi="pt_PT"/>
+        </w:rPr>
+      </w:r>
+      <w:r>
+        <w:rPr>
           <w:b/>
           <w:lang w:val="pt_PT" w:bidi="pt_PT"/>
         </w:rPr>
@@ -11297,6 +12832,20 @@
       </w:r>
       <w:r>
         <w:rPr>
+          <w:lang w:val="pt_PT" w:bidi="pt_PT"/>
+        </w:rPr>
+        <w:t>גֹּ֤שִֽׁי הֲלֹם֙ וְ⁠אָכַ֣לְתְּ מִן־הַ⁠לֶּ֔חֶם וְ⁠טָבַ֥לְתְּ פִּתֵּ֖⁠ךְ בַּ⁠חֹ֑מֶץ</w:t>
+      </w:r>
+    </w:p>
+    <w:p>
+      <w:pPr/>
+      <w:r>
+        <w:rPr>
+          <w:lang w:val="pt_PT" w:bidi="pt_PT"/>
+        </w:rPr>
+      </w:r>
+      <w:r>
+        <w:rPr>
           <w:b/>
           <w:lang w:val="pt_PT" w:bidi="pt_PT"/>
         </w:rPr>
@@ -11394,6 +12943,20 @@
       </w:r>
       <w:r>
         <w:rPr>
+          <w:lang w:val="pt_PT" w:bidi="pt_PT"/>
+        </w:rPr>
+        <w:t>וְ⁠אָכַ֣לְתְּ מִן־הַ⁠לֶּ֔חֶם וְ⁠טָבַ֥לְתְּ פִּתֵּ֖⁠ךְ בַּ⁠חֹ֑מֶץ</w:t>
+      </w:r>
+    </w:p>
+    <w:p>
+      <w:pPr/>
+      <w:r>
+        <w:rPr>
+          <w:lang w:val="pt_PT" w:bidi="pt_PT"/>
+        </w:rPr>
+      </w:r>
+      <w:r>
+        <w:rPr>
           <w:b/>
           <w:lang w:val="pt_PT" w:bidi="pt_PT"/>
         </w:rPr>
@@ -11491,6 +13054,20 @@
       </w:r>
       <w:r>
         <w:rPr>
+          <w:lang w:val="pt_PT" w:bidi="pt_PT"/>
+        </w:rPr>
+        <w:t>וְ⁠טָבַ֥לְתְּ פִּתֵּ֖⁠ךְ בַּ⁠חֹ֑מֶץ</w:t>
+      </w:r>
+    </w:p>
+    <w:p>
+      <w:pPr/>
+      <w:r>
+        <w:rPr>
+          <w:lang w:val="pt_PT" w:bidi="pt_PT"/>
+        </w:rPr>
+      </w:r>
+      <w:r>
+        <w:rPr>
           <w:b/>
           <w:lang w:val="pt_PT" w:bidi="pt_PT"/>
         </w:rPr>
@@ -11568,6 +13145,20 @@
       </w:r>
       <w:r>
         <w:rPr>
+          <w:lang w:val="pt_PT" w:bidi="pt_PT"/>
+        </w:rPr>
+        <w:t>וַ⁠יְצַו֩ בֹּ֨עַז אֶת־נְעָרָ֜י⁠ו</w:t>
+      </w:r>
+    </w:p>
+    <w:p>
+      <w:pPr/>
+      <w:r>
+        <w:rPr>
+          <w:lang w:val="pt_PT" w:bidi="pt_PT"/>
+        </w:rPr>
+      </w:r>
+      <w:r>
+        <w:rPr>
           <w:b/>
           <w:lang w:val="pt_PT" w:bidi="pt_PT"/>
         </w:rPr>
@@ -11665,6 +13256,20 @@
       </w:r>
       <w:r>
         <w:rPr>
+          <w:lang w:val="pt_PT" w:bidi="pt_PT"/>
+        </w:rPr>
+        <w:t>גַּ֣ם בֵּ֧ין הָֽ⁠עֳמָרִ֛ים</w:t>
+      </w:r>
+    </w:p>
+    <w:p>
+      <w:pPr/>
+      <w:r>
+        <w:rPr>
+          <w:lang w:val="pt_PT" w:bidi="pt_PT"/>
+        </w:rPr>
+      </w:r>
+      <w:r>
+        <w:rPr>
           <w:b/>
           <w:lang w:val="pt_PT" w:bidi="pt_PT"/>
         </w:rPr>
@@ -11741,6 +13346,20 @@
       </w:r>
       <w:r>
         <w:rPr>
+          <w:lang w:val="pt_PT" w:bidi="pt_PT"/>
+        </w:rPr>
+        <w:t>וְ⁠לֹ֥א תַכְלִימֽוּ⁠הָ</w:t>
+      </w:r>
+    </w:p>
+    <w:p>
+      <w:pPr/>
+      <w:r>
+        <w:rPr>
+          <w:lang w:val="pt_PT" w:bidi="pt_PT"/>
+        </w:rPr>
+      </w:r>
+      <w:r>
+        <w:rPr>
           <w:b/>
           <w:lang w:val="pt_PT" w:bidi="pt_PT"/>
         </w:rPr>
@@ -11838,6 +13457,20 @@
       </w:r>
       <w:r>
         <w:rPr>
+          <w:lang w:val="pt_PT" w:bidi="pt_PT"/>
+        </w:rPr>
+        <w:t>וְ⁠גַ֛ם</w:t>
+      </w:r>
+    </w:p>
+    <w:p>
+      <w:pPr/>
+      <w:r>
+        <w:rPr>
+          <w:lang w:val="pt_PT" w:bidi="pt_PT"/>
+        </w:rPr>
+      </w:r>
+      <w:r>
+        <w:rPr>
           <w:b/>
           <w:lang w:val="pt_PT" w:bidi="pt_PT"/>
         </w:rPr>
@@ -11964,6 +13597,20 @@
       </w:r>
       <w:r>
         <w:rPr>
+          <w:lang w:val="pt_PT" w:bidi="pt_PT"/>
+        </w:rPr>
+        <w:t>וַ⁠תַּחְבֹּט֙</w:t>
+      </w:r>
+    </w:p>
+    <w:p>
+      <w:pPr/>
+      <w:r>
+        <w:rPr>
+          <w:lang w:val="pt_PT" w:bidi="pt_PT"/>
+        </w:rPr>
+      </w:r>
+      <w:r>
+        <w:rPr>
           <w:b/>
           <w:lang w:val="pt_PT" w:bidi="pt_PT"/>
         </w:rPr>
@@ -12041,6 +13688,20 @@
       </w:r>
       <w:r>
         <w:rPr>
+          <w:lang w:val="pt_PT" w:bidi="pt_PT"/>
+        </w:rPr>
+        <w:t>כְּ⁠אֵיפָ֥ה</w:t>
+      </w:r>
+    </w:p>
+    <w:p>
+      <w:pPr/>
+      <w:r>
+        <w:rPr>
+          <w:lang w:val="pt_PT" w:bidi="pt_PT"/>
+        </w:rPr>
+      </w:r>
+      <w:r>
+        <w:rPr>
           <w:b/>
           <w:lang w:val="pt_PT" w:bidi="pt_PT"/>
         </w:rPr>
@@ -12138,6 +13799,20 @@
       </w:r>
       <w:r>
         <w:rPr>
+          <w:lang w:val="pt_PT" w:bidi="pt_PT"/>
+        </w:rPr>
+        <w:t>וַ⁠תִּשָּׂא֙ וַ⁠תָּב֣וֹא הָ⁠עִ֔יר</w:t>
+      </w:r>
+    </w:p>
+    <w:p>
+      <w:pPr/>
+      <w:r>
+        <w:rPr>
+          <w:lang w:val="pt_PT" w:bidi="pt_PT"/>
+        </w:rPr>
+      </w:r>
+      <w:r>
+        <w:rPr>
           <w:b/>
           <w:lang w:val="pt_PT" w:bidi="pt_PT"/>
         </w:rPr>
@@ -12235,6 +13910,20 @@
       </w:r>
       <w:r>
         <w:rPr>
+          <w:lang w:val="pt_PT" w:bidi="pt_PT"/>
+        </w:rPr>
+        <w:t>אֵיפֹ֨ה לִקַּ֤טְתְּ הַ⁠יּוֹם֙ וְ⁠אָ֣נָה עָשִׂ֔ית</w:t>
+      </w:r>
+    </w:p>
+    <w:p>
+      <w:pPr/>
+      <w:r>
+        <w:rPr>
+          <w:lang w:val="pt_PT" w:bidi="pt_PT"/>
+        </w:rPr>
+      </w:r>
+      <w:r>
+        <w:rPr>
           <w:b/>
           <w:lang w:val="pt_PT" w:bidi="pt_PT"/>
         </w:rPr>
@@ -12332,6 +14021,20 @@
       </w:r>
       <w:r>
         <w:rPr>
+          <w:lang w:val="pt_PT" w:bidi="pt_PT"/>
+        </w:rPr>
+        <w:t>יְהִ֥י מַכִּירֵ֖⁠ךְ בָּר֑וּךְ</w:t>
+      </w:r>
+    </w:p>
+    <w:p>
+      <w:pPr/>
+      <w:r>
+        <w:rPr>
+          <w:lang w:val="pt_PT" w:bidi="pt_PT"/>
+        </w:rPr>
+      </w:r>
+      <w:r>
+        <w:rPr>
           <w:b/>
           <w:lang w:val="pt_PT" w:bidi="pt_PT"/>
         </w:rPr>
@@ -12429,6 +14132,20 @@
       </w:r>
       <w:r>
         <w:rPr>
+          <w:lang w:val="pt_PT" w:bidi="pt_PT"/>
+        </w:rPr>
+        <w:t>יְהִ֥י מַכִּירֵ֖⁠ךְ בָּר֑וּךְ</w:t>
+      </w:r>
+    </w:p>
+    <w:p>
+      <w:pPr/>
+      <w:r>
+        <w:rPr>
+          <w:lang w:val="pt_PT" w:bidi="pt_PT"/>
+        </w:rPr>
+      </w:r>
+      <w:r>
+        <w:rPr>
           <w:b/>
           <w:lang w:val="pt_PT" w:bidi="pt_PT"/>
         </w:rPr>
@@ -12526,6 +14243,20 @@
       </w:r>
       <w:r>
         <w:rPr>
+          <w:lang w:val="pt_PT" w:bidi="pt_PT"/>
+        </w:rPr>
+        <w:t>מַכִּירֵ֖⁠ךְ</w:t>
+      </w:r>
+    </w:p>
+    <w:p>
+      <w:pPr/>
+      <w:r>
+        <w:rPr>
+          <w:lang w:val="pt_PT" w:bidi="pt_PT"/>
+        </w:rPr>
+      </w:r>
+      <w:r>
+        <w:rPr>
           <w:b/>
           <w:lang w:val="pt_PT" w:bidi="pt_PT"/>
         </w:rPr>
@@ -12623,6 +14354,20 @@
       </w:r>
       <w:r>
         <w:rPr>
+          <w:lang w:val="pt_PT" w:bidi="pt_PT"/>
+        </w:rPr>
+        <w:t>וַ⁠תַּגֵּ֣ד לַ⁠חֲמוֹתָ֗⁠הּ אֵ֤ת אֲשֶׁר־עָשְׂתָה֙ עִמּ֔⁠וֹ וַ⁠תֹּ֗אמֶר שֵׁ֤ם הָ⁠אִישׁ֙ אֲשֶׁ֨ר עָשִׂ֧יתִי עִמּ֛⁠וֹ הַ⁠יּ֖וֹם בֹּֽעַז</w:t>
+      </w:r>
+    </w:p>
+    <w:p>
+      <w:pPr/>
+      <w:r>
+        <w:rPr>
+          <w:lang w:val="pt_PT" w:bidi="pt_PT"/>
+        </w:rPr>
+      </w:r>
+      <w:r>
+        <w:rPr>
           <w:b/>
           <w:lang w:val="pt_PT" w:bidi="pt_PT"/>
         </w:rPr>
@@ -12720,6 +14465,20 @@
       </w:r>
       <w:r>
         <w:rPr>
+          <w:lang w:val="pt_PT" w:bidi="pt_PT"/>
+        </w:rPr>
+        <w:t>בָּר֥וּךְ הוּא֙ לַ⁠יהוָ֔ה</w:t>
+      </w:r>
+    </w:p>
+    <w:p>
+      <w:pPr/>
+      <w:r>
+        <w:rPr>
+          <w:lang w:val="pt_PT" w:bidi="pt_PT"/>
+        </w:rPr>
+      </w:r>
+      <w:r>
+        <w:rPr>
           <w:b/>
           <w:lang w:val="pt_PT" w:bidi="pt_PT"/>
         </w:rPr>
@@ -12817,6 +14576,20 @@
       </w:r>
       <w:r>
         <w:rPr>
+          <w:lang w:val="pt_PT" w:bidi="pt_PT"/>
+        </w:rPr>
+        <w:t>בָּר֥וּךְ הוּא֙ לַ⁠יהוָ֔ה</w:t>
+      </w:r>
+    </w:p>
+    <w:p>
+      <w:pPr/>
+      <w:r>
+        <w:rPr>
+          <w:lang w:val="pt_PT" w:bidi="pt_PT"/>
+        </w:rPr>
+      </w:r>
+      <w:r>
+        <w:rPr>
           <w:b/>
           <w:lang w:val="pt_PT" w:bidi="pt_PT"/>
         </w:rPr>
@@ -12914,6 +14687,20 @@
       </w:r>
       <w:r>
         <w:rPr>
+          <w:lang w:val="pt_PT" w:bidi="pt_PT"/>
+        </w:rPr>
+        <w:t>אֲשֶׁר֙ לֹא־עָזַ֣ב</w:t>
+      </w:r>
+    </w:p>
+    <w:p>
+      <w:pPr/>
+      <w:r>
+        <w:rPr>
+          <w:lang w:val="pt_PT" w:bidi="pt_PT"/>
+        </w:rPr>
+      </w:r>
+      <w:r>
+        <w:rPr>
           <w:b/>
           <w:lang w:val="pt_PT" w:bidi="pt_PT"/>
         </w:rPr>
@@ -12997,6 +14784,20 @@
       </w:r>
       <w:r>
         <w:rPr>
+          <w:lang w:val="pt_PT" w:bidi="pt_PT"/>
+        </w:rPr>
+        <w:t>אֲשֶׁר֙ לֹא־עָזַ֣ב</w:t>
+      </w:r>
+    </w:p>
+    <w:p>
+      <w:pPr/>
+      <w:r>
+        <w:rPr>
+          <w:lang w:val="pt_PT" w:bidi="pt_PT"/>
+        </w:rPr>
+      </w:r>
+      <w:r>
+        <w:rPr>
           <w:b/>
           <w:lang w:val="pt_PT" w:bidi="pt_PT"/>
         </w:rPr>
@@ -13093,6 +14894,20 @@
       </w:r>
       <w:r>
         <w:rPr>
+          <w:lang w:val="pt_PT" w:bidi="pt_PT"/>
+        </w:rPr>
+        <w:t>אֶת־הַ⁠חַיִּ֖ים</w:t>
+      </w:r>
+    </w:p>
+    <w:p>
+      <w:pPr/>
+      <w:r>
+        <w:rPr>
+          <w:lang w:val="pt_PT" w:bidi="pt_PT"/>
+        </w:rPr>
+      </w:r>
+      <w:r>
+        <w:rPr>
           <w:b/>
           <w:lang w:val="pt_PT" w:bidi="pt_PT"/>
         </w:rPr>
@@ -13189,6 +15004,20 @@
       </w:r>
       <w:r>
         <w:rPr>
+          <w:lang w:val="pt_PT" w:bidi="pt_PT"/>
+        </w:rPr>
+        <w:t>וְ⁠אֶת־הַ⁠מֵּתִ֑ים</w:t>
+      </w:r>
+    </w:p>
+    <w:p>
+      <w:pPr/>
+      <w:r>
+        <w:rPr>
+          <w:lang w:val="pt_PT" w:bidi="pt_PT"/>
+        </w:rPr>
+      </w:r>
+      <w:r>
+        <w:rPr>
           <w:b/>
           <w:lang w:val="pt_PT" w:bidi="pt_PT"/>
         </w:rPr>
@@ -13285,6 +15114,20 @@
       </w:r>
       <w:r>
         <w:rPr>
+          <w:lang w:val="pt_PT" w:bidi="pt_PT"/>
+        </w:rPr>
+        <w:t>קָר֥וֹב לָ֨⁠נוּ֙ הָ⁠אִ֔ישׁ מִֽ⁠גֹּאֲלֵ֖⁠נוּ הֽוּא</w:t>
+      </w:r>
+    </w:p>
+    <w:p>
+      <w:pPr/>
+      <w:r>
+        <w:rPr>
+          <w:lang w:val="pt_PT" w:bidi="pt_PT"/>
+        </w:rPr>
+      </w:r>
+      <w:r>
+        <w:rPr>
           <w:b/>
           <w:lang w:val="pt_PT" w:bidi="pt_PT"/>
         </w:rPr>
@@ -13382,6 +15225,20 @@
       </w:r>
       <w:r>
         <w:rPr>
+          <w:lang w:val="pt_PT" w:bidi="pt_PT"/>
+        </w:rPr>
+        <w:t>מִֽ⁠גֹּאֲלֵ֖⁠נוּ</w:t>
+      </w:r>
+    </w:p>
+    <w:p>
+      <w:pPr/>
+      <w:r>
+        <w:rPr>
+          <w:lang w:val="pt_PT" w:bidi="pt_PT"/>
+        </w:rPr>
+      </w:r>
+      <w:r>
+        <w:rPr>
           <w:b/>
           <w:lang w:val="pt_PT" w:bidi="pt_PT"/>
         </w:rPr>
@@ -13458,6 +15315,20 @@
       </w:r>
       <w:r>
         <w:rPr>
+          <w:lang w:val="pt_PT" w:bidi="pt_PT"/>
+        </w:rPr>
+        <w:t>גַּ֣ם ׀ כִּי־אָמַ֣ר אֵלַ֗⁠י</w:t>
+      </w:r>
+    </w:p>
+    <w:p>
+      <w:pPr/>
+      <w:r>
+        <w:rPr>
+          <w:lang w:val="pt_PT" w:bidi="pt_PT"/>
+        </w:rPr>
+      </w:r>
+      <w:r>
+        <w:rPr>
           <w:b/>
           <w:lang w:val="pt_PT" w:bidi="pt_PT"/>
         </w:rPr>
@@ -13555,6 +15426,20 @@
       </w:r>
       <w:r>
         <w:rPr>
+          <w:lang w:val="pt_PT" w:bidi="pt_PT"/>
+        </w:rPr>
+        <w:t>אָמַ֣ר אֵלַ֗⁠י עִם־הַ⁠נְּעָרִ֤ים אֲשֶׁר־לִ⁠י֙ תִּדְבָּקִ֔י⁠ן עַ֣ד אִם־כִּלּ֔וּ אֵ֥ת כָּל־הַ⁠קָּצִ֖יר אֲשֶׁר־לִֽ⁠י</w:t>
+      </w:r>
+    </w:p>
+    <w:p>
+      <w:pPr/>
+      <w:r>
+        <w:rPr>
+          <w:lang w:val="pt_PT" w:bidi="pt_PT"/>
+        </w:rPr>
+      </w:r>
+      <w:r>
+        <w:rPr>
           <w:b/>
           <w:lang w:val="pt_PT" w:bidi="pt_PT"/>
         </w:rPr>
@@ -13652,6 +15537,20 @@
       </w:r>
       <w:r>
         <w:rPr>
+          <w:lang w:val="pt_PT" w:bidi="pt_PT"/>
+        </w:rPr>
+        <w:t>עִם־הַ⁠נְּעָרִ֤ים אֲשֶׁר־לִ⁠י֙ תִּדְבָּקִ֔י⁠ן</w:t>
+      </w:r>
+    </w:p>
+    <w:p>
+      <w:pPr/>
+      <w:r>
+        <w:rPr>
+          <w:lang w:val="pt_PT" w:bidi="pt_PT"/>
+        </w:rPr>
+      </w:r>
+      <w:r>
+        <w:rPr>
           <w:b/>
           <w:lang w:val="pt_PT" w:bidi="pt_PT"/>
         </w:rPr>
@@ -13805,6 +15704,20 @@
       </w:r>
       <w:r>
         <w:rPr>
+          <w:lang w:val="pt_PT" w:bidi="pt_PT"/>
+        </w:rPr>
+        <w:t>וְ⁠לֹ֥א יִפְגְּעוּ־בָ֖⁠ךְ</w:t>
+      </w:r>
+    </w:p>
+    <w:p>
+      <w:pPr/>
+      <w:r>
+        <w:rPr>
+          <w:lang w:val="pt_PT" w:bidi="pt_PT"/>
+        </w:rPr>
+      </w:r>
+      <w:r>
+        <w:rPr>
           <w:b/>
           <w:lang w:val="pt_PT" w:bidi="pt_PT"/>
         </w:rPr>
@@ -13928,6 +15841,20 @@
       </w:r>
       <w:r>
         <w:rPr>
+          <w:lang w:val="pt_PT" w:bidi="pt_PT"/>
+        </w:rPr>
+        <w:t>וַ⁠תִּדְבַּ֞ק</w:t>
+      </w:r>
+    </w:p>
+    <w:p>
+      <w:pPr/>
+      <w:r>
+        <w:rPr>
+          <w:lang w:val="pt_PT" w:bidi="pt_PT"/>
+        </w:rPr>
+      </w:r>
+      <w:r>
+        <w:rPr>
           <w:b/>
           <w:lang w:val="pt_PT" w:bidi="pt_PT"/>
         </w:rPr>
@@ -14038,6 +15965,20 @@
       </w:r>
       <w:r>
         <w:rPr>
+          <w:lang w:val="pt_PT" w:bidi="pt_PT"/>
+        </w:rPr>
+        <w:t>עַד־כְּל֥וֹת קְצִֽיר־הַ⁠שְּׂעֹרִ֖ים וּ⁠קְצִ֣יר הַֽ⁠חִטִּ֑ים</w:t>
+      </w:r>
+    </w:p>
+    <w:p>
+      <w:pPr/>
+      <w:r>
+        <w:rPr>
+          <w:lang w:val="pt_PT" w:bidi="pt_PT"/>
+        </w:rPr>
+      </w:r>
+      <w:r>
+        <w:rPr>
           <w:b/>
           <w:lang w:val="pt_PT" w:bidi="pt_PT"/>
         </w:rPr>
@@ -14254,6 +16195,20 @@
       </w:r>
       <w:r>
         <w:rPr>
+          <w:lang w:val="pt_PT" w:bidi="pt_PT"/>
+        </w:rPr>
+        <w:t>וַ⁠תֹּ֥אמֶר לָ֖⁠הּ נָעֳמִ֣י חֲמוֹתָ֑⁠הּ</w:t>
+      </w:r>
+    </w:p>
+    <w:p>
+      <w:pPr/>
+      <w:r>
+        <w:rPr>
+          <w:lang w:val="pt_PT" w:bidi="pt_PT"/>
+        </w:rPr>
+      </w:r>
+      <w:r>
+        <w:rPr>
           <w:b/>
           <w:lang w:val="pt_PT" w:bidi="pt_PT"/>
         </w:rPr>
@@ -14473,6 +16428,20 @@
       </w:r>
       <w:r>
         <w:rPr>
+          <w:lang w:val="pt_PT" w:bidi="pt_PT"/>
+        </w:rPr>
+        <w:t>נָעֳמִ֣י חֲמוֹתָ֑⁠הּ</w:t>
+      </w:r>
+    </w:p>
+    <w:p>
+      <w:pPr/>
+      <w:r>
+        <w:rPr>
+          <w:lang w:val="pt_PT" w:bidi="pt_PT"/>
+        </w:rPr>
+      </w:r>
+      <w:r>
+        <w:rPr>
           <w:b/>
           <w:lang w:val="pt_PT" w:bidi="pt_PT"/>
         </w:rPr>
@@ -14582,6 +16551,20 @@
       </w:r>
       <w:r>
         <w:rPr>
+          <w:lang w:val="pt_PT" w:bidi="pt_PT"/>
+        </w:rPr>
+        <w:t>חֲמוֹתָ֑⁠הּ</w:t>
+      </w:r>
+    </w:p>
+    <w:p>
+      <w:pPr/>
+      <w:r>
+        <w:rPr>
+          <w:lang w:val="pt_PT" w:bidi="pt_PT"/>
+        </w:rPr>
+      </w:r>
+      <w:r>
+        <w:rPr>
           <w:b/>
           <w:lang w:val="pt_PT" w:bidi="pt_PT"/>
         </w:rPr>
@@ -14678,6 +16661,20 @@
       </w:r>
       <w:r>
         <w:rPr>
+          <w:lang w:val="pt_PT" w:bidi="pt_PT"/>
+        </w:rPr>
+        <w:t>בִּתִּ֞⁠י</w:t>
+      </w:r>
+    </w:p>
+    <w:p>
+      <w:pPr/>
+      <w:r>
+        <w:rPr>
+          <w:lang w:val="pt_PT" w:bidi="pt_PT"/>
+        </w:rPr>
+      </w:r>
+      <w:r>
+        <w:rPr>
           <w:b/>
           <w:lang w:val="pt_PT" w:bidi="pt_PT"/>
         </w:rPr>
@@ -14774,6 +16771,20 @@
       </w:r>
       <w:r>
         <w:rPr>
+          <w:lang w:val="pt_PT" w:bidi="pt_PT"/>
+        </w:rPr>
+        <w:t>הֲ⁠לֹ֧א אֲבַקֶּשׁ־לָ֛⁠ךְ מָנ֖וֹחַ אֲשֶׁ֥ר יִֽיטַב־לָֽ⁠ךְ</w:t>
+      </w:r>
+    </w:p>
+    <w:p>
+      <w:pPr/>
+      <w:r>
+        <w:rPr>
+          <w:lang w:val="pt_PT" w:bidi="pt_PT"/>
+        </w:rPr>
+      </w:r>
+      <w:r>
+        <w:rPr>
           <w:b/>
           <w:lang w:val="pt_PT" w:bidi="pt_PT"/>
         </w:rPr>
@@ -14871,6 +16882,20 @@
       </w:r>
       <w:r>
         <w:rPr>
+          <w:lang w:val="pt_PT" w:bidi="pt_PT"/>
+        </w:rPr>
+        <w:t>מָנ֖וֹחַ</w:t>
+      </w:r>
+    </w:p>
+    <w:p>
+      <w:pPr/>
+      <w:r>
+        <w:rPr>
+          <w:lang w:val="pt_PT" w:bidi="pt_PT"/>
+        </w:rPr>
+      </w:r>
+      <w:r>
+        <w:rPr>
           <w:b/>
           <w:lang w:val="pt_PT" w:bidi="pt_PT"/>
         </w:rPr>
@@ -14974,6 +16999,20 @@
       </w:r>
       <w:r>
         <w:rPr>
+          <w:lang w:val="pt_PT" w:bidi="pt_PT"/>
+        </w:rPr>
+        <w:t>וְ⁠עַתָּ֗ה</w:t>
+      </w:r>
+    </w:p>
+    <w:p>
+      <w:pPr/>
+      <w:r>
+        <w:rPr>
+          <w:lang w:val="pt_PT" w:bidi="pt_PT"/>
+        </w:rPr>
+      </w:r>
+      <w:r>
+        <w:rPr>
           <w:b/>
           <w:lang w:val="pt_PT" w:bidi="pt_PT"/>
         </w:rPr>
@@ -14993,7 +17032,7 @@
         </w:rPr>
         <w:t xml:space="preserve">A pergunta retórica de Noemi em </w:t>
       </w:r>
-      <w:hyperlink r:id="rId13">
+      <w:hyperlink r:id="rId15">
         <w:r>
           <w:rPr>
             <w:lang w:val="pt_PT" w:bidi="pt_PT"/>
@@ -15011,7 +17050,7 @@
         </w:rPr>
         <w:t xml:space="preserve"> fornece a razão para o plano que ela está prestes a contar a Rute nos versículos </w:t>
       </w:r>
-      <w:hyperlink r:id="rId14">
+      <w:hyperlink r:id="rId16">
         <w:r>
           <w:rPr>
             <w:lang w:val="pt_PT" w:bidi="pt_PT"/>
@@ -15093,6 +17132,20 @@
       </w:r>
       <w:r>
         <w:rPr>
+          <w:lang w:val="pt_PT" w:bidi="pt_PT"/>
+        </w:rPr>
+        <w:t>הֲ⁠לֹ֥א בֹ֨עַז֙ מֹֽדַעְתָּ֔⁠נוּ אֲשֶׁ֥ר הָיִ֖ית אֶת־נַעֲרוֹתָ֑י⁠ו</w:t>
+      </w:r>
+    </w:p>
+    <w:p>
+      <w:pPr/>
+      <w:r>
+        <w:rPr>
+          <w:lang w:val="pt_PT" w:bidi="pt_PT"/>
+        </w:rPr>
+      </w:r>
+      <w:r>
+        <w:rPr>
           <w:b/>
           <w:lang w:val="pt_PT" w:bidi="pt_PT"/>
         </w:rPr>
@@ -15126,7 +17179,7 @@
         </w:rPr>
         <w:t xml:space="preserve">Noemi usa a forma de pergunta aqui para lembrar Rute de algo que ela já havia lhe dito (Veja </w:t>
       </w:r>
-      <w:hyperlink r:id="rId15">
+      <w:hyperlink r:id="rId17">
         <w:r>
           <w:rPr>
             <w:lang w:val="pt_PT" w:bidi="pt_PT"/>
@@ -15208,6 +17261,20 @@
       </w:r>
       <w:r>
         <w:rPr>
+          <w:lang w:val="pt_PT" w:bidi="pt_PT"/>
+        </w:rPr>
+        <w:t>אֲשֶׁ֥ר הָיִ֖ית אֶת־נַעֲרוֹתָ֑י⁠ו</w:t>
+      </w:r>
+    </w:p>
+    <w:p>
+      <w:pPr/>
+      <w:r>
+        <w:rPr>
+          <w:lang w:val="pt_PT" w:bidi="pt_PT"/>
+        </w:rPr>
+      </w:r>
+      <w:r>
+        <w:rPr>
           <w:b/>
           <w:lang w:val="pt_PT" w:bidi="pt_PT"/>
         </w:rPr>
@@ -15305,6 +17372,20 @@
       </w:r>
       <w:r>
         <w:rPr>
+          <w:lang w:val="pt_PT" w:bidi="pt_PT"/>
+        </w:rPr>
+        <w:t>הִנֵּה</w:t>
+      </w:r>
+    </w:p>
+    <w:p>
+      <w:pPr/>
+      <w:r>
+        <w:rPr>
+          <w:lang w:val="pt_PT" w:bidi="pt_PT"/>
+        </w:rPr>
+      </w:r>
+      <w:r>
+        <w:rPr>
           <w:b/>
           <w:lang w:val="pt_PT" w:bidi="pt_PT"/>
         </w:rPr>
@@ -15464,6 +17545,20 @@
       </w:r>
       <w:r>
         <w:rPr>
+          <w:lang w:val="pt_PT" w:bidi="pt_PT"/>
+        </w:rPr>
+        <w:t>וְיָרַ֣דְתְּ הַ⁠גֹּ֑רֶן</w:t>
+      </w:r>
+    </w:p>
+    <w:p>
+      <w:pPr/>
+      <w:r>
+        <w:rPr>
+          <w:lang w:val="pt_PT" w:bidi="pt_PT"/>
+        </w:rPr>
+      </w:r>
+      <w:r>
+        <w:rPr>
           <w:b/>
           <w:lang w:val="pt_PT" w:bidi="pt_PT"/>
         </w:rPr>
@@ -15587,6 +17682,20 @@
       </w:r>
       <w:r>
         <w:rPr>
+          <w:lang w:val="pt_PT" w:bidi="pt_PT"/>
+        </w:rPr>
+        <w:t>לֶ⁠אֱכֹ֥ל וְ⁠לִ⁠שְׁתּֽוֹת</w:t>
+      </w:r>
+    </w:p>
+    <w:p>
+      <w:pPr/>
+      <w:r>
+        <w:rPr>
+          <w:lang w:val="pt_PT" w:bidi="pt_PT"/>
+        </w:rPr>
+      </w:r>
+      <w:r>
+        <w:rPr>
           <w:b/>
           <w:lang w:val="pt_PT" w:bidi="pt_PT"/>
         </w:rPr>
@@ -15650,6 +17759,20 @@
       </w:r>
       <w:r>
         <w:rPr>
+          <w:lang w:val="pt_PT" w:bidi="pt_PT"/>
+        </w:rPr>
+        <w:t>וִ⁠יהִ֣י</w:t>
+      </w:r>
+    </w:p>
+    <w:p>
+      <w:pPr/>
+      <w:r>
+        <w:rPr>
+          <w:lang w:val="pt_PT" w:bidi="pt_PT"/>
+        </w:rPr>
+      </w:r>
+      <w:r>
+        <w:rPr>
           <w:b/>
           <w:lang w:val="pt_PT" w:bidi="pt_PT"/>
         </w:rPr>
@@ -15759,6 +17882,20 @@
       </w:r>
       <w:r>
         <w:rPr>
+          <w:lang w:val="pt_PT" w:bidi="pt_PT"/>
+        </w:rPr>
+        <w:t>וְ⁠גִלִּ֥ית מַרְגְּלֹתָ֖י⁠ו</w:t>
+      </w:r>
+    </w:p>
+    <w:p>
+      <w:pPr/>
+      <w:r>
+        <w:rPr>
+          <w:lang w:val="pt_PT" w:bidi="pt_PT"/>
+        </w:rPr>
+      </w:r>
+      <w:r>
+        <w:rPr>
           <w:b/>
           <w:lang w:val="pt_PT" w:bidi="pt_PT"/>
         </w:rPr>
@@ -15882,6 +18019,20 @@
       </w:r>
       <w:r>
         <w:rPr>
+          <w:lang w:val="pt_PT" w:bidi="pt_PT"/>
+        </w:rPr>
+        <w:t>מַרְגְּלֹתָ֖י⁠ו</w:t>
+      </w:r>
+    </w:p>
+    <w:p>
+      <w:pPr/>
+      <w:r>
+        <w:rPr>
+          <w:lang w:val="pt_PT" w:bidi="pt_PT"/>
+        </w:rPr>
+      </w:r>
+      <w:r>
+        <w:rPr>
           <w:b/>
           <w:lang w:val="pt_PT" w:bidi="pt_PT"/>
         </w:rPr>
@@ -15978,6 +18129,20 @@
       </w:r>
       <w:r>
         <w:rPr>
+          <w:lang w:val="pt_PT" w:bidi="pt_PT"/>
+        </w:rPr>
+        <w:t>וְ⁠הוּא֙ יַגִּ֣יד לָ֔⁠ךְ אֵ֖ת אֲשֶׁ֥ר תַּעַשִֽׂי⁠ן</w:t>
+      </w:r>
+    </w:p>
+    <w:p>
+      <w:pPr/>
+      <w:r>
+        <w:rPr>
+          <w:lang w:val="pt_PT" w:bidi="pt_PT"/>
+        </w:rPr>
+      </w:r>
+      <w:r>
+        <w:rPr>
           <w:b/>
           <w:lang w:val="pt_PT" w:bidi="pt_PT"/>
         </w:rPr>
@@ -16055,6 +18220,20 @@
       </w:r>
       <w:r>
         <w:rPr>
+          <w:lang w:val="pt_PT" w:bidi="pt_PT"/>
+        </w:rPr>
+        <w:t>וְ⁠הוּא֙ יַגִּ֣יד</w:t>
+      </w:r>
+    </w:p>
+    <w:p>
+      <w:pPr/>
+      <w:r>
+        <w:rPr>
+          <w:lang w:val="pt_PT" w:bidi="pt_PT"/>
+        </w:rPr>
+      </w:r>
+      <w:r>
+        <w:rPr>
           <w:b/>
           <w:lang w:val="pt_PT" w:bidi="pt_PT"/>
         </w:rPr>
@@ -16145,6 +18324,20 @@
       </w:r>
       <w:r>
         <w:rPr>
+          <w:lang w:val="pt_PT" w:bidi="pt_PT"/>
+        </w:rPr>
+        <w:t>וַ⁠תַּ֕עַשׂ כְּ⁠כֹ֥ל אֲשֶׁר־צִוַּ֖תָּ⁠ה חֲמוֹתָֽ⁠הּ</w:t>
+      </w:r>
+    </w:p>
+    <w:p>
+      <w:pPr/>
+      <w:r>
+        <w:rPr>
+          <w:lang w:val="pt_PT" w:bidi="pt_PT"/>
+        </w:rPr>
+      </w:r>
+      <w:r>
+        <w:rPr>
           <w:b/>
           <w:lang w:val="pt_PT" w:bidi="pt_PT"/>
         </w:rPr>
@@ -16178,7 +18371,7 @@
         </w:rPr>
         <w:t xml:space="preserve">Esta declaração resume as ações que Rute fará em </w:t>
       </w:r>
-      <w:hyperlink r:id="rId16">
+      <w:hyperlink r:id="rId18">
         <w:r>
           <w:rPr>
             <w:lang w:val="pt_PT" w:bidi="pt_PT"/>
@@ -16196,7 +18389,7 @@
         </w:rPr>
         <w:t xml:space="preserve">. Se as pessoas entenderem erroneamente que Rute fez essas ações em </w:t>
       </w:r>
-      <w:hyperlink r:id="rId17">
+      <w:hyperlink r:id="rId19">
         <w:r>
           <w:rPr>
             <w:lang w:val="pt_PT" w:bidi="pt_PT"/>
@@ -16214,7 +18407,7 @@
         </w:rPr>
         <w:t xml:space="preserve"> e depois as repetiu em </w:t>
       </w:r>
-      <w:hyperlink r:id="rId16">
+      <w:hyperlink r:id="rId18">
         <w:r>
           <w:rPr>
             <w:lang w:val="pt_PT" w:bidi="pt_PT"/>
@@ -16245,7 +18438,7 @@
         </w:rPr>
         <w:t xml:space="preserve">. Ou, se isso torna a ordem dos eventos mais clara, você pode mover esta frase para o final de </w:t>
       </w:r>
-      <w:hyperlink r:id="rId16">
+      <w:hyperlink r:id="rId18">
         <w:r>
           <w:rPr>
             <w:lang w:val="pt_PT" w:bidi="pt_PT"/>
@@ -16327,6 +18520,20 @@
       </w:r>
       <w:r>
         <w:rPr>
+          <w:lang w:val="pt_PT" w:bidi="pt_PT"/>
+        </w:rPr>
+        <w:t>וַ⁠יִּיטַ֣ב לִבּ֔⁠וֹ</w:t>
+      </w:r>
+    </w:p>
+    <w:p>
+      <w:pPr/>
+      <w:r>
+        <w:rPr>
+          <w:lang w:val="pt_PT" w:bidi="pt_PT"/>
+        </w:rPr>
+      </w:r>
+      <w:r>
+        <w:rPr>
           <w:b/>
           <w:lang w:val="pt_PT" w:bidi="pt_PT"/>
         </w:rPr>
@@ -16545,7 +18752,7 @@
         </w:rPr>
         <w:t xml:space="preserve"> em </w:t>
       </w:r>
-      <w:hyperlink r:id="rId18">
+      <w:hyperlink r:id="rId20">
         <w:r>
           <w:rPr>
             <w:lang w:val="pt_PT" w:bidi="pt_PT"/>
@@ -16627,6 +18834,20 @@
       </w:r>
       <w:r>
         <w:rPr>
+          <w:lang w:val="pt_PT" w:bidi="pt_PT"/>
+        </w:rPr>
+        <w:t>וַ⁠יְהִי֙ בַּ⁠חֲצִ֣י הַ⁠לַּ֔יְלָה</w:t>
+      </w:r>
+    </w:p>
+    <w:p>
+      <w:pPr/>
+      <w:r>
+        <w:rPr>
+          <w:lang w:val="pt_PT" w:bidi="pt_PT"/>
+        </w:rPr>
+      </w:r>
+      <w:r>
+        <w:rPr>
           <w:b/>
           <w:lang w:val="pt_PT" w:bidi="pt_PT"/>
         </w:rPr>
@@ -16737,6 +18958,20 @@
       </w:r>
       <w:r>
         <w:rPr>
+          <w:lang w:val="pt_PT" w:bidi="pt_PT"/>
+        </w:rPr>
+        <w:t>וַ⁠יֶּחֱרַ֥ד הָ⁠אִ֖ישׁ</w:t>
+      </w:r>
+    </w:p>
+    <w:p>
+      <w:pPr/>
+      <w:r>
+        <w:rPr>
+          <w:lang w:val="pt_PT" w:bidi="pt_PT"/>
+        </w:rPr>
+      </w:r>
+      <w:r>
+        <w:rPr>
           <w:b/>
           <w:lang w:val="pt_PT" w:bidi="pt_PT"/>
         </w:rPr>
@@ -16957,6 +19192,20 @@
       </w:r>
       <w:r>
         <w:rPr>
+          <w:lang w:val="pt_PT" w:bidi="pt_PT"/>
+        </w:rPr>
+        <w:t>אֲמָתֶ֔⁠ךָ &amp; אֲמָ֣תְ⁠ךָ֔</w:t>
+      </w:r>
+    </w:p>
+    <w:p>
+      <w:pPr/>
+      <w:r>
+        <w:rPr>
+          <w:lang w:val="pt_PT" w:bidi="pt_PT"/>
+        </w:rPr>
+      </w:r>
+      <w:r>
+        <w:rPr>
           <w:b/>
           <w:lang w:val="pt_PT" w:bidi="pt_PT"/>
         </w:rPr>
@@ -17053,6 +19302,20 @@
       </w:r>
       <w:r>
         <w:rPr>
+          <w:lang w:val="pt_PT" w:bidi="pt_PT"/>
+        </w:rPr>
+        <w:t>וּ⁠פָרַשְׂתָּ֤ כְנָפֶ֨⁠ךָ֙ עַל־אֲמָ֣תְ⁠ךָ֔</w:t>
+      </w:r>
+    </w:p>
+    <w:p>
+      <w:pPr/>
+      <w:r>
+        <w:rPr>
+          <w:lang w:val="pt_PT" w:bidi="pt_PT"/>
+        </w:rPr>
+      </w:r>
+      <w:r>
+        <w:rPr>
           <w:b/>
           <w:lang w:val="pt_PT" w:bidi="pt_PT"/>
         </w:rPr>
@@ -17189,7 +19452,7 @@
         </w:rPr>
         <w:t xml:space="preserve">Veja como você traduziu este termo em </w:t>
       </w:r>
-      <w:hyperlink r:id="rId15">
+      <w:hyperlink r:id="rId17">
         <w:r>
           <w:rPr>
             <w:lang w:val="pt_PT" w:bidi="pt_PT"/>
@@ -17271,6 +19534,20 @@
       </w:r>
       <w:r>
         <w:rPr>
+          <w:lang w:val="pt_PT" w:bidi="pt_PT"/>
+        </w:rPr>
+        <w:t>בְּרוּכָ֨ה אַ֤תְּ לַֽ⁠יהוָה֙</w:t>
+      </w:r>
+    </w:p>
+    <w:p>
+      <w:pPr/>
+      <w:r>
+        <w:rPr>
+          <w:lang w:val="pt_PT" w:bidi="pt_PT"/>
+        </w:rPr>
+      </w:r>
+      <w:r>
+        <w:rPr>
           <w:b/>
           <w:lang w:val="pt_PT" w:bidi="pt_PT"/>
         </w:rPr>
@@ -17368,6 +19645,20 @@
       </w:r>
       <w:r>
         <w:rPr>
+          <w:lang w:val="pt_PT" w:bidi="pt_PT"/>
+        </w:rPr>
+        <w:t>בִּתִּ֔⁠י</w:t>
+      </w:r>
+    </w:p>
+    <w:p>
+      <w:pPr/>
+      <w:r>
+        <w:rPr>
+          <w:lang w:val="pt_PT" w:bidi="pt_PT"/>
+        </w:rPr>
+      </w:r>
+      <w:r>
+        <w:rPr>
           <w:b/>
           <w:lang w:val="pt_PT" w:bidi="pt_PT"/>
         </w:rPr>
@@ -17400,7 +19691,7 @@
         </w:rPr>
         <w:t xml:space="preserve"> em </w:t>
       </w:r>
-      <w:hyperlink r:id="rId19">
+      <w:hyperlink r:id="rId21">
         <w:r>
           <w:rPr>
             <w:lang w:val="pt_PT" w:bidi="pt_PT"/>
@@ -17482,6 +19773,20 @@
       </w:r>
       <w:r>
         <w:rPr>
+          <w:lang w:val="pt_PT" w:bidi="pt_PT"/>
+        </w:rPr>
+        <w:t>הֵיטַ֛בְתְּ חַסְדֵּ֥⁠ךְ הָ⁠אַחֲר֖וֹן מִן־הָ⁠רִאשׁ֑וֹן</w:t>
+      </w:r>
+    </w:p>
+    <w:p>
+      <w:pPr/>
+      <w:r>
+        <w:rPr>
+          <w:lang w:val="pt_PT" w:bidi="pt_PT"/>
+        </w:rPr>
+      </w:r>
+      <w:r>
+        <w:rPr>
           <w:b/>
           <w:lang w:val="pt_PT" w:bidi="pt_PT"/>
         </w:rPr>
@@ -17579,6 +19884,20 @@
       </w:r>
       <w:r>
         <w:rPr>
+          <w:lang w:val="pt_PT" w:bidi="pt_PT"/>
+        </w:rPr>
+        <w:t>הָ⁠רִאשׁ֑וֹן</w:t>
+      </w:r>
+    </w:p>
+    <w:p>
+      <w:pPr/>
+      <w:r>
+        <w:rPr>
+          <w:lang w:val="pt_PT" w:bidi="pt_PT"/>
+        </w:rPr>
+      </w:r>
+      <w:r>
+        <w:rPr>
           <w:b/>
           <w:lang w:val="pt_PT" w:bidi="pt_PT"/>
         </w:rPr>
@@ -17688,6 +20007,20 @@
       </w:r>
       <w:r>
         <w:rPr>
+          <w:lang w:val="pt_PT" w:bidi="pt_PT"/>
+        </w:rPr>
+        <w:t>לְ⁠בִלְתִּי־לֶ֗כֶת אַחֲרֵי֙</w:t>
+      </w:r>
+    </w:p>
+    <w:p>
+      <w:pPr/>
+      <w:r>
+        <w:rPr>
+          <w:lang w:val="pt_PT" w:bidi="pt_PT"/>
+        </w:rPr>
+      </w:r>
+      <w:r>
+        <w:rPr>
           <w:b/>
           <w:lang w:val="pt_PT" w:bidi="pt_PT"/>
         </w:rPr>
@@ -17784,6 +20117,20 @@
       </w:r>
       <w:r>
         <w:rPr>
+          <w:lang w:val="pt_PT" w:bidi="pt_PT"/>
+        </w:rPr>
+        <w:t>וְ⁠עַתָּ֗ה</w:t>
+      </w:r>
+    </w:p>
+    <w:p>
+      <w:pPr/>
+      <w:r>
+        <w:rPr>
+          <w:lang w:val="pt_PT" w:bidi="pt_PT"/>
+        </w:rPr>
+      </w:r>
+      <w:r>
+        <w:rPr>
           <w:b/>
           <w:lang w:val="pt_PT" w:bidi="pt_PT"/>
         </w:rPr>
@@ -17810,7 +20157,7 @@
         </w:rPr>
         <w:t xml:space="preserve"> indica que o que foi mencionado anteriormente no versículo </w:t>
       </w:r>
-      <w:hyperlink r:id="rId20">
+      <w:hyperlink r:id="rId22">
         <w:r>
           <w:rPr>
             <w:lang w:val="pt_PT" w:bidi="pt_PT"/>
@@ -17892,6 +20239,20 @@
       </w:r>
       <w:r>
         <w:rPr>
+          <w:lang w:val="pt_PT" w:bidi="pt_PT"/>
+        </w:rPr>
+        <w:t>בִּתִּ⁠י֙</w:t>
+      </w:r>
+    </w:p>
+    <w:p>
+      <w:pPr/>
+      <w:r>
+        <w:rPr>
+          <w:lang w:val="pt_PT" w:bidi="pt_PT"/>
+        </w:rPr>
+      </w:r>
+      <w:r>
+        <w:rPr>
           <w:b/>
           <w:lang w:val="pt_PT" w:bidi="pt_PT"/>
         </w:rPr>
@@ -17911,7 +20272,7 @@
         </w:rPr>
         <w:t xml:space="preserve">Veja como você traduziu isso em </w:t>
       </w:r>
-      <w:hyperlink r:id="rId19">
+      <w:hyperlink r:id="rId21">
         <w:r>
           <w:rPr>
             <w:lang w:val="pt_PT" w:bidi="pt_PT"/>
@@ -17929,7 +20290,7 @@
         </w:rPr>
         <w:t xml:space="preserve"> e </w:t>
       </w:r>
-      <w:hyperlink r:id="rId20">
+      <w:hyperlink r:id="rId22">
         <w:r>
           <w:rPr>
             <w:lang w:val="pt_PT" w:bidi="pt_PT"/>
@@ -18011,6 +20372,20 @@
       </w:r>
       <w:r>
         <w:rPr>
+          <w:lang w:val="pt_PT" w:bidi="pt_PT"/>
+        </w:rPr>
+        <w:t>כָּל־שַׁ֣עַר עַמִּ֔⁠י</w:t>
+      </w:r>
+    </w:p>
+    <w:p>
+      <w:pPr/>
+      <w:r>
+        <w:rPr>
+          <w:lang w:val="pt_PT" w:bidi="pt_PT"/>
+        </w:rPr>
+      </w:r>
+      <w:r>
+        <w:rPr>
           <w:b/>
           <w:lang w:val="pt_PT" w:bidi="pt_PT"/>
         </w:rPr>
@@ -18203,6 +20578,20 @@
       </w:r>
       <w:r>
         <w:rPr>
+          <w:lang w:val="pt_PT" w:bidi="pt_PT"/>
+        </w:rPr>
+        <w:t>וְ⁠עַתָּה֙</w:t>
+      </w:r>
+    </w:p>
+    <w:p>
+      <w:pPr/>
+      <w:r>
+        <w:rPr>
+          <w:lang w:val="pt_PT" w:bidi="pt_PT"/>
+        </w:rPr>
+      </w:r>
+      <w:r>
+        <w:rPr>
           <w:b/>
           <w:lang w:val="pt_PT" w:bidi="pt_PT"/>
         </w:rPr>
@@ -18235,7 +20624,7 @@
         </w:rPr>
         <w:t xml:space="preserve"> indica que o que segue é algo importante para o qual Rute deve prestar atenção, assim como o que Boaz introduziu dizendo "Agora" em </w:t>
       </w:r>
-      <w:hyperlink r:id="rId21">
+      <w:hyperlink r:id="rId23">
         <w:r>
           <w:rPr>
             <w:lang w:val="pt_PT" w:bidi="pt_PT"/>
@@ -18317,6 +20706,20 @@
       </w:r>
       <w:r>
         <w:rPr>
+          <w:lang w:val="pt_PT" w:bidi="pt_PT"/>
+        </w:rPr>
+        <w:t>וְ⁠גַ֛ם</w:t>
+      </w:r>
+    </w:p>
+    <w:p>
+      <w:pPr/>
+      <w:r>
+        <w:rPr>
+          <w:lang w:val="pt_PT" w:bidi="pt_PT"/>
+        </w:rPr>
+      </w:r>
+      <w:r>
+        <w:rPr>
           <w:b/>
           <w:lang w:val="pt_PT" w:bidi="pt_PT"/>
         </w:rPr>
@@ -18362,7 +20765,7 @@
         </w:rPr>
         <w:t xml:space="preserve"> indica um contraste entre a disposição de Boaz em se casar com Rute </w:t>
       </w:r>
-      <w:hyperlink r:id="rId21">
+      <w:hyperlink r:id="rId23">
         <w:r>
           <w:rPr>
             <w:lang w:val="pt_PT" w:bidi="pt_PT"/>
@@ -18380,7 +20783,7 @@
         </w:rPr>
         <w:t xml:space="preserve"> e a possibilidade de outro homem se casar com ela em vez disso </w:t>
       </w:r>
-      <w:hyperlink r:id="rId22">
+      <w:hyperlink r:id="rId24">
         <w:r>
           <w:rPr>
             <w:lang w:val="pt_PT" w:bidi="pt_PT"/>
@@ -18462,6 +20865,20 @@
       </w:r>
       <w:r>
         <w:rPr>
+          <w:lang w:val="pt_PT" w:bidi="pt_PT"/>
+        </w:rPr>
+        <w:t>גֹאֵ֖ל &amp; גֹּאֵ֖ל</w:t>
+      </w:r>
+    </w:p>
+    <w:p>
+      <w:pPr/>
+      <w:r>
+        <w:rPr>
+          <w:lang w:val="pt_PT" w:bidi="pt_PT"/>
+        </w:rPr>
+      </w:r>
+      <w:r>
+        <w:rPr>
           <w:b/>
           <w:lang w:val="pt_PT" w:bidi="pt_PT"/>
         </w:rPr>
@@ -18508,7 +20925,7 @@
         </w:rPr>
         <w:t xml:space="preserve"> (como faz o texto original) em </w:t>
       </w:r>
-      <w:hyperlink r:id="rId15">
+      <w:hyperlink r:id="rId17">
         <w:r>
           <w:rPr>
             <w:lang w:val="pt_PT" w:bidi="pt_PT"/>
@@ -18590,6 +21007,20 @@
       </w:r>
       <w:r>
         <w:rPr>
+          <w:lang w:val="pt_PT" w:bidi="pt_PT"/>
+        </w:rPr>
+        <w:t>אִם־יִגְאָלֵ֥⁠ךְ</w:t>
+      </w:r>
+    </w:p>
+    <w:p>
+      <w:pPr/>
+      <w:r>
+        <w:rPr>
+          <w:lang w:val="pt_PT" w:bidi="pt_PT"/>
+        </w:rPr>
+      </w:r>
+      <w:r>
+        <w:rPr>
           <w:b/>
           <w:lang w:val="pt_PT" w:bidi="pt_PT"/>
         </w:rPr>
@@ -18713,6 +21144,20 @@
       </w:r>
       <w:r>
         <w:rPr>
+          <w:lang w:val="pt_PT" w:bidi="pt_PT"/>
+        </w:rPr>
+        <w:t>וּ⁠גְאַלְתִּ֥י⁠ךְ אָנֹ֖כִי</w:t>
+      </w:r>
+    </w:p>
+    <w:p>
+      <w:pPr/>
+      <w:r>
+        <w:rPr>
+          <w:lang w:val="pt_PT" w:bidi="pt_PT"/>
+        </w:rPr>
+      </w:r>
+      <w:r>
+        <w:rPr>
           <w:b/>
           <w:lang w:val="pt_PT" w:bidi="pt_PT"/>
         </w:rPr>
@@ -18926,6 +21371,20 @@
       </w:r>
       <w:r>
         <w:rPr>
+          <w:lang w:val="pt_PT" w:bidi="pt_PT"/>
+        </w:rPr>
+        <w:t>וַ⁠תִּשְׁכַּ֤ב מַרְגְּלוֹתָיו֙</w:t>
+      </w:r>
+    </w:p>
+    <w:p>
+      <w:pPr/>
+      <w:r>
+        <w:rPr>
+          <w:lang w:val="pt_PT" w:bidi="pt_PT"/>
+        </w:rPr>
+      </w:r>
+      <w:r>
+        <w:rPr>
           <w:b/>
           <w:lang w:val="pt_PT" w:bidi="pt_PT"/>
         </w:rPr>
@@ -19036,6 +21495,20 @@
       </w:r>
       <w:r>
         <w:rPr>
+          <w:lang w:val="pt_PT" w:bidi="pt_PT"/>
+        </w:rPr>
+        <w:t>בְּטֶ֛רֶם יַכִּ֥יר אִ֖ישׁ אֶת־רֵעֵ֑⁠הוּ</w:t>
+      </w:r>
+    </w:p>
+    <w:p>
+      <w:pPr/>
+      <w:r>
+        <w:rPr>
+          <w:lang w:val="pt_PT" w:bidi="pt_PT"/>
+        </w:rPr>
+      </w:r>
+      <w:r>
+        <w:rPr>
           <w:b/>
           <w:lang w:val="pt_PT" w:bidi="pt_PT"/>
         </w:rPr>
@@ -19159,6 +21632,20 @@
       </w:r>
       <w:r>
         <w:rPr>
+          <w:lang w:val="pt_PT" w:bidi="pt_PT"/>
+        </w:rPr>
+        <w:t>וַ⁠יֹּ֨אמֶר֙</w:t>
+      </w:r>
+    </w:p>
+    <w:p>
+      <w:pPr/>
+      <w:r>
+        <w:rPr>
+          <w:lang w:val="pt_PT" w:bidi="pt_PT"/>
+        </w:rPr>
+      </w:r>
+      <w:r>
+        <w:rPr>
           <w:b/>
           <w:lang w:val="pt_PT" w:bidi="pt_PT"/>
         </w:rPr>
@@ -19242,6 +21729,20 @@
       </w:r>
       <w:r>
         <w:rPr>
+          <w:lang w:val="pt_PT" w:bidi="pt_PT"/>
+        </w:rPr>
+        <w:t>אַל־יִוָּדַ֔ע</w:t>
+      </w:r>
+    </w:p>
+    <w:p>
+      <w:pPr/>
+      <w:r>
+        <w:rPr>
+          <w:lang w:val="pt_PT" w:bidi="pt_PT"/>
+        </w:rPr>
+      </w:r>
+      <w:r>
+        <w:rPr>
           <w:b/>
           <w:lang w:val="pt_PT" w:bidi="pt_PT"/>
         </w:rPr>
@@ -19339,6 +21840,20 @@
       </w:r>
       <w:r>
         <w:rPr>
+          <w:lang w:val="pt_PT" w:bidi="pt_PT"/>
+        </w:rPr>
+        <w:t>הַ⁠מִּטְפַּ֧חַת</w:t>
+      </w:r>
+    </w:p>
+    <w:p>
+      <w:pPr/>
+      <w:r>
+        <w:rPr>
+          <w:lang w:val="pt_PT" w:bidi="pt_PT"/>
+        </w:rPr>
+      </w:r>
+      <w:r>
+        <w:rPr>
           <w:b/>
           <w:lang w:val="pt_PT" w:bidi="pt_PT"/>
         </w:rPr>
@@ -19435,6 +21950,20 @@
       </w:r>
       <w:r>
         <w:rPr>
+          <w:lang w:val="pt_PT" w:bidi="pt_PT"/>
+        </w:rPr>
+        <w:t>שֵׁשׁ־שְׂעֹרִים֙</w:t>
+      </w:r>
+    </w:p>
+    <w:p>
+      <w:pPr/>
+      <w:r>
+        <w:rPr>
+          <w:lang w:val="pt_PT" w:bidi="pt_PT"/>
+        </w:rPr>
+      </w:r>
+      <w:r>
+        <w:rPr>
           <w:b/>
           <w:lang w:val="pt_PT" w:bidi="pt_PT"/>
         </w:rPr>
@@ -19518,6 +22047,20 @@
       </w:r>
       <w:r>
         <w:rPr>
+          <w:lang w:val="pt_PT" w:bidi="pt_PT"/>
+        </w:rPr>
+        <w:t>וַ⁠יָּ֣שֶׁת עָלֶ֔י⁠הָ</w:t>
+      </w:r>
+    </w:p>
+    <w:p>
+      <w:pPr/>
+      <w:r>
+        <w:rPr>
+          <w:lang w:val="pt_PT" w:bidi="pt_PT"/>
+        </w:rPr>
+      </w:r>
+      <w:r>
+        <w:rPr>
           <w:b/>
           <w:lang w:val="pt_PT" w:bidi="pt_PT"/>
         </w:rPr>
@@ -19601,6 +22144,20 @@
       </w:r>
       <w:r>
         <w:rPr>
+          <w:lang w:val="pt_PT" w:bidi="pt_PT"/>
+        </w:rPr>
+        <w:t>וַ⁠יָּבֹ֖א הָ⁠עִֽיר</w:t>
+      </w:r>
+    </w:p>
+    <w:p>
+      <w:pPr/>
+      <w:r>
+        <w:rPr>
+          <w:lang w:val="pt_PT" w:bidi="pt_PT"/>
+        </w:rPr>
+      </w:r>
+      <w:r>
+        <w:rPr>
           <w:b/>
           <w:lang w:val="pt_PT" w:bidi="pt_PT"/>
         </w:rPr>
@@ -19697,6 +22254,20 @@
       </w:r>
       <w:r>
         <w:rPr>
+          <w:lang w:val="pt_PT" w:bidi="pt_PT"/>
+        </w:rPr>
+        <w:t>מִי־אַ֣תְּ</w:t>
+      </w:r>
+    </w:p>
+    <w:p>
+      <w:pPr/>
+      <w:r>
+        <w:rPr>
+          <w:lang w:val="pt_PT" w:bidi="pt_PT"/>
+        </w:rPr>
+      </w:r>
+      <w:r>
+        <w:rPr>
           <w:b/>
           <w:lang w:val="pt_PT" w:bidi="pt_PT"/>
         </w:rPr>
@@ -19793,6 +22364,20 @@
       </w:r>
       <w:r>
         <w:rPr>
+          <w:lang w:val="pt_PT" w:bidi="pt_PT"/>
+        </w:rPr>
+        <w:t>בִּתִּ֑⁠י</w:t>
+      </w:r>
+    </w:p>
+    <w:p>
+      <w:pPr/>
+      <w:r>
+        <w:rPr>
+          <w:lang w:val="pt_PT" w:bidi="pt_PT"/>
+        </w:rPr>
+      </w:r>
+      <w:r>
+        <w:rPr>
           <w:b/>
           <w:lang w:val="pt_PT" w:bidi="pt_PT"/>
         </w:rPr>
@@ -19889,6 +22474,20 @@
       </w:r>
       <w:r>
         <w:rPr>
+          <w:lang w:val="pt_PT" w:bidi="pt_PT"/>
+        </w:rPr>
+        <w:t>אֵ֛ת כָּל־אֲשֶׁ֥ר עָֽשָׂה־לָ֖⁠הּ הָ⁠אִֽישׁ</w:t>
+      </w:r>
+    </w:p>
+    <w:p>
+      <w:pPr/>
+      <w:r>
+        <w:rPr>
+          <w:lang w:val="pt_PT" w:bidi="pt_PT"/>
+        </w:rPr>
+      </w:r>
+      <w:r>
+        <w:rPr>
           <w:b/>
           <w:lang w:val="pt_PT" w:bidi="pt_PT"/>
         </w:rPr>
@@ -20045,7 +22644,7 @@
         </w:rPr>
         <w:t xml:space="preserve">Veja como você traduziu isso em </w:t>
       </w:r>
-      <w:hyperlink r:id="rId23">
+      <w:hyperlink r:id="rId25">
         <w:r>
           <w:rPr>
             <w:lang w:val="pt_PT" w:bidi="pt_PT"/>
@@ -20127,6 +22726,20 @@
       </w:r>
       <w:r>
         <w:rPr>
+          <w:lang w:val="pt_PT" w:bidi="pt_PT"/>
+        </w:rPr>
+        <w:t>כִּ֚י אָמַ֣ר אַל־תָּב֥וֹאִי רֵיקָ֖ם אֶל־חֲמוֹתֵֽ⁠ךְ</w:t>
+      </w:r>
+    </w:p>
+    <w:p>
+      <w:pPr/>
+      <w:r>
+        <w:rPr>
+          <w:lang w:val="pt_PT" w:bidi="pt_PT"/>
+        </w:rPr>
+      </w:r>
+      <w:r>
+        <w:rPr>
           <w:b/>
           <w:lang w:val="pt_PT" w:bidi="pt_PT"/>
         </w:rPr>
@@ -20347,6 +22960,20 @@
       </w:r>
       <w:r>
         <w:rPr>
+          <w:lang w:val="pt_PT" w:bidi="pt_PT"/>
+        </w:rPr>
+        <w:t>שְׁבִ֣י</w:t>
+      </w:r>
+    </w:p>
+    <w:p>
+      <w:pPr/>
+      <w:r>
+        <w:rPr>
+          <w:lang w:val="pt_PT" w:bidi="pt_PT"/>
+        </w:rPr>
+      </w:r>
+      <w:r>
+        <w:rPr>
           <w:b/>
           <w:lang w:val="pt_PT" w:bidi="pt_PT"/>
         </w:rPr>
@@ -20539,6 +23166,20 @@
       </w:r>
       <w:r>
         <w:rPr>
+          <w:lang w:val="pt_PT" w:bidi="pt_PT"/>
+        </w:rPr>
+        <w:t>אֵ֖יךְ יִפֹּ֣ל דָּבָ֑ר</w:t>
+      </w:r>
+    </w:p>
+    <w:p>
+      <w:pPr/>
+      <w:r>
+        <w:rPr>
+          <w:lang w:val="pt_PT" w:bidi="pt_PT"/>
+        </w:rPr>
+      </w:r>
+      <w:r>
+        <w:rPr>
           <w:b/>
           <w:lang w:val="pt_PT" w:bidi="pt_PT"/>
         </w:rPr>
@@ -20649,6 +23290,20 @@
       </w:r>
       <w:r>
         <w:rPr>
+          <w:lang w:val="pt_PT" w:bidi="pt_PT"/>
+        </w:rPr>
+        <w:t>לֹ֤א יִשְׁקֹט֙ הָ⁠אִ֔ישׁ כִּֽי־אִם</w:t>
+      </w:r>
+    </w:p>
+    <w:p>
+      <w:pPr/>
+      <w:r>
+        <w:rPr>
+          <w:lang w:val="pt_PT" w:bidi="pt_PT"/>
+        </w:rPr>
+      </w:r>
+      <w:r>
+        <w:rPr>
           <w:b/>
           <w:lang w:val="pt_PT" w:bidi="pt_PT"/>
         </w:rPr>
@@ -20999,6 +23654,20 @@
       </w:r>
       <w:r>
         <w:rPr>
+          <w:lang w:val="pt_PT" w:bidi="pt_PT"/>
+        </w:rPr>
+        <w:t>וּ⁠בֹ֨עַז עָלָ֣ה הַ⁠שַּׁעַר֮</w:t>
+      </w:r>
+    </w:p>
+    <w:p>
+      <w:pPr/>
+      <w:r>
+        <w:rPr>
+          <w:lang w:val="pt_PT" w:bidi="pt_PT"/>
+        </w:rPr>
+      </w:r>
+      <w:r>
+        <w:rPr>
           <w:b/>
           <w:lang w:val="pt_PT" w:bidi="pt_PT"/>
         </w:rPr>
@@ -21096,6 +23765,20 @@
       </w:r>
       <w:r>
         <w:rPr>
+          <w:lang w:val="pt_PT" w:bidi="pt_PT"/>
+        </w:rPr>
+        <w:t>הַ⁠שַּׁעַר֮</w:t>
+      </w:r>
+    </w:p>
+    <w:p>
+      <w:pPr/>
+      <w:r>
+        <w:rPr>
+          <w:lang w:val="pt_PT" w:bidi="pt_PT"/>
+        </w:rPr>
+      </w:r>
+      <w:r>
+        <w:rPr>
           <w:b/>
           <w:lang w:val="pt_PT" w:bidi="pt_PT"/>
         </w:rPr>
@@ -21301,6 +23984,20 @@
       </w:r>
       <w:r>
         <w:rPr>
+          <w:lang w:val="pt_PT" w:bidi="pt_PT"/>
+        </w:rPr>
+        <w:t>הַ⁠גֹּאֵ֤ל</w:t>
+      </w:r>
+    </w:p>
+    <w:p>
+      <w:pPr/>
+      <w:r>
+        <w:rPr>
+          <w:lang w:val="pt_PT" w:bidi="pt_PT"/>
+        </w:rPr>
+      </w:r>
+      <w:r>
+        <w:rPr>
           <w:b/>
           <w:lang w:val="pt_PT" w:bidi="pt_PT"/>
         </w:rPr>
@@ -21372,7 +24069,7 @@
         </w:rPr>
         <w:t xml:space="preserve"> em </w:t>
       </w:r>
-      <w:hyperlink r:id="rId15">
+      <w:hyperlink r:id="rId17">
         <w:r>
           <w:rPr>
             <w:lang w:val="pt_PT" w:bidi="pt_PT"/>
@@ -21454,6 +24151,20 @@
       </w:r>
       <w:r>
         <w:rPr>
+          <w:lang w:val="pt_PT" w:bidi="pt_PT"/>
+        </w:rPr>
+        <w:t>וַ⁠יֹּ֛אמֶר ס֥וּרָ⁠ה שְׁבָ⁠ה־פֹּ֖ה פְּלֹנִ֣י אַלְמֹנִ֑י</w:t>
+      </w:r>
+    </w:p>
+    <w:p>
+      <w:pPr/>
+      <w:r>
+        <w:rPr>
+          <w:lang w:val="pt_PT" w:bidi="pt_PT"/>
+        </w:rPr>
+      </w:r>
+      <w:r>
+        <w:rPr>
           <w:b/>
           <w:lang w:val="pt_PT" w:bidi="pt_PT"/>
         </w:rPr>
@@ -21564,6 +24275,20 @@
       </w:r>
       <w:r>
         <w:rPr>
+          <w:lang w:val="pt_PT" w:bidi="pt_PT"/>
+        </w:rPr>
+        <w:t>פְּלֹנִ֣י אַלְמֹנִ֑י</w:t>
+      </w:r>
+    </w:p>
+    <w:p>
+      <w:pPr/>
+      <w:r>
+        <w:rPr>
+          <w:lang w:val="pt_PT" w:bidi="pt_PT"/>
+        </w:rPr>
+      </w:r>
+      <w:r>
+        <w:rPr>
           <w:b/>
           <w:lang w:val="pt_PT" w:bidi="pt_PT"/>
         </w:rPr>
@@ -21764,6 +24489,20 @@
       </w:r>
       <w:r>
         <w:rPr>
+          <w:lang w:val="pt_PT" w:bidi="pt_PT"/>
+        </w:rPr>
+        <w:t>לְ⁠אָחִ֖י⁠נוּ</w:t>
+      </w:r>
+    </w:p>
+    <w:p>
+      <w:pPr/>
+      <w:r>
+        <w:rPr>
+          <w:lang w:val="pt_PT" w:bidi="pt_PT"/>
+        </w:rPr>
+      </w:r>
+      <w:r>
+        <w:rPr>
           <w:b/>
           <w:lang w:val="pt_PT" w:bidi="pt_PT"/>
         </w:rPr>
@@ -21873,6 +24612,20 @@
       </w:r>
       <w:r>
         <w:rPr>
+          <w:lang w:val="pt_PT" w:bidi="pt_PT"/>
+        </w:rPr>
+        <w:t>אָמַ֜רְתִּי</w:t>
+      </w:r>
+    </w:p>
+    <w:p>
+      <w:pPr/>
+      <w:r>
+        <w:rPr>
+          <w:lang w:val="pt_PT" w:bidi="pt_PT"/>
+        </w:rPr>
+      </w:r>
+      <w:r>
+        <w:rPr>
           <w:b/>
           <w:lang w:val="pt_PT" w:bidi="pt_PT"/>
         </w:rPr>
@@ -21983,6 +24736,20 @@
       </w:r>
       <w:r>
         <w:rPr>
+          <w:lang w:val="pt_PT" w:bidi="pt_PT"/>
+        </w:rPr>
+        <w:t>אֶגְלֶ֧ה אָזְנְ⁠ךָ֣</w:t>
+      </w:r>
+    </w:p>
+    <w:p>
+      <w:pPr/>
+      <w:r>
+        <w:rPr>
+          <w:lang w:val="pt_PT" w:bidi="pt_PT"/>
+        </w:rPr>
+      </w:r>
+      <w:r>
+        <w:rPr>
           <w:b/>
           <w:lang w:val="pt_PT" w:bidi="pt_PT"/>
         </w:rPr>
@@ -22093,6 +24860,20 @@
       </w:r>
       <w:r>
         <w:rPr>
+          <w:lang w:val="pt_PT" w:bidi="pt_PT"/>
+        </w:rPr>
+        <w:t>נֶ֥גֶד הַֽ⁠יֹּשְׁבִים֮</w:t>
+      </w:r>
+    </w:p>
+    <w:p>
+      <w:pPr/>
+      <w:r>
+        <w:rPr>
+          <w:lang w:val="pt_PT" w:bidi="pt_PT"/>
+        </w:rPr>
+      </w:r>
+      <w:r>
+        <w:rPr>
           <w:b/>
           <w:lang w:val="pt_PT" w:bidi="pt_PT"/>
         </w:rPr>
@@ -22287,6 +25068,20 @@
       </w:r>
       <w:r>
         <w:rPr>
+          <w:lang w:val="pt_PT" w:bidi="pt_PT"/>
+        </w:rPr>
+        <w:t>אֵ֤ין זוּלָֽתְ⁠ךָ֙ לִ⁠גְא֔וֹל וְ⁠אָנֹכִ֖י אַחֲרֶ֑י⁠ךָ</w:t>
+      </w:r>
+    </w:p>
+    <w:p>
+      <w:pPr/>
+      <w:r>
+        <w:rPr>
+          <w:lang w:val="pt_PT" w:bidi="pt_PT"/>
+        </w:rPr>
+      </w:r>
+      <w:r>
+        <w:rPr>
           <w:b/>
           <w:lang w:val="pt_PT" w:bidi="pt_PT"/>
         </w:rPr>
@@ -22383,6 +25178,20 @@
       </w:r>
       <w:r>
         <w:rPr>
+          <w:lang w:val="pt_PT" w:bidi="pt_PT"/>
+        </w:rPr>
+        <w:t>אָנֹכִ֥י אֶגְאָֽל</w:t>
+      </w:r>
+    </w:p>
+    <w:p>
+      <w:pPr/>
+      <w:r>
+        <w:rPr>
+          <w:lang w:val="pt_PT" w:bidi="pt_PT"/>
+        </w:rPr>
+      </w:r>
+      <w:r>
+        <w:rPr>
           <w:b/>
           <w:lang w:val="pt_PT" w:bidi="pt_PT"/>
         </w:rPr>
@@ -22459,6 +25268,20 @@
       </w:r>
       <w:r>
         <w:rPr>
+          <w:lang w:val="pt_PT" w:bidi="pt_PT"/>
+        </w:rPr>
+        <w:t>בְּ⁠יוֹם</w:t>
+      </w:r>
+    </w:p>
+    <w:p>
+      <w:pPr/>
+      <w:r>
+        <w:rPr>
+          <w:lang w:val="pt_PT" w:bidi="pt_PT"/>
+        </w:rPr>
+      </w:r>
+      <w:r>
+        <w:rPr>
           <w:b/>
           <w:lang w:val="pt_PT" w:bidi="pt_PT"/>
         </w:rPr>
@@ -22568,6 +25391,20 @@
       </w:r>
       <w:r>
         <w:rPr>
+          <w:lang w:val="pt_PT" w:bidi="pt_PT"/>
+        </w:rPr>
+        <w:t>מִ⁠יַּ֣ד נָעֳמִ֑י</w:t>
+      </w:r>
+    </w:p>
+    <w:p>
+      <w:pPr/>
+      <w:r>
+        <w:rPr>
+          <w:lang w:val="pt_PT" w:bidi="pt_PT"/>
+        </w:rPr>
+      </w:r>
+      <w:r>
+        <w:rPr>
           <w:b/>
           <w:lang w:val="pt_PT" w:bidi="pt_PT"/>
         </w:rPr>
@@ -22677,6 +25514,20 @@
       </w:r>
       <w:r>
         <w:rPr>
+          <w:lang w:val="pt_PT" w:bidi="pt_PT"/>
+        </w:rPr>
+        <w:t>וּ֠⁠מֵ⁠אֵת ר֣וּת &amp; קָנִ֔יתָה</w:t>
+      </w:r>
+    </w:p>
+    <w:p>
+      <w:pPr/>
+      <w:r>
+        <w:rPr>
+          <w:lang w:val="pt_PT" w:bidi="pt_PT"/>
+        </w:rPr>
+      </w:r>
+      <w:r>
+        <w:rPr>
           <w:b/>
           <w:lang w:val="pt_PT" w:bidi="pt_PT"/>
         </w:rPr>
@@ -22849,6 +25700,20 @@
       </w:r>
       <w:r>
         <w:rPr>
+          <w:lang w:val="pt_PT" w:bidi="pt_PT"/>
+        </w:rPr>
+        <w:t>לְ⁠הָקִ֥ים שֵׁם־הַ⁠מֵּ֖ת עַל־נַחֲלָתֽ⁠וֹ</w:t>
+      </w:r>
+    </w:p>
+    <w:p>
+      <w:pPr/>
+      <w:r>
+        <w:rPr>
+          <w:lang w:val="pt_PT" w:bidi="pt_PT"/>
+        </w:rPr>
+      </w:r>
+      <w:r>
+        <w:rPr>
           <w:b/>
           <w:lang w:val="pt_PT" w:bidi="pt_PT"/>
         </w:rPr>
@@ -22945,6 +25810,20 @@
       </w:r>
       <w:r>
         <w:rPr>
+          <w:lang w:val="pt_PT" w:bidi="pt_PT"/>
+        </w:rPr>
+        <w:t>הַ⁠מֵּת֙ &amp; הַ⁠מֵּ֖ת</w:t>
+      </w:r>
+    </w:p>
+    <w:p>
+      <w:pPr/>
+      <w:r>
+        <w:rPr>
+          <w:lang w:val="pt_PT" w:bidi="pt_PT"/>
+        </w:rPr>
+      </w:r>
+      <w:r>
+        <w:rPr>
           <w:b/>
           <w:lang w:val="pt_PT" w:bidi="pt_PT"/>
         </w:rPr>
@@ -23041,6 +25920,20 @@
       </w:r>
       <w:r>
         <w:rPr>
+          <w:lang w:val="pt_PT" w:bidi="pt_PT"/>
+        </w:rPr>
+        <w:t>אַשְׁחִ֖ית אֶת־נַחֲלָתִ֑⁠י</w:t>
+      </w:r>
+    </w:p>
+    <w:p>
+      <w:pPr/>
+      <w:r>
+        <w:rPr>
+          <w:lang w:val="pt_PT" w:bidi="pt_PT"/>
+        </w:rPr>
+      </w:r>
+      <w:r>
+        <w:rPr>
           <w:b/>
           <w:lang w:val="pt_PT" w:bidi="pt_PT"/>
         </w:rPr>
@@ -23137,6 +26030,20 @@
       </w:r>
       <w:r>
         <w:rPr>
+          <w:lang w:val="pt_PT" w:bidi="pt_PT"/>
+        </w:rPr>
+        <w:t>גְּאַל־לְ⁠ךָ֤ אַתָּה֙ אֶת־גְּאֻלָּתִ֔⁠י</w:t>
+      </w:r>
+    </w:p>
+    <w:p>
+      <w:pPr/>
+      <w:r>
+        <w:rPr>
+          <w:lang w:val="pt_PT" w:bidi="pt_PT"/>
+        </w:rPr>
+      </w:r>
+      <w:r>
+        <w:rPr>
           <w:b/>
           <w:lang w:val="pt_PT" w:bidi="pt_PT"/>
         </w:rPr>
@@ -23259,6 +26166,20 @@
       </w:r>
       <w:r>
         <w:rPr>
+          <w:lang w:val="pt_PT" w:bidi="pt_PT"/>
+        </w:rPr>
+        <w:t>וְ⁠זֹאת֩</w:t>
+      </w:r>
+    </w:p>
+    <w:p>
+      <w:pPr/>
+      <w:r>
+        <w:rPr>
+          <w:lang w:val="pt_PT" w:bidi="pt_PT"/>
+        </w:rPr>
+      </w:r>
+      <w:r>
+        <w:rPr>
           <w:b/>
           <w:lang w:val="pt_PT" w:bidi="pt_PT"/>
         </w:rPr>
@@ -23355,6 +26276,20 @@
       </w:r>
       <w:r>
         <w:rPr>
+          <w:lang w:val="pt_PT" w:bidi="pt_PT"/>
+        </w:rPr>
+        <w:t>וְ⁠זֹאת֩</w:t>
+      </w:r>
+    </w:p>
+    <w:p>
+      <w:pPr/>
+      <w:r>
+        <w:rPr>
+          <w:lang w:val="pt_PT" w:bidi="pt_PT"/>
+        </w:rPr>
+      </w:r>
+      <w:r>
+        <w:rPr>
           <w:b/>
           <w:lang w:val="pt_PT" w:bidi="pt_PT"/>
         </w:rPr>
@@ -23451,6 +26386,20 @@
       </w:r>
       <w:r>
         <w:rPr>
+          <w:lang w:val="pt_PT" w:bidi="pt_PT"/>
+        </w:rPr>
+        <w:t>לְ⁠פָנִ֨ים</w:t>
+      </w:r>
+    </w:p>
+    <w:p>
+      <w:pPr/>
+      <w:r>
+        <w:rPr>
+          <w:lang w:val="pt_PT" w:bidi="pt_PT"/>
+        </w:rPr>
+      </w:r>
+      <w:r>
+        <w:rPr>
           <w:b/>
           <w:lang w:val="pt_PT" w:bidi="pt_PT"/>
         </w:rPr>
@@ -23547,6 +26496,20 @@
       </w:r>
       <w:r>
         <w:rPr>
+          <w:lang w:val="pt_PT" w:bidi="pt_PT"/>
+        </w:rPr>
+        <w:t>לְ⁠רֵעֵ֑⁠הוּ</w:t>
+      </w:r>
+    </w:p>
+    <w:p>
+      <w:pPr/>
+      <w:r>
+        <w:rPr>
+          <w:lang w:val="pt_PT" w:bidi="pt_PT"/>
+        </w:rPr>
+      </w:r>
+      <w:r>
+        <w:rPr>
           <w:b/>
           <w:lang w:val="pt_PT" w:bidi="pt_PT"/>
         </w:rPr>
@@ -23643,6 +26606,20 @@
       </w:r>
       <w:r>
         <w:rPr>
+          <w:lang w:val="pt_PT" w:bidi="pt_PT"/>
+        </w:rPr>
+        <w:t>וַ⁠יֹּ֧אמֶר הַ⁠גֹּאֵ֛ל לְ⁠בֹ֖עַז קְנֵה־לָ֑⁠ךְ וַ⁠יִּשְׁלֹ֖ף נַעֲלֽ⁠וֹ</w:t>
+      </w:r>
+    </w:p>
+    <w:p>
+      <w:pPr/>
+      <w:r>
+        <w:rPr>
+          <w:lang w:val="pt_PT" w:bidi="pt_PT"/>
+        </w:rPr>
+      </w:r>
+      <w:r>
+        <w:rPr>
           <w:b/>
           <w:lang w:val="pt_PT" w:bidi="pt_PT"/>
         </w:rPr>
@@ -23726,6 +26703,20 @@
       </w:r>
       <w:r>
         <w:rPr>
+          <w:lang w:val="pt_PT" w:bidi="pt_PT"/>
+        </w:rPr>
+        <w:t>וַ⁠יֹּ֧אמֶר הַ⁠גֹּאֵ֛ל לְ⁠בֹ֖עַז קְנֵה־לָ֑⁠ךְ וַ⁠יִּשְׁלֹ֖ף נַעֲלֽ⁠וֹ</w:t>
+      </w:r>
+    </w:p>
+    <w:p>
+      <w:pPr/>
+      <w:r>
+        <w:rPr>
+          <w:lang w:val="pt_PT" w:bidi="pt_PT"/>
+        </w:rPr>
+      </w:r>
+      <w:r>
+        <w:rPr>
           <w:b/>
           <w:lang w:val="pt_PT" w:bidi="pt_PT"/>
         </w:rPr>
@@ -23822,6 +26813,20 @@
       </w:r>
       <w:r>
         <w:rPr>
+          <w:lang w:val="pt_PT" w:bidi="pt_PT"/>
+        </w:rPr>
+        <w:t>וַ⁠יִּשְׁלֹ֖ף נַעֲלֽ⁠וֹ</w:t>
+      </w:r>
+    </w:p>
+    <w:p>
+      <w:pPr/>
+      <w:r>
+        <w:rPr>
+          <w:lang w:val="pt_PT" w:bidi="pt_PT"/>
+        </w:rPr>
+      </w:r>
+      <w:r>
+        <w:rPr>
           <w:b/>
           <w:lang w:val="pt_PT" w:bidi="pt_PT"/>
         </w:rPr>
@@ -23905,6 +26910,20 @@
       </w:r>
       <w:r>
         <w:rPr>
+          <w:lang w:val="pt_PT" w:bidi="pt_PT"/>
+        </w:rPr>
+        <w:t>לַ⁠זְּקֵנִ֜ים וְ⁠כָל־הָ⁠עָ֗ם</w:t>
+      </w:r>
+    </w:p>
+    <w:p>
+      <w:pPr/>
+      <w:r>
+        <w:rPr>
+          <w:lang w:val="pt_PT" w:bidi="pt_PT"/>
+        </w:rPr>
+      </w:r>
+      <w:r>
+        <w:rPr>
           <w:b/>
           <w:lang w:val="pt_PT" w:bidi="pt_PT"/>
         </w:rPr>
@@ -24001,6 +27020,20 @@
       </w:r>
       <w:r>
         <w:rPr>
+          <w:lang w:val="pt_PT" w:bidi="pt_PT"/>
+        </w:rPr>
+        <w:t>מִ⁠יַּ֖ד נָעֳמִֽי</w:t>
+      </w:r>
+    </w:p>
+    <w:p>
+      <w:pPr/>
+      <w:r>
+        <w:rPr>
+          <w:lang w:val="pt_PT" w:bidi="pt_PT"/>
+        </w:rPr>
+      </w:r>
+      <w:r>
+        <w:rPr>
           <w:b/>
           <w:lang w:val="pt_PT" w:bidi="pt_PT"/>
         </w:rPr>
@@ -24160,6 +27193,20 @@
       </w:r>
       <w:r>
         <w:rPr>
+          <w:lang w:val="pt_PT" w:bidi="pt_PT"/>
+        </w:rPr>
+        <w:t>וְ⁠גַ֣ם</w:t>
+      </w:r>
+    </w:p>
+    <w:p>
+      <w:pPr/>
+      <w:r>
+        <w:rPr>
+          <w:lang w:val="pt_PT" w:bidi="pt_PT"/>
+        </w:rPr>
+      </w:r>
+      <w:r>
+        <w:rPr>
           <w:b/>
           <w:lang w:val="pt_PT" w:bidi="pt_PT"/>
         </w:rPr>
@@ -24243,6 +27290,20 @@
       </w:r>
       <w:r>
         <w:rPr>
+          <w:lang w:val="pt_PT" w:bidi="pt_PT"/>
+        </w:rPr>
+        <w:t>לְ⁠הָקִ֤ים שֵׁם־הַ⁠מֵּת֙ עַל־נַ֣חֲלָת֔⁠וֹ</w:t>
+      </w:r>
+    </w:p>
+    <w:p>
+      <w:pPr/>
+      <w:r>
+        <w:rPr>
+          <w:lang w:val="pt_PT" w:bidi="pt_PT"/>
+        </w:rPr>
+      </w:r>
+      <w:r>
+        <w:rPr>
           <w:b/>
           <w:lang w:val="pt_PT" w:bidi="pt_PT"/>
         </w:rPr>
@@ -24262,7 +27323,7 @@
         </w:rPr>
         <w:t xml:space="preserve">Veja como você traduziu esta frase em </w:t>
       </w:r>
-      <w:hyperlink r:id="rId24">
+      <w:hyperlink r:id="rId26">
         <w:r>
           <w:rPr>
             <w:lang w:val="pt_PT" w:bidi="pt_PT"/>
@@ -24324,6 +27385,20 @@
       </w:r>
       <w:r>
         <w:rPr>
+          <w:lang w:val="pt_PT" w:bidi="pt_PT"/>
+        </w:rPr>
+        <w:t>הַ⁠מֵּת֙ &amp; הַ⁠מֵּ֛ת</w:t>
+      </w:r>
+    </w:p>
+    <w:p>
+      <w:pPr/>
+      <w:r>
+        <w:rPr>
+          <w:lang w:val="pt_PT" w:bidi="pt_PT"/>
+        </w:rPr>
+      </w:r>
+      <w:r>
+        <w:rPr>
           <w:b/>
           <w:lang w:val="pt_PT" w:bidi="pt_PT"/>
         </w:rPr>
@@ -24369,7 +27444,7 @@
         </w:rPr>
         <w:t xml:space="preserve"> como um substantivo para significar aquele que faleceu. Seu idioma pode usar adjetivos da mesma forma. Se não, você pode traduzir esta palavra com uma frase equivalente. Veja como você traduziu isso em </w:t>
       </w:r>
-      <w:hyperlink r:id="rId24">
+      <w:hyperlink r:id="rId26">
         <w:r>
           <w:rPr>
             <w:lang w:val="pt_PT" w:bidi="pt_PT"/>
@@ -24451,6 +27526,20 @@
       </w:r>
       <w:r>
         <w:rPr>
+          <w:lang w:val="pt_PT" w:bidi="pt_PT"/>
+        </w:rPr>
+        <w:t>וְ⁠לֹא־יִכָּרֵ֧ת שֵׁם־הַ⁠מֵּ֛ת מֵ⁠עִ֥ם אֶחָ֖י⁠ו וּ⁠מִ⁠שַּׁ֣עַר מְקוֹמ֑⁠וֹ</w:t>
+      </w:r>
+    </w:p>
+    <w:p>
+      <w:pPr/>
+      <w:r>
+        <w:rPr>
+          <w:lang w:val="pt_PT" w:bidi="pt_PT"/>
+        </w:rPr>
+      </w:r>
+      <w:r>
+        <w:rPr>
           <w:b/>
           <w:lang w:val="pt_PT" w:bidi="pt_PT"/>
         </w:rPr>
@@ -24534,6 +27623,20 @@
       </w:r>
       <w:r>
         <w:rPr>
+          <w:lang w:val="pt_PT" w:bidi="pt_PT"/>
+        </w:rPr>
+        <w:t>וְ⁠לֹא־יִכָּרֵ֧ת שֵׁם־הַ⁠מֵּ֛ת מֵ⁠עִ֥ם אֶחָ֖י⁠ו וּ⁠מִ⁠שַּׁ֣עַר מְקוֹמ֑⁠וֹ</w:t>
+      </w:r>
+    </w:p>
+    <w:p>
+      <w:pPr/>
+      <w:r>
+        <w:rPr>
+          <w:lang w:val="pt_PT" w:bidi="pt_PT"/>
+        </w:rPr>
+      </w:r>
+      <w:r>
+        <w:rPr>
           <w:b/>
           <w:lang w:val="pt_PT" w:bidi="pt_PT"/>
         </w:rPr>
@@ -24656,6 +27759,20 @@
       </w:r>
       <w:r>
         <w:rPr>
+          <w:lang w:val="pt_PT" w:bidi="pt_PT"/>
+        </w:rPr>
+        <w:t>וּ⁠מִ⁠שַּׁ֣עַר מְקוֹמ֑⁠וֹ</w:t>
+      </w:r>
+    </w:p>
+    <w:p>
+      <w:pPr/>
+      <w:r>
+        <w:rPr>
+          <w:lang w:val="pt_PT" w:bidi="pt_PT"/>
+        </w:rPr>
+      </w:r>
+      <w:r>
+        <w:rPr>
           <w:b/>
           <w:lang w:val="pt_PT" w:bidi="pt_PT"/>
         </w:rPr>
@@ -24828,6 +27945,20 @@
       </w:r>
       <w:r>
         <w:rPr>
+          <w:lang w:val="pt_PT" w:bidi="pt_PT"/>
+        </w:rPr>
+        <w:t>הָ⁠עָ֧ם אֲשֶׁר־בַּ⁠שַּׁ֛עַר</w:t>
+      </w:r>
+    </w:p>
+    <w:p>
+      <w:pPr/>
+      <w:r>
+        <w:rPr>
+          <w:lang w:val="pt_PT" w:bidi="pt_PT"/>
+        </w:rPr>
+      </w:r>
+      <w:r>
+        <w:rPr>
           <w:b/>
           <w:lang w:val="pt_PT" w:bidi="pt_PT"/>
         </w:rPr>
@@ -24924,6 +28055,20 @@
       </w:r>
       <w:r>
         <w:rPr>
+          <w:lang w:val="pt_PT" w:bidi="pt_PT"/>
+        </w:rPr>
+        <w:t>הַ⁠בָּאָ֣ה אֶל־בֵּיתֶ֗⁠ךָ</w:t>
+      </w:r>
+    </w:p>
+    <w:p>
+      <w:pPr/>
+      <w:r>
+        <w:rPr>
+          <w:lang w:val="pt_PT" w:bidi="pt_PT"/>
+        </w:rPr>
+      </w:r>
+      <w:r>
+        <w:rPr>
           <w:b/>
           <w:lang w:val="pt_PT" w:bidi="pt_PT"/>
         </w:rPr>
@@ -25007,6 +28152,20 @@
       </w:r>
       <w:r>
         <w:rPr>
+          <w:lang w:val="pt_PT" w:bidi="pt_PT"/>
+        </w:rPr>
+        <w:t>יִתֵּן֩ יְהוָ֨ה אֶֽת־הָ⁠אִשָּׁ֜ה הַ⁠בָּאָ֣ה אֶל־בֵּיתֶ֗⁠ךָ כְּ⁠רָחֵ֤ל ׀ וּ⁠כְ⁠לֵאָה֙ אֲשֶׁ֨ר בָּנ֤וּ שְׁתֵּי⁠הֶם֙ אֶת־בֵּ֣ית יִשְׂרָאֵ֔ל</w:t>
+      </w:r>
+    </w:p>
+    <w:p>
+      <w:pPr/>
+      <w:r>
+        <w:rPr>
+          <w:lang w:val="pt_PT" w:bidi="pt_PT"/>
+        </w:rPr>
+      </w:r>
+      <w:r>
+        <w:rPr>
           <w:b/>
           <w:lang w:val="pt_PT" w:bidi="pt_PT"/>
         </w:rPr>
@@ -25090,6 +28249,20 @@
       </w:r>
       <w:r>
         <w:rPr>
+          <w:lang w:val="pt_PT" w:bidi="pt_PT"/>
+        </w:rPr>
+        <w:t>כְּ⁠רָחֵ֤ל ׀ וּ⁠כְ⁠לֵאָה֙ אֲשֶׁ֨ר בָּנ֤וּ שְׁתֵּי⁠הֶם֙ אֶת־בֵּ֣ית יִשְׂרָאֵ֔ל</w:t>
+      </w:r>
+    </w:p>
+    <w:p>
+      <w:pPr/>
+      <w:r>
+        <w:rPr>
+          <w:lang w:val="pt_PT" w:bidi="pt_PT"/>
+        </w:rPr>
+      </w:r>
+      <w:r>
+        <w:rPr>
           <w:b/>
           <w:lang w:val="pt_PT" w:bidi="pt_PT"/>
         </w:rPr>
@@ -25193,6 +28366,20 @@
       </w:r>
       <w:r>
         <w:rPr>
+          <w:lang w:val="pt_PT" w:bidi="pt_PT"/>
+        </w:rPr>
+        <w:t>בָּנ֤וּ &amp; אֶת־בֵּ֣ית יִשְׂרָאֵ֔ל</w:t>
+      </w:r>
+    </w:p>
+    <w:p>
+      <w:pPr/>
+      <w:r>
+        <w:rPr>
+          <w:lang w:val="pt_PT" w:bidi="pt_PT"/>
+        </w:rPr>
+      </w:r>
+      <w:r>
+        <w:rPr>
           <w:b/>
           <w:lang w:val="pt_PT" w:bidi="pt_PT"/>
         </w:rPr>
@@ -25315,6 +28502,20 @@
       </w:r>
       <w:r>
         <w:rPr>
+          <w:lang w:val="pt_PT" w:bidi="pt_PT"/>
+        </w:rPr>
+        <w:t>וַ⁠עֲשֵׂה־חַ֣יִל בְּ⁠אֶפְרָ֔תָה וּ⁠קְרָא־שֵׁ֖ם בְּ⁠בֵ֥ית לָֽחֶם</w:t>
+      </w:r>
+    </w:p>
+    <w:p>
+      <w:pPr/>
+      <w:r>
+        <w:rPr>
+          <w:lang w:val="pt_PT" w:bidi="pt_PT"/>
+        </w:rPr>
+      </w:r>
+      <w:r>
+        <w:rPr>
           <w:b/>
           <w:lang w:val="pt_PT" w:bidi="pt_PT"/>
         </w:rPr>
@@ -25424,6 +28625,20 @@
       </w:r>
       <w:r>
         <w:rPr>
+          <w:lang w:val="pt_PT" w:bidi="pt_PT"/>
+        </w:rPr>
+        <w:t>וַ⁠עֲשֵׂה־חַ֣יִל בְּ⁠אֶפְרָ֔תָה וּ⁠קְרָא־שֵׁ֖ם בְּ⁠בֵ֥ית לָֽחֶם</w:t>
+      </w:r>
+    </w:p>
+    <w:p>
+      <w:pPr/>
+      <w:r>
+        <w:rPr>
+          <w:lang w:val="pt_PT" w:bidi="pt_PT"/>
+        </w:rPr>
+      </w:r>
+      <w:r>
+        <w:rPr>
           <w:b/>
           <w:lang w:val="pt_PT" w:bidi="pt_PT"/>
         </w:rPr>
@@ -25507,6 +28722,20 @@
       </w:r>
       <w:r>
         <w:rPr>
+          <w:lang w:val="pt_PT" w:bidi="pt_PT"/>
+        </w:rPr>
+        <w:t>וִ⁠יהִ֤י בֵֽיתְ⁠ךָ֙ כְּ⁠בֵ֣ית פֶּ֔רֶץ</w:t>
+      </w:r>
+    </w:p>
+    <w:p>
+      <w:pPr/>
+      <w:r>
+        <w:rPr>
+          <w:lang w:val="pt_PT" w:bidi="pt_PT"/>
+        </w:rPr>
+      </w:r>
+      <w:r>
+        <w:rPr>
           <w:b/>
           <w:lang w:val="pt_PT" w:bidi="pt_PT"/>
         </w:rPr>
@@ -25616,6 +28845,20 @@
       </w:r>
       <w:r>
         <w:rPr>
+          <w:lang w:val="pt_PT" w:bidi="pt_PT"/>
+        </w:rPr>
+        <w:t>מִן־הַ⁠זֶּ֗רַע אֲשֶׁ֨ר יִתֵּ֤ן יְהוָה֙ לְ⁠ךָ֔</w:t>
+      </w:r>
+    </w:p>
+    <w:p>
+      <w:pPr/>
+      <w:r>
+        <w:rPr>
+          <w:lang w:val="pt_PT" w:bidi="pt_PT"/>
+        </w:rPr>
+      </w:r>
+      <w:r>
+        <w:rPr>
           <w:b/>
           <w:lang w:val="pt_PT" w:bidi="pt_PT"/>
         </w:rPr>
@@ -25712,6 +28955,20 @@
       </w:r>
       <w:r>
         <w:rPr>
+          <w:lang w:val="pt_PT" w:bidi="pt_PT"/>
+        </w:rPr>
+        <w:t>וַ⁠יִּקַּ֨ח בֹּ֤עַז אֶת־רוּת֙ וַ⁠תְּהִי־ל֣⁠וֹ לְ⁠אִשָּׁ֔ה</w:t>
+      </w:r>
+    </w:p>
+    <w:p>
+      <w:pPr/>
+      <w:r>
+        <w:rPr>
+          <w:lang w:val="pt_PT" w:bidi="pt_PT"/>
+        </w:rPr>
+      </w:r>
+      <w:r>
+        <w:rPr>
           <w:b/>
           <w:lang w:val="pt_PT" w:bidi="pt_PT"/>
         </w:rPr>
@@ -25795,6 +29052,20 @@
       </w:r>
       <w:r>
         <w:rPr>
+          <w:lang w:val="pt_PT" w:bidi="pt_PT"/>
+        </w:rPr>
+        <w:t>וַ⁠יִּקַּ֨ח בֹּ֤עַז אֶת־רוּת֙</w:t>
+      </w:r>
+    </w:p>
+    <w:p>
+      <w:pPr/>
+      <w:r>
+        <w:rPr>
+          <w:lang w:val="pt_PT" w:bidi="pt_PT"/>
+        </w:rPr>
+      </w:r>
+      <w:r>
+        <w:rPr>
           <w:b/>
           <w:lang w:val="pt_PT" w:bidi="pt_PT"/>
         </w:rPr>
@@ -25827,7 +29098,7 @@
         </w:rPr>
         <w:t xml:space="preserve"> indica que Boaz cumpriu o que prometeu no versículo </w:t>
       </w:r>
-      <w:hyperlink r:id="rId25">
+      <w:hyperlink r:id="rId27">
         <w:r>
           <w:rPr>
             <w:lang w:val="pt_PT" w:bidi="pt_PT"/>
@@ -25845,7 +29116,7 @@
         </w:rPr>
         <w:t xml:space="preserve">. Use um conectivo em seu idioma que deixe claro que o que se segue é uma razão para o que foi mencionado antes. Esta frase não implica qualquer forma de violência. Juntamente com a frase seguinte, significa simplesmente que Boaz se casou com Rute. Use uma palavra de conexão que indique que esta ação de Boaz é um resultado do acordo no versículo </w:t>
       </w:r>
-      <w:hyperlink r:id="rId25">
+      <w:hyperlink r:id="rId27">
         <w:r>
           <w:rPr>
             <w:lang w:val="pt_PT" w:bidi="pt_PT"/>
@@ -25927,6 +29198,20 @@
       </w:r>
       <w:r>
         <w:rPr>
+          <w:lang w:val="pt_PT" w:bidi="pt_PT"/>
+        </w:rPr>
+        <w:t>וַ⁠יָּבֹ֖א אֵלֶ֑י⁠הָ</w:t>
+      </w:r>
+    </w:p>
+    <w:p>
+      <w:pPr/>
+      <w:r>
+        <w:rPr>
+          <w:lang w:val="pt_PT" w:bidi="pt_PT"/>
+        </w:rPr>
+      </w:r>
+      <w:r>
+        <w:rPr>
           <w:b/>
           <w:lang w:val="pt_PT" w:bidi="pt_PT"/>
         </w:rPr>
@@ -26023,6 +29308,20 @@
       </w:r>
       <w:r>
         <w:rPr>
+          <w:lang w:val="pt_PT" w:bidi="pt_PT"/>
+        </w:rPr>
+        <w:t>הַ⁠נָּשִׁים֙</w:t>
+      </w:r>
+    </w:p>
+    <w:p>
+      <w:pPr/>
+      <w:r>
+        <w:rPr>
+          <w:lang w:val="pt_PT" w:bidi="pt_PT"/>
+        </w:rPr>
+      </w:r>
+      <w:r>
+        <w:rPr>
           <w:b/>
           <w:lang w:val="pt_PT" w:bidi="pt_PT"/>
         </w:rPr>
@@ -26055,7 +29354,7 @@
         </w:rPr>
         <w:t xml:space="preserve"> da cidade, conforme mencionado em </w:t>
       </w:r>
-      <w:hyperlink r:id="rId26">
+      <w:hyperlink r:id="rId28">
         <w:r>
           <w:rPr>
             <w:lang w:val="pt_PT" w:bidi="pt_PT"/>
@@ -26137,6 +29436,20 @@
       </w:r>
       <w:r>
         <w:rPr>
+          <w:lang w:val="pt_PT" w:bidi="pt_PT"/>
+        </w:rPr>
+        <w:t>בָּר֣וּךְ יְהוָ֔ה</w:t>
+      </w:r>
+    </w:p>
+    <w:p>
+      <w:pPr/>
+      <w:r>
+        <w:rPr>
+          <w:lang w:val="pt_PT" w:bidi="pt_PT"/>
+        </w:rPr>
+      </w:r>
+      <w:r>
+        <w:rPr>
           <w:b/>
           <w:lang w:val="pt_PT" w:bidi="pt_PT"/>
         </w:rPr>
@@ -26220,6 +29533,20 @@
       </w:r>
       <w:r>
         <w:rPr>
+          <w:lang w:val="pt_PT" w:bidi="pt_PT"/>
+        </w:rPr>
+        <w:t>לֹ֣א הִשְׁבִּ֥ית לָ֛⁠ךְ גֹּאֵ֖ל הַ⁠יּ֑וֹם</w:t>
+      </w:r>
+    </w:p>
+    <w:p>
+      <w:pPr/>
+      <w:r>
+        <w:rPr>
+          <w:lang w:val="pt_PT" w:bidi="pt_PT"/>
+        </w:rPr>
+      </w:r>
+      <w:r>
+        <w:rPr>
           <w:b/>
           <w:lang w:val="pt_PT" w:bidi="pt_PT"/>
         </w:rPr>
@@ -26342,6 +29669,20 @@
       </w:r>
       <w:r>
         <w:rPr>
+          <w:lang w:val="pt_PT" w:bidi="pt_PT"/>
+        </w:rPr>
+        <w:t>וְ⁠יִקָּרֵ֥א שְׁמ֖⁠וֹ</w:t>
+      </w:r>
+    </w:p>
+    <w:p>
+      <w:pPr/>
+      <w:r>
+        <w:rPr>
+          <w:lang w:val="pt_PT" w:bidi="pt_PT"/>
+        </w:rPr>
+      </w:r>
+      <w:r>
+        <w:rPr>
           <w:b/>
           <w:lang w:val="pt_PT" w:bidi="pt_PT"/>
         </w:rPr>
@@ -26425,6 +29766,20 @@
       </w:r>
       <w:r>
         <w:rPr>
+          <w:lang w:val="pt_PT" w:bidi="pt_PT"/>
+        </w:rPr>
+        <w:t>וְ⁠יִקָּרֵ֥א שְׁמ֖⁠וֹ בְּ⁠יִשְׂרָאֵֽל</w:t>
+      </w:r>
+    </w:p>
+    <w:p>
+      <w:pPr/>
+      <w:r>
+        <w:rPr>
+          <w:lang w:val="pt_PT" w:bidi="pt_PT"/>
+        </w:rPr>
+      </w:r>
+      <w:r>
+        <w:rPr>
           <w:b/>
           <w:lang w:val="pt_PT" w:bidi="pt_PT"/>
         </w:rPr>
@@ -26534,6 +29889,20 @@
       </w:r>
       <w:r>
         <w:rPr>
+          <w:lang w:val="pt_PT" w:bidi="pt_PT"/>
+        </w:rPr>
+        <w:t>לְ⁠מֵשִׁ֣יב נֶ֔פֶשׁ</w:t>
+      </w:r>
+    </w:p>
+    <w:p>
+      <w:pPr/>
+      <w:r>
+        <w:rPr>
+          <w:lang w:val="pt_PT" w:bidi="pt_PT"/>
+        </w:rPr>
+      </w:r>
+      <w:r>
+        <w:rPr>
           <w:b/>
           <w:lang w:val="pt_PT" w:bidi="pt_PT"/>
         </w:rPr>
@@ -26643,6 +30012,20 @@
       </w:r>
       <w:r>
         <w:rPr>
+          <w:lang w:val="pt_PT" w:bidi="pt_PT"/>
+        </w:rPr>
+        <w:t>וּ⁠לְ⁠כַלְכֵּ֖ל אֶת־שֵׂיבָתֵ֑⁠ךְ</w:t>
+      </w:r>
+    </w:p>
+    <w:p>
+      <w:pPr/>
+      <w:r>
+        <w:rPr>
+          <w:lang w:val="pt_PT" w:bidi="pt_PT"/>
+        </w:rPr>
+      </w:r>
+      <w:r>
+        <w:rPr>
           <w:b/>
           <w:lang w:val="pt_PT" w:bidi="pt_PT"/>
         </w:rPr>
@@ -26739,6 +30122,20 @@
       </w:r>
       <w:r>
         <w:rPr>
+          <w:lang w:val="pt_PT" w:bidi="pt_PT"/>
+        </w:rPr>
+        <w:t>כִּ֣י</w:t>
+      </w:r>
+    </w:p>
+    <w:p>
+      <w:pPr/>
+      <w:r>
+        <w:rPr>
+          <w:lang w:val="pt_PT" w:bidi="pt_PT"/>
+        </w:rPr>
+      </w:r>
+      <w:r>
+        <w:rPr>
           <w:b/>
           <w:lang w:val="pt_PT" w:bidi="pt_PT"/>
         </w:rPr>
@@ -26848,6 +30245,20 @@
       </w:r>
       <w:r>
         <w:rPr>
+          <w:lang w:val="pt_PT" w:bidi="pt_PT"/>
+        </w:rPr>
+        <w:t>ט֣וֹבָה לָ֔⁠ךְ מִ⁠שִּׁבְעָ֖ה בָּנִֽים</w:t>
+      </w:r>
+    </w:p>
+    <w:p>
+      <w:pPr/>
+      <w:r>
+        <w:rPr>
+          <w:lang w:val="pt_PT" w:bidi="pt_PT"/>
+        </w:rPr>
+      </w:r>
+      <w:r>
+        <w:rPr>
           <w:b/>
           <w:lang w:val="pt_PT" w:bidi="pt_PT"/>
         </w:rPr>
@@ -26944,6 +30355,20 @@
       </w:r>
       <w:r>
         <w:rPr>
+          <w:lang w:val="pt_PT" w:bidi="pt_PT"/>
+        </w:rPr>
+        <w:t>וַ⁠תִּקַּ֨ח נָעֳמִ֤י אֶת־הַ⁠יֶּ֨לֶד֙</w:t>
+      </w:r>
+    </w:p>
+    <w:p>
+      <w:pPr/>
+      <w:r>
+        <w:rPr>
+          <w:lang w:val="pt_PT" w:bidi="pt_PT"/>
+        </w:rPr>
+      </w:r>
+      <w:r>
+        <w:rPr>
           <w:b/>
           <w:lang w:val="pt_PT" w:bidi="pt_PT"/>
         </w:rPr>
@@ -27103,6 +30528,20 @@
       </w:r>
       <w:r>
         <w:rPr>
+          <w:lang w:val="pt_PT" w:bidi="pt_PT"/>
+        </w:rPr>
+        <w:t>וַ⁠תִּקְרֶאנָה֩ ל֨⁠וֹ הַ⁠שְּׁכֵנ֥וֹת שֵׁם֙ לֵ⁠אמֹ֔ר &amp; וַ⁠תִּקְרֶ֤אנָֽה שְׁמ⁠וֹ֙ עוֹבֵ֔ד</w:t>
+      </w:r>
+    </w:p>
+    <w:p>
+      <w:pPr/>
+      <w:r>
+        <w:rPr>
+          <w:lang w:val="pt_PT" w:bidi="pt_PT"/>
+        </w:rPr>
+      </w:r>
+      <w:r>
+        <w:rPr>
           <w:b/>
           <w:lang w:val="pt_PT" w:bidi="pt_PT"/>
         </w:rPr>
@@ -27186,6 +30625,20 @@
       </w:r>
       <w:r>
         <w:rPr>
+          <w:lang w:val="pt_PT" w:bidi="pt_PT"/>
+        </w:rPr>
+        <w:t>יֻלַּד־בֵּ֖ן לְ⁠נָעֳמִ֑י</w:t>
+      </w:r>
+    </w:p>
+    <w:p>
+      <w:pPr/>
+      <w:r>
+        <w:rPr>
+          <w:lang w:val="pt_PT" w:bidi="pt_PT"/>
+        </w:rPr>
+      </w:r>
+      <w:r>
+        <w:rPr>
           <w:b/>
           <w:lang w:val="pt_PT" w:bidi="pt_PT"/>
         </w:rPr>
@@ -27276,6 +30729,20 @@
       </w:r>
       <w:r>
         <w:rPr>
+          <w:lang w:val="pt_PT" w:bidi="pt_PT"/>
+        </w:rPr>
+        <w:t>וַ⁠תִּקְרֶ֤אנָֽה שְׁמ⁠וֹ֙ עוֹבֵ֔ד</w:t>
+      </w:r>
+    </w:p>
+    <w:p>
+      <w:pPr/>
+      <w:r>
+        <w:rPr>
+          <w:lang w:val="pt_PT" w:bidi="pt_PT"/>
+        </w:rPr>
+      </w:r>
+      <w:r>
+        <w:rPr>
           <w:b/>
           <w:lang w:val="pt_PT" w:bidi="pt_PT"/>
         </w:rPr>
@@ -27372,6 +30839,20 @@
       </w:r>
       <w:r>
         <w:rPr>
+          <w:lang w:val="pt_PT" w:bidi="pt_PT"/>
+        </w:rPr>
+        <w:t>ה֥וּא אֲבִי־יִשַׁ֖י</w:t>
+      </w:r>
+    </w:p>
+    <w:p>
+      <w:pPr/>
+      <w:r>
+        <w:rPr>
+          <w:lang w:val="pt_PT" w:bidi="pt_PT"/>
+        </w:rPr>
+      </w:r>
+      <w:r>
+        <w:rPr>
           <w:b/>
           <w:lang w:val="pt_PT" w:bidi="pt_PT"/>
         </w:rPr>
@@ -27564,6 +31045,20 @@
       </w:r>
       <w:r>
         <w:rPr>
+          <w:lang w:val="pt_PT" w:bidi="pt_PT"/>
+        </w:rPr>
+        <w:t>תּוֹלְד֣וֹת פָּ֔רֶץ</w:t>
+      </w:r>
+    </w:p>
+    <w:p>
+      <w:pPr/>
+      <w:r>
+        <w:rPr>
+          <w:lang w:val="pt_PT" w:bidi="pt_PT"/>
+        </w:rPr>
+      </w:r>
+      <w:r>
+        <w:rPr>
           <w:b/>
           <w:lang w:val="pt_PT" w:bidi="pt_PT"/>
         </w:rPr>
@@ -27583,7 +31078,7 @@
         </w:rPr>
         <w:t xml:space="preserve">Como foi mencionado anteriormente que Peres era filho de Judá, o escritor continua listando a linhagem familiar que veio de Peres. Em outras traduções, Peres também é chamado de Perez. O versículo </w:t>
       </w:r>
-      <w:hyperlink r:id="rId27">
+      <w:hyperlink r:id="rId29">
         <w:r>
           <w:rPr>
             <w:lang w:val="pt_PT" w:bidi="pt_PT"/>
@@ -27601,7 +31096,7 @@
         </w:rPr>
         <w:t xml:space="preserve"> foi o fim da história sobre Noemi e Rute, e o versículo </w:t>
       </w:r>
-      <w:hyperlink r:id="rId28">
+      <w:hyperlink r:id="rId30">
         <w:r>
           <w:rPr>
             <w:lang w:val="pt_PT" w:bidi="pt_PT"/>
@@ -27683,6 +31178,20 @@
       </w:r>
       <w:r>
         <w:rPr>
+          <w:lang w:val="pt_PT" w:bidi="pt_PT"/>
+        </w:rPr>
+        <w:t>פֶּ֖רֶץ הוֹלִ֥יד אֶת־חֶצְרֽוֹן</w:t>
+      </w:r>
+    </w:p>
+    <w:p>
+      <w:pPr/>
+      <w:r>
+        <w:rPr>
+          <w:lang w:val="pt_PT" w:bidi="pt_PT"/>
+        </w:rPr>
+      </w:r>
+      <w:r>
+        <w:rPr>
           <w:b/>
           <w:lang w:val="pt_PT" w:bidi="pt_PT"/>
         </w:rPr>
@@ -27792,6 +31301,20 @@
       </w:r>
       <w:r>
         <w:rPr>
+          <w:lang w:val="pt_PT" w:bidi="pt_PT"/>
+        </w:rPr>
+        <w:t>וְ⁠חֶצְרוֹן֙ &amp; אֶת־רָ֔ם &amp; אֶת־עַמִּֽינָדָֽב</w:t>
+      </w:r>
+    </w:p>
+    <w:p>
+      <w:pPr/>
+      <w:r>
+        <w:rPr>
+          <w:lang w:val="pt_PT" w:bidi="pt_PT"/>
+        </w:rPr>
+      </w:r>
+      <w:r>
+        <w:rPr>
           <w:b/>
           <w:lang w:val="pt_PT" w:bidi="pt_PT"/>
         </w:rPr>
@@ -28095,7 +31618,7 @@
         </w:rPr>
         <w:t xml:space="preserve"> em </w:t>
       </w:r>
-      <w:hyperlink r:id="rId27">
+      <w:hyperlink r:id="rId29">
         <w:r>
           <w:rPr>
             <w:lang w:val="pt_PT" w:bidi="pt_PT"/>

--- a/por/docx/08.content.docx
+++ b/por/docx/08.content.docx
@@ -938,6 +938,20 @@
       </w:r>
       <w:r>
         <w:rPr>
+          <w:lang w:val="pt_PT" w:bidi="pt_PT"/>
+        </w:rPr>
+        <w:t>בִּ⁠ימֵי֙ שְׁפֹ֣ט הַ⁠שֹּׁפְטִ֔ים</w:t>
+      </w:r>
+    </w:p>
+    <w:p>
+      <w:pPr/>
+      <w:r>
+        <w:rPr>
+          <w:lang w:val="pt_PT" w:bidi="pt_PT"/>
+        </w:rPr>
+      </w:r>
+      <w:r>
+        <w:rPr>
           <w:b/>
           <w:lang w:val="pt_PT" w:bidi="pt_PT"/>
         </w:rPr>
@@ -1034,6 +1048,20 @@
       </w:r>
       <w:r>
         <w:rPr>
+          <w:lang w:val="pt_PT" w:bidi="pt_PT"/>
+        </w:rPr>
+        <w:t>בָּ⁠אָ֑רֶץ</w:t>
+      </w:r>
+    </w:p>
+    <w:p>
+      <w:pPr/>
+      <w:r>
+        <w:rPr>
+          <w:lang w:val="pt_PT" w:bidi="pt_PT"/>
+        </w:rPr>
+      </w:r>
+      <w:r>
+        <w:rPr>
           <w:b/>
           <w:lang w:val="pt_PT" w:bidi="pt_PT"/>
         </w:rPr>
@@ -1130,6 +1158,20 @@
       </w:r>
       <w:r>
         <w:rPr>
+          <w:lang w:val="pt_PT" w:bidi="pt_PT"/>
+        </w:rPr>
+        <w:t>אִ֜ישׁ</w:t>
+      </w:r>
+    </w:p>
+    <w:p>
+      <w:pPr/>
+      <w:r>
+        <w:rPr>
+          <w:lang w:val="pt_PT" w:bidi="pt_PT"/>
+        </w:rPr>
+      </w:r>
+      <w:r>
+        <w:rPr>
           <w:b/>
           <w:lang w:val="pt_PT" w:bidi="pt_PT"/>
         </w:rPr>
@@ -1213,6 +1255,20 @@
       </w:r>
       <w:r>
         <w:rPr>
+          <w:lang w:val="pt_PT" w:bidi="pt_PT"/>
+        </w:rPr>
+        <w:t>אֶפְרָתִ֔ים</w:t>
+      </w:r>
+    </w:p>
+    <w:p>
+      <w:pPr/>
+      <w:r>
+        <w:rPr>
+          <w:lang w:val="pt_PT" w:bidi="pt_PT"/>
+        </w:rPr>
+      </w:r>
+      <w:r>
+        <w:rPr>
           <w:b/>
           <w:lang w:val="pt_PT" w:bidi="pt_PT"/>
         </w:rPr>
@@ -1296,6 +1352,20 @@
       </w:r>
       <w:r>
         <w:rPr>
+          <w:lang w:val="pt_PT" w:bidi="pt_PT"/>
+        </w:rPr>
+        <w:t>וַ⁠תִּשָּׁאֵ֥ר הִ֖יא וּ⁠שְׁנֵ֥י בָנֶֽי⁠הָ</w:t>
+      </w:r>
+    </w:p>
+    <w:p>
+      <w:pPr/>
+      <w:r>
+        <w:rPr>
+          <w:lang w:val="pt_PT" w:bidi="pt_PT"/>
+        </w:rPr>
+      </w:r>
+      <w:r>
+        <w:rPr>
           <w:b/>
           <w:lang w:val="pt_PT" w:bidi="pt_PT"/>
         </w:rPr>
@@ -1379,6 +1449,20 @@
       </w:r>
       <w:r>
         <w:rPr>
+          <w:lang w:val="pt_PT" w:bidi="pt_PT"/>
+        </w:rPr>
+        <w:t>וַ⁠יִּשְׂא֣וּ לָ⁠הֶ֗ם נָשִׁים֙</w:t>
+      </w:r>
+    </w:p>
+    <w:p>
+      <w:pPr/>
+      <w:r>
+        <w:rPr>
+          <w:lang w:val="pt_PT" w:bidi="pt_PT"/>
+        </w:rPr>
+      </w:r>
+      <w:r>
+        <w:rPr>
           <w:b/>
           <w:lang w:val="pt_PT" w:bidi="pt_PT"/>
         </w:rPr>
@@ -1462,6 +1546,20 @@
       </w:r>
       <w:r>
         <w:rPr>
+          <w:lang w:val="pt_PT" w:bidi="pt_PT"/>
+        </w:rPr>
+        <w:t>שֵׁ֤ם הָֽ⁠אַחַת֙ עָרְפָּ֔ה וְ⁠שֵׁ֥ם הַ⁠שֵּׁנִ֖ית ר֑וּת</w:t>
+      </w:r>
+    </w:p>
+    <w:p>
+      <w:pPr/>
+      <w:r>
+        <w:rPr>
+          <w:lang w:val="pt_PT" w:bidi="pt_PT"/>
+        </w:rPr>
+      </w:r>
+      <w:r>
+        <w:rPr>
           <w:b/>
           <w:lang w:val="pt_PT" w:bidi="pt_PT"/>
         </w:rPr>
@@ -1525,6 +1623,20 @@
       </w:r>
       <w:r>
         <w:rPr>
+          <w:lang w:val="pt_PT" w:bidi="pt_PT"/>
+        </w:rPr>
+        <w:t>וַ⁠תִּשָּׁאֵר֙ הָֽ⁠אִשָּׁ֔ה מִ⁠שְּׁנֵ֥י יְלָדֶ֖י⁠הָ וּ⁠מֵ⁠אִישָֽׁ⁠הּ</w:t>
+      </w:r>
+    </w:p>
+    <w:p>
+      <w:pPr/>
+      <w:r>
+        <w:rPr>
+          <w:lang w:val="pt_PT" w:bidi="pt_PT"/>
+        </w:rPr>
+      </w:r>
+      <w:r>
+        <w:rPr>
           <w:b/>
           <w:lang w:val="pt_PT" w:bidi="pt_PT"/>
         </w:rPr>
@@ -1608,6 +1720,20 @@
       </w:r>
       <w:r>
         <w:rPr>
+          <w:lang w:val="pt_PT" w:bidi="pt_PT"/>
+        </w:rPr>
+        <w:t>וַ⁠תָּ֤קָם הִיא֙ וְ⁠כַלֹּתֶ֔י⁠הָ וַ⁠תָּ֖שָׁב</w:t>
+      </w:r>
+    </w:p>
+    <w:p>
+      <w:pPr/>
+      <w:r>
+        <w:rPr>
+          <w:lang w:val="pt_PT" w:bidi="pt_PT"/>
+        </w:rPr>
+      </w:r>
+      <w:r>
+        <w:rPr>
           <w:b/>
           <w:lang w:val="pt_PT" w:bidi="pt_PT"/>
         </w:rPr>
@@ -1680,6 +1806,20 @@
         <w:rPr>
           <w:lang w:val="pt_PT" w:bidi="pt_PT"/>
         </w:rPr>
+      </w:r>
+    </w:p>
+    <w:p>
+      <w:pPr/>
+      <w:r>
+        <w:rPr>
+          <w:lang w:val="pt_PT" w:bidi="pt_PT"/>
+        </w:rPr>
+      </w:r>
+      <w:r>
+        <w:rPr>
+          <w:lang w:val="pt_PT" w:bidi="pt_PT"/>
+        </w:rPr>
+        <w:t>וַ⁠תָּ֤קָם הִיא֙ וְ⁠כַלֹּתֶ֔י⁠הָ וַ⁠תָּ֖שָׁב</w:t>
       </w:r>
     </w:p>
     <w:p>
@@ -1844,6 +1984,20 @@
       </w:r>
       <w:r>
         <w:rPr>
+          <w:lang w:val="pt_PT" w:bidi="pt_PT"/>
+        </w:rPr>
+        <w:t>כִּ֤י שָֽׁמְעָה֙ בִּ⁠שְׂדֵ֣ה מוֹאָ֔ב כִּֽי־פָקַ֤ד יְהוָה֙ אֶת־עַמּ֔⁠וֹ לָ⁠תֵ֥ת לָ⁠הֶ֖ם לָֽחֶם</w:t>
+      </w:r>
+    </w:p>
+    <w:p>
+      <w:pPr/>
+      <w:r>
+        <w:rPr>
+          <w:lang w:val="pt_PT" w:bidi="pt_PT"/>
+        </w:rPr>
+      </w:r>
+      <w:r>
+        <w:rPr>
           <w:b/>
           <w:lang w:val="pt_PT" w:bidi="pt_PT"/>
         </w:rPr>
@@ -1927,6 +2081,20 @@
       </w:r>
       <w:r>
         <w:rPr>
+          <w:lang w:val="pt_PT" w:bidi="pt_PT"/>
+        </w:rPr>
+        <w:t>שָֽׁמְעָה֙ בִּ⁠שְׂדֵ֣ה מוֹאָ֔ב</w:t>
+      </w:r>
+    </w:p>
+    <w:p>
+      <w:pPr/>
+      <w:r>
+        <w:rPr>
+          <w:lang w:val="pt_PT" w:bidi="pt_PT"/>
+        </w:rPr>
+      </w:r>
+      <w:r>
+        <w:rPr>
           <w:b/>
           <w:lang w:val="pt_PT" w:bidi="pt_PT"/>
         </w:rPr>
@@ -2010,6 +2178,20 @@
       </w:r>
       <w:r>
         <w:rPr>
+          <w:lang w:val="pt_PT" w:bidi="pt_PT"/>
+        </w:rPr>
+        <w:t>פָקַ֤ד &amp; אֶת־עַמּ֔⁠וֹ</w:t>
+      </w:r>
+    </w:p>
+    <w:p>
+      <w:pPr/>
+      <w:r>
+        <w:rPr>
+          <w:lang w:val="pt_PT" w:bidi="pt_PT"/>
+        </w:rPr>
+      </w:r>
+      <w:r>
+        <w:rPr>
           <w:b/>
           <w:lang w:val="pt_PT" w:bidi="pt_PT"/>
         </w:rPr>
@@ -2093,6 +2275,20 @@
       </w:r>
       <w:r>
         <w:rPr>
+          <w:lang w:val="pt_PT" w:bidi="pt_PT"/>
+        </w:rPr>
+        <w:t>לָ⁠תֵ֥ת לָ⁠הֶ֖ם לָֽחֶם</w:t>
+      </w:r>
+    </w:p>
+    <w:p>
+      <w:pPr/>
+      <w:r>
+        <w:rPr>
+          <w:lang w:val="pt_PT" w:bidi="pt_PT"/>
+        </w:rPr>
+      </w:r>
+      <w:r>
+        <w:rPr>
           <w:b/>
           <w:lang w:val="pt_PT" w:bidi="pt_PT"/>
         </w:rPr>
@@ -2302,6 +2498,20 @@
       </w:r>
       <w:r>
         <w:rPr>
+          <w:lang w:val="pt_PT" w:bidi="pt_PT"/>
+        </w:rPr>
+        <w:t>לֵ֣כְנָה שֹּׁ֔בְנָה אִשָּׁ֖ה</w:t>
+      </w:r>
+    </w:p>
+    <w:p>
+      <w:pPr/>
+      <w:r>
+        <w:rPr>
+          <w:lang w:val="pt_PT" w:bidi="pt_PT"/>
+        </w:rPr>
+      </w:r>
+      <w:r>
+        <w:rPr>
           <w:b/>
           <w:lang w:val="pt_PT" w:bidi="pt_PT"/>
         </w:rPr>
@@ -2385,6 +2595,20 @@
       </w:r>
       <w:r>
         <w:rPr>
+          <w:lang w:val="pt_PT" w:bidi="pt_PT"/>
+        </w:rPr>
+        <w:t>לֵ֣כְנָה שֹּׁ֔בְנָה אִשָּׁ֖ה לְ⁠בֵ֣ית אִמָּ֑⁠הּ</w:t>
+      </w:r>
+    </w:p>
+    <w:p>
+      <w:pPr/>
+      <w:r>
+        <w:rPr>
+          <w:lang w:val="pt_PT" w:bidi="pt_PT"/>
+        </w:rPr>
+      </w:r>
+      <w:r>
+        <w:rPr>
           <w:b/>
           <w:lang w:val="pt_PT" w:bidi="pt_PT"/>
         </w:rPr>
@@ -2511,6 +2735,20 @@
       </w:r>
       <w:r>
         <w:rPr>
+          <w:lang w:val="pt_PT" w:bidi="pt_PT"/>
+        </w:rPr>
+        <w:t>יעשה יְהוָ֤ה עִמָּ⁠כֶם֙ חֶ֔סֶד כַּ⁠אֲשֶׁ֧ר עֲשִׂיתֶ֛ם עִם־הַ⁠מֵּתִ֖ים וְ⁠עִמָּדִֽ⁠י</w:t>
+      </w:r>
+    </w:p>
+    <w:p>
+      <w:pPr/>
+      <w:r>
+        <w:rPr>
+          <w:lang w:val="pt_PT" w:bidi="pt_PT"/>
+        </w:rPr>
+      </w:r>
+      <w:r>
+        <w:rPr>
           <w:b/>
           <w:lang w:val="pt_PT" w:bidi="pt_PT"/>
         </w:rPr>
@@ -2594,6 +2832,20 @@
       </w:r>
       <w:r>
         <w:rPr>
+          <w:lang w:val="pt_PT" w:bidi="pt_PT"/>
+        </w:rPr>
+        <w:t>עִם־הַ⁠מֵּתִ֖ים</w:t>
+      </w:r>
+    </w:p>
+    <w:p>
+      <w:pPr/>
+      <w:r>
+        <w:rPr>
+          <w:lang w:val="pt_PT" w:bidi="pt_PT"/>
+        </w:rPr>
+      </w:r>
+      <w:r>
+        <w:rPr>
           <w:b/>
           <w:lang w:val="pt_PT" w:bidi="pt_PT"/>
         </w:rPr>
@@ -2690,6 +2942,20 @@
       </w:r>
       <w:r>
         <w:rPr>
+          <w:lang w:val="pt_PT" w:bidi="pt_PT"/>
+        </w:rPr>
+        <w:t>חֶ֔סֶד</w:t>
+      </w:r>
+    </w:p>
+    <w:p>
+      <w:pPr/>
+      <w:r>
+        <w:rPr>
+          <w:lang w:val="pt_PT" w:bidi="pt_PT"/>
+        </w:rPr>
+      </w:r>
+      <w:r>
+        <w:rPr>
           <w:b/>
           <w:lang w:val="pt_PT" w:bidi="pt_PT"/>
         </w:rPr>
@@ -2856,6 +3122,20 @@
       </w:r>
       <w:r>
         <w:rPr>
+          <w:lang w:val="pt_PT" w:bidi="pt_PT"/>
+        </w:rPr>
+        <w:t>וּ⁠מְצֶ֣אןָ מְנוּחָ֔ה</w:t>
+      </w:r>
+    </w:p>
+    <w:p>
+      <w:pPr/>
+      <w:r>
+        <w:rPr>
+          <w:lang w:val="pt_PT" w:bidi="pt_PT"/>
+        </w:rPr>
+      </w:r>
+      <w:r>
+        <w:rPr>
           <w:b/>
           <w:lang w:val="pt_PT" w:bidi="pt_PT"/>
         </w:rPr>
@@ -2939,6 +3219,20 @@
       </w:r>
       <w:r>
         <w:rPr>
+          <w:lang w:val="pt_PT" w:bidi="pt_PT"/>
+        </w:rPr>
+        <w:t>בֵּ֣ית אִישָׁ֑⁠הּ</w:t>
+      </w:r>
+    </w:p>
+    <w:p>
+      <w:pPr/>
+      <w:r>
+        <w:rPr>
+          <w:lang w:val="pt_PT" w:bidi="pt_PT"/>
+        </w:rPr>
+      </w:r>
+      <w:r>
+        <w:rPr>
           <w:b/>
           <w:lang w:val="pt_PT" w:bidi="pt_PT"/>
         </w:rPr>
@@ -3035,6 +3329,20 @@
       </w:r>
       <w:r>
         <w:rPr>
+          <w:lang w:val="pt_PT" w:bidi="pt_PT"/>
+        </w:rPr>
+        <w:t>וַ⁠תִּשֶּׂ֥אנָה קוֹלָ֖⁠ן וַ⁠תִּבְכֶּֽינָה</w:t>
+      </w:r>
+    </w:p>
+    <w:p>
+      <w:pPr/>
+      <w:r>
+        <w:rPr>
+          <w:lang w:val="pt_PT" w:bidi="pt_PT"/>
+        </w:rPr>
+      </w:r>
+      <w:r>
+        <w:rPr>
           <w:b/>
           <w:lang w:val="pt_PT" w:bidi="pt_PT"/>
         </w:rPr>
@@ -3118,6 +3426,20 @@
       </w:r>
       <w:r>
         <w:rPr>
+          <w:lang w:val="pt_PT" w:bidi="pt_PT"/>
+        </w:rPr>
+        <w:t>נָשׁ֖וּב</w:t>
+      </w:r>
+    </w:p>
+    <w:p>
+      <w:pPr/>
+      <w:r>
+        <w:rPr>
+          <w:lang w:val="pt_PT" w:bidi="pt_PT"/>
+        </w:rPr>
+      </w:r>
+      <w:r>
+        <w:rPr>
           <w:b/>
           <w:lang w:val="pt_PT" w:bidi="pt_PT"/>
         </w:rPr>
@@ -3227,6 +3549,20 @@
       </w:r>
       <w:r>
         <w:rPr>
+          <w:lang w:val="pt_PT" w:bidi="pt_PT"/>
+        </w:rPr>
+        <w:t>וַ⁠תֹּאמַ֖רְנָה</w:t>
+      </w:r>
+    </w:p>
+    <w:p>
+      <w:pPr/>
+      <w:r>
+        <w:rPr>
+          <w:lang w:val="pt_PT" w:bidi="pt_PT"/>
+        </w:rPr>
+      </w:r>
+      <w:r>
+        <w:rPr>
           <w:b/>
           <w:lang w:val="pt_PT" w:bidi="pt_PT"/>
         </w:rPr>
@@ -3323,6 +3659,20 @@
       </w:r>
       <w:r>
         <w:rPr>
+          <w:lang w:val="pt_PT" w:bidi="pt_PT"/>
+        </w:rPr>
+        <w:t>כִּי</w:t>
+      </w:r>
+    </w:p>
+    <w:p>
+      <w:pPr/>
+      <w:r>
+        <w:rPr>
+          <w:lang w:val="pt_PT" w:bidi="pt_PT"/>
+        </w:rPr>
+      </w:r>
+      <w:r>
+        <w:rPr>
           <w:b/>
           <w:lang w:val="pt_PT" w:bidi="pt_PT"/>
         </w:rPr>
@@ -3406,6 +3756,20 @@
       </w:r>
       <w:r>
         <w:rPr>
+          <w:lang w:val="pt_PT" w:bidi="pt_PT"/>
+        </w:rPr>
+        <w:t>אִתָּ֥⁠ךְ</w:t>
+      </w:r>
+    </w:p>
+    <w:p>
+      <w:pPr/>
+      <w:r>
+        <w:rPr>
+          <w:lang w:val="pt_PT" w:bidi="pt_PT"/>
+        </w:rPr>
+      </w:r>
+      <w:r>
+        <w:rPr>
           <w:b/>
           <w:lang w:val="pt_PT" w:bidi="pt_PT"/>
         </w:rPr>
@@ -3489,6 +3853,20 @@
       </w:r>
       <w:r>
         <w:rPr>
+          <w:lang w:val="pt_PT" w:bidi="pt_PT"/>
+        </w:rPr>
+        <w:t>וַ⁠תֹּ֤אמֶר נָעֳמִי֙</w:t>
+      </w:r>
+    </w:p>
+    <w:p>
+      <w:pPr/>
+      <w:r>
+        <w:rPr>
+          <w:lang w:val="pt_PT" w:bidi="pt_PT"/>
+        </w:rPr>
+      </w:r>
+      <w:r>
+        <w:rPr>
           <w:b/>
           <w:lang w:val="pt_PT" w:bidi="pt_PT"/>
         </w:rPr>
@@ -3585,6 +3963,20 @@
       </w:r>
       <w:r>
         <w:rPr>
+          <w:lang w:val="pt_PT" w:bidi="pt_PT"/>
+        </w:rPr>
+        <w:t>בְנֹתַ֔⁠י</w:t>
+      </w:r>
+    </w:p>
+    <w:p>
+      <w:pPr/>
+      <w:r>
+        <w:rPr>
+          <w:lang w:val="pt_PT" w:bidi="pt_PT"/>
+        </w:rPr>
+      </w:r>
+      <w:r>
+        <w:rPr>
           <w:b/>
           <w:lang w:val="pt_PT" w:bidi="pt_PT"/>
         </w:rPr>
@@ -3661,6 +4053,20 @@
       </w:r>
       <w:r>
         <w:rPr>
+          <w:lang w:val="pt_PT" w:bidi="pt_PT"/>
+        </w:rPr>
+        <w:t>לָ֥⁠מָּה תֵלַ֖כְנָה עִמִּ֑⁠י</w:t>
+      </w:r>
+    </w:p>
+    <w:p>
+      <w:pPr/>
+      <w:r>
+        <w:rPr>
+          <w:lang w:val="pt_PT" w:bidi="pt_PT"/>
+        </w:rPr>
+      </w:r>
+      <w:r>
+        <w:rPr>
           <w:b/>
           <w:lang w:val="pt_PT" w:bidi="pt_PT"/>
         </w:rPr>
@@ -3744,6 +4150,20 @@
       </w:r>
       <w:r>
         <w:rPr>
+          <w:lang w:val="pt_PT" w:bidi="pt_PT"/>
+        </w:rPr>
+        <w:t>הַֽ⁠עֽוֹד־לִ֤⁠י בָנִים֙ בְּֽ⁠מֵעַ֔⁠י וְ⁠הָי֥וּ לָ⁠כֶ֖ם לַ⁠אֲנָשִֽׁים</w:t>
+      </w:r>
+    </w:p>
+    <w:p>
+      <w:pPr/>
+      <w:r>
+        <w:rPr>
+          <w:lang w:val="pt_PT" w:bidi="pt_PT"/>
+        </w:rPr>
+      </w:r>
+      <w:r>
+        <w:rPr>
           <w:b/>
           <w:lang w:val="pt_PT" w:bidi="pt_PT"/>
         </w:rPr>
@@ -3827,6 +4247,20 @@
       </w:r>
       <w:r>
         <w:rPr>
+          <w:lang w:val="pt_PT" w:bidi="pt_PT"/>
+        </w:rPr>
+        <w:t>זָקַ֖נְתִּי מִ⁠הְי֣וֹת לְ⁠אִ֑ישׁ</w:t>
+      </w:r>
+    </w:p>
+    <w:p>
+      <w:pPr/>
+      <w:r>
+        <w:rPr>
+          <w:lang w:val="pt_PT" w:bidi="pt_PT"/>
+        </w:rPr>
+      </w:r>
+      <w:r>
+        <w:rPr>
           <w:b/>
           <w:lang w:val="pt_PT" w:bidi="pt_PT"/>
         </w:rPr>
@@ -3910,6 +4344,20 @@
       </w:r>
       <w:r>
         <w:rPr>
+          <w:lang w:val="pt_PT" w:bidi="pt_PT"/>
+        </w:rPr>
+        <w:t>כִּ֤י אָמַ֨רְתִּי֙ יֶשׁ־לִ֣⁠י תִקְוָ֔ה גַּ֣ם הָיִ֤יתִי הַ⁠לַּ֨יְלָה֙ לְ⁠אִ֔ישׁ וְ⁠גַ֖ם יָלַ֥דְתִּי בָנִֽים</w:t>
+      </w:r>
+    </w:p>
+    <w:p>
+      <w:pPr/>
+      <w:r>
+        <w:rPr>
+          <w:lang w:val="pt_PT" w:bidi="pt_PT"/>
+        </w:rPr>
+      </w:r>
+      <w:r>
+        <w:rPr>
           <w:b/>
           <w:lang w:val="pt_PT" w:bidi="pt_PT"/>
         </w:rPr>
@@ -4056,6 +4504,20 @@
       </w:r>
       <w:r>
         <w:rPr>
+          <w:lang w:val="pt_PT" w:bidi="pt_PT"/>
+        </w:rPr>
+        <w:t>הֲ⁠לָהֵ֣ן ׀ תְּשַׂבֵּ֗רְנָה עַ֚ד אֲשֶׁ֣ר יִגְדָּ֔לוּ הֲ⁠לָהֵן֙ תֵּֽעָגֵ֔נָה לְ⁠בִלְתִּ֖י הֱי֣וֹת לְ⁠אִ֑ישׁ</w:t>
+      </w:r>
+    </w:p>
+    <w:p>
+      <w:pPr/>
+      <w:r>
+        <w:rPr>
+          <w:lang w:val="pt_PT" w:bidi="pt_PT"/>
+        </w:rPr>
+      </w:r>
+      <w:r>
+        <w:rPr>
           <w:b/>
           <w:lang w:val="pt_PT" w:bidi="pt_PT"/>
         </w:rPr>
@@ -4139,6 +4601,20 @@
       </w:r>
       <w:r>
         <w:rPr>
+          <w:lang w:val="pt_PT" w:bidi="pt_PT"/>
+        </w:rPr>
+        <w:t>הֲ⁠לָהֵ֣ן ׀ תְּשַׂבֵּ֗רְנָה עַ֚ד אֲשֶׁ֣ר יִגְדָּ֔לוּ הֲ⁠לָהֵן֙ תֵּֽעָגֵ֔נָה לְ⁠בִלְתִּ֖י הֱי֣וֹת לְ⁠אִ֑ישׁ</w:t>
+      </w:r>
+    </w:p>
+    <w:p>
+      <w:pPr/>
+      <w:r>
+        <w:rPr>
+          <w:lang w:val="pt_PT" w:bidi="pt_PT"/>
+        </w:rPr>
+      </w:r>
+      <w:r>
+        <w:rPr>
           <w:b/>
           <w:lang w:val="pt_PT" w:bidi="pt_PT"/>
         </w:rPr>
@@ -4202,6 +4678,20 @@
       </w:r>
       <w:r>
         <w:rPr>
+          <w:lang w:val="pt_PT" w:bidi="pt_PT"/>
+        </w:rPr>
+        <w:t>מַר־לִ֤⁠י מְאֹד֙</w:t>
+      </w:r>
+    </w:p>
+    <w:p>
+      <w:pPr/>
+      <w:r>
+        <w:rPr>
+          <w:lang w:val="pt_PT" w:bidi="pt_PT"/>
+        </w:rPr>
+      </w:r>
+      <w:r>
+        <w:rPr>
           <w:b/>
           <w:lang w:val="pt_PT" w:bidi="pt_PT"/>
         </w:rPr>
@@ -4285,6 +4775,20 @@
       </w:r>
       <w:r>
         <w:rPr>
+          <w:lang w:val="pt_PT" w:bidi="pt_PT"/>
+        </w:rPr>
+        <w:t>יָצְאָ֥ה בִ֖⁠י יַד־יְהוָֽה</w:t>
+      </w:r>
+    </w:p>
+    <w:p>
+      <w:pPr/>
+      <w:r>
+        <w:rPr>
+          <w:lang w:val="pt_PT" w:bidi="pt_PT"/>
+        </w:rPr>
+      </w:r>
+      <w:r>
+        <w:rPr>
           <w:b/>
           <w:lang w:val="pt_PT" w:bidi="pt_PT"/>
         </w:rPr>
@@ -4368,6 +4872,20 @@
       </w:r>
       <w:r>
         <w:rPr>
+          <w:lang w:val="pt_PT" w:bidi="pt_PT"/>
+        </w:rPr>
+        <w:t>יָצְאָ֥ה בִ֖⁠י יַד־יְהוָֽה</w:t>
+      </w:r>
+    </w:p>
+    <w:p>
+      <w:pPr/>
+      <w:r>
+        <w:rPr>
+          <w:lang w:val="pt_PT" w:bidi="pt_PT"/>
+        </w:rPr>
+      </w:r>
+      <w:r>
+        <w:rPr>
           <w:b/>
           <w:lang w:val="pt_PT" w:bidi="pt_PT"/>
         </w:rPr>
@@ -4451,6 +4969,20 @@
       </w:r>
       <w:r>
         <w:rPr>
+          <w:lang w:val="pt_PT" w:bidi="pt_PT"/>
+        </w:rPr>
+        <w:t>וַ⁠תִּשֶּׂ֣נָה קוֹלָ֔⁠ן וַ⁠תִּבְכֶּ֖ינָה</w:t>
+      </w:r>
+    </w:p>
+    <w:p>
+      <w:pPr/>
+      <w:r>
+        <w:rPr>
+          <w:lang w:val="pt_PT" w:bidi="pt_PT"/>
+        </w:rPr>
+      </w:r>
+      <w:r>
+        <w:rPr>
           <w:b/>
           <w:lang w:val="pt_PT" w:bidi="pt_PT"/>
         </w:rPr>
@@ -4547,6 +5079,20 @@
       </w:r>
       <w:r>
         <w:rPr>
+          <w:lang w:val="pt_PT" w:bidi="pt_PT"/>
+        </w:rPr>
+        <w:t>וְ⁠ר֖וּת דָּ֥בְקָה בָּֽ⁠הּ</w:t>
+      </w:r>
+    </w:p>
+    <w:p>
+      <w:pPr/>
+      <w:r>
+        <w:rPr>
+          <w:lang w:val="pt_PT" w:bidi="pt_PT"/>
+        </w:rPr>
+      </w:r>
+      <w:r>
+        <w:rPr>
           <w:b/>
           <w:lang w:val="pt_PT" w:bidi="pt_PT"/>
         </w:rPr>
@@ -4630,6 +5176,20 @@
       </w:r>
       <w:r>
         <w:rPr>
+          <w:lang w:val="pt_PT" w:bidi="pt_PT"/>
+        </w:rPr>
+        <w:t>הִנֵּה֙</w:t>
+      </w:r>
+    </w:p>
+    <w:p>
+      <w:pPr/>
+      <w:r>
+        <w:rPr>
+          <w:lang w:val="pt_PT" w:bidi="pt_PT"/>
+        </w:rPr>
+      </w:r>
+      <w:r>
+        <w:rPr>
           <w:b/>
           <w:lang w:val="pt_PT" w:bidi="pt_PT"/>
         </w:rPr>
@@ -4809,6 +5369,20 @@
       </w:r>
       <w:r>
         <w:rPr>
+          <w:lang w:val="pt_PT" w:bidi="pt_PT"/>
+        </w:rPr>
+        <w:t>עַמָּ֖⁠הּ</w:t>
+      </w:r>
+    </w:p>
+    <w:p>
+      <w:pPr/>
+      <w:r>
+        <w:rPr>
+          <w:lang w:val="pt_PT" w:bidi="pt_PT"/>
+        </w:rPr>
+      </w:r>
+      <w:r>
+        <w:rPr>
           <w:b/>
           <w:lang w:val="pt_PT" w:bidi="pt_PT"/>
         </w:rPr>
@@ -4892,6 +5466,20 @@
       </w:r>
       <w:r>
         <w:rPr>
+          <w:lang w:val="pt_PT" w:bidi="pt_PT"/>
+        </w:rPr>
+        <w:t>אֱלֹהֶ֑י⁠הָ</w:t>
+      </w:r>
+    </w:p>
+    <w:p>
+      <w:pPr/>
+      <w:r>
+        <w:rPr>
+          <w:lang w:val="pt_PT" w:bidi="pt_PT"/>
+        </w:rPr>
+      </w:r>
+      <w:r>
+        <w:rPr>
           <w:b/>
           <w:lang w:val="pt_PT" w:bidi="pt_PT"/>
         </w:rPr>
@@ -4988,6 +5576,20 @@
       </w:r>
       <w:r>
         <w:rPr>
+          <w:lang w:val="pt_PT" w:bidi="pt_PT"/>
+        </w:rPr>
+        <w:t>אֱלֹהֶ֑י⁠הָ</w:t>
+      </w:r>
+    </w:p>
+    <w:p>
+      <w:pPr/>
+      <w:r>
+        <w:rPr>
+          <w:lang w:val="pt_PT" w:bidi="pt_PT"/>
+        </w:rPr>
+      </w:r>
+      <w:r>
+        <w:rPr>
           <w:b/>
           <w:lang w:val="pt_PT" w:bidi="pt_PT"/>
         </w:rPr>
@@ -5147,6 +5749,20 @@
       </w:r>
       <w:r>
         <w:rPr>
+          <w:lang w:val="pt_PT" w:bidi="pt_PT"/>
+        </w:rPr>
+        <w:t>לְ⁠עָזְבֵ֖⁠ךְ לָ⁠שׁ֣וּב מֵ⁠אַחֲרָ֑יִ⁠ךְ</w:t>
+      </w:r>
+    </w:p>
+    <w:p>
+      <w:pPr/>
+      <w:r>
+        <w:rPr>
+          <w:lang w:val="pt_PT" w:bidi="pt_PT"/>
+        </w:rPr>
+      </w:r>
+      <w:r>
+        <w:rPr>
           <w:b/>
           <w:lang w:val="pt_PT" w:bidi="pt_PT"/>
         </w:rPr>
@@ -5230,6 +5846,20 @@
       </w:r>
       <w:r>
         <w:rPr>
+          <w:lang w:val="pt_PT" w:bidi="pt_PT"/>
+        </w:rPr>
+        <w:t>עַמֵּ֣⁠ךְ עַמִּ֔⁠י וֵ⁠אלֹהַ֖יִ⁠ךְ אֱלֹהָֽ⁠י</w:t>
+      </w:r>
+    </w:p>
+    <w:p>
+      <w:pPr/>
+      <w:r>
+        <w:rPr>
+          <w:lang w:val="pt_PT" w:bidi="pt_PT"/>
+        </w:rPr>
+      </w:r>
+      <w:r>
+        <w:rPr>
           <w:b/>
           <w:lang w:val="pt_PT" w:bidi="pt_PT"/>
         </w:rPr>
@@ -5313,6 +5943,20 @@
       </w:r>
       <w:r>
         <w:rPr>
+          <w:lang w:val="pt_PT" w:bidi="pt_PT"/>
+        </w:rPr>
+        <w:t>כֹּה֩ יַעֲשֶׂ֨ה יְהוָ֥ה לִ⁠י֙ וְ⁠כֹ֣ה יֹסִ֔יף</w:t>
+      </w:r>
+    </w:p>
+    <w:p>
+      <w:pPr/>
+      <w:r>
+        <w:rPr>
+          <w:lang w:val="pt_PT" w:bidi="pt_PT"/>
+        </w:rPr>
+      </w:r>
+      <w:r>
+        <w:rPr>
           <w:b/>
           <w:lang w:val="pt_PT" w:bidi="pt_PT"/>
         </w:rPr>
@@ -5396,6 +6040,20 @@
       </w:r>
       <w:r>
         <w:rPr>
+          <w:lang w:val="pt_PT" w:bidi="pt_PT"/>
+        </w:rPr>
+        <w:t>כִּ֣י הַ⁠מָּ֔וֶת יַפְרִ֖יד בֵּינִ֥⁠י וּ⁠בֵינֵֽ⁠ךְ</w:t>
+      </w:r>
+    </w:p>
+    <w:p>
+      <w:pPr/>
+      <w:r>
+        <w:rPr>
+          <w:lang w:val="pt_PT" w:bidi="pt_PT"/>
+        </w:rPr>
+      </w:r>
+      <w:r>
+        <w:rPr>
           <w:b/>
           <w:lang w:val="pt_PT" w:bidi="pt_PT"/>
         </w:rPr>
@@ -5479,6 +6137,20 @@
       </w:r>
       <w:r>
         <w:rPr>
+          <w:lang w:val="pt_PT" w:bidi="pt_PT"/>
+        </w:rPr>
+        <w:t>יַפְרִ֖יד בֵּינִ֥⁠י וּ⁠בֵינֵֽ⁠ךְ</w:t>
+      </w:r>
+    </w:p>
+    <w:p>
+      <w:pPr/>
+      <w:r>
+        <w:rPr>
+          <w:lang w:val="pt_PT" w:bidi="pt_PT"/>
+        </w:rPr>
+      </w:r>
+      <w:r>
+        <w:rPr>
           <w:b/>
           <w:lang w:val="pt_PT" w:bidi="pt_PT"/>
         </w:rPr>
@@ -5562,6 +6234,20 @@
       </w:r>
       <w:r>
         <w:rPr>
+          <w:lang w:val="pt_PT" w:bidi="pt_PT"/>
+        </w:rPr>
+        <w:t>וַ⁠תֶּחְדַּ֖ל לְ⁠דַבֵּ֥ר אֵלֶֽי⁠הָ</w:t>
+      </w:r>
+    </w:p>
+    <w:p>
+      <w:pPr/>
+      <w:r>
+        <w:rPr>
+          <w:lang w:val="pt_PT" w:bidi="pt_PT"/>
+        </w:rPr>
+      </w:r>
+      <w:r>
+        <w:rPr>
           <w:b/>
           <w:lang w:val="pt_PT" w:bidi="pt_PT"/>
         </w:rPr>
@@ -5645,6 +6331,20 @@
       </w:r>
       <w:r>
         <w:rPr>
+          <w:lang w:val="pt_PT" w:bidi="pt_PT"/>
+        </w:rPr>
+        <w:t>וַ⁠תֶּחְדַּ֖ל לְ⁠דַבֵּ֥ר אֵלֶֽי⁠הָ</w:t>
+      </w:r>
+    </w:p>
+    <w:p>
+      <w:pPr/>
+      <w:r>
+        <w:rPr>
+          <w:lang w:val="pt_PT" w:bidi="pt_PT"/>
+        </w:rPr>
+      </w:r>
+      <w:r>
+        <w:rPr>
           <w:b/>
           <w:lang w:val="pt_PT" w:bidi="pt_PT"/>
         </w:rPr>
@@ -5728,6 +6428,20 @@
       </w:r>
       <w:r>
         <w:rPr>
+          <w:lang w:val="pt_PT" w:bidi="pt_PT"/>
+        </w:rPr>
+        <w:t>וַ⁠יְהִ֗י</w:t>
+      </w:r>
+    </w:p>
+    <w:p>
+      <w:pPr/>
+      <w:r>
+        <w:rPr>
+          <w:lang w:val="pt_PT" w:bidi="pt_PT"/>
+        </w:rPr>
+      </w:r>
+      <w:r>
+        <w:rPr>
           <w:b/>
           <w:lang w:val="pt_PT" w:bidi="pt_PT"/>
         </w:rPr>
@@ -5818,6 +6532,20 @@
       </w:r>
       <w:r>
         <w:rPr>
+          <w:lang w:val="pt_PT" w:bidi="pt_PT"/>
+        </w:rPr>
+        <w:t>כְּ⁠בֹאָ֨⁠נָה֙ בֵּ֣ית לֶ֔חֶם</w:t>
+      </w:r>
+    </w:p>
+    <w:p>
+      <w:pPr/>
+      <w:r>
+        <w:rPr>
+          <w:lang w:val="pt_PT" w:bidi="pt_PT"/>
+        </w:rPr>
+      </w:r>
+      <w:r>
+        <w:rPr>
           <w:b/>
           <w:lang w:val="pt_PT" w:bidi="pt_PT"/>
         </w:rPr>
@@ -5901,6 +6629,20 @@
       </w:r>
       <w:r>
         <w:rPr>
+          <w:lang w:val="pt_PT" w:bidi="pt_PT"/>
+        </w:rPr>
+        <w:t>כָּל־הָ⁠עִיר֙</w:t>
+      </w:r>
+    </w:p>
+    <w:p>
+      <w:pPr/>
+      <w:r>
+        <w:rPr>
+          <w:lang w:val="pt_PT" w:bidi="pt_PT"/>
+        </w:rPr>
+      </w:r>
+      <w:r>
+        <w:rPr>
           <w:b/>
           <w:lang w:val="pt_PT" w:bidi="pt_PT"/>
         </w:rPr>
@@ -5997,6 +6739,20 @@
       </w:r>
       <w:r>
         <w:rPr>
+          <w:lang w:val="pt_PT" w:bidi="pt_PT"/>
+        </w:rPr>
+        <w:t>כָּל־הָ⁠עִיר֙</w:t>
+      </w:r>
+    </w:p>
+    <w:p>
+      <w:pPr/>
+      <w:r>
+        <w:rPr>
+          <w:lang w:val="pt_PT" w:bidi="pt_PT"/>
+        </w:rPr>
+      </w:r>
+      <w:r>
+        <w:rPr>
           <w:b/>
           <w:lang w:val="pt_PT" w:bidi="pt_PT"/>
         </w:rPr>
@@ -6093,6 +6849,20 @@
       </w:r>
       <w:r>
         <w:rPr>
+          <w:lang w:val="pt_PT" w:bidi="pt_PT"/>
+        </w:rPr>
+        <w:t>הֲ⁠זֹ֥את נָעֳמִֽי</w:t>
+      </w:r>
+    </w:p>
+    <w:p>
+      <w:pPr/>
+      <w:r>
+        <w:rPr>
+          <w:lang w:val="pt_PT" w:bidi="pt_PT"/>
+        </w:rPr>
+      </w:r>
+      <w:r>
+        <w:rPr>
           <w:b/>
           <w:lang w:val="pt_PT" w:bidi="pt_PT"/>
         </w:rPr>
@@ -6176,6 +6946,20 @@
       </w:r>
       <w:r>
         <w:rPr>
+          <w:lang w:val="pt_PT" w:bidi="pt_PT"/>
+        </w:rPr>
+        <w:t>אַל־תִּקְרֶ֥אנָה לִ֖⁠י נָעֳמִ֑י</w:t>
+      </w:r>
+    </w:p>
+    <w:p>
+      <w:pPr/>
+      <w:r>
+        <w:rPr>
+          <w:lang w:val="pt_PT" w:bidi="pt_PT"/>
+        </w:rPr>
+      </w:r>
+      <w:r>
+        <w:rPr>
           <w:b/>
           <w:lang w:val="pt_PT" w:bidi="pt_PT"/>
         </w:rPr>
@@ -6259,6 +7043,20 @@
       </w:r>
       <w:r>
         <w:rPr>
+          <w:lang w:val="pt_PT" w:bidi="pt_PT"/>
+        </w:rPr>
+        <w:t>מָרָ֔א</w:t>
+      </w:r>
+    </w:p>
+    <w:p>
+      <w:pPr/>
+      <w:r>
+        <w:rPr>
+          <w:lang w:val="pt_PT" w:bidi="pt_PT"/>
+        </w:rPr>
+      </w:r>
+      <w:r>
+        <w:rPr>
           <w:b/>
           <w:lang w:val="pt_PT" w:bidi="pt_PT"/>
         </w:rPr>
@@ -6355,6 +7153,20 @@
       </w:r>
       <w:r>
         <w:rPr>
+          <w:lang w:val="pt_PT" w:bidi="pt_PT"/>
+        </w:rPr>
+        <w:t>אֲנִי֙ מְלֵאָ֣ה הָלַ֔כְתִּי וְ⁠רֵיקָ֖ם הֱשִׁיבַ֣⁠נִי יְהוָ֑ה</w:t>
+      </w:r>
+    </w:p>
+    <w:p>
+      <w:pPr/>
+      <w:r>
+        <w:rPr>
+          <w:lang w:val="pt_PT" w:bidi="pt_PT"/>
+        </w:rPr>
+      </w:r>
+      <w:r>
+        <w:rPr>
           <w:b/>
           <w:lang w:val="pt_PT" w:bidi="pt_PT"/>
         </w:rPr>
@@ -6438,6 +7250,20 @@
       </w:r>
       <w:r>
         <w:rPr>
+          <w:lang w:val="pt_PT" w:bidi="pt_PT"/>
+        </w:rPr>
+        <w:t>לָ֣⁠מָּה תִקְרֶ֤אנָה לִ⁠י֙ נָעֳמִ֔י</w:t>
+      </w:r>
+    </w:p>
+    <w:p>
+      <w:pPr/>
+      <w:r>
+        <w:rPr>
+          <w:lang w:val="pt_PT" w:bidi="pt_PT"/>
+        </w:rPr>
+      </w:r>
+      <w:r>
+        <w:rPr>
           <w:b/>
           <w:lang w:val="pt_PT" w:bidi="pt_PT"/>
         </w:rPr>
@@ -6521,6 +7347,20 @@
       </w:r>
       <w:r>
         <w:rPr>
+          <w:lang w:val="pt_PT" w:bidi="pt_PT"/>
+        </w:rPr>
+        <w:t>וַֽ⁠יהוָה֙ עָ֣נָה בִ֔⁠י וְ⁠שַׁדַּ֖י הֵ֥רַֽע לִֽ⁠י</w:t>
+      </w:r>
+    </w:p>
+    <w:p>
+      <w:pPr/>
+      <w:r>
+        <w:rPr>
+          <w:lang w:val="pt_PT" w:bidi="pt_PT"/>
+        </w:rPr>
+      </w:r>
+      <w:r>
+        <w:rPr>
           <w:b/>
           <w:lang w:val="pt_PT" w:bidi="pt_PT"/>
         </w:rPr>
@@ -6604,6 +7444,20 @@
       </w:r>
       <w:r>
         <w:rPr>
+          <w:lang w:val="pt_PT" w:bidi="pt_PT"/>
+        </w:rPr>
+        <w:t>עָ֣נָה בִ֔⁠י</w:t>
+      </w:r>
+    </w:p>
+    <w:p>
+      <w:pPr/>
+      <w:r>
+        <w:rPr>
+          <w:lang w:val="pt_PT" w:bidi="pt_PT"/>
+        </w:rPr>
+      </w:r>
+      <w:r>
+        <w:rPr>
           <w:b/>
           <w:lang w:val="pt_PT" w:bidi="pt_PT"/>
         </w:rPr>
@@ -6750,6 +7604,20 @@
       </w:r>
       <w:r>
         <w:rPr>
+          <w:lang w:val="pt_PT" w:bidi="pt_PT"/>
+        </w:rPr>
+        <w:t>וַ⁠תָּ֣שָׁב נָעֳמִ֗י וְ⁠ר֨וּת הַ⁠מּוֹאֲבִיָּ֤ה כַלָּתָ⁠הּ֙ עִמָּ֔⁠הּ הַ⁠שָּׁ֖בָה מִ⁠שְּׂדֵ֣י מוֹאָ֑ב</w:t>
+      </w:r>
+    </w:p>
+    <w:p>
+      <w:pPr/>
+      <w:r>
+        <w:rPr>
+          <w:lang w:val="pt_PT" w:bidi="pt_PT"/>
+        </w:rPr>
+      </w:r>
+      <w:r>
+        <w:rPr>
           <w:b/>
           <w:lang w:val="pt_PT" w:bidi="pt_PT"/>
         </w:rPr>
@@ -6833,6 +7701,20 @@
       </w:r>
       <w:r>
         <w:rPr>
+          <w:lang w:val="pt_PT" w:bidi="pt_PT"/>
+        </w:rPr>
+        <w:t>וְ⁠הֵ֗מָּה בָּ֚אוּ בֵּ֣ית לֶ֔חֶם בִּ⁠תְחִלַּ֖ת קְצִ֥יר שְׂעֹרִֽים</w:t>
+      </w:r>
+    </w:p>
+    <w:p>
+      <w:pPr/>
+      <w:r>
+        <w:rPr>
+          <w:lang w:val="pt_PT" w:bidi="pt_PT"/>
+        </w:rPr>
+      </w:r>
+      <w:r>
+        <w:rPr>
           <w:b/>
           <w:lang w:val="pt_PT" w:bidi="pt_PT"/>
         </w:rPr>
@@ -6916,6 +7798,20 @@
       </w:r>
       <w:r>
         <w:rPr>
+          <w:lang w:val="pt_PT" w:bidi="pt_PT"/>
+        </w:rPr>
+        <w:t>בִּ⁠תְחִלַּ֖ת קְצִ֥יר שְׂעֹרִֽים</w:t>
+      </w:r>
+    </w:p>
+    <w:p>
+      <w:pPr/>
+      <w:r>
+        <w:rPr>
+          <w:lang w:val="pt_PT" w:bidi="pt_PT"/>
+        </w:rPr>
+      </w:r>
+      <w:r>
+        <w:rPr>
           <w:b/>
           <w:lang w:val="pt_PT" w:bidi="pt_PT"/>
         </w:rPr>
@@ -7156,6 +8052,20 @@
       </w:r>
       <w:r>
         <w:rPr>
+          <w:lang w:val="pt_PT" w:bidi="pt_PT"/>
+        </w:rPr>
+        <w:t>וּֽ⁠לְ⁠נָעֳמִ֞י מוֹדַ֣ע לְ⁠אִישָׁ֗⁠הּ</w:t>
+      </w:r>
+    </w:p>
+    <w:p>
+      <w:pPr/>
+      <w:r>
+        <w:rPr>
+          <w:lang w:val="pt_PT" w:bidi="pt_PT"/>
+        </w:rPr>
+      </w:r>
+      <w:r>
+        <w:rPr>
           <w:b/>
           <w:lang w:val="pt_PT" w:bidi="pt_PT"/>
         </w:rPr>
@@ -7239,6 +8149,20 @@
       </w:r>
       <w:r>
         <w:rPr>
+          <w:lang w:val="pt_PT" w:bidi="pt_PT"/>
+        </w:rPr>
+        <w:t>וּֽ⁠לְ⁠נָעֳמִ֞י מוֹדַ֣ע לְ⁠אִישָׁ֗⁠הּ</w:t>
+      </w:r>
+    </w:p>
+    <w:p>
+      <w:pPr/>
+      <w:r>
+        <w:rPr>
+          <w:lang w:val="pt_PT" w:bidi="pt_PT"/>
+        </w:rPr>
+      </w:r>
+      <w:r>
+        <w:rPr>
           <w:b/>
           <w:lang w:val="pt_PT" w:bidi="pt_PT"/>
         </w:rPr>
@@ -7335,6 +8259,20 @@
       </w:r>
       <w:r>
         <w:rPr>
+          <w:lang w:val="pt_PT" w:bidi="pt_PT"/>
+        </w:rPr>
+        <w:t>אִ֚ישׁ גִּבּ֣וֹר חַ֔יִל</w:t>
+      </w:r>
+    </w:p>
+    <w:p>
+      <w:pPr/>
+      <w:r>
+        <w:rPr>
+          <w:lang w:val="pt_PT" w:bidi="pt_PT"/>
+        </w:rPr>
+      </w:r>
+      <w:r>
+        <w:rPr>
           <w:b/>
           <w:lang w:val="pt_PT" w:bidi="pt_PT"/>
         </w:rPr>
@@ -7431,6 +8369,20 @@
       </w:r>
       <w:r>
         <w:rPr>
+          <w:lang w:val="pt_PT" w:bidi="pt_PT"/>
+        </w:rPr>
+        <w:t>מִ⁠מִּשְׁפַּ֖חַת אֱלִימֶ֑לֶךְ</w:t>
+      </w:r>
+    </w:p>
+    <w:p>
+      <w:pPr/>
+      <w:r>
+        <w:rPr>
+          <w:lang w:val="pt_PT" w:bidi="pt_PT"/>
+        </w:rPr>
+      </w:r>
+      <w:r>
+        <w:rPr>
           <w:b/>
           <w:lang w:val="pt_PT" w:bidi="pt_PT"/>
         </w:rPr>
@@ -7514,6 +8466,20 @@
       </w:r>
       <w:r>
         <w:rPr>
+          <w:lang w:val="pt_PT" w:bidi="pt_PT"/>
+        </w:rPr>
+        <w:t>ר֨וּת הַ⁠מּוֹאֲבִיָּ֜ה</w:t>
+      </w:r>
+    </w:p>
+    <w:p>
+      <w:pPr/>
+      <w:r>
+        <w:rPr>
+          <w:lang w:val="pt_PT" w:bidi="pt_PT"/>
+        </w:rPr>
+      </w:r>
+      <w:r>
+        <w:rPr>
           <w:b/>
           <w:lang w:val="pt_PT" w:bidi="pt_PT"/>
         </w:rPr>
@@ -7660,6 +8626,20 @@
       </w:r>
       <w:r>
         <w:rPr>
+          <w:lang w:val="pt_PT" w:bidi="pt_PT"/>
+        </w:rPr>
+        <w:t>אֲשֶׁ֥ר אֶמְצָא־חֵ֖ן בְּ⁠עֵינָ֑י⁠ו</w:t>
+      </w:r>
+    </w:p>
+    <w:p>
+      <w:pPr/>
+      <w:r>
+        <w:rPr>
+          <w:lang w:val="pt_PT" w:bidi="pt_PT"/>
+        </w:rPr>
+      </w:r>
+      <w:r>
+        <w:rPr>
           <w:b/>
           <w:lang w:val="pt_PT" w:bidi="pt_PT"/>
         </w:rPr>
@@ -7743,6 +8723,20 @@
       </w:r>
       <w:r>
         <w:rPr>
+          <w:lang w:val="pt_PT" w:bidi="pt_PT"/>
+        </w:rPr>
+        <w:t>בִתִּֽ⁠י</w:t>
+      </w:r>
+    </w:p>
+    <w:p>
+      <w:pPr/>
+      <w:r>
+        <w:rPr>
+          <w:lang w:val="pt_PT" w:bidi="pt_PT"/>
+        </w:rPr>
+      </w:r>
+      <w:r>
+        <w:rPr>
           <w:b/>
           <w:lang w:val="pt_PT" w:bidi="pt_PT"/>
         </w:rPr>
@@ -7826,6 +8820,20 @@
       </w:r>
       <w:r>
         <w:rPr>
+          <w:lang w:val="pt_PT" w:bidi="pt_PT"/>
+        </w:rPr>
+        <w:t>וַ⁠יִּ֣קֶר מִקְרֶ֔⁠הָ</w:t>
+      </w:r>
+    </w:p>
+    <w:p>
+      <w:pPr/>
+      <w:r>
+        <w:rPr>
+          <w:lang w:val="pt_PT" w:bidi="pt_PT"/>
+        </w:rPr>
+      </w:r>
+      <w:r>
+        <w:rPr>
           <w:b/>
           <w:lang w:val="pt_PT" w:bidi="pt_PT"/>
         </w:rPr>
@@ -7922,6 +8930,20 @@
       </w:r>
       <w:r>
         <w:rPr>
+          <w:lang w:val="pt_PT" w:bidi="pt_PT"/>
+        </w:rPr>
+        <w:t>מִ⁠מִּשְׁפַּ֥חַת אֱלִימֶֽלֶךְ</w:t>
+      </w:r>
+    </w:p>
+    <w:p>
+      <w:pPr/>
+      <w:r>
+        <w:rPr>
+          <w:lang w:val="pt_PT" w:bidi="pt_PT"/>
+        </w:rPr>
+      </w:r>
+      <w:r>
+        <w:rPr>
           <w:b/>
           <w:lang w:val="pt_PT" w:bidi="pt_PT"/>
         </w:rPr>
@@ -8018,6 +9040,20 @@
       </w:r>
       <w:r>
         <w:rPr>
+          <w:lang w:val="pt_PT" w:bidi="pt_PT"/>
+        </w:rPr>
+        <w:t>וְ⁠הִנֵּה</w:t>
+      </w:r>
+    </w:p>
+    <w:p>
+      <w:pPr/>
+      <w:r>
+        <w:rPr>
+          <w:lang w:val="pt_PT" w:bidi="pt_PT"/>
+        </w:rPr>
+      </w:r>
+      <w:r>
+        <w:rPr>
           <w:b/>
           <w:lang w:val="pt_PT" w:bidi="pt_PT"/>
         </w:rPr>
@@ -8114,6 +9150,20 @@
       </w:r>
       <w:r>
         <w:rPr>
+          <w:lang w:val="pt_PT" w:bidi="pt_PT"/>
+        </w:rPr>
+        <w:t>בָּ֚א מִ⁠בֵּ֣ית לֶ֔חֶם</w:t>
+      </w:r>
+    </w:p>
+    <w:p>
+      <w:pPr/>
+      <w:r>
+        <w:rPr>
+          <w:lang w:val="pt_PT" w:bidi="pt_PT"/>
+        </w:rPr>
+      </w:r>
+      <w:r>
+        <w:rPr>
           <w:b/>
           <w:lang w:val="pt_PT" w:bidi="pt_PT"/>
         </w:rPr>
@@ -8197,6 +9247,20 @@
       </w:r>
       <w:r>
         <w:rPr>
+          <w:lang w:val="pt_PT" w:bidi="pt_PT"/>
+        </w:rPr>
+        <w:t>יְהוָ֣ה עִמָּ⁠כֶ֑ם</w:t>
+      </w:r>
+    </w:p>
+    <w:p>
+      <w:pPr/>
+      <w:r>
+        <w:rPr>
+          <w:lang w:val="pt_PT" w:bidi="pt_PT"/>
+        </w:rPr>
+      </w:r>
+      <w:r>
+        <w:rPr>
           <w:b/>
           <w:lang w:val="pt_PT" w:bidi="pt_PT"/>
         </w:rPr>
@@ -8446,6 +9510,20 @@
       </w:r>
       <w:r>
         <w:rPr>
+          <w:lang w:val="pt_PT" w:bidi="pt_PT"/>
+        </w:rPr>
+        <w:t>לְ⁠מִ֖י הַ⁠נַּעֲרָ֥ה הַ⁠זֹּֽאת</w:t>
+      </w:r>
+    </w:p>
+    <w:p>
+      <w:pPr/>
+      <w:r>
+        <w:rPr>
+          <w:lang w:val="pt_PT" w:bidi="pt_PT"/>
+        </w:rPr>
+      </w:r>
+      <w:r>
+        <w:rPr>
           <w:b/>
           <w:lang w:val="pt_PT" w:bidi="pt_PT"/>
         </w:rPr>
@@ -8529,6 +9607,20 @@
       </w:r>
       <w:r>
         <w:rPr>
+          <w:lang w:val="pt_PT" w:bidi="pt_PT"/>
+        </w:rPr>
+        <w:t>וַ⁠יַּ֗עַן &amp; וַ⁠יֹּאמַ֑ר</w:t>
+      </w:r>
+    </w:p>
+    <w:p>
+      <w:pPr/>
+      <w:r>
+        <w:rPr>
+          <w:lang w:val="pt_PT" w:bidi="pt_PT"/>
+        </w:rPr>
+      </w:r>
+      <w:r>
+        <w:rPr>
           <w:b/>
           <w:lang w:val="pt_PT" w:bidi="pt_PT"/>
         </w:rPr>
@@ -8612,6 +9704,20 @@
       </w:r>
       <w:r>
         <w:rPr>
+          <w:lang w:val="pt_PT" w:bidi="pt_PT"/>
+        </w:rPr>
+        <w:t>וַ⁠תֹּ֗אמֶר אֲלַקֳטָה־נָּא֙ וְ⁠אָסַפְתִּ֣י בָֽ⁠עֳמָרִ֔ים אַחֲרֵ֖י הַ⁠קּוֹצְרִ֑ים</w:t>
+      </w:r>
+    </w:p>
+    <w:p>
+      <w:pPr/>
+      <w:r>
+        <w:rPr>
+          <w:lang w:val="pt_PT" w:bidi="pt_PT"/>
+        </w:rPr>
+      </w:r>
+      <w:r>
+        <w:rPr>
           <w:b/>
           <w:lang w:val="pt_PT" w:bidi="pt_PT"/>
         </w:rPr>
@@ -8695,6 +9801,20 @@
       </w:r>
       <w:r>
         <w:rPr>
+          <w:lang w:val="pt_PT" w:bidi="pt_PT"/>
+        </w:rPr>
+        <w:t>אֲלַקֳטָה־נָּא֙ וְ⁠אָסַפְתִּ֣י</w:t>
+      </w:r>
+    </w:p>
+    <w:p>
+      <w:pPr/>
+      <w:r>
+        <w:rPr>
+          <w:lang w:val="pt_PT" w:bidi="pt_PT"/>
+        </w:rPr>
+      </w:r>
+      <w:r>
+        <w:rPr>
           <w:b/>
           <w:lang w:val="pt_PT" w:bidi="pt_PT"/>
         </w:rPr>
@@ -8854,6 +9974,20 @@
       </w:r>
       <w:r>
         <w:rPr>
+          <w:lang w:val="pt_PT" w:bidi="pt_PT"/>
+        </w:rPr>
+        <w:t>הֲ⁠ל֧וֹא שָׁמַ֣עַתְּ בִּתִּ֗⁠י</w:t>
+      </w:r>
+    </w:p>
+    <w:p>
+      <w:pPr/>
+      <w:r>
+        <w:rPr>
+          <w:lang w:val="pt_PT" w:bidi="pt_PT"/>
+        </w:rPr>
+      </w:r>
+      <w:r>
+        <w:rPr>
           <w:b/>
           <w:lang w:val="pt_PT" w:bidi="pt_PT"/>
         </w:rPr>
@@ -8937,6 +10071,20 @@
       </w:r>
       <w:r>
         <w:rPr>
+          <w:lang w:val="pt_PT" w:bidi="pt_PT"/>
+        </w:rPr>
+        <w:t>בִּתִּ֗⁠י</w:t>
+      </w:r>
+    </w:p>
+    <w:p>
+      <w:pPr/>
+      <w:r>
+        <w:rPr>
+          <w:lang w:val="pt_PT" w:bidi="pt_PT"/>
+        </w:rPr>
+      </w:r>
+      <w:r>
+        <w:rPr>
           <w:b/>
           <w:lang w:val="pt_PT" w:bidi="pt_PT"/>
         </w:rPr>
@@ -9033,6 +10181,20 @@
       </w:r>
       <w:r>
         <w:rPr>
+          <w:lang w:val="pt_PT" w:bidi="pt_PT"/>
+        </w:rPr>
+        <w:t>עֵינַ֜יִ⁠ךְ בַּ⁠שָּׂדֶ֤ה</w:t>
+      </w:r>
+    </w:p>
+    <w:p>
+      <w:pPr/>
+      <w:r>
+        <w:rPr>
+          <w:lang w:val="pt_PT" w:bidi="pt_PT"/>
+        </w:rPr>
+      </w:r>
+      <w:r>
+        <w:rPr>
           <w:b/>
           <w:lang w:val="pt_PT" w:bidi="pt_PT"/>
         </w:rPr>
@@ -9116,6 +10278,20 @@
       </w:r>
       <w:r>
         <w:rPr>
+          <w:lang w:val="pt_PT" w:bidi="pt_PT"/>
+        </w:rPr>
+        <w:t>אַחֲרֵי⁠הֶ֔ן</w:t>
+      </w:r>
+    </w:p>
+    <w:p>
+      <w:pPr/>
+      <w:r>
+        <w:rPr>
+          <w:lang w:val="pt_PT" w:bidi="pt_PT"/>
+        </w:rPr>
+      </w:r>
+      <w:r>
+        <w:rPr>
           <w:b/>
           <w:lang w:val="pt_PT" w:bidi="pt_PT"/>
         </w:rPr>
@@ -9212,6 +10388,20 @@
       </w:r>
       <w:r>
         <w:rPr>
+          <w:lang w:val="pt_PT" w:bidi="pt_PT"/>
+        </w:rPr>
+        <w:t>הֲ⁠ל֥וֹא צִוִּ֛יתִי אֶת־הַ⁠נְּעָרִ֖ים לְ⁠בִלְתִּ֣י נָגְעֵ֑⁠ךְ</w:t>
+      </w:r>
+    </w:p>
+    <w:p>
+      <w:pPr/>
+      <w:r>
+        <w:rPr>
+          <w:lang w:val="pt_PT" w:bidi="pt_PT"/>
+        </w:rPr>
+      </w:r>
+      <w:r>
+        <w:rPr>
           <w:b/>
           <w:lang w:val="pt_PT" w:bidi="pt_PT"/>
         </w:rPr>
@@ -9295,6 +10485,20 @@
       </w:r>
       <w:r>
         <w:rPr>
+          <w:lang w:val="pt_PT" w:bidi="pt_PT"/>
+        </w:rPr>
+        <w:t>אֶת־הַ⁠נְּעָרִ֖ים</w:t>
+      </w:r>
+    </w:p>
+    <w:p>
+      <w:pPr/>
+      <w:r>
+        <w:rPr>
+          <w:lang w:val="pt_PT" w:bidi="pt_PT"/>
+        </w:rPr>
+      </w:r>
+      <w:r>
+        <w:rPr>
           <w:b/>
           <w:lang w:val="pt_PT" w:bidi="pt_PT"/>
         </w:rPr>
@@ -9378,6 +10582,20 @@
       </w:r>
       <w:r>
         <w:rPr>
+          <w:lang w:val="pt_PT" w:bidi="pt_PT"/>
+        </w:rPr>
+        <w:t>לְ⁠בִלְתִּ֣י נָגְעֵ֑⁠ךְ</w:t>
+      </w:r>
+    </w:p>
+    <w:p>
+      <w:pPr/>
+      <w:r>
+        <w:rPr>
+          <w:lang w:val="pt_PT" w:bidi="pt_PT"/>
+        </w:rPr>
+      </w:r>
+      <w:r>
+        <w:rPr>
           <w:b/>
           <w:lang w:val="pt_PT" w:bidi="pt_PT"/>
         </w:rPr>
@@ -9524,6 +10742,20 @@
       </w:r>
       <w:r>
         <w:rPr>
+          <w:lang w:val="pt_PT" w:bidi="pt_PT"/>
+        </w:rPr>
+        <w:t>וַ⁠תִּפֹּל֙ עַל־פָּנֶ֔י⁠הָ וַ⁠תִּשְׁתַּ֖חוּ אָ֑רְצָ⁠ה</w:t>
+      </w:r>
+    </w:p>
+    <w:p>
+      <w:pPr/>
+      <w:r>
+        <w:rPr>
+          <w:lang w:val="pt_PT" w:bidi="pt_PT"/>
+        </w:rPr>
+      </w:r>
+      <w:r>
+        <w:rPr>
           <w:b/>
           <w:lang w:val="pt_PT" w:bidi="pt_PT"/>
         </w:rPr>
@@ -9607,6 +10839,20 @@
       </w:r>
       <w:r>
         <w:rPr>
+          <w:lang w:val="pt_PT" w:bidi="pt_PT"/>
+        </w:rPr>
+        <w:t>וַ⁠תִּפֹּל֙ עַל־פָּנֶ֔י⁠הָ וַ⁠תִּשְׁתַּ֖חוּ אָ֑רְצָ⁠ה</w:t>
+      </w:r>
+    </w:p>
+    <w:p>
+      <w:pPr/>
+      <w:r>
+        <w:rPr>
+          <w:lang w:val="pt_PT" w:bidi="pt_PT"/>
+        </w:rPr>
+      </w:r>
+      <w:r>
+        <w:rPr>
           <w:b/>
           <w:lang w:val="pt_PT" w:bidi="pt_PT"/>
         </w:rPr>
@@ -9690,6 +10936,20 @@
       </w:r>
       <w:r>
         <w:rPr>
+          <w:lang w:val="pt_PT" w:bidi="pt_PT"/>
+        </w:rPr>
+        <w:t>וַ⁠תִּפֹּל֙ עַל־פָּנֶ֔י⁠הָ וַ⁠תִּשְׁתַּ֖חוּ אָ֑רְצָ⁠ה</w:t>
+      </w:r>
+    </w:p>
+    <w:p>
+      <w:pPr/>
+      <w:r>
+        <w:rPr>
+          <w:lang w:val="pt_PT" w:bidi="pt_PT"/>
+        </w:rPr>
+      </w:r>
+      <w:r>
+        <w:rPr>
           <w:b/>
           <w:lang w:val="pt_PT" w:bidi="pt_PT"/>
         </w:rPr>
@@ -9773,6 +11033,20 @@
       </w:r>
       <w:r>
         <w:rPr>
+          <w:lang w:val="pt_PT" w:bidi="pt_PT"/>
+        </w:rPr>
+        <w:t>מַדּוּעַ֩ מָצָ֨אתִי חֵ֤ן בְּ⁠עֵינֶ֨י⁠ךָ֙ לְ⁠הַכִּירֵ֔⁠נִי וְ⁠אָּנֹכִ֖י נָכְרִיָּֽה</w:t>
+      </w:r>
+    </w:p>
+    <w:p>
+      <w:pPr/>
+      <w:r>
+        <w:rPr>
+          <w:lang w:val="pt_PT" w:bidi="pt_PT"/>
+        </w:rPr>
+      </w:r>
+      <w:r>
+        <w:rPr>
           <w:b/>
           <w:lang w:val="pt_PT" w:bidi="pt_PT"/>
         </w:rPr>
@@ -9856,6 +11130,20 @@
       </w:r>
       <w:r>
         <w:rPr>
+          <w:lang w:val="pt_PT" w:bidi="pt_PT"/>
+        </w:rPr>
+        <w:t>מָצָ֨אתִי חֵ֤ן בְּ⁠עֵינֶ֨י⁠ךָ֙</w:t>
+      </w:r>
+    </w:p>
+    <w:p>
+      <w:pPr/>
+      <w:r>
+        <w:rPr>
+          <w:lang w:val="pt_PT" w:bidi="pt_PT"/>
+        </w:rPr>
+      </w:r>
+      <w:r>
+        <w:rPr>
           <w:b/>
           <w:lang w:val="pt_PT" w:bidi="pt_PT"/>
         </w:rPr>
@@ -10048,6 +11336,20 @@
       </w:r>
       <w:r>
         <w:rPr>
+          <w:lang w:val="pt_PT" w:bidi="pt_PT"/>
+        </w:rPr>
+        <w:t>הֻגֵּ֨ד הֻגַּ֜ד</w:t>
+      </w:r>
+    </w:p>
+    <w:p>
+      <w:pPr/>
+      <w:r>
+        <w:rPr>
+          <w:lang w:val="pt_PT" w:bidi="pt_PT"/>
+        </w:rPr>
+      </w:r>
+      <w:r>
+        <w:rPr>
           <w:b/>
           <w:lang w:val="pt_PT" w:bidi="pt_PT"/>
         </w:rPr>
@@ -10144,6 +11446,20 @@
       </w:r>
       <w:r>
         <w:rPr>
+          <w:lang w:val="pt_PT" w:bidi="pt_PT"/>
+        </w:rPr>
+        <w:t>הֻגֵּ֨ד הֻגַּ֜ד לִ֗⁠י</w:t>
+      </w:r>
+    </w:p>
+    <w:p>
+      <w:pPr/>
+      <w:r>
+        <w:rPr>
+          <w:lang w:val="pt_PT" w:bidi="pt_PT"/>
+        </w:rPr>
+      </w:r>
+      <w:r>
+        <w:rPr>
           <w:b/>
           <w:lang w:val="pt_PT" w:bidi="pt_PT"/>
         </w:rPr>
@@ -10227,6 +11543,20 @@
       </w:r>
       <w:r>
         <w:rPr>
+          <w:lang w:val="pt_PT" w:bidi="pt_PT"/>
+        </w:rPr>
+        <w:t>וַ⁠תֵּ֣לְכִ֔י אֶל־עַ֕ם</w:t>
+      </w:r>
+    </w:p>
+    <w:p>
+      <w:pPr/>
+      <w:r>
+        <w:rPr>
+          <w:lang w:val="pt_PT" w:bidi="pt_PT"/>
+        </w:rPr>
+      </w:r>
+      <w:r>
+        <w:rPr>
           <w:b/>
           <w:lang w:val="pt_PT" w:bidi="pt_PT"/>
         </w:rPr>
@@ -10323,6 +11653,20 @@
       </w:r>
       <w:r>
         <w:rPr>
+          <w:lang w:val="pt_PT" w:bidi="pt_PT"/>
+        </w:rPr>
+        <w:t>תְּמ֥וֹל שִׁלְשֽׁוֹם</w:t>
+      </w:r>
+    </w:p>
+    <w:p>
+      <w:pPr/>
+      <w:r>
+        <w:rPr>
+          <w:lang w:val="pt_PT" w:bidi="pt_PT"/>
+        </w:rPr>
+      </w:r>
+      <w:r>
+        <w:rPr>
           <w:b/>
           <w:lang w:val="pt_PT" w:bidi="pt_PT"/>
         </w:rPr>
@@ -10406,6 +11750,20 @@
       </w:r>
       <w:r>
         <w:rPr>
+          <w:lang w:val="pt_PT" w:bidi="pt_PT"/>
+        </w:rPr>
+        <w:t>פָּעֳלֵ֑⁠ךְ</w:t>
+      </w:r>
+    </w:p>
+    <w:p>
+      <w:pPr/>
+      <w:r>
+        <w:rPr>
+          <w:lang w:val="pt_PT" w:bidi="pt_PT"/>
+        </w:rPr>
+      </w:r>
+      <w:r>
+        <w:rPr>
           <w:b/>
           <w:lang w:val="pt_PT" w:bidi="pt_PT"/>
         </w:rPr>
@@ -10489,6 +11847,20 @@
       </w:r>
       <w:r>
         <w:rPr>
+          <w:lang w:val="pt_PT" w:bidi="pt_PT"/>
+        </w:rPr>
+        <w:t>וּ⁠תְהִ֨י מַשְׂכֻּרְתֵּ֜⁠ךְ שְׁלֵמָ֗ה מֵ⁠עִ֤ם יְהוָה֙</w:t>
+      </w:r>
+    </w:p>
+    <w:p>
+      <w:pPr/>
+      <w:r>
+        <w:rPr>
+          <w:lang w:val="pt_PT" w:bidi="pt_PT"/>
+        </w:rPr>
+      </w:r>
+      <w:r>
+        <w:rPr>
           <w:b/>
           <w:lang w:val="pt_PT" w:bidi="pt_PT"/>
         </w:rPr>
@@ -10572,6 +11944,20 @@
       </w:r>
       <w:r>
         <w:rPr>
+          <w:lang w:val="pt_PT" w:bidi="pt_PT"/>
+        </w:rPr>
+        <w:t>אֲשֶׁר־בָּ֖את לַ⁠חֲס֥וֹת תַּֽחַת־כְּנָפָֽי⁠ו</w:t>
+      </w:r>
+    </w:p>
+    <w:p>
+      <w:pPr/>
+      <w:r>
+        <w:rPr>
+          <w:lang w:val="pt_PT" w:bidi="pt_PT"/>
+        </w:rPr>
+      </w:r>
+      <w:r>
+        <w:rPr>
           <w:b/>
           <w:lang w:val="pt_PT" w:bidi="pt_PT"/>
         </w:rPr>
@@ -10655,6 +12041,20 @@
       </w:r>
       <w:r>
         <w:rPr>
+          <w:lang w:val="pt_PT" w:bidi="pt_PT"/>
+        </w:rPr>
+        <w:t>אֶמְצָא־חֵ֨ן בְּ⁠עֵינֶ֤י⁠ךָ</w:t>
+      </w:r>
+    </w:p>
+    <w:p>
+      <w:pPr/>
+      <w:r>
+        <w:rPr>
+          <w:lang w:val="pt_PT" w:bidi="pt_PT"/>
+        </w:rPr>
+      </w:r>
+      <w:r>
+        <w:rPr>
           <w:b/>
           <w:lang w:val="pt_PT" w:bidi="pt_PT"/>
         </w:rPr>
@@ -10738,6 +12138,20 @@
       </w:r>
       <w:r>
         <w:rPr>
+          <w:lang w:val="pt_PT" w:bidi="pt_PT"/>
+        </w:rPr>
+        <w:t>אֲדֹנִ⁠י֙</w:t>
+      </w:r>
+    </w:p>
+    <w:p>
+      <w:pPr/>
+      <w:r>
+        <w:rPr>
+          <w:lang w:val="pt_PT" w:bidi="pt_PT"/>
+        </w:rPr>
+      </w:r>
+      <w:r>
+        <w:rPr>
           <w:b/>
           <w:lang w:val="pt_PT" w:bidi="pt_PT"/>
         </w:rPr>
@@ -10834,6 +12248,20 @@
       </w:r>
       <w:r>
         <w:rPr>
+          <w:lang w:val="pt_PT" w:bidi="pt_PT"/>
+        </w:rPr>
+        <w:t>עַל־לֵ֣ב שִׁפְחָתֶ֑⁠ךָ</w:t>
+      </w:r>
+    </w:p>
+    <w:p>
+      <w:pPr/>
+      <w:r>
+        <w:rPr>
+          <w:lang w:val="pt_PT" w:bidi="pt_PT"/>
+        </w:rPr>
+      </w:r>
+      <w:r>
+        <w:rPr>
           <w:b/>
           <w:lang w:val="pt_PT" w:bidi="pt_PT"/>
         </w:rPr>
@@ -10931,6 +12359,20 @@
       </w:r>
       <w:r>
         <w:rPr>
+          <w:lang w:val="pt_PT" w:bidi="pt_PT"/>
+        </w:rPr>
+        <w:t>עַל־לֵ֣ב</w:t>
+      </w:r>
+    </w:p>
+    <w:p>
+      <w:pPr/>
+      <w:r>
+        <w:rPr>
+          <w:lang w:val="pt_PT" w:bidi="pt_PT"/>
+        </w:rPr>
+      </w:r>
+      <w:r>
+        <w:rPr>
           <w:b/>
           <w:lang w:val="pt_PT" w:bidi="pt_PT"/>
         </w:rPr>
@@ -11041,6 +12483,20 @@
       </w:r>
       <w:r>
         <w:rPr>
+          <w:lang w:val="pt_PT" w:bidi="pt_PT"/>
+        </w:rPr>
+        <w:t>שִׁפְחָתֶ֑⁠ךָ</w:t>
+      </w:r>
+    </w:p>
+    <w:p>
+      <w:pPr/>
+      <w:r>
+        <w:rPr>
+          <w:lang w:val="pt_PT" w:bidi="pt_PT"/>
+        </w:rPr>
+      </w:r>
+      <w:r>
+        <w:rPr>
           <w:b/>
           <w:lang w:val="pt_PT" w:bidi="pt_PT"/>
         </w:rPr>
@@ -11137,6 +12593,20 @@
       </w:r>
       <w:r>
         <w:rPr>
+          <w:lang w:val="pt_PT" w:bidi="pt_PT"/>
+        </w:rPr>
+        <w:t>וְ⁠אָנֹכִי֙ לֹ֣א אֶֽהְיֶ֔ה כְּ⁠אַחַ֖ת שִׁפְחֹתֶֽי⁠ךָ</w:t>
+      </w:r>
+    </w:p>
+    <w:p>
+      <w:pPr/>
+      <w:r>
+        <w:rPr>
+          <w:lang w:val="pt_PT" w:bidi="pt_PT"/>
+        </w:rPr>
+      </w:r>
+      <w:r>
+        <w:rPr>
           <w:b/>
           <w:lang w:val="pt_PT" w:bidi="pt_PT"/>
         </w:rPr>
@@ -11297,6 +12767,20 @@
       </w:r>
       <w:r>
         <w:rPr>
+          <w:lang w:val="pt_PT" w:bidi="pt_PT"/>
+        </w:rPr>
+        <w:t>גֹּ֤שִֽׁי הֲלֹם֙ וְ⁠אָכַ֣לְתְּ מִן־הַ⁠לֶּ֔חֶם וְ⁠טָבַ֥לְתְּ פִּתֵּ֖⁠ךְ בַּ⁠חֹ֑מֶץ</w:t>
+      </w:r>
+    </w:p>
+    <w:p>
+      <w:pPr/>
+      <w:r>
+        <w:rPr>
+          <w:lang w:val="pt_PT" w:bidi="pt_PT"/>
+        </w:rPr>
+      </w:r>
+      <w:r>
+        <w:rPr>
           <w:b/>
           <w:lang w:val="pt_PT" w:bidi="pt_PT"/>
         </w:rPr>
@@ -11394,6 +12878,20 @@
       </w:r>
       <w:r>
         <w:rPr>
+          <w:lang w:val="pt_PT" w:bidi="pt_PT"/>
+        </w:rPr>
+        <w:t>וְ⁠אָכַ֣לְתְּ מִן־הַ⁠לֶּ֔חֶם וְ⁠טָבַ֥לְתְּ פִּתֵּ֖⁠ךְ בַּ⁠חֹ֑מֶץ</w:t>
+      </w:r>
+    </w:p>
+    <w:p>
+      <w:pPr/>
+      <w:r>
+        <w:rPr>
+          <w:lang w:val="pt_PT" w:bidi="pt_PT"/>
+        </w:rPr>
+      </w:r>
+      <w:r>
+        <w:rPr>
           <w:b/>
           <w:lang w:val="pt_PT" w:bidi="pt_PT"/>
         </w:rPr>
@@ -11491,6 +12989,20 @@
       </w:r>
       <w:r>
         <w:rPr>
+          <w:lang w:val="pt_PT" w:bidi="pt_PT"/>
+        </w:rPr>
+        <w:t>וְ⁠טָבַ֥לְתְּ פִּתֵּ֖⁠ךְ בַּ⁠חֹ֑מֶץ</w:t>
+      </w:r>
+    </w:p>
+    <w:p>
+      <w:pPr/>
+      <w:r>
+        <w:rPr>
+          <w:lang w:val="pt_PT" w:bidi="pt_PT"/>
+        </w:rPr>
+      </w:r>
+      <w:r>
+        <w:rPr>
           <w:b/>
           <w:lang w:val="pt_PT" w:bidi="pt_PT"/>
         </w:rPr>
@@ -11568,6 +13080,20 @@
       </w:r>
       <w:r>
         <w:rPr>
+          <w:lang w:val="pt_PT" w:bidi="pt_PT"/>
+        </w:rPr>
+        <w:t>וַ⁠יְצַו֩ בֹּ֨עַז אֶת־נְעָרָ֜י⁠ו</w:t>
+      </w:r>
+    </w:p>
+    <w:p>
+      <w:pPr/>
+      <w:r>
+        <w:rPr>
+          <w:lang w:val="pt_PT" w:bidi="pt_PT"/>
+        </w:rPr>
+      </w:r>
+      <w:r>
+        <w:rPr>
           <w:b/>
           <w:lang w:val="pt_PT" w:bidi="pt_PT"/>
         </w:rPr>
@@ -11665,6 +13191,20 @@
       </w:r>
       <w:r>
         <w:rPr>
+          <w:lang w:val="pt_PT" w:bidi="pt_PT"/>
+        </w:rPr>
+        <w:t>גַּ֣ם בֵּ֧ין הָֽ⁠עֳמָרִ֛ים</w:t>
+      </w:r>
+    </w:p>
+    <w:p>
+      <w:pPr/>
+      <w:r>
+        <w:rPr>
+          <w:lang w:val="pt_PT" w:bidi="pt_PT"/>
+        </w:rPr>
+      </w:r>
+      <w:r>
+        <w:rPr>
           <w:b/>
           <w:lang w:val="pt_PT" w:bidi="pt_PT"/>
         </w:rPr>
@@ -11741,6 +13281,20 @@
       </w:r>
       <w:r>
         <w:rPr>
+          <w:lang w:val="pt_PT" w:bidi="pt_PT"/>
+        </w:rPr>
+        <w:t>וְ⁠לֹ֥א תַכְלִימֽוּ⁠הָ</w:t>
+      </w:r>
+    </w:p>
+    <w:p>
+      <w:pPr/>
+      <w:r>
+        <w:rPr>
+          <w:lang w:val="pt_PT" w:bidi="pt_PT"/>
+        </w:rPr>
+      </w:r>
+      <w:r>
+        <w:rPr>
           <w:b/>
           <w:lang w:val="pt_PT" w:bidi="pt_PT"/>
         </w:rPr>
@@ -11838,6 +13392,20 @@
       </w:r>
       <w:r>
         <w:rPr>
+          <w:lang w:val="pt_PT" w:bidi="pt_PT"/>
+        </w:rPr>
+        <w:t>וְ⁠גַ֛ם</w:t>
+      </w:r>
+    </w:p>
+    <w:p>
+      <w:pPr/>
+      <w:r>
+        <w:rPr>
+          <w:lang w:val="pt_PT" w:bidi="pt_PT"/>
+        </w:rPr>
+      </w:r>
+      <w:r>
+        <w:rPr>
           <w:b/>
           <w:lang w:val="pt_PT" w:bidi="pt_PT"/>
         </w:rPr>
@@ -11964,6 +13532,20 @@
       </w:r>
       <w:r>
         <w:rPr>
+          <w:lang w:val="pt_PT" w:bidi="pt_PT"/>
+        </w:rPr>
+        <w:t>וַ⁠תַּחְבֹּט֙</w:t>
+      </w:r>
+    </w:p>
+    <w:p>
+      <w:pPr/>
+      <w:r>
+        <w:rPr>
+          <w:lang w:val="pt_PT" w:bidi="pt_PT"/>
+        </w:rPr>
+      </w:r>
+      <w:r>
+        <w:rPr>
           <w:b/>
           <w:lang w:val="pt_PT" w:bidi="pt_PT"/>
         </w:rPr>
@@ -12041,6 +13623,20 @@
       </w:r>
       <w:r>
         <w:rPr>
+          <w:lang w:val="pt_PT" w:bidi="pt_PT"/>
+        </w:rPr>
+        <w:t>כְּ⁠אֵיפָ֥ה</w:t>
+      </w:r>
+    </w:p>
+    <w:p>
+      <w:pPr/>
+      <w:r>
+        <w:rPr>
+          <w:lang w:val="pt_PT" w:bidi="pt_PT"/>
+        </w:rPr>
+      </w:r>
+      <w:r>
+        <w:rPr>
           <w:b/>
           <w:lang w:val="pt_PT" w:bidi="pt_PT"/>
         </w:rPr>
@@ -12138,6 +13734,20 @@
       </w:r>
       <w:r>
         <w:rPr>
+          <w:lang w:val="pt_PT" w:bidi="pt_PT"/>
+        </w:rPr>
+        <w:t>וַ⁠תִּשָּׂא֙ וַ⁠תָּב֣וֹא הָ⁠עִ֔יר</w:t>
+      </w:r>
+    </w:p>
+    <w:p>
+      <w:pPr/>
+      <w:r>
+        <w:rPr>
+          <w:lang w:val="pt_PT" w:bidi="pt_PT"/>
+        </w:rPr>
+      </w:r>
+      <w:r>
+        <w:rPr>
           <w:b/>
           <w:lang w:val="pt_PT" w:bidi="pt_PT"/>
         </w:rPr>
@@ -12235,6 +13845,20 @@
       </w:r>
       <w:r>
         <w:rPr>
+          <w:lang w:val="pt_PT" w:bidi="pt_PT"/>
+        </w:rPr>
+        <w:t>אֵיפֹ֨ה לִקַּ֤טְתְּ הַ⁠יּוֹם֙ וְ⁠אָ֣נָה עָשִׂ֔ית</w:t>
+      </w:r>
+    </w:p>
+    <w:p>
+      <w:pPr/>
+      <w:r>
+        <w:rPr>
+          <w:lang w:val="pt_PT" w:bidi="pt_PT"/>
+        </w:rPr>
+      </w:r>
+      <w:r>
+        <w:rPr>
           <w:b/>
           <w:lang w:val="pt_PT" w:bidi="pt_PT"/>
         </w:rPr>
@@ -12332,6 +13956,20 @@
       </w:r>
       <w:r>
         <w:rPr>
+          <w:lang w:val="pt_PT" w:bidi="pt_PT"/>
+        </w:rPr>
+        <w:t>יְהִ֥י מַכִּירֵ֖⁠ךְ בָּר֑וּךְ</w:t>
+      </w:r>
+    </w:p>
+    <w:p>
+      <w:pPr/>
+      <w:r>
+        <w:rPr>
+          <w:lang w:val="pt_PT" w:bidi="pt_PT"/>
+        </w:rPr>
+      </w:r>
+      <w:r>
+        <w:rPr>
           <w:b/>
           <w:lang w:val="pt_PT" w:bidi="pt_PT"/>
         </w:rPr>
@@ -12429,6 +14067,20 @@
       </w:r>
       <w:r>
         <w:rPr>
+          <w:lang w:val="pt_PT" w:bidi="pt_PT"/>
+        </w:rPr>
+        <w:t>יְהִ֥י מַכִּירֵ֖⁠ךְ בָּר֑וּךְ</w:t>
+      </w:r>
+    </w:p>
+    <w:p>
+      <w:pPr/>
+      <w:r>
+        <w:rPr>
+          <w:lang w:val="pt_PT" w:bidi="pt_PT"/>
+        </w:rPr>
+      </w:r>
+      <w:r>
+        <w:rPr>
           <w:b/>
           <w:lang w:val="pt_PT" w:bidi="pt_PT"/>
         </w:rPr>
@@ -12526,6 +14178,20 @@
       </w:r>
       <w:r>
         <w:rPr>
+          <w:lang w:val="pt_PT" w:bidi="pt_PT"/>
+        </w:rPr>
+        <w:t>מַכִּירֵ֖⁠ךְ</w:t>
+      </w:r>
+    </w:p>
+    <w:p>
+      <w:pPr/>
+      <w:r>
+        <w:rPr>
+          <w:lang w:val="pt_PT" w:bidi="pt_PT"/>
+        </w:rPr>
+      </w:r>
+      <w:r>
+        <w:rPr>
           <w:b/>
           <w:lang w:val="pt_PT" w:bidi="pt_PT"/>
         </w:rPr>
@@ -12623,6 +14289,20 @@
       </w:r>
       <w:r>
         <w:rPr>
+          <w:lang w:val="pt_PT" w:bidi="pt_PT"/>
+        </w:rPr>
+        <w:t>וַ⁠תַּגֵּ֣ד לַ⁠חֲמוֹתָ֗⁠הּ אֵ֤ת אֲשֶׁר־עָשְׂתָה֙ עִמּ֔⁠וֹ וַ⁠תֹּ֗אמֶר שֵׁ֤ם הָ⁠אִישׁ֙ אֲשֶׁ֨ר עָשִׂ֧יתִי עִמּ֛⁠וֹ הַ⁠יּ֖וֹם בֹּֽעַז</w:t>
+      </w:r>
+    </w:p>
+    <w:p>
+      <w:pPr/>
+      <w:r>
+        <w:rPr>
+          <w:lang w:val="pt_PT" w:bidi="pt_PT"/>
+        </w:rPr>
+      </w:r>
+      <w:r>
+        <w:rPr>
           <w:b/>
           <w:lang w:val="pt_PT" w:bidi="pt_PT"/>
         </w:rPr>
@@ -12720,6 +14400,20 @@
       </w:r>
       <w:r>
         <w:rPr>
+          <w:lang w:val="pt_PT" w:bidi="pt_PT"/>
+        </w:rPr>
+        <w:t>בָּר֥וּךְ הוּא֙ לַ⁠יהוָ֔ה</w:t>
+      </w:r>
+    </w:p>
+    <w:p>
+      <w:pPr/>
+      <w:r>
+        <w:rPr>
+          <w:lang w:val="pt_PT" w:bidi="pt_PT"/>
+        </w:rPr>
+      </w:r>
+      <w:r>
+        <w:rPr>
           <w:b/>
           <w:lang w:val="pt_PT" w:bidi="pt_PT"/>
         </w:rPr>
@@ -12817,6 +14511,20 @@
       </w:r>
       <w:r>
         <w:rPr>
+          <w:lang w:val="pt_PT" w:bidi="pt_PT"/>
+        </w:rPr>
+        <w:t>בָּר֥וּךְ הוּא֙ לַ⁠יהוָ֔ה</w:t>
+      </w:r>
+    </w:p>
+    <w:p>
+      <w:pPr/>
+      <w:r>
+        <w:rPr>
+          <w:lang w:val="pt_PT" w:bidi="pt_PT"/>
+        </w:rPr>
+      </w:r>
+      <w:r>
+        <w:rPr>
           <w:b/>
           <w:lang w:val="pt_PT" w:bidi="pt_PT"/>
         </w:rPr>
@@ -12914,6 +14622,20 @@
       </w:r>
       <w:r>
         <w:rPr>
+          <w:lang w:val="pt_PT" w:bidi="pt_PT"/>
+        </w:rPr>
+        <w:t>אֲשֶׁר֙ לֹא־עָזַ֣ב</w:t>
+      </w:r>
+    </w:p>
+    <w:p>
+      <w:pPr/>
+      <w:r>
+        <w:rPr>
+          <w:lang w:val="pt_PT" w:bidi="pt_PT"/>
+        </w:rPr>
+      </w:r>
+      <w:r>
+        <w:rPr>
           <w:b/>
           <w:lang w:val="pt_PT" w:bidi="pt_PT"/>
         </w:rPr>
@@ -12997,6 +14719,20 @@
       </w:r>
       <w:r>
         <w:rPr>
+          <w:lang w:val="pt_PT" w:bidi="pt_PT"/>
+        </w:rPr>
+        <w:t>אֲשֶׁר֙ לֹא־עָזַ֣ב</w:t>
+      </w:r>
+    </w:p>
+    <w:p>
+      <w:pPr/>
+      <w:r>
+        <w:rPr>
+          <w:lang w:val="pt_PT" w:bidi="pt_PT"/>
+        </w:rPr>
+      </w:r>
+      <w:r>
+        <w:rPr>
           <w:b/>
           <w:lang w:val="pt_PT" w:bidi="pt_PT"/>
         </w:rPr>
@@ -13093,6 +14829,20 @@
       </w:r>
       <w:r>
         <w:rPr>
+          <w:lang w:val="pt_PT" w:bidi="pt_PT"/>
+        </w:rPr>
+        <w:t>אֶת־הַ⁠חַיִּ֖ים</w:t>
+      </w:r>
+    </w:p>
+    <w:p>
+      <w:pPr/>
+      <w:r>
+        <w:rPr>
+          <w:lang w:val="pt_PT" w:bidi="pt_PT"/>
+        </w:rPr>
+      </w:r>
+      <w:r>
+        <w:rPr>
           <w:b/>
           <w:lang w:val="pt_PT" w:bidi="pt_PT"/>
         </w:rPr>
@@ -13189,6 +14939,20 @@
       </w:r>
       <w:r>
         <w:rPr>
+          <w:lang w:val="pt_PT" w:bidi="pt_PT"/>
+        </w:rPr>
+        <w:t>וְ⁠אֶת־הַ⁠מֵּתִ֑ים</w:t>
+      </w:r>
+    </w:p>
+    <w:p>
+      <w:pPr/>
+      <w:r>
+        <w:rPr>
+          <w:lang w:val="pt_PT" w:bidi="pt_PT"/>
+        </w:rPr>
+      </w:r>
+      <w:r>
+        <w:rPr>
           <w:b/>
           <w:lang w:val="pt_PT" w:bidi="pt_PT"/>
         </w:rPr>
@@ -13285,6 +15049,20 @@
       </w:r>
       <w:r>
         <w:rPr>
+          <w:lang w:val="pt_PT" w:bidi="pt_PT"/>
+        </w:rPr>
+        <w:t>קָר֥וֹב לָ֨⁠נוּ֙ הָ⁠אִ֔ישׁ מִֽ⁠גֹּאֲלֵ֖⁠נוּ הֽוּא</w:t>
+      </w:r>
+    </w:p>
+    <w:p>
+      <w:pPr/>
+      <w:r>
+        <w:rPr>
+          <w:lang w:val="pt_PT" w:bidi="pt_PT"/>
+        </w:rPr>
+      </w:r>
+      <w:r>
+        <w:rPr>
           <w:b/>
           <w:lang w:val="pt_PT" w:bidi="pt_PT"/>
         </w:rPr>
@@ -13382,6 +15160,20 @@
       </w:r>
       <w:r>
         <w:rPr>
+          <w:lang w:val="pt_PT" w:bidi="pt_PT"/>
+        </w:rPr>
+        <w:t>מִֽ⁠גֹּאֲלֵ֖⁠נוּ</w:t>
+      </w:r>
+    </w:p>
+    <w:p>
+      <w:pPr/>
+      <w:r>
+        <w:rPr>
+          <w:lang w:val="pt_PT" w:bidi="pt_PT"/>
+        </w:rPr>
+      </w:r>
+      <w:r>
+        <w:rPr>
           <w:b/>
           <w:lang w:val="pt_PT" w:bidi="pt_PT"/>
         </w:rPr>
@@ -13458,6 +15250,20 @@
       </w:r>
       <w:r>
         <w:rPr>
+          <w:lang w:val="pt_PT" w:bidi="pt_PT"/>
+        </w:rPr>
+        <w:t>גַּ֣ם ׀ כִּי־אָמַ֣ר אֵלַ֗⁠י</w:t>
+      </w:r>
+    </w:p>
+    <w:p>
+      <w:pPr/>
+      <w:r>
+        <w:rPr>
+          <w:lang w:val="pt_PT" w:bidi="pt_PT"/>
+        </w:rPr>
+      </w:r>
+      <w:r>
+        <w:rPr>
           <w:b/>
           <w:lang w:val="pt_PT" w:bidi="pt_PT"/>
         </w:rPr>
@@ -13555,6 +15361,20 @@
       </w:r>
       <w:r>
         <w:rPr>
+          <w:lang w:val="pt_PT" w:bidi="pt_PT"/>
+        </w:rPr>
+        <w:t>אָמַ֣ר אֵלַ֗⁠י עִם־הַ⁠נְּעָרִ֤ים אֲשֶׁר־לִ⁠י֙ תִּדְבָּקִ֔י⁠ן עַ֣ד אִם־כִּלּ֔וּ אֵ֥ת כָּל־הַ⁠קָּצִ֖יר אֲשֶׁר־לִֽ⁠י</w:t>
+      </w:r>
+    </w:p>
+    <w:p>
+      <w:pPr/>
+      <w:r>
+        <w:rPr>
+          <w:lang w:val="pt_PT" w:bidi="pt_PT"/>
+        </w:rPr>
+      </w:r>
+      <w:r>
+        <w:rPr>
           <w:b/>
           <w:lang w:val="pt_PT" w:bidi="pt_PT"/>
         </w:rPr>
@@ -13652,6 +15472,20 @@
       </w:r>
       <w:r>
         <w:rPr>
+          <w:lang w:val="pt_PT" w:bidi="pt_PT"/>
+        </w:rPr>
+        <w:t>עִם־הַ⁠נְּעָרִ֤ים אֲשֶׁר־לִ⁠י֙ תִּדְבָּקִ֔י⁠ן</w:t>
+      </w:r>
+    </w:p>
+    <w:p>
+      <w:pPr/>
+      <w:r>
+        <w:rPr>
+          <w:lang w:val="pt_PT" w:bidi="pt_PT"/>
+        </w:rPr>
+      </w:r>
+      <w:r>
+        <w:rPr>
           <w:b/>
           <w:lang w:val="pt_PT" w:bidi="pt_PT"/>
         </w:rPr>
@@ -13805,6 +15639,20 @@
       </w:r>
       <w:r>
         <w:rPr>
+          <w:lang w:val="pt_PT" w:bidi="pt_PT"/>
+        </w:rPr>
+        <w:t>וְ⁠לֹ֥א יִפְגְּעוּ־בָ֖⁠ךְ</w:t>
+      </w:r>
+    </w:p>
+    <w:p>
+      <w:pPr/>
+      <w:r>
+        <w:rPr>
+          <w:lang w:val="pt_PT" w:bidi="pt_PT"/>
+        </w:rPr>
+      </w:r>
+      <w:r>
+        <w:rPr>
           <w:b/>
           <w:lang w:val="pt_PT" w:bidi="pt_PT"/>
         </w:rPr>
@@ -13928,6 +15776,20 @@
       </w:r>
       <w:r>
         <w:rPr>
+          <w:lang w:val="pt_PT" w:bidi="pt_PT"/>
+        </w:rPr>
+        <w:t>וַ⁠תִּדְבַּ֞ק</w:t>
+      </w:r>
+    </w:p>
+    <w:p>
+      <w:pPr/>
+      <w:r>
+        <w:rPr>
+          <w:lang w:val="pt_PT" w:bidi="pt_PT"/>
+        </w:rPr>
+      </w:r>
+      <w:r>
+        <w:rPr>
           <w:b/>
           <w:lang w:val="pt_PT" w:bidi="pt_PT"/>
         </w:rPr>
@@ -14038,6 +15900,20 @@
       </w:r>
       <w:r>
         <w:rPr>
+          <w:lang w:val="pt_PT" w:bidi="pt_PT"/>
+        </w:rPr>
+        <w:t>עַד־כְּל֥וֹת קְצִֽיר־הַ⁠שְּׂעֹרִ֖ים וּ⁠קְצִ֣יר הַֽ⁠חִטִּ֑ים</w:t>
+      </w:r>
+    </w:p>
+    <w:p>
+      <w:pPr/>
+      <w:r>
+        <w:rPr>
+          <w:lang w:val="pt_PT" w:bidi="pt_PT"/>
+        </w:rPr>
+      </w:r>
+      <w:r>
+        <w:rPr>
           <w:b/>
           <w:lang w:val="pt_PT" w:bidi="pt_PT"/>
         </w:rPr>
@@ -14254,6 +16130,20 @@
       </w:r>
       <w:r>
         <w:rPr>
+          <w:lang w:val="pt_PT" w:bidi="pt_PT"/>
+        </w:rPr>
+        <w:t>וַ⁠תֹּ֥אמֶר לָ֖⁠הּ נָעֳמִ֣י חֲמוֹתָ֑⁠הּ</w:t>
+      </w:r>
+    </w:p>
+    <w:p>
+      <w:pPr/>
+      <w:r>
+        <w:rPr>
+          <w:lang w:val="pt_PT" w:bidi="pt_PT"/>
+        </w:rPr>
+      </w:r>
+      <w:r>
+        <w:rPr>
           <w:b/>
           <w:lang w:val="pt_PT" w:bidi="pt_PT"/>
         </w:rPr>
@@ -14473,6 +16363,20 @@
       </w:r>
       <w:r>
         <w:rPr>
+          <w:lang w:val="pt_PT" w:bidi="pt_PT"/>
+        </w:rPr>
+        <w:t>נָעֳמִ֣י חֲמוֹתָ֑⁠הּ</w:t>
+      </w:r>
+    </w:p>
+    <w:p>
+      <w:pPr/>
+      <w:r>
+        <w:rPr>
+          <w:lang w:val="pt_PT" w:bidi="pt_PT"/>
+        </w:rPr>
+      </w:r>
+      <w:r>
+        <w:rPr>
           <w:b/>
           <w:lang w:val="pt_PT" w:bidi="pt_PT"/>
         </w:rPr>
@@ -14582,6 +16486,20 @@
       </w:r>
       <w:r>
         <w:rPr>
+          <w:lang w:val="pt_PT" w:bidi="pt_PT"/>
+        </w:rPr>
+        <w:t>חֲמוֹתָ֑⁠הּ</w:t>
+      </w:r>
+    </w:p>
+    <w:p>
+      <w:pPr/>
+      <w:r>
+        <w:rPr>
+          <w:lang w:val="pt_PT" w:bidi="pt_PT"/>
+        </w:rPr>
+      </w:r>
+      <w:r>
+        <w:rPr>
           <w:b/>
           <w:lang w:val="pt_PT" w:bidi="pt_PT"/>
         </w:rPr>
@@ -14678,6 +16596,20 @@
       </w:r>
       <w:r>
         <w:rPr>
+          <w:lang w:val="pt_PT" w:bidi="pt_PT"/>
+        </w:rPr>
+        <w:t>בִּתִּ֞⁠י</w:t>
+      </w:r>
+    </w:p>
+    <w:p>
+      <w:pPr/>
+      <w:r>
+        <w:rPr>
+          <w:lang w:val="pt_PT" w:bidi="pt_PT"/>
+        </w:rPr>
+      </w:r>
+      <w:r>
+        <w:rPr>
           <w:b/>
           <w:lang w:val="pt_PT" w:bidi="pt_PT"/>
         </w:rPr>
@@ -14774,6 +16706,20 @@
       </w:r>
       <w:r>
         <w:rPr>
+          <w:lang w:val="pt_PT" w:bidi="pt_PT"/>
+        </w:rPr>
+        <w:t>הֲ⁠לֹ֧א אֲבַקֶּשׁ־לָ֛⁠ךְ מָנ֖וֹחַ אֲשֶׁ֥ר יִֽיטַב־לָֽ⁠ךְ</w:t>
+      </w:r>
+    </w:p>
+    <w:p>
+      <w:pPr/>
+      <w:r>
+        <w:rPr>
+          <w:lang w:val="pt_PT" w:bidi="pt_PT"/>
+        </w:rPr>
+      </w:r>
+      <w:r>
+        <w:rPr>
           <w:b/>
           <w:lang w:val="pt_PT" w:bidi="pt_PT"/>
         </w:rPr>
@@ -14871,6 +16817,20 @@
       </w:r>
       <w:r>
         <w:rPr>
+          <w:lang w:val="pt_PT" w:bidi="pt_PT"/>
+        </w:rPr>
+        <w:t>מָנ֖וֹחַ</w:t>
+      </w:r>
+    </w:p>
+    <w:p>
+      <w:pPr/>
+      <w:r>
+        <w:rPr>
+          <w:lang w:val="pt_PT" w:bidi="pt_PT"/>
+        </w:rPr>
+      </w:r>
+      <w:r>
+        <w:rPr>
           <w:b/>
           <w:lang w:val="pt_PT" w:bidi="pt_PT"/>
         </w:rPr>
@@ -14963,6 +16923,20 @@
         <w:rPr>
           <w:lang w:val="pt_PT" w:bidi="pt_PT"/>
         </w:rPr>
+      </w:r>
+    </w:p>
+    <w:p>
+      <w:pPr/>
+      <w:r>
+        <w:rPr>
+          <w:lang w:val="pt_PT" w:bidi="pt_PT"/>
+        </w:rPr>
+      </w:r>
+      <w:r>
+        <w:rPr>
+          <w:lang w:val="pt_PT" w:bidi="pt_PT"/>
+        </w:rPr>
+        <w:t>וְ⁠עַתָּ֗ה</w:t>
       </w:r>
     </w:p>
     <w:p>
@@ -15093,6 +17067,20 @@
       </w:r>
       <w:r>
         <w:rPr>
+          <w:lang w:val="pt_PT" w:bidi="pt_PT"/>
+        </w:rPr>
+        <w:t>הֲ⁠לֹ֥א בֹ֨עַז֙ מֹֽדַעְתָּ֔⁠נוּ אֲשֶׁ֥ר הָיִ֖ית אֶת־נַעֲרוֹתָ֑י⁠ו</w:t>
+      </w:r>
+    </w:p>
+    <w:p>
+      <w:pPr/>
+      <w:r>
+        <w:rPr>
+          <w:lang w:val="pt_PT" w:bidi="pt_PT"/>
+        </w:rPr>
+      </w:r>
+      <w:r>
+        <w:rPr>
           <w:b/>
           <w:lang w:val="pt_PT" w:bidi="pt_PT"/>
         </w:rPr>
@@ -15208,6 +17196,20 @@
       </w:r>
       <w:r>
         <w:rPr>
+          <w:lang w:val="pt_PT" w:bidi="pt_PT"/>
+        </w:rPr>
+        <w:t>אֲשֶׁ֥ר הָיִ֖ית אֶת־נַעֲרוֹתָ֑י⁠ו</w:t>
+      </w:r>
+    </w:p>
+    <w:p>
+      <w:pPr/>
+      <w:r>
+        <w:rPr>
+          <w:lang w:val="pt_PT" w:bidi="pt_PT"/>
+        </w:rPr>
+      </w:r>
+      <w:r>
+        <w:rPr>
           <w:b/>
           <w:lang w:val="pt_PT" w:bidi="pt_PT"/>
         </w:rPr>
@@ -15305,6 +17307,20 @@
       </w:r>
       <w:r>
         <w:rPr>
+          <w:lang w:val="pt_PT" w:bidi="pt_PT"/>
+        </w:rPr>
+        <w:t>הִנֵּה</w:t>
+      </w:r>
+    </w:p>
+    <w:p>
+      <w:pPr/>
+      <w:r>
+        <w:rPr>
+          <w:lang w:val="pt_PT" w:bidi="pt_PT"/>
+        </w:rPr>
+      </w:r>
+      <w:r>
+        <w:rPr>
           <w:b/>
           <w:lang w:val="pt_PT" w:bidi="pt_PT"/>
         </w:rPr>
@@ -15464,6 +17480,20 @@
       </w:r>
       <w:r>
         <w:rPr>
+          <w:lang w:val="pt_PT" w:bidi="pt_PT"/>
+        </w:rPr>
+        <w:t>וְיָרַ֣דְתְּ הַ⁠גֹּ֑רֶן</w:t>
+      </w:r>
+    </w:p>
+    <w:p>
+      <w:pPr/>
+      <w:r>
+        <w:rPr>
+          <w:lang w:val="pt_PT" w:bidi="pt_PT"/>
+        </w:rPr>
+      </w:r>
+      <w:r>
+        <w:rPr>
           <w:b/>
           <w:lang w:val="pt_PT" w:bidi="pt_PT"/>
         </w:rPr>
@@ -15587,6 +17617,20 @@
       </w:r>
       <w:r>
         <w:rPr>
+          <w:lang w:val="pt_PT" w:bidi="pt_PT"/>
+        </w:rPr>
+        <w:t>לֶ⁠אֱכֹ֥ל וְ⁠לִ⁠שְׁתּֽוֹת</w:t>
+      </w:r>
+    </w:p>
+    <w:p>
+      <w:pPr/>
+      <w:r>
+        <w:rPr>
+          <w:lang w:val="pt_PT" w:bidi="pt_PT"/>
+        </w:rPr>
+      </w:r>
+      <w:r>
+        <w:rPr>
           <w:b/>
           <w:lang w:val="pt_PT" w:bidi="pt_PT"/>
         </w:rPr>
@@ -15650,6 +17694,20 @@
       </w:r>
       <w:r>
         <w:rPr>
+          <w:lang w:val="pt_PT" w:bidi="pt_PT"/>
+        </w:rPr>
+        <w:t>וִ⁠יהִ֣י</w:t>
+      </w:r>
+    </w:p>
+    <w:p>
+      <w:pPr/>
+      <w:r>
+        <w:rPr>
+          <w:lang w:val="pt_PT" w:bidi="pt_PT"/>
+        </w:rPr>
+      </w:r>
+      <w:r>
+        <w:rPr>
           <w:b/>
           <w:lang w:val="pt_PT" w:bidi="pt_PT"/>
         </w:rPr>
@@ -15759,6 +17817,20 @@
       </w:r>
       <w:r>
         <w:rPr>
+          <w:lang w:val="pt_PT" w:bidi="pt_PT"/>
+        </w:rPr>
+        <w:t>וְ⁠גִלִּ֥ית מַרְגְּלֹתָ֖י⁠ו</w:t>
+      </w:r>
+    </w:p>
+    <w:p>
+      <w:pPr/>
+      <w:r>
+        <w:rPr>
+          <w:lang w:val="pt_PT" w:bidi="pt_PT"/>
+        </w:rPr>
+      </w:r>
+      <w:r>
+        <w:rPr>
           <w:b/>
           <w:lang w:val="pt_PT" w:bidi="pt_PT"/>
         </w:rPr>
@@ -15882,6 +17954,20 @@
       </w:r>
       <w:r>
         <w:rPr>
+          <w:lang w:val="pt_PT" w:bidi="pt_PT"/>
+        </w:rPr>
+        <w:t>מַרְגְּלֹתָ֖י⁠ו</w:t>
+      </w:r>
+    </w:p>
+    <w:p>
+      <w:pPr/>
+      <w:r>
+        <w:rPr>
+          <w:lang w:val="pt_PT" w:bidi="pt_PT"/>
+        </w:rPr>
+      </w:r>
+      <w:r>
+        <w:rPr>
           <w:b/>
           <w:lang w:val="pt_PT" w:bidi="pt_PT"/>
         </w:rPr>
@@ -15978,6 +18064,20 @@
       </w:r>
       <w:r>
         <w:rPr>
+          <w:lang w:val="pt_PT" w:bidi="pt_PT"/>
+        </w:rPr>
+        <w:t>וְ⁠הוּא֙ יַגִּ֣יד לָ֔⁠ךְ אֵ֖ת אֲשֶׁ֥ר תַּעַשִֽׂי⁠ן</w:t>
+      </w:r>
+    </w:p>
+    <w:p>
+      <w:pPr/>
+      <w:r>
+        <w:rPr>
+          <w:lang w:val="pt_PT" w:bidi="pt_PT"/>
+        </w:rPr>
+      </w:r>
+      <w:r>
+        <w:rPr>
           <w:b/>
           <w:lang w:val="pt_PT" w:bidi="pt_PT"/>
         </w:rPr>
@@ -16055,6 +18155,20 @@
       </w:r>
       <w:r>
         <w:rPr>
+          <w:lang w:val="pt_PT" w:bidi="pt_PT"/>
+        </w:rPr>
+        <w:t>וְ⁠הוּא֙ יַגִּ֣יד</w:t>
+      </w:r>
+    </w:p>
+    <w:p>
+      <w:pPr/>
+      <w:r>
+        <w:rPr>
+          <w:lang w:val="pt_PT" w:bidi="pt_PT"/>
+        </w:rPr>
+      </w:r>
+      <w:r>
+        <w:rPr>
           <w:b/>
           <w:lang w:val="pt_PT" w:bidi="pt_PT"/>
         </w:rPr>
@@ -16134,6 +18248,20 @@
         <w:rPr>
           <w:lang w:val="pt_PT" w:bidi="pt_PT"/>
         </w:rPr>
+      </w:r>
+    </w:p>
+    <w:p>
+      <w:pPr/>
+      <w:r>
+        <w:rPr>
+          <w:lang w:val="pt_PT" w:bidi="pt_PT"/>
+        </w:rPr>
+      </w:r>
+      <w:r>
+        <w:rPr>
+          <w:lang w:val="pt_PT" w:bidi="pt_PT"/>
+        </w:rPr>
+        <w:t>וַ⁠תַּ֕עַשׂ כְּ⁠כֹ֥ל אֲשֶׁר־צִוַּ֖תָּ⁠ה חֲמוֹתָֽ⁠הּ</w:t>
       </w:r>
     </w:p>
     <w:p>
@@ -16327,6 +18455,20 @@
       </w:r>
       <w:r>
         <w:rPr>
+          <w:lang w:val="pt_PT" w:bidi="pt_PT"/>
+        </w:rPr>
+        <w:t>וַ⁠יִּיטַ֣ב לִבּ֔⁠וֹ</w:t>
+      </w:r>
+    </w:p>
+    <w:p>
+      <w:pPr/>
+      <w:r>
+        <w:rPr>
+          <w:lang w:val="pt_PT" w:bidi="pt_PT"/>
+        </w:rPr>
+      </w:r>
+      <w:r>
+        <w:rPr>
           <w:b/>
           <w:lang w:val="pt_PT" w:bidi="pt_PT"/>
         </w:rPr>
@@ -16627,6 +18769,20 @@
       </w:r>
       <w:r>
         <w:rPr>
+          <w:lang w:val="pt_PT" w:bidi="pt_PT"/>
+        </w:rPr>
+        <w:t>וַ⁠יְהִי֙ בַּ⁠חֲצִ֣י הַ⁠לַּ֔יְלָה</w:t>
+      </w:r>
+    </w:p>
+    <w:p>
+      <w:pPr/>
+      <w:r>
+        <w:rPr>
+          <w:lang w:val="pt_PT" w:bidi="pt_PT"/>
+        </w:rPr>
+      </w:r>
+      <w:r>
+        <w:rPr>
           <w:b/>
           <w:lang w:val="pt_PT" w:bidi="pt_PT"/>
         </w:rPr>
@@ -16737,6 +18893,20 @@
       </w:r>
       <w:r>
         <w:rPr>
+          <w:lang w:val="pt_PT" w:bidi="pt_PT"/>
+        </w:rPr>
+        <w:t>וַ⁠יֶּחֱרַ֥ד הָ⁠אִ֖ישׁ</w:t>
+      </w:r>
+    </w:p>
+    <w:p>
+      <w:pPr/>
+      <w:r>
+        <w:rPr>
+          <w:lang w:val="pt_PT" w:bidi="pt_PT"/>
+        </w:rPr>
+      </w:r>
+      <w:r>
+        <w:rPr>
           <w:b/>
           <w:lang w:val="pt_PT" w:bidi="pt_PT"/>
         </w:rPr>
@@ -16957,6 +19127,20 @@
       </w:r>
       <w:r>
         <w:rPr>
+          <w:lang w:val="pt_PT" w:bidi="pt_PT"/>
+        </w:rPr>
+        <w:t>אֲמָתֶ֔⁠ךָ &amp; אֲמָ֣תְ⁠ךָ֔</w:t>
+      </w:r>
+    </w:p>
+    <w:p>
+      <w:pPr/>
+      <w:r>
+        <w:rPr>
+          <w:lang w:val="pt_PT" w:bidi="pt_PT"/>
+        </w:rPr>
+      </w:r>
+      <w:r>
+        <w:rPr>
           <w:b/>
           <w:lang w:val="pt_PT" w:bidi="pt_PT"/>
         </w:rPr>
@@ -17042,6 +19226,20 @@
         <w:rPr>
           <w:lang w:val="pt_PT" w:bidi="pt_PT"/>
         </w:rPr>
+      </w:r>
+    </w:p>
+    <w:p>
+      <w:pPr/>
+      <w:r>
+        <w:rPr>
+          <w:lang w:val="pt_PT" w:bidi="pt_PT"/>
+        </w:rPr>
+      </w:r>
+      <w:r>
+        <w:rPr>
+          <w:lang w:val="pt_PT" w:bidi="pt_PT"/>
+        </w:rPr>
+        <w:t>וּ⁠פָרַשְׂתָּ֤ כְנָפֶ֨⁠ךָ֙ עַל־אֲמָ֣תְ⁠ךָ֔</w:t>
       </w:r>
     </w:p>
     <w:p>
@@ -17271,6 +19469,20 @@
       </w:r>
       <w:r>
         <w:rPr>
+          <w:lang w:val="pt_PT" w:bidi="pt_PT"/>
+        </w:rPr>
+        <w:t>בְּרוּכָ֨ה אַ֤תְּ לַֽ⁠יהוָה֙</w:t>
+      </w:r>
+    </w:p>
+    <w:p>
+      <w:pPr/>
+      <w:r>
+        <w:rPr>
+          <w:lang w:val="pt_PT" w:bidi="pt_PT"/>
+        </w:rPr>
+      </w:r>
+      <w:r>
+        <w:rPr>
           <w:b/>
           <w:lang w:val="pt_PT" w:bidi="pt_PT"/>
         </w:rPr>
@@ -17357,6 +19569,20 @@
         <w:rPr>
           <w:lang w:val="pt_PT" w:bidi="pt_PT"/>
         </w:rPr>
+      </w:r>
+    </w:p>
+    <w:p>
+      <w:pPr/>
+      <w:r>
+        <w:rPr>
+          <w:lang w:val="pt_PT" w:bidi="pt_PT"/>
+        </w:rPr>
+      </w:r>
+      <w:r>
+        <w:rPr>
+          <w:lang w:val="pt_PT" w:bidi="pt_PT"/>
+        </w:rPr>
+        <w:t>בִּתִּ֔⁠י</w:t>
       </w:r>
     </w:p>
     <w:p>
@@ -17482,6 +19708,20 @@
       </w:r>
       <w:r>
         <w:rPr>
+          <w:lang w:val="pt_PT" w:bidi="pt_PT"/>
+        </w:rPr>
+        <w:t>הֵיטַ֛בְתְּ חַסְדֵּ֥⁠ךְ הָ⁠אַחֲר֖וֹן מִן־הָ⁠רִאשׁ֑וֹן</w:t>
+      </w:r>
+    </w:p>
+    <w:p>
+      <w:pPr/>
+      <w:r>
+        <w:rPr>
+          <w:lang w:val="pt_PT" w:bidi="pt_PT"/>
+        </w:rPr>
+      </w:r>
+      <w:r>
+        <w:rPr>
           <w:b/>
           <w:lang w:val="pt_PT" w:bidi="pt_PT"/>
         </w:rPr>
@@ -17579,6 +19819,20 @@
       </w:r>
       <w:r>
         <w:rPr>
+          <w:lang w:val="pt_PT" w:bidi="pt_PT"/>
+        </w:rPr>
+        <w:t>הָ⁠רִאשׁ֑וֹן</w:t>
+      </w:r>
+    </w:p>
+    <w:p>
+      <w:pPr/>
+      <w:r>
+        <w:rPr>
+          <w:lang w:val="pt_PT" w:bidi="pt_PT"/>
+        </w:rPr>
+      </w:r>
+      <w:r>
+        <w:rPr>
           <w:b/>
           <w:lang w:val="pt_PT" w:bidi="pt_PT"/>
         </w:rPr>
@@ -17688,6 +19942,20 @@
       </w:r>
       <w:r>
         <w:rPr>
+          <w:lang w:val="pt_PT" w:bidi="pt_PT"/>
+        </w:rPr>
+        <w:t>לְ⁠בִלְתִּי־לֶ֗כֶת אַחֲרֵי֙</w:t>
+      </w:r>
+    </w:p>
+    <w:p>
+      <w:pPr/>
+      <w:r>
+        <w:rPr>
+          <w:lang w:val="pt_PT" w:bidi="pt_PT"/>
+        </w:rPr>
+      </w:r>
+      <w:r>
+        <w:rPr>
           <w:b/>
           <w:lang w:val="pt_PT" w:bidi="pt_PT"/>
         </w:rPr>
@@ -17773,6 +20041,20 @@
         <w:rPr>
           <w:lang w:val="pt_PT" w:bidi="pt_PT"/>
         </w:rPr>
+      </w:r>
+    </w:p>
+    <w:p>
+      <w:pPr/>
+      <w:r>
+        <w:rPr>
+          <w:lang w:val="pt_PT" w:bidi="pt_PT"/>
+        </w:rPr>
+      </w:r>
+      <w:r>
+        <w:rPr>
+          <w:lang w:val="pt_PT" w:bidi="pt_PT"/>
+        </w:rPr>
+        <w:t>וְ⁠עַתָּ֗ה</w:t>
       </w:r>
     </w:p>
     <w:p>
@@ -17892,6 +20174,20 @@
       </w:r>
       <w:r>
         <w:rPr>
+          <w:lang w:val="pt_PT" w:bidi="pt_PT"/>
+        </w:rPr>
+        <w:t>בִּתִּ⁠י֙</w:t>
+      </w:r>
+    </w:p>
+    <w:p>
+      <w:pPr/>
+      <w:r>
+        <w:rPr>
+          <w:lang w:val="pt_PT" w:bidi="pt_PT"/>
+        </w:rPr>
+      </w:r>
+      <w:r>
+        <w:rPr>
           <w:b/>
           <w:lang w:val="pt_PT" w:bidi="pt_PT"/>
         </w:rPr>
@@ -18011,6 +20307,20 @@
       </w:r>
       <w:r>
         <w:rPr>
+          <w:lang w:val="pt_PT" w:bidi="pt_PT"/>
+        </w:rPr>
+        <w:t>כָּל־שַׁ֣עַר עַמִּ֔⁠י</w:t>
+      </w:r>
+    </w:p>
+    <w:p>
+      <w:pPr/>
+      <w:r>
+        <w:rPr>
+          <w:lang w:val="pt_PT" w:bidi="pt_PT"/>
+        </w:rPr>
+      </w:r>
+      <w:r>
+        <w:rPr>
           <w:b/>
           <w:lang w:val="pt_PT" w:bidi="pt_PT"/>
         </w:rPr>
@@ -18192,6 +20502,20 @@
         <w:rPr>
           <w:lang w:val="pt_PT" w:bidi="pt_PT"/>
         </w:rPr>
+      </w:r>
+    </w:p>
+    <w:p>
+      <w:pPr/>
+      <w:r>
+        <w:rPr>
+          <w:lang w:val="pt_PT" w:bidi="pt_PT"/>
+        </w:rPr>
+      </w:r>
+      <w:r>
+        <w:rPr>
+          <w:lang w:val="pt_PT" w:bidi="pt_PT"/>
+        </w:rPr>
+        <w:t>וְ⁠עַתָּה֙</w:t>
       </w:r>
     </w:p>
     <w:p>
@@ -18317,6 +20641,20 @@
       </w:r>
       <w:r>
         <w:rPr>
+          <w:lang w:val="pt_PT" w:bidi="pt_PT"/>
+        </w:rPr>
+        <w:t>וְ⁠גַ֛ם</w:t>
+      </w:r>
+    </w:p>
+    <w:p>
+      <w:pPr/>
+      <w:r>
+        <w:rPr>
+          <w:lang w:val="pt_PT" w:bidi="pt_PT"/>
+        </w:rPr>
+      </w:r>
+      <w:r>
+        <w:rPr>
           <w:b/>
           <w:lang w:val="pt_PT" w:bidi="pt_PT"/>
         </w:rPr>
@@ -18462,6 +20800,20 @@
       </w:r>
       <w:r>
         <w:rPr>
+          <w:lang w:val="pt_PT" w:bidi="pt_PT"/>
+        </w:rPr>
+        <w:t>גֹאֵ֖ל &amp; גֹּאֵ֖ל</w:t>
+      </w:r>
+    </w:p>
+    <w:p>
+      <w:pPr/>
+      <w:r>
+        <w:rPr>
+          <w:lang w:val="pt_PT" w:bidi="pt_PT"/>
+        </w:rPr>
+      </w:r>
+      <w:r>
+        <w:rPr>
           <w:b/>
           <w:lang w:val="pt_PT" w:bidi="pt_PT"/>
         </w:rPr>
@@ -18590,6 +20942,20 @@
       </w:r>
       <w:r>
         <w:rPr>
+          <w:lang w:val="pt_PT" w:bidi="pt_PT"/>
+        </w:rPr>
+        <w:t>אִם־יִגְאָלֵ֥⁠ךְ</w:t>
+      </w:r>
+    </w:p>
+    <w:p>
+      <w:pPr/>
+      <w:r>
+        <w:rPr>
+          <w:lang w:val="pt_PT" w:bidi="pt_PT"/>
+        </w:rPr>
+      </w:r>
+      <w:r>
+        <w:rPr>
           <w:b/>
           <w:lang w:val="pt_PT" w:bidi="pt_PT"/>
         </w:rPr>
@@ -18713,6 +21079,20 @@
       </w:r>
       <w:r>
         <w:rPr>
+          <w:lang w:val="pt_PT" w:bidi="pt_PT"/>
+        </w:rPr>
+        <w:t>וּ⁠גְאַלְתִּ֥י⁠ךְ אָנֹ֖כִי</w:t>
+      </w:r>
+    </w:p>
+    <w:p>
+      <w:pPr/>
+      <w:r>
+        <w:rPr>
+          <w:lang w:val="pt_PT" w:bidi="pt_PT"/>
+        </w:rPr>
+      </w:r>
+      <w:r>
+        <w:rPr>
           <w:b/>
           <w:lang w:val="pt_PT" w:bidi="pt_PT"/>
         </w:rPr>
@@ -18926,6 +21306,20 @@
       </w:r>
       <w:r>
         <w:rPr>
+          <w:lang w:val="pt_PT" w:bidi="pt_PT"/>
+        </w:rPr>
+        <w:t>וַ⁠תִּשְׁכַּ֤ב מַרְגְּלוֹתָיו֙</w:t>
+      </w:r>
+    </w:p>
+    <w:p>
+      <w:pPr/>
+      <w:r>
+        <w:rPr>
+          <w:lang w:val="pt_PT" w:bidi="pt_PT"/>
+        </w:rPr>
+      </w:r>
+      <w:r>
+        <w:rPr>
           <w:b/>
           <w:lang w:val="pt_PT" w:bidi="pt_PT"/>
         </w:rPr>
@@ -19036,6 +21430,20 @@
       </w:r>
       <w:r>
         <w:rPr>
+          <w:lang w:val="pt_PT" w:bidi="pt_PT"/>
+        </w:rPr>
+        <w:t>בְּטֶ֛רֶם יַכִּ֥יר אִ֖ישׁ אֶת־רֵעֵ֑⁠הוּ</w:t>
+      </w:r>
+    </w:p>
+    <w:p>
+      <w:pPr/>
+      <w:r>
+        <w:rPr>
+          <w:lang w:val="pt_PT" w:bidi="pt_PT"/>
+        </w:rPr>
+      </w:r>
+      <w:r>
+        <w:rPr>
           <w:b/>
           <w:lang w:val="pt_PT" w:bidi="pt_PT"/>
         </w:rPr>
@@ -19159,6 +21567,20 @@
       </w:r>
       <w:r>
         <w:rPr>
+          <w:lang w:val="pt_PT" w:bidi="pt_PT"/>
+        </w:rPr>
+        <w:t>וַ⁠יֹּ֨אמֶר֙</w:t>
+      </w:r>
+    </w:p>
+    <w:p>
+      <w:pPr/>
+      <w:r>
+        <w:rPr>
+          <w:lang w:val="pt_PT" w:bidi="pt_PT"/>
+        </w:rPr>
+      </w:r>
+      <w:r>
+        <w:rPr>
           <w:b/>
           <w:lang w:val="pt_PT" w:bidi="pt_PT"/>
         </w:rPr>
@@ -19242,6 +21664,20 @@
       </w:r>
       <w:r>
         <w:rPr>
+          <w:lang w:val="pt_PT" w:bidi="pt_PT"/>
+        </w:rPr>
+        <w:t>אַל־יִוָּדַ֔ע</w:t>
+      </w:r>
+    </w:p>
+    <w:p>
+      <w:pPr/>
+      <w:r>
+        <w:rPr>
+          <w:lang w:val="pt_PT" w:bidi="pt_PT"/>
+        </w:rPr>
+      </w:r>
+      <w:r>
+        <w:rPr>
           <w:b/>
           <w:lang w:val="pt_PT" w:bidi="pt_PT"/>
         </w:rPr>
@@ -19339,6 +21775,20 @@
       </w:r>
       <w:r>
         <w:rPr>
+          <w:lang w:val="pt_PT" w:bidi="pt_PT"/>
+        </w:rPr>
+        <w:t>הַ⁠מִּטְפַּ֧חַת</w:t>
+      </w:r>
+    </w:p>
+    <w:p>
+      <w:pPr/>
+      <w:r>
+        <w:rPr>
+          <w:lang w:val="pt_PT" w:bidi="pt_PT"/>
+        </w:rPr>
+      </w:r>
+      <w:r>
+        <w:rPr>
           <w:b/>
           <w:lang w:val="pt_PT" w:bidi="pt_PT"/>
         </w:rPr>
@@ -19435,6 +21885,20 @@
       </w:r>
       <w:r>
         <w:rPr>
+          <w:lang w:val="pt_PT" w:bidi="pt_PT"/>
+        </w:rPr>
+        <w:t>שֵׁשׁ־שְׂעֹרִים֙</w:t>
+      </w:r>
+    </w:p>
+    <w:p>
+      <w:pPr/>
+      <w:r>
+        <w:rPr>
+          <w:lang w:val="pt_PT" w:bidi="pt_PT"/>
+        </w:rPr>
+      </w:r>
+      <w:r>
+        <w:rPr>
           <w:b/>
           <w:lang w:val="pt_PT" w:bidi="pt_PT"/>
         </w:rPr>
@@ -19518,6 +21982,20 @@
       </w:r>
       <w:r>
         <w:rPr>
+          <w:lang w:val="pt_PT" w:bidi="pt_PT"/>
+        </w:rPr>
+        <w:t>וַ⁠יָּ֣שֶׁת עָלֶ֔י⁠הָ</w:t>
+      </w:r>
+    </w:p>
+    <w:p>
+      <w:pPr/>
+      <w:r>
+        <w:rPr>
+          <w:lang w:val="pt_PT" w:bidi="pt_PT"/>
+        </w:rPr>
+      </w:r>
+      <w:r>
+        <w:rPr>
           <w:b/>
           <w:lang w:val="pt_PT" w:bidi="pt_PT"/>
         </w:rPr>
@@ -19601,6 +22079,20 @@
       </w:r>
       <w:r>
         <w:rPr>
+          <w:lang w:val="pt_PT" w:bidi="pt_PT"/>
+        </w:rPr>
+        <w:t>וַ⁠יָּבֹ֖א הָ⁠עִֽיר</w:t>
+      </w:r>
+    </w:p>
+    <w:p>
+      <w:pPr/>
+      <w:r>
+        <w:rPr>
+          <w:lang w:val="pt_PT" w:bidi="pt_PT"/>
+        </w:rPr>
+      </w:r>
+      <w:r>
+        <w:rPr>
           <w:b/>
           <w:lang w:val="pt_PT" w:bidi="pt_PT"/>
         </w:rPr>
@@ -19697,6 +22189,20 @@
       </w:r>
       <w:r>
         <w:rPr>
+          <w:lang w:val="pt_PT" w:bidi="pt_PT"/>
+        </w:rPr>
+        <w:t>מִי־אַ֣תְּ</w:t>
+      </w:r>
+    </w:p>
+    <w:p>
+      <w:pPr/>
+      <w:r>
+        <w:rPr>
+          <w:lang w:val="pt_PT" w:bidi="pt_PT"/>
+        </w:rPr>
+      </w:r>
+      <w:r>
+        <w:rPr>
           <w:b/>
           <w:lang w:val="pt_PT" w:bidi="pt_PT"/>
         </w:rPr>
@@ -19793,6 +22299,20 @@
       </w:r>
       <w:r>
         <w:rPr>
+          <w:lang w:val="pt_PT" w:bidi="pt_PT"/>
+        </w:rPr>
+        <w:t>בִּתִּ֑⁠י</w:t>
+      </w:r>
+    </w:p>
+    <w:p>
+      <w:pPr/>
+      <w:r>
+        <w:rPr>
+          <w:lang w:val="pt_PT" w:bidi="pt_PT"/>
+        </w:rPr>
+      </w:r>
+      <w:r>
+        <w:rPr>
           <w:b/>
           <w:lang w:val="pt_PT" w:bidi="pt_PT"/>
         </w:rPr>
@@ -19878,6 +22398,20 @@
         <w:rPr>
           <w:lang w:val="pt_PT" w:bidi="pt_PT"/>
         </w:rPr>
+      </w:r>
+    </w:p>
+    <w:p>
+      <w:pPr/>
+      <w:r>
+        <w:rPr>
+          <w:lang w:val="pt_PT" w:bidi="pt_PT"/>
+        </w:rPr>
+      </w:r>
+      <w:r>
+        <w:rPr>
+          <w:lang w:val="pt_PT" w:bidi="pt_PT"/>
+        </w:rPr>
+        <w:t>אֵ֛ת כָּל־אֲשֶׁ֥ר עָֽשָׂה־לָ֖⁠הּ הָ⁠אִֽישׁ</w:t>
       </w:r>
     </w:p>
     <w:p>
@@ -20127,6 +22661,20 @@
       </w:r>
       <w:r>
         <w:rPr>
+          <w:lang w:val="pt_PT" w:bidi="pt_PT"/>
+        </w:rPr>
+        <w:t>כִּ֚י אָמַ֣ר אַל־תָּב֥וֹאִי רֵיקָ֖ם אֶל־חֲמוֹתֵֽ⁠ךְ</w:t>
+      </w:r>
+    </w:p>
+    <w:p>
+      <w:pPr/>
+      <w:r>
+        <w:rPr>
+          <w:lang w:val="pt_PT" w:bidi="pt_PT"/>
+        </w:rPr>
+      </w:r>
+      <w:r>
+        <w:rPr>
           <w:b/>
           <w:lang w:val="pt_PT" w:bidi="pt_PT"/>
         </w:rPr>
@@ -20347,6 +22895,20 @@
       </w:r>
       <w:r>
         <w:rPr>
+          <w:lang w:val="pt_PT" w:bidi="pt_PT"/>
+        </w:rPr>
+        <w:t>שְׁבִ֣י</w:t>
+      </w:r>
+    </w:p>
+    <w:p>
+      <w:pPr/>
+      <w:r>
+        <w:rPr>
+          <w:lang w:val="pt_PT" w:bidi="pt_PT"/>
+        </w:rPr>
+      </w:r>
+      <w:r>
+        <w:rPr>
           <w:b/>
           <w:lang w:val="pt_PT" w:bidi="pt_PT"/>
         </w:rPr>
@@ -20539,6 +23101,20 @@
       </w:r>
       <w:r>
         <w:rPr>
+          <w:lang w:val="pt_PT" w:bidi="pt_PT"/>
+        </w:rPr>
+        <w:t>אֵ֖יךְ יִפֹּ֣ל דָּבָ֑ר</w:t>
+      </w:r>
+    </w:p>
+    <w:p>
+      <w:pPr/>
+      <w:r>
+        <w:rPr>
+          <w:lang w:val="pt_PT" w:bidi="pt_PT"/>
+        </w:rPr>
+      </w:r>
+      <w:r>
+        <w:rPr>
           <w:b/>
           <w:lang w:val="pt_PT" w:bidi="pt_PT"/>
         </w:rPr>
@@ -20649,6 +23225,20 @@
       </w:r>
       <w:r>
         <w:rPr>
+          <w:lang w:val="pt_PT" w:bidi="pt_PT"/>
+        </w:rPr>
+        <w:t>לֹ֤א יִשְׁקֹט֙ הָ⁠אִ֔ישׁ כִּֽי־אִם</w:t>
+      </w:r>
+    </w:p>
+    <w:p>
+      <w:pPr/>
+      <w:r>
+        <w:rPr>
+          <w:lang w:val="pt_PT" w:bidi="pt_PT"/>
+        </w:rPr>
+      </w:r>
+      <w:r>
+        <w:rPr>
           <w:b/>
           <w:lang w:val="pt_PT" w:bidi="pt_PT"/>
         </w:rPr>
@@ -20999,6 +23589,20 @@
       </w:r>
       <w:r>
         <w:rPr>
+          <w:lang w:val="pt_PT" w:bidi="pt_PT"/>
+        </w:rPr>
+        <w:t>וּ⁠בֹ֨עַז עָלָ֣ה הַ⁠שַּׁעַר֮</w:t>
+      </w:r>
+    </w:p>
+    <w:p>
+      <w:pPr/>
+      <w:r>
+        <w:rPr>
+          <w:lang w:val="pt_PT" w:bidi="pt_PT"/>
+        </w:rPr>
+      </w:r>
+      <w:r>
+        <w:rPr>
           <w:b/>
           <w:lang w:val="pt_PT" w:bidi="pt_PT"/>
         </w:rPr>
@@ -21096,6 +23700,20 @@
       </w:r>
       <w:r>
         <w:rPr>
+          <w:lang w:val="pt_PT" w:bidi="pt_PT"/>
+        </w:rPr>
+        <w:t>הַ⁠שַּׁעַר֮</w:t>
+      </w:r>
+    </w:p>
+    <w:p>
+      <w:pPr/>
+      <w:r>
+        <w:rPr>
+          <w:lang w:val="pt_PT" w:bidi="pt_PT"/>
+        </w:rPr>
+      </w:r>
+      <w:r>
+        <w:rPr>
           <w:b/>
           <w:lang w:val="pt_PT" w:bidi="pt_PT"/>
         </w:rPr>
@@ -21290,6 +23908,20 @@
         <w:rPr>
           <w:lang w:val="pt_PT" w:bidi="pt_PT"/>
         </w:rPr>
+      </w:r>
+    </w:p>
+    <w:p>
+      <w:pPr/>
+      <w:r>
+        <w:rPr>
+          <w:lang w:val="pt_PT" w:bidi="pt_PT"/>
+        </w:rPr>
+      </w:r>
+      <w:r>
+        <w:rPr>
+          <w:lang w:val="pt_PT" w:bidi="pt_PT"/>
+        </w:rPr>
+        <w:t>הַ⁠גֹּאֵ֤ל</w:t>
       </w:r>
     </w:p>
     <w:p>
@@ -21454,6 +24086,20 @@
       </w:r>
       <w:r>
         <w:rPr>
+          <w:lang w:val="pt_PT" w:bidi="pt_PT"/>
+        </w:rPr>
+        <w:t>וַ⁠יֹּ֛אמֶר ס֥וּרָ⁠ה שְׁבָ⁠ה־פֹּ֖ה פְּלֹנִ֣י אַלְמֹנִ֑י</w:t>
+      </w:r>
+    </w:p>
+    <w:p>
+      <w:pPr/>
+      <w:r>
+        <w:rPr>
+          <w:lang w:val="pt_PT" w:bidi="pt_PT"/>
+        </w:rPr>
+      </w:r>
+      <w:r>
+        <w:rPr>
           <w:b/>
           <w:lang w:val="pt_PT" w:bidi="pt_PT"/>
         </w:rPr>
@@ -21564,6 +24210,20 @@
       </w:r>
       <w:r>
         <w:rPr>
+          <w:lang w:val="pt_PT" w:bidi="pt_PT"/>
+        </w:rPr>
+        <w:t>פְּלֹנִ֣י אַלְמֹנִ֑י</w:t>
+      </w:r>
+    </w:p>
+    <w:p>
+      <w:pPr/>
+      <w:r>
+        <w:rPr>
+          <w:lang w:val="pt_PT" w:bidi="pt_PT"/>
+        </w:rPr>
+      </w:r>
+      <w:r>
+        <w:rPr>
           <w:b/>
           <w:lang w:val="pt_PT" w:bidi="pt_PT"/>
         </w:rPr>
@@ -21764,6 +24424,20 @@
       </w:r>
       <w:r>
         <w:rPr>
+          <w:lang w:val="pt_PT" w:bidi="pt_PT"/>
+        </w:rPr>
+        <w:t>לְ⁠אָחִ֖י⁠נוּ</w:t>
+      </w:r>
+    </w:p>
+    <w:p>
+      <w:pPr/>
+      <w:r>
+        <w:rPr>
+          <w:lang w:val="pt_PT" w:bidi="pt_PT"/>
+        </w:rPr>
+      </w:r>
+      <w:r>
+        <w:rPr>
           <w:b/>
           <w:lang w:val="pt_PT" w:bidi="pt_PT"/>
         </w:rPr>
@@ -21873,6 +24547,20 @@
       </w:r>
       <w:r>
         <w:rPr>
+          <w:lang w:val="pt_PT" w:bidi="pt_PT"/>
+        </w:rPr>
+        <w:t>אָמַ֜רְתִּי</w:t>
+      </w:r>
+    </w:p>
+    <w:p>
+      <w:pPr/>
+      <w:r>
+        <w:rPr>
+          <w:lang w:val="pt_PT" w:bidi="pt_PT"/>
+        </w:rPr>
+      </w:r>
+      <w:r>
+        <w:rPr>
           <w:b/>
           <w:lang w:val="pt_PT" w:bidi="pt_PT"/>
         </w:rPr>
@@ -21983,6 +24671,20 @@
       </w:r>
       <w:r>
         <w:rPr>
+          <w:lang w:val="pt_PT" w:bidi="pt_PT"/>
+        </w:rPr>
+        <w:t>אֶגְלֶ֧ה אָזְנְ⁠ךָ֣</w:t>
+      </w:r>
+    </w:p>
+    <w:p>
+      <w:pPr/>
+      <w:r>
+        <w:rPr>
+          <w:lang w:val="pt_PT" w:bidi="pt_PT"/>
+        </w:rPr>
+      </w:r>
+      <w:r>
+        <w:rPr>
           <w:b/>
           <w:lang w:val="pt_PT" w:bidi="pt_PT"/>
         </w:rPr>
@@ -22093,6 +24795,20 @@
       </w:r>
       <w:r>
         <w:rPr>
+          <w:lang w:val="pt_PT" w:bidi="pt_PT"/>
+        </w:rPr>
+        <w:t>נֶ֥גֶד הַֽ⁠יֹּשְׁבִים֮</w:t>
+      </w:r>
+    </w:p>
+    <w:p>
+      <w:pPr/>
+      <w:r>
+        <w:rPr>
+          <w:lang w:val="pt_PT" w:bidi="pt_PT"/>
+        </w:rPr>
+      </w:r>
+      <w:r>
+        <w:rPr>
           <w:b/>
           <w:lang w:val="pt_PT" w:bidi="pt_PT"/>
         </w:rPr>
@@ -22287,6 +25003,20 @@
       </w:r>
       <w:r>
         <w:rPr>
+          <w:lang w:val="pt_PT" w:bidi="pt_PT"/>
+        </w:rPr>
+        <w:t>אֵ֤ין זוּלָֽתְ⁠ךָ֙ לִ⁠גְא֔וֹל וְ⁠אָנֹכִ֖י אַחֲרֶ֑י⁠ךָ</w:t>
+      </w:r>
+    </w:p>
+    <w:p>
+      <w:pPr/>
+      <w:r>
+        <w:rPr>
+          <w:lang w:val="pt_PT" w:bidi="pt_PT"/>
+        </w:rPr>
+      </w:r>
+      <w:r>
+        <w:rPr>
           <w:b/>
           <w:lang w:val="pt_PT" w:bidi="pt_PT"/>
         </w:rPr>
@@ -22383,6 +25113,20 @@
       </w:r>
       <w:r>
         <w:rPr>
+          <w:lang w:val="pt_PT" w:bidi="pt_PT"/>
+        </w:rPr>
+        <w:t>אָנֹכִ֥י אֶגְאָֽל</w:t>
+      </w:r>
+    </w:p>
+    <w:p>
+      <w:pPr/>
+      <w:r>
+        <w:rPr>
+          <w:lang w:val="pt_PT" w:bidi="pt_PT"/>
+        </w:rPr>
+      </w:r>
+      <w:r>
+        <w:rPr>
           <w:b/>
           <w:lang w:val="pt_PT" w:bidi="pt_PT"/>
         </w:rPr>
@@ -22459,6 +25203,20 @@
       </w:r>
       <w:r>
         <w:rPr>
+          <w:lang w:val="pt_PT" w:bidi="pt_PT"/>
+        </w:rPr>
+        <w:t>בְּ⁠יוֹם</w:t>
+      </w:r>
+    </w:p>
+    <w:p>
+      <w:pPr/>
+      <w:r>
+        <w:rPr>
+          <w:lang w:val="pt_PT" w:bidi="pt_PT"/>
+        </w:rPr>
+      </w:r>
+      <w:r>
+        <w:rPr>
           <w:b/>
           <w:lang w:val="pt_PT" w:bidi="pt_PT"/>
         </w:rPr>
@@ -22568,6 +25326,20 @@
       </w:r>
       <w:r>
         <w:rPr>
+          <w:lang w:val="pt_PT" w:bidi="pt_PT"/>
+        </w:rPr>
+        <w:t>מִ⁠יַּ֣ד נָעֳמִ֑י</w:t>
+      </w:r>
+    </w:p>
+    <w:p>
+      <w:pPr/>
+      <w:r>
+        <w:rPr>
+          <w:lang w:val="pt_PT" w:bidi="pt_PT"/>
+        </w:rPr>
+      </w:r>
+      <w:r>
+        <w:rPr>
           <w:b/>
           <w:lang w:val="pt_PT" w:bidi="pt_PT"/>
         </w:rPr>
@@ -22677,6 +25449,20 @@
       </w:r>
       <w:r>
         <w:rPr>
+          <w:lang w:val="pt_PT" w:bidi="pt_PT"/>
+        </w:rPr>
+        <w:t>וּ֠⁠מֵ⁠אֵת ר֣וּת &amp; קָנִ֔יתָה</w:t>
+      </w:r>
+    </w:p>
+    <w:p>
+      <w:pPr/>
+      <w:r>
+        <w:rPr>
+          <w:lang w:val="pt_PT" w:bidi="pt_PT"/>
+        </w:rPr>
+      </w:r>
+      <w:r>
+        <w:rPr>
           <w:b/>
           <w:lang w:val="pt_PT" w:bidi="pt_PT"/>
         </w:rPr>
@@ -22849,6 +25635,20 @@
       </w:r>
       <w:r>
         <w:rPr>
+          <w:lang w:val="pt_PT" w:bidi="pt_PT"/>
+        </w:rPr>
+        <w:t>לְ⁠הָקִ֥ים שֵׁם־הַ⁠מֵּ֖ת עַל־נַחֲלָתֽ⁠וֹ</w:t>
+      </w:r>
+    </w:p>
+    <w:p>
+      <w:pPr/>
+      <w:r>
+        <w:rPr>
+          <w:lang w:val="pt_PT" w:bidi="pt_PT"/>
+        </w:rPr>
+      </w:r>
+      <w:r>
+        <w:rPr>
           <w:b/>
           <w:lang w:val="pt_PT" w:bidi="pt_PT"/>
         </w:rPr>
@@ -22945,6 +25745,20 @@
       </w:r>
       <w:r>
         <w:rPr>
+          <w:lang w:val="pt_PT" w:bidi="pt_PT"/>
+        </w:rPr>
+        <w:t>הַ⁠מֵּת֙ &amp; הַ⁠מֵּ֖ת</w:t>
+      </w:r>
+    </w:p>
+    <w:p>
+      <w:pPr/>
+      <w:r>
+        <w:rPr>
+          <w:lang w:val="pt_PT" w:bidi="pt_PT"/>
+        </w:rPr>
+      </w:r>
+      <w:r>
+        <w:rPr>
           <w:b/>
           <w:lang w:val="pt_PT" w:bidi="pt_PT"/>
         </w:rPr>
@@ -23041,6 +25855,20 @@
       </w:r>
       <w:r>
         <w:rPr>
+          <w:lang w:val="pt_PT" w:bidi="pt_PT"/>
+        </w:rPr>
+        <w:t>אַשְׁחִ֖ית אֶת־נַחֲלָתִ֑⁠י</w:t>
+      </w:r>
+    </w:p>
+    <w:p>
+      <w:pPr/>
+      <w:r>
+        <w:rPr>
+          <w:lang w:val="pt_PT" w:bidi="pt_PT"/>
+        </w:rPr>
+      </w:r>
+      <w:r>
+        <w:rPr>
           <w:b/>
           <w:lang w:val="pt_PT" w:bidi="pt_PT"/>
         </w:rPr>
@@ -23137,6 +25965,20 @@
       </w:r>
       <w:r>
         <w:rPr>
+          <w:lang w:val="pt_PT" w:bidi="pt_PT"/>
+        </w:rPr>
+        <w:t>גְּאַל־לְ⁠ךָ֤ אַתָּה֙ אֶת־גְּאֻלָּתִ֔⁠י</w:t>
+      </w:r>
+    </w:p>
+    <w:p>
+      <w:pPr/>
+      <w:r>
+        <w:rPr>
+          <w:lang w:val="pt_PT" w:bidi="pt_PT"/>
+        </w:rPr>
+      </w:r>
+      <w:r>
+        <w:rPr>
           <w:b/>
           <w:lang w:val="pt_PT" w:bidi="pt_PT"/>
         </w:rPr>
@@ -23259,6 +26101,20 @@
       </w:r>
       <w:r>
         <w:rPr>
+          <w:lang w:val="pt_PT" w:bidi="pt_PT"/>
+        </w:rPr>
+        <w:t>וְ⁠זֹאת֩</w:t>
+      </w:r>
+    </w:p>
+    <w:p>
+      <w:pPr/>
+      <w:r>
+        <w:rPr>
+          <w:lang w:val="pt_PT" w:bidi="pt_PT"/>
+        </w:rPr>
+      </w:r>
+      <w:r>
+        <w:rPr>
           <w:b/>
           <w:lang w:val="pt_PT" w:bidi="pt_PT"/>
         </w:rPr>
@@ -23355,6 +26211,20 @@
       </w:r>
       <w:r>
         <w:rPr>
+          <w:lang w:val="pt_PT" w:bidi="pt_PT"/>
+        </w:rPr>
+        <w:t>וְ⁠זֹאת֩</w:t>
+      </w:r>
+    </w:p>
+    <w:p>
+      <w:pPr/>
+      <w:r>
+        <w:rPr>
+          <w:lang w:val="pt_PT" w:bidi="pt_PT"/>
+        </w:rPr>
+      </w:r>
+      <w:r>
+        <w:rPr>
           <w:b/>
           <w:lang w:val="pt_PT" w:bidi="pt_PT"/>
         </w:rPr>
@@ -23451,6 +26321,20 @@
       </w:r>
       <w:r>
         <w:rPr>
+          <w:lang w:val="pt_PT" w:bidi="pt_PT"/>
+        </w:rPr>
+        <w:t>לְ⁠פָנִ֨ים</w:t>
+      </w:r>
+    </w:p>
+    <w:p>
+      <w:pPr/>
+      <w:r>
+        <w:rPr>
+          <w:lang w:val="pt_PT" w:bidi="pt_PT"/>
+        </w:rPr>
+      </w:r>
+      <w:r>
+        <w:rPr>
           <w:b/>
           <w:lang w:val="pt_PT" w:bidi="pt_PT"/>
         </w:rPr>
@@ -23547,6 +26431,20 @@
       </w:r>
       <w:r>
         <w:rPr>
+          <w:lang w:val="pt_PT" w:bidi="pt_PT"/>
+        </w:rPr>
+        <w:t>לְ⁠רֵעֵ֑⁠הוּ</w:t>
+      </w:r>
+    </w:p>
+    <w:p>
+      <w:pPr/>
+      <w:r>
+        <w:rPr>
+          <w:lang w:val="pt_PT" w:bidi="pt_PT"/>
+        </w:rPr>
+      </w:r>
+      <w:r>
+        <w:rPr>
           <w:b/>
           <w:lang w:val="pt_PT" w:bidi="pt_PT"/>
         </w:rPr>
@@ -23643,6 +26541,20 @@
       </w:r>
       <w:r>
         <w:rPr>
+          <w:lang w:val="pt_PT" w:bidi="pt_PT"/>
+        </w:rPr>
+        <w:t>וַ⁠יֹּ֧אמֶר הַ⁠גֹּאֵ֛ל לְ⁠בֹ֖עַז קְנֵה־לָ֑⁠ךְ וַ⁠יִּשְׁלֹ֖ף נַעֲלֽ⁠וֹ</w:t>
+      </w:r>
+    </w:p>
+    <w:p>
+      <w:pPr/>
+      <w:r>
+        <w:rPr>
+          <w:lang w:val="pt_PT" w:bidi="pt_PT"/>
+        </w:rPr>
+      </w:r>
+      <w:r>
+        <w:rPr>
           <w:b/>
           <w:lang w:val="pt_PT" w:bidi="pt_PT"/>
         </w:rPr>
@@ -23726,6 +26638,20 @@
       </w:r>
       <w:r>
         <w:rPr>
+          <w:lang w:val="pt_PT" w:bidi="pt_PT"/>
+        </w:rPr>
+        <w:t>וַ⁠יֹּ֧אמֶר הַ⁠גֹּאֵ֛ל לְ⁠בֹ֖עַז קְנֵה־לָ֑⁠ךְ וַ⁠יִּשְׁלֹ֖ף נַעֲלֽ⁠וֹ</w:t>
+      </w:r>
+    </w:p>
+    <w:p>
+      <w:pPr/>
+      <w:r>
+        <w:rPr>
+          <w:lang w:val="pt_PT" w:bidi="pt_PT"/>
+        </w:rPr>
+      </w:r>
+      <w:r>
+        <w:rPr>
           <w:b/>
           <w:lang w:val="pt_PT" w:bidi="pt_PT"/>
         </w:rPr>
@@ -23822,6 +26748,20 @@
       </w:r>
       <w:r>
         <w:rPr>
+          <w:lang w:val="pt_PT" w:bidi="pt_PT"/>
+        </w:rPr>
+        <w:t>וַ⁠יִּשְׁלֹ֖ף נַעֲלֽ⁠וֹ</w:t>
+      </w:r>
+    </w:p>
+    <w:p>
+      <w:pPr/>
+      <w:r>
+        <w:rPr>
+          <w:lang w:val="pt_PT" w:bidi="pt_PT"/>
+        </w:rPr>
+      </w:r>
+      <w:r>
+        <w:rPr>
           <w:b/>
           <w:lang w:val="pt_PT" w:bidi="pt_PT"/>
         </w:rPr>
@@ -23905,6 +26845,20 @@
       </w:r>
       <w:r>
         <w:rPr>
+          <w:lang w:val="pt_PT" w:bidi="pt_PT"/>
+        </w:rPr>
+        <w:t>לַ⁠זְּקֵנִ֜ים וְ⁠כָל־הָ⁠עָ֗ם</w:t>
+      </w:r>
+    </w:p>
+    <w:p>
+      <w:pPr/>
+      <w:r>
+        <w:rPr>
+          <w:lang w:val="pt_PT" w:bidi="pt_PT"/>
+        </w:rPr>
+      </w:r>
+      <w:r>
+        <w:rPr>
           <w:b/>
           <w:lang w:val="pt_PT" w:bidi="pt_PT"/>
         </w:rPr>
@@ -24001,6 +26955,20 @@
       </w:r>
       <w:r>
         <w:rPr>
+          <w:lang w:val="pt_PT" w:bidi="pt_PT"/>
+        </w:rPr>
+        <w:t>מִ⁠יַּ֖ד נָעֳמִֽי</w:t>
+      </w:r>
+    </w:p>
+    <w:p>
+      <w:pPr/>
+      <w:r>
+        <w:rPr>
+          <w:lang w:val="pt_PT" w:bidi="pt_PT"/>
+        </w:rPr>
+      </w:r>
+      <w:r>
+        <w:rPr>
           <w:b/>
           <w:lang w:val="pt_PT" w:bidi="pt_PT"/>
         </w:rPr>
@@ -24160,6 +27128,20 @@
       </w:r>
       <w:r>
         <w:rPr>
+          <w:lang w:val="pt_PT" w:bidi="pt_PT"/>
+        </w:rPr>
+        <w:t>וְ⁠גַ֣ם</w:t>
+      </w:r>
+    </w:p>
+    <w:p>
+      <w:pPr/>
+      <w:r>
+        <w:rPr>
+          <w:lang w:val="pt_PT" w:bidi="pt_PT"/>
+        </w:rPr>
+      </w:r>
+      <w:r>
+        <w:rPr>
           <w:b/>
           <w:lang w:val="pt_PT" w:bidi="pt_PT"/>
         </w:rPr>
@@ -24232,6 +27214,20 @@
         <w:rPr>
           <w:lang w:val="pt_PT" w:bidi="pt_PT"/>
         </w:rPr>
+      </w:r>
+    </w:p>
+    <w:p>
+      <w:pPr/>
+      <w:r>
+        <w:rPr>
+          <w:lang w:val="pt_PT" w:bidi="pt_PT"/>
+        </w:rPr>
+      </w:r>
+      <w:r>
+        <w:rPr>
+          <w:lang w:val="pt_PT" w:bidi="pt_PT"/>
+        </w:rPr>
+        <w:t>לְ⁠הָקִ֤ים שֵׁם־הַ⁠מֵּת֙ עַל־נַ֣חֲלָת֔⁠וֹ</w:t>
       </w:r>
     </w:p>
     <w:p>
@@ -24324,6 +27320,20 @@
       </w:r>
       <w:r>
         <w:rPr>
+          <w:lang w:val="pt_PT" w:bidi="pt_PT"/>
+        </w:rPr>
+        <w:t>הַ⁠מֵּת֙ &amp; הַ⁠מֵּ֛ת</w:t>
+      </w:r>
+    </w:p>
+    <w:p>
+      <w:pPr/>
+      <w:r>
+        <w:rPr>
+          <w:lang w:val="pt_PT" w:bidi="pt_PT"/>
+        </w:rPr>
+      </w:r>
+      <w:r>
+        <w:rPr>
           <w:b/>
           <w:lang w:val="pt_PT" w:bidi="pt_PT"/>
         </w:rPr>
@@ -24451,6 +27461,20 @@
       </w:r>
       <w:r>
         <w:rPr>
+          <w:lang w:val="pt_PT" w:bidi="pt_PT"/>
+        </w:rPr>
+        <w:t>וְ⁠לֹא־יִכָּרֵ֧ת שֵׁם־הַ⁠מֵּ֛ת מֵ⁠עִ֥ם אֶחָ֖י⁠ו וּ⁠מִ⁠שַּׁ֣עַר מְקוֹמ֑⁠וֹ</w:t>
+      </w:r>
+    </w:p>
+    <w:p>
+      <w:pPr/>
+      <w:r>
+        <w:rPr>
+          <w:lang w:val="pt_PT" w:bidi="pt_PT"/>
+        </w:rPr>
+      </w:r>
+      <w:r>
+        <w:rPr>
           <w:b/>
           <w:lang w:val="pt_PT" w:bidi="pt_PT"/>
         </w:rPr>
@@ -24534,6 +27558,20 @@
       </w:r>
       <w:r>
         <w:rPr>
+          <w:lang w:val="pt_PT" w:bidi="pt_PT"/>
+        </w:rPr>
+        <w:t>וְ⁠לֹא־יִכָּרֵ֧ת שֵׁם־הַ⁠מֵּ֛ת מֵ⁠עִ֥ם אֶחָ֖י⁠ו וּ⁠מִ⁠שַּׁ֣עַר מְקוֹמ֑⁠וֹ</w:t>
+      </w:r>
+    </w:p>
+    <w:p>
+      <w:pPr/>
+      <w:r>
+        <w:rPr>
+          <w:lang w:val="pt_PT" w:bidi="pt_PT"/>
+        </w:rPr>
+      </w:r>
+      <w:r>
+        <w:rPr>
           <w:b/>
           <w:lang w:val="pt_PT" w:bidi="pt_PT"/>
         </w:rPr>
@@ -24656,6 +27694,20 @@
       </w:r>
       <w:r>
         <w:rPr>
+          <w:lang w:val="pt_PT" w:bidi="pt_PT"/>
+        </w:rPr>
+        <w:t>וּ⁠מִ⁠שַּׁ֣עַר מְקוֹמ֑⁠וֹ</w:t>
+      </w:r>
+    </w:p>
+    <w:p>
+      <w:pPr/>
+      <w:r>
+        <w:rPr>
+          <w:lang w:val="pt_PT" w:bidi="pt_PT"/>
+        </w:rPr>
+      </w:r>
+      <w:r>
+        <w:rPr>
           <w:b/>
           <w:lang w:val="pt_PT" w:bidi="pt_PT"/>
         </w:rPr>
@@ -24828,6 +27880,20 @@
       </w:r>
       <w:r>
         <w:rPr>
+          <w:lang w:val="pt_PT" w:bidi="pt_PT"/>
+        </w:rPr>
+        <w:t>הָ⁠עָ֧ם אֲשֶׁר־בַּ⁠שַּׁ֛עַר</w:t>
+      </w:r>
+    </w:p>
+    <w:p>
+      <w:pPr/>
+      <w:r>
+        <w:rPr>
+          <w:lang w:val="pt_PT" w:bidi="pt_PT"/>
+        </w:rPr>
+      </w:r>
+      <w:r>
+        <w:rPr>
           <w:b/>
           <w:lang w:val="pt_PT" w:bidi="pt_PT"/>
         </w:rPr>
@@ -24924,6 +27990,20 @@
       </w:r>
       <w:r>
         <w:rPr>
+          <w:lang w:val="pt_PT" w:bidi="pt_PT"/>
+        </w:rPr>
+        <w:t>הַ⁠בָּאָ֣ה אֶל־בֵּיתֶ֗⁠ךָ</w:t>
+      </w:r>
+    </w:p>
+    <w:p>
+      <w:pPr/>
+      <w:r>
+        <w:rPr>
+          <w:lang w:val="pt_PT" w:bidi="pt_PT"/>
+        </w:rPr>
+      </w:r>
+      <w:r>
+        <w:rPr>
           <w:b/>
           <w:lang w:val="pt_PT" w:bidi="pt_PT"/>
         </w:rPr>
@@ -25007,6 +28087,20 @@
       </w:r>
       <w:r>
         <w:rPr>
+          <w:lang w:val="pt_PT" w:bidi="pt_PT"/>
+        </w:rPr>
+        <w:t>יִתֵּן֩ יְהוָ֨ה אֶֽת־הָ⁠אִשָּׁ֜ה הַ⁠בָּאָ֣ה אֶל־בֵּיתֶ֗⁠ךָ כְּ⁠רָחֵ֤ל ׀ וּ⁠כְ⁠לֵאָה֙ אֲשֶׁ֨ר בָּנ֤וּ שְׁתֵּי⁠הֶם֙ אֶת־בֵּ֣ית יִשְׂרָאֵ֔ל</w:t>
+      </w:r>
+    </w:p>
+    <w:p>
+      <w:pPr/>
+      <w:r>
+        <w:rPr>
+          <w:lang w:val="pt_PT" w:bidi="pt_PT"/>
+        </w:rPr>
+      </w:r>
+      <w:r>
+        <w:rPr>
           <w:b/>
           <w:lang w:val="pt_PT" w:bidi="pt_PT"/>
         </w:rPr>
@@ -25090,6 +28184,20 @@
       </w:r>
       <w:r>
         <w:rPr>
+          <w:lang w:val="pt_PT" w:bidi="pt_PT"/>
+        </w:rPr>
+        <w:t>כְּ⁠רָחֵ֤ל ׀ וּ⁠כְ⁠לֵאָה֙ אֲשֶׁ֨ר בָּנ֤וּ שְׁתֵּי⁠הֶם֙ אֶת־בֵּ֣ית יִשְׂרָאֵ֔ל</w:t>
+      </w:r>
+    </w:p>
+    <w:p>
+      <w:pPr/>
+      <w:r>
+        <w:rPr>
+          <w:lang w:val="pt_PT" w:bidi="pt_PT"/>
+        </w:rPr>
+      </w:r>
+      <w:r>
+        <w:rPr>
           <w:b/>
           <w:lang w:val="pt_PT" w:bidi="pt_PT"/>
         </w:rPr>
@@ -25193,6 +28301,20 @@
       </w:r>
       <w:r>
         <w:rPr>
+          <w:lang w:val="pt_PT" w:bidi="pt_PT"/>
+        </w:rPr>
+        <w:t>בָּנ֤וּ &amp; אֶת־בֵּ֣ית יִשְׂרָאֵ֔ל</w:t>
+      </w:r>
+    </w:p>
+    <w:p>
+      <w:pPr/>
+      <w:r>
+        <w:rPr>
+          <w:lang w:val="pt_PT" w:bidi="pt_PT"/>
+        </w:rPr>
+      </w:r>
+      <w:r>
+        <w:rPr>
           <w:b/>
           <w:lang w:val="pt_PT" w:bidi="pt_PT"/>
         </w:rPr>
@@ -25315,6 +28437,20 @@
       </w:r>
       <w:r>
         <w:rPr>
+          <w:lang w:val="pt_PT" w:bidi="pt_PT"/>
+        </w:rPr>
+        <w:t>וַ⁠עֲשֵׂה־חַ֣יִל בְּ⁠אֶפְרָ֔תָה וּ⁠קְרָא־שֵׁ֖ם בְּ⁠בֵ֥ית לָֽחֶם</w:t>
+      </w:r>
+    </w:p>
+    <w:p>
+      <w:pPr/>
+      <w:r>
+        <w:rPr>
+          <w:lang w:val="pt_PT" w:bidi="pt_PT"/>
+        </w:rPr>
+      </w:r>
+      <w:r>
+        <w:rPr>
           <w:b/>
           <w:lang w:val="pt_PT" w:bidi="pt_PT"/>
         </w:rPr>
@@ -25424,6 +28560,20 @@
       </w:r>
       <w:r>
         <w:rPr>
+          <w:lang w:val="pt_PT" w:bidi="pt_PT"/>
+        </w:rPr>
+        <w:t>וַ⁠עֲשֵׂה־חַ֣יִל בְּ⁠אֶפְרָ֔תָה וּ⁠קְרָא־שֵׁ֖ם בְּ⁠בֵ֥ית לָֽחֶם</w:t>
+      </w:r>
+    </w:p>
+    <w:p>
+      <w:pPr/>
+      <w:r>
+        <w:rPr>
+          <w:lang w:val="pt_PT" w:bidi="pt_PT"/>
+        </w:rPr>
+      </w:r>
+      <w:r>
+        <w:rPr>
           <w:b/>
           <w:lang w:val="pt_PT" w:bidi="pt_PT"/>
         </w:rPr>
@@ -25507,6 +28657,20 @@
       </w:r>
       <w:r>
         <w:rPr>
+          <w:lang w:val="pt_PT" w:bidi="pt_PT"/>
+        </w:rPr>
+        <w:t>וִ⁠יהִ֤י בֵֽיתְ⁠ךָ֙ כְּ⁠בֵ֣ית פֶּ֔רֶץ</w:t>
+      </w:r>
+    </w:p>
+    <w:p>
+      <w:pPr/>
+      <w:r>
+        <w:rPr>
+          <w:lang w:val="pt_PT" w:bidi="pt_PT"/>
+        </w:rPr>
+      </w:r>
+      <w:r>
+        <w:rPr>
           <w:b/>
           <w:lang w:val="pt_PT" w:bidi="pt_PT"/>
         </w:rPr>
@@ -25616,6 +28780,20 @@
       </w:r>
       <w:r>
         <w:rPr>
+          <w:lang w:val="pt_PT" w:bidi="pt_PT"/>
+        </w:rPr>
+        <w:t>מִן־הַ⁠זֶּ֗רַע אֲשֶׁ֨ר יִתֵּ֤ן יְהוָה֙ לְ⁠ךָ֔</w:t>
+      </w:r>
+    </w:p>
+    <w:p>
+      <w:pPr/>
+      <w:r>
+        <w:rPr>
+          <w:lang w:val="pt_PT" w:bidi="pt_PT"/>
+        </w:rPr>
+      </w:r>
+      <w:r>
+        <w:rPr>
           <w:b/>
           <w:lang w:val="pt_PT" w:bidi="pt_PT"/>
         </w:rPr>
@@ -25712,6 +28890,20 @@
       </w:r>
       <w:r>
         <w:rPr>
+          <w:lang w:val="pt_PT" w:bidi="pt_PT"/>
+        </w:rPr>
+        <w:t>וַ⁠יִּקַּ֨ח בֹּ֤עַז אֶת־רוּת֙ וַ⁠תְּהִי־ל֣⁠וֹ לְ⁠אִשָּׁ֔ה</w:t>
+      </w:r>
+    </w:p>
+    <w:p>
+      <w:pPr/>
+      <w:r>
+        <w:rPr>
+          <w:lang w:val="pt_PT" w:bidi="pt_PT"/>
+        </w:rPr>
+      </w:r>
+      <w:r>
+        <w:rPr>
           <w:b/>
           <w:lang w:val="pt_PT" w:bidi="pt_PT"/>
         </w:rPr>
@@ -25784,6 +28976,20 @@
         <w:rPr>
           <w:lang w:val="pt_PT" w:bidi="pt_PT"/>
         </w:rPr>
+      </w:r>
+    </w:p>
+    <w:p>
+      <w:pPr/>
+      <w:r>
+        <w:rPr>
+          <w:lang w:val="pt_PT" w:bidi="pt_PT"/>
+        </w:rPr>
+      </w:r>
+      <w:r>
+        <w:rPr>
+          <w:lang w:val="pt_PT" w:bidi="pt_PT"/>
+        </w:rPr>
+        <w:t>וַ⁠יִּקַּ֨ח בֹּ֤עַז אֶת־רוּת֙</w:t>
       </w:r>
     </w:p>
     <w:p>
@@ -25927,6 +29133,20 @@
       </w:r>
       <w:r>
         <w:rPr>
+          <w:lang w:val="pt_PT" w:bidi="pt_PT"/>
+        </w:rPr>
+        <w:t>וַ⁠יָּבֹ֖א אֵלֶ֑י⁠הָ</w:t>
+      </w:r>
+    </w:p>
+    <w:p>
+      <w:pPr/>
+      <w:r>
+        <w:rPr>
+          <w:lang w:val="pt_PT" w:bidi="pt_PT"/>
+        </w:rPr>
+      </w:r>
+      <w:r>
+        <w:rPr>
           <w:b/>
           <w:lang w:val="pt_PT" w:bidi="pt_PT"/>
         </w:rPr>
@@ -26012,6 +29232,20 @@
         <w:rPr>
           <w:lang w:val="pt_PT" w:bidi="pt_PT"/>
         </w:rPr>
+      </w:r>
+    </w:p>
+    <w:p>
+      <w:pPr/>
+      <w:r>
+        <w:rPr>
+          <w:lang w:val="pt_PT" w:bidi="pt_PT"/>
+        </w:rPr>
+      </w:r>
+      <w:r>
+        <w:rPr>
+          <w:lang w:val="pt_PT" w:bidi="pt_PT"/>
+        </w:rPr>
+        <w:t>הַ⁠נָּשִׁים֙</w:t>
       </w:r>
     </w:p>
     <w:p>
@@ -26137,6 +29371,20 @@
       </w:r>
       <w:r>
         <w:rPr>
+          <w:lang w:val="pt_PT" w:bidi="pt_PT"/>
+        </w:rPr>
+        <w:t>בָּר֣וּךְ יְהוָ֔ה</w:t>
+      </w:r>
+    </w:p>
+    <w:p>
+      <w:pPr/>
+      <w:r>
+        <w:rPr>
+          <w:lang w:val="pt_PT" w:bidi="pt_PT"/>
+        </w:rPr>
+      </w:r>
+      <w:r>
+        <w:rPr>
           <w:b/>
           <w:lang w:val="pt_PT" w:bidi="pt_PT"/>
         </w:rPr>
@@ -26220,6 +29468,20 @@
       </w:r>
       <w:r>
         <w:rPr>
+          <w:lang w:val="pt_PT" w:bidi="pt_PT"/>
+        </w:rPr>
+        <w:t>לֹ֣א הִשְׁבִּ֥ית לָ֛⁠ךְ גֹּאֵ֖ל הַ⁠יּ֑וֹם</w:t>
+      </w:r>
+    </w:p>
+    <w:p>
+      <w:pPr/>
+      <w:r>
+        <w:rPr>
+          <w:lang w:val="pt_PT" w:bidi="pt_PT"/>
+        </w:rPr>
+      </w:r>
+      <w:r>
+        <w:rPr>
           <w:b/>
           <w:lang w:val="pt_PT" w:bidi="pt_PT"/>
         </w:rPr>
@@ -26342,6 +29604,20 @@
       </w:r>
       <w:r>
         <w:rPr>
+          <w:lang w:val="pt_PT" w:bidi="pt_PT"/>
+        </w:rPr>
+        <w:t>וְ⁠יִקָּרֵ֥א שְׁמ֖⁠וֹ</w:t>
+      </w:r>
+    </w:p>
+    <w:p>
+      <w:pPr/>
+      <w:r>
+        <w:rPr>
+          <w:lang w:val="pt_PT" w:bidi="pt_PT"/>
+        </w:rPr>
+      </w:r>
+      <w:r>
+        <w:rPr>
           <w:b/>
           <w:lang w:val="pt_PT" w:bidi="pt_PT"/>
         </w:rPr>
@@ -26425,6 +29701,20 @@
       </w:r>
       <w:r>
         <w:rPr>
+          <w:lang w:val="pt_PT" w:bidi="pt_PT"/>
+        </w:rPr>
+        <w:t>וְ⁠יִקָּרֵ֥א שְׁמ֖⁠וֹ בְּ⁠יִשְׂרָאֵֽל</w:t>
+      </w:r>
+    </w:p>
+    <w:p>
+      <w:pPr/>
+      <w:r>
+        <w:rPr>
+          <w:lang w:val="pt_PT" w:bidi="pt_PT"/>
+        </w:rPr>
+      </w:r>
+      <w:r>
+        <w:rPr>
           <w:b/>
           <w:lang w:val="pt_PT" w:bidi="pt_PT"/>
         </w:rPr>
@@ -26534,6 +29824,20 @@
       </w:r>
       <w:r>
         <w:rPr>
+          <w:lang w:val="pt_PT" w:bidi="pt_PT"/>
+        </w:rPr>
+        <w:t>לְ⁠מֵשִׁ֣יב נֶ֔פֶשׁ</w:t>
+      </w:r>
+    </w:p>
+    <w:p>
+      <w:pPr/>
+      <w:r>
+        <w:rPr>
+          <w:lang w:val="pt_PT" w:bidi="pt_PT"/>
+        </w:rPr>
+      </w:r>
+      <w:r>
+        <w:rPr>
           <w:b/>
           <w:lang w:val="pt_PT" w:bidi="pt_PT"/>
         </w:rPr>
@@ -26643,6 +29947,20 @@
       </w:r>
       <w:r>
         <w:rPr>
+          <w:lang w:val="pt_PT" w:bidi="pt_PT"/>
+        </w:rPr>
+        <w:t>וּ⁠לְ⁠כַלְכֵּ֖ל אֶת־שֵׂיבָתֵ֑⁠ךְ</w:t>
+      </w:r>
+    </w:p>
+    <w:p>
+      <w:pPr/>
+      <w:r>
+        <w:rPr>
+          <w:lang w:val="pt_PT" w:bidi="pt_PT"/>
+        </w:rPr>
+      </w:r>
+      <w:r>
+        <w:rPr>
           <w:b/>
           <w:lang w:val="pt_PT" w:bidi="pt_PT"/>
         </w:rPr>
@@ -26739,6 +30057,20 @@
       </w:r>
       <w:r>
         <w:rPr>
+          <w:lang w:val="pt_PT" w:bidi="pt_PT"/>
+        </w:rPr>
+        <w:t>כִּ֣י</w:t>
+      </w:r>
+    </w:p>
+    <w:p>
+      <w:pPr/>
+      <w:r>
+        <w:rPr>
+          <w:lang w:val="pt_PT" w:bidi="pt_PT"/>
+        </w:rPr>
+      </w:r>
+      <w:r>
+        <w:rPr>
           <w:b/>
           <w:lang w:val="pt_PT" w:bidi="pt_PT"/>
         </w:rPr>
@@ -26848,6 +30180,20 @@
       </w:r>
       <w:r>
         <w:rPr>
+          <w:lang w:val="pt_PT" w:bidi="pt_PT"/>
+        </w:rPr>
+        <w:t>ט֣וֹבָה לָ֔⁠ךְ מִ⁠שִּׁבְעָ֖ה בָּנִֽים</w:t>
+      </w:r>
+    </w:p>
+    <w:p>
+      <w:pPr/>
+      <w:r>
+        <w:rPr>
+          <w:lang w:val="pt_PT" w:bidi="pt_PT"/>
+        </w:rPr>
+      </w:r>
+      <w:r>
+        <w:rPr>
           <w:b/>
           <w:lang w:val="pt_PT" w:bidi="pt_PT"/>
         </w:rPr>
@@ -26944,6 +30290,20 @@
       </w:r>
       <w:r>
         <w:rPr>
+          <w:lang w:val="pt_PT" w:bidi="pt_PT"/>
+        </w:rPr>
+        <w:t>וַ⁠תִּקַּ֨ח נָעֳמִ֤י אֶת־הַ⁠יֶּ֨לֶד֙</w:t>
+      </w:r>
+    </w:p>
+    <w:p>
+      <w:pPr/>
+      <w:r>
+        <w:rPr>
+          <w:lang w:val="pt_PT" w:bidi="pt_PT"/>
+        </w:rPr>
+      </w:r>
+      <w:r>
+        <w:rPr>
           <w:b/>
           <w:lang w:val="pt_PT" w:bidi="pt_PT"/>
         </w:rPr>
@@ -27103,6 +30463,20 @@
       </w:r>
       <w:r>
         <w:rPr>
+          <w:lang w:val="pt_PT" w:bidi="pt_PT"/>
+        </w:rPr>
+        <w:t>וַ⁠תִּקְרֶאנָה֩ ל֨⁠וֹ הַ⁠שְּׁכֵנ֥וֹת שֵׁם֙ לֵ⁠אמֹ֔ר &amp; וַ⁠תִּקְרֶ֤אנָֽה שְׁמ⁠וֹ֙ עוֹבֵ֔ד</w:t>
+      </w:r>
+    </w:p>
+    <w:p>
+      <w:pPr/>
+      <w:r>
+        <w:rPr>
+          <w:lang w:val="pt_PT" w:bidi="pt_PT"/>
+        </w:rPr>
+      </w:r>
+      <w:r>
+        <w:rPr>
           <w:b/>
           <w:lang w:val="pt_PT" w:bidi="pt_PT"/>
         </w:rPr>
@@ -27186,6 +30560,20 @@
       </w:r>
       <w:r>
         <w:rPr>
+          <w:lang w:val="pt_PT" w:bidi="pt_PT"/>
+        </w:rPr>
+        <w:t>יֻלַּד־בֵּ֖ן לְ⁠נָעֳמִ֑י</w:t>
+      </w:r>
+    </w:p>
+    <w:p>
+      <w:pPr/>
+      <w:r>
+        <w:rPr>
+          <w:lang w:val="pt_PT" w:bidi="pt_PT"/>
+        </w:rPr>
+      </w:r>
+      <w:r>
+        <w:rPr>
           <w:b/>
           <w:lang w:val="pt_PT" w:bidi="pt_PT"/>
         </w:rPr>
@@ -27276,6 +30664,20 @@
       </w:r>
       <w:r>
         <w:rPr>
+          <w:lang w:val="pt_PT" w:bidi="pt_PT"/>
+        </w:rPr>
+        <w:t>וַ⁠תִּקְרֶ֤אנָֽה שְׁמ⁠וֹ֙ עוֹבֵ֔ד</w:t>
+      </w:r>
+    </w:p>
+    <w:p>
+      <w:pPr/>
+      <w:r>
+        <w:rPr>
+          <w:lang w:val="pt_PT" w:bidi="pt_PT"/>
+        </w:rPr>
+      </w:r>
+      <w:r>
+        <w:rPr>
           <w:b/>
           <w:lang w:val="pt_PT" w:bidi="pt_PT"/>
         </w:rPr>
@@ -27372,6 +30774,20 @@
       </w:r>
       <w:r>
         <w:rPr>
+          <w:lang w:val="pt_PT" w:bidi="pt_PT"/>
+        </w:rPr>
+        <w:t>ה֥וּא אֲבִי־יִשַׁ֖י</w:t>
+      </w:r>
+    </w:p>
+    <w:p>
+      <w:pPr/>
+      <w:r>
+        <w:rPr>
+          <w:lang w:val="pt_PT" w:bidi="pt_PT"/>
+        </w:rPr>
+      </w:r>
+      <w:r>
+        <w:rPr>
           <w:b/>
           <w:lang w:val="pt_PT" w:bidi="pt_PT"/>
         </w:rPr>
@@ -27553,6 +30969,20 @@
         <w:rPr>
           <w:lang w:val="pt_PT" w:bidi="pt_PT"/>
         </w:rPr>
+      </w:r>
+    </w:p>
+    <w:p>
+      <w:pPr/>
+      <w:r>
+        <w:rPr>
+          <w:lang w:val="pt_PT" w:bidi="pt_PT"/>
+        </w:rPr>
+      </w:r>
+      <w:r>
+        <w:rPr>
+          <w:lang w:val="pt_PT" w:bidi="pt_PT"/>
+        </w:rPr>
+        <w:t>תּוֹלְד֣וֹת פָּ֔רֶץ</w:t>
       </w:r>
     </w:p>
     <w:p>
@@ -27683,6 +31113,20 @@
       </w:r>
       <w:r>
         <w:rPr>
+          <w:lang w:val="pt_PT" w:bidi="pt_PT"/>
+        </w:rPr>
+        <w:t>פֶּ֖רֶץ הוֹלִ֥יד אֶת־חֶצְרֽוֹן</w:t>
+      </w:r>
+    </w:p>
+    <w:p>
+      <w:pPr/>
+      <w:r>
+        <w:rPr>
+          <w:lang w:val="pt_PT" w:bidi="pt_PT"/>
+        </w:rPr>
+      </w:r>
+      <w:r>
+        <w:rPr>
           <w:b/>
           <w:lang w:val="pt_PT" w:bidi="pt_PT"/>
         </w:rPr>
@@ -27781,6 +31225,20 @@
         <w:rPr>
           <w:lang w:val="pt_PT" w:bidi="pt_PT"/>
         </w:rPr>
+      </w:r>
+    </w:p>
+    <w:p>
+      <w:pPr/>
+      <w:r>
+        <w:rPr>
+          <w:lang w:val="pt_PT" w:bidi="pt_PT"/>
+        </w:rPr>
+      </w:r>
+      <w:r>
+        <w:rPr>
+          <w:lang w:val="pt_PT" w:bidi="pt_PT"/>
+        </w:rPr>
+        <w:t>וְ⁠חֶצְרוֹן֙ &amp; אֶת־רָ֔ם &amp; אֶת־עַמִּֽינָדָֽב</w:t>
       </w:r>
     </w:p>
     <w:p>

--- a/por/docx/08.content.docx
+++ b/por/docx/08.content.docx
@@ -28,49 +28,15 @@
       </w:r>
     </w:p>
     <w:p>
-      <w:pPr>
-        <w:pStyle w:val="Heading2"/>
-      </w:pPr>
-      <w:r>
-        <w:rPr>
-          <w:lang w:val="pt_PT" w:bidi="pt_PT"/>
-        </w:rPr>
-        <w:t>License Information</w:t>
-      </w:r>
-      <w:r>
-        <w:rPr>
-          <w:lang w:val="pt_PT" w:bidi="pt_PT"/>
-        </w:rPr>
-      </w:r>
-    </w:p>
-    <w:p>
-      <w:pPr/>
-      <w:r>
-        <w:rPr>
-          <w:lang w:val="pt_PT" w:bidi="pt_PT"/>
-        </w:rPr>
-      </w:r>
-      <w:r>
-        <w:rPr>
-          <w:b/>
-          <w:lang w:val="pt_PT" w:bidi="pt_PT"/>
-        </w:rPr>
-        <w:t>Notas de Tradução (unfoldingWord)</w:t>
-      </w:r>
-      <w:r>
-        <w:rPr>
-          <w:lang w:val="pt_PT" w:bidi="pt_PT"/>
-        </w:rPr>
-        <w:t xml:space="preserve"> (Portuguese) is based on</w:t>
-      </w:r>
-      <w:r>
-        <w:rPr>
-          <w:lang w:val="pt_PT" w:bidi="pt_PT"/>
-        </w:rPr>
-        <w:t xml:space="preserve">: </w:t>
-      </w:r>
-      <w:r>
-        <w:rPr>
+      <w:pPr/>
+      <w:r>
+        <w:rPr>
+          <w:lang w:val="pt_PT" w:bidi="pt_PT"/>
+        </w:rPr>
+      </w:r>
+      <w:r>
+        <w:rPr>
+          <w:b/>
           <w:lang w:val="pt_PT" w:bidi="pt_PT"/>
         </w:rPr>
         <w:t>unfoldingWord® Translation Notes</w:t>
@@ -79,62 +45,31 @@
         <w:rPr>
           <w:lang w:val="pt_PT" w:bidi="pt_PT"/>
         </w:rPr>
-        <w:t xml:space="preserve">, </w:t>
-      </w:r>
-      <w:hyperlink r:id="rId13">
-        <w:r>
-          <w:rPr>
-            <w:lang w:val="pt_PT" w:bidi="pt_PT"/>
-          </w:rPr>
-          <w:rPr>
-            <w:color w:val="0000EE"/>
-            <w:u w:val="single"/>
-          </w:rPr>
-          <w:t>unfoldingWord</w:t>
-        </w:r>
-      </w:hyperlink>
-      <w:r>
-        <w:rPr>
-          <w:lang w:val="pt_PT" w:bidi="pt_PT"/>
-        </w:rPr>
-        <w:t xml:space="preserve">, 2022, which is licensed under a </w:t>
-      </w:r>
-      <w:hyperlink r:id="rId14">
-        <w:r>
-          <w:rPr>
-            <w:lang w:val="pt_PT" w:bidi="pt_PT"/>
-          </w:rPr>
-          <w:rPr>
-            <w:color w:val="0000EE"/>
-            <w:u w:val="single"/>
-          </w:rPr>
-          <w:t>CC BY-SA 4.0 license</w:t>
-        </w:r>
-      </w:hyperlink>
-      <w:r>
-        <w:rPr>
-          <w:lang w:val="pt_PT" w:bidi="pt_PT"/>
-        </w:rPr>
-        <w:t>.</w:t>
-      </w:r>
-      <w:r>
-        <w:rPr>
-          <w:lang w:val="pt_PT" w:bidi="pt_PT"/>
-        </w:rPr>
-      </w:r>
-    </w:p>
-    <w:p>
-      <w:pPr/>
-      <w:r>
-        <w:rPr>
-          <w:lang w:val="pt_PT" w:bidi="pt_PT"/>
-        </w:rPr>
-      </w:r>
-      <w:r>
-        <w:rPr>
-          <w:lang w:val="pt_PT" w:bidi="pt_PT"/>
-        </w:rPr>
-        <w:t>This PDF version is provided under the same license.</w:t>
+        <w:t xml:space="preserve"> © 2022 unfoldingWord. Released under CC BY-SA 4.0 license. </w:t>
+      </w:r>
+      <w:r>
+        <w:rPr>
+          <w:lang w:val="pt_PT" w:bidi="pt_PT"/>
+        </w:rPr>
+        <w:t>unfoldingWord® Translation Notes</w:t>
+      </w:r>
+      <w:r>
+        <w:rPr>
+          <w:lang w:val="pt_PT" w:bidi="pt_PT"/>
+        </w:rPr>
+        <w:t xml:space="preserve"> has been adapted in the following languages: Tok Pisin, Arabic (عربي), French (Français), Hindi (हिंदी), Indonesian (Bahasa Indonesia), Portuguese (Português), Russian (Русский), Spanish (Español), Swahili (Kiswahili), and Simplified Chinese (简体中文) from </w:t>
+      </w:r>
+      <w:r>
+        <w:rPr>
+          <w:lang w:val="pt_PT" w:bidi="pt_PT"/>
+        </w:rPr>
+        <w:t>unfoldingWord® Translation Notes</w:t>
+      </w:r>
+      <w:r>
+        <w:rPr>
+          <w:lang w:val="pt_PT" w:bidi="pt_PT"/>
+        </w:rPr>
+        <w:t xml:space="preserve"> © 2022 unfoldingWord. Released under CC BY-SA 4.0 license by Mission Mutual</w:t>
       </w:r>
       <w:r>
         <w:rPr>
@@ -17032,7 +16967,7 @@
         </w:rPr>
         <w:t xml:space="preserve">A pergunta retórica de Noemi em </w:t>
       </w:r>
-      <w:hyperlink r:id="rId15">
+      <w:hyperlink r:id="rId13">
         <w:r>
           <w:rPr>
             <w:lang w:val="pt_PT" w:bidi="pt_PT"/>
@@ -17050,7 +16985,7 @@
         </w:rPr>
         <w:t xml:space="preserve"> fornece a razão para o plano que ela está prestes a contar a Rute nos versículos </w:t>
       </w:r>
-      <w:hyperlink r:id="rId16">
+      <w:hyperlink r:id="rId14">
         <w:r>
           <w:rPr>
             <w:lang w:val="pt_PT" w:bidi="pt_PT"/>
@@ -17179,7 +17114,7 @@
         </w:rPr>
         <w:t xml:space="preserve">Noemi usa a forma de pergunta aqui para lembrar Rute de algo que ela já havia lhe dito (Veja </w:t>
       </w:r>
-      <w:hyperlink r:id="rId17">
+      <w:hyperlink r:id="rId15">
         <w:r>
           <w:rPr>
             <w:lang w:val="pt_PT" w:bidi="pt_PT"/>
@@ -18371,7 +18306,7 @@
         </w:rPr>
         <w:t xml:space="preserve">Esta declaração resume as ações que Rute fará em </w:t>
       </w:r>
-      <w:hyperlink r:id="rId18">
+      <w:hyperlink r:id="rId16">
         <w:r>
           <w:rPr>
             <w:lang w:val="pt_PT" w:bidi="pt_PT"/>
@@ -18389,7 +18324,7 @@
         </w:rPr>
         <w:t xml:space="preserve">. Se as pessoas entenderem erroneamente que Rute fez essas ações em </w:t>
       </w:r>
-      <w:hyperlink r:id="rId19">
+      <w:hyperlink r:id="rId17">
         <w:r>
           <w:rPr>
             <w:lang w:val="pt_PT" w:bidi="pt_PT"/>
@@ -18407,7 +18342,7 @@
         </w:rPr>
         <w:t xml:space="preserve"> e depois as repetiu em </w:t>
       </w:r>
-      <w:hyperlink r:id="rId18">
+      <w:hyperlink r:id="rId16">
         <w:r>
           <w:rPr>
             <w:lang w:val="pt_PT" w:bidi="pt_PT"/>
@@ -18438,7 +18373,7 @@
         </w:rPr>
         <w:t xml:space="preserve">. Ou, se isso torna a ordem dos eventos mais clara, você pode mover esta frase para o final de </w:t>
       </w:r>
-      <w:hyperlink r:id="rId18">
+      <w:hyperlink r:id="rId16">
         <w:r>
           <w:rPr>
             <w:lang w:val="pt_PT" w:bidi="pt_PT"/>
@@ -18752,7 +18687,7 @@
         </w:rPr>
         <w:t xml:space="preserve"> em </w:t>
       </w:r>
-      <w:hyperlink r:id="rId20">
+      <w:hyperlink r:id="rId18">
         <w:r>
           <w:rPr>
             <w:lang w:val="pt_PT" w:bidi="pt_PT"/>
@@ -19452,7 +19387,7 @@
         </w:rPr>
         <w:t xml:space="preserve">Veja como você traduziu este termo em </w:t>
       </w:r>
-      <w:hyperlink r:id="rId17">
+      <w:hyperlink r:id="rId15">
         <w:r>
           <w:rPr>
             <w:lang w:val="pt_PT" w:bidi="pt_PT"/>
@@ -19691,7 +19626,7 @@
         </w:rPr>
         <w:t xml:space="preserve"> em </w:t>
       </w:r>
-      <w:hyperlink r:id="rId21">
+      <w:hyperlink r:id="rId19">
         <w:r>
           <w:rPr>
             <w:lang w:val="pt_PT" w:bidi="pt_PT"/>
@@ -20157,7 +20092,7 @@
         </w:rPr>
         <w:t xml:space="preserve"> indica que o que foi mencionado anteriormente no versículo </w:t>
       </w:r>
-      <w:hyperlink r:id="rId22">
+      <w:hyperlink r:id="rId20">
         <w:r>
           <w:rPr>
             <w:lang w:val="pt_PT" w:bidi="pt_PT"/>
@@ -20272,7 +20207,7 @@
         </w:rPr>
         <w:t xml:space="preserve">Veja como você traduziu isso em </w:t>
       </w:r>
-      <w:hyperlink r:id="rId21">
+      <w:hyperlink r:id="rId19">
         <w:r>
           <w:rPr>
             <w:lang w:val="pt_PT" w:bidi="pt_PT"/>
@@ -20290,7 +20225,7 @@
         </w:rPr>
         <w:t xml:space="preserve"> e </w:t>
       </w:r>
-      <w:hyperlink r:id="rId22">
+      <w:hyperlink r:id="rId20">
         <w:r>
           <w:rPr>
             <w:lang w:val="pt_PT" w:bidi="pt_PT"/>
@@ -20624,7 +20559,7 @@
         </w:rPr>
         <w:t xml:space="preserve"> indica que o que segue é algo importante para o qual Rute deve prestar atenção, assim como o que Boaz introduziu dizendo "Agora" em </w:t>
       </w:r>
-      <w:hyperlink r:id="rId23">
+      <w:hyperlink r:id="rId21">
         <w:r>
           <w:rPr>
             <w:lang w:val="pt_PT" w:bidi="pt_PT"/>
@@ -20765,7 +20700,7 @@
         </w:rPr>
         <w:t xml:space="preserve"> indica um contraste entre a disposição de Boaz em se casar com Rute </w:t>
       </w:r>
-      <w:hyperlink r:id="rId23">
+      <w:hyperlink r:id="rId21">
         <w:r>
           <w:rPr>
             <w:lang w:val="pt_PT" w:bidi="pt_PT"/>
@@ -20783,7 +20718,7 @@
         </w:rPr>
         <w:t xml:space="preserve"> e a possibilidade de outro homem se casar com ela em vez disso </w:t>
       </w:r>
-      <w:hyperlink r:id="rId24">
+      <w:hyperlink r:id="rId22">
         <w:r>
           <w:rPr>
             <w:lang w:val="pt_PT" w:bidi="pt_PT"/>
@@ -20925,7 +20860,7 @@
         </w:rPr>
         <w:t xml:space="preserve"> (como faz o texto original) em </w:t>
       </w:r>
-      <w:hyperlink r:id="rId17">
+      <w:hyperlink r:id="rId15">
         <w:r>
           <w:rPr>
             <w:lang w:val="pt_PT" w:bidi="pt_PT"/>
@@ -22644,7 +22579,7 @@
         </w:rPr>
         <w:t xml:space="preserve">Veja como você traduziu isso em </w:t>
       </w:r>
-      <w:hyperlink r:id="rId25">
+      <w:hyperlink r:id="rId23">
         <w:r>
           <w:rPr>
             <w:lang w:val="pt_PT" w:bidi="pt_PT"/>
@@ -24069,7 +24004,7 @@
         </w:rPr>
         <w:t xml:space="preserve"> em </w:t>
       </w:r>
-      <w:hyperlink r:id="rId17">
+      <w:hyperlink r:id="rId15">
         <w:r>
           <w:rPr>
             <w:lang w:val="pt_PT" w:bidi="pt_PT"/>
@@ -27323,7 +27258,7 @@
         </w:rPr>
         <w:t xml:space="preserve">Veja como você traduziu esta frase em </w:t>
       </w:r>
-      <w:hyperlink r:id="rId26">
+      <w:hyperlink r:id="rId24">
         <w:r>
           <w:rPr>
             <w:lang w:val="pt_PT" w:bidi="pt_PT"/>
@@ -27444,7 +27379,7 @@
         </w:rPr>
         <w:t xml:space="preserve"> como um substantivo para significar aquele que faleceu. Seu idioma pode usar adjetivos da mesma forma. Se não, você pode traduzir esta palavra com uma frase equivalente. Veja como você traduziu isso em </w:t>
       </w:r>
-      <w:hyperlink r:id="rId26">
+      <w:hyperlink r:id="rId24">
         <w:r>
           <w:rPr>
             <w:lang w:val="pt_PT" w:bidi="pt_PT"/>
@@ -29098,7 +29033,7 @@
         </w:rPr>
         <w:t xml:space="preserve"> indica que Boaz cumpriu o que prometeu no versículo </w:t>
       </w:r>
-      <w:hyperlink r:id="rId27">
+      <w:hyperlink r:id="rId25">
         <w:r>
           <w:rPr>
             <w:lang w:val="pt_PT" w:bidi="pt_PT"/>
@@ -29116,7 +29051,7 @@
         </w:rPr>
         <w:t xml:space="preserve">. Use um conectivo em seu idioma que deixe claro que o que se segue é uma razão para o que foi mencionado antes. Esta frase não implica qualquer forma de violência. Juntamente com a frase seguinte, significa simplesmente que Boaz se casou com Rute. Use uma palavra de conexão que indique que esta ação de Boaz é um resultado do acordo no versículo </w:t>
       </w:r>
-      <w:hyperlink r:id="rId27">
+      <w:hyperlink r:id="rId25">
         <w:r>
           <w:rPr>
             <w:lang w:val="pt_PT" w:bidi="pt_PT"/>
@@ -29354,7 +29289,7 @@
         </w:rPr>
         <w:t xml:space="preserve"> da cidade, conforme mencionado em </w:t>
       </w:r>
-      <w:hyperlink r:id="rId28">
+      <w:hyperlink r:id="rId26">
         <w:r>
           <w:rPr>
             <w:lang w:val="pt_PT" w:bidi="pt_PT"/>
@@ -31078,7 +31013,7 @@
         </w:rPr>
         <w:t xml:space="preserve">Como foi mencionado anteriormente que Peres era filho de Judá, o escritor continua listando a linhagem familiar que veio de Peres. Em outras traduções, Peres também é chamado de Perez. O versículo </w:t>
       </w:r>
-      <w:hyperlink r:id="rId29">
+      <w:hyperlink r:id="rId27">
         <w:r>
           <w:rPr>
             <w:lang w:val="pt_PT" w:bidi="pt_PT"/>
@@ -31096,7 +31031,7 @@
         </w:rPr>
         <w:t xml:space="preserve"> foi o fim da história sobre Noemi e Rute, e o versículo </w:t>
       </w:r>
-      <w:hyperlink r:id="rId30">
+      <w:hyperlink r:id="rId28">
         <w:r>
           <w:rPr>
             <w:lang w:val="pt_PT" w:bidi="pt_PT"/>
@@ -31618,7 +31553,7 @@
         </w:rPr>
         <w:t xml:space="preserve"> em </w:t>
       </w:r>
-      <w:hyperlink r:id="rId29">
+      <w:hyperlink r:id="rId27">
         <w:r>
           <w:rPr>
             <w:lang w:val="pt_PT" w:bidi="pt_PT"/>

--- a/por/docx/08.content.docx
+++ b/por/docx/08.content.docx
@@ -144,13 +144,6 @@
       </w:r>
       <w:r>
         <w:rPr>
-          <w:i/>
-          <w:lang w:val="pt_PT" w:bidi="pt_PT"/>
-        </w:rPr>
-        <w:t>Rute - Introdução, Rute - Introdução ao capítulo 1, Rute 1.1 (#2), Rute 1.1 (#3), Rute 1.1 (#4), Rute 1.2 (#1), Rute 1.3 (#1), Rute 1.4 (#1), Rute 1.4 (#2), Rute 1.5 (#1), Rute 1.6 (#1), Rute 1.6 (#2), Rute 1.6 (#3), Rute 1.6 (#4), Rute 1.6 (#5), Rute 1.6 (#6), Rute 1.6 (#7), Rute 1.7 (#1), Rute 1.8 (#1), Rute 1.8 (#2), Rute 1.8 (#3), Rute 1.8 (#4), Rute 1.8 (#5), Rute 1.8 (#6), Rute 1.8 (#7), Rute 1.9 (#1), Rute 1.9 (#2), Rute 1.9 (#3), Rute 1.9 (#4), Rute 1.10 (#1), Rute 1.10 (#2), Rute 1.10 (#3), Rute 1.10 (#4), Rute 1.11 (#1), Rute 1.11 (#2), Rute 1.11 (#3), Rute 1.11 (#4), Rute 1.12 (#1), Rute 1.12 (#2), Rute 1.12 (#3), Rute 1.13 (#1), Rute 1.13 (#2), Rute 1.13 (#3), Rute 1.13 (#4), Rute 1.13 (#5), Rute 1.14 (#1), Rute 1.14 (#2), Rute 1.15 (#1), Rute 1.15 (#2), Rute 1.15 (#3), Rute 1.15 (#4), Rute 1.15 (#5), Rute 1.16 (#1), Rute 1.16 (#2), Rute 1.16 (#3), Rute 1.17 (#1), Rute 1.17 (#2), Rute 1.17 (#3), Rute 1.18 (#1), Rute 1.18 (#2), Rute 1.19 (#1), Rute 1.19 (#2), Rute 1.19 (#3), Rute 1.19 (#4), Rute 1.19 (#5), Rute 1.20 (#1), Rute 1.20 (#2), Rute 1.21 (#1), Rute 1.21 (#2), Rute 1.21 (#3), Rute 1.21 (#4), Rute 1.21 (#5), Rute 1.22 (#1), Rute 1.22 (#2), Rute 1.22 (#3), Rute - Introdução ao capítulo 2, Rute 2.1 (#1), Rute 2.1 (#2), Rute 2.1 (#3), Rute 2.1 (#4), Rute 2.2 (#1), Rute 2.2 (#2), Rute 2.2 (#3), Rute 2.2 (#4), Rute 2.3 (#1), Rute 2.3 (#2), Rute 2.4 (#1), Rute 2.4 (#2), Rute 2.4 (#3), Rute 2.4 (#4), Rute 2.5 (#1), Rute 2.5 (#2), Rute 2.6 (#1), Rute 2.7 (#1), Rute 2.7 (#2), Rute 2.7 (#3), Rute 2.8 (#1), Rute 2.8 (#2), Rute 2.9 (#1), Rute 2.9 (#2), Rute 2.9 (#3), Rute 2.9 (#4), Rute 2.9 (#5), Rute 2.9 (#6), Rute 2.10 (#1), Rute 2.10 (#2), Rute 2.10 (#3), Rute 2.10 (#4), Rute 2.10 (#5), Rute 2.11 (#1), Rute 2.11 (#2), Rute 2.11 (#3), Rute 2.11 (#4), Rute 2.11 (#5), Rute 2.12 (#1), Rute 2.12 (#2), Rute 2.12 (#3), Rute 2.13 (#1), Rute 2.13 (#2), Rute 2.13 (#3), Rute 2.13 (#4), Rute 2.13 (#5), Rute 2.13 (#6), Rute 2.14 (#1), Rute 2.14 (#2), Rute 2.14 (#3), Rute 2.14 (#4), Rute 2.15 (#1), Rute 2.15 (#2), Rute 2.15 (#3), Rute 2.16 (#1), Rute 2.16 (#2), Rute 2.17 (#1), Rute 2.17 (#2), Rute 2.18 (#1), Rute 2.19 (#1), Rute 2.19 (#2), Rute 2.19 (#3), Rute 2.19 (#4), Rute 2.19 (#5), Rute 2.20 (#1), Rute 2.20 (#2), Rute 2.20 (#3), Rute 2.20 (#4), Rute 2.20 (#5), Rute 2.20 (#6), Rute 2.20 (#7), Rute 2.20 (#8), Rute 2.21 (#1), Rute 2.21 (#2), Rute 2.21 (#3), Rute 2.22 (#1), Rute 2.22 (#2), Rute 2.23 (#1), Rute 2.23 (#2), Rute - Introdução ao capítulo 3, Rute 3.1 (#1), Rute 3.1 (#2), Rute 3.1 (#3), Rute 3.1 (#4), Rute 3.1 (#5), Rute 3.1 (#6), Rute 3.1 (#7), Rute 3.2 (#1), Rute 3.2 (#2), Rute 3.2 (#3), Rute 3.2 (#4), Rute 3.3 (#1), Rute 3.3 (#2), Rute 3.3 (#3), Rute 3.4 (#1), Rute 3.4 (#2), Rute 3.4 (#3), Rute 3.4 (#4), Rute 3.4 (#5), Rute 3.6 (#1), Rute 3.7 (#1), Rute 3.7 (#2), Rute 3.7 (#3), Rute 3.8 (#1), Rute 3.8 (#2), Rute 3.8 (#3), Rute 3.9 (#1), Rute 3.9 (#2), Rute 3.9 (#3), Rute 3.10 (#1), Rute 3.10 (#2), Rute 3.10 (#3), Rute 3.10 (#4), Rute 3.10 (#5), Rute 3.11 (#1), Rute 3.11 (#2), Rute 3.11 (#3), Rute 3.11 (#4), Rute 3.12 (#1), Rute 3.12 (#2), Rute 3.12 (#3), Rute 3.13 (#1), Rute 3.13 (#2), Rute 3.13 (#3), Rute 3.14 (#1), Rute 3.14 (#2), Rute 3.14 (#3), Rute 3.14 (#4), Rute 3.15 (#1), Rute 3.15 (#2), Rute 3.15 (#3), Rute 3.15 (#4), Rute 3.16 (#1), Rute 3.16 (#2), Rute 3.16 (#3), Rute 3.17 (#1), Rute 3.17 (#2), Rute 3.17 (#3), Rute 3.18 (#1), Rute 3.18 (#2), Rute 3.18 (#3), Rute 3.18 (#4), Rute 3.18 (#5), Rute - Introdução ao capítulo 4 Introdução, Rute 4.1 (#1), Rute 4.1 (#2), Rute 4.1 (#3), Rute 4.1 (#4), Rute 4.1 (#5), Rute 4.1 (#6), Rute 4.2 (#1), Rute 4.3 (#1), Rute 4.4 (#1), Rute 4.4 (#2), Rute 4.4 (#3), Rute 4.4 (#4), Rute 4.4 (#5), Rute 4.4 (#6), Rute 4.5 (#1), Rute 4.5 (#2), Rute 4.5 (#3), Rute 4.5 (#4), Rute 4.5 (#5), Rute 4.5 (#6), Rute 4.6 (#1), Rute 4.6 (#2), Rute 4.7 (#1), Rute 4.7 (#2), Rute 4.7 (#3), Rute 4.7 (#4), Rute 4.8 (#1), Rute 4.8 (#2), Rute 4.8 (#3), Rute 4.9 (#1), Rute 4.9 (#2), Rute 4.9 (#3), Rute 4.10 (#1), Rute 4.10 (#2), Rute 4.10 (#3), Rute 4.10 (#4), Rute 4.10 (#5), Rute 4.10 (#6), Rute 4.10 (#7), Rute 4.11 (#1), Rute 4.11 (#2), Rute 4.11 (#3), Rute 4.11 (#4), Rute 4.11 (#5), Rute 4.11 (#6), Rute 4.11 (#7), Rute 4.12 (#1), Rute 4.12 (#2), Rute 4.13 (#1), Rute 4.13 (#2), Rute 4.13 (#3), Rute 4.14 (#1), Rute 4.14 (#2), Rute 4.14 (#3), Rute 4.14 (#4), Rute 4.14 (#5), Rute 4.15 (#1), Rute 4.15 (#2), Rute 4.15 (#3), Rute 4.15 (#4), Rute 4.16 (#1), Rute 4.16 (#2), Rute 4.17 (#1), Rute 4.17 (#2), Rute 4.17 (#3), Rute 4.17 (#4), Rute 4.17 (#5), Rute 4.18 (#1), Rute 4.18 (#2), Rute 4.19 (#1), Rute 4.20 (#1), Rute 4.22 (#1)</w:t>
-      </w:r>
-      <w:r>
-        <w:rPr>
           <w:lang w:val="pt_PT" w:bidi="pt_PT"/>
         </w:rPr>
       </w:r>
@@ -216,20 +209,6 @@
         <w:rPr>
           <w:lang w:val="pt_PT" w:bidi="pt_PT"/>
         </w:rPr>
-      </w:r>
-    </w:p>
-    <w:p>
-      <w:pPr/>
-      <w:r>
-        <w:rPr>
-          <w:lang w:val="pt_PT" w:bidi="pt_PT"/>
-        </w:rPr>
-      </w:r>
-      <w:r>
-        <w:rPr>
-          <w:lang w:val="pt_PT" w:bidi="pt_PT"/>
-        </w:rPr>
-        <w:t>"# Introdução a Rute</w:t>
       </w:r>
     </w:p>
     <w:p>

--- a/por/docx/08.content.docx
+++ b/por/docx/08.content.docx
@@ -19,7 +19,7 @@
         <w:rPr>
           <w:lang w:val="pt_PT" w:bidi="pt_PT"/>
         </w:rPr>
-        <w:t>Resource: Notas de Tradução (unfoldingWord)</w:t>
+        <w:t>Resource: unfoldingWord® Translation Notes</w:t>
       </w:r>
       <w:r>
         <w:rPr>
@@ -90,7 +90,7 @@
         <w:rPr>
           <w:lang w:val="pt_PT" w:bidi="pt_PT"/>
         </w:rPr>
-        <w:t>Notas de Tradução (unfoldingWord)</w:t>
+        <w:t>unfoldingWord® Translation Notes</w:t>
       </w:r>
     </w:p>
     <w:p>

--- a/por/docx/08.content.docx
+++ b/por/docx/08.content.docx
@@ -737,6 +737,20 @@
       </w:r>
       <w:r>
         <w:rPr>
+          <w:lang w:val="pt_PT" w:bidi="pt_PT"/>
+        </w:rPr>
+        <w:t>בִּ⁠ימֵי֙ שְׁפֹ֣ט הַ⁠שֹּׁפְטִ֔ים</w:t>
+      </w:r>
+    </w:p>
+    <w:p>
+      <w:pPr/>
+      <w:r>
+        <w:rPr>
+          <w:lang w:val="pt_PT" w:bidi="pt_PT"/>
+        </w:rPr>
+      </w:r>
+      <w:r>
+        <w:rPr>
           <w:b/>
           <w:lang w:val="pt_PT" w:bidi="pt_PT"/>
         </w:rPr>
@@ -833,6 +847,20 @@
       </w:r>
       <w:r>
         <w:rPr>
+          <w:lang w:val="pt_PT" w:bidi="pt_PT"/>
+        </w:rPr>
+        <w:t>בָּ⁠אָ֑רֶץ</w:t>
+      </w:r>
+    </w:p>
+    <w:p>
+      <w:pPr/>
+      <w:r>
+        <w:rPr>
+          <w:lang w:val="pt_PT" w:bidi="pt_PT"/>
+        </w:rPr>
+      </w:r>
+      <w:r>
+        <w:rPr>
           <w:b/>
           <w:lang w:val="pt_PT" w:bidi="pt_PT"/>
         </w:rPr>
@@ -929,6 +957,20 @@
       </w:r>
       <w:r>
         <w:rPr>
+          <w:lang w:val="pt_PT" w:bidi="pt_PT"/>
+        </w:rPr>
+        <w:t>אִ֜ישׁ</w:t>
+      </w:r>
+    </w:p>
+    <w:p>
+      <w:pPr/>
+      <w:r>
+        <w:rPr>
+          <w:lang w:val="pt_PT" w:bidi="pt_PT"/>
+        </w:rPr>
+      </w:r>
+      <w:r>
+        <w:rPr>
           <w:b/>
           <w:lang w:val="pt_PT" w:bidi="pt_PT"/>
         </w:rPr>
@@ -1012,6 +1054,20 @@
       </w:r>
       <w:r>
         <w:rPr>
+          <w:lang w:val="pt_PT" w:bidi="pt_PT"/>
+        </w:rPr>
+        <w:t>אֶפְרָתִ֔ים</w:t>
+      </w:r>
+    </w:p>
+    <w:p>
+      <w:pPr/>
+      <w:r>
+        <w:rPr>
+          <w:lang w:val="pt_PT" w:bidi="pt_PT"/>
+        </w:rPr>
+      </w:r>
+      <w:r>
+        <w:rPr>
           <w:b/>
           <w:lang w:val="pt_PT" w:bidi="pt_PT"/>
         </w:rPr>
@@ -1095,6 +1151,20 @@
       </w:r>
       <w:r>
         <w:rPr>
+          <w:lang w:val="pt_PT" w:bidi="pt_PT"/>
+        </w:rPr>
+        <w:t>וַ⁠תִּשָּׁאֵ֥ר הִ֖יא וּ⁠שְׁנֵ֥י בָנֶֽי⁠הָ</w:t>
+      </w:r>
+    </w:p>
+    <w:p>
+      <w:pPr/>
+      <w:r>
+        <w:rPr>
+          <w:lang w:val="pt_PT" w:bidi="pt_PT"/>
+        </w:rPr>
+      </w:r>
+      <w:r>
+        <w:rPr>
           <w:b/>
           <w:lang w:val="pt_PT" w:bidi="pt_PT"/>
         </w:rPr>
@@ -1178,6 +1248,20 @@
       </w:r>
       <w:r>
         <w:rPr>
+          <w:lang w:val="pt_PT" w:bidi="pt_PT"/>
+        </w:rPr>
+        <w:t>וַ⁠יִּשְׂא֣וּ לָ⁠הֶ֗ם נָשִׁים֙</w:t>
+      </w:r>
+    </w:p>
+    <w:p>
+      <w:pPr/>
+      <w:r>
+        <w:rPr>
+          <w:lang w:val="pt_PT" w:bidi="pt_PT"/>
+        </w:rPr>
+      </w:r>
+      <w:r>
+        <w:rPr>
           <w:b/>
           <w:lang w:val="pt_PT" w:bidi="pt_PT"/>
         </w:rPr>
@@ -1261,6 +1345,20 @@
       </w:r>
       <w:r>
         <w:rPr>
+          <w:lang w:val="pt_PT" w:bidi="pt_PT"/>
+        </w:rPr>
+        <w:t>שֵׁ֤ם הָֽ⁠אַחַת֙ עָרְפָּ֔ה וְ⁠שֵׁ֥ם הַ⁠שֵּׁנִ֖ית ר֑וּת</w:t>
+      </w:r>
+    </w:p>
+    <w:p>
+      <w:pPr/>
+      <w:r>
+        <w:rPr>
+          <w:lang w:val="pt_PT" w:bidi="pt_PT"/>
+        </w:rPr>
+      </w:r>
+      <w:r>
+        <w:rPr>
           <w:b/>
           <w:lang w:val="pt_PT" w:bidi="pt_PT"/>
         </w:rPr>
@@ -1324,6 +1422,20 @@
       </w:r>
       <w:r>
         <w:rPr>
+          <w:lang w:val="pt_PT" w:bidi="pt_PT"/>
+        </w:rPr>
+        <w:t>וַ⁠תִּשָּׁאֵר֙ הָֽ⁠אִשָּׁ֔ה מִ⁠שְּׁנֵ֥י יְלָדֶ֖י⁠הָ וּ⁠מֵ⁠אִישָֽׁ⁠הּ</w:t>
+      </w:r>
+    </w:p>
+    <w:p>
+      <w:pPr/>
+      <w:r>
+        <w:rPr>
+          <w:lang w:val="pt_PT" w:bidi="pt_PT"/>
+        </w:rPr>
+      </w:r>
+      <w:r>
+        <w:rPr>
           <w:b/>
           <w:lang w:val="pt_PT" w:bidi="pt_PT"/>
         </w:rPr>
@@ -1407,6 +1519,20 @@
       </w:r>
       <w:r>
         <w:rPr>
+          <w:lang w:val="pt_PT" w:bidi="pt_PT"/>
+        </w:rPr>
+        <w:t>וַ⁠תָּ֤קָם הִיא֙ וְ⁠כַלֹּתֶ֔י⁠הָ וַ⁠תָּ֖שָׁב</w:t>
+      </w:r>
+    </w:p>
+    <w:p>
+      <w:pPr/>
+      <w:r>
+        <w:rPr>
+          <w:lang w:val="pt_PT" w:bidi="pt_PT"/>
+        </w:rPr>
+      </w:r>
+      <w:r>
+        <w:rPr>
           <w:b/>
           <w:lang w:val="pt_PT" w:bidi="pt_PT"/>
         </w:rPr>
@@ -1479,6 +1605,20 @@
         <w:rPr>
           <w:lang w:val="pt_PT" w:bidi="pt_PT"/>
         </w:rPr>
+      </w:r>
+    </w:p>
+    <w:p>
+      <w:pPr/>
+      <w:r>
+        <w:rPr>
+          <w:lang w:val="pt_PT" w:bidi="pt_PT"/>
+        </w:rPr>
+      </w:r>
+      <w:r>
+        <w:rPr>
+          <w:lang w:val="pt_PT" w:bidi="pt_PT"/>
+        </w:rPr>
+        <w:t>וַ⁠תָּ֤קָם הִיא֙ וְ⁠כַלֹּתֶ֔י⁠הָ וַ⁠תָּ֖שָׁב</w:t>
       </w:r>
     </w:p>
     <w:p>
@@ -1643,6 +1783,20 @@
       </w:r>
       <w:r>
         <w:rPr>
+          <w:lang w:val="pt_PT" w:bidi="pt_PT"/>
+        </w:rPr>
+        <w:t>כִּ֤י שָֽׁמְעָה֙ בִּ⁠שְׂדֵ֣ה מוֹאָ֔ב כִּֽי־פָקַ֤ד יְהוָה֙ אֶת־עַמּ֔⁠וֹ לָ⁠תֵ֥ת לָ⁠הֶ֖ם לָֽחֶם</w:t>
+      </w:r>
+    </w:p>
+    <w:p>
+      <w:pPr/>
+      <w:r>
+        <w:rPr>
+          <w:lang w:val="pt_PT" w:bidi="pt_PT"/>
+        </w:rPr>
+      </w:r>
+      <w:r>
+        <w:rPr>
           <w:b/>
           <w:lang w:val="pt_PT" w:bidi="pt_PT"/>
         </w:rPr>
@@ -1726,6 +1880,20 @@
       </w:r>
       <w:r>
         <w:rPr>
+          <w:lang w:val="pt_PT" w:bidi="pt_PT"/>
+        </w:rPr>
+        <w:t>שָֽׁמְעָה֙ בִּ⁠שְׂדֵ֣ה מוֹאָ֔ב</w:t>
+      </w:r>
+    </w:p>
+    <w:p>
+      <w:pPr/>
+      <w:r>
+        <w:rPr>
+          <w:lang w:val="pt_PT" w:bidi="pt_PT"/>
+        </w:rPr>
+      </w:r>
+      <w:r>
+        <w:rPr>
           <w:b/>
           <w:lang w:val="pt_PT" w:bidi="pt_PT"/>
         </w:rPr>
@@ -1809,6 +1977,20 @@
       </w:r>
       <w:r>
         <w:rPr>
+          <w:lang w:val="pt_PT" w:bidi="pt_PT"/>
+        </w:rPr>
+        <w:t>פָקַ֤ד &amp; אֶת־עַמּ֔⁠וֹ</w:t>
+      </w:r>
+    </w:p>
+    <w:p>
+      <w:pPr/>
+      <w:r>
+        <w:rPr>
+          <w:lang w:val="pt_PT" w:bidi="pt_PT"/>
+        </w:rPr>
+      </w:r>
+      <w:r>
+        <w:rPr>
           <w:b/>
           <w:lang w:val="pt_PT" w:bidi="pt_PT"/>
         </w:rPr>
@@ -1892,6 +2074,20 @@
       </w:r>
       <w:r>
         <w:rPr>
+          <w:lang w:val="pt_PT" w:bidi="pt_PT"/>
+        </w:rPr>
+        <w:t>לָ⁠תֵ֥ת לָ⁠הֶ֖ם לָֽחֶם</w:t>
+      </w:r>
+    </w:p>
+    <w:p>
+      <w:pPr/>
+      <w:r>
+        <w:rPr>
+          <w:lang w:val="pt_PT" w:bidi="pt_PT"/>
+        </w:rPr>
+      </w:r>
+      <w:r>
+        <w:rPr>
           <w:b/>
           <w:lang w:val="pt_PT" w:bidi="pt_PT"/>
         </w:rPr>
@@ -2101,6 +2297,20 @@
       </w:r>
       <w:r>
         <w:rPr>
+          <w:lang w:val="pt_PT" w:bidi="pt_PT"/>
+        </w:rPr>
+        <w:t>לֵ֣כְנָה שֹּׁ֔בְנָה אִשָּׁ֖ה</w:t>
+      </w:r>
+    </w:p>
+    <w:p>
+      <w:pPr/>
+      <w:r>
+        <w:rPr>
+          <w:lang w:val="pt_PT" w:bidi="pt_PT"/>
+        </w:rPr>
+      </w:r>
+      <w:r>
+        <w:rPr>
           <w:b/>
           <w:lang w:val="pt_PT" w:bidi="pt_PT"/>
         </w:rPr>
@@ -2184,6 +2394,20 @@
       </w:r>
       <w:r>
         <w:rPr>
+          <w:lang w:val="pt_PT" w:bidi="pt_PT"/>
+        </w:rPr>
+        <w:t>לֵ֣כְנָה שֹּׁ֔בְנָה אִשָּׁ֖ה לְ⁠בֵ֣ית אִמָּ֑⁠הּ</w:t>
+      </w:r>
+    </w:p>
+    <w:p>
+      <w:pPr/>
+      <w:r>
+        <w:rPr>
+          <w:lang w:val="pt_PT" w:bidi="pt_PT"/>
+        </w:rPr>
+      </w:r>
+      <w:r>
+        <w:rPr>
           <w:b/>
           <w:lang w:val="pt_PT" w:bidi="pt_PT"/>
         </w:rPr>
@@ -2310,6 +2534,20 @@
       </w:r>
       <w:r>
         <w:rPr>
+          <w:lang w:val="pt_PT" w:bidi="pt_PT"/>
+        </w:rPr>
+        <w:t>יעשה יְהוָ֤ה עִמָּ⁠כֶם֙ חֶ֔סֶד כַּ⁠אֲשֶׁ֧ר עֲשִׂיתֶ֛ם עִם־הַ⁠מֵּתִ֖ים וְ⁠עִמָּדִֽ⁠י</w:t>
+      </w:r>
+    </w:p>
+    <w:p>
+      <w:pPr/>
+      <w:r>
+        <w:rPr>
+          <w:lang w:val="pt_PT" w:bidi="pt_PT"/>
+        </w:rPr>
+      </w:r>
+      <w:r>
+        <w:rPr>
           <w:b/>
           <w:lang w:val="pt_PT" w:bidi="pt_PT"/>
         </w:rPr>
@@ -2393,6 +2631,20 @@
       </w:r>
       <w:r>
         <w:rPr>
+          <w:lang w:val="pt_PT" w:bidi="pt_PT"/>
+        </w:rPr>
+        <w:t>עִם־הַ⁠מֵּתִ֖ים</w:t>
+      </w:r>
+    </w:p>
+    <w:p>
+      <w:pPr/>
+      <w:r>
+        <w:rPr>
+          <w:lang w:val="pt_PT" w:bidi="pt_PT"/>
+        </w:rPr>
+      </w:r>
+      <w:r>
+        <w:rPr>
           <w:b/>
           <w:lang w:val="pt_PT" w:bidi="pt_PT"/>
         </w:rPr>
@@ -2489,6 +2741,20 @@
       </w:r>
       <w:r>
         <w:rPr>
+          <w:lang w:val="pt_PT" w:bidi="pt_PT"/>
+        </w:rPr>
+        <w:t>חֶ֔סֶד</w:t>
+      </w:r>
+    </w:p>
+    <w:p>
+      <w:pPr/>
+      <w:r>
+        <w:rPr>
+          <w:lang w:val="pt_PT" w:bidi="pt_PT"/>
+        </w:rPr>
+      </w:r>
+      <w:r>
+        <w:rPr>
           <w:b/>
           <w:lang w:val="pt_PT" w:bidi="pt_PT"/>
         </w:rPr>
@@ -2655,6 +2921,20 @@
       </w:r>
       <w:r>
         <w:rPr>
+          <w:lang w:val="pt_PT" w:bidi="pt_PT"/>
+        </w:rPr>
+        <w:t>וּ⁠מְצֶ֣אןָ מְנוּחָ֔ה</w:t>
+      </w:r>
+    </w:p>
+    <w:p>
+      <w:pPr/>
+      <w:r>
+        <w:rPr>
+          <w:lang w:val="pt_PT" w:bidi="pt_PT"/>
+        </w:rPr>
+      </w:r>
+      <w:r>
+        <w:rPr>
           <w:b/>
           <w:lang w:val="pt_PT" w:bidi="pt_PT"/>
         </w:rPr>
@@ -2738,6 +3018,20 @@
       </w:r>
       <w:r>
         <w:rPr>
+          <w:lang w:val="pt_PT" w:bidi="pt_PT"/>
+        </w:rPr>
+        <w:t>בֵּ֣ית אִישָׁ֑⁠הּ</w:t>
+      </w:r>
+    </w:p>
+    <w:p>
+      <w:pPr/>
+      <w:r>
+        <w:rPr>
+          <w:lang w:val="pt_PT" w:bidi="pt_PT"/>
+        </w:rPr>
+      </w:r>
+      <w:r>
+        <w:rPr>
           <w:b/>
           <w:lang w:val="pt_PT" w:bidi="pt_PT"/>
         </w:rPr>
@@ -2834,6 +3128,20 @@
       </w:r>
       <w:r>
         <w:rPr>
+          <w:lang w:val="pt_PT" w:bidi="pt_PT"/>
+        </w:rPr>
+        <w:t>וַ⁠תִּשֶּׂ֥אנָה קוֹלָ֖⁠ן וַ⁠תִּבְכֶּֽינָה</w:t>
+      </w:r>
+    </w:p>
+    <w:p>
+      <w:pPr/>
+      <w:r>
+        <w:rPr>
+          <w:lang w:val="pt_PT" w:bidi="pt_PT"/>
+        </w:rPr>
+      </w:r>
+      <w:r>
+        <w:rPr>
           <w:b/>
           <w:lang w:val="pt_PT" w:bidi="pt_PT"/>
         </w:rPr>
@@ -2917,6 +3225,20 @@
       </w:r>
       <w:r>
         <w:rPr>
+          <w:lang w:val="pt_PT" w:bidi="pt_PT"/>
+        </w:rPr>
+        <w:t>נָשׁ֖וּב</w:t>
+      </w:r>
+    </w:p>
+    <w:p>
+      <w:pPr/>
+      <w:r>
+        <w:rPr>
+          <w:lang w:val="pt_PT" w:bidi="pt_PT"/>
+        </w:rPr>
+      </w:r>
+      <w:r>
+        <w:rPr>
           <w:b/>
           <w:lang w:val="pt_PT" w:bidi="pt_PT"/>
         </w:rPr>
@@ -3026,6 +3348,20 @@
       </w:r>
       <w:r>
         <w:rPr>
+          <w:lang w:val="pt_PT" w:bidi="pt_PT"/>
+        </w:rPr>
+        <w:t>וַ⁠תֹּאמַ֖רְנָה</w:t>
+      </w:r>
+    </w:p>
+    <w:p>
+      <w:pPr/>
+      <w:r>
+        <w:rPr>
+          <w:lang w:val="pt_PT" w:bidi="pt_PT"/>
+        </w:rPr>
+      </w:r>
+      <w:r>
+        <w:rPr>
           <w:b/>
           <w:lang w:val="pt_PT" w:bidi="pt_PT"/>
         </w:rPr>
@@ -3122,6 +3458,20 @@
       </w:r>
       <w:r>
         <w:rPr>
+          <w:lang w:val="pt_PT" w:bidi="pt_PT"/>
+        </w:rPr>
+        <w:t>כִּי</w:t>
+      </w:r>
+    </w:p>
+    <w:p>
+      <w:pPr/>
+      <w:r>
+        <w:rPr>
+          <w:lang w:val="pt_PT" w:bidi="pt_PT"/>
+        </w:rPr>
+      </w:r>
+      <w:r>
+        <w:rPr>
           <w:b/>
           <w:lang w:val="pt_PT" w:bidi="pt_PT"/>
         </w:rPr>
@@ -3205,6 +3555,20 @@
       </w:r>
       <w:r>
         <w:rPr>
+          <w:lang w:val="pt_PT" w:bidi="pt_PT"/>
+        </w:rPr>
+        <w:t>אִתָּ֥⁠ךְ</w:t>
+      </w:r>
+    </w:p>
+    <w:p>
+      <w:pPr/>
+      <w:r>
+        <w:rPr>
+          <w:lang w:val="pt_PT" w:bidi="pt_PT"/>
+        </w:rPr>
+      </w:r>
+      <w:r>
+        <w:rPr>
           <w:b/>
           <w:lang w:val="pt_PT" w:bidi="pt_PT"/>
         </w:rPr>
@@ -3288,6 +3652,20 @@
       </w:r>
       <w:r>
         <w:rPr>
+          <w:lang w:val="pt_PT" w:bidi="pt_PT"/>
+        </w:rPr>
+        <w:t>וַ⁠תֹּ֤אמֶר נָעֳמִי֙</w:t>
+      </w:r>
+    </w:p>
+    <w:p>
+      <w:pPr/>
+      <w:r>
+        <w:rPr>
+          <w:lang w:val="pt_PT" w:bidi="pt_PT"/>
+        </w:rPr>
+      </w:r>
+      <w:r>
+        <w:rPr>
           <w:b/>
           <w:lang w:val="pt_PT" w:bidi="pt_PT"/>
         </w:rPr>
@@ -3384,6 +3762,20 @@
       </w:r>
       <w:r>
         <w:rPr>
+          <w:lang w:val="pt_PT" w:bidi="pt_PT"/>
+        </w:rPr>
+        <w:t>בְנֹתַ֔⁠י</w:t>
+      </w:r>
+    </w:p>
+    <w:p>
+      <w:pPr/>
+      <w:r>
+        <w:rPr>
+          <w:lang w:val="pt_PT" w:bidi="pt_PT"/>
+        </w:rPr>
+      </w:r>
+      <w:r>
+        <w:rPr>
           <w:b/>
           <w:lang w:val="pt_PT" w:bidi="pt_PT"/>
         </w:rPr>
@@ -3460,6 +3852,20 @@
       </w:r>
       <w:r>
         <w:rPr>
+          <w:lang w:val="pt_PT" w:bidi="pt_PT"/>
+        </w:rPr>
+        <w:t>לָ֥⁠מָּה תֵלַ֖כְנָה עִמִּ֑⁠י</w:t>
+      </w:r>
+    </w:p>
+    <w:p>
+      <w:pPr/>
+      <w:r>
+        <w:rPr>
+          <w:lang w:val="pt_PT" w:bidi="pt_PT"/>
+        </w:rPr>
+      </w:r>
+      <w:r>
+        <w:rPr>
           <w:b/>
           <w:lang w:val="pt_PT" w:bidi="pt_PT"/>
         </w:rPr>
@@ -3543,6 +3949,20 @@
       </w:r>
       <w:r>
         <w:rPr>
+          <w:lang w:val="pt_PT" w:bidi="pt_PT"/>
+        </w:rPr>
+        <w:t>הַֽ⁠עֽוֹד־לִ֤⁠י בָנִים֙ בְּֽ⁠מֵעַ֔⁠י וְ⁠הָי֥וּ לָ⁠כֶ֖ם לַ⁠אֲנָשִֽׁים</w:t>
+      </w:r>
+    </w:p>
+    <w:p>
+      <w:pPr/>
+      <w:r>
+        <w:rPr>
+          <w:lang w:val="pt_PT" w:bidi="pt_PT"/>
+        </w:rPr>
+      </w:r>
+      <w:r>
+        <w:rPr>
           <w:b/>
           <w:lang w:val="pt_PT" w:bidi="pt_PT"/>
         </w:rPr>
@@ -3626,6 +4046,20 @@
       </w:r>
       <w:r>
         <w:rPr>
+          <w:lang w:val="pt_PT" w:bidi="pt_PT"/>
+        </w:rPr>
+        <w:t>זָקַ֖נְתִּי מִ⁠הְי֣וֹת לְ⁠אִ֑ישׁ</w:t>
+      </w:r>
+    </w:p>
+    <w:p>
+      <w:pPr/>
+      <w:r>
+        <w:rPr>
+          <w:lang w:val="pt_PT" w:bidi="pt_PT"/>
+        </w:rPr>
+      </w:r>
+      <w:r>
+        <w:rPr>
           <w:b/>
           <w:lang w:val="pt_PT" w:bidi="pt_PT"/>
         </w:rPr>
@@ -3709,6 +4143,20 @@
       </w:r>
       <w:r>
         <w:rPr>
+          <w:lang w:val="pt_PT" w:bidi="pt_PT"/>
+        </w:rPr>
+        <w:t>כִּ֤י אָמַ֨רְתִּי֙ יֶשׁ־לִ֣⁠י תִקְוָ֔ה גַּ֣ם הָיִ֤יתִי הַ⁠לַּ֨יְלָה֙ לְ⁠אִ֔ישׁ וְ⁠גַ֖ם יָלַ֥דְתִּי בָנִֽים</w:t>
+      </w:r>
+    </w:p>
+    <w:p>
+      <w:pPr/>
+      <w:r>
+        <w:rPr>
+          <w:lang w:val="pt_PT" w:bidi="pt_PT"/>
+        </w:rPr>
+      </w:r>
+      <w:r>
+        <w:rPr>
           <w:b/>
           <w:lang w:val="pt_PT" w:bidi="pt_PT"/>
         </w:rPr>
@@ -3855,6 +4303,20 @@
       </w:r>
       <w:r>
         <w:rPr>
+          <w:lang w:val="pt_PT" w:bidi="pt_PT"/>
+        </w:rPr>
+        <w:t>הֲ⁠לָהֵ֣ן ׀ תְּשַׂבֵּ֗רְנָה עַ֚ד אֲשֶׁ֣ר יִגְדָּ֔לוּ הֲ⁠לָהֵן֙ תֵּֽעָגֵ֔נָה לְ⁠בִלְתִּ֖י הֱי֣וֹת לְ⁠אִ֑ישׁ</w:t>
+      </w:r>
+    </w:p>
+    <w:p>
+      <w:pPr/>
+      <w:r>
+        <w:rPr>
+          <w:lang w:val="pt_PT" w:bidi="pt_PT"/>
+        </w:rPr>
+      </w:r>
+      <w:r>
+        <w:rPr>
           <w:b/>
           <w:lang w:val="pt_PT" w:bidi="pt_PT"/>
         </w:rPr>
@@ -3938,6 +4400,20 @@
       </w:r>
       <w:r>
         <w:rPr>
+          <w:lang w:val="pt_PT" w:bidi="pt_PT"/>
+        </w:rPr>
+        <w:t>הֲ⁠לָהֵ֣ן ׀ תְּשַׂבֵּ֗רְנָה עַ֚ד אֲשֶׁ֣ר יִגְדָּ֔לוּ הֲ⁠לָהֵן֙ תֵּֽעָגֵ֔נָה לְ⁠בִלְתִּ֖י הֱי֣וֹת לְ⁠אִ֑ישׁ</w:t>
+      </w:r>
+    </w:p>
+    <w:p>
+      <w:pPr/>
+      <w:r>
+        <w:rPr>
+          <w:lang w:val="pt_PT" w:bidi="pt_PT"/>
+        </w:rPr>
+      </w:r>
+      <w:r>
+        <w:rPr>
           <w:b/>
           <w:lang w:val="pt_PT" w:bidi="pt_PT"/>
         </w:rPr>
@@ -4001,6 +4477,20 @@
       </w:r>
       <w:r>
         <w:rPr>
+          <w:lang w:val="pt_PT" w:bidi="pt_PT"/>
+        </w:rPr>
+        <w:t>מַר־לִ֤⁠י מְאֹד֙</w:t>
+      </w:r>
+    </w:p>
+    <w:p>
+      <w:pPr/>
+      <w:r>
+        <w:rPr>
+          <w:lang w:val="pt_PT" w:bidi="pt_PT"/>
+        </w:rPr>
+      </w:r>
+      <w:r>
+        <w:rPr>
           <w:b/>
           <w:lang w:val="pt_PT" w:bidi="pt_PT"/>
         </w:rPr>
@@ -4084,6 +4574,20 @@
       </w:r>
       <w:r>
         <w:rPr>
+          <w:lang w:val="pt_PT" w:bidi="pt_PT"/>
+        </w:rPr>
+        <w:t>יָצְאָ֥ה בִ֖⁠י יַד־יְהוָֽה</w:t>
+      </w:r>
+    </w:p>
+    <w:p>
+      <w:pPr/>
+      <w:r>
+        <w:rPr>
+          <w:lang w:val="pt_PT" w:bidi="pt_PT"/>
+        </w:rPr>
+      </w:r>
+      <w:r>
+        <w:rPr>
           <w:b/>
           <w:lang w:val="pt_PT" w:bidi="pt_PT"/>
         </w:rPr>
@@ -4167,6 +4671,20 @@
       </w:r>
       <w:r>
         <w:rPr>
+          <w:lang w:val="pt_PT" w:bidi="pt_PT"/>
+        </w:rPr>
+        <w:t>יָצְאָ֥ה בִ֖⁠י יַד־יְהוָֽה</w:t>
+      </w:r>
+    </w:p>
+    <w:p>
+      <w:pPr/>
+      <w:r>
+        <w:rPr>
+          <w:lang w:val="pt_PT" w:bidi="pt_PT"/>
+        </w:rPr>
+      </w:r>
+      <w:r>
+        <w:rPr>
           <w:b/>
           <w:lang w:val="pt_PT" w:bidi="pt_PT"/>
         </w:rPr>
@@ -4250,6 +4768,20 @@
       </w:r>
       <w:r>
         <w:rPr>
+          <w:lang w:val="pt_PT" w:bidi="pt_PT"/>
+        </w:rPr>
+        <w:t>וַ⁠תִּשֶּׂ֣נָה קוֹלָ֔⁠ן וַ⁠תִּבְכֶּ֖ינָה</w:t>
+      </w:r>
+    </w:p>
+    <w:p>
+      <w:pPr/>
+      <w:r>
+        <w:rPr>
+          <w:lang w:val="pt_PT" w:bidi="pt_PT"/>
+        </w:rPr>
+      </w:r>
+      <w:r>
+        <w:rPr>
           <w:b/>
           <w:lang w:val="pt_PT" w:bidi="pt_PT"/>
         </w:rPr>
@@ -4346,6 +4878,20 @@
       </w:r>
       <w:r>
         <w:rPr>
+          <w:lang w:val="pt_PT" w:bidi="pt_PT"/>
+        </w:rPr>
+        <w:t>וְ⁠ר֖וּת דָּ֥בְקָה בָּֽ⁠הּ</w:t>
+      </w:r>
+    </w:p>
+    <w:p>
+      <w:pPr/>
+      <w:r>
+        <w:rPr>
+          <w:lang w:val="pt_PT" w:bidi="pt_PT"/>
+        </w:rPr>
+      </w:r>
+      <w:r>
+        <w:rPr>
           <w:b/>
           <w:lang w:val="pt_PT" w:bidi="pt_PT"/>
         </w:rPr>
@@ -4429,6 +4975,20 @@
       </w:r>
       <w:r>
         <w:rPr>
+          <w:lang w:val="pt_PT" w:bidi="pt_PT"/>
+        </w:rPr>
+        <w:t>הִנֵּה֙</w:t>
+      </w:r>
+    </w:p>
+    <w:p>
+      <w:pPr/>
+      <w:r>
+        <w:rPr>
+          <w:lang w:val="pt_PT" w:bidi="pt_PT"/>
+        </w:rPr>
+      </w:r>
+      <w:r>
+        <w:rPr>
           <w:b/>
           <w:lang w:val="pt_PT" w:bidi="pt_PT"/>
         </w:rPr>
@@ -4608,6 +5168,20 @@
       </w:r>
       <w:r>
         <w:rPr>
+          <w:lang w:val="pt_PT" w:bidi="pt_PT"/>
+        </w:rPr>
+        <w:t>עַמָּ֖⁠הּ</w:t>
+      </w:r>
+    </w:p>
+    <w:p>
+      <w:pPr/>
+      <w:r>
+        <w:rPr>
+          <w:lang w:val="pt_PT" w:bidi="pt_PT"/>
+        </w:rPr>
+      </w:r>
+      <w:r>
+        <w:rPr>
           <w:b/>
           <w:lang w:val="pt_PT" w:bidi="pt_PT"/>
         </w:rPr>
@@ -4691,6 +5265,20 @@
       </w:r>
       <w:r>
         <w:rPr>
+          <w:lang w:val="pt_PT" w:bidi="pt_PT"/>
+        </w:rPr>
+        <w:t>אֱלֹהֶ֑י⁠הָ</w:t>
+      </w:r>
+    </w:p>
+    <w:p>
+      <w:pPr/>
+      <w:r>
+        <w:rPr>
+          <w:lang w:val="pt_PT" w:bidi="pt_PT"/>
+        </w:rPr>
+      </w:r>
+      <w:r>
+        <w:rPr>
           <w:b/>
           <w:lang w:val="pt_PT" w:bidi="pt_PT"/>
         </w:rPr>
@@ -4787,6 +5375,20 @@
       </w:r>
       <w:r>
         <w:rPr>
+          <w:lang w:val="pt_PT" w:bidi="pt_PT"/>
+        </w:rPr>
+        <w:t>אֱלֹהֶ֑י⁠הָ</w:t>
+      </w:r>
+    </w:p>
+    <w:p>
+      <w:pPr/>
+      <w:r>
+        <w:rPr>
+          <w:lang w:val="pt_PT" w:bidi="pt_PT"/>
+        </w:rPr>
+      </w:r>
+      <w:r>
+        <w:rPr>
           <w:b/>
           <w:lang w:val="pt_PT" w:bidi="pt_PT"/>
         </w:rPr>
@@ -4946,6 +5548,20 @@
       </w:r>
       <w:r>
         <w:rPr>
+          <w:lang w:val="pt_PT" w:bidi="pt_PT"/>
+        </w:rPr>
+        <w:t>לְ⁠עָזְבֵ֖⁠ךְ לָ⁠שׁ֣וּב מֵ⁠אַחֲרָ֑יִ⁠ךְ</w:t>
+      </w:r>
+    </w:p>
+    <w:p>
+      <w:pPr/>
+      <w:r>
+        <w:rPr>
+          <w:lang w:val="pt_PT" w:bidi="pt_PT"/>
+        </w:rPr>
+      </w:r>
+      <w:r>
+        <w:rPr>
           <w:b/>
           <w:lang w:val="pt_PT" w:bidi="pt_PT"/>
         </w:rPr>
@@ -5029,6 +5645,20 @@
       </w:r>
       <w:r>
         <w:rPr>
+          <w:lang w:val="pt_PT" w:bidi="pt_PT"/>
+        </w:rPr>
+        <w:t>עַמֵּ֣⁠ךְ עַמִּ֔⁠י וֵ⁠אלֹהַ֖יִ⁠ךְ אֱלֹהָֽ⁠י</w:t>
+      </w:r>
+    </w:p>
+    <w:p>
+      <w:pPr/>
+      <w:r>
+        <w:rPr>
+          <w:lang w:val="pt_PT" w:bidi="pt_PT"/>
+        </w:rPr>
+      </w:r>
+      <w:r>
+        <w:rPr>
           <w:b/>
           <w:lang w:val="pt_PT" w:bidi="pt_PT"/>
         </w:rPr>
@@ -5112,6 +5742,20 @@
       </w:r>
       <w:r>
         <w:rPr>
+          <w:lang w:val="pt_PT" w:bidi="pt_PT"/>
+        </w:rPr>
+        <w:t>כֹּה֩ יַעֲשֶׂ֨ה יְהוָ֥ה לִ⁠י֙ וְ⁠כֹ֣ה יֹסִ֔יף</w:t>
+      </w:r>
+    </w:p>
+    <w:p>
+      <w:pPr/>
+      <w:r>
+        <w:rPr>
+          <w:lang w:val="pt_PT" w:bidi="pt_PT"/>
+        </w:rPr>
+      </w:r>
+      <w:r>
+        <w:rPr>
           <w:b/>
           <w:lang w:val="pt_PT" w:bidi="pt_PT"/>
         </w:rPr>
@@ -5195,6 +5839,20 @@
       </w:r>
       <w:r>
         <w:rPr>
+          <w:lang w:val="pt_PT" w:bidi="pt_PT"/>
+        </w:rPr>
+        <w:t>כִּ֣י הַ⁠מָּ֔וֶת יַפְרִ֖יד בֵּינִ֥⁠י וּ⁠בֵינֵֽ⁠ךְ</w:t>
+      </w:r>
+    </w:p>
+    <w:p>
+      <w:pPr/>
+      <w:r>
+        <w:rPr>
+          <w:lang w:val="pt_PT" w:bidi="pt_PT"/>
+        </w:rPr>
+      </w:r>
+      <w:r>
+        <w:rPr>
           <w:b/>
           <w:lang w:val="pt_PT" w:bidi="pt_PT"/>
         </w:rPr>
@@ -5278,6 +5936,20 @@
       </w:r>
       <w:r>
         <w:rPr>
+          <w:lang w:val="pt_PT" w:bidi="pt_PT"/>
+        </w:rPr>
+        <w:t>יַפְרִ֖יד בֵּינִ֥⁠י וּ⁠בֵינֵֽ⁠ךְ</w:t>
+      </w:r>
+    </w:p>
+    <w:p>
+      <w:pPr/>
+      <w:r>
+        <w:rPr>
+          <w:lang w:val="pt_PT" w:bidi="pt_PT"/>
+        </w:rPr>
+      </w:r>
+      <w:r>
+        <w:rPr>
           <w:b/>
           <w:lang w:val="pt_PT" w:bidi="pt_PT"/>
         </w:rPr>
@@ -5361,6 +6033,20 @@
       </w:r>
       <w:r>
         <w:rPr>
+          <w:lang w:val="pt_PT" w:bidi="pt_PT"/>
+        </w:rPr>
+        <w:t>וַ⁠תֶּחְדַּ֖ל לְ⁠דַבֵּ֥ר אֵלֶֽי⁠הָ</w:t>
+      </w:r>
+    </w:p>
+    <w:p>
+      <w:pPr/>
+      <w:r>
+        <w:rPr>
+          <w:lang w:val="pt_PT" w:bidi="pt_PT"/>
+        </w:rPr>
+      </w:r>
+      <w:r>
+        <w:rPr>
           <w:b/>
           <w:lang w:val="pt_PT" w:bidi="pt_PT"/>
         </w:rPr>
@@ -5444,6 +6130,20 @@
       </w:r>
       <w:r>
         <w:rPr>
+          <w:lang w:val="pt_PT" w:bidi="pt_PT"/>
+        </w:rPr>
+        <w:t>וַ⁠תֶּחְדַּ֖ל לְ⁠דַבֵּ֥ר אֵלֶֽי⁠הָ</w:t>
+      </w:r>
+    </w:p>
+    <w:p>
+      <w:pPr/>
+      <w:r>
+        <w:rPr>
+          <w:lang w:val="pt_PT" w:bidi="pt_PT"/>
+        </w:rPr>
+      </w:r>
+      <w:r>
+        <w:rPr>
           <w:b/>
           <w:lang w:val="pt_PT" w:bidi="pt_PT"/>
         </w:rPr>
@@ -5527,6 +6227,20 @@
       </w:r>
       <w:r>
         <w:rPr>
+          <w:lang w:val="pt_PT" w:bidi="pt_PT"/>
+        </w:rPr>
+        <w:t>וַ⁠יְהִ֗י</w:t>
+      </w:r>
+    </w:p>
+    <w:p>
+      <w:pPr/>
+      <w:r>
+        <w:rPr>
+          <w:lang w:val="pt_PT" w:bidi="pt_PT"/>
+        </w:rPr>
+      </w:r>
+      <w:r>
+        <w:rPr>
           <w:b/>
           <w:lang w:val="pt_PT" w:bidi="pt_PT"/>
         </w:rPr>
@@ -5617,6 +6331,20 @@
       </w:r>
       <w:r>
         <w:rPr>
+          <w:lang w:val="pt_PT" w:bidi="pt_PT"/>
+        </w:rPr>
+        <w:t>כְּ⁠בֹאָ֨⁠נָה֙ בֵּ֣ית לֶ֔חֶם</w:t>
+      </w:r>
+    </w:p>
+    <w:p>
+      <w:pPr/>
+      <w:r>
+        <w:rPr>
+          <w:lang w:val="pt_PT" w:bidi="pt_PT"/>
+        </w:rPr>
+      </w:r>
+      <w:r>
+        <w:rPr>
           <w:b/>
           <w:lang w:val="pt_PT" w:bidi="pt_PT"/>
         </w:rPr>
@@ -5700,6 +6428,20 @@
       </w:r>
       <w:r>
         <w:rPr>
+          <w:lang w:val="pt_PT" w:bidi="pt_PT"/>
+        </w:rPr>
+        <w:t>כָּל־הָ⁠עִיר֙</w:t>
+      </w:r>
+    </w:p>
+    <w:p>
+      <w:pPr/>
+      <w:r>
+        <w:rPr>
+          <w:lang w:val="pt_PT" w:bidi="pt_PT"/>
+        </w:rPr>
+      </w:r>
+      <w:r>
+        <w:rPr>
           <w:b/>
           <w:lang w:val="pt_PT" w:bidi="pt_PT"/>
         </w:rPr>
@@ -5796,6 +6538,20 @@
       </w:r>
       <w:r>
         <w:rPr>
+          <w:lang w:val="pt_PT" w:bidi="pt_PT"/>
+        </w:rPr>
+        <w:t>כָּל־הָ⁠עִיר֙</w:t>
+      </w:r>
+    </w:p>
+    <w:p>
+      <w:pPr/>
+      <w:r>
+        <w:rPr>
+          <w:lang w:val="pt_PT" w:bidi="pt_PT"/>
+        </w:rPr>
+      </w:r>
+      <w:r>
+        <w:rPr>
           <w:b/>
           <w:lang w:val="pt_PT" w:bidi="pt_PT"/>
         </w:rPr>
@@ -5892,6 +6648,20 @@
       </w:r>
       <w:r>
         <w:rPr>
+          <w:lang w:val="pt_PT" w:bidi="pt_PT"/>
+        </w:rPr>
+        <w:t>הֲ⁠זֹ֥את נָעֳמִֽי</w:t>
+      </w:r>
+    </w:p>
+    <w:p>
+      <w:pPr/>
+      <w:r>
+        <w:rPr>
+          <w:lang w:val="pt_PT" w:bidi="pt_PT"/>
+        </w:rPr>
+      </w:r>
+      <w:r>
+        <w:rPr>
           <w:b/>
           <w:lang w:val="pt_PT" w:bidi="pt_PT"/>
         </w:rPr>
@@ -5975,6 +6745,20 @@
       </w:r>
       <w:r>
         <w:rPr>
+          <w:lang w:val="pt_PT" w:bidi="pt_PT"/>
+        </w:rPr>
+        <w:t>אַל־תִּקְרֶ֥אנָה לִ֖⁠י נָעֳמִ֑י</w:t>
+      </w:r>
+    </w:p>
+    <w:p>
+      <w:pPr/>
+      <w:r>
+        <w:rPr>
+          <w:lang w:val="pt_PT" w:bidi="pt_PT"/>
+        </w:rPr>
+      </w:r>
+      <w:r>
+        <w:rPr>
           <w:b/>
           <w:lang w:val="pt_PT" w:bidi="pt_PT"/>
         </w:rPr>
@@ -6058,6 +6842,20 @@
       </w:r>
       <w:r>
         <w:rPr>
+          <w:lang w:val="pt_PT" w:bidi="pt_PT"/>
+        </w:rPr>
+        <w:t>מָרָ֔א</w:t>
+      </w:r>
+    </w:p>
+    <w:p>
+      <w:pPr/>
+      <w:r>
+        <w:rPr>
+          <w:lang w:val="pt_PT" w:bidi="pt_PT"/>
+        </w:rPr>
+      </w:r>
+      <w:r>
+        <w:rPr>
           <w:b/>
           <w:lang w:val="pt_PT" w:bidi="pt_PT"/>
         </w:rPr>
@@ -6154,6 +6952,20 @@
       </w:r>
       <w:r>
         <w:rPr>
+          <w:lang w:val="pt_PT" w:bidi="pt_PT"/>
+        </w:rPr>
+        <w:t>אֲנִי֙ מְלֵאָ֣ה הָלַ֔כְתִּי וְ⁠רֵיקָ֖ם הֱשִׁיבַ֣⁠נִי יְהוָ֑ה</w:t>
+      </w:r>
+    </w:p>
+    <w:p>
+      <w:pPr/>
+      <w:r>
+        <w:rPr>
+          <w:lang w:val="pt_PT" w:bidi="pt_PT"/>
+        </w:rPr>
+      </w:r>
+      <w:r>
+        <w:rPr>
           <w:b/>
           <w:lang w:val="pt_PT" w:bidi="pt_PT"/>
         </w:rPr>
@@ -6237,6 +7049,20 @@
       </w:r>
       <w:r>
         <w:rPr>
+          <w:lang w:val="pt_PT" w:bidi="pt_PT"/>
+        </w:rPr>
+        <w:t>לָ֣⁠מָּה תִקְרֶ֤אנָה לִ⁠י֙ נָעֳמִ֔י</w:t>
+      </w:r>
+    </w:p>
+    <w:p>
+      <w:pPr/>
+      <w:r>
+        <w:rPr>
+          <w:lang w:val="pt_PT" w:bidi="pt_PT"/>
+        </w:rPr>
+      </w:r>
+      <w:r>
+        <w:rPr>
           <w:b/>
           <w:lang w:val="pt_PT" w:bidi="pt_PT"/>
         </w:rPr>
@@ -6320,6 +7146,20 @@
       </w:r>
       <w:r>
         <w:rPr>
+          <w:lang w:val="pt_PT" w:bidi="pt_PT"/>
+        </w:rPr>
+        <w:t>וַֽ⁠יהוָה֙ עָ֣נָה בִ֔⁠י וְ⁠שַׁדַּ֖י הֵ֥רַֽע לִֽ⁠י</w:t>
+      </w:r>
+    </w:p>
+    <w:p>
+      <w:pPr/>
+      <w:r>
+        <w:rPr>
+          <w:lang w:val="pt_PT" w:bidi="pt_PT"/>
+        </w:rPr>
+      </w:r>
+      <w:r>
+        <w:rPr>
           <w:b/>
           <w:lang w:val="pt_PT" w:bidi="pt_PT"/>
         </w:rPr>
@@ -6403,6 +7243,20 @@
       </w:r>
       <w:r>
         <w:rPr>
+          <w:lang w:val="pt_PT" w:bidi="pt_PT"/>
+        </w:rPr>
+        <w:t>עָ֣נָה בִ֔⁠י</w:t>
+      </w:r>
+    </w:p>
+    <w:p>
+      <w:pPr/>
+      <w:r>
+        <w:rPr>
+          <w:lang w:val="pt_PT" w:bidi="pt_PT"/>
+        </w:rPr>
+      </w:r>
+      <w:r>
+        <w:rPr>
           <w:b/>
           <w:lang w:val="pt_PT" w:bidi="pt_PT"/>
         </w:rPr>
@@ -6549,6 +7403,20 @@
       </w:r>
       <w:r>
         <w:rPr>
+          <w:lang w:val="pt_PT" w:bidi="pt_PT"/>
+        </w:rPr>
+        <w:t>וַ⁠תָּ֣שָׁב נָעֳמִ֗י וְ⁠ר֨וּת הַ⁠מּוֹאֲבִיָּ֤ה כַלָּתָ⁠הּ֙ עִמָּ֔⁠הּ הַ⁠שָּׁ֖בָה מִ⁠שְּׂדֵ֣י מוֹאָ֑ב</w:t>
+      </w:r>
+    </w:p>
+    <w:p>
+      <w:pPr/>
+      <w:r>
+        <w:rPr>
+          <w:lang w:val="pt_PT" w:bidi="pt_PT"/>
+        </w:rPr>
+      </w:r>
+      <w:r>
+        <w:rPr>
           <w:b/>
           <w:lang w:val="pt_PT" w:bidi="pt_PT"/>
         </w:rPr>
@@ -6632,6 +7500,20 @@
       </w:r>
       <w:r>
         <w:rPr>
+          <w:lang w:val="pt_PT" w:bidi="pt_PT"/>
+        </w:rPr>
+        <w:t>וְ⁠הֵ֗מָּה בָּ֚אוּ בֵּ֣ית לֶ֔חֶם בִּ⁠תְחִלַּ֖ת קְצִ֥יר שְׂעֹרִֽים</w:t>
+      </w:r>
+    </w:p>
+    <w:p>
+      <w:pPr/>
+      <w:r>
+        <w:rPr>
+          <w:lang w:val="pt_PT" w:bidi="pt_PT"/>
+        </w:rPr>
+      </w:r>
+      <w:r>
+        <w:rPr>
           <w:b/>
           <w:lang w:val="pt_PT" w:bidi="pt_PT"/>
         </w:rPr>
@@ -6715,6 +7597,20 @@
       </w:r>
       <w:r>
         <w:rPr>
+          <w:lang w:val="pt_PT" w:bidi="pt_PT"/>
+        </w:rPr>
+        <w:t>בִּ⁠תְחִלַּ֖ת קְצִ֥יר שְׂעֹרִֽים</w:t>
+      </w:r>
+    </w:p>
+    <w:p>
+      <w:pPr/>
+      <w:r>
+        <w:rPr>
+          <w:lang w:val="pt_PT" w:bidi="pt_PT"/>
+        </w:rPr>
+      </w:r>
+      <w:r>
+        <w:rPr>
           <w:b/>
           <w:lang w:val="pt_PT" w:bidi="pt_PT"/>
         </w:rPr>
@@ -6811,6 +7707,20 @@
       </w:r>
       <w:r>
         <w:rPr>
+          <w:lang w:val="pt_PT" w:bidi="pt_PT"/>
+        </w:rPr>
+        <w:t>וּֽ⁠לְ⁠נָעֳמִ֞י מוֹדַ֣ע לְ⁠אִישָׁ֗⁠הּ</w:t>
+      </w:r>
+    </w:p>
+    <w:p>
+      <w:pPr/>
+      <w:r>
+        <w:rPr>
+          <w:lang w:val="pt_PT" w:bidi="pt_PT"/>
+        </w:rPr>
+      </w:r>
+      <w:r>
+        <w:rPr>
           <w:b/>
           <w:lang w:val="pt_PT" w:bidi="pt_PT"/>
         </w:rPr>
@@ -6894,6 +7804,20 @@
       </w:r>
       <w:r>
         <w:rPr>
+          <w:lang w:val="pt_PT" w:bidi="pt_PT"/>
+        </w:rPr>
+        <w:t>וּֽ⁠לְ⁠נָעֳמִ֞י מוֹדַ֣ע לְ⁠אִישָׁ֗⁠הּ</w:t>
+      </w:r>
+    </w:p>
+    <w:p>
+      <w:pPr/>
+      <w:r>
+        <w:rPr>
+          <w:lang w:val="pt_PT" w:bidi="pt_PT"/>
+        </w:rPr>
+      </w:r>
+      <w:r>
+        <w:rPr>
           <w:b/>
           <w:lang w:val="pt_PT" w:bidi="pt_PT"/>
         </w:rPr>
@@ -6990,6 +7914,20 @@
       </w:r>
       <w:r>
         <w:rPr>
+          <w:lang w:val="pt_PT" w:bidi="pt_PT"/>
+        </w:rPr>
+        <w:t>אִ֚ישׁ גִּבּ֣וֹר חַ֔יִל</w:t>
+      </w:r>
+    </w:p>
+    <w:p>
+      <w:pPr/>
+      <w:r>
+        <w:rPr>
+          <w:lang w:val="pt_PT" w:bidi="pt_PT"/>
+        </w:rPr>
+      </w:r>
+      <w:r>
+        <w:rPr>
           <w:b/>
           <w:lang w:val="pt_PT" w:bidi="pt_PT"/>
         </w:rPr>
@@ -7086,6 +8024,20 @@
       </w:r>
       <w:r>
         <w:rPr>
+          <w:lang w:val="pt_PT" w:bidi="pt_PT"/>
+        </w:rPr>
+        <w:t>מִ⁠מִּשְׁפַּ֖חַת אֱלִימֶ֑לֶךְ</w:t>
+      </w:r>
+    </w:p>
+    <w:p>
+      <w:pPr/>
+      <w:r>
+        <w:rPr>
+          <w:lang w:val="pt_PT" w:bidi="pt_PT"/>
+        </w:rPr>
+      </w:r>
+      <w:r>
+        <w:rPr>
           <w:b/>
           <w:lang w:val="pt_PT" w:bidi="pt_PT"/>
         </w:rPr>
@@ -7169,6 +8121,20 @@
       </w:r>
       <w:r>
         <w:rPr>
+          <w:lang w:val="pt_PT" w:bidi="pt_PT"/>
+        </w:rPr>
+        <w:t>ר֨וּת הַ⁠מּוֹאֲבִיָּ֜ה</w:t>
+      </w:r>
+    </w:p>
+    <w:p>
+      <w:pPr/>
+      <w:r>
+        <w:rPr>
+          <w:lang w:val="pt_PT" w:bidi="pt_PT"/>
+        </w:rPr>
+      </w:r>
+      <w:r>
+        <w:rPr>
           <w:b/>
           <w:lang w:val="pt_PT" w:bidi="pt_PT"/>
         </w:rPr>
@@ -7315,6 +8281,20 @@
       </w:r>
       <w:r>
         <w:rPr>
+          <w:lang w:val="pt_PT" w:bidi="pt_PT"/>
+        </w:rPr>
+        <w:t>אֲשֶׁ֥ר אֶמְצָא־חֵ֖ן בְּ⁠עֵינָ֑י⁠ו</w:t>
+      </w:r>
+    </w:p>
+    <w:p>
+      <w:pPr/>
+      <w:r>
+        <w:rPr>
+          <w:lang w:val="pt_PT" w:bidi="pt_PT"/>
+        </w:rPr>
+      </w:r>
+      <w:r>
+        <w:rPr>
           <w:b/>
           <w:lang w:val="pt_PT" w:bidi="pt_PT"/>
         </w:rPr>
@@ -7398,6 +8378,20 @@
       </w:r>
       <w:r>
         <w:rPr>
+          <w:lang w:val="pt_PT" w:bidi="pt_PT"/>
+        </w:rPr>
+        <w:t>בִתִּֽ⁠י</w:t>
+      </w:r>
+    </w:p>
+    <w:p>
+      <w:pPr/>
+      <w:r>
+        <w:rPr>
+          <w:lang w:val="pt_PT" w:bidi="pt_PT"/>
+        </w:rPr>
+      </w:r>
+      <w:r>
+        <w:rPr>
           <w:b/>
           <w:lang w:val="pt_PT" w:bidi="pt_PT"/>
         </w:rPr>
@@ -7481,6 +8475,20 @@
       </w:r>
       <w:r>
         <w:rPr>
+          <w:lang w:val="pt_PT" w:bidi="pt_PT"/>
+        </w:rPr>
+        <w:t>וַ⁠יִּ֣קֶר מִקְרֶ֔⁠הָ</w:t>
+      </w:r>
+    </w:p>
+    <w:p>
+      <w:pPr/>
+      <w:r>
+        <w:rPr>
+          <w:lang w:val="pt_PT" w:bidi="pt_PT"/>
+        </w:rPr>
+      </w:r>
+      <w:r>
+        <w:rPr>
           <w:b/>
           <w:lang w:val="pt_PT" w:bidi="pt_PT"/>
         </w:rPr>
@@ -7577,6 +8585,20 @@
       </w:r>
       <w:r>
         <w:rPr>
+          <w:lang w:val="pt_PT" w:bidi="pt_PT"/>
+        </w:rPr>
+        <w:t>מִ⁠מִּשְׁפַּ֥חַת אֱלִימֶֽלֶךְ</w:t>
+      </w:r>
+    </w:p>
+    <w:p>
+      <w:pPr/>
+      <w:r>
+        <w:rPr>
+          <w:lang w:val="pt_PT" w:bidi="pt_PT"/>
+        </w:rPr>
+      </w:r>
+      <w:r>
+        <w:rPr>
           <w:b/>
           <w:lang w:val="pt_PT" w:bidi="pt_PT"/>
         </w:rPr>
@@ -7673,6 +8695,20 @@
       </w:r>
       <w:r>
         <w:rPr>
+          <w:lang w:val="pt_PT" w:bidi="pt_PT"/>
+        </w:rPr>
+        <w:t>וְ⁠הִנֵּה</w:t>
+      </w:r>
+    </w:p>
+    <w:p>
+      <w:pPr/>
+      <w:r>
+        <w:rPr>
+          <w:lang w:val="pt_PT" w:bidi="pt_PT"/>
+        </w:rPr>
+      </w:r>
+      <w:r>
+        <w:rPr>
           <w:b/>
           <w:lang w:val="pt_PT" w:bidi="pt_PT"/>
         </w:rPr>
@@ -7769,6 +8805,20 @@
       </w:r>
       <w:r>
         <w:rPr>
+          <w:lang w:val="pt_PT" w:bidi="pt_PT"/>
+        </w:rPr>
+        <w:t>בָּ֚א מִ⁠בֵּ֣ית לֶ֔חֶם</w:t>
+      </w:r>
+    </w:p>
+    <w:p>
+      <w:pPr/>
+      <w:r>
+        <w:rPr>
+          <w:lang w:val="pt_PT" w:bidi="pt_PT"/>
+        </w:rPr>
+      </w:r>
+      <w:r>
+        <w:rPr>
           <w:b/>
           <w:lang w:val="pt_PT" w:bidi="pt_PT"/>
         </w:rPr>
@@ -7852,6 +8902,20 @@
       </w:r>
       <w:r>
         <w:rPr>
+          <w:lang w:val="pt_PT" w:bidi="pt_PT"/>
+        </w:rPr>
+        <w:t>יְהוָ֣ה עִמָּ⁠כֶ֑ם</w:t>
+      </w:r>
+    </w:p>
+    <w:p>
+      <w:pPr/>
+      <w:r>
+        <w:rPr>
+          <w:lang w:val="pt_PT" w:bidi="pt_PT"/>
+        </w:rPr>
+      </w:r>
+      <w:r>
+        <w:rPr>
           <w:b/>
           <w:lang w:val="pt_PT" w:bidi="pt_PT"/>
         </w:rPr>
@@ -8101,6 +9165,20 @@
       </w:r>
       <w:r>
         <w:rPr>
+          <w:lang w:val="pt_PT" w:bidi="pt_PT"/>
+        </w:rPr>
+        <w:t>לְ⁠מִ֖י הַ⁠נַּעֲרָ֥ה הַ⁠זֹּֽאת</w:t>
+      </w:r>
+    </w:p>
+    <w:p>
+      <w:pPr/>
+      <w:r>
+        <w:rPr>
+          <w:lang w:val="pt_PT" w:bidi="pt_PT"/>
+        </w:rPr>
+      </w:r>
+      <w:r>
+        <w:rPr>
           <w:b/>
           <w:lang w:val="pt_PT" w:bidi="pt_PT"/>
         </w:rPr>
@@ -8184,6 +9262,20 @@
       </w:r>
       <w:r>
         <w:rPr>
+          <w:lang w:val="pt_PT" w:bidi="pt_PT"/>
+        </w:rPr>
+        <w:t>וַ⁠יַּ֗עַן &amp; וַ⁠יֹּאמַ֑ר</w:t>
+      </w:r>
+    </w:p>
+    <w:p>
+      <w:pPr/>
+      <w:r>
+        <w:rPr>
+          <w:lang w:val="pt_PT" w:bidi="pt_PT"/>
+        </w:rPr>
+      </w:r>
+      <w:r>
+        <w:rPr>
           <w:b/>
           <w:lang w:val="pt_PT" w:bidi="pt_PT"/>
         </w:rPr>
@@ -8267,6 +9359,20 @@
       </w:r>
       <w:r>
         <w:rPr>
+          <w:lang w:val="pt_PT" w:bidi="pt_PT"/>
+        </w:rPr>
+        <w:t>וַ⁠תֹּ֗אמֶר אֲלַקֳטָה־נָּא֙ וְ⁠אָסַפְתִּ֣י בָֽ⁠עֳמָרִ֔ים אַחֲרֵ֖י הַ⁠קּוֹצְרִ֑ים</w:t>
+      </w:r>
+    </w:p>
+    <w:p>
+      <w:pPr/>
+      <w:r>
+        <w:rPr>
+          <w:lang w:val="pt_PT" w:bidi="pt_PT"/>
+        </w:rPr>
+      </w:r>
+      <w:r>
+        <w:rPr>
           <w:b/>
           <w:lang w:val="pt_PT" w:bidi="pt_PT"/>
         </w:rPr>
@@ -8350,6 +9456,20 @@
       </w:r>
       <w:r>
         <w:rPr>
+          <w:lang w:val="pt_PT" w:bidi="pt_PT"/>
+        </w:rPr>
+        <w:t>אֲלַקֳטָה־נָּא֙ וְ⁠אָסַפְתִּ֣י</w:t>
+      </w:r>
+    </w:p>
+    <w:p>
+      <w:pPr/>
+      <w:r>
+        <w:rPr>
+          <w:lang w:val="pt_PT" w:bidi="pt_PT"/>
+        </w:rPr>
+      </w:r>
+      <w:r>
+        <w:rPr>
           <w:b/>
           <w:lang w:val="pt_PT" w:bidi="pt_PT"/>
         </w:rPr>
@@ -8509,6 +9629,20 @@
       </w:r>
       <w:r>
         <w:rPr>
+          <w:lang w:val="pt_PT" w:bidi="pt_PT"/>
+        </w:rPr>
+        <w:t>הֲ⁠ל֧וֹא שָׁמַ֣עַתְּ בִּתִּ֗⁠י</w:t>
+      </w:r>
+    </w:p>
+    <w:p>
+      <w:pPr/>
+      <w:r>
+        <w:rPr>
+          <w:lang w:val="pt_PT" w:bidi="pt_PT"/>
+        </w:rPr>
+      </w:r>
+      <w:r>
+        <w:rPr>
           <w:b/>
           <w:lang w:val="pt_PT" w:bidi="pt_PT"/>
         </w:rPr>
@@ -8592,6 +9726,20 @@
       </w:r>
       <w:r>
         <w:rPr>
+          <w:lang w:val="pt_PT" w:bidi="pt_PT"/>
+        </w:rPr>
+        <w:t>בִּתִּ֗⁠י</w:t>
+      </w:r>
+    </w:p>
+    <w:p>
+      <w:pPr/>
+      <w:r>
+        <w:rPr>
+          <w:lang w:val="pt_PT" w:bidi="pt_PT"/>
+        </w:rPr>
+      </w:r>
+      <w:r>
+        <w:rPr>
           <w:b/>
           <w:lang w:val="pt_PT" w:bidi="pt_PT"/>
         </w:rPr>
@@ -8688,6 +9836,20 @@
       </w:r>
       <w:r>
         <w:rPr>
+          <w:lang w:val="pt_PT" w:bidi="pt_PT"/>
+        </w:rPr>
+        <w:t>עֵינַ֜יִ⁠ךְ בַּ⁠שָּׂדֶ֤ה</w:t>
+      </w:r>
+    </w:p>
+    <w:p>
+      <w:pPr/>
+      <w:r>
+        <w:rPr>
+          <w:lang w:val="pt_PT" w:bidi="pt_PT"/>
+        </w:rPr>
+      </w:r>
+      <w:r>
+        <w:rPr>
           <w:b/>
           <w:lang w:val="pt_PT" w:bidi="pt_PT"/>
         </w:rPr>
@@ -8771,6 +9933,20 @@
       </w:r>
       <w:r>
         <w:rPr>
+          <w:lang w:val="pt_PT" w:bidi="pt_PT"/>
+        </w:rPr>
+        <w:t>אַחֲרֵי⁠הֶ֔ן</w:t>
+      </w:r>
+    </w:p>
+    <w:p>
+      <w:pPr/>
+      <w:r>
+        <w:rPr>
+          <w:lang w:val="pt_PT" w:bidi="pt_PT"/>
+        </w:rPr>
+      </w:r>
+      <w:r>
+        <w:rPr>
           <w:b/>
           <w:lang w:val="pt_PT" w:bidi="pt_PT"/>
         </w:rPr>
@@ -8867,6 +10043,20 @@
       </w:r>
       <w:r>
         <w:rPr>
+          <w:lang w:val="pt_PT" w:bidi="pt_PT"/>
+        </w:rPr>
+        <w:t>הֲ⁠ל֥וֹא צִוִּ֛יתִי אֶת־הַ⁠נְּעָרִ֖ים לְ⁠בִלְתִּ֣י נָגְעֵ֑⁠ךְ</w:t>
+      </w:r>
+    </w:p>
+    <w:p>
+      <w:pPr/>
+      <w:r>
+        <w:rPr>
+          <w:lang w:val="pt_PT" w:bidi="pt_PT"/>
+        </w:rPr>
+      </w:r>
+      <w:r>
+        <w:rPr>
           <w:b/>
           <w:lang w:val="pt_PT" w:bidi="pt_PT"/>
         </w:rPr>
@@ -8950,6 +10140,20 @@
       </w:r>
       <w:r>
         <w:rPr>
+          <w:lang w:val="pt_PT" w:bidi="pt_PT"/>
+        </w:rPr>
+        <w:t>אֶת־הַ⁠נְּעָרִ֖ים</w:t>
+      </w:r>
+    </w:p>
+    <w:p>
+      <w:pPr/>
+      <w:r>
+        <w:rPr>
+          <w:lang w:val="pt_PT" w:bidi="pt_PT"/>
+        </w:rPr>
+      </w:r>
+      <w:r>
+        <w:rPr>
           <w:b/>
           <w:lang w:val="pt_PT" w:bidi="pt_PT"/>
         </w:rPr>
@@ -9033,6 +10237,20 @@
       </w:r>
       <w:r>
         <w:rPr>
+          <w:lang w:val="pt_PT" w:bidi="pt_PT"/>
+        </w:rPr>
+        <w:t>לְ⁠בִלְתִּ֣י נָגְעֵ֑⁠ךְ</w:t>
+      </w:r>
+    </w:p>
+    <w:p>
+      <w:pPr/>
+      <w:r>
+        <w:rPr>
+          <w:lang w:val="pt_PT" w:bidi="pt_PT"/>
+        </w:rPr>
+      </w:r>
+      <w:r>
+        <w:rPr>
           <w:b/>
           <w:lang w:val="pt_PT" w:bidi="pt_PT"/>
         </w:rPr>
@@ -9179,6 +10397,20 @@
       </w:r>
       <w:r>
         <w:rPr>
+          <w:lang w:val="pt_PT" w:bidi="pt_PT"/>
+        </w:rPr>
+        <w:t>וַ⁠תִּפֹּל֙ עַל־פָּנֶ֔י⁠הָ וַ⁠תִּשְׁתַּ֖חוּ אָ֑רְצָ⁠ה</w:t>
+      </w:r>
+    </w:p>
+    <w:p>
+      <w:pPr/>
+      <w:r>
+        <w:rPr>
+          <w:lang w:val="pt_PT" w:bidi="pt_PT"/>
+        </w:rPr>
+      </w:r>
+      <w:r>
+        <w:rPr>
           <w:b/>
           <w:lang w:val="pt_PT" w:bidi="pt_PT"/>
         </w:rPr>
@@ -9262,6 +10494,20 @@
       </w:r>
       <w:r>
         <w:rPr>
+          <w:lang w:val="pt_PT" w:bidi="pt_PT"/>
+        </w:rPr>
+        <w:t>וַ⁠תִּפֹּל֙ עַל־פָּנֶ֔י⁠הָ וַ⁠תִּשְׁתַּ֖חוּ אָ֑רְצָ⁠ה</w:t>
+      </w:r>
+    </w:p>
+    <w:p>
+      <w:pPr/>
+      <w:r>
+        <w:rPr>
+          <w:lang w:val="pt_PT" w:bidi="pt_PT"/>
+        </w:rPr>
+      </w:r>
+      <w:r>
+        <w:rPr>
           <w:b/>
           <w:lang w:val="pt_PT" w:bidi="pt_PT"/>
         </w:rPr>
@@ -9345,6 +10591,20 @@
       </w:r>
       <w:r>
         <w:rPr>
+          <w:lang w:val="pt_PT" w:bidi="pt_PT"/>
+        </w:rPr>
+        <w:t>וַ⁠תִּפֹּל֙ עַל־פָּנֶ֔י⁠הָ וַ⁠תִּשְׁתַּ֖חוּ אָ֑רְצָ⁠ה</w:t>
+      </w:r>
+    </w:p>
+    <w:p>
+      <w:pPr/>
+      <w:r>
+        <w:rPr>
+          <w:lang w:val="pt_PT" w:bidi="pt_PT"/>
+        </w:rPr>
+      </w:r>
+      <w:r>
+        <w:rPr>
           <w:b/>
           <w:lang w:val="pt_PT" w:bidi="pt_PT"/>
         </w:rPr>
@@ -9428,6 +10688,20 @@
       </w:r>
       <w:r>
         <w:rPr>
+          <w:lang w:val="pt_PT" w:bidi="pt_PT"/>
+        </w:rPr>
+        <w:t>מַדּוּעַ֩ מָצָ֨אתִי חֵ֤ן בְּ⁠עֵינֶ֨י⁠ךָ֙ לְ⁠הַכִּירֵ֔⁠נִי וְ⁠אָּנֹכִ֖י נָכְרִיָּֽה</w:t>
+      </w:r>
+    </w:p>
+    <w:p>
+      <w:pPr/>
+      <w:r>
+        <w:rPr>
+          <w:lang w:val="pt_PT" w:bidi="pt_PT"/>
+        </w:rPr>
+      </w:r>
+      <w:r>
+        <w:rPr>
           <w:b/>
           <w:lang w:val="pt_PT" w:bidi="pt_PT"/>
         </w:rPr>
@@ -9511,6 +10785,20 @@
       </w:r>
       <w:r>
         <w:rPr>
+          <w:lang w:val="pt_PT" w:bidi="pt_PT"/>
+        </w:rPr>
+        <w:t>מָצָ֨אתִי חֵ֤ן בְּ⁠עֵינֶ֨י⁠ךָ֙</w:t>
+      </w:r>
+    </w:p>
+    <w:p>
+      <w:pPr/>
+      <w:r>
+        <w:rPr>
+          <w:lang w:val="pt_PT" w:bidi="pt_PT"/>
+        </w:rPr>
+      </w:r>
+      <w:r>
+        <w:rPr>
           <w:b/>
           <w:lang w:val="pt_PT" w:bidi="pt_PT"/>
         </w:rPr>
@@ -9703,6 +10991,20 @@
       </w:r>
       <w:r>
         <w:rPr>
+          <w:lang w:val="pt_PT" w:bidi="pt_PT"/>
+        </w:rPr>
+        <w:t>הֻגֵּ֨ד הֻגַּ֜ד</w:t>
+      </w:r>
+    </w:p>
+    <w:p>
+      <w:pPr/>
+      <w:r>
+        <w:rPr>
+          <w:lang w:val="pt_PT" w:bidi="pt_PT"/>
+        </w:rPr>
+      </w:r>
+      <w:r>
+        <w:rPr>
           <w:b/>
           <w:lang w:val="pt_PT" w:bidi="pt_PT"/>
         </w:rPr>
@@ -9799,6 +11101,20 @@
       </w:r>
       <w:r>
         <w:rPr>
+          <w:lang w:val="pt_PT" w:bidi="pt_PT"/>
+        </w:rPr>
+        <w:t>הֻגֵּ֨ד הֻגַּ֜ד לִ֗⁠י</w:t>
+      </w:r>
+    </w:p>
+    <w:p>
+      <w:pPr/>
+      <w:r>
+        <w:rPr>
+          <w:lang w:val="pt_PT" w:bidi="pt_PT"/>
+        </w:rPr>
+      </w:r>
+      <w:r>
+        <w:rPr>
           <w:b/>
           <w:lang w:val="pt_PT" w:bidi="pt_PT"/>
         </w:rPr>
@@ -9882,6 +11198,20 @@
       </w:r>
       <w:r>
         <w:rPr>
+          <w:lang w:val="pt_PT" w:bidi="pt_PT"/>
+        </w:rPr>
+        <w:t>וַ⁠תֵּ֣לְכִ֔י אֶל־עַ֕ם</w:t>
+      </w:r>
+    </w:p>
+    <w:p>
+      <w:pPr/>
+      <w:r>
+        <w:rPr>
+          <w:lang w:val="pt_PT" w:bidi="pt_PT"/>
+        </w:rPr>
+      </w:r>
+      <w:r>
+        <w:rPr>
           <w:b/>
           <w:lang w:val="pt_PT" w:bidi="pt_PT"/>
         </w:rPr>
@@ -9978,6 +11308,20 @@
       </w:r>
       <w:r>
         <w:rPr>
+          <w:lang w:val="pt_PT" w:bidi="pt_PT"/>
+        </w:rPr>
+        <w:t>תְּמ֥וֹל שִׁלְשֽׁוֹם</w:t>
+      </w:r>
+    </w:p>
+    <w:p>
+      <w:pPr/>
+      <w:r>
+        <w:rPr>
+          <w:lang w:val="pt_PT" w:bidi="pt_PT"/>
+        </w:rPr>
+      </w:r>
+      <w:r>
+        <w:rPr>
           <w:b/>
           <w:lang w:val="pt_PT" w:bidi="pt_PT"/>
         </w:rPr>
@@ -10061,6 +11405,20 @@
       </w:r>
       <w:r>
         <w:rPr>
+          <w:lang w:val="pt_PT" w:bidi="pt_PT"/>
+        </w:rPr>
+        <w:t>פָּעֳלֵ֑⁠ךְ</w:t>
+      </w:r>
+    </w:p>
+    <w:p>
+      <w:pPr/>
+      <w:r>
+        <w:rPr>
+          <w:lang w:val="pt_PT" w:bidi="pt_PT"/>
+        </w:rPr>
+      </w:r>
+      <w:r>
+        <w:rPr>
           <w:b/>
           <w:lang w:val="pt_PT" w:bidi="pt_PT"/>
         </w:rPr>
@@ -10144,6 +11502,20 @@
       </w:r>
       <w:r>
         <w:rPr>
+          <w:lang w:val="pt_PT" w:bidi="pt_PT"/>
+        </w:rPr>
+        <w:t>וּ⁠תְהִ֨י מַשְׂכֻּרְתֵּ֜⁠ךְ שְׁלֵמָ֗ה מֵ⁠עִ֤ם יְהוָה֙</w:t>
+      </w:r>
+    </w:p>
+    <w:p>
+      <w:pPr/>
+      <w:r>
+        <w:rPr>
+          <w:lang w:val="pt_PT" w:bidi="pt_PT"/>
+        </w:rPr>
+      </w:r>
+      <w:r>
+        <w:rPr>
           <w:b/>
           <w:lang w:val="pt_PT" w:bidi="pt_PT"/>
         </w:rPr>
@@ -10227,6 +11599,20 @@
       </w:r>
       <w:r>
         <w:rPr>
+          <w:lang w:val="pt_PT" w:bidi="pt_PT"/>
+        </w:rPr>
+        <w:t>אֲשֶׁר־בָּ֖את לַ⁠חֲס֥וֹת תַּֽחַת־כְּנָפָֽי⁠ו</w:t>
+      </w:r>
+    </w:p>
+    <w:p>
+      <w:pPr/>
+      <w:r>
+        <w:rPr>
+          <w:lang w:val="pt_PT" w:bidi="pt_PT"/>
+        </w:rPr>
+      </w:r>
+      <w:r>
+        <w:rPr>
           <w:b/>
           <w:lang w:val="pt_PT" w:bidi="pt_PT"/>
         </w:rPr>
@@ -10310,6 +11696,20 @@
       </w:r>
       <w:r>
         <w:rPr>
+          <w:lang w:val="pt_PT" w:bidi="pt_PT"/>
+        </w:rPr>
+        <w:t>אֶמְצָא־חֵ֨ן בְּ⁠עֵינֶ֤י⁠ךָ</w:t>
+      </w:r>
+    </w:p>
+    <w:p>
+      <w:pPr/>
+      <w:r>
+        <w:rPr>
+          <w:lang w:val="pt_PT" w:bidi="pt_PT"/>
+        </w:rPr>
+      </w:r>
+      <w:r>
+        <w:rPr>
           <w:b/>
           <w:lang w:val="pt_PT" w:bidi="pt_PT"/>
         </w:rPr>
@@ -10393,6 +11793,20 @@
       </w:r>
       <w:r>
         <w:rPr>
+          <w:lang w:val="pt_PT" w:bidi="pt_PT"/>
+        </w:rPr>
+        <w:t>אֲדֹנִ⁠י֙</w:t>
+      </w:r>
+    </w:p>
+    <w:p>
+      <w:pPr/>
+      <w:r>
+        <w:rPr>
+          <w:lang w:val="pt_PT" w:bidi="pt_PT"/>
+        </w:rPr>
+      </w:r>
+      <w:r>
+        <w:rPr>
           <w:b/>
           <w:lang w:val="pt_PT" w:bidi="pt_PT"/>
         </w:rPr>
@@ -10489,6 +11903,20 @@
       </w:r>
       <w:r>
         <w:rPr>
+          <w:lang w:val="pt_PT" w:bidi="pt_PT"/>
+        </w:rPr>
+        <w:t>עַל־לֵ֣ב שִׁפְחָתֶ֑⁠ךָ</w:t>
+      </w:r>
+    </w:p>
+    <w:p>
+      <w:pPr/>
+      <w:r>
+        <w:rPr>
+          <w:lang w:val="pt_PT" w:bidi="pt_PT"/>
+        </w:rPr>
+      </w:r>
+      <w:r>
+        <w:rPr>
           <w:b/>
           <w:lang w:val="pt_PT" w:bidi="pt_PT"/>
         </w:rPr>
@@ -10586,6 +12014,20 @@
       </w:r>
       <w:r>
         <w:rPr>
+          <w:lang w:val="pt_PT" w:bidi="pt_PT"/>
+        </w:rPr>
+        <w:t>עַל־לֵ֣ב</w:t>
+      </w:r>
+    </w:p>
+    <w:p>
+      <w:pPr/>
+      <w:r>
+        <w:rPr>
+          <w:lang w:val="pt_PT" w:bidi="pt_PT"/>
+        </w:rPr>
+      </w:r>
+      <w:r>
+        <w:rPr>
           <w:b/>
           <w:lang w:val="pt_PT" w:bidi="pt_PT"/>
         </w:rPr>
@@ -10696,6 +12138,20 @@
       </w:r>
       <w:r>
         <w:rPr>
+          <w:lang w:val="pt_PT" w:bidi="pt_PT"/>
+        </w:rPr>
+        <w:t>שִׁפְחָתֶ֑⁠ךָ</w:t>
+      </w:r>
+    </w:p>
+    <w:p>
+      <w:pPr/>
+      <w:r>
+        <w:rPr>
+          <w:lang w:val="pt_PT" w:bidi="pt_PT"/>
+        </w:rPr>
+      </w:r>
+      <w:r>
+        <w:rPr>
           <w:b/>
           <w:lang w:val="pt_PT" w:bidi="pt_PT"/>
         </w:rPr>
@@ -10792,6 +12248,20 @@
       </w:r>
       <w:r>
         <w:rPr>
+          <w:lang w:val="pt_PT" w:bidi="pt_PT"/>
+        </w:rPr>
+        <w:t>וְ⁠אָנֹכִי֙ לֹ֣א אֶֽהְיֶ֔ה כְּ⁠אַחַ֖ת שִׁפְחֹתֶֽי⁠ךָ</w:t>
+      </w:r>
+    </w:p>
+    <w:p>
+      <w:pPr/>
+      <w:r>
+        <w:rPr>
+          <w:lang w:val="pt_PT" w:bidi="pt_PT"/>
+        </w:rPr>
+      </w:r>
+      <w:r>
+        <w:rPr>
           <w:b/>
           <w:lang w:val="pt_PT" w:bidi="pt_PT"/>
         </w:rPr>
@@ -10952,6 +12422,20 @@
       </w:r>
       <w:r>
         <w:rPr>
+          <w:lang w:val="pt_PT" w:bidi="pt_PT"/>
+        </w:rPr>
+        <w:t>גֹּ֤שִֽׁי הֲלֹם֙ וְ⁠אָכַ֣לְתְּ מִן־הַ⁠לֶּ֔חֶם וְ⁠טָבַ֥לְתְּ פִּתֵּ֖⁠ךְ בַּ⁠חֹ֑מֶץ</w:t>
+      </w:r>
+    </w:p>
+    <w:p>
+      <w:pPr/>
+      <w:r>
+        <w:rPr>
+          <w:lang w:val="pt_PT" w:bidi="pt_PT"/>
+        </w:rPr>
+      </w:r>
+      <w:r>
+        <w:rPr>
           <w:b/>
           <w:lang w:val="pt_PT" w:bidi="pt_PT"/>
         </w:rPr>
@@ -11049,6 +12533,20 @@
       </w:r>
       <w:r>
         <w:rPr>
+          <w:lang w:val="pt_PT" w:bidi="pt_PT"/>
+        </w:rPr>
+        <w:t>וְ⁠אָכַ֣לְתְּ מִן־הַ⁠לֶּ֔חֶם וְ⁠טָבַ֥לְתְּ פִּתֵּ֖⁠ךְ בַּ⁠חֹ֑מֶץ</w:t>
+      </w:r>
+    </w:p>
+    <w:p>
+      <w:pPr/>
+      <w:r>
+        <w:rPr>
+          <w:lang w:val="pt_PT" w:bidi="pt_PT"/>
+        </w:rPr>
+      </w:r>
+      <w:r>
+        <w:rPr>
           <w:b/>
           <w:lang w:val="pt_PT" w:bidi="pt_PT"/>
         </w:rPr>
@@ -11146,6 +12644,20 @@
       </w:r>
       <w:r>
         <w:rPr>
+          <w:lang w:val="pt_PT" w:bidi="pt_PT"/>
+        </w:rPr>
+        <w:t>וְ⁠טָבַ֥לְתְּ פִּתֵּ֖⁠ךְ בַּ⁠חֹ֑מֶץ</w:t>
+      </w:r>
+    </w:p>
+    <w:p>
+      <w:pPr/>
+      <w:r>
+        <w:rPr>
+          <w:lang w:val="pt_PT" w:bidi="pt_PT"/>
+        </w:rPr>
+      </w:r>
+      <w:r>
+        <w:rPr>
           <w:b/>
           <w:lang w:val="pt_PT" w:bidi="pt_PT"/>
         </w:rPr>
@@ -11223,6 +12735,20 @@
       </w:r>
       <w:r>
         <w:rPr>
+          <w:lang w:val="pt_PT" w:bidi="pt_PT"/>
+        </w:rPr>
+        <w:t>וַ⁠יְצַו֩ בֹּ֨עַז אֶת־נְעָרָ֜י⁠ו</w:t>
+      </w:r>
+    </w:p>
+    <w:p>
+      <w:pPr/>
+      <w:r>
+        <w:rPr>
+          <w:lang w:val="pt_PT" w:bidi="pt_PT"/>
+        </w:rPr>
+      </w:r>
+      <w:r>
+        <w:rPr>
           <w:b/>
           <w:lang w:val="pt_PT" w:bidi="pt_PT"/>
         </w:rPr>
@@ -11320,6 +12846,20 @@
       </w:r>
       <w:r>
         <w:rPr>
+          <w:lang w:val="pt_PT" w:bidi="pt_PT"/>
+        </w:rPr>
+        <w:t>גַּ֣ם בֵּ֧ין הָֽ⁠עֳמָרִ֛ים</w:t>
+      </w:r>
+    </w:p>
+    <w:p>
+      <w:pPr/>
+      <w:r>
+        <w:rPr>
+          <w:lang w:val="pt_PT" w:bidi="pt_PT"/>
+        </w:rPr>
+      </w:r>
+      <w:r>
+        <w:rPr>
           <w:b/>
           <w:lang w:val="pt_PT" w:bidi="pt_PT"/>
         </w:rPr>
@@ -11396,6 +12936,20 @@
       </w:r>
       <w:r>
         <w:rPr>
+          <w:lang w:val="pt_PT" w:bidi="pt_PT"/>
+        </w:rPr>
+        <w:t>וְ⁠לֹ֥א תַכְלִימֽוּ⁠הָ</w:t>
+      </w:r>
+    </w:p>
+    <w:p>
+      <w:pPr/>
+      <w:r>
+        <w:rPr>
+          <w:lang w:val="pt_PT" w:bidi="pt_PT"/>
+        </w:rPr>
+      </w:r>
+      <w:r>
+        <w:rPr>
           <w:b/>
           <w:lang w:val="pt_PT" w:bidi="pt_PT"/>
         </w:rPr>
@@ -11493,6 +13047,20 @@
       </w:r>
       <w:r>
         <w:rPr>
+          <w:lang w:val="pt_PT" w:bidi="pt_PT"/>
+        </w:rPr>
+        <w:t>וְ⁠גַ֛ם</w:t>
+      </w:r>
+    </w:p>
+    <w:p>
+      <w:pPr/>
+      <w:r>
+        <w:rPr>
+          <w:lang w:val="pt_PT" w:bidi="pt_PT"/>
+        </w:rPr>
+      </w:r>
+      <w:r>
+        <w:rPr>
           <w:b/>
           <w:lang w:val="pt_PT" w:bidi="pt_PT"/>
         </w:rPr>
@@ -11619,6 +13187,20 @@
       </w:r>
       <w:r>
         <w:rPr>
+          <w:lang w:val="pt_PT" w:bidi="pt_PT"/>
+        </w:rPr>
+        <w:t>וַ⁠תַּחְבֹּט֙</w:t>
+      </w:r>
+    </w:p>
+    <w:p>
+      <w:pPr/>
+      <w:r>
+        <w:rPr>
+          <w:lang w:val="pt_PT" w:bidi="pt_PT"/>
+        </w:rPr>
+      </w:r>
+      <w:r>
+        <w:rPr>
           <w:b/>
           <w:lang w:val="pt_PT" w:bidi="pt_PT"/>
         </w:rPr>
@@ -11696,6 +13278,20 @@
       </w:r>
       <w:r>
         <w:rPr>
+          <w:lang w:val="pt_PT" w:bidi="pt_PT"/>
+        </w:rPr>
+        <w:t>כְּ⁠אֵיפָ֥ה</w:t>
+      </w:r>
+    </w:p>
+    <w:p>
+      <w:pPr/>
+      <w:r>
+        <w:rPr>
+          <w:lang w:val="pt_PT" w:bidi="pt_PT"/>
+        </w:rPr>
+      </w:r>
+      <w:r>
+        <w:rPr>
           <w:b/>
           <w:lang w:val="pt_PT" w:bidi="pt_PT"/>
         </w:rPr>
@@ -11793,6 +13389,20 @@
       </w:r>
       <w:r>
         <w:rPr>
+          <w:lang w:val="pt_PT" w:bidi="pt_PT"/>
+        </w:rPr>
+        <w:t>וַ⁠תִּשָּׂא֙ וַ⁠תָּב֣וֹא הָ⁠עִ֔יר</w:t>
+      </w:r>
+    </w:p>
+    <w:p>
+      <w:pPr/>
+      <w:r>
+        <w:rPr>
+          <w:lang w:val="pt_PT" w:bidi="pt_PT"/>
+        </w:rPr>
+      </w:r>
+      <w:r>
+        <w:rPr>
           <w:b/>
           <w:lang w:val="pt_PT" w:bidi="pt_PT"/>
         </w:rPr>
@@ -11890,6 +13500,20 @@
       </w:r>
       <w:r>
         <w:rPr>
+          <w:lang w:val="pt_PT" w:bidi="pt_PT"/>
+        </w:rPr>
+        <w:t>אֵיפֹ֨ה לִקַּ֤טְתְּ הַ⁠יּוֹם֙ וְ⁠אָ֣נָה עָשִׂ֔ית</w:t>
+      </w:r>
+    </w:p>
+    <w:p>
+      <w:pPr/>
+      <w:r>
+        <w:rPr>
+          <w:lang w:val="pt_PT" w:bidi="pt_PT"/>
+        </w:rPr>
+      </w:r>
+      <w:r>
+        <w:rPr>
           <w:b/>
           <w:lang w:val="pt_PT" w:bidi="pt_PT"/>
         </w:rPr>
@@ -11987,6 +13611,20 @@
       </w:r>
       <w:r>
         <w:rPr>
+          <w:lang w:val="pt_PT" w:bidi="pt_PT"/>
+        </w:rPr>
+        <w:t>יְהִ֥י מַכִּירֵ֖⁠ךְ בָּר֑וּךְ</w:t>
+      </w:r>
+    </w:p>
+    <w:p>
+      <w:pPr/>
+      <w:r>
+        <w:rPr>
+          <w:lang w:val="pt_PT" w:bidi="pt_PT"/>
+        </w:rPr>
+      </w:r>
+      <w:r>
+        <w:rPr>
           <w:b/>
           <w:lang w:val="pt_PT" w:bidi="pt_PT"/>
         </w:rPr>
@@ -12084,6 +13722,20 @@
       </w:r>
       <w:r>
         <w:rPr>
+          <w:lang w:val="pt_PT" w:bidi="pt_PT"/>
+        </w:rPr>
+        <w:t>יְהִ֥י מַכִּירֵ֖⁠ךְ בָּר֑וּךְ</w:t>
+      </w:r>
+    </w:p>
+    <w:p>
+      <w:pPr/>
+      <w:r>
+        <w:rPr>
+          <w:lang w:val="pt_PT" w:bidi="pt_PT"/>
+        </w:rPr>
+      </w:r>
+      <w:r>
+        <w:rPr>
           <w:b/>
           <w:lang w:val="pt_PT" w:bidi="pt_PT"/>
         </w:rPr>
@@ -12181,6 +13833,20 @@
       </w:r>
       <w:r>
         <w:rPr>
+          <w:lang w:val="pt_PT" w:bidi="pt_PT"/>
+        </w:rPr>
+        <w:t>מַכִּירֵ֖⁠ךְ</w:t>
+      </w:r>
+    </w:p>
+    <w:p>
+      <w:pPr/>
+      <w:r>
+        <w:rPr>
+          <w:lang w:val="pt_PT" w:bidi="pt_PT"/>
+        </w:rPr>
+      </w:r>
+      <w:r>
+        <w:rPr>
           <w:b/>
           <w:lang w:val="pt_PT" w:bidi="pt_PT"/>
         </w:rPr>
@@ -12278,6 +13944,20 @@
       </w:r>
       <w:r>
         <w:rPr>
+          <w:lang w:val="pt_PT" w:bidi="pt_PT"/>
+        </w:rPr>
+        <w:t>וַ⁠תַּגֵּ֣ד לַ⁠חֲמוֹתָ֗⁠הּ אֵ֤ת אֲשֶׁר־עָשְׂתָה֙ עִמּ֔⁠וֹ וַ⁠תֹּ֗אמֶר שֵׁ֤ם הָ⁠אִישׁ֙ אֲשֶׁ֨ר עָשִׂ֧יתִי עִמּ֛⁠וֹ הַ⁠יּ֖וֹם בֹּֽעַז</w:t>
+      </w:r>
+    </w:p>
+    <w:p>
+      <w:pPr/>
+      <w:r>
+        <w:rPr>
+          <w:lang w:val="pt_PT" w:bidi="pt_PT"/>
+        </w:rPr>
+      </w:r>
+      <w:r>
+        <w:rPr>
           <w:b/>
           <w:lang w:val="pt_PT" w:bidi="pt_PT"/>
         </w:rPr>
@@ -12375,6 +14055,20 @@
       </w:r>
       <w:r>
         <w:rPr>
+          <w:lang w:val="pt_PT" w:bidi="pt_PT"/>
+        </w:rPr>
+        <w:t>בָּר֥וּךְ הוּא֙ לַ⁠יהוָ֔ה</w:t>
+      </w:r>
+    </w:p>
+    <w:p>
+      <w:pPr/>
+      <w:r>
+        <w:rPr>
+          <w:lang w:val="pt_PT" w:bidi="pt_PT"/>
+        </w:rPr>
+      </w:r>
+      <w:r>
+        <w:rPr>
           <w:b/>
           <w:lang w:val="pt_PT" w:bidi="pt_PT"/>
         </w:rPr>
@@ -12472,6 +14166,20 @@
       </w:r>
       <w:r>
         <w:rPr>
+          <w:lang w:val="pt_PT" w:bidi="pt_PT"/>
+        </w:rPr>
+        <w:t>בָּר֥וּךְ הוּא֙ לַ⁠יהוָ֔ה</w:t>
+      </w:r>
+    </w:p>
+    <w:p>
+      <w:pPr/>
+      <w:r>
+        <w:rPr>
+          <w:lang w:val="pt_PT" w:bidi="pt_PT"/>
+        </w:rPr>
+      </w:r>
+      <w:r>
+        <w:rPr>
           <w:b/>
           <w:lang w:val="pt_PT" w:bidi="pt_PT"/>
         </w:rPr>
@@ -12569,6 +14277,20 @@
       </w:r>
       <w:r>
         <w:rPr>
+          <w:lang w:val="pt_PT" w:bidi="pt_PT"/>
+        </w:rPr>
+        <w:t>אֲשֶׁר֙ לֹא־עָזַ֣ב</w:t>
+      </w:r>
+    </w:p>
+    <w:p>
+      <w:pPr/>
+      <w:r>
+        <w:rPr>
+          <w:lang w:val="pt_PT" w:bidi="pt_PT"/>
+        </w:rPr>
+      </w:r>
+      <w:r>
+        <w:rPr>
           <w:b/>
           <w:lang w:val="pt_PT" w:bidi="pt_PT"/>
         </w:rPr>
@@ -12652,6 +14374,20 @@
       </w:r>
       <w:r>
         <w:rPr>
+          <w:lang w:val="pt_PT" w:bidi="pt_PT"/>
+        </w:rPr>
+        <w:t>אֲשֶׁר֙ לֹא־עָזַ֣ב</w:t>
+      </w:r>
+    </w:p>
+    <w:p>
+      <w:pPr/>
+      <w:r>
+        <w:rPr>
+          <w:lang w:val="pt_PT" w:bidi="pt_PT"/>
+        </w:rPr>
+      </w:r>
+      <w:r>
+        <w:rPr>
           <w:b/>
           <w:lang w:val="pt_PT" w:bidi="pt_PT"/>
         </w:rPr>
@@ -12748,6 +14484,20 @@
       </w:r>
       <w:r>
         <w:rPr>
+          <w:lang w:val="pt_PT" w:bidi="pt_PT"/>
+        </w:rPr>
+        <w:t>אֶת־הַ⁠חַיִּ֖ים</w:t>
+      </w:r>
+    </w:p>
+    <w:p>
+      <w:pPr/>
+      <w:r>
+        <w:rPr>
+          <w:lang w:val="pt_PT" w:bidi="pt_PT"/>
+        </w:rPr>
+      </w:r>
+      <w:r>
+        <w:rPr>
           <w:b/>
           <w:lang w:val="pt_PT" w:bidi="pt_PT"/>
         </w:rPr>
@@ -12844,6 +14594,20 @@
       </w:r>
       <w:r>
         <w:rPr>
+          <w:lang w:val="pt_PT" w:bidi="pt_PT"/>
+        </w:rPr>
+        <w:t>וְ⁠אֶת־הַ⁠מֵּתִ֑ים</w:t>
+      </w:r>
+    </w:p>
+    <w:p>
+      <w:pPr/>
+      <w:r>
+        <w:rPr>
+          <w:lang w:val="pt_PT" w:bidi="pt_PT"/>
+        </w:rPr>
+      </w:r>
+      <w:r>
+        <w:rPr>
           <w:b/>
           <w:lang w:val="pt_PT" w:bidi="pt_PT"/>
         </w:rPr>
@@ -12940,6 +14704,20 @@
       </w:r>
       <w:r>
         <w:rPr>
+          <w:lang w:val="pt_PT" w:bidi="pt_PT"/>
+        </w:rPr>
+        <w:t>קָר֥וֹב לָ֨⁠נוּ֙ הָ⁠אִ֔ישׁ מִֽ⁠גֹּאֲלֵ֖⁠נוּ הֽוּא</w:t>
+      </w:r>
+    </w:p>
+    <w:p>
+      <w:pPr/>
+      <w:r>
+        <w:rPr>
+          <w:lang w:val="pt_PT" w:bidi="pt_PT"/>
+        </w:rPr>
+      </w:r>
+      <w:r>
+        <w:rPr>
           <w:b/>
           <w:lang w:val="pt_PT" w:bidi="pt_PT"/>
         </w:rPr>
@@ -13037,6 +14815,20 @@
       </w:r>
       <w:r>
         <w:rPr>
+          <w:lang w:val="pt_PT" w:bidi="pt_PT"/>
+        </w:rPr>
+        <w:t>מִֽ⁠גֹּאֲלֵ֖⁠נוּ</w:t>
+      </w:r>
+    </w:p>
+    <w:p>
+      <w:pPr/>
+      <w:r>
+        <w:rPr>
+          <w:lang w:val="pt_PT" w:bidi="pt_PT"/>
+        </w:rPr>
+      </w:r>
+      <w:r>
+        <w:rPr>
           <w:b/>
           <w:lang w:val="pt_PT" w:bidi="pt_PT"/>
         </w:rPr>
@@ -13113,6 +14905,20 @@
       </w:r>
       <w:r>
         <w:rPr>
+          <w:lang w:val="pt_PT" w:bidi="pt_PT"/>
+        </w:rPr>
+        <w:t>גַּ֣ם ׀ כִּי־אָמַ֣ר אֵלַ֗⁠י</w:t>
+      </w:r>
+    </w:p>
+    <w:p>
+      <w:pPr/>
+      <w:r>
+        <w:rPr>
+          <w:lang w:val="pt_PT" w:bidi="pt_PT"/>
+        </w:rPr>
+      </w:r>
+      <w:r>
+        <w:rPr>
           <w:b/>
           <w:lang w:val="pt_PT" w:bidi="pt_PT"/>
         </w:rPr>
@@ -13210,6 +15016,20 @@
       </w:r>
       <w:r>
         <w:rPr>
+          <w:lang w:val="pt_PT" w:bidi="pt_PT"/>
+        </w:rPr>
+        <w:t>אָמַ֣ר אֵלַ֗⁠י עִם־הַ⁠נְּעָרִ֤ים אֲשֶׁר־לִ⁠י֙ תִּדְבָּקִ֔י⁠ן עַ֣ד אִם־כִּלּ֔וּ אֵ֥ת כָּל־הַ⁠קָּצִ֖יר אֲשֶׁר־לִֽ⁠י</w:t>
+      </w:r>
+    </w:p>
+    <w:p>
+      <w:pPr/>
+      <w:r>
+        <w:rPr>
+          <w:lang w:val="pt_PT" w:bidi="pt_PT"/>
+        </w:rPr>
+      </w:r>
+      <w:r>
+        <w:rPr>
           <w:b/>
           <w:lang w:val="pt_PT" w:bidi="pt_PT"/>
         </w:rPr>
@@ -13307,6 +15127,20 @@
       </w:r>
       <w:r>
         <w:rPr>
+          <w:lang w:val="pt_PT" w:bidi="pt_PT"/>
+        </w:rPr>
+        <w:t>עִם־הַ⁠נְּעָרִ֤ים אֲשֶׁר־לִ⁠י֙ תִּדְבָּקִ֔י⁠ן</w:t>
+      </w:r>
+    </w:p>
+    <w:p>
+      <w:pPr/>
+      <w:r>
+        <w:rPr>
+          <w:lang w:val="pt_PT" w:bidi="pt_PT"/>
+        </w:rPr>
+      </w:r>
+      <w:r>
+        <w:rPr>
           <w:b/>
           <w:lang w:val="pt_PT" w:bidi="pt_PT"/>
         </w:rPr>
@@ -13460,6 +15294,20 @@
       </w:r>
       <w:r>
         <w:rPr>
+          <w:lang w:val="pt_PT" w:bidi="pt_PT"/>
+        </w:rPr>
+        <w:t>וְ⁠לֹ֥א יִפְגְּעוּ־בָ֖⁠ךְ</w:t>
+      </w:r>
+    </w:p>
+    <w:p>
+      <w:pPr/>
+      <w:r>
+        <w:rPr>
+          <w:lang w:val="pt_PT" w:bidi="pt_PT"/>
+        </w:rPr>
+      </w:r>
+      <w:r>
+        <w:rPr>
           <w:b/>
           <w:lang w:val="pt_PT" w:bidi="pt_PT"/>
         </w:rPr>
@@ -13583,6 +15431,20 @@
       </w:r>
       <w:r>
         <w:rPr>
+          <w:lang w:val="pt_PT" w:bidi="pt_PT"/>
+        </w:rPr>
+        <w:t>וַ⁠תִּדְבַּ֞ק</w:t>
+      </w:r>
+    </w:p>
+    <w:p>
+      <w:pPr/>
+      <w:r>
+        <w:rPr>
+          <w:lang w:val="pt_PT" w:bidi="pt_PT"/>
+        </w:rPr>
+      </w:r>
+      <w:r>
+        <w:rPr>
           <w:b/>
           <w:lang w:val="pt_PT" w:bidi="pt_PT"/>
         </w:rPr>
@@ -13693,6 +15555,20 @@
       </w:r>
       <w:r>
         <w:rPr>
+          <w:lang w:val="pt_PT" w:bidi="pt_PT"/>
+        </w:rPr>
+        <w:t>עַד־כְּל֥וֹת קְצִֽיר־הַ⁠שְּׂעֹרִ֖ים וּ⁠קְצִ֣יר הַֽ⁠חִטִּ֑ים</w:t>
+      </w:r>
+    </w:p>
+    <w:p>
+      <w:pPr/>
+      <w:r>
+        <w:rPr>
+          <w:lang w:val="pt_PT" w:bidi="pt_PT"/>
+        </w:rPr>
+      </w:r>
+      <w:r>
+        <w:rPr>
           <w:b/>
           <w:lang w:val="pt_PT" w:bidi="pt_PT"/>
         </w:rPr>
@@ -13790,6 +15666,20 @@
       </w:r>
       <w:r>
         <w:rPr>
+          <w:lang w:val="pt_PT" w:bidi="pt_PT"/>
+        </w:rPr>
+        <w:t>וַ⁠תֹּ֥אמֶר לָ֖⁠הּ נָעֳמִ֣י חֲמוֹתָ֑⁠הּ</w:t>
+      </w:r>
+    </w:p>
+    <w:p>
+      <w:pPr/>
+      <w:r>
+        <w:rPr>
+          <w:lang w:val="pt_PT" w:bidi="pt_PT"/>
+        </w:rPr>
+      </w:r>
+      <w:r>
+        <w:rPr>
           <w:b/>
           <w:lang w:val="pt_PT" w:bidi="pt_PT"/>
         </w:rPr>
@@ -14009,6 +15899,20 @@
       </w:r>
       <w:r>
         <w:rPr>
+          <w:lang w:val="pt_PT" w:bidi="pt_PT"/>
+        </w:rPr>
+        <w:t>נָעֳמִ֣י חֲמוֹתָ֑⁠הּ</w:t>
+      </w:r>
+    </w:p>
+    <w:p>
+      <w:pPr/>
+      <w:r>
+        <w:rPr>
+          <w:lang w:val="pt_PT" w:bidi="pt_PT"/>
+        </w:rPr>
+      </w:r>
+      <w:r>
+        <w:rPr>
           <w:b/>
           <w:lang w:val="pt_PT" w:bidi="pt_PT"/>
         </w:rPr>
@@ -14118,6 +16022,20 @@
       </w:r>
       <w:r>
         <w:rPr>
+          <w:lang w:val="pt_PT" w:bidi="pt_PT"/>
+        </w:rPr>
+        <w:t>חֲמוֹתָ֑⁠הּ</w:t>
+      </w:r>
+    </w:p>
+    <w:p>
+      <w:pPr/>
+      <w:r>
+        <w:rPr>
+          <w:lang w:val="pt_PT" w:bidi="pt_PT"/>
+        </w:rPr>
+      </w:r>
+      <w:r>
+        <w:rPr>
           <w:b/>
           <w:lang w:val="pt_PT" w:bidi="pt_PT"/>
         </w:rPr>
@@ -14214,6 +16132,20 @@
       </w:r>
       <w:r>
         <w:rPr>
+          <w:lang w:val="pt_PT" w:bidi="pt_PT"/>
+        </w:rPr>
+        <w:t>בִּתִּ֞⁠י</w:t>
+      </w:r>
+    </w:p>
+    <w:p>
+      <w:pPr/>
+      <w:r>
+        <w:rPr>
+          <w:lang w:val="pt_PT" w:bidi="pt_PT"/>
+        </w:rPr>
+      </w:r>
+      <w:r>
+        <w:rPr>
           <w:b/>
           <w:lang w:val="pt_PT" w:bidi="pt_PT"/>
         </w:rPr>
@@ -14310,6 +16242,20 @@
       </w:r>
       <w:r>
         <w:rPr>
+          <w:lang w:val="pt_PT" w:bidi="pt_PT"/>
+        </w:rPr>
+        <w:t>הֲ⁠לֹ֧א אֲבַקֶּשׁ־לָ֛⁠ךְ מָנ֖וֹחַ אֲשֶׁ֥ר יִֽיטַב־לָֽ⁠ךְ</w:t>
+      </w:r>
+    </w:p>
+    <w:p>
+      <w:pPr/>
+      <w:r>
+        <w:rPr>
+          <w:lang w:val="pt_PT" w:bidi="pt_PT"/>
+        </w:rPr>
+      </w:r>
+      <w:r>
+        <w:rPr>
           <w:b/>
           <w:lang w:val="pt_PT" w:bidi="pt_PT"/>
         </w:rPr>
@@ -14407,6 +16353,20 @@
       </w:r>
       <w:r>
         <w:rPr>
+          <w:lang w:val="pt_PT" w:bidi="pt_PT"/>
+        </w:rPr>
+        <w:t>מָנ֖וֹחַ</w:t>
+      </w:r>
+    </w:p>
+    <w:p>
+      <w:pPr/>
+      <w:r>
+        <w:rPr>
+          <w:lang w:val="pt_PT" w:bidi="pt_PT"/>
+        </w:rPr>
+      </w:r>
+      <w:r>
+        <w:rPr>
           <w:b/>
           <w:lang w:val="pt_PT" w:bidi="pt_PT"/>
         </w:rPr>
@@ -14499,6 +16459,20 @@
         <w:rPr>
           <w:lang w:val="pt_PT" w:bidi="pt_PT"/>
         </w:rPr>
+      </w:r>
+    </w:p>
+    <w:p>
+      <w:pPr/>
+      <w:r>
+        <w:rPr>
+          <w:lang w:val="pt_PT" w:bidi="pt_PT"/>
+        </w:rPr>
+      </w:r>
+      <w:r>
+        <w:rPr>
+          <w:lang w:val="pt_PT" w:bidi="pt_PT"/>
+        </w:rPr>
+        <w:t>וְ⁠עַתָּ֗ה</w:t>
       </w:r>
     </w:p>
     <w:p>
@@ -14629,6 +16603,20 @@
       </w:r>
       <w:r>
         <w:rPr>
+          <w:lang w:val="pt_PT" w:bidi="pt_PT"/>
+        </w:rPr>
+        <w:t>הֲ⁠לֹ֥א בֹ֨עַז֙ מֹֽדַעְתָּ֔⁠נוּ אֲשֶׁ֥ר הָיִ֖ית אֶת־נַעֲרוֹתָ֑י⁠ו</w:t>
+      </w:r>
+    </w:p>
+    <w:p>
+      <w:pPr/>
+      <w:r>
+        <w:rPr>
+          <w:lang w:val="pt_PT" w:bidi="pt_PT"/>
+        </w:rPr>
+      </w:r>
+      <w:r>
+        <w:rPr>
           <w:b/>
           <w:lang w:val="pt_PT" w:bidi="pt_PT"/>
         </w:rPr>
@@ -14744,6 +16732,20 @@
       </w:r>
       <w:r>
         <w:rPr>
+          <w:lang w:val="pt_PT" w:bidi="pt_PT"/>
+        </w:rPr>
+        <w:t>אֲשֶׁ֥ר הָיִ֖ית אֶת־נַעֲרוֹתָ֑י⁠ו</w:t>
+      </w:r>
+    </w:p>
+    <w:p>
+      <w:pPr/>
+      <w:r>
+        <w:rPr>
+          <w:lang w:val="pt_PT" w:bidi="pt_PT"/>
+        </w:rPr>
+      </w:r>
+      <w:r>
+        <w:rPr>
           <w:b/>
           <w:lang w:val="pt_PT" w:bidi="pt_PT"/>
         </w:rPr>
@@ -14841,6 +16843,20 @@
       </w:r>
       <w:r>
         <w:rPr>
+          <w:lang w:val="pt_PT" w:bidi="pt_PT"/>
+        </w:rPr>
+        <w:t>הִנֵּה</w:t>
+      </w:r>
+    </w:p>
+    <w:p>
+      <w:pPr/>
+      <w:r>
+        <w:rPr>
+          <w:lang w:val="pt_PT" w:bidi="pt_PT"/>
+        </w:rPr>
+      </w:r>
+      <w:r>
+        <w:rPr>
           <w:b/>
           <w:lang w:val="pt_PT" w:bidi="pt_PT"/>
         </w:rPr>
@@ -15000,6 +17016,20 @@
       </w:r>
       <w:r>
         <w:rPr>
+          <w:lang w:val="pt_PT" w:bidi="pt_PT"/>
+        </w:rPr>
+        <w:t>וְיָרַ֣דְתְּ הַ⁠גֹּ֑רֶן</w:t>
+      </w:r>
+    </w:p>
+    <w:p>
+      <w:pPr/>
+      <w:r>
+        <w:rPr>
+          <w:lang w:val="pt_PT" w:bidi="pt_PT"/>
+        </w:rPr>
+      </w:r>
+      <w:r>
+        <w:rPr>
           <w:b/>
           <w:lang w:val="pt_PT" w:bidi="pt_PT"/>
         </w:rPr>
@@ -15123,6 +17153,20 @@
       </w:r>
       <w:r>
         <w:rPr>
+          <w:lang w:val="pt_PT" w:bidi="pt_PT"/>
+        </w:rPr>
+        <w:t>לֶ⁠אֱכֹ֥ל וְ⁠לִ⁠שְׁתּֽוֹת</w:t>
+      </w:r>
+    </w:p>
+    <w:p>
+      <w:pPr/>
+      <w:r>
+        <w:rPr>
+          <w:lang w:val="pt_PT" w:bidi="pt_PT"/>
+        </w:rPr>
+      </w:r>
+      <w:r>
+        <w:rPr>
           <w:b/>
           <w:lang w:val="pt_PT" w:bidi="pt_PT"/>
         </w:rPr>
@@ -15186,6 +17230,20 @@
       </w:r>
       <w:r>
         <w:rPr>
+          <w:lang w:val="pt_PT" w:bidi="pt_PT"/>
+        </w:rPr>
+        <w:t>וִ⁠יהִ֣י</w:t>
+      </w:r>
+    </w:p>
+    <w:p>
+      <w:pPr/>
+      <w:r>
+        <w:rPr>
+          <w:lang w:val="pt_PT" w:bidi="pt_PT"/>
+        </w:rPr>
+      </w:r>
+      <w:r>
+        <w:rPr>
           <w:b/>
           <w:lang w:val="pt_PT" w:bidi="pt_PT"/>
         </w:rPr>
@@ -15295,6 +17353,20 @@
       </w:r>
       <w:r>
         <w:rPr>
+          <w:lang w:val="pt_PT" w:bidi="pt_PT"/>
+        </w:rPr>
+        <w:t>וְ⁠גִלִּ֥ית מַרְגְּלֹתָ֖י⁠ו</w:t>
+      </w:r>
+    </w:p>
+    <w:p>
+      <w:pPr/>
+      <w:r>
+        <w:rPr>
+          <w:lang w:val="pt_PT" w:bidi="pt_PT"/>
+        </w:rPr>
+      </w:r>
+      <w:r>
+        <w:rPr>
           <w:b/>
           <w:lang w:val="pt_PT" w:bidi="pt_PT"/>
         </w:rPr>
@@ -15418,6 +17490,20 @@
       </w:r>
       <w:r>
         <w:rPr>
+          <w:lang w:val="pt_PT" w:bidi="pt_PT"/>
+        </w:rPr>
+        <w:t>מַרְגְּלֹתָ֖י⁠ו</w:t>
+      </w:r>
+    </w:p>
+    <w:p>
+      <w:pPr/>
+      <w:r>
+        <w:rPr>
+          <w:lang w:val="pt_PT" w:bidi="pt_PT"/>
+        </w:rPr>
+      </w:r>
+      <w:r>
+        <w:rPr>
           <w:b/>
           <w:lang w:val="pt_PT" w:bidi="pt_PT"/>
         </w:rPr>
@@ -15514,6 +17600,20 @@
       </w:r>
       <w:r>
         <w:rPr>
+          <w:lang w:val="pt_PT" w:bidi="pt_PT"/>
+        </w:rPr>
+        <w:t>וְ⁠הוּא֙ יַגִּ֣יד לָ֔⁠ךְ אֵ֖ת אֲשֶׁ֥ר תַּעַשִֽׂי⁠ן</w:t>
+      </w:r>
+    </w:p>
+    <w:p>
+      <w:pPr/>
+      <w:r>
+        <w:rPr>
+          <w:lang w:val="pt_PT" w:bidi="pt_PT"/>
+        </w:rPr>
+      </w:r>
+      <w:r>
+        <w:rPr>
           <w:b/>
           <w:lang w:val="pt_PT" w:bidi="pt_PT"/>
         </w:rPr>
@@ -15591,6 +17691,20 @@
       </w:r>
       <w:r>
         <w:rPr>
+          <w:lang w:val="pt_PT" w:bidi="pt_PT"/>
+        </w:rPr>
+        <w:t>וְ⁠הוּא֙ יַגִּ֣יד</w:t>
+      </w:r>
+    </w:p>
+    <w:p>
+      <w:pPr/>
+      <w:r>
+        <w:rPr>
+          <w:lang w:val="pt_PT" w:bidi="pt_PT"/>
+        </w:rPr>
+      </w:r>
+      <w:r>
+        <w:rPr>
           <w:b/>
           <w:lang w:val="pt_PT" w:bidi="pt_PT"/>
         </w:rPr>
@@ -15670,6 +17784,20 @@
         <w:rPr>
           <w:lang w:val="pt_PT" w:bidi="pt_PT"/>
         </w:rPr>
+      </w:r>
+    </w:p>
+    <w:p>
+      <w:pPr/>
+      <w:r>
+        <w:rPr>
+          <w:lang w:val="pt_PT" w:bidi="pt_PT"/>
+        </w:rPr>
+      </w:r>
+      <w:r>
+        <w:rPr>
+          <w:lang w:val="pt_PT" w:bidi="pt_PT"/>
+        </w:rPr>
+        <w:t>וַ⁠תַּ֕עַשׂ כְּ⁠כֹ֥ל אֲשֶׁר־צִוַּ֖תָּ⁠ה חֲמוֹתָֽ⁠הּ</w:t>
       </w:r>
     </w:p>
     <w:p>
@@ -15863,6 +17991,20 @@
       </w:r>
       <w:r>
         <w:rPr>
+          <w:lang w:val="pt_PT" w:bidi="pt_PT"/>
+        </w:rPr>
+        <w:t>וַ⁠יִּיטַ֣ב לִבּ֔⁠וֹ</w:t>
+      </w:r>
+    </w:p>
+    <w:p>
+      <w:pPr/>
+      <w:r>
+        <w:rPr>
+          <w:lang w:val="pt_PT" w:bidi="pt_PT"/>
+        </w:rPr>
+      </w:r>
+      <w:r>
+        <w:rPr>
           <w:b/>
           <w:lang w:val="pt_PT" w:bidi="pt_PT"/>
         </w:rPr>
@@ -16163,6 +18305,20 @@
       </w:r>
       <w:r>
         <w:rPr>
+          <w:lang w:val="pt_PT" w:bidi="pt_PT"/>
+        </w:rPr>
+        <w:t>וַ⁠יְהִי֙ בַּ⁠חֲצִ֣י הַ⁠לַּ֔יְלָה</w:t>
+      </w:r>
+    </w:p>
+    <w:p>
+      <w:pPr/>
+      <w:r>
+        <w:rPr>
+          <w:lang w:val="pt_PT" w:bidi="pt_PT"/>
+        </w:rPr>
+      </w:r>
+      <w:r>
+        <w:rPr>
           <w:b/>
           <w:lang w:val="pt_PT" w:bidi="pt_PT"/>
         </w:rPr>
@@ -16273,6 +18429,20 @@
       </w:r>
       <w:r>
         <w:rPr>
+          <w:lang w:val="pt_PT" w:bidi="pt_PT"/>
+        </w:rPr>
+        <w:t>וַ⁠יֶּחֱרַ֥ד הָ⁠אִ֖ישׁ</w:t>
+      </w:r>
+    </w:p>
+    <w:p>
+      <w:pPr/>
+      <w:r>
+        <w:rPr>
+          <w:lang w:val="pt_PT" w:bidi="pt_PT"/>
+        </w:rPr>
+      </w:r>
+      <w:r>
+        <w:rPr>
           <w:b/>
           <w:lang w:val="pt_PT" w:bidi="pt_PT"/>
         </w:rPr>
@@ -16493,6 +18663,20 @@
       </w:r>
       <w:r>
         <w:rPr>
+          <w:lang w:val="pt_PT" w:bidi="pt_PT"/>
+        </w:rPr>
+        <w:t>אֲמָתֶ֔⁠ךָ &amp; אֲמָ֣תְ⁠ךָ֔</w:t>
+      </w:r>
+    </w:p>
+    <w:p>
+      <w:pPr/>
+      <w:r>
+        <w:rPr>
+          <w:lang w:val="pt_PT" w:bidi="pt_PT"/>
+        </w:rPr>
+      </w:r>
+      <w:r>
+        <w:rPr>
           <w:b/>
           <w:lang w:val="pt_PT" w:bidi="pt_PT"/>
         </w:rPr>
@@ -16578,6 +18762,20 @@
         <w:rPr>
           <w:lang w:val="pt_PT" w:bidi="pt_PT"/>
         </w:rPr>
+      </w:r>
+    </w:p>
+    <w:p>
+      <w:pPr/>
+      <w:r>
+        <w:rPr>
+          <w:lang w:val="pt_PT" w:bidi="pt_PT"/>
+        </w:rPr>
+      </w:r>
+      <w:r>
+        <w:rPr>
+          <w:lang w:val="pt_PT" w:bidi="pt_PT"/>
+        </w:rPr>
+        <w:t>וּ⁠פָרַשְׂתָּ֤ כְנָפֶ֨⁠ךָ֙ עַל־אֲמָ֣תְ⁠ךָ֔</w:t>
       </w:r>
     </w:p>
     <w:p>
@@ -16807,6 +19005,20 @@
       </w:r>
       <w:r>
         <w:rPr>
+          <w:lang w:val="pt_PT" w:bidi="pt_PT"/>
+        </w:rPr>
+        <w:t>בְּרוּכָ֨ה אַ֤תְּ לַֽ⁠יהוָה֙</w:t>
+      </w:r>
+    </w:p>
+    <w:p>
+      <w:pPr/>
+      <w:r>
+        <w:rPr>
+          <w:lang w:val="pt_PT" w:bidi="pt_PT"/>
+        </w:rPr>
+      </w:r>
+      <w:r>
+        <w:rPr>
           <w:b/>
           <w:lang w:val="pt_PT" w:bidi="pt_PT"/>
         </w:rPr>
@@ -16893,6 +19105,20 @@
         <w:rPr>
           <w:lang w:val="pt_PT" w:bidi="pt_PT"/>
         </w:rPr>
+      </w:r>
+    </w:p>
+    <w:p>
+      <w:pPr/>
+      <w:r>
+        <w:rPr>
+          <w:lang w:val="pt_PT" w:bidi="pt_PT"/>
+        </w:rPr>
+      </w:r>
+      <w:r>
+        <w:rPr>
+          <w:lang w:val="pt_PT" w:bidi="pt_PT"/>
+        </w:rPr>
+        <w:t>בִּתִּ֔⁠י</w:t>
       </w:r>
     </w:p>
     <w:p>
@@ -17018,6 +19244,20 @@
       </w:r>
       <w:r>
         <w:rPr>
+          <w:lang w:val="pt_PT" w:bidi="pt_PT"/>
+        </w:rPr>
+        <w:t>הֵיטַ֛בְתְּ חַסְדֵּ֥⁠ךְ הָ⁠אַחֲר֖וֹן מִן־הָ⁠רִאשׁ֑וֹן</w:t>
+      </w:r>
+    </w:p>
+    <w:p>
+      <w:pPr/>
+      <w:r>
+        <w:rPr>
+          <w:lang w:val="pt_PT" w:bidi="pt_PT"/>
+        </w:rPr>
+      </w:r>
+      <w:r>
+        <w:rPr>
           <w:b/>
           <w:lang w:val="pt_PT" w:bidi="pt_PT"/>
         </w:rPr>
@@ -17115,6 +19355,20 @@
       </w:r>
       <w:r>
         <w:rPr>
+          <w:lang w:val="pt_PT" w:bidi="pt_PT"/>
+        </w:rPr>
+        <w:t>הָ⁠רִאשׁ֑וֹן</w:t>
+      </w:r>
+    </w:p>
+    <w:p>
+      <w:pPr/>
+      <w:r>
+        <w:rPr>
+          <w:lang w:val="pt_PT" w:bidi="pt_PT"/>
+        </w:rPr>
+      </w:r>
+      <w:r>
+        <w:rPr>
           <w:b/>
           <w:lang w:val="pt_PT" w:bidi="pt_PT"/>
         </w:rPr>
@@ -17224,6 +19478,20 @@
       </w:r>
       <w:r>
         <w:rPr>
+          <w:lang w:val="pt_PT" w:bidi="pt_PT"/>
+        </w:rPr>
+        <w:t>לְ⁠בִלְתִּי־לֶ֗כֶת אַחֲרֵי֙</w:t>
+      </w:r>
+    </w:p>
+    <w:p>
+      <w:pPr/>
+      <w:r>
+        <w:rPr>
+          <w:lang w:val="pt_PT" w:bidi="pt_PT"/>
+        </w:rPr>
+      </w:r>
+      <w:r>
+        <w:rPr>
           <w:b/>
           <w:lang w:val="pt_PT" w:bidi="pt_PT"/>
         </w:rPr>
@@ -17309,6 +19577,20 @@
         <w:rPr>
           <w:lang w:val="pt_PT" w:bidi="pt_PT"/>
         </w:rPr>
+      </w:r>
+    </w:p>
+    <w:p>
+      <w:pPr/>
+      <w:r>
+        <w:rPr>
+          <w:lang w:val="pt_PT" w:bidi="pt_PT"/>
+        </w:rPr>
+      </w:r>
+      <w:r>
+        <w:rPr>
+          <w:lang w:val="pt_PT" w:bidi="pt_PT"/>
+        </w:rPr>
+        <w:t>וְ⁠עַתָּ֗ה</w:t>
       </w:r>
     </w:p>
     <w:p>
@@ -17428,6 +19710,20 @@
       </w:r>
       <w:r>
         <w:rPr>
+          <w:lang w:val="pt_PT" w:bidi="pt_PT"/>
+        </w:rPr>
+        <w:t>בִּתִּ⁠י֙</w:t>
+      </w:r>
+    </w:p>
+    <w:p>
+      <w:pPr/>
+      <w:r>
+        <w:rPr>
+          <w:lang w:val="pt_PT" w:bidi="pt_PT"/>
+        </w:rPr>
+      </w:r>
+      <w:r>
+        <w:rPr>
           <w:b/>
           <w:lang w:val="pt_PT" w:bidi="pt_PT"/>
         </w:rPr>
@@ -17547,6 +19843,20 @@
       </w:r>
       <w:r>
         <w:rPr>
+          <w:lang w:val="pt_PT" w:bidi="pt_PT"/>
+        </w:rPr>
+        <w:t>כָּל־שַׁ֣עַר עַמִּ֔⁠י</w:t>
+      </w:r>
+    </w:p>
+    <w:p>
+      <w:pPr/>
+      <w:r>
+        <w:rPr>
+          <w:lang w:val="pt_PT" w:bidi="pt_PT"/>
+        </w:rPr>
+      </w:r>
+      <w:r>
+        <w:rPr>
           <w:b/>
           <w:lang w:val="pt_PT" w:bidi="pt_PT"/>
         </w:rPr>
@@ -17728,6 +20038,20 @@
         <w:rPr>
           <w:lang w:val="pt_PT" w:bidi="pt_PT"/>
         </w:rPr>
+      </w:r>
+    </w:p>
+    <w:p>
+      <w:pPr/>
+      <w:r>
+        <w:rPr>
+          <w:lang w:val="pt_PT" w:bidi="pt_PT"/>
+        </w:rPr>
+      </w:r>
+      <w:r>
+        <w:rPr>
+          <w:lang w:val="pt_PT" w:bidi="pt_PT"/>
+        </w:rPr>
+        <w:t>וְ⁠עַתָּה֙</w:t>
       </w:r>
     </w:p>
     <w:p>
@@ -17853,6 +20177,20 @@
       </w:r>
       <w:r>
         <w:rPr>
+          <w:lang w:val="pt_PT" w:bidi="pt_PT"/>
+        </w:rPr>
+        <w:t>וְ⁠גַ֛ם</w:t>
+      </w:r>
+    </w:p>
+    <w:p>
+      <w:pPr/>
+      <w:r>
+        <w:rPr>
+          <w:lang w:val="pt_PT" w:bidi="pt_PT"/>
+        </w:rPr>
+      </w:r>
+      <w:r>
+        <w:rPr>
           <w:b/>
           <w:lang w:val="pt_PT" w:bidi="pt_PT"/>
         </w:rPr>
@@ -17998,6 +20336,20 @@
       </w:r>
       <w:r>
         <w:rPr>
+          <w:lang w:val="pt_PT" w:bidi="pt_PT"/>
+        </w:rPr>
+        <w:t>גֹאֵ֖ל &amp; גֹּאֵ֖ל</w:t>
+      </w:r>
+    </w:p>
+    <w:p>
+      <w:pPr/>
+      <w:r>
+        <w:rPr>
+          <w:lang w:val="pt_PT" w:bidi="pt_PT"/>
+        </w:rPr>
+      </w:r>
+      <w:r>
+        <w:rPr>
           <w:b/>
           <w:lang w:val="pt_PT" w:bidi="pt_PT"/>
         </w:rPr>
@@ -18126,6 +20478,20 @@
       </w:r>
       <w:r>
         <w:rPr>
+          <w:lang w:val="pt_PT" w:bidi="pt_PT"/>
+        </w:rPr>
+        <w:t>אִם־יִגְאָלֵ֥⁠ךְ</w:t>
+      </w:r>
+    </w:p>
+    <w:p>
+      <w:pPr/>
+      <w:r>
+        <w:rPr>
+          <w:lang w:val="pt_PT" w:bidi="pt_PT"/>
+        </w:rPr>
+      </w:r>
+      <w:r>
+        <w:rPr>
           <w:b/>
           <w:lang w:val="pt_PT" w:bidi="pt_PT"/>
         </w:rPr>
@@ -18249,6 +20615,20 @@
       </w:r>
       <w:r>
         <w:rPr>
+          <w:lang w:val="pt_PT" w:bidi="pt_PT"/>
+        </w:rPr>
+        <w:t>וּ⁠גְאַלְתִּ֥י⁠ךְ אָנֹ֖כִי</w:t>
+      </w:r>
+    </w:p>
+    <w:p>
+      <w:pPr/>
+      <w:r>
+        <w:rPr>
+          <w:lang w:val="pt_PT" w:bidi="pt_PT"/>
+        </w:rPr>
+      </w:r>
+      <w:r>
+        <w:rPr>
           <w:b/>
           <w:lang w:val="pt_PT" w:bidi="pt_PT"/>
         </w:rPr>
@@ -18462,6 +20842,20 @@
       </w:r>
       <w:r>
         <w:rPr>
+          <w:lang w:val="pt_PT" w:bidi="pt_PT"/>
+        </w:rPr>
+        <w:t>וַ⁠תִּשְׁכַּ֤ב מַרְגְּלוֹתָיו֙</w:t>
+      </w:r>
+    </w:p>
+    <w:p>
+      <w:pPr/>
+      <w:r>
+        <w:rPr>
+          <w:lang w:val="pt_PT" w:bidi="pt_PT"/>
+        </w:rPr>
+      </w:r>
+      <w:r>
+        <w:rPr>
           <w:b/>
           <w:lang w:val="pt_PT" w:bidi="pt_PT"/>
         </w:rPr>
@@ -18572,6 +20966,20 @@
       </w:r>
       <w:r>
         <w:rPr>
+          <w:lang w:val="pt_PT" w:bidi="pt_PT"/>
+        </w:rPr>
+        <w:t>בְּטֶ֛רֶם יַכִּ֥יר אִ֖ישׁ אֶת־רֵעֵ֑⁠הוּ</w:t>
+      </w:r>
+    </w:p>
+    <w:p>
+      <w:pPr/>
+      <w:r>
+        <w:rPr>
+          <w:lang w:val="pt_PT" w:bidi="pt_PT"/>
+        </w:rPr>
+      </w:r>
+      <w:r>
+        <w:rPr>
           <w:b/>
           <w:lang w:val="pt_PT" w:bidi="pt_PT"/>
         </w:rPr>
@@ -18695,6 +21103,20 @@
       </w:r>
       <w:r>
         <w:rPr>
+          <w:lang w:val="pt_PT" w:bidi="pt_PT"/>
+        </w:rPr>
+        <w:t>וַ⁠יֹּ֨אמֶר֙</w:t>
+      </w:r>
+    </w:p>
+    <w:p>
+      <w:pPr/>
+      <w:r>
+        <w:rPr>
+          <w:lang w:val="pt_PT" w:bidi="pt_PT"/>
+        </w:rPr>
+      </w:r>
+      <w:r>
+        <w:rPr>
           <w:b/>
           <w:lang w:val="pt_PT" w:bidi="pt_PT"/>
         </w:rPr>
@@ -18778,6 +21200,20 @@
       </w:r>
       <w:r>
         <w:rPr>
+          <w:lang w:val="pt_PT" w:bidi="pt_PT"/>
+        </w:rPr>
+        <w:t>אַל־יִוָּדַ֔ע</w:t>
+      </w:r>
+    </w:p>
+    <w:p>
+      <w:pPr/>
+      <w:r>
+        <w:rPr>
+          <w:lang w:val="pt_PT" w:bidi="pt_PT"/>
+        </w:rPr>
+      </w:r>
+      <w:r>
+        <w:rPr>
           <w:b/>
           <w:lang w:val="pt_PT" w:bidi="pt_PT"/>
         </w:rPr>
@@ -18875,6 +21311,20 @@
       </w:r>
       <w:r>
         <w:rPr>
+          <w:lang w:val="pt_PT" w:bidi="pt_PT"/>
+        </w:rPr>
+        <w:t>הַ⁠מִּטְפַּ֧חַת</w:t>
+      </w:r>
+    </w:p>
+    <w:p>
+      <w:pPr/>
+      <w:r>
+        <w:rPr>
+          <w:lang w:val="pt_PT" w:bidi="pt_PT"/>
+        </w:rPr>
+      </w:r>
+      <w:r>
+        <w:rPr>
           <w:b/>
           <w:lang w:val="pt_PT" w:bidi="pt_PT"/>
         </w:rPr>
@@ -18971,6 +21421,20 @@
       </w:r>
       <w:r>
         <w:rPr>
+          <w:lang w:val="pt_PT" w:bidi="pt_PT"/>
+        </w:rPr>
+        <w:t>שֵׁשׁ־שְׂעֹרִים֙</w:t>
+      </w:r>
+    </w:p>
+    <w:p>
+      <w:pPr/>
+      <w:r>
+        <w:rPr>
+          <w:lang w:val="pt_PT" w:bidi="pt_PT"/>
+        </w:rPr>
+      </w:r>
+      <w:r>
+        <w:rPr>
           <w:b/>
           <w:lang w:val="pt_PT" w:bidi="pt_PT"/>
         </w:rPr>
@@ -19054,6 +21518,20 @@
       </w:r>
       <w:r>
         <w:rPr>
+          <w:lang w:val="pt_PT" w:bidi="pt_PT"/>
+        </w:rPr>
+        <w:t>וַ⁠יָּ֣שֶׁת עָלֶ֔י⁠הָ</w:t>
+      </w:r>
+    </w:p>
+    <w:p>
+      <w:pPr/>
+      <w:r>
+        <w:rPr>
+          <w:lang w:val="pt_PT" w:bidi="pt_PT"/>
+        </w:rPr>
+      </w:r>
+      <w:r>
+        <w:rPr>
           <w:b/>
           <w:lang w:val="pt_PT" w:bidi="pt_PT"/>
         </w:rPr>
@@ -19137,6 +21615,20 @@
       </w:r>
       <w:r>
         <w:rPr>
+          <w:lang w:val="pt_PT" w:bidi="pt_PT"/>
+        </w:rPr>
+        <w:t>וַ⁠יָּבֹ֖א הָ⁠עִֽיר</w:t>
+      </w:r>
+    </w:p>
+    <w:p>
+      <w:pPr/>
+      <w:r>
+        <w:rPr>
+          <w:lang w:val="pt_PT" w:bidi="pt_PT"/>
+        </w:rPr>
+      </w:r>
+      <w:r>
+        <w:rPr>
           <w:b/>
           <w:lang w:val="pt_PT" w:bidi="pt_PT"/>
         </w:rPr>
@@ -19233,6 +21725,20 @@
       </w:r>
       <w:r>
         <w:rPr>
+          <w:lang w:val="pt_PT" w:bidi="pt_PT"/>
+        </w:rPr>
+        <w:t>מִי־אַ֣תְּ</w:t>
+      </w:r>
+    </w:p>
+    <w:p>
+      <w:pPr/>
+      <w:r>
+        <w:rPr>
+          <w:lang w:val="pt_PT" w:bidi="pt_PT"/>
+        </w:rPr>
+      </w:r>
+      <w:r>
+        <w:rPr>
           <w:b/>
           <w:lang w:val="pt_PT" w:bidi="pt_PT"/>
         </w:rPr>
@@ -19329,6 +21835,20 @@
       </w:r>
       <w:r>
         <w:rPr>
+          <w:lang w:val="pt_PT" w:bidi="pt_PT"/>
+        </w:rPr>
+        <w:t>בִּתִּ֑⁠י</w:t>
+      </w:r>
+    </w:p>
+    <w:p>
+      <w:pPr/>
+      <w:r>
+        <w:rPr>
+          <w:lang w:val="pt_PT" w:bidi="pt_PT"/>
+        </w:rPr>
+      </w:r>
+      <w:r>
+        <w:rPr>
           <w:b/>
           <w:lang w:val="pt_PT" w:bidi="pt_PT"/>
         </w:rPr>
@@ -19414,6 +21934,20 @@
         <w:rPr>
           <w:lang w:val="pt_PT" w:bidi="pt_PT"/>
         </w:rPr>
+      </w:r>
+    </w:p>
+    <w:p>
+      <w:pPr/>
+      <w:r>
+        <w:rPr>
+          <w:lang w:val="pt_PT" w:bidi="pt_PT"/>
+        </w:rPr>
+      </w:r>
+      <w:r>
+        <w:rPr>
+          <w:lang w:val="pt_PT" w:bidi="pt_PT"/>
+        </w:rPr>
+        <w:t>אֵ֛ת כָּל־אֲשֶׁ֥ר עָֽשָׂה־לָ֖⁠הּ הָ⁠אִֽישׁ</w:t>
       </w:r>
     </w:p>
     <w:p>
@@ -19663,6 +22197,20 @@
       </w:r>
       <w:r>
         <w:rPr>
+          <w:lang w:val="pt_PT" w:bidi="pt_PT"/>
+        </w:rPr>
+        <w:t>כִּ֚י אָמַ֣ר אַל־תָּב֥וֹאִי רֵיקָ֖ם אֶל־חֲמוֹתֵֽ⁠ךְ</w:t>
+      </w:r>
+    </w:p>
+    <w:p>
+      <w:pPr/>
+      <w:r>
+        <w:rPr>
+          <w:lang w:val="pt_PT" w:bidi="pt_PT"/>
+        </w:rPr>
+      </w:r>
+      <w:r>
+        <w:rPr>
           <w:b/>
           <w:lang w:val="pt_PT" w:bidi="pt_PT"/>
         </w:rPr>
@@ -19883,6 +22431,20 @@
       </w:r>
       <w:r>
         <w:rPr>
+          <w:lang w:val="pt_PT" w:bidi="pt_PT"/>
+        </w:rPr>
+        <w:t>שְׁבִ֣י</w:t>
+      </w:r>
+    </w:p>
+    <w:p>
+      <w:pPr/>
+      <w:r>
+        <w:rPr>
+          <w:lang w:val="pt_PT" w:bidi="pt_PT"/>
+        </w:rPr>
+      </w:r>
+      <w:r>
+        <w:rPr>
           <w:b/>
           <w:lang w:val="pt_PT" w:bidi="pt_PT"/>
         </w:rPr>
@@ -20075,6 +22637,20 @@
       </w:r>
       <w:r>
         <w:rPr>
+          <w:lang w:val="pt_PT" w:bidi="pt_PT"/>
+        </w:rPr>
+        <w:t>אֵ֖יךְ יִפֹּ֣ל דָּבָ֑ר</w:t>
+      </w:r>
+    </w:p>
+    <w:p>
+      <w:pPr/>
+      <w:r>
+        <w:rPr>
+          <w:lang w:val="pt_PT" w:bidi="pt_PT"/>
+        </w:rPr>
+      </w:r>
+      <w:r>
+        <w:rPr>
           <w:b/>
           <w:lang w:val="pt_PT" w:bidi="pt_PT"/>
         </w:rPr>
@@ -20185,6 +22761,20 @@
       </w:r>
       <w:r>
         <w:rPr>
+          <w:lang w:val="pt_PT" w:bidi="pt_PT"/>
+        </w:rPr>
+        <w:t>לֹ֤א יִשְׁקֹט֙ הָ⁠אִ֔ישׁ כִּֽי־אִם</w:t>
+      </w:r>
+    </w:p>
+    <w:p>
+      <w:pPr/>
+      <w:r>
+        <w:rPr>
+          <w:lang w:val="pt_PT" w:bidi="pt_PT"/>
+        </w:rPr>
+      </w:r>
+      <w:r>
+        <w:rPr>
           <w:b/>
           <w:lang w:val="pt_PT" w:bidi="pt_PT"/>
         </w:rPr>
@@ -20404,6 +22994,20 @@
       </w:r>
       <w:r>
         <w:rPr>
+          <w:lang w:val="pt_PT" w:bidi="pt_PT"/>
+        </w:rPr>
+        <w:t>וּ⁠בֹ֨עַז עָלָ֣ה הַ⁠שַּׁעַר֮</w:t>
+      </w:r>
+    </w:p>
+    <w:p>
+      <w:pPr/>
+      <w:r>
+        <w:rPr>
+          <w:lang w:val="pt_PT" w:bidi="pt_PT"/>
+        </w:rPr>
+      </w:r>
+      <w:r>
+        <w:rPr>
           <w:b/>
           <w:lang w:val="pt_PT" w:bidi="pt_PT"/>
         </w:rPr>
@@ -20501,6 +23105,20 @@
       </w:r>
       <w:r>
         <w:rPr>
+          <w:lang w:val="pt_PT" w:bidi="pt_PT"/>
+        </w:rPr>
+        <w:t>הַ⁠שַּׁעַר֮</w:t>
+      </w:r>
+    </w:p>
+    <w:p>
+      <w:pPr/>
+      <w:r>
+        <w:rPr>
+          <w:lang w:val="pt_PT" w:bidi="pt_PT"/>
+        </w:rPr>
+      </w:r>
+      <w:r>
+        <w:rPr>
           <w:b/>
           <w:lang w:val="pt_PT" w:bidi="pt_PT"/>
         </w:rPr>
@@ -20695,6 +23313,20 @@
         <w:rPr>
           <w:lang w:val="pt_PT" w:bidi="pt_PT"/>
         </w:rPr>
+      </w:r>
+    </w:p>
+    <w:p>
+      <w:pPr/>
+      <w:r>
+        <w:rPr>
+          <w:lang w:val="pt_PT" w:bidi="pt_PT"/>
+        </w:rPr>
+      </w:r>
+      <w:r>
+        <w:rPr>
+          <w:lang w:val="pt_PT" w:bidi="pt_PT"/>
+        </w:rPr>
+        <w:t>הַ⁠גֹּאֵ֤ל</w:t>
       </w:r>
     </w:p>
     <w:p>
@@ -20859,6 +23491,20 @@
       </w:r>
       <w:r>
         <w:rPr>
+          <w:lang w:val="pt_PT" w:bidi="pt_PT"/>
+        </w:rPr>
+        <w:t>וַ⁠יֹּ֛אמֶר ס֥וּרָ⁠ה שְׁבָ⁠ה־פֹּ֖ה פְּלֹנִ֣י אַלְמֹנִ֑י</w:t>
+      </w:r>
+    </w:p>
+    <w:p>
+      <w:pPr/>
+      <w:r>
+        <w:rPr>
+          <w:lang w:val="pt_PT" w:bidi="pt_PT"/>
+        </w:rPr>
+      </w:r>
+      <w:r>
+        <w:rPr>
           <w:b/>
           <w:lang w:val="pt_PT" w:bidi="pt_PT"/>
         </w:rPr>
@@ -20969,6 +23615,20 @@
       </w:r>
       <w:r>
         <w:rPr>
+          <w:lang w:val="pt_PT" w:bidi="pt_PT"/>
+        </w:rPr>
+        <w:t>פְּלֹנִ֣י אַלְמֹנִ֑י</w:t>
+      </w:r>
+    </w:p>
+    <w:p>
+      <w:pPr/>
+      <w:r>
+        <w:rPr>
+          <w:lang w:val="pt_PT" w:bidi="pt_PT"/>
+        </w:rPr>
+      </w:r>
+      <w:r>
+        <w:rPr>
           <w:b/>
           <w:lang w:val="pt_PT" w:bidi="pt_PT"/>
         </w:rPr>
@@ -21169,6 +23829,20 @@
       </w:r>
       <w:r>
         <w:rPr>
+          <w:lang w:val="pt_PT" w:bidi="pt_PT"/>
+        </w:rPr>
+        <w:t>לְ⁠אָחִ֖י⁠נוּ</w:t>
+      </w:r>
+    </w:p>
+    <w:p>
+      <w:pPr/>
+      <w:r>
+        <w:rPr>
+          <w:lang w:val="pt_PT" w:bidi="pt_PT"/>
+        </w:rPr>
+      </w:r>
+      <w:r>
+        <w:rPr>
           <w:b/>
           <w:lang w:val="pt_PT" w:bidi="pt_PT"/>
         </w:rPr>
@@ -21278,6 +23952,20 @@
       </w:r>
       <w:r>
         <w:rPr>
+          <w:lang w:val="pt_PT" w:bidi="pt_PT"/>
+        </w:rPr>
+        <w:t>אָמַ֜רְתִּי</w:t>
+      </w:r>
+    </w:p>
+    <w:p>
+      <w:pPr/>
+      <w:r>
+        <w:rPr>
+          <w:lang w:val="pt_PT" w:bidi="pt_PT"/>
+        </w:rPr>
+      </w:r>
+      <w:r>
+        <w:rPr>
           <w:b/>
           <w:lang w:val="pt_PT" w:bidi="pt_PT"/>
         </w:rPr>
@@ -21388,6 +24076,20 @@
       </w:r>
       <w:r>
         <w:rPr>
+          <w:lang w:val="pt_PT" w:bidi="pt_PT"/>
+        </w:rPr>
+        <w:t>אֶגְלֶ֧ה אָזְנְ⁠ךָ֣</w:t>
+      </w:r>
+    </w:p>
+    <w:p>
+      <w:pPr/>
+      <w:r>
+        <w:rPr>
+          <w:lang w:val="pt_PT" w:bidi="pt_PT"/>
+        </w:rPr>
+      </w:r>
+      <w:r>
+        <w:rPr>
           <w:b/>
           <w:lang w:val="pt_PT" w:bidi="pt_PT"/>
         </w:rPr>
@@ -21498,6 +24200,20 @@
       </w:r>
       <w:r>
         <w:rPr>
+          <w:lang w:val="pt_PT" w:bidi="pt_PT"/>
+        </w:rPr>
+        <w:t>נֶ֥גֶד הַֽ⁠יֹּשְׁבִים֮</w:t>
+      </w:r>
+    </w:p>
+    <w:p>
+      <w:pPr/>
+      <w:r>
+        <w:rPr>
+          <w:lang w:val="pt_PT" w:bidi="pt_PT"/>
+        </w:rPr>
+      </w:r>
+      <w:r>
+        <w:rPr>
           <w:b/>
           <w:lang w:val="pt_PT" w:bidi="pt_PT"/>
         </w:rPr>
@@ -21692,6 +24408,20 @@
       </w:r>
       <w:r>
         <w:rPr>
+          <w:lang w:val="pt_PT" w:bidi="pt_PT"/>
+        </w:rPr>
+        <w:t>אֵ֤ין זוּלָֽתְ⁠ךָ֙ לִ⁠גְא֔וֹל וְ⁠אָנֹכִ֖י אַחֲרֶ֑י⁠ךָ</w:t>
+      </w:r>
+    </w:p>
+    <w:p>
+      <w:pPr/>
+      <w:r>
+        <w:rPr>
+          <w:lang w:val="pt_PT" w:bidi="pt_PT"/>
+        </w:rPr>
+      </w:r>
+      <w:r>
+        <w:rPr>
           <w:b/>
           <w:lang w:val="pt_PT" w:bidi="pt_PT"/>
         </w:rPr>
@@ -21788,6 +24518,20 @@
       </w:r>
       <w:r>
         <w:rPr>
+          <w:lang w:val="pt_PT" w:bidi="pt_PT"/>
+        </w:rPr>
+        <w:t>אָנֹכִ֥י אֶגְאָֽל</w:t>
+      </w:r>
+    </w:p>
+    <w:p>
+      <w:pPr/>
+      <w:r>
+        <w:rPr>
+          <w:lang w:val="pt_PT" w:bidi="pt_PT"/>
+        </w:rPr>
+      </w:r>
+      <w:r>
+        <w:rPr>
           <w:b/>
           <w:lang w:val="pt_PT" w:bidi="pt_PT"/>
         </w:rPr>
@@ -21864,6 +24608,20 @@
       </w:r>
       <w:r>
         <w:rPr>
+          <w:lang w:val="pt_PT" w:bidi="pt_PT"/>
+        </w:rPr>
+        <w:t>בְּ⁠יוֹם</w:t>
+      </w:r>
+    </w:p>
+    <w:p>
+      <w:pPr/>
+      <w:r>
+        <w:rPr>
+          <w:lang w:val="pt_PT" w:bidi="pt_PT"/>
+        </w:rPr>
+      </w:r>
+      <w:r>
+        <w:rPr>
           <w:b/>
           <w:lang w:val="pt_PT" w:bidi="pt_PT"/>
         </w:rPr>
@@ -21973,6 +24731,20 @@
       </w:r>
       <w:r>
         <w:rPr>
+          <w:lang w:val="pt_PT" w:bidi="pt_PT"/>
+        </w:rPr>
+        <w:t>מִ⁠יַּ֣ד נָעֳמִ֑י</w:t>
+      </w:r>
+    </w:p>
+    <w:p>
+      <w:pPr/>
+      <w:r>
+        <w:rPr>
+          <w:lang w:val="pt_PT" w:bidi="pt_PT"/>
+        </w:rPr>
+      </w:r>
+      <w:r>
+        <w:rPr>
           <w:b/>
           <w:lang w:val="pt_PT" w:bidi="pt_PT"/>
         </w:rPr>
@@ -22082,6 +24854,20 @@
       </w:r>
       <w:r>
         <w:rPr>
+          <w:lang w:val="pt_PT" w:bidi="pt_PT"/>
+        </w:rPr>
+        <w:t>וּ֠⁠מֵ⁠אֵת ר֣וּת &amp; קָנִ֔יתָה</w:t>
+      </w:r>
+    </w:p>
+    <w:p>
+      <w:pPr/>
+      <w:r>
+        <w:rPr>
+          <w:lang w:val="pt_PT" w:bidi="pt_PT"/>
+        </w:rPr>
+      </w:r>
+      <w:r>
+        <w:rPr>
           <w:b/>
           <w:lang w:val="pt_PT" w:bidi="pt_PT"/>
         </w:rPr>
@@ -22254,6 +25040,20 @@
       </w:r>
       <w:r>
         <w:rPr>
+          <w:lang w:val="pt_PT" w:bidi="pt_PT"/>
+        </w:rPr>
+        <w:t>לְ⁠הָקִ֥ים שֵׁם־הַ⁠מֵּ֖ת עַל־נַחֲלָתֽ⁠וֹ</w:t>
+      </w:r>
+    </w:p>
+    <w:p>
+      <w:pPr/>
+      <w:r>
+        <w:rPr>
+          <w:lang w:val="pt_PT" w:bidi="pt_PT"/>
+        </w:rPr>
+      </w:r>
+      <w:r>
+        <w:rPr>
           <w:b/>
           <w:lang w:val="pt_PT" w:bidi="pt_PT"/>
         </w:rPr>
@@ -22350,6 +25150,20 @@
       </w:r>
       <w:r>
         <w:rPr>
+          <w:lang w:val="pt_PT" w:bidi="pt_PT"/>
+        </w:rPr>
+        <w:t>הַ⁠מֵּת֙ &amp; הַ⁠מֵּ֖ת</w:t>
+      </w:r>
+    </w:p>
+    <w:p>
+      <w:pPr/>
+      <w:r>
+        <w:rPr>
+          <w:lang w:val="pt_PT" w:bidi="pt_PT"/>
+        </w:rPr>
+      </w:r>
+      <w:r>
+        <w:rPr>
           <w:b/>
           <w:lang w:val="pt_PT" w:bidi="pt_PT"/>
         </w:rPr>
@@ -22446,6 +25260,20 @@
       </w:r>
       <w:r>
         <w:rPr>
+          <w:lang w:val="pt_PT" w:bidi="pt_PT"/>
+        </w:rPr>
+        <w:t>אַשְׁחִ֖ית אֶת־נַחֲלָתִ֑⁠י</w:t>
+      </w:r>
+    </w:p>
+    <w:p>
+      <w:pPr/>
+      <w:r>
+        <w:rPr>
+          <w:lang w:val="pt_PT" w:bidi="pt_PT"/>
+        </w:rPr>
+      </w:r>
+      <w:r>
+        <w:rPr>
           <w:b/>
           <w:lang w:val="pt_PT" w:bidi="pt_PT"/>
         </w:rPr>
@@ -22542,6 +25370,20 @@
       </w:r>
       <w:r>
         <w:rPr>
+          <w:lang w:val="pt_PT" w:bidi="pt_PT"/>
+        </w:rPr>
+        <w:t>גְּאַל־לְ⁠ךָ֤ אַתָּה֙ אֶת־גְּאֻלָּתִ֔⁠י</w:t>
+      </w:r>
+    </w:p>
+    <w:p>
+      <w:pPr/>
+      <w:r>
+        <w:rPr>
+          <w:lang w:val="pt_PT" w:bidi="pt_PT"/>
+        </w:rPr>
+      </w:r>
+      <w:r>
+        <w:rPr>
           <w:b/>
           <w:lang w:val="pt_PT" w:bidi="pt_PT"/>
         </w:rPr>
@@ -22664,6 +25506,20 @@
       </w:r>
       <w:r>
         <w:rPr>
+          <w:lang w:val="pt_PT" w:bidi="pt_PT"/>
+        </w:rPr>
+        <w:t>וְ⁠זֹאת֩</w:t>
+      </w:r>
+    </w:p>
+    <w:p>
+      <w:pPr/>
+      <w:r>
+        <w:rPr>
+          <w:lang w:val="pt_PT" w:bidi="pt_PT"/>
+        </w:rPr>
+      </w:r>
+      <w:r>
+        <w:rPr>
           <w:b/>
           <w:lang w:val="pt_PT" w:bidi="pt_PT"/>
         </w:rPr>
@@ -22760,6 +25616,20 @@
       </w:r>
       <w:r>
         <w:rPr>
+          <w:lang w:val="pt_PT" w:bidi="pt_PT"/>
+        </w:rPr>
+        <w:t>וְ⁠זֹאת֩</w:t>
+      </w:r>
+    </w:p>
+    <w:p>
+      <w:pPr/>
+      <w:r>
+        <w:rPr>
+          <w:lang w:val="pt_PT" w:bidi="pt_PT"/>
+        </w:rPr>
+      </w:r>
+      <w:r>
+        <w:rPr>
           <w:b/>
           <w:lang w:val="pt_PT" w:bidi="pt_PT"/>
         </w:rPr>
@@ -22856,6 +25726,20 @@
       </w:r>
       <w:r>
         <w:rPr>
+          <w:lang w:val="pt_PT" w:bidi="pt_PT"/>
+        </w:rPr>
+        <w:t>לְ⁠פָנִ֨ים</w:t>
+      </w:r>
+    </w:p>
+    <w:p>
+      <w:pPr/>
+      <w:r>
+        <w:rPr>
+          <w:lang w:val="pt_PT" w:bidi="pt_PT"/>
+        </w:rPr>
+      </w:r>
+      <w:r>
+        <w:rPr>
           <w:b/>
           <w:lang w:val="pt_PT" w:bidi="pt_PT"/>
         </w:rPr>
@@ -22952,6 +25836,20 @@
       </w:r>
       <w:r>
         <w:rPr>
+          <w:lang w:val="pt_PT" w:bidi="pt_PT"/>
+        </w:rPr>
+        <w:t>לְ⁠רֵעֵ֑⁠הוּ</w:t>
+      </w:r>
+    </w:p>
+    <w:p>
+      <w:pPr/>
+      <w:r>
+        <w:rPr>
+          <w:lang w:val="pt_PT" w:bidi="pt_PT"/>
+        </w:rPr>
+      </w:r>
+      <w:r>
+        <w:rPr>
           <w:b/>
           <w:lang w:val="pt_PT" w:bidi="pt_PT"/>
         </w:rPr>
@@ -23048,6 +25946,20 @@
       </w:r>
       <w:r>
         <w:rPr>
+          <w:lang w:val="pt_PT" w:bidi="pt_PT"/>
+        </w:rPr>
+        <w:t>וַ⁠יֹּ֧אמֶר הַ⁠גֹּאֵ֛ל לְ⁠בֹ֖עַז קְנֵה־לָ֑⁠ךְ וַ⁠יִּשְׁלֹ֖ף נַעֲלֽ⁠וֹ</w:t>
+      </w:r>
+    </w:p>
+    <w:p>
+      <w:pPr/>
+      <w:r>
+        <w:rPr>
+          <w:lang w:val="pt_PT" w:bidi="pt_PT"/>
+        </w:rPr>
+      </w:r>
+      <w:r>
+        <w:rPr>
           <w:b/>
           <w:lang w:val="pt_PT" w:bidi="pt_PT"/>
         </w:rPr>
@@ -23131,6 +26043,20 @@
       </w:r>
       <w:r>
         <w:rPr>
+          <w:lang w:val="pt_PT" w:bidi="pt_PT"/>
+        </w:rPr>
+        <w:t>וַ⁠יֹּ֧אמֶר הַ⁠גֹּאֵ֛ל לְ⁠בֹ֖עַז קְנֵה־לָ֑⁠ךְ וַ⁠יִּשְׁלֹ֖ף נַעֲלֽ⁠וֹ</w:t>
+      </w:r>
+    </w:p>
+    <w:p>
+      <w:pPr/>
+      <w:r>
+        <w:rPr>
+          <w:lang w:val="pt_PT" w:bidi="pt_PT"/>
+        </w:rPr>
+      </w:r>
+      <w:r>
+        <w:rPr>
           <w:b/>
           <w:lang w:val="pt_PT" w:bidi="pt_PT"/>
         </w:rPr>
@@ -23227,6 +26153,20 @@
       </w:r>
       <w:r>
         <w:rPr>
+          <w:lang w:val="pt_PT" w:bidi="pt_PT"/>
+        </w:rPr>
+        <w:t>וַ⁠יִּשְׁלֹ֖ף נַעֲלֽ⁠וֹ</w:t>
+      </w:r>
+    </w:p>
+    <w:p>
+      <w:pPr/>
+      <w:r>
+        <w:rPr>
+          <w:lang w:val="pt_PT" w:bidi="pt_PT"/>
+        </w:rPr>
+      </w:r>
+      <w:r>
+        <w:rPr>
           <w:b/>
           <w:lang w:val="pt_PT" w:bidi="pt_PT"/>
         </w:rPr>
@@ -23310,6 +26250,20 @@
       </w:r>
       <w:r>
         <w:rPr>
+          <w:lang w:val="pt_PT" w:bidi="pt_PT"/>
+        </w:rPr>
+        <w:t>לַ⁠זְּקֵנִ֜ים וְ⁠כָל־הָ⁠עָ֗ם</w:t>
+      </w:r>
+    </w:p>
+    <w:p>
+      <w:pPr/>
+      <w:r>
+        <w:rPr>
+          <w:lang w:val="pt_PT" w:bidi="pt_PT"/>
+        </w:rPr>
+      </w:r>
+      <w:r>
+        <w:rPr>
           <w:b/>
           <w:lang w:val="pt_PT" w:bidi="pt_PT"/>
         </w:rPr>
@@ -23406,6 +26360,20 @@
       </w:r>
       <w:r>
         <w:rPr>
+          <w:lang w:val="pt_PT" w:bidi="pt_PT"/>
+        </w:rPr>
+        <w:t>מִ⁠יַּ֖ד נָעֳמִֽי</w:t>
+      </w:r>
+    </w:p>
+    <w:p>
+      <w:pPr/>
+      <w:r>
+        <w:rPr>
+          <w:lang w:val="pt_PT" w:bidi="pt_PT"/>
+        </w:rPr>
+      </w:r>
+      <w:r>
+        <w:rPr>
           <w:b/>
           <w:lang w:val="pt_PT" w:bidi="pt_PT"/>
         </w:rPr>
@@ -23565,6 +26533,20 @@
       </w:r>
       <w:r>
         <w:rPr>
+          <w:lang w:val="pt_PT" w:bidi="pt_PT"/>
+        </w:rPr>
+        <w:t>וְ⁠גַ֣ם</w:t>
+      </w:r>
+    </w:p>
+    <w:p>
+      <w:pPr/>
+      <w:r>
+        <w:rPr>
+          <w:lang w:val="pt_PT" w:bidi="pt_PT"/>
+        </w:rPr>
+      </w:r>
+      <w:r>
+        <w:rPr>
           <w:b/>
           <w:lang w:val="pt_PT" w:bidi="pt_PT"/>
         </w:rPr>
@@ -23637,6 +26619,20 @@
         <w:rPr>
           <w:lang w:val="pt_PT" w:bidi="pt_PT"/>
         </w:rPr>
+      </w:r>
+    </w:p>
+    <w:p>
+      <w:pPr/>
+      <w:r>
+        <w:rPr>
+          <w:lang w:val="pt_PT" w:bidi="pt_PT"/>
+        </w:rPr>
+      </w:r>
+      <w:r>
+        <w:rPr>
+          <w:lang w:val="pt_PT" w:bidi="pt_PT"/>
+        </w:rPr>
+        <w:t>לְ⁠הָקִ֤ים שֵׁם־הַ⁠מֵּת֙ עַל־נַ֣חֲלָת֔⁠וֹ</w:t>
       </w:r>
     </w:p>
     <w:p>
@@ -23729,6 +26725,20 @@
       </w:r>
       <w:r>
         <w:rPr>
+          <w:lang w:val="pt_PT" w:bidi="pt_PT"/>
+        </w:rPr>
+        <w:t>הַ⁠מֵּת֙ &amp; הַ⁠מֵּ֛ת</w:t>
+      </w:r>
+    </w:p>
+    <w:p>
+      <w:pPr/>
+      <w:r>
+        <w:rPr>
+          <w:lang w:val="pt_PT" w:bidi="pt_PT"/>
+        </w:rPr>
+      </w:r>
+      <w:r>
+        <w:rPr>
           <w:b/>
           <w:lang w:val="pt_PT" w:bidi="pt_PT"/>
         </w:rPr>
@@ -23856,6 +26866,20 @@
       </w:r>
       <w:r>
         <w:rPr>
+          <w:lang w:val="pt_PT" w:bidi="pt_PT"/>
+        </w:rPr>
+        <w:t>וְ⁠לֹא־יִכָּרֵ֧ת שֵׁם־הַ⁠מֵּ֛ת מֵ⁠עִ֥ם אֶחָ֖י⁠ו וּ⁠מִ⁠שַּׁ֣עַר מְקוֹמ֑⁠וֹ</w:t>
+      </w:r>
+    </w:p>
+    <w:p>
+      <w:pPr/>
+      <w:r>
+        <w:rPr>
+          <w:lang w:val="pt_PT" w:bidi="pt_PT"/>
+        </w:rPr>
+      </w:r>
+      <w:r>
+        <w:rPr>
           <w:b/>
           <w:lang w:val="pt_PT" w:bidi="pt_PT"/>
         </w:rPr>
@@ -23939,6 +26963,20 @@
       </w:r>
       <w:r>
         <w:rPr>
+          <w:lang w:val="pt_PT" w:bidi="pt_PT"/>
+        </w:rPr>
+        <w:t>וְ⁠לֹא־יִכָּרֵ֧ת שֵׁם־הַ⁠מֵּ֛ת מֵ⁠עִ֥ם אֶחָ֖י⁠ו וּ⁠מִ⁠שַּׁ֣עַר מְקוֹמ֑⁠וֹ</w:t>
+      </w:r>
+    </w:p>
+    <w:p>
+      <w:pPr/>
+      <w:r>
+        <w:rPr>
+          <w:lang w:val="pt_PT" w:bidi="pt_PT"/>
+        </w:rPr>
+      </w:r>
+      <w:r>
+        <w:rPr>
           <w:b/>
           <w:lang w:val="pt_PT" w:bidi="pt_PT"/>
         </w:rPr>
@@ -24061,6 +27099,20 @@
       </w:r>
       <w:r>
         <w:rPr>
+          <w:lang w:val="pt_PT" w:bidi="pt_PT"/>
+        </w:rPr>
+        <w:t>וּ⁠מִ⁠שַּׁ֣עַר מְקוֹמ֑⁠וֹ</w:t>
+      </w:r>
+    </w:p>
+    <w:p>
+      <w:pPr/>
+      <w:r>
+        <w:rPr>
+          <w:lang w:val="pt_PT" w:bidi="pt_PT"/>
+        </w:rPr>
+      </w:r>
+      <w:r>
+        <w:rPr>
           <w:b/>
           <w:lang w:val="pt_PT" w:bidi="pt_PT"/>
         </w:rPr>
@@ -24233,6 +27285,20 @@
       </w:r>
       <w:r>
         <w:rPr>
+          <w:lang w:val="pt_PT" w:bidi="pt_PT"/>
+        </w:rPr>
+        <w:t>הָ⁠עָ֧ם אֲשֶׁר־בַּ⁠שַּׁ֛עַר</w:t>
+      </w:r>
+    </w:p>
+    <w:p>
+      <w:pPr/>
+      <w:r>
+        <w:rPr>
+          <w:lang w:val="pt_PT" w:bidi="pt_PT"/>
+        </w:rPr>
+      </w:r>
+      <w:r>
+        <w:rPr>
           <w:b/>
           <w:lang w:val="pt_PT" w:bidi="pt_PT"/>
         </w:rPr>
@@ -24329,6 +27395,20 @@
       </w:r>
       <w:r>
         <w:rPr>
+          <w:lang w:val="pt_PT" w:bidi="pt_PT"/>
+        </w:rPr>
+        <w:t>הַ⁠בָּאָ֣ה אֶל־בֵּיתֶ֗⁠ךָ</w:t>
+      </w:r>
+    </w:p>
+    <w:p>
+      <w:pPr/>
+      <w:r>
+        <w:rPr>
+          <w:lang w:val="pt_PT" w:bidi="pt_PT"/>
+        </w:rPr>
+      </w:r>
+      <w:r>
+        <w:rPr>
           <w:b/>
           <w:lang w:val="pt_PT" w:bidi="pt_PT"/>
         </w:rPr>
@@ -24412,6 +27492,20 @@
       </w:r>
       <w:r>
         <w:rPr>
+          <w:lang w:val="pt_PT" w:bidi="pt_PT"/>
+        </w:rPr>
+        <w:t>יִתֵּן֩ יְהוָ֨ה אֶֽת־הָ⁠אִשָּׁ֜ה הַ⁠בָּאָ֣ה אֶל־בֵּיתֶ֗⁠ךָ כְּ⁠רָחֵ֤ל ׀ וּ⁠כְ⁠לֵאָה֙ אֲשֶׁ֨ר בָּנ֤וּ שְׁתֵּי⁠הֶם֙ אֶת־בֵּ֣ית יִשְׂרָאֵ֔ל</w:t>
+      </w:r>
+    </w:p>
+    <w:p>
+      <w:pPr/>
+      <w:r>
+        <w:rPr>
+          <w:lang w:val="pt_PT" w:bidi="pt_PT"/>
+        </w:rPr>
+      </w:r>
+      <w:r>
+        <w:rPr>
           <w:b/>
           <w:lang w:val="pt_PT" w:bidi="pt_PT"/>
         </w:rPr>
@@ -24495,6 +27589,20 @@
       </w:r>
       <w:r>
         <w:rPr>
+          <w:lang w:val="pt_PT" w:bidi="pt_PT"/>
+        </w:rPr>
+        <w:t>כְּ⁠רָחֵ֤ל ׀ וּ⁠כְ⁠לֵאָה֙ אֲשֶׁ֨ר בָּנ֤וּ שְׁתֵּי⁠הֶם֙ אֶת־בֵּ֣ית יִשְׂרָאֵ֔ל</w:t>
+      </w:r>
+    </w:p>
+    <w:p>
+      <w:pPr/>
+      <w:r>
+        <w:rPr>
+          <w:lang w:val="pt_PT" w:bidi="pt_PT"/>
+        </w:rPr>
+      </w:r>
+      <w:r>
+        <w:rPr>
           <w:b/>
           <w:lang w:val="pt_PT" w:bidi="pt_PT"/>
         </w:rPr>
@@ -24598,6 +27706,20 @@
       </w:r>
       <w:r>
         <w:rPr>
+          <w:lang w:val="pt_PT" w:bidi="pt_PT"/>
+        </w:rPr>
+        <w:t>בָּנ֤וּ &amp; אֶת־בֵּ֣ית יִשְׂרָאֵ֔ל</w:t>
+      </w:r>
+    </w:p>
+    <w:p>
+      <w:pPr/>
+      <w:r>
+        <w:rPr>
+          <w:lang w:val="pt_PT" w:bidi="pt_PT"/>
+        </w:rPr>
+      </w:r>
+      <w:r>
+        <w:rPr>
           <w:b/>
           <w:lang w:val="pt_PT" w:bidi="pt_PT"/>
         </w:rPr>
@@ -24720,6 +27842,20 @@
       </w:r>
       <w:r>
         <w:rPr>
+          <w:lang w:val="pt_PT" w:bidi="pt_PT"/>
+        </w:rPr>
+        <w:t>וַ⁠עֲשֵׂה־חַ֣יִל בְּ⁠אֶפְרָ֔תָה וּ⁠קְרָא־שֵׁ֖ם בְּ⁠בֵ֥ית לָֽחֶם</w:t>
+      </w:r>
+    </w:p>
+    <w:p>
+      <w:pPr/>
+      <w:r>
+        <w:rPr>
+          <w:lang w:val="pt_PT" w:bidi="pt_PT"/>
+        </w:rPr>
+      </w:r>
+      <w:r>
+        <w:rPr>
           <w:b/>
           <w:lang w:val="pt_PT" w:bidi="pt_PT"/>
         </w:rPr>
@@ -24829,6 +27965,20 @@
       </w:r>
       <w:r>
         <w:rPr>
+          <w:lang w:val="pt_PT" w:bidi="pt_PT"/>
+        </w:rPr>
+        <w:t>וַ⁠עֲשֵׂה־חַ֣יִל בְּ⁠אֶפְרָ֔תָה וּ⁠קְרָא־שֵׁ֖ם בְּ⁠בֵ֥ית לָֽחֶם</w:t>
+      </w:r>
+    </w:p>
+    <w:p>
+      <w:pPr/>
+      <w:r>
+        <w:rPr>
+          <w:lang w:val="pt_PT" w:bidi="pt_PT"/>
+        </w:rPr>
+      </w:r>
+      <w:r>
+        <w:rPr>
           <w:b/>
           <w:lang w:val="pt_PT" w:bidi="pt_PT"/>
         </w:rPr>
@@ -24912,6 +28062,20 @@
       </w:r>
       <w:r>
         <w:rPr>
+          <w:lang w:val="pt_PT" w:bidi="pt_PT"/>
+        </w:rPr>
+        <w:t>וִ⁠יהִ֤י בֵֽיתְ⁠ךָ֙ כְּ⁠בֵ֣ית פֶּ֔רֶץ</w:t>
+      </w:r>
+    </w:p>
+    <w:p>
+      <w:pPr/>
+      <w:r>
+        <w:rPr>
+          <w:lang w:val="pt_PT" w:bidi="pt_PT"/>
+        </w:rPr>
+      </w:r>
+      <w:r>
+        <w:rPr>
           <w:b/>
           <w:lang w:val="pt_PT" w:bidi="pt_PT"/>
         </w:rPr>
@@ -25021,6 +28185,20 @@
       </w:r>
       <w:r>
         <w:rPr>
+          <w:lang w:val="pt_PT" w:bidi="pt_PT"/>
+        </w:rPr>
+        <w:t>מִן־הַ⁠זֶּ֗רַע אֲשֶׁ֨ר יִתֵּ֤ן יְהוָה֙ לְ⁠ךָ֔</w:t>
+      </w:r>
+    </w:p>
+    <w:p>
+      <w:pPr/>
+      <w:r>
+        <w:rPr>
+          <w:lang w:val="pt_PT" w:bidi="pt_PT"/>
+        </w:rPr>
+      </w:r>
+      <w:r>
+        <w:rPr>
           <w:b/>
           <w:lang w:val="pt_PT" w:bidi="pt_PT"/>
         </w:rPr>
@@ -25117,6 +28295,20 @@
       </w:r>
       <w:r>
         <w:rPr>
+          <w:lang w:val="pt_PT" w:bidi="pt_PT"/>
+        </w:rPr>
+        <w:t>וַ⁠יִּקַּ֨ח בֹּ֤עַז אֶת־רוּת֙ וַ⁠תְּהִי־ל֣⁠וֹ לְ⁠אִשָּׁ֔ה</w:t>
+      </w:r>
+    </w:p>
+    <w:p>
+      <w:pPr/>
+      <w:r>
+        <w:rPr>
+          <w:lang w:val="pt_PT" w:bidi="pt_PT"/>
+        </w:rPr>
+      </w:r>
+      <w:r>
+        <w:rPr>
           <w:b/>
           <w:lang w:val="pt_PT" w:bidi="pt_PT"/>
         </w:rPr>
@@ -25189,6 +28381,20 @@
         <w:rPr>
           <w:lang w:val="pt_PT" w:bidi="pt_PT"/>
         </w:rPr>
+      </w:r>
+    </w:p>
+    <w:p>
+      <w:pPr/>
+      <w:r>
+        <w:rPr>
+          <w:lang w:val="pt_PT" w:bidi="pt_PT"/>
+        </w:rPr>
+      </w:r>
+      <w:r>
+        <w:rPr>
+          <w:lang w:val="pt_PT" w:bidi="pt_PT"/>
+        </w:rPr>
+        <w:t>וַ⁠יִּקַּ֨ח בֹּ֤עַז אֶת־רוּת֙</w:t>
       </w:r>
     </w:p>
     <w:p>
@@ -25332,6 +28538,20 @@
       </w:r>
       <w:r>
         <w:rPr>
+          <w:lang w:val="pt_PT" w:bidi="pt_PT"/>
+        </w:rPr>
+        <w:t>וַ⁠יָּבֹ֖א אֵלֶ֑י⁠הָ</w:t>
+      </w:r>
+    </w:p>
+    <w:p>
+      <w:pPr/>
+      <w:r>
+        <w:rPr>
+          <w:lang w:val="pt_PT" w:bidi="pt_PT"/>
+        </w:rPr>
+      </w:r>
+      <w:r>
+        <w:rPr>
           <w:b/>
           <w:lang w:val="pt_PT" w:bidi="pt_PT"/>
         </w:rPr>
@@ -25417,6 +28637,20 @@
         <w:rPr>
           <w:lang w:val="pt_PT" w:bidi="pt_PT"/>
         </w:rPr>
+      </w:r>
+    </w:p>
+    <w:p>
+      <w:pPr/>
+      <w:r>
+        <w:rPr>
+          <w:lang w:val="pt_PT" w:bidi="pt_PT"/>
+        </w:rPr>
+      </w:r>
+      <w:r>
+        <w:rPr>
+          <w:lang w:val="pt_PT" w:bidi="pt_PT"/>
+        </w:rPr>
+        <w:t>הַ⁠נָּשִׁים֙</w:t>
       </w:r>
     </w:p>
     <w:p>
@@ -25542,6 +28776,20 @@
       </w:r>
       <w:r>
         <w:rPr>
+          <w:lang w:val="pt_PT" w:bidi="pt_PT"/>
+        </w:rPr>
+        <w:t>בָּר֣וּךְ יְהוָ֔ה</w:t>
+      </w:r>
+    </w:p>
+    <w:p>
+      <w:pPr/>
+      <w:r>
+        <w:rPr>
+          <w:lang w:val="pt_PT" w:bidi="pt_PT"/>
+        </w:rPr>
+      </w:r>
+      <w:r>
+        <w:rPr>
           <w:b/>
           <w:lang w:val="pt_PT" w:bidi="pt_PT"/>
         </w:rPr>
@@ -25625,6 +28873,20 @@
       </w:r>
       <w:r>
         <w:rPr>
+          <w:lang w:val="pt_PT" w:bidi="pt_PT"/>
+        </w:rPr>
+        <w:t>לֹ֣א הִשְׁבִּ֥ית לָ֛⁠ךְ גֹּאֵ֖ל הַ⁠יּ֑וֹם</w:t>
+      </w:r>
+    </w:p>
+    <w:p>
+      <w:pPr/>
+      <w:r>
+        <w:rPr>
+          <w:lang w:val="pt_PT" w:bidi="pt_PT"/>
+        </w:rPr>
+      </w:r>
+      <w:r>
+        <w:rPr>
           <w:b/>
           <w:lang w:val="pt_PT" w:bidi="pt_PT"/>
         </w:rPr>
@@ -25747,6 +29009,20 @@
       </w:r>
       <w:r>
         <w:rPr>
+          <w:lang w:val="pt_PT" w:bidi="pt_PT"/>
+        </w:rPr>
+        <w:t>וְ⁠יִקָּרֵ֥א שְׁמ֖⁠וֹ</w:t>
+      </w:r>
+    </w:p>
+    <w:p>
+      <w:pPr/>
+      <w:r>
+        <w:rPr>
+          <w:lang w:val="pt_PT" w:bidi="pt_PT"/>
+        </w:rPr>
+      </w:r>
+      <w:r>
+        <w:rPr>
           <w:b/>
           <w:lang w:val="pt_PT" w:bidi="pt_PT"/>
         </w:rPr>
@@ -25830,6 +29106,20 @@
       </w:r>
       <w:r>
         <w:rPr>
+          <w:lang w:val="pt_PT" w:bidi="pt_PT"/>
+        </w:rPr>
+        <w:t>וְ⁠יִקָּרֵ֥א שְׁמ֖⁠וֹ בְּ⁠יִשְׂרָאֵֽל</w:t>
+      </w:r>
+    </w:p>
+    <w:p>
+      <w:pPr/>
+      <w:r>
+        <w:rPr>
+          <w:lang w:val="pt_PT" w:bidi="pt_PT"/>
+        </w:rPr>
+      </w:r>
+      <w:r>
+        <w:rPr>
           <w:b/>
           <w:lang w:val="pt_PT" w:bidi="pt_PT"/>
         </w:rPr>
@@ -25939,6 +29229,20 @@
       </w:r>
       <w:r>
         <w:rPr>
+          <w:lang w:val="pt_PT" w:bidi="pt_PT"/>
+        </w:rPr>
+        <w:t>לְ⁠מֵשִׁ֣יב נֶ֔פֶשׁ</w:t>
+      </w:r>
+    </w:p>
+    <w:p>
+      <w:pPr/>
+      <w:r>
+        <w:rPr>
+          <w:lang w:val="pt_PT" w:bidi="pt_PT"/>
+        </w:rPr>
+      </w:r>
+      <w:r>
+        <w:rPr>
           <w:b/>
           <w:lang w:val="pt_PT" w:bidi="pt_PT"/>
         </w:rPr>
@@ -26048,6 +29352,20 @@
       </w:r>
       <w:r>
         <w:rPr>
+          <w:lang w:val="pt_PT" w:bidi="pt_PT"/>
+        </w:rPr>
+        <w:t>וּ⁠לְ⁠כַלְכֵּ֖ל אֶת־שֵׂיבָתֵ֑⁠ךְ</w:t>
+      </w:r>
+    </w:p>
+    <w:p>
+      <w:pPr/>
+      <w:r>
+        <w:rPr>
+          <w:lang w:val="pt_PT" w:bidi="pt_PT"/>
+        </w:rPr>
+      </w:r>
+      <w:r>
+        <w:rPr>
           <w:b/>
           <w:lang w:val="pt_PT" w:bidi="pt_PT"/>
         </w:rPr>
@@ -26144,6 +29462,20 @@
       </w:r>
       <w:r>
         <w:rPr>
+          <w:lang w:val="pt_PT" w:bidi="pt_PT"/>
+        </w:rPr>
+        <w:t>כִּ֣י</w:t>
+      </w:r>
+    </w:p>
+    <w:p>
+      <w:pPr/>
+      <w:r>
+        <w:rPr>
+          <w:lang w:val="pt_PT" w:bidi="pt_PT"/>
+        </w:rPr>
+      </w:r>
+      <w:r>
+        <w:rPr>
           <w:b/>
           <w:lang w:val="pt_PT" w:bidi="pt_PT"/>
         </w:rPr>
@@ -26253,6 +29585,20 @@
       </w:r>
       <w:r>
         <w:rPr>
+          <w:lang w:val="pt_PT" w:bidi="pt_PT"/>
+        </w:rPr>
+        <w:t>ט֣וֹבָה לָ֔⁠ךְ מִ⁠שִּׁבְעָ֖ה בָּנִֽים</w:t>
+      </w:r>
+    </w:p>
+    <w:p>
+      <w:pPr/>
+      <w:r>
+        <w:rPr>
+          <w:lang w:val="pt_PT" w:bidi="pt_PT"/>
+        </w:rPr>
+      </w:r>
+      <w:r>
+        <w:rPr>
           <w:b/>
           <w:lang w:val="pt_PT" w:bidi="pt_PT"/>
         </w:rPr>
@@ -26349,6 +29695,20 @@
       </w:r>
       <w:r>
         <w:rPr>
+          <w:lang w:val="pt_PT" w:bidi="pt_PT"/>
+        </w:rPr>
+        <w:t>וַ⁠תִּקַּ֨ח נָעֳמִ֤י אֶת־הַ⁠יֶּ֨לֶד֙</w:t>
+      </w:r>
+    </w:p>
+    <w:p>
+      <w:pPr/>
+      <w:r>
+        <w:rPr>
+          <w:lang w:val="pt_PT" w:bidi="pt_PT"/>
+        </w:rPr>
+      </w:r>
+      <w:r>
+        <w:rPr>
           <w:b/>
           <w:lang w:val="pt_PT" w:bidi="pt_PT"/>
         </w:rPr>
@@ -26508,6 +29868,20 @@
       </w:r>
       <w:r>
         <w:rPr>
+          <w:lang w:val="pt_PT" w:bidi="pt_PT"/>
+        </w:rPr>
+        <w:t>וַ⁠תִּקְרֶאנָה֩ ל֨⁠וֹ הַ⁠שְּׁכֵנ֥וֹת שֵׁם֙ לֵ⁠אמֹ֔ר &amp; וַ⁠תִּקְרֶ֤אנָֽה שְׁמ⁠וֹ֙ עוֹבֵ֔ד</w:t>
+      </w:r>
+    </w:p>
+    <w:p>
+      <w:pPr/>
+      <w:r>
+        <w:rPr>
+          <w:lang w:val="pt_PT" w:bidi="pt_PT"/>
+        </w:rPr>
+      </w:r>
+      <w:r>
+        <w:rPr>
           <w:b/>
           <w:lang w:val="pt_PT" w:bidi="pt_PT"/>
         </w:rPr>
@@ -26591,6 +29965,20 @@
       </w:r>
       <w:r>
         <w:rPr>
+          <w:lang w:val="pt_PT" w:bidi="pt_PT"/>
+        </w:rPr>
+        <w:t>יֻלַּד־בֵּ֖ן לְ⁠נָעֳמִ֑י</w:t>
+      </w:r>
+    </w:p>
+    <w:p>
+      <w:pPr/>
+      <w:r>
+        <w:rPr>
+          <w:lang w:val="pt_PT" w:bidi="pt_PT"/>
+        </w:rPr>
+      </w:r>
+      <w:r>
+        <w:rPr>
           <w:b/>
           <w:lang w:val="pt_PT" w:bidi="pt_PT"/>
         </w:rPr>
@@ -26681,6 +30069,20 @@
       </w:r>
       <w:r>
         <w:rPr>
+          <w:lang w:val="pt_PT" w:bidi="pt_PT"/>
+        </w:rPr>
+        <w:t>וַ⁠תִּקְרֶ֤אנָֽה שְׁמ⁠וֹ֙ עוֹבֵ֔ד</w:t>
+      </w:r>
+    </w:p>
+    <w:p>
+      <w:pPr/>
+      <w:r>
+        <w:rPr>
+          <w:lang w:val="pt_PT" w:bidi="pt_PT"/>
+        </w:rPr>
+      </w:r>
+      <w:r>
+        <w:rPr>
           <w:b/>
           <w:lang w:val="pt_PT" w:bidi="pt_PT"/>
         </w:rPr>
@@ -26777,6 +30179,20 @@
       </w:r>
       <w:r>
         <w:rPr>
+          <w:lang w:val="pt_PT" w:bidi="pt_PT"/>
+        </w:rPr>
+        <w:t>ה֥וּא אֲבִי־יִשַׁ֖י</w:t>
+      </w:r>
+    </w:p>
+    <w:p>
+      <w:pPr/>
+      <w:r>
+        <w:rPr>
+          <w:lang w:val="pt_PT" w:bidi="pt_PT"/>
+        </w:rPr>
+      </w:r>
+      <w:r>
+        <w:rPr>
           <w:b/>
           <w:lang w:val="pt_PT" w:bidi="pt_PT"/>
         </w:rPr>
@@ -26958,6 +30374,20 @@
         <w:rPr>
           <w:lang w:val="pt_PT" w:bidi="pt_PT"/>
         </w:rPr>
+      </w:r>
+    </w:p>
+    <w:p>
+      <w:pPr/>
+      <w:r>
+        <w:rPr>
+          <w:lang w:val="pt_PT" w:bidi="pt_PT"/>
+        </w:rPr>
+      </w:r>
+      <w:r>
+        <w:rPr>
+          <w:lang w:val="pt_PT" w:bidi="pt_PT"/>
+        </w:rPr>
+        <w:t>תּוֹלְד֣וֹת פָּ֔רֶץ</w:t>
       </w:r>
     </w:p>
     <w:p>
@@ -27088,6 +30518,20 @@
       </w:r>
       <w:r>
         <w:rPr>
+          <w:lang w:val="pt_PT" w:bidi="pt_PT"/>
+        </w:rPr>
+        <w:t>פֶּ֖רֶץ הוֹלִ֥יד אֶת־חֶצְרֽוֹן</w:t>
+      </w:r>
+    </w:p>
+    <w:p>
+      <w:pPr/>
+      <w:r>
+        <w:rPr>
+          <w:lang w:val="pt_PT" w:bidi="pt_PT"/>
+        </w:rPr>
+      </w:r>
+      <w:r>
+        <w:rPr>
           <w:b/>
           <w:lang w:val="pt_PT" w:bidi="pt_PT"/>
         </w:rPr>
@@ -27186,6 +30630,20 @@
         <w:rPr>
           <w:lang w:val="pt_PT" w:bidi="pt_PT"/>
         </w:rPr>
+      </w:r>
+    </w:p>
+    <w:p>
+      <w:pPr/>
+      <w:r>
+        <w:rPr>
+          <w:lang w:val="pt_PT" w:bidi="pt_PT"/>
+        </w:rPr>
+      </w:r>
+      <w:r>
+        <w:rPr>
+          <w:lang w:val="pt_PT" w:bidi="pt_PT"/>
+        </w:rPr>
+        <w:t>וְ⁠חֶצְרוֹן֙ &amp; אֶת־רָ֔ם &amp; אֶת־עַמִּֽינָדָֽב</w:t>
       </w:r>
     </w:p>
     <w:p>

--- a/por/docx/08.content.docx
+++ b/por/docx/08.content.docx
@@ -739,7 +739,7 @@
         <w:rPr>
           <w:lang w:val="pt_PT" w:bidi="pt_PT"/>
         </w:rPr>
-        <w:t>בִּ⁠ימֵי֙ שְׁפֹ֣ט הַ⁠שֹּׁפְטִ֔ים</w:t>
+        <w:t>בִּ⁠ימֵי֙ שְׁפֹ֣ט הַ⁠שֹּׁפְטִ֔ים</w:t>
       </w:r>
     </w:p>
     <w:p>
@@ -849,7 +849,7 @@
         <w:rPr>
           <w:lang w:val="pt_PT" w:bidi="pt_PT"/>
         </w:rPr>
-        <w:t>בָּ⁠אָ֑רֶץ</w:t>
+        <w:t>בָּ⁠אָ֑רֶץ</w:t>
       </w:r>
     </w:p>
     <w:p>
@@ -1153,7 +1153,7 @@
         <w:rPr>
           <w:lang w:val="pt_PT" w:bidi="pt_PT"/>
         </w:rPr>
-        <w:t>וַ⁠תִּשָּׁאֵ֥ר הִ֖יא וּ⁠שְׁנֵ֥י בָנֶֽי⁠הָ</w:t>
+        <w:t>וַ⁠תִּשָּׁאֵ֥ר הִ֖יא וּ⁠שְׁנֵ֥י בָנֶֽי⁠הָ</w:t>
       </w:r>
     </w:p>
     <w:p>
@@ -1250,7 +1250,7 @@
         <w:rPr>
           <w:lang w:val="pt_PT" w:bidi="pt_PT"/>
         </w:rPr>
-        <w:t>וַ⁠יִּשְׂא֣וּ לָ⁠הֶ֗ם נָשִׁים֙</w:t>
+        <w:t>וַ⁠יִּשְׂא֣וּ לָ⁠הֶ֗ם נָשִׁים֙</w:t>
       </w:r>
     </w:p>
     <w:p>
@@ -1347,7 +1347,7 @@
         <w:rPr>
           <w:lang w:val="pt_PT" w:bidi="pt_PT"/>
         </w:rPr>
-        <w:t>שֵׁ֤ם הָֽ⁠אַחַת֙ עָרְפָּ֔ה וְ⁠שֵׁ֥ם הַ⁠שֵּׁנִ֖ית ר֑וּת</w:t>
+        <w:t>שֵׁ֤ם הָֽ⁠אַחַת֙ עָרְפָּ֔ה וְ⁠שֵׁ֥ם הַ⁠שֵּׁנִ֖ית ר֑וּת</w:t>
       </w:r>
     </w:p>
     <w:p>
@@ -1424,7 +1424,7 @@
         <w:rPr>
           <w:lang w:val="pt_PT" w:bidi="pt_PT"/>
         </w:rPr>
-        <w:t>וַ⁠תִּשָּׁאֵר֙ הָֽ⁠אִשָּׁ֔ה מִ⁠שְּׁנֵ֥י יְלָדֶ֖י⁠הָ וּ⁠מֵ⁠אִישָֽׁ⁠הּ</w:t>
+        <w:t>וַ⁠תִּשָּׁאֵר֙ הָֽ⁠אִשָּׁ֔ה מִ⁠שְּׁנֵ֥י יְלָדֶ֖י⁠הָ וּ⁠מֵ⁠אִישָֽׁ⁠הּ</w:t>
       </w:r>
     </w:p>
     <w:p>
@@ -1521,7 +1521,7 @@
         <w:rPr>
           <w:lang w:val="pt_PT" w:bidi="pt_PT"/>
         </w:rPr>
-        <w:t>וַ⁠תָּ֤קָם הִיא֙ וְ⁠כַלֹּתֶ֔י⁠הָ וַ⁠תָּ֖שָׁב</w:t>
+        <w:t>וַ⁠תָּ֤קָם הִיא֙ וְ⁠כַלֹּתֶ֔י⁠הָ וַ⁠תָּ֖שָׁב</w:t>
       </w:r>
     </w:p>
     <w:p>
@@ -1618,7 +1618,7 @@
         <w:rPr>
           <w:lang w:val="pt_PT" w:bidi="pt_PT"/>
         </w:rPr>
-        <w:t>וַ⁠תָּ֤קָם הִיא֙ וְ⁠כַלֹּתֶ֔י⁠הָ וַ⁠תָּ֖שָׁב</w:t>
+        <w:t>וַ⁠תָּ֤קָם הִיא֙ וְ⁠כַלֹּתֶ֔י⁠הָ וַ⁠תָּ֖שָׁב</w:t>
       </w:r>
     </w:p>
     <w:p>
@@ -1785,7 +1785,7 @@
         <w:rPr>
           <w:lang w:val="pt_PT" w:bidi="pt_PT"/>
         </w:rPr>
-        <w:t>כִּ֤י שָֽׁמְעָה֙ בִּ⁠שְׂדֵ֣ה מוֹאָ֔ב כִּֽי־פָקַ֤ד יְהוָה֙ אֶת־עַמּ֔⁠וֹ לָ⁠תֵ֥ת לָ⁠הֶ֖ם לָֽחֶם</w:t>
+        <w:t>כִּ֤י שָֽׁמְעָה֙ בִּ⁠שְׂדֵ֣ה מוֹאָ֔ב כִּֽי־פָקַ֤ד יְהוָה֙ אֶת־עַמּ֔⁠וֹ לָ⁠תֵ֥ת לָ⁠הֶ֖ם לָֽחֶם</w:t>
       </w:r>
     </w:p>
     <w:p>
@@ -1882,7 +1882,7 @@
         <w:rPr>
           <w:lang w:val="pt_PT" w:bidi="pt_PT"/>
         </w:rPr>
-        <w:t>שָֽׁמְעָה֙ בִּ⁠שְׂדֵ֣ה מוֹאָ֔ב</w:t>
+        <w:t>שָֽׁמְעָה֙ בִּ⁠שְׂדֵ֣ה מוֹאָ֔ב</w:t>
       </w:r>
     </w:p>
     <w:p>
@@ -2299,7 +2299,7 @@
         <w:rPr>
           <w:lang w:val="pt_PT" w:bidi="pt_PT"/>
         </w:rPr>
-        <w:t>לֵ֣כְנָה שֹּׁ֔בְנָה אִשָּׁ֖ה</w:t>
+        <w:t>לֵ֣כְנָה שֹּׁ֔בְנָה אִשָּׁ֖ה</w:t>
       </w:r>
     </w:p>
     <w:p>
@@ -2396,7 +2396,7 @@
         <w:rPr>
           <w:lang w:val="pt_PT" w:bidi="pt_PT"/>
         </w:rPr>
-        <w:t>לֵ֣כְנָה שֹּׁ֔בְנָה אִשָּׁ֖ה לְ⁠בֵ֣ית אִמָּ֑⁠הּ</w:t>
+        <w:t>לֵ֣כְנָה שֹּׁ֔בְנָה אִשָּׁ֖ה לְ⁠בֵ֣ית אִמָּ֑⁠הּ</w:t>
       </w:r>
     </w:p>
     <w:p>
@@ -2536,7 +2536,7 @@
         <w:rPr>
           <w:lang w:val="pt_PT" w:bidi="pt_PT"/>
         </w:rPr>
-        <w:t>יעשה יְהוָ֤ה עִמָּ⁠כֶם֙ חֶ֔סֶד כַּ⁠אֲשֶׁ֧ר עֲשִׂיתֶ֛ם עִם־הַ⁠מֵּתִ֖ים וְ⁠עִמָּדִֽ⁠י</w:t>
+        <w:t>יעשה יְהוָ֤ה עִמָּ⁠כֶם֙ חֶ֔סֶד כַּ⁠אֲשֶׁ֧ר עֲשִׂיתֶ֛ם עִם־הַ⁠מֵּתִ֖ים וְ⁠עִמָּדִֽ⁠י</w:t>
       </w:r>
     </w:p>
     <w:p>
@@ -2633,7 +2633,7 @@
         <w:rPr>
           <w:lang w:val="pt_PT" w:bidi="pt_PT"/>
         </w:rPr>
-        <w:t>עִם־הַ⁠מֵּתִ֖ים</w:t>
+        <w:t>עִם־הַ⁠מֵּתִ֖ים</w:t>
       </w:r>
     </w:p>
     <w:p>
@@ -3020,7 +3020,7 @@
         <w:rPr>
           <w:lang w:val="pt_PT" w:bidi="pt_PT"/>
         </w:rPr>
-        <w:t>בֵּ֣ית אִישָׁ֑⁠הּ</w:t>
+        <w:t>בֵּ֣ית אִישָׁ֑⁠הּ</w:t>
       </w:r>
     </w:p>
     <w:p>
@@ -3130,7 +3130,7 @@
         <w:rPr>
           <w:lang w:val="pt_PT" w:bidi="pt_PT"/>
         </w:rPr>
-        <w:t>וַ⁠תִּשֶּׂ֥אנָה קוֹלָ֖⁠ן וַ⁠תִּבְכֶּֽינָה</w:t>
+        <w:t>וַ⁠תִּשֶּׂ֥אנָה קוֹלָ֖⁠ן וַ⁠תִּבְכֶּֽינָה</w:t>
       </w:r>
     </w:p>
     <w:p>
@@ -3350,7 +3350,7 @@
         <w:rPr>
           <w:lang w:val="pt_PT" w:bidi="pt_PT"/>
         </w:rPr>
-        <w:t>וַ⁠תֹּאמַ֖רְנָה</w:t>
+        <w:t>וַ⁠תֹּאמַ֖רְנָה</w:t>
       </w:r>
     </w:p>
     <w:p>
@@ -3460,7 +3460,7 @@
         <w:rPr>
           <w:lang w:val="pt_PT" w:bidi="pt_PT"/>
         </w:rPr>
-        <w:t>כִּי</w:t>
+        <w:t>כִּי</w:t>
       </w:r>
     </w:p>
     <w:p>
@@ -3557,7 +3557,7 @@
         <w:rPr>
           <w:lang w:val="pt_PT" w:bidi="pt_PT"/>
         </w:rPr>
-        <w:t>אִתָּ֥⁠ךְ</w:t>
+        <w:t>אִתָּ֥⁠ךְ</w:t>
       </w:r>
     </w:p>
     <w:p>
@@ -3654,7 +3654,7 @@
         <w:rPr>
           <w:lang w:val="pt_PT" w:bidi="pt_PT"/>
         </w:rPr>
-        <w:t>וַ⁠תֹּ֤אמֶר נָעֳמִי֙</w:t>
+        <w:t>וַ⁠תֹּ֤אמֶר נָעֳמִי֙</w:t>
       </w:r>
     </w:p>
     <w:p>
@@ -3854,7 +3854,7 @@
         <w:rPr>
           <w:lang w:val="pt_PT" w:bidi="pt_PT"/>
         </w:rPr>
-        <w:t>לָ֥⁠מָּה תֵלַ֖כְנָה עִמִּ֑⁠י</w:t>
+        <w:t>לָ֥⁠מָּה תֵלַ֖כְנָה עִמִּ֑⁠י</w:t>
       </w:r>
     </w:p>
     <w:p>
@@ -3951,7 +3951,7 @@
         <w:rPr>
           <w:lang w:val="pt_PT" w:bidi="pt_PT"/>
         </w:rPr>
-        <w:t>הַֽ⁠עֽוֹד־לִ֤⁠י בָנִים֙ בְּֽ⁠מֵעַ֔⁠י וְ⁠הָי֥וּ לָ⁠כֶ֖ם לַ⁠אֲנָשִֽׁים</w:t>
+        <w:t>הַֽ⁠עֽוֹד־לִ֤⁠י בָנִים֙ בְּֽ⁠מֵעַ֔⁠י וְ⁠הָי֥וּ לָ⁠כֶ֖ם לַ⁠אֲנָשִֽׁים</w:t>
       </w:r>
     </w:p>
     <w:p>
@@ -4048,7 +4048,7 @@
         <w:rPr>
           <w:lang w:val="pt_PT" w:bidi="pt_PT"/>
         </w:rPr>
-        <w:t>זָקַ֖נְתִּי מִ⁠הְי֣וֹת לְ⁠אִ֑ישׁ</w:t>
+        <w:t>זָקַ֖נְתִּי מִ⁠הְי֣וֹת לְ⁠אִ֑ישׁ</w:t>
       </w:r>
     </w:p>
     <w:p>
@@ -4145,7 +4145,7 @@
         <w:rPr>
           <w:lang w:val="pt_PT" w:bidi="pt_PT"/>
         </w:rPr>
-        <w:t>כִּ֤י אָמַ֨רְתִּי֙ יֶשׁ־לִ֣⁠י תִקְוָ֔ה גַּ֣ם הָיִ֤יתִי הַ⁠לַּ֨יְלָה֙ לְ⁠אִ֔ישׁ וְ⁠גַ֖ם יָלַ֥דְתִּי בָנִֽים</w:t>
+        <w:t>כִּ֤י אָמַ֨רְתִּי֙ יֶשׁ־לִ֣⁠י תִקְוָ֔ה גַּ֣ם הָיִ֤יתִי הַ⁠לַּ֨יְלָה֙ לְ⁠אִ֔ישׁ וְ⁠גַ֖ם יָלַ֥דְתִּי בָנִֽים</w:t>
       </w:r>
     </w:p>
     <w:p>
@@ -4305,7 +4305,7 @@
         <w:rPr>
           <w:lang w:val="pt_PT" w:bidi="pt_PT"/>
         </w:rPr>
-        <w:t>הֲ⁠לָהֵ֣ן ׀ תְּשַׂבֵּ֗רְנָה עַ֚ד אֲשֶׁ֣ר יִגְדָּ֔לוּ הֲ⁠לָהֵן֙ תֵּֽעָגֵ֔נָה לְ⁠בִלְתִּ֖י הֱי֣וֹת לְ⁠אִ֑ישׁ</w:t>
+        <w:t>הֲ⁠לָהֵ֣ן ׀ תְּשַׂבֵּ֗רְנָה עַ֚ד אֲשֶׁ֣ר יִגְדָּ֔לוּ הֲ⁠לָהֵן֙ תֵּֽעָגֵ֔נָה לְ⁠בִלְתִּ֖י הֱי֣וֹת לְ⁠אִ֑ישׁ</w:t>
       </w:r>
     </w:p>
     <w:p>
@@ -4402,7 +4402,7 @@
         <w:rPr>
           <w:lang w:val="pt_PT" w:bidi="pt_PT"/>
         </w:rPr>
-        <w:t>הֲ⁠לָהֵ֣ן ׀ תְּשַׂבֵּ֗רְנָה עַ֚ד אֲשֶׁ֣ר יִגְדָּ֔לוּ הֲ⁠לָהֵן֙ תֵּֽעָגֵ֔נָה לְ⁠בִלְתִּ֖י הֱי֣וֹת לְ⁠אִ֑ישׁ</w:t>
+        <w:t>הֲ⁠לָהֵ֣ן ׀ תְּשַׂבֵּ֗רְנָה עַ֚ד אֲשֶׁ֣ר יִגְדָּ֔לוּ הֲ⁠לָהֵן֙ תֵּֽעָגֵ֔נָה לְ⁠בִלְתִּ֖י הֱי֣וֹת לְ⁠אִ֑ישׁ</w:t>
       </w:r>
     </w:p>
     <w:p>
@@ -4770,7 +4770,7 @@
         <w:rPr>
           <w:lang w:val="pt_PT" w:bidi="pt_PT"/>
         </w:rPr>
-        <w:t>וַ⁠תִּשֶּׂ֣נָה קוֹלָ֔⁠ן וַ⁠תִּבְכֶּ֖ינָה</w:t>
+        <w:t>וַ⁠תִּשֶּׂ֣נָה קוֹלָ֔⁠ן וַ⁠תִּבְכֶּ֖ינָה</w:t>
       </w:r>
     </w:p>
     <w:p>
@@ -4880,7 +4880,7 @@
         <w:rPr>
           <w:lang w:val="pt_PT" w:bidi="pt_PT"/>
         </w:rPr>
-        <w:t>וְ⁠ר֖וּת דָּ֥בְקָה בָּֽ⁠הּ</w:t>
+        <w:t>וְ⁠ר֖וּת דָּ֥בְקָה בָּֽ⁠הּ</w:t>
       </w:r>
     </w:p>
     <w:p>
@@ -4977,7 +4977,7 @@
         <w:rPr>
           <w:lang w:val="pt_PT" w:bidi="pt_PT"/>
         </w:rPr>
-        <w:t>הִנֵּה֙</w:t>
+        <w:t>הִנֵּה֙</w:t>
       </w:r>
     </w:p>
     <w:p>
@@ -5170,7 +5170,7 @@
         <w:rPr>
           <w:lang w:val="pt_PT" w:bidi="pt_PT"/>
         </w:rPr>
-        <w:t>עַמָּ֖⁠הּ</w:t>
+        <w:t>עַמָּ֖⁠הּ</w:t>
       </w:r>
     </w:p>
     <w:p>
@@ -5647,7 +5647,7 @@
         <w:rPr>
           <w:lang w:val="pt_PT" w:bidi="pt_PT"/>
         </w:rPr>
-        <w:t>עַמֵּ֣⁠ךְ עַמִּ֔⁠י וֵ⁠אלֹהַ֖יִ⁠ךְ אֱלֹהָֽ⁠י</w:t>
+        <w:t>עַמֵּ֣⁠ךְ עַמִּ֔⁠י וֵ⁠אלֹהַ֖יִ⁠ךְ אֱלֹהָֽ⁠י</w:t>
       </w:r>
     </w:p>
     <w:p>
@@ -5744,7 +5744,7 @@
         <w:rPr>
           <w:lang w:val="pt_PT" w:bidi="pt_PT"/>
         </w:rPr>
-        <w:t>כֹּה֩ יַעֲשֶׂ֨ה יְהוָ֥ה לִ⁠י֙ וְ⁠כֹ֣ה יֹסִ֔יף</w:t>
+        <w:t>כֹּה֩ יַעֲשֶׂ֨ה יְהוָ֥ה לִ⁠י֙ וְ⁠כֹ֣ה יֹסִ֔יף</w:t>
       </w:r>
     </w:p>
     <w:p>
@@ -5841,7 +5841,7 @@
         <w:rPr>
           <w:lang w:val="pt_PT" w:bidi="pt_PT"/>
         </w:rPr>
-        <w:t>כִּ֣י הַ⁠מָּ֔וֶת יַפְרִ֖יד בֵּינִ֥⁠י וּ⁠בֵינֵֽ⁠ךְ</w:t>
+        <w:t>כִּ֣י הַ⁠מָּ֔וֶת יַפְרִ֖יד בֵּינִ֥⁠י וּ⁠בֵינֵֽ⁠ךְ</w:t>
       </w:r>
     </w:p>
     <w:p>
@@ -5938,7 +5938,7 @@
         <w:rPr>
           <w:lang w:val="pt_PT" w:bidi="pt_PT"/>
         </w:rPr>
-        <w:t>יַפְרִ֖יד בֵּינִ֥⁠י וּ⁠בֵינֵֽ⁠ךְ</w:t>
+        <w:t>יַפְרִ֖יד בֵּינִ֥⁠י וּ⁠בֵינֵֽ⁠ךְ</w:t>
       </w:r>
     </w:p>
     <w:p>
@@ -6035,7 +6035,7 @@
         <w:rPr>
           <w:lang w:val="pt_PT" w:bidi="pt_PT"/>
         </w:rPr>
-        <w:t>וַ⁠תֶּחְדַּ֖ל לְ⁠דַבֵּ֥ר אֵלֶֽי⁠הָ</w:t>
+        <w:t>וַ⁠תֶּחְדַּ֖ל לְ⁠דַבֵּ֥ר אֵלֶֽי⁠הָ</w:t>
       </w:r>
     </w:p>
     <w:p>
@@ -6132,7 +6132,7 @@
         <w:rPr>
           <w:lang w:val="pt_PT" w:bidi="pt_PT"/>
         </w:rPr>
-        <w:t>וַ⁠תֶּחְדַּ֖ל לְ⁠דַבֵּ֥ר אֵלֶֽי⁠הָ</w:t>
+        <w:t>וַ⁠תֶּחְדַּ֖ל לְ⁠דַבֵּ֥ר אֵלֶֽי⁠הָ</w:t>
       </w:r>
     </w:p>
     <w:p>
@@ -6333,7 +6333,7 @@
         <w:rPr>
           <w:lang w:val="pt_PT" w:bidi="pt_PT"/>
         </w:rPr>
-        <w:t>כְּ⁠בֹאָ֨⁠נָה֙ בֵּ֣ית לֶ֔חֶם</w:t>
+        <w:t>כְּ⁠בֹאָ֨⁠נָה֙ בֵּ֣ית לֶ֔חֶם</w:t>
       </w:r>
     </w:p>
     <w:p>
@@ -6430,7 +6430,7 @@
         <w:rPr>
           <w:lang w:val="pt_PT" w:bidi="pt_PT"/>
         </w:rPr>
-        <w:t>כָּל־הָ⁠עִיר֙</w:t>
+        <w:t>כָּל־הָ⁠עִיר֙</w:t>
       </w:r>
     </w:p>
     <w:p>
@@ -6540,7 +6540,7 @@
         <w:rPr>
           <w:lang w:val="pt_PT" w:bidi="pt_PT"/>
         </w:rPr>
-        <w:t>כָּל־הָ⁠עִיר֙</w:t>
+        <w:t>כָּל־הָ⁠עִיר֙</w:t>
       </w:r>
     </w:p>
     <w:p>
@@ -6747,7 +6747,7 @@
         <w:rPr>
           <w:lang w:val="pt_PT" w:bidi="pt_PT"/>
         </w:rPr>
-        <w:t>אַל־תִּקְרֶ֥אנָה לִ֖⁠י נָעֳמִ֑י</w:t>
+        <w:t>אַל־תִּקְרֶ֥אנָה לִ֖⁠י נָעֳמִ֑י</w:t>
       </w:r>
     </w:p>
     <w:p>
@@ -6954,7 +6954,7 @@
         <w:rPr>
           <w:lang w:val="pt_PT" w:bidi="pt_PT"/>
         </w:rPr>
-        <w:t>אֲנִי֙ מְלֵאָ֣ה הָלַ֔כְתִּי וְ⁠רֵיקָ֖ם הֱשִׁיבַ֣⁠נִי יְהוָ֑ה</w:t>
+        <w:t>אֲנִי֙ מְלֵאָ֣ה הָלַ֔כְתִּי וְ⁠רֵיקָ֖ם הֱשִׁיבַ֣⁠נִי יְהוָ֑ה</w:t>
       </w:r>
     </w:p>
     <w:p>
@@ -7051,7 +7051,7 @@
         <w:rPr>
           <w:lang w:val="pt_PT" w:bidi="pt_PT"/>
         </w:rPr>
-        <w:t>לָ֣⁠מָּה תִקְרֶ֤אנָה לִ⁠י֙ נָעֳמִ֔י</w:t>
+        <w:t>לָ֣⁠מָּה תִקְרֶ֤אנָה לִ⁠י֙ נָעֳמִ֔י</w:t>
       </w:r>
     </w:p>
     <w:p>
@@ -7148,7 +7148,7 @@
         <w:rPr>
           <w:lang w:val="pt_PT" w:bidi="pt_PT"/>
         </w:rPr>
-        <w:t>וַֽ⁠יהוָה֙ עָ֣נָה בִ֔⁠י וְ⁠שַׁדַּ֖י הֵ֥רַֽע לִֽ⁠י</w:t>
+        <w:t>וַֽ⁠יהוָה֙ עָ֣נָה בִ֔⁠י וְ⁠שַׁדַּ֖י הֵ֥רַֽע לִֽ⁠י</w:t>
       </w:r>
     </w:p>
     <w:p>
@@ -7405,7 +7405,7 @@
         <w:rPr>
           <w:lang w:val="pt_PT" w:bidi="pt_PT"/>
         </w:rPr>
-        <w:t>וַ⁠תָּ֣שָׁב נָעֳמִ֗י וְ⁠ר֨וּת הַ⁠מּוֹאֲבִיָּ֤ה כַלָּתָ⁠הּ֙ עִמָּ֔⁠הּ הַ⁠שָּׁ֖בָה מִ⁠שְּׂדֵ֣י מוֹאָ֑ב</w:t>
+        <w:t>וַ⁠תָּ֣שָׁב נָעֳמִ֗י וְ⁠ר֨וּת הַ⁠מּוֹאֲבִיָּ֤ה כַלָּתָ⁠הּ֙ עִמָּ֔⁠הּ הַ⁠שָּׁ֖בָה מִ⁠שְּׂדֵ֣י מוֹאָ֑ב</w:t>
       </w:r>
     </w:p>
     <w:p>
@@ -7502,7 +7502,7 @@
         <w:rPr>
           <w:lang w:val="pt_PT" w:bidi="pt_PT"/>
         </w:rPr>
-        <w:t>וְ⁠הֵ֗מָּה בָּ֚אוּ בֵּ֣ית לֶ֔חֶם בִּ⁠תְחִלַּ֖ת קְצִ֥יר שְׂעֹרִֽים</w:t>
+        <w:t>וְ⁠הֵ֗מָּה בָּ֚אוּ בֵּ֣ית לֶ֔חֶם בִּ⁠תְחִלַּ֖ת קְצִ֥יר שְׂעֹרִֽים</w:t>
       </w:r>
     </w:p>
     <w:p>
@@ -7599,7 +7599,7 @@
         <w:rPr>
           <w:lang w:val="pt_PT" w:bidi="pt_PT"/>
         </w:rPr>
-        <w:t>בִּ⁠תְחִלַּ֖ת קְצִ֥יר שְׂעֹרִֽים</w:t>
+        <w:t>בִּ⁠תְחִלַּ֖ת קְצִ֥יר שְׂעֹרִֽים</w:t>
       </w:r>
     </w:p>
     <w:p>
@@ -7709,7 +7709,7 @@
         <w:rPr>
           <w:lang w:val="pt_PT" w:bidi="pt_PT"/>
         </w:rPr>
-        <w:t>וּֽ⁠לְ⁠נָעֳמִ֞י מוֹדַ֣ע לְ⁠אִישָׁ֗⁠הּ</w:t>
+        <w:t>וּֽ⁠לְ⁠נָעֳמִ֞י מוֹדַ֣ע לְ⁠אִישָׁ֗⁠הּ</w:t>
       </w:r>
     </w:p>
     <w:p>
@@ -7806,7 +7806,7 @@
         <w:rPr>
           <w:lang w:val="pt_PT" w:bidi="pt_PT"/>
         </w:rPr>
-        <w:t>וּֽ⁠לְ⁠נָעֳמִ֞י מוֹדַ֣ע לְ⁠אִישָׁ֗⁠הּ</w:t>
+        <w:t>וּֽ⁠לְ⁠נָעֳמִ֞י מוֹדַ֣ע לְ⁠אִישָׁ֗⁠הּ</w:t>
       </w:r>
     </w:p>
     <w:p>
@@ -7916,7 +7916,7 @@
         <w:rPr>
           <w:lang w:val="pt_PT" w:bidi="pt_PT"/>
         </w:rPr>
-        <w:t>אִ֚ישׁ גִּבּ֣וֹר חַ֔יִל</w:t>
+        <w:t>אִ֚ישׁ גִּבּ֣וֹר חַ֔יִל</w:t>
       </w:r>
     </w:p>
     <w:p>
@@ -8026,7 +8026,7 @@
         <w:rPr>
           <w:lang w:val="pt_PT" w:bidi="pt_PT"/>
         </w:rPr>
-        <w:t>מִ⁠מִּשְׁפַּ֖חַת אֱלִימֶ֑לֶךְ</w:t>
+        <w:t>מִ⁠מִּשְׁפַּ֖חַת אֱלִימֶ֑לֶךְ</w:t>
       </w:r>
     </w:p>
     <w:p>
@@ -8123,7 +8123,7 @@
         <w:rPr>
           <w:lang w:val="pt_PT" w:bidi="pt_PT"/>
         </w:rPr>
-        <w:t>ר֨וּת הַ⁠מּוֹאֲבִיָּ֜ה</w:t>
+        <w:t>ר֨וּת הַ⁠מּוֹאֲבִיָּ֜ה</w:t>
       </w:r>
     </w:p>
     <w:p>
@@ -8283,7 +8283,7 @@
         <w:rPr>
           <w:lang w:val="pt_PT" w:bidi="pt_PT"/>
         </w:rPr>
-        <w:t>אֲשֶׁ֥ר אֶמְצָא־חֵ֖ן בְּ⁠עֵינָ֑י⁠ו</w:t>
+        <w:t>אֲשֶׁ֥ר אֶמְצָא־חֵ֖ן בְּ⁠עֵינָ֑י⁠ו</w:t>
       </w:r>
     </w:p>
     <w:p>
@@ -8380,7 +8380,7 @@
         <w:rPr>
           <w:lang w:val="pt_PT" w:bidi="pt_PT"/>
         </w:rPr>
-        <w:t>בִתִּֽ⁠י</w:t>
+        <w:t>בִתִּֽ⁠י</w:t>
       </w:r>
     </w:p>
     <w:p>
@@ -8477,7 +8477,7 @@
         <w:rPr>
           <w:lang w:val="pt_PT" w:bidi="pt_PT"/>
         </w:rPr>
-        <w:t>וַ⁠יִּ֣קֶר מִקְרֶ֔⁠הָ</w:t>
+        <w:t>וַ⁠יִּ֣קֶר מִקְרֶ֔⁠הָ</w:t>
       </w:r>
     </w:p>
     <w:p>
@@ -8587,7 +8587,7 @@
         <w:rPr>
           <w:lang w:val="pt_PT" w:bidi="pt_PT"/>
         </w:rPr>
-        <w:t>מִ⁠מִּשְׁפַּ֥חַת אֱלִימֶֽלֶךְ</w:t>
+        <w:t>מִ⁠מִּשְׁפַּ֥חַת אֱלִימֶֽלֶךְ</w:t>
       </w:r>
     </w:p>
     <w:p>
@@ -8697,7 +8697,7 @@
         <w:rPr>
           <w:lang w:val="pt_PT" w:bidi="pt_PT"/>
         </w:rPr>
-        <w:t>וְ⁠הִנֵּה</w:t>
+        <w:t>וְ⁠הִנֵּה</w:t>
       </w:r>
     </w:p>
     <w:p>
@@ -8807,7 +8807,7 @@
         <w:rPr>
           <w:lang w:val="pt_PT" w:bidi="pt_PT"/>
         </w:rPr>
-        <w:t>בָּ֚א מִ⁠בֵּ֣ית לֶ֔חֶם</w:t>
+        <w:t>בָּ֚א מִ⁠בֵּ֣ית לֶ֔חֶם</w:t>
       </w:r>
     </w:p>
     <w:p>
@@ -8904,7 +8904,7 @@
         <w:rPr>
           <w:lang w:val="pt_PT" w:bidi="pt_PT"/>
         </w:rPr>
-        <w:t>יְהוָ֣ה עִמָּ⁠כֶ֑ם</w:t>
+        <w:t>יְהוָ֣ה עִמָּ⁠כֶ֑ם</w:t>
       </w:r>
     </w:p>
     <w:p>
@@ -9167,7 +9167,7 @@
         <w:rPr>
           <w:lang w:val="pt_PT" w:bidi="pt_PT"/>
         </w:rPr>
-        <w:t>לְ⁠מִ֖י הַ⁠נַּעֲרָ֥ה הַ⁠זֹּֽאת</w:t>
+        <w:t>לְ⁠מִ֖י הַ⁠נַּעֲרָ֥ה הַ⁠זֹּֽאת</w:t>
       </w:r>
     </w:p>
     <w:p>
@@ -9264,7 +9264,7 @@
         <w:rPr>
           <w:lang w:val="pt_PT" w:bidi="pt_PT"/>
         </w:rPr>
-        <w:t>וַ⁠יַּ֗עַן &amp; וַ⁠יֹּאמַ֑ר</w:t>
+        <w:t>וַ⁠יַּ֗עַן &amp; וַ⁠יֹּאמַ֑ר</w:t>
       </w:r>
     </w:p>
     <w:p>
@@ -9361,7 +9361,7 @@
         <w:rPr>
           <w:lang w:val="pt_PT" w:bidi="pt_PT"/>
         </w:rPr>
-        <w:t>וַ⁠תֹּ֗אמֶר אֲלַקֳטָה־נָּא֙ וְ⁠אָסַפְתִּ֣י בָֽ⁠עֳמָרִ֔ים אַחֲרֵ֖י הַ⁠קּוֹצְרִ֑ים</w:t>
+        <w:t>וַ⁠תֹּ֗אמֶר אֲלַקֳטָה־נָּא֙ וְ⁠אָסַפְתִּ֣י בָֽ⁠עֳמָרִ֔ים אַחֲרֵ֖י הַ⁠קּוֹצְרִ֑ים</w:t>
       </w:r>
     </w:p>
     <w:p>
@@ -9458,7 +9458,7 @@
         <w:rPr>
           <w:lang w:val="pt_PT" w:bidi="pt_PT"/>
         </w:rPr>
-        <w:t>אֲלַקֳטָה־נָּא֙ וְ⁠אָסַפְתִּ֣י</w:t>
+        <w:t>אֲלַקֳטָה־נָּא֙ וְ⁠אָסַפְתִּ֣י</w:t>
       </w:r>
     </w:p>
     <w:p>
@@ -9631,7 +9631,7 @@
         <w:rPr>
           <w:lang w:val="pt_PT" w:bidi="pt_PT"/>
         </w:rPr>
-        <w:t>הֲ⁠ל֧וֹא שָׁמַ֣עַתְּ בִּתִּ֗⁠י</w:t>
+        <w:t>הֲ⁠ל֧וֹא שָׁמַ֣עַתְּ בִּתִּ֗⁠י</w:t>
       </w:r>
     </w:p>
     <w:p>
@@ -9728,7 +9728,7 @@
         <w:rPr>
           <w:lang w:val="pt_PT" w:bidi="pt_PT"/>
         </w:rPr>
-        <w:t>בִּתִּ֗⁠י</w:t>
+        <w:t>בִּתִּ֗⁠י</w:t>
       </w:r>
     </w:p>
     <w:p>
@@ -9838,7 +9838,7 @@
         <w:rPr>
           <w:lang w:val="pt_PT" w:bidi="pt_PT"/>
         </w:rPr>
-        <w:t>עֵינַ֜יִ⁠ךְ בַּ⁠שָּׂדֶ֤ה</w:t>
+        <w:t>עֵינַ֜יִ⁠ךְ בַּ⁠שָּׂדֶ֤ה</w:t>
       </w:r>
     </w:p>
     <w:p>
@@ -10045,7 +10045,7 @@
         <w:rPr>
           <w:lang w:val="pt_PT" w:bidi="pt_PT"/>
         </w:rPr>
-        <w:t>הֲ⁠ל֥וֹא צִוִּ֛יתִי אֶת־הַ⁠נְּעָרִ֖ים לְ⁠בִלְתִּ֣י נָגְעֵ֑⁠ךְ</w:t>
+        <w:t>הֲ⁠ל֥וֹא צִוִּ֛יתִי אֶת־הַ⁠נְּעָרִ֖ים לְ⁠בִלְתִּ֣י נָגְעֵ֑⁠ךְ</w:t>
       </w:r>
     </w:p>
     <w:p>
@@ -10142,7 +10142,7 @@
         <w:rPr>
           <w:lang w:val="pt_PT" w:bidi="pt_PT"/>
         </w:rPr>
-        <w:t>אֶת־הַ⁠נְּעָרִ֖ים</w:t>
+        <w:t>אֶת־הַ⁠נְּעָרִ֖ים</w:t>
       </w:r>
     </w:p>
     <w:p>
@@ -10239,7 +10239,7 @@
         <w:rPr>
           <w:lang w:val="pt_PT" w:bidi="pt_PT"/>
         </w:rPr>
-        <w:t>לְ⁠בִלְתִּ֣י נָגְעֵ֑⁠ךְ</w:t>
+        <w:t>לְ⁠בִלְתִּ֣י נָגְעֵ֑⁠ךְ</w:t>
       </w:r>
     </w:p>
     <w:p>
@@ -10399,7 +10399,7 @@
         <w:rPr>
           <w:lang w:val="pt_PT" w:bidi="pt_PT"/>
         </w:rPr>
-        <w:t>וַ⁠תִּפֹּל֙ עַל־פָּנֶ֔י⁠הָ וַ⁠תִּשְׁתַּ֖חוּ אָ֑רְצָ⁠ה</w:t>
+        <w:t>וַ⁠תִּפֹּל֙ עַל־פָּנֶ֔י⁠הָ וַ⁠תִּשְׁתַּ֖חוּ אָ֑רְצָ⁠ה</w:t>
       </w:r>
     </w:p>
     <w:p>
@@ -10496,7 +10496,7 @@
         <w:rPr>
           <w:lang w:val="pt_PT" w:bidi="pt_PT"/>
         </w:rPr>
-        <w:t>וַ⁠תִּפֹּל֙ עַל־פָּנֶ֔י⁠הָ וַ⁠תִּשְׁתַּ֖חוּ אָ֑רְצָ⁠ה</w:t>
+        <w:t>וַ⁠תִּפֹּל֙ עַל־פָּנֶ֔י⁠הָ וַ⁠תִּשְׁתַּ֖חוּ אָ֑רְצָ⁠ה</w:t>
       </w:r>
     </w:p>
     <w:p>
@@ -10593,7 +10593,7 @@
         <w:rPr>
           <w:lang w:val="pt_PT" w:bidi="pt_PT"/>
         </w:rPr>
-        <w:t>וַ⁠תִּפֹּל֙ עַל־פָּנֶ֔י⁠הָ וַ⁠תִּשְׁתַּ֖חוּ אָ֑רְצָ⁠ה</w:t>
+        <w:t>וַ⁠תִּפֹּל֙ עַל־פָּנֶ֔י⁠הָ וַ⁠תִּשְׁתַּ֖חוּ אָ֑רְצָ⁠ה</w:t>
       </w:r>
     </w:p>
     <w:p>
@@ -10690,7 +10690,7 @@
         <w:rPr>
           <w:lang w:val="pt_PT" w:bidi="pt_PT"/>
         </w:rPr>
-        <w:t>מַדּוּעַ֩ מָצָ֨אתִי חֵ֤ן בְּ⁠עֵינֶ֨י⁠ךָ֙ לְ⁠הַכִּירֵ֔⁠נִי וְ⁠אָּנֹכִ֖י נָכְרִיָּֽה</w:t>
+        <w:t>מַדּוּעַ֩ מָצָ֨אתִי חֵ֤ן בְּ⁠עֵינֶ֨י⁠ךָ֙ לְ⁠הַכִּירֵ֔⁠נִי וְ⁠אָּנֹכִ֖י נָכְרִיָּֽה</w:t>
       </w:r>
     </w:p>
     <w:p>
@@ -10787,7 +10787,7 @@
         <w:rPr>
           <w:lang w:val="pt_PT" w:bidi="pt_PT"/>
         </w:rPr>
-        <w:t>מָצָ֨אתִי חֵ֤ן בְּ⁠עֵינֶ֨י⁠ךָ֙</w:t>
+        <w:t>מָצָ֨אתִי חֵ֤ן בְּ⁠עֵינֶ֨י⁠ךָ֙</w:t>
       </w:r>
     </w:p>
     <w:p>
@@ -10993,7 +10993,7 @@
         <w:rPr>
           <w:lang w:val="pt_PT" w:bidi="pt_PT"/>
         </w:rPr>
-        <w:t>הֻגֵּ֨ד הֻגַּ֜ד</w:t>
+        <w:t>הֻגֵּ֨ד הֻגַּ֜ד</w:t>
       </w:r>
     </w:p>
     <w:p>
@@ -11103,7 +11103,7 @@
         <w:rPr>
           <w:lang w:val="pt_PT" w:bidi="pt_PT"/>
         </w:rPr>
-        <w:t>הֻגֵּ֨ד הֻגַּ֜ד לִ֗⁠י</w:t>
+        <w:t>הֻגֵּ֨ד הֻגַּ֜ד לִ֗⁠י</w:t>
       </w:r>
     </w:p>
     <w:p>
@@ -11200,7 +11200,7 @@
         <w:rPr>
           <w:lang w:val="pt_PT" w:bidi="pt_PT"/>
         </w:rPr>
-        <w:t>וַ⁠תֵּ֣לְכִ֔י אֶל־עַ֕ם</w:t>
+        <w:t>וַ⁠תֵּ֣לְכִ֔י אֶל־עַ֕ם</w:t>
       </w:r>
     </w:p>
     <w:p>
@@ -11310,7 +11310,7 @@
         <w:rPr>
           <w:lang w:val="pt_PT" w:bidi="pt_PT"/>
         </w:rPr>
-        <w:t>תְּמ֥וֹל שִׁלְשֽׁוֹם</w:t>
+        <w:t>תְּמ֥וֹל שִׁלְשֽׁוֹם</w:t>
       </w:r>
     </w:p>
     <w:p>
@@ -11407,7 +11407,7 @@
         <w:rPr>
           <w:lang w:val="pt_PT" w:bidi="pt_PT"/>
         </w:rPr>
-        <w:t>פָּעֳלֵ֑⁠ךְ</w:t>
+        <w:t>פָּעֳלֵ֑⁠ךְ</w:t>
       </w:r>
     </w:p>
     <w:p>
@@ -11504,7 +11504,7 @@
         <w:rPr>
           <w:lang w:val="pt_PT" w:bidi="pt_PT"/>
         </w:rPr>
-        <w:t>וּ⁠תְהִ֨י מַשְׂכֻּרְתֵּ֜⁠ךְ שְׁלֵמָ֗ה מֵ⁠עִ֤ם יְהוָה֙</w:t>
+        <w:t>וּ⁠תְהִ֨י מַשְׂכֻּרְתֵּ֜⁠ךְ שְׁלֵמָ֗ה מֵ⁠עִ֤ם יְהוָה֙</w:t>
       </w:r>
     </w:p>
     <w:p>
@@ -11601,7 +11601,7 @@
         <w:rPr>
           <w:lang w:val="pt_PT" w:bidi="pt_PT"/>
         </w:rPr>
-        <w:t>אֲשֶׁר־בָּ֖את לַ⁠חֲס֥וֹת תַּֽחַת־כְּנָפָֽי⁠ו</w:t>
+        <w:t>אֲשֶׁר־בָּ֖את לַ⁠חֲס֥וֹת תַּֽחַת־כְּנָפָֽי⁠ו</w:t>
       </w:r>
     </w:p>
     <w:p>
@@ -11698,7 +11698,7 @@
         <w:rPr>
           <w:lang w:val="pt_PT" w:bidi="pt_PT"/>
         </w:rPr>
-        <w:t>אֶמְצָא־חֵ֨ן בְּ⁠עֵינֶ֤י⁠ךָ</w:t>
+        <w:t>אֶמְצָא־חֵ֨ן בְּ⁠עֵינֶ֤י⁠ךָ</w:t>
       </w:r>
     </w:p>
     <w:p>
@@ -11905,7 +11905,7 @@
         <w:rPr>
           <w:lang w:val="pt_PT" w:bidi="pt_PT"/>
         </w:rPr>
-        <w:t>עַל־לֵ֣ב שִׁפְחָתֶ֑⁠ךָ</w:t>
+        <w:t>עַל־לֵ֣ב שִׁפְחָתֶ֑⁠ךָ</w:t>
       </w:r>
     </w:p>
     <w:p>
@@ -12140,7 +12140,7 @@
         <w:rPr>
           <w:lang w:val="pt_PT" w:bidi="pt_PT"/>
         </w:rPr>
-        <w:t>שִׁפְחָתֶ֑⁠ךָ</w:t>
+        <w:t>שִׁפְחָתֶ֑⁠ךָ</w:t>
       </w:r>
     </w:p>
     <w:p>
@@ -12250,7 +12250,7 @@
         <w:rPr>
           <w:lang w:val="pt_PT" w:bidi="pt_PT"/>
         </w:rPr>
-        <w:t>וְ⁠אָנֹכִי֙ לֹ֣א אֶֽהְיֶ֔ה כְּ⁠אַחַ֖ת שִׁפְחֹתֶֽי⁠ךָ</w:t>
+        <w:t>וְ⁠אָנֹכִי֙ לֹ֣א אֶֽהְיֶ֔ה כְּ⁠אַחַ֖ת שִׁפְחֹתֶֽי⁠ךָ</w:t>
       </w:r>
     </w:p>
     <w:p>
@@ -12424,7 +12424,7 @@
         <w:rPr>
           <w:lang w:val="pt_PT" w:bidi="pt_PT"/>
         </w:rPr>
-        <w:t>גֹּ֤שִֽׁי הֲלֹם֙ וְ⁠אָכַ֣לְתְּ מִן־הַ⁠לֶּ֔חֶם וְ⁠טָבַ֥לְתְּ פִּתֵּ֖⁠ךְ בַּ⁠חֹ֑מֶץ</w:t>
+        <w:t>גֹּ֤שִֽׁי הֲלֹם֙ וְ⁠אָכַ֣לְתְּ מִן־הַ⁠לֶּ֔חֶם וְ⁠טָבַ֥לְתְּ פִּתֵּ֖⁠ךְ בַּ⁠חֹ֑מֶץ</w:t>
       </w:r>
     </w:p>
     <w:p>
@@ -12535,7 +12535,7 @@
         <w:rPr>
           <w:lang w:val="pt_PT" w:bidi="pt_PT"/>
         </w:rPr>
-        <w:t>וְ⁠אָכַ֣לְתְּ מִן־הַ⁠לֶּ֔חֶם וְ⁠טָבַ֥לְתְּ פִּתֵּ֖⁠ךְ בַּ⁠חֹ֑מֶץ</w:t>
+        <w:t>וְ⁠אָכַ֣לְתְּ מִן־הַ⁠לֶּ֔חֶם וְ⁠טָבַ֥לְתְּ פִּתֵּ֖⁠ךְ בַּ⁠חֹ֑מֶץ</w:t>
       </w:r>
     </w:p>
     <w:p>
@@ -12646,7 +12646,7 @@
         <w:rPr>
           <w:lang w:val="pt_PT" w:bidi="pt_PT"/>
         </w:rPr>
-        <w:t>וְ⁠טָבַ֥לְתְּ פִּתֵּ֖⁠ךְ בַּ⁠חֹ֑מֶץ</w:t>
+        <w:t>וְ⁠טָבַ֥לְתְּ פִּתֵּ֖⁠ךְ בַּ⁠חֹ֑מֶץ</w:t>
       </w:r>
     </w:p>
     <w:p>
@@ -12737,7 +12737,7 @@
         <w:rPr>
           <w:lang w:val="pt_PT" w:bidi="pt_PT"/>
         </w:rPr>
-        <w:t>וַ⁠יְצַו֩ בֹּ֨עַז אֶת־נְעָרָ֜י⁠ו</w:t>
+        <w:t>וַ⁠יְצַו֩ בֹּ֨עַז אֶת־נְעָרָ֜י⁠ו</w:t>
       </w:r>
     </w:p>
     <w:p>
@@ -12848,7 +12848,7 @@
         <w:rPr>
           <w:lang w:val="pt_PT" w:bidi="pt_PT"/>
         </w:rPr>
-        <w:t>גַּ֣ם בֵּ֧ין הָֽ⁠עֳמָרִ֛ים</w:t>
+        <w:t>גַּ֣ם בֵּ֧ין הָֽ⁠עֳמָרִ֛ים</w:t>
       </w:r>
     </w:p>
     <w:p>
@@ -13189,7 +13189,7 @@
         <w:rPr>
           <w:lang w:val="pt_PT" w:bidi="pt_PT"/>
         </w:rPr>
-        <w:t>וַ⁠תַּחְבֹּט֙</w:t>
+        <w:t>וַ⁠תַּחְבֹּט֙</w:t>
       </w:r>
     </w:p>
     <w:p>
@@ -13280,7 +13280,7 @@
         <w:rPr>
           <w:lang w:val="pt_PT" w:bidi="pt_PT"/>
         </w:rPr>
-        <w:t>כְּ⁠אֵיפָ֥ה</w:t>
+        <w:t>כְּ⁠אֵיפָ֥ה</w:t>
       </w:r>
     </w:p>
     <w:p>
@@ -13391,7 +13391,7 @@
         <w:rPr>
           <w:lang w:val="pt_PT" w:bidi="pt_PT"/>
         </w:rPr>
-        <w:t>וַ⁠תִּשָּׂא֙ וַ⁠תָּב֣וֹא הָ⁠עִ֔יר</w:t>
+        <w:t>וַ⁠תִּשָּׂא֙ וַ⁠תָּב֣וֹא הָ⁠עִ֔יר</w:t>
       </w:r>
     </w:p>
     <w:p>
@@ -13502,7 +13502,7 @@
         <w:rPr>
           <w:lang w:val="pt_PT" w:bidi="pt_PT"/>
         </w:rPr>
-        <w:t>אֵיפֹ֨ה לִקַּ֤טְתְּ הַ⁠יּוֹם֙ וְ⁠אָ֣נָה עָשִׂ֔ית</w:t>
+        <w:t>אֵיפֹ֨ה לִקַּ֤טְתְּ הַ⁠יּוֹם֙ וְ⁠אָ֣נָה עָשִׂ֔ית</w:t>
       </w:r>
     </w:p>
     <w:p>
@@ -13613,7 +13613,7 @@
         <w:rPr>
           <w:lang w:val="pt_PT" w:bidi="pt_PT"/>
         </w:rPr>
-        <w:t>יְהִ֥י מַכִּירֵ֖⁠ךְ בָּר֑וּךְ</w:t>
+        <w:t>יְהִ֥י מַכִּירֵ֖⁠ךְ בָּר֑וּךְ</w:t>
       </w:r>
     </w:p>
     <w:p>
@@ -13724,7 +13724,7 @@
         <w:rPr>
           <w:lang w:val="pt_PT" w:bidi="pt_PT"/>
         </w:rPr>
-        <w:t>יְהִ֥י מַכִּירֵ֖⁠ךְ בָּר֑וּךְ</w:t>
+        <w:t>יְהִ֥י מַכִּירֵ֖⁠ךְ בָּר֑וּךְ</w:t>
       </w:r>
     </w:p>
     <w:p>
@@ -13835,7 +13835,7 @@
         <w:rPr>
           <w:lang w:val="pt_PT" w:bidi="pt_PT"/>
         </w:rPr>
-        <w:t>מַכִּירֵ֖⁠ךְ</w:t>
+        <w:t>מַכִּירֵ֖⁠ךְ</w:t>
       </w:r>
     </w:p>
     <w:p>
@@ -13946,7 +13946,7 @@
         <w:rPr>
           <w:lang w:val="pt_PT" w:bidi="pt_PT"/>
         </w:rPr>
-        <w:t>וַ⁠תַּגֵּ֣ד לַ⁠חֲמוֹתָ֗⁠הּ אֵ֤ת אֲשֶׁר־עָשְׂתָה֙ עִמּ֔⁠וֹ וַ⁠תֹּ֗אמֶר שֵׁ֤ם הָ⁠אִישׁ֙ אֲשֶׁ֨ר עָשִׂ֧יתִי עִמּ֛⁠וֹ הַ⁠יּ֖וֹם בֹּֽעַז</w:t>
+        <w:t>וַ⁠תַּגֵּ֣ד לַ⁠חֲמוֹתָ֗⁠הּ אֵ֤ת אֲשֶׁר־עָשְׂתָה֙ עִמּ֔⁠וֹ וַ⁠תֹּ֗אמֶר שֵׁ֤ם הָ⁠אִישׁ֙ אֲשֶׁ֨ר עָשִׂ֧יתִי עִמּ֛⁠וֹ הַ⁠יּ֖וֹם בֹּֽעַז</w:t>
       </w:r>
     </w:p>
     <w:p>
@@ -14057,7 +14057,7 @@
         <w:rPr>
           <w:lang w:val="pt_PT" w:bidi="pt_PT"/>
         </w:rPr>
-        <w:t>בָּר֥וּךְ הוּא֙ לַ⁠יהוָ֔ה</w:t>
+        <w:t>בָּר֥וּךְ הוּא֙ לַ⁠יהוָ֔ה</w:t>
       </w:r>
     </w:p>
     <w:p>
@@ -14168,7 +14168,7 @@
         <w:rPr>
           <w:lang w:val="pt_PT" w:bidi="pt_PT"/>
         </w:rPr>
-        <w:t>בָּר֥וּךְ הוּא֙ לַ⁠יהוָ֔ה</w:t>
+        <w:t>בָּר֥וּךְ הוּא֙ לַ⁠יהוָ֔ה</w:t>
       </w:r>
     </w:p>
     <w:p>
@@ -14279,7 +14279,7 @@
         <w:rPr>
           <w:lang w:val="pt_PT" w:bidi="pt_PT"/>
         </w:rPr>
-        <w:t>אֲשֶׁר֙ לֹא־עָזַ֣ב</w:t>
+        <w:t>אֲשֶׁר֙ לֹא־עָזַ֣ב</w:t>
       </w:r>
     </w:p>
     <w:p>
@@ -14376,7 +14376,7 @@
         <w:rPr>
           <w:lang w:val="pt_PT" w:bidi="pt_PT"/>
         </w:rPr>
-        <w:t>אֲשֶׁר֙ לֹא־עָזַ֣ב</w:t>
+        <w:t>אֲשֶׁר֙ לֹא־עָזַ֣ב</w:t>
       </w:r>
     </w:p>
     <w:p>
@@ -14486,7 +14486,7 @@
         <w:rPr>
           <w:lang w:val="pt_PT" w:bidi="pt_PT"/>
         </w:rPr>
-        <w:t>אֶת־הַ⁠חַיִּ֖ים</w:t>
+        <w:t>אֶת־הַ⁠חַיִּ֖ים</w:t>
       </w:r>
     </w:p>
     <w:p>
@@ -14596,7 +14596,7 @@
         <w:rPr>
           <w:lang w:val="pt_PT" w:bidi="pt_PT"/>
         </w:rPr>
-        <w:t>וְ⁠אֶת־הַ⁠מֵּתִ֑ים</w:t>
+        <w:t>וְ⁠אֶת־הַ⁠מֵּתִ֑ים</w:t>
       </w:r>
     </w:p>
     <w:p>
@@ -14706,7 +14706,7 @@
         <w:rPr>
           <w:lang w:val="pt_PT" w:bidi="pt_PT"/>
         </w:rPr>
-        <w:t>קָר֥וֹב לָ֨⁠נוּ֙ הָ⁠אִ֔ישׁ מִֽ⁠גֹּאֲלֵ֖⁠נוּ הֽוּא</w:t>
+        <w:t>קָר֥וֹב לָ֨⁠נוּ֙ הָ⁠אִ֔ישׁ מִֽ⁠גֹּאֲלֵ֖⁠נוּ הֽוּא</w:t>
       </w:r>
     </w:p>
     <w:p>
@@ -14817,7 +14817,7 @@
         <w:rPr>
           <w:lang w:val="pt_PT" w:bidi="pt_PT"/>
         </w:rPr>
-        <w:t>מִֽ⁠גֹּאֲלֵ֖⁠נוּ</w:t>
+        <w:t>מִֽ⁠גֹּאֲלֵ֖⁠נוּ</w:t>
       </w:r>
     </w:p>
     <w:p>
@@ -14907,7 +14907,7 @@
         <w:rPr>
           <w:lang w:val="pt_PT" w:bidi="pt_PT"/>
         </w:rPr>
-        <w:t>גַּ֣ם ׀ כִּי־אָמַ֣ר אֵלַ֗⁠י</w:t>
+        <w:t>גַּ֣ם ׀ כִּי־אָמַ֣ר אֵלַ֗⁠י</w:t>
       </w:r>
     </w:p>
     <w:p>
@@ -15018,7 +15018,7 @@
         <w:rPr>
           <w:lang w:val="pt_PT" w:bidi="pt_PT"/>
         </w:rPr>
-        <w:t>אָמַ֣ר אֵלַ֗⁠י עִם־הַ⁠נְּעָרִ֤ים אֲשֶׁר־לִ⁠י֙ תִּדְבָּקִ֔י⁠ן עַ֣ד אִם־כִּלּ֔וּ אֵ֥ת כָּל־הַ⁠קָּצִ֖יר אֲשֶׁר־לִֽ⁠י</w:t>
+        <w:t>אָמַ֣ר אֵלַ֗⁠י עִם־הַ⁠נְּעָרִ֤ים אֲשֶׁר־לִ⁠י֙ תִּדְבָּקִ֔י⁠ן עַ֣ד אִם־כִּלּ֔וּ אֵ֥ת כָּל־הַ⁠קָּצִ֖יר אֲשֶׁר־לִֽ⁠י</w:t>
       </w:r>
     </w:p>
     <w:p>
@@ -15129,7 +15129,7 @@
         <w:rPr>
           <w:lang w:val="pt_PT" w:bidi="pt_PT"/>
         </w:rPr>
-        <w:t>עִם־הַ⁠נְּעָרִ֤ים אֲשֶׁר־לִ⁠י֙ תִּדְבָּקִ֔י⁠ן</w:t>
+        <w:t>עִם־הַ⁠נְּעָרִ֤ים אֲשֶׁר־לִ⁠י֙ תִּדְבָּקִ֔י⁠ן</w:t>
       </w:r>
     </w:p>
     <w:p>
@@ -15296,7 +15296,7 @@
         <w:rPr>
           <w:lang w:val="pt_PT" w:bidi="pt_PT"/>
         </w:rPr>
-        <w:t>וְ⁠לֹ֥א יִפְגְּעוּ־בָ֖⁠ךְ</w:t>
+        <w:t>וְ⁠לֹ֥א יִפְגְּעוּ־בָ֖⁠ךְ</w:t>
       </w:r>
     </w:p>
     <w:p>
@@ -15433,7 +15433,7 @@
         <w:rPr>
           <w:lang w:val="pt_PT" w:bidi="pt_PT"/>
         </w:rPr>
-        <w:t>וַ⁠תִּדְבַּ֞ק</w:t>
+        <w:t>וַ⁠תִּדְבַּ֞ק</w:t>
       </w:r>
     </w:p>
     <w:p>
@@ -15557,7 +15557,7 @@
         <w:rPr>
           <w:lang w:val="pt_PT" w:bidi="pt_PT"/>
         </w:rPr>
-        <w:t>עַד־כְּל֥וֹת קְצִֽיר־הַ⁠שְּׂעֹרִ֖ים וּ⁠קְצִ֣יר הַֽ⁠חִטִּ֑ים</w:t>
+        <w:t>עַד־כְּל֥וֹת קְצִֽיר־הַ⁠שְּׂעֹרִ֖ים וּ⁠קְצִ֣יר הַֽ⁠חִטִּ֑ים</w:t>
       </w:r>
     </w:p>
     <w:p>
@@ -15668,7 +15668,7 @@
         <w:rPr>
           <w:lang w:val="pt_PT" w:bidi="pt_PT"/>
         </w:rPr>
-        <w:t>וַ⁠תֹּ֥אמֶר לָ֖⁠הּ נָעֳמִ֣י חֲמוֹתָ֑⁠הּ</w:t>
+        <w:t>וַ⁠תֹּ֥אמֶר לָ֖⁠הּ נָעֳמִ֣י חֲמוֹתָ֑⁠הּ</w:t>
       </w:r>
     </w:p>
     <w:p>
@@ -16134,7 +16134,7 @@
         <w:rPr>
           <w:lang w:val="pt_PT" w:bidi="pt_PT"/>
         </w:rPr>
-        <w:t>בִּתִּ֞⁠י</w:t>
+        <w:t>בִּתִּ֞⁠י</w:t>
       </w:r>
     </w:p>
     <w:p>
@@ -16244,7 +16244,7 @@
         <w:rPr>
           <w:lang w:val="pt_PT" w:bidi="pt_PT"/>
         </w:rPr>
-        <w:t>הֲ⁠לֹ֧א אֲבַקֶּשׁ־לָ֛⁠ךְ מָנ֖וֹחַ אֲשֶׁ֥ר יִֽיטַב־לָֽ⁠ךְ</w:t>
+        <w:t>הֲ⁠לֹ֧א אֲבַקֶּשׁ־לָ֛⁠ךְ מָנ֖וֹחַ אֲשֶׁ֥ר יִֽיטַב־לָֽ⁠ךְ</w:t>
       </w:r>
     </w:p>
     <w:p>
@@ -16472,7 +16472,7 @@
         <w:rPr>
           <w:lang w:val="pt_PT" w:bidi="pt_PT"/>
         </w:rPr>
-        <w:t>וְ⁠עַתָּ֗ה</w:t>
+        <w:t>וְ⁠עַתָּ֗ה</w:t>
       </w:r>
     </w:p>
     <w:p>
@@ -16605,7 +16605,7 @@
         <w:rPr>
           <w:lang w:val="pt_PT" w:bidi="pt_PT"/>
         </w:rPr>
-        <w:t>הֲ⁠לֹ֥א בֹ֨עַז֙ מֹֽדַעְתָּ֔⁠נוּ אֲשֶׁ֥ר הָיִ֖ית אֶת־נַעֲרוֹתָ֑י⁠ו</w:t>
+        <w:t>הֲ⁠לֹ֥א בֹ֨עַז֙ מֹֽדַעְתָּ֔⁠נוּ אֲשֶׁ֥ר הָיִ֖ית אֶת־נַעֲרוֹתָ֑י⁠ו</w:t>
       </w:r>
     </w:p>
     <w:p>
@@ -16734,7 +16734,7 @@
         <w:rPr>
           <w:lang w:val="pt_PT" w:bidi="pt_PT"/>
         </w:rPr>
-        <w:t>אֲשֶׁ֥ר הָיִ֖ית אֶת־נַעֲרוֹתָ֑י⁠ו</w:t>
+        <w:t>אֲשֶׁ֥ר הָיִ֖ית אֶת־נַעֲרוֹתָ֑י⁠ו</w:t>
       </w:r>
     </w:p>
     <w:p>
@@ -16845,7 +16845,7 @@
         <w:rPr>
           <w:lang w:val="pt_PT" w:bidi="pt_PT"/>
         </w:rPr>
-        <w:t>הִנֵּה</w:t>
+        <w:t>הִנֵּה</w:t>
       </w:r>
     </w:p>
     <w:p>
@@ -17018,7 +17018,7 @@
         <w:rPr>
           <w:lang w:val="pt_PT" w:bidi="pt_PT"/>
         </w:rPr>
-        <w:t>וְיָרַ֣דְתְּ הַ⁠גֹּ֑רֶן</w:t>
+        <w:t>וְיָרַ֣דְתְּ הַ⁠גֹּ֑רֶן</w:t>
       </w:r>
     </w:p>
     <w:p>
@@ -17155,7 +17155,7 @@
         <w:rPr>
           <w:lang w:val="pt_PT" w:bidi="pt_PT"/>
         </w:rPr>
-        <w:t>לֶ⁠אֱכֹ֥ל וְ⁠לִ⁠שְׁתּֽוֹת</w:t>
+        <w:t>לֶ⁠אֱכֹ֥ל וְ⁠לִ⁠שְׁתּֽוֹת</w:t>
       </w:r>
     </w:p>
     <w:p>
@@ -17355,7 +17355,7 @@
         <w:rPr>
           <w:lang w:val="pt_PT" w:bidi="pt_PT"/>
         </w:rPr>
-        <w:t>וְ⁠גִלִּ֥ית מַרְגְּלֹתָ֖י⁠ו</w:t>
+        <w:t>וְ⁠גִלִּ֥ית מַרְגְּלֹתָ֖י⁠ו</w:t>
       </w:r>
     </w:p>
     <w:p>
@@ -17492,7 +17492,7 @@
         <w:rPr>
           <w:lang w:val="pt_PT" w:bidi="pt_PT"/>
         </w:rPr>
-        <w:t>מַרְגְּלֹתָ֖י⁠ו</w:t>
+        <w:t>מַרְגְּלֹתָ֖י⁠ו</w:t>
       </w:r>
     </w:p>
     <w:p>
@@ -17602,7 +17602,7 @@
         <w:rPr>
           <w:lang w:val="pt_PT" w:bidi="pt_PT"/>
         </w:rPr>
-        <w:t>וְ⁠הוּא֙ יַגִּ֣יד לָ֔⁠ךְ אֵ֖ת אֲשֶׁ֥ר תַּעַשִֽׂי⁠ן</w:t>
+        <w:t>וְ⁠הוּא֙ יַגִּ֣יד לָ֔⁠ךְ אֵ֖ת אֲשֶׁ֥ר תַּעַשִֽׂי⁠ן</w:t>
       </w:r>
     </w:p>
     <w:p>
@@ -17693,7 +17693,7 @@
         <w:rPr>
           <w:lang w:val="pt_PT" w:bidi="pt_PT"/>
         </w:rPr>
-        <w:t>וְ⁠הוּא֙ יַגִּ֣יד</w:t>
+        <w:t>וְ⁠הוּא֙ יַגִּ֣יד</w:t>
       </w:r>
     </w:p>
     <w:p>
@@ -17797,7 +17797,7 @@
         <w:rPr>
           <w:lang w:val="pt_PT" w:bidi="pt_PT"/>
         </w:rPr>
-        <w:t>וַ⁠תַּ֕עַשׂ כְּ⁠כֹ֥ל אֲשֶׁר־צִוַּ֖תָּ⁠ה חֲמוֹתָֽ⁠הּ</w:t>
+        <w:t>וַ⁠תַּ֕עַשׂ כְּ⁠כֹ֥ל אֲשֶׁר־צִוַּ֖תָּ⁠ה חֲמוֹתָֽ⁠הּ</w:t>
       </w:r>
     </w:p>
     <w:p>
@@ -17993,7 +17993,7 @@
         <w:rPr>
           <w:lang w:val="pt_PT" w:bidi="pt_PT"/>
         </w:rPr>
-        <w:t>וַ⁠יִּיטַ֣ב לִבּ֔⁠וֹ</w:t>
+        <w:t>וַ⁠יִּיטַ֣ב לִבּ֔⁠וֹ</w:t>
       </w:r>
     </w:p>
     <w:p>
@@ -18307,7 +18307,7 @@
         <w:rPr>
           <w:lang w:val="pt_PT" w:bidi="pt_PT"/>
         </w:rPr>
-        <w:t>וַ⁠יְהִי֙ בַּ⁠חֲצִ֣י הַ⁠לַּ֔יְלָה</w:t>
+        <w:t>וַ⁠יְהִי֙ בַּ⁠חֲצִ֣י הַ⁠לַּ֔יְלָה</w:t>
       </w:r>
     </w:p>
     <w:p>
@@ -18431,7 +18431,7 @@
         <w:rPr>
           <w:lang w:val="pt_PT" w:bidi="pt_PT"/>
         </w:rPr>
-        <w:t>וַ⁠יֶּחֱרַ֥ד הָ⁠אִ֖ישׁ</w:t>
+        <w:t>וַ⁠יֶּחֱרַ֥ד הָ⁠אִ֖ישׁ</w:t>
       </w:r>
     </w:p>
     <w:p>
@@ -18775,7 +18775,7 @@
         <w:rPr>
           <w:lang w:val="pt_PT" w:bidi="pt_PT"/>
         </w:rPr>
-        <w:t>וּ⁠פָרַשְׂתָּ֤ כְנָפֶ֨⁠ךָ֙ עַל־אֲמָ֣תְ⁠ךָ֔</w:t>
+        <w:t>וּ⁠פָרַשְׂתָּ֤ כְנָפֶ֨⁠ךָ֙ עַל־אֲמָ֣תְ⁠ךָ֔</w:t>
       </w:r>
     </w:p>
     <w:p>
@@ -19007,7 +19007,7 @@
         <w:rPr>
           <w:lang w:val="pt_PT" w:bidi="pt_PT"/>
         </w:rPr>
-        <w:t>בְּרוּכָ֨ה אַ֤תְּ לַֽ⁠יהוָה֙</w:t>
+        <w:t>בְּרוּכָ֨ה אַ֤תְּ לַֽ⁠יהוָה֙</w:t>
       </w:r>
     </w:p>
     <w:p>
@@ -19118,7 +19118,7 @@
         <w:rPr>
           <w:lang w:val="pt_PT" w:bidi="pt_PT"/>
         </w:rPr>
-        <w:t>בִּתִּ֔⁠י</w:t>
+        <w:t>בִּתִּ֔⁠י</w:t>
       </w:r>
     </w:p>
     <w:p>
@@ -19246,7 +19246,7 @@
         <w:rPr>
           <w:lang w:val="pt_PT" w:bidi="pt_PT"/>
         </w:rPr>
-        <w:t>הֵיטַ֛בְתְּ חַסְדֵּ֥⁠ךְ הָ⁠אַחֲר֖וֹן מִן־הָ⁠רִאשׁ֑וֹן</w:t>
+        <w:t>הֵיטַ֛בְתְּ חַסְדֵּ֥⁠ךְ הָ⁠אַחֲר֖וֹן מִן־הָ⁠רִאשׁ֑וֹן</w:t>
       </w:r>
     </w:p>
     <w:p>
@@ -19480,7 +19480,7 @@
         <w:rPr>
           <w:lang w:val="pt_PT" w:bidi="pt_PT"/>
         </w:rPr>
-        <w:t>לְ⁠בִלְתִּי־לֶ֗כֶת אַחֲרֵי֙</w:t>
+        <w:t>לְ⁠בִלְתִּי־לֶ֗כֶת אַחֲרֵי֙</w:t>
       </w:r>
     </w:p>
     <w:p>
@@ -19590,7 +19590,7 @@
         <w:rPr>
           <w:lang w:val="pt_PT" w:bidi="pt_PT"/>
         </w:rPr>
-        <w:t>וְ⁠עַתָּ֗ה</w:t>
+        <w:t>וְ⁠עַתָּ֗ה</w:t>
       </w:r>
     </w:p>
     <w:p>
@@ -19712,7 +19712,7 @@
         <w:rPr>
           <w:lang w:val="pt_PT" w:bidi="pt_PT"/>
         </w:rPr>
-        <w:t>בִּתִּ⁠י֙</w:t>
+        <w:t>בִּתִּ⁠י֙</w:t>
       </w:r>
     </w:p>
     <w:p>
@@ -19845,7 +19845,7 @@
         <w:rPr>
           <w:lang w:val="pt_PT" w:bidi="pt_PT"/>
         </w:rPr>
-        <w:t>כָּל־שַׁ֣עַר עַמִּ֔⁠י</w:t>
+        <w:t>כָּל־שַׁ֣עַר עַמִּ֔⁠י</w:t>
       </w:r>
     </w:p>
     <w:p>
@@ -20051,7 +20051,7 @@
         <w:rPr>
           <w:lang w:val="pt_PT" w:bidi="pt_PT"/>
         </w:rPr>
-        <w:t>וְ⁠עַתָּה֙</w:t>
+        <w:t>וְ⁠עַתָּה֙</w:t>
       </w:r>
     </w:p>
     <w:p>
@@ -20338,7 +20338,7 @@
         <w:rPr>
           <w:lang w:val="pt_PT" w:bidi="pt_PT"/>
         </w:rPr>
-        <w:t>גֹאֵ֖ל &amp; גֹּאֵ֖ל</w:t>
+        <w:t>גֹאֵ֖ל &amp; גֹּאֵ֖ל</w:t>
       </w:r>
     </w:p>
     <w:p>
@@ -20617,7 +20617,7 @@
         <w:rPr>
           <w:lang w:val="pt_PT" w:bidi="pt_PT"/>
         </w:rPr>
-        <w:t>וּ⁠גְאַלְתִּ֥י⁠ךְ אָנֹ֖כִי</w:t>
+        <w:t>וּ⁠גְאַלְתִּ֥י⁠ךְ אָנֹ֖כִי</w:t>
       </w:r>
     </w:p>
     <w:p>
@@ -20844,7 +20844,7 @@
         <w:rPr>
           <w:lang w:val="pt_PT" w:bidi="pt_PT"/>
         </w:rPr>
-        <w:t>וַ⁠תִּשְׁכַּ֤ב מַרְגְּלוֹתָיו֙</w:t>
+        <w:t>וַ⁠תִּשְׁכַּ֤ב מַרְגְּלוֹתָיו֙</w:t>
       </w:r>
     </w:p>
     <w:p>
@@ -20968,7 +20968,7 @@
         <w:rPr>
           <w:lang w:val="pt_PT" w:bidi="pt_PT"/>
         </w:rPr>
-        <w:t>בְּטֶ֛רֶם יַכִּ֥יר אִ֖ישׁ אֶת־רֵעֵ֑⁠הוּ</w:t>
+        <w:t>בְּטֶ֛רֶם יַכִּ֥יר אִ֖ישׁ אֶת־רֵעֵ֑⁠הוּ</w:t>
       </w:r>
     </w:p>
     <w:p>
@@ -21105,7 +21105,7 @@
         <w:rPr>
           <w:lang w:val="pt_PT" w:bidi="pt_PT"/>
         </w:rPr>
-        <w:t>וַ⁠יֹּ֨אמֶר֙</w:t>
+        <w:t>וַ⁠יֹּ֨אמֶר֙</w:t>
       </w:r>
     </w:p>
     <w:p>
@@ -21202,7 +21202,7 @@
         <w:rPr>
           <w:lang w:val="pt_PT" w:bidi="pt_PT"/>
         </w:rPr>
-        <w:t>אַל־יִוָּדַ֔ע</w:t>
+        <w:t>אַל־יִוָּדַ֔ע</w:t>
       </w:r>
     </w:p>
     <w:p>
@@ -21313,7 +21313,7 @@
         <w:rPr>
           <w:lang w:val="pt_PT" w:bidi="pt_PT"/>
         </w:rPr>
-        <w:t>הַ⁠מִּטְפַּ֧חַת</w:t>
+        <w:t>הַ⁠מִּטְפַּ֧חַת</w:t>
       </w:r>
     </w:p>
     <w:p>
@@ -21423,7 +21423,7 @@
         <w:rPr>
           <w:lang w:val="pt_PT" w:bidi="pt_PT"/>
         </w:rPr>
-        <w:t>שֵׁשׁ־שְׂעֹרִים֙</w:t>
+        <w:t>שֵׁשׁ־שְׂעֹרִים֙</w:t>
       </w:r>
     </w:p>
     <w:p>
@@ -21520,7 +21520,7 @@
         <w:rPr>
           <w:lang w:val="pt_PT" w:bidi="pt_PT"/>
         </w:rPr>
-        <w:t>וַ⁠יָּ֣שֶׁת עָלֶ֔י⁠הָ</w:t>
+        <w:t>וַ⁠יָּ֣שֶׁת עָלֶ֔י⁠הָ</w:t>
       </w:r>
     </w:p>
     <w:p>
@@ -21617,7 +21617,7 @@
         <w:rPr>
           <w:lang w:val="pt_PT" w:bidi="pt_PT"/>
         </w:rPr>
-        <w:t>וַ⁠יָּבֹ֖א הָ⁠עִֽיר</w:t>
+        <w:t>וַ⁠יָּבֹ֖א הָ⁠עִֽיר</w:t>
       </w:r>
     </w:p>
     <w:p>
@@ -21727,7 +21727,7 @@
         <w:rPr>
           <w:lang w:val="pt_PT" w:bidi="pt_PT"/>
         </w:rPr>
-        <w:t>מִי־אַ֣תְּ</w:t>
+        <w:t>מִי־אַ֣תְּ</w:t>
       </w:r>
     </w:p>
     <w:p>
@@ -21837,7 +21837,7 @@
         <w:rPr>
           <w:lang w:val="pt_PT" w:bidi="pt_PT"/>
         </w:rPr>
-        <w:t>בִּתִּ֑⁠י</w:t>
+        <w:t>בִּתִּ֑⁠י</w:t>
       </w:r>
     </w:p>
     <w:p>
@@ -21947,7 +21947,7 @@
         <w:rPr>
           <w:lang w:val="pt_PT" w:bidi="pt_PT"/>
         </w:rPr>
-        <w:t>אֵ֛ת כָּל־אֲשֶׁ֥ר עָֽשָׂה־לָ֖⁠הּ הָ⁠אִֽישׁ</w:t>
+        <w:t>אֵ֛ת כָּל־אֲשֶׁ֥ר עָֽשָׂה־לָ֖⁠הּ הָ⁠אִֽישׁ</w:t>
       </w:r>
     </w:p>
     <w:p>
@@ -22199,7 +22199,7 @@
         <w:rPr>
           <w:lang w:val="pt_PT" w:bidi="pt_PT"/>
         </w:rPr>
-        <w:t>כִּ֚י אָמַ֣ר אַל־תָּב֥וֹאִי רֵיקָ֖ם אֶל־חֲמוֹתֵֽ⁠ךְ</w:t>
+        <w:t>כִּ֚י אָמַ֣ר אַל־תָּב֥וֹאִי רֵיקָ֖ם אֶל־חֲמוֹתֵֽ⁠ךְ</w:t>
       </w:r>
     </w:p>
     <w:p>
@@ -22433,7 +22433,7 @@
         <w:rPr>
           <w:lang w:val="pt_PT" w:bidi="pt_PT"/>
         </w:rPr>
-        <w:t>שְׁבִ֣י</w:t>
+        <w:t>שְׁבִ֣י</w:t>
       </w:r>
     </w:p>
     <w:p>
@@ -22639,7 +22639,7 @@
         <w:rPr>
           <w:lang w:val="pt_PT" w:bidi="pt_PT"/>
         </w:rPr>
-        <w:t>אֵ֖יךְ יִפֹּ֣ל דָּבָ֑ר</w:t>
+        <w:t>אֵ֖יךְ יִפֹּ֣ל דָּבָ֑ר</w:t>
       </w:r>
     </w:p>
     <w:p>
@@ -22763,7 +22763,7 @@
         <w:rPr>
           <w:lang w:val="pt_PT" w:bidi="pt_PT"/>
         </w:rPr>
-        <w:t>לֹ֤א יִשְׁקֹט֙ הָ⁠אִ֔ישׁ כִּֽי־אִם</w:t>
+        <w:t>לֹ֤א יִשְׁקֹט֙ הָ⁠אִ֔ישׁ כִּֽי־אִם</w:t>
       </w:r>
     </w:p>
     <w:p>
@@ -22996,7 +22996,7 @@
         <w:rPr>
           <w:lang w:val="pt_PT" w:bidi="pt_PT"/>
         </w:rPr>
-        <w:t>וּ⁠בֹ֨עַז עָלָ֣ה הַ⁠שַּׁעַר֮</w:t>
+        <w:t>וּ⁠בֹ֨עַז עָלָ֣ה הַ⁠שַּׁעַר֮</w:t>
       </w:r>
     </w:p>
     <w:p>
@@ -23107,7 +23107,7 @@
         <w:rPr>
           <w:lang w:val="pt_PT" w:bidi="pt_PT"/>
         </w:rPr>
-        <w:t>הַ⁠שַּׁעַר֮</w:t>
+        <w:t>הַ⁠שַּׁעַר֮</w:t>
       </w:r>
     </w:p>
     <w:p>
@@ -23326,7 +23326,7 @@
         <w:rPr>
           <w:lang w:val="pt_PT" w:bidi="pt_PT"/>
         </w:rPr>
-        <w:t>הַ⁠גֹּאֵ֤ל</w:t>
+        <w:t>הַ⁠גֹּאֵ֤ל</w:t>
       </w:r>
     </w:p>
     <w:p>
@@ -23493,7 +23493,7 @@
         <w:rPr>
           <w:lang w:val="pt_PT" w:bidi="pt_PT"/>
         </w:rPr>
-        <w:t>וַ⁠יֹּ֛אמֶר ס֥וּרָ⁠ה שְׁבָ⁠ה־פֹּ֖ה פְּלֹנִ֣י אַלְמֹנִ֑י</w:t>
+        <w:t>וַ⁠יֹּ֛אמֶר ס֥וּרָ⁠ה שְׁבָ⁠ה־פֹּ֖ה פְּלֹנִ֣י אַלְמֹנִ֑י</w:t>
       </w:r>
     </w:p>
     <w:p>
@@ -23617,7 +23617,7 @@
         <w:rPr>
           <w:lang w:val="pt_PT" w:bidi="pt_PT"/>
         </w:rPr>
-        <w:t>פְּלֹנִ֣י אַלְמֹנִ֑י</w:t>
+        <w:t>פְּלֹנִ֣י אַלְמֹנִ֑י</w:t>
       </w:r>
     </w:p>
     <w:p>
@@ -23954,7 +23954,7 @@
         <w:rPr>
           <w:lang w:val="pt_PT" w:bidi="pt_PT"/>
         </w:rPr>
-        <w:t>אָמַ֜רְתִּי</w:t>
+        <w:t>אָמַ֜רְתִּי</w:t>
       </w:r>
     </w:p>
     <w:p>
@@ -24202,7 +24202,7 @@
         <w:rPr>
           <w:lang w:val="pt_PT" w:bidi="pt_PT"/>
         </w:rPr>
-        <w:t>נֶ֥גֶד הַֽ⁠יֹּשְׁבִים֮</w:t>
+        <w:t>נֶ֥גֶד הַֽ⁠יֹּשְׁבִים֮</w:t>
       </w:r>
     </w:p>
     <w:p>
@@ -24610,7 +24610,7 @@
         <w:rPr>
           <w:lang w:val="pt_PT" w:bidi="pt_PT"/>
         </w:rPr>
-        <w:t>בְּ⁠יוֹם</w:t>
+        <w:t>בְּ⁠יוֹם</w:t>
       </w:r>
     </w:p>
     <w:p>
@@ -24733,7 +24733,7 @@
         <w:rPr>
           <w:lang w:val="pt_PT" w:bidi="pt_PT"/>
         </w:rPr>
-        <w:t>מִ⁠יַּ֣ד נָעֳמִ֑י</w:t>
+        <w:t>מִ⁠יַּ֣ד נָעֳמִ֑י</w:t>
       </w:r>
     </w:p>
     <w:p>
@@ -25042,7 +25042,7 @@
         <w:rPr>
           <w:lang w:val="pt_PT" w:bidi="pt_PT"/>
         </w:rPr>
-        <w:t>לְ⁠הָקִ֥ים שֵׁם־הַ⁠מֵּ֖ת עַל־נַחֲלָתֽ⁠וֹ</w:t>
+        <w:t>לְ⁠הָקִ֥ים שֵׁם־הַ⁠מֵּ֖ת עַל־נַחֲלָתֽ⁠וֹ</w:t>
       </w:r>
     </w:p>
     <w:p>
@@ -25152,7 +25152,7 @@
         <w:rPr>
           <w:lang w:val="pt_PT" w:bidi="pt_PT"/>
         </w:rPr>
-        <w:t>הַ⁠מֵּת֙ &amp; הַ⁠מֵּ֖ת</w:t>
+        <w:t>הַ⁠מֵּת֙ &amp; הַ⁠מֵּ֖ת</w:t>
       </w:r>
     </w:p>
     <w:p>
@@ -25262,7 +25262,7 @@
         <w:rPr>
           <w:lang w:val="pt_PT" w:bidi="pt_PT"/>
         </w:rPr>
-        <w:t>אַשְׁחִ֖ית אֶת־נַחֲלָתִ֑⁠י</w:t>
+        <w:t>אַשְׁחִ֖ית אֶת־נַחֲלָתִ֑⁠י</w:t>
       </w:r>
     </w:p>
     <w:p>
@@ -25372,7 +25372,7 @@
         <w:rPr>
           <w:lang w:val="pt_PT" w:bidi="pt_PT"/>
         </w:rPr>
-        <w:t>גְּאַל־לְ⁠ךָ֤ אַתָּה֙ אֶת־גְּאֻלָּתִ֔⁠י</w:t>
+        <w:t>גְּאַל־לְ⁠ךָ֤ אַתָּה֙ אֶת־גְּאֻלָּתִ֔⁠י</w:t>
       </w:r>
     </w:p>
     <w:p>
@@ -25948,7 +25948,7 @@
         <w:rPr>
           <w:lang w:val="pt_PT" w:bidi="pt_PT"/>
         </w:rPr>
-        <w:t>וַ⁠יֹּ֧אמֶר הַ⁠גֹּאֵ֛ל לְ⁠בֹ֖עַז קְנֵה־לָ֑⁠ךְ וַ⁠יִּשְׁלֹ֖ף נַעֲלֽ⁠וֹ</w:t>
+        <w:t>וַ⁠יֹּ֧אמֶר הַ⁠גֹּאֵ֛ל לְ⁠בֹ֖עַז קְנֵה־לָ֑⁠ךְ וַ⁠יִּשְׁלֹ֖ף נַעֲלֽ⁠וֹ</w:t>
       </w:r>
     </w:p>
     <w:p>
@@ -26045,7 +26045,7 @@
         <w:rPr>
           <w:lang w:val="pt_PT" w:bidi="pt_PT"/>
         </w:rPr>
-        <w:t>וַ⁠יֹּ֧אמֶר הַ⁠גֹּאֵ֛ל לְ⁠בֹ֖עַז קְנֵה־לָ֑⁠ךְ וַ⁠יִּשְׁלֹ֖ף נַעֲלֽ⁠וֹ</w:t>
+        <w:t>וַ⁠יֹּ֧אמֶר הַ⁠גֹּאֵ֛ל לְ⁠בֹ֖עַז קְנֵה־לָ֑⁠ךְ וַ⁠יִּשְׁלֹ֖ף נַעֲלֽ⁠וֹ</w:t>
       </w:r>
     </w:p>
     <w:p>
@@ -26155,7 +26155,7 @@
         <w:rPr>
           <w:lang w:val="pt_PT" w:bidi="pt_PT"/>
         </w:rPr>
-        <w:t>וַ⁠יִּשְׁלֹ֖ף נַעֲלֽ⁠וֹ</w:t>
+        <w:t>וַ⁠יִּשְׁלֹ֖ף נַעֲלֽ⁠וֹ</w:t>
       </w:r>
     </w:p>
     <w:p>
@@ -26252,7 +26252,7 @@
         <w:rPr>
           <w:lang w:val="pt_PT" w:bidi="pt_PT"/>
         </w:rPr>
-        <w:t>לַ⁠זְּקֵנִ֜ים וְ⁠כָל־הָ⁠עָ֗ם</w:t>
+        <w:t>לַ⁠זְּקֵנִ֜ים וְ⁠כָל־הָ⁠עָ֗ם</w:t>
       </w:r>
     </w:p>
     <w:p>
@@ -26362,7 +26362,7 @@
         <w:rPr>
           <w:lang w:val="pt_PT" w:bidi="pt_PT"/>
         </w:rPr>
-        <w:t>מִ⁠יַּ֖ד נָעֳמִֽי</w:t>
+        <w:t>מִ⁠יַּ֖ד נָעֳמִֽי</w:t>
       </w:r>
     </w:p>
     <w:p>
@@ -26632,7 +26632,7 @@
         <w:rPr>
           <w:lang w:val="pt_PT" w:bidi="pt_PT"/>
         </w:rPr>
-        <w:t>לְ⁠הָקִ֤ים שֵׁם־הַ⁠מֵּת֙ עַל־נַ֣חֲלָת֔⁠וֹ</w:t>
+        <w:t>לְ⁠הָקִ֤ים שֵׁם־הַ⁠מֵּת֙ עַל־נַ֣חֲלָת֔⁠וֹ</w:t>
       </w:r>
     </w:p>
     <w:p>
@@ -26727,7 +26727,7 @@
         <w:rPr>
           <w:lang w:val="pt_PT" w:bidi="pt_PT"/>
         </w:rPr>
-        <w:t>הַ⁠מֵּת֙ &amp; הַ⁠מֵּ֛ת</w:t>
+        <w:t>הַ⁠מֵּת֙ &amp; הַ⁠מֵּ֛ת</w:t>
       </w:r>
     </w:p>
     <w:p>
@@ -26868,7 +26868,7 @@
         <w:rPr>
           <w:lang w:val="pt_PT" w:bidi="pt_PT"/>
         </w:rPr>
-        <w:t>וְ⁠לֹא־יִכָּרֵ֧ת שֵׁם־הַ⁠מֵּ֛ת מֵ⁠עִ֥ם אֶחָ֖י⁠ו וּ⁠מִ⁠שַּׁ֣עַר מְקוֹמ֑⁠וֹ</w:t>
+        <w:t>וְ⁠לֹא־יִכָּרֵ֧ת שֵׁם־הַ⁠מֵּ֛ת מֵ⁠עִ֥ם אֶחָ֖י⁠ו וּ⁠מִ⁠שַּׁ֣עַר מְקוֹמ֑⁠וֹ</w:t>
       </w:r>
     </w:p>
     <w:p>
@@ -26965,7 +26965,7 @@
         <w:rPr>
           <w:lang w:val="pt_PT" w:bidi="pt_PT"/>
         </w:rPr>
-        <w:t>וְ⁠לֹא־יִכָּרֵ֧ת שֵׁם־הַ⁠מֵּ֛ת מֵ⁠עִ֥ם אֶחָ֖י⁠ו וּ⁠מִ⁠שַּׁ֣עַר מְקוֹמ֑⁠וֹ</w:t>
+        <w:t>וְ⁠לֹא־יִכָּרֵ֧ת שֵׁם־הַ⁠מֵּ֛ת מֵ⁠עִ֥ם אֶחָ֖י⁠ו וּ⁠מִ⁠שַּׁ֣עַר מְקוֹמ֑⁠וֹ</w:t>
       </w:r>
     </w:p>
     <w:p>
@@ -27101,7 +27101,7 @@
         <w:rPr>
           <w:lang w:val="pt_PT" w:bidi="pt_PT"/>
         </w:rPr>
-        <w:t>וּ⁠מִ⁠שַּׁ֣עַר מְקוֹמ֑⁠וֹ</w:t>
+        <w:t>וּ⁠מִ⁠שַּׁ֣עַר מְקוֹמ֑⁠וֹ</w:t>
       </w:r>
     </w:p>
     <w:p>
@@ -27287,7 +27287,7 @@
         <w:rPr>
           <w:lang w:val="pt_PT" w:bidi="pt_PT"/>
         </w:rPr>
-        <w:t>הָ⁠עָ֧ם אֲשֶׁר־בַּ⁠שַּׁ֛עַר</w:t>
+        <w:t>הָ⁠עָ֧ם אֲשֶׁר־בַּ⁠שַּׁ֛עַר</w:t>
       </w:r>
     </w:p>
     <w:p>
@@ -27397,7 +27397,7 @@
         <w:rPr>
           <w:lang w:val="pt_PT" w:bidi="pt_PT"/>
         </w:rPr>
-        <w:t>הַ⁠בָּאָ֣ה אֶל־בֵּיתֶ֗⁠ךָ</w:t>
+        <w:t>הַ⁠בָּאָ֣ה אֶל־בֵּיתֶ֗⁠ךָ</w:t>
       </w:r>
     </w:p>
     <w:p>
@@ -27494,7 +27494,7 @@
         <w:rPr>
           <w:lang w:val="pt_PT" w:bidi="pt_PT"/>
         </w:rPr>
-        <w:t>יִתֵּן֩ יְהוָ֨ה אֶֽת־הָ⁠אִשָּׁ֜ה הַ⁠בָּאָ֣ה אֶל־בֵּיתֶ֗⁠ךָ כְּ⁠רָחֵ֤ל ׀ וּ⁠כְ⁠לֵאָה֙ אֲשֶׁ֨ר בָּנ֤וּ שְׁתֵּי⁠הֶם֙ אֶת־בֵּ֣ית יִשְׂרָאֵ֔ל</w:t>
+        <w:t>יִתֵּן֩ יְהוָ֨ה אֶֽת־הָ⁠אִשָּׁ֜ה הַ⁠בָּאָ֣ה אֶל־בֵּיתֶ֗⁠ךָ כְּ⁠רָחֵ֤ל ׀ וּ⁠כְ⁠לֵאָה֙ אֲשֶׁ֨ר בָּנ֤וּ שְׁתֵּי⁠הֶם֙ אֶת־בֵּ֣ית יִשְׂרָאֵ֔ל</w:t>
       </w:r>
     </w:p>
     <w:p>
@@ -27591,7 +27591,7 @@
         <w:rPr>
           <w:lang w:val="pt_PT" w:bidi="pt_PT"/>
         </w:rPr>
-        <w:t>כְּ⁠רָחֵ֤ל ׀ וּ⁠כְ⁠לֵאָה֙ אֲשֶׁ֨ר בָּנ֤וּ שְׁתֵּי⁠הֶם֙ אֶת־בֵּ֣ית יִשְׂרָאֵ֔ל</w:t>
+        <w:t>כְּ⁠רָחֵ֤ל ׀ וּ⁠כְ⁠לֵאָה֙ אֲשֶׁ֨ר בָּנ֤וּ שְׁתֵּי⁠הֶם֙ אֶת־בֵּ֣ית יִשְׂרָאֵ֔ל</w:t>
       </w:r>
     </w:p>
     <w:p>
@@ -27708,7 +27708,7 @@
         <w:rPr>
           <w:lang w:val="pt_PT" w:bidi="pt_PT"/>
         </w:rPr>
-        <w:t>בָּנ֤וּ &amp; אֶת־בֵּ֣ית יִשְׂרָאֵ֔ל</w:t>
+        <w:t>בָּנ֤וּ &amp; אֶת־בֵּ֣ית יִשְׂרָאֵ֔ל</w:t>
       </w:r>
     </w:p>
     <w:p>
@@ -27844,7 +27844,7 @@
         <w:rPr>
           <w:lang w:val="pt_PT" w:bidi="pt_PT"/>
         </w:rPr>
-        <w:t>וַ⁠עֲשֵׂה־חַ֣יִל בְּ⁠אֶפְרָ֔תָה וּ⁠קְרָא־שֵׁ֖ם בְּ⁠בֵ֥ית לָֽחֶם</w:t>
+        <w:t>וַ⁠עֲשֵׂה־חַ֣יִל בְּ⁠אֶפְרָ֔תָה וּ⁠קְרָא־שֵׁ֖ם בְּ⁠בֵ֥ית לָֽחֶם</w:t>
       </w:r>
     </w:p>
     <w:p>
@@ -27967,7 +27967,7 @@
         <w:rPr>
           <w:lang w:val="pt_PT" w:bidi="pt_PT"/>
         </w:rPr>
-        <w:t>וַ⁠עֲשֵׂה־חַ֣יִל בְּ⁠אֶפְרָ֔תָה וּ⁠קְרָא־שֵׁ֖ם בְּ⁠בֵ֥ית לָֽחֶם</w:t>
+        <w:t>וַ⁠עֲשֵׂה־חַ֣יִל בְּ⁠אֶפְרָ֔תָה וּ⁠קְרָא־שֵׁ֖ם בְּ⁠בֵ֥ית לָֽחֶם</w:t>
       </w:r>
     </w:p>
     <w:p>
@@ -28064,7 +28064,7 @@
         <w:rPr>
           <w:lang w:val="pt_PT" w:bidi="pt_PT"/>
         </w:rPr>
-        <w:t>וִ⁠יהִ֤י בֵֽיתְ⁠ךָ֙ כְּ⁠בֵ֣ית פֶּ֔רֶץ</w:t>
+        <w:t>וִ⁠יהִ֤י בֵֽיתְ⁠ךָ֙ כְּ⁠בֵ֣ית פֶּ֔רֶץ</w:t>
       </w:r>
     </w:p>
     <w:p>
@@ -28187,7 +28187,7 @@
         <w:rPr>
           <w:lang w:val="pt_PT" w:bidi="pt_PT"/>
         </w:rPr>
-        <w:t>מִן־הַ⁠זֶּ֗רַע אֲשֶׁ֨ר יִתֵּ֤ן יְהוָה֙ לְ⁠ךָ֔</w:t>
+        <w:t>מִן־הַ⁠זֶּ֗רַע אֲשֶׁ֨ר יִתֵּ֤ן יְהוָה֙ לְ⁠ךָ֔</w:t>
       </w:r>
     </w:p>
     <w:p>
@@ -28297,7 +28297,7 @@
         <w:rPr>
           <w:lang w:val="pt_PT" w:bidi="pt_PT"/>
         </w:rPr>
-        <w:t>וַ⁠יִּקַּ֨ח בֹּ֤עַז אֶת־רוּת֙ וַ⁠תְּהִי־ל֣⁠וֹ לְ⁠אִשָּׁ֔ה</w:t>
+        <w:t>וַ⁠יִּקַּ֨ח בֹּ֤עַז אֶת־רוּת֙ וַ⁠תְּהִי־ל֣⁠וֹ לְ⁠אִשָּׁ֔ה</w:t>
       </w:r>
     </w:p>
     <w:p>
@@ -28394,7 +28394,7 @@
         <w:rPr>
           <w:lang w:val="pt_PT" w:bidi="pt_PT"/>
         </w:rPr>
-        <w:t>וַ⁠יִּקַּ֨ח בֹּ֤עַז אֶת־רוּת֙</w:t>
+        <w:t>וַ⁠יִּקַּ֨ח בֹּ֤עַז אֶת־רוּת֙</w:t>
       </w:r>
     </w:p>
     <w:p>
@@ -28540,7 +28540,7 @@
         <w:rPr>
           <w:lang w:val="pt_PT" w:bidi="pt_PT"/>
         </w:rPr>
-        <w:t>וַ⁠יָּבֹ֖א אֵלֶ֑י⁠הָ</w:t>
+        <w:t>וַ⁠יָּבֹ֖א אֵלֶ֑י⁠הָ</w:t>
       </w:r>
     </w:p>
     <w:p>
@@ -28650,7 +28650,7 @@
         <w:rPr>
           <w:lang w:val="pt_PT" w:bidi="pt_PT"/>
         </w:rPr>
-        <w:t>הַ⁠נָּשִׁים֙</w:t>
+        <w:t>הַ⁠נָּשִׁים֙</w:t>
       </w:r>
     </w:p>
     <w:p>
@@ -28778,7 +28778,7 @@
         <w:rPr>
           <w:lang w:val="pt_PT" w:bidi="pt_PT"/>
         </w:rPr>
-        <w:t>בָּר֣וּךְ יְהוָ֔ה</w:t>
+        <w:t>בָּר֣וּךְ יְהוָ֔ה</w:t>
       </w:r>
     </w:p>
     <w:p>
@@ -28875,7 +28875,7 @@
         <w:rPr>
           <w:lang w:val="pt_PT" w:bidi="pt_PT"/>
         </w:rPr>
-        <w:t>לֹ֣א הִשְׁבִּ֥ית לָ֛⁠ךְ גֹּאֵ֖ל הַ⁠יּ֑וֹם</w:t>
+        <w:t>לֹ֣א הִשְׁבִּ֥ית לָ֛⁠ךְ גֹּאֵ֖ל הַ⁠יּ֑וֹם</w:t>
       </w:r>
     </w:p>
     <w:p>
@@ -29011,7 +29011,7 @@
         <w:rPr>
           <w:lang w:val="pt_PT" w:bidi="pt_PT"/>
         </w:rPr>
-        <w:t>וְ⁠יִקָּרֵ֥א שְׁמ֖⁠וֹ</w:t>
+        <w:t>וְ⁠יִקָּרֵ֥א שְׁמ֖⁠וֹ</w:t>
       </w:r>
     </w:p>
     <w:p>
@@ -29108,7 +29108,7 @@
         <w:rPr>
           <w:lang w:val="pt_PT" w:bidi="pt_PT"/>
         </w:rPr>
-        <w:t>וְ⁠יִקָּרֵ֥א שְׁמ֖⁠וֹ בְּ⁠יִשְׂרָאֵֽל</w:t>
+        <w:t>וְ⁠יִקָּרֵ֥א שְׁמ֖⁠וֹ בְּ⁠יִשְׂרָאֵֽל</w:t>
       </w:r>
     </w:p>
     <w:p>
@@ -29231,7 +29231,7 @@
         <w:rPr>
           <w:lang w:val="pt_PT" w:bidi="pt_PT"/>
         </w:rPr>
-        <w:t>לְ⁠מֵשִׁ֣יב נֶ֔פֶשׁ</w:t>
+        <w:t>לְ⁠מֵשִׁ֣יב נֶ֔פֶשׁ</w:t>
       </w:r>
     </w:p>
     <w:p>
@@ -29354,7 +29354,7 @@
         <w:rPr>
           <w:lang w:val="pt_PT" w:bidi="pt_PT"/>
         </w:rPr>
-        <w:t>וּ⁠לְ⁠כַלְכֵּ֖ל אֶת־שֵׂיבָתֵ֑⁠ךְ</w:t>
+        <w:t>וּ⁠לְ⁠כַלְכֵּ֖ל אֶת־שֵׂיבָתֵ֑⁠ךְ</w:t>
       </w:r>
     </w:p>
     <w:p>
@@ -29464,7 +29464,7 @@
         <w:rPr>
           <w:lang w:val="pt_PT" w:bidi="pt_PT"/>
         </w:rPr>
-        <w:t>כִּ֣י</w:t>
+        <w:t>כִּ֣י</w:t>
       </w:r>
     </w:p>
     <w:p>
@@ -29587,7 +29587,7 @@
         <w:rPr>
           <w:lang w:val="pt_PT" w:bidi="pt_PT"/>
         </w:rPr>
-        <w:t>ט֣וֹבָה לָ֔⁠ךְ מִ⁠שִּׁבְעָ֖ה בָּנִֽים</w:t>
+        <w:t>ט֣וֹבָה לָ֔⁠ךְ מִ⁠שִּׁבְעָ֖ה בָּנִֽים</w:t>
       </w:r>
     </w:p>
     <w:p>
@@ -29697,7 +29697,7 @@
         <w:rPr>
           <w:lang w:val="pt_PT" w:bidi="pt_PT"/>
         </w:rPr>
-        <w:t>וַ⁠תִּקַּ֨ח נָעֳמִ֤י אֶת־הַ⁠יֶּ֨לֶד֙</w:t>
+        <w:t>וַ⁠תִּקַּ֨ח נָעֳמִ֤י אֶת־הַ⁠יֶּ֨לֶד֙</w:t>
       </w:r>
     </w:p>
     <w:p>
@@ -29870,7 +29870,7 @@
         <w:rPr>
           <w:lang w:val="pt_PT" w:bidi="pt_PT"/>
         </w:rPr>
-        <w:t>וַ⁠תִּקְרֶאנָה֩ ל֨⁠וֹ הַ⁠שְּׁכֵנ֥וֹת שֵׁם֙ לֵ⁠אמֹ֔ר &amp; וַ⁠תִּקְרֶ֤אנָֽה שְׁמ⁠וֹ֙ עוֹבֵ֔ד</w:t>
+        <w:t>וַ⁠תִּקְרֶאנָה֩ ל֨⁠וֹ הַ⁠שְּׁכֵנ֥וֹת שֵׁם֙ לֵ⁠אמֹ֔ר &amp; וַ⁠תִּקְרֶ֤אנָֽה שְׁמ⁠וֹ֙ עוֹבֵ֔ד</w:t>
       </w:r>
     </w:p>
     <w:p>
@@ -29967,7 +29967,7 @@
         <w:rPr>
           <w:lang w:val="pt_PT" w:bidi="pt_PT"/>
         </w:rPr>
-        <w:t>יֻלַּד־בֵּ֖ן לְ⁠נָעֳמִ֑י</w:t>
+        <w:t>יֻלַּד־בֵּ֖ן לְ⁠נָעֳמִ֑י</w:t>
       </w:r>
     </w:p>
     <w:p>
@@ -30071,7 +30071,7 @@
         <w:rPr>
           <w:lang w:val="pt_PT" w:bidi="pt_PT"/>
         </w:rPr>
-        <w:t>וַ⁠תִּקְרֶ֤אנָֽה שְׁמ⁠וֹ֙ עוֹבֵ֔ד</w:t>
+        <w:t>וַ⁠תִּקְרֶ֤אנָֽה שְׁמ⁠וֹ֙ עוֹבֵ֔ד</w:t>
       </w:r>
     </w:p>
     <w:p>
@@ -30181,7 +30181,7 @@
         <w:rPr>
           <w:lang w:val="pt_PT" w:bidi="pt_PT"/>
         </w:rPr>
-        <w:t>ה֥וּא אֲבִי־יִשַׁ֖י</w:t>
+        <w:t>ה֥וּא אֲבִי־יִשַׁ֖י</w:t>
       </w:r>
     </w:p>
     <w:p>
@@ -30387,7 +30387,7 @@
         <w:rPr>
           <w:lang w:val="pt_PT" w:bidi="pt_PT"/>
         </w:rPr>
-        <w:t>תּוֹלְד֣וֹת פָּ֔רֶץ</w:t>
+        <w:t>תּוֹלְד֣וֹת פָּ֔רֶץ</w:t>
       </w:r>
     </w:p>
     <w:p>
@@ -30520,7 +30520,7 @@
         <w:rPr>
           <w:lang w:val="pt_PT" w:bidi="pt_PT"/>
         </w:rPr>
-        <w:t>פֶּ֖רֶץ הוֹלִ֥יד אֶת־חֶצְרֽוֹן</w:t>
+        <w:t>פֶּ֖רֶץ הוֹלִ֥יד אֶת־חֶצְרֽוֹן</w:t>
       </w:r>
     </w:p>
     <w:p>
@@ -30643,7 +30643,7 @@
         <w:rPr>
           <w:lang w:val="pt_PT" w:bidi="pt_PT"/>
         </w:rPr>
-        <w:t>וְ⁠חֶצְרוֹן֙ &amp; אֶת־רָ֔ם &amp; אֶת־עַמִּֽינָדָֽב</w:t>
+        <w:t>וְ⁠חֶצְרוֹן֙ &amp; אֶת־רָ֔ם &amp; אֶת־עַמִּֽינָדָֽב</w:t>
       </w:r>
     </w:p>
     <w:p>
@@ -30786,6 +30786,20 @@
         <w:rPr>
           <w:lang w:val="pt_PT" w:bidi="pt_PT"/>
         </w:rPr>
+      </w:r>
+    </w:p>
+    <w:p>
+      <w:pPr/>
+      <w:r>
+        <w:rPr>
+          <w:lang w:val="pt_PT" w:bidi="pt_PT"/>
+        </w:rPr>
+      </w:r>
+      <w:r>
+        <w:rPr>
+          <w:lang w:val="pt_PT" w:bidi="pt_PT"/>
+        </w:rPr>
+        <w:t>וְ⁠עַמִּֽינָדָב֙ &amp; וְ⁠נַחְשׁ֖וֹן &amp; אֶת־שַׂלְמָֽה</w:t>
       </w:r>
     </w:p>
     <w:p>

--- a/por/docx/08.content.docx
+++ b/por/docx/08.content.docx
@@ -720,6 +720,173 @@
         <w:rPr>
           <w:lang w:val="pt_PT" w:bidi="pt_PT"/>
         </w:rPr>
+        <w:t>Rute - Introdução ao capítulo 1</w:t>
+      </w:r>
+      <w:r>
+        <w:rPr>
+          <w:lang w:val="pt_PT" w:bidi="pt_PT"/>
+        </w:rPr>
+      </w:r>
+    </w:p>
+    <w:p>
+      <w:pPr>
+        <w:pStyle w:val="Heading3"/>
+      </w:pPr>
+      <w:r>
+        <w:rPr>
+          <w:lang w:val="pt_PT" w:bidi="pt_PT"/>
+        </w:rPr>
+        <w:t>Estrutura e formatação</w:t>
+      </w:r>
+    </w:p>
+    <w:p>
+      <w:pPr>
+        <w:pStyle w:val="Heading4"/>
+      </w:pPr>
+      <w:r>
+        <w:rPr>
+          <w:b/>
+          <w:lang w:val="pt_PT" w:bidi="pt_PT"/>
+        </w:rPr>
+        <w:t>Aconteceu nos dias em que os juízes governavam</w:t>
+      </w:r>
+    </w:p>
+    <w:p>
+      <w:pPr/>
+      <w:r>
+        <w:rPr>
+          <w:lang w:val="pt_PT" w:bidi="pt_PT"/>
+        </w:rPr>
+      </w:r>
+      <w:r>
+        <w:rPr>
+          <w:lang w:val="pt_PT" w:bidi="pt_PT"/>
+        </w:rPr>
+        <w:t>Os eventos deste livro ocorrem durante o período dos Juízes e são simultâneos ao livro dos Juízes. Para compreender o contexto histórico, o tradutor pode querer revisar o livro dos Juízes.</w:t>
+      </w:r>
+    </w:p>
+    <w:p>
+      <w:pPr>
+        <w:pStyle w:val="Heading3"/>
+      </w:pPr>
+      <w:r>
+        <w:rPr>
+          <w:lang w:val="pt_PT" w:bidi="pt_PT"/>
+        </w:rPr>
+        <w:t>Conceitos especiais nesse capítulo</w:t>
+      </w:r>
+    </w:p>
+    <w:p>
+      <w:pPr>
+        <w:pStyle w:val="Heading4"/>
+      </w:pPr>
+      <w:r>
+        <w:rPr>
+          <w:lang w:val="pt_PT" w:bidi="pt_PT"/>
+        </w:rPr>
+        <w:t>Mulheres sem marido ou filhos</w:t>
+      </w:r>
+    </w:p>
+    <w:p>
+      <w:pPr/>
+      <w:r>
+        <w:rPr>
+          <w:lang w:val="pt_PT" w:bidi="pt_PT"/>
+        </w:rPr>
+      </w:r>
+      <w:r>
+        <w:rPr>
+          <w:lang w:val="pt_PT" w:bidi="pt_PT"/>
+        </w:rPr>
+        <w:t>No antigo Oriente Próximo, se uma mulher não tivesse marido ou filhos, ela era considerada em uma situação desesperadora, pois não seria capaz de se sustentar. É por isso que Noemi disse às suas noras para se casarem novamente.</w:t>
+      </w:r>
+    </w:p>
+    <w:p>
+      <w:pPr>
+        <w:pStyle w:val="Heading3"/>
+      </w:pPr>
+      <w:r>
+        <w:rPr>
+          <w:lang w:val="pt_PT" w:bidi="pt_PT"/>
+        </w:rPr>
+        <w:t>Outras possíveis dificuldades de tradução nesse capítulo</w:t>
+      </w:r>
+    </w:p>
+    <w:p>
+      <w:pPr>
+        <w:pStyle w:val="Heading4"/>
+      </w:pPr>
+      <w:r>
+        <w:rPr>
+          <w:lang w:val="pt_PT" w:bidi="pt_PT"/>
+        </w:rPr>
+        <w:t>Contraste</w:t>
+      </w:r>
+    </w:p>
+    <w:p>
+      <w:pPr/>
+      <w:r>
+        <w:rPr>
+          <w:lang w:val="pt_PT" w:bidi="pt_PT"/>
+        </w:rPr>
+      </w:r>
+      <w:r>
+        <w:rPr>
+          <w:lang w:val="pt_PT" w:bidi="pt_PT"/>
+        </w:rPr>
+        <w:t xml:space="preserve">As ações de Rute, a moabita, contrastam com as ações de Noemi, a judia. Rute demonstra grande fé no Deus de Noemi, enquanto Noemi não confia em Yahweh. (Veja: </w:t>
+      </w:r>
+      <w:r>
+        <w:rPr>
+          <w:lang w:val="pt_PT" w:bidi="pt_PT"/>
+        </w:rPr>
+        <w:t>Fé</w:t>
+      </w:r>
+      <w:r>
+        <w:rPr>
+          <w:lang w:val="pt_PT" w:bidi="pt_PT"/>
+        </w:rPr>
+        <w:t xml:space="preserve"> e </w:t>
+      </w:r>
+      <w:r>
+        <w:rPr>
+          <w:lang w:val="pt_PT" w:bidi="pt_PT"/>
+        </w:rPr>
+        <w:t>Confiança</w:t>
+      </w:r>
+      <w:r>
+        <w:rPr>
+          <w:lang w:val="pt_PT" w:bidi="pt_PT"/>
+        </w:rPr>
+        <w:t>)</w:t>
+      </w:r>
+      <w:r>
+        <w:rPr>
+          <w:lang w:val="pt_PT" w:bidi="pt_PT"/>
+        </w:rPr>
+      </w:r>
+      <w:r>
+        <w:rPr>
+          <w:lang w:val="pt_PT" w:bidi="pt_PT"/>
+        </w:rPr>
+      </w:r>
+    </w:p>
+    <w:p>
+      <w:pPr/>
+      <w:r>
+        <w:rPr>
+          <w:lang w:val="pt_PT" w:bidi="pt_PT"/>
+        </w:rPr>
+      </w:r>
+    </w:p>
+    <w:p>
+      <w:pPr>
+        <w:pStyle w:val="Heading2"/>
+      </w:pPr>
+      <w:r>
+        <w:rPr>
+          <w:lang w:val="pt_PT" w:bidi="pt_PT"/>
+        </w:rPr>
         <w:t>Rute 1.1 (#2)</w:t>
       </w:r>
       <w:r>
@@ -7690,6 +7857,150 @@
         <w:rPr>
           <w:lang w:val="pt_PT" w:bidi="pt_PT"/>
         </w:rPr>
+        <w:t>Rute - Introdução ao capítulo 2</w:t>
+      </w:r>
+      <w:r>
+        <w:rPr>
+          <w:lang w:val="pt_PT" w:bidi="pt_PT"/>
+        </w:rPr>
+      </w:r>
+    </w:p>
+    <w:p>
+      <w:pPr>
+        <w:pStyle w:val="Heading3"/>
+      </w:pPr>
+      <w:r>
+        <w:rPr>
+          <w:lang w:val="pt_PT" w:bidi="pt_PT"/>
+        </w:rPr>
+        <w:t>Possíveis dificuldades de tradução nesse capítulo</w:t>
+      </w:r>
+    </w:p>
+    <w:p>
+      <w:pPr>
+        <w:pStyle w:val="Heading4"/>
+      </w:pPr>
+      <w:r>
+        <w:rPr>
+          <w:lang w:val="pt_PT" w:bidi="pt_PT"/>
+        </w:rPr>
+        <w:t>“um homem de grande valor” (2.1)</w:t>
+      </w:r>
+    </w:p>
+    <w:p>
+      <w:pPr/>
+      <w:r>
+        <w:rPr>
+          <w:lang w:val="pt_PT" w:bidi="pt_PT"/>
+        </w:rPr>
+      </w:r>
+      <w:r>
+        <w:rPr>
+          <w:lang w:val="pt_PT" w:bidi="pt_PT"/>
+        </w:rPr>
+        <w:t>Esta frase descreve Boaz como possuindo bons atributos, mas de uma maneira muito geral. A frase poderia se referir a um homem fisicamente forte e capaz, rico, ou de bom caráter piedoso, ou todas essas características. Pelo contexto da história, podemos ver que Boaz possui terras, servos que o respeitam e vive de uma maneira que honra a Deus, então parece que esta frase está descrevendo sua riqueza e caráter. Pense em como você descreveria alguém assim em seu idioma.</w:t>
+      </w:r>
+    </w:p>
+    <w:p>
+      <w:pPr>
+        <w:pStyle w:val="Heading4"/>
+      </w:pPr>
+      <w:r>
+        <w:rPr>
+          <w:lang w:val="pt_PT" w:bidi="pt_PT"/>
+        </w:rPr>
+        <w:t>"Não vá respigar em outro campo" (2.8)</w:t>
+      </w:r>
+    </w:p>
+    <w:p>
+      <w:pPr/>
+      <w:r>
+        <w:rPr>
+          <w:lang w:val="pt_PT" w:bidi="pt_PT"/>
+        </w:rPr>
+      </w:r>
+      <w:r>
+        <w:rPr>
+          <w:lang w:val="pt_PT" w:bidi="pt_PT"/>
+        </w:rPr>
+        <w:t xml:space="preserve">Boaz disse isso porque não podia garantir a segurança de Rute no campo de outra pessoa. Parece que nem todos eram tão graciosos e obedientes à lei de Moisés quanto Boaz. (Veja: </w:t>
+      </w:r>
+      <w:r>
+        <w:rPr>
+          <w:lang w:val="pt_PT" w:bidi="pt_PT"/>
+        </w:rPr>
+        <w:t>Graça</w:t>
+      </w:r>
+      <w:r>
+        <w:rPr>
+          <w:lang w:val="pt_PT" w:bidi="pt_PT"/>
+        </w:rPr>
+        <w:t xml:space="preserve"> e </w:t>
+      </w:r>
+      <w:r>
+        <w:rPr>
+          <w:lang w:val="pt_PT" w:bidi="pt_PT"/>
+        </w:rPr>
+        <w:t>Lei de Moisés</w:t>
+      </w:r>
+      <w:r>
+        <w:rPr>
+          <w:lang w:val="pt_PT" w:bidi="pt_PT"/>
+        </w:rPr>
+        <w:t>)</w:t>
+      </w:r>
+    </w:p>
+    <w:p>
+      <w:pPr>
+        <w:pStyle w:val="Heading4"/>
+      </w:pPr>
+      <w:r>
+        <w:rPr>
+          <w:lang w:val="pt_PT" w:bidi="pt_PT"/>
+        </w:rPr>
+        <w:t>“parente resgatador” (2.20)</w:t>
+      </w:r>
+    </w:p>
+    <w:p>
+      <w:pPr/>
+      <w:r>
+        <w:rPr>
+          <w:lang w:val="pt_PT" w:bidi="pt_PT"/>
+        </w:rPr>
+      </w:r>
+      <w:r>
+        <w:rPr>
+          <w:lang w:val="pt_PT" w:bidi="pt_PT"/>
+        </w:rPr>
+        <w:t>Um "parente resgatador" (ou, redentor) era um parente masculino responsável por prover para qualquer membro próximo do mesmo clã que estivesse em necessidade, cumprir as obrigações do casamento de levirato e recomprar terras para a família que haviam sido vendidas para alguém de fora da família. Veja a introdução do livro para mais informações".</w:t>
+      </w:r>
+      <w:r>
+        <w:rPr>
+          <w:lang w:val="pt_PT" w:bidi="pt_PT"/>
+        </w:rPr>
+      </w:r>
+      <w:r>
+        <w:rPr>
+          <w:lang w:val="pt_PT" w:bidi="pt_PT"/>
+        </w:rPr>
+      </w:r>
+    </w:p>
+    <w:p>
+      <w:pPr/>
+      <w:r>
+        <w:rPr>
+          <w:lang w:val="pt_PT" w:bidi="pt_PT"/>
+        </w:rPr>
+      </w:r>
+    </w:p>
+    <w:p>
+      <w:pPr>
+        <w:pStyle w:val="Heading2"/>
+      </w:pPr>
+      <w:r>
+        <w:rPr>
+          <w:lang w:val="pt_PT" w:bidi="pt_PT"/>
+        </w:rPr>
         <w:t>Rute 2.1 (#1)</w:t>
       </w:r>
       <w:r>
@@ -15621,6 +15932,125 @@
           <w:lang w:val="pt_PT" w:bidi="pt_PT"/>
         </w:rPr>
         <w:t>Ativo ou passivo.</w:t>
+      </w:r>
+      <w:r>
+        <w:rPr>
+          <w:lang w:val="pt_PT" w:bidi="pt_PT"/>
+        </w:rPr>
+      </w:r>
+      <w:r>
+        <w:rPr>
+          <w:lang w:val="pt_PT" w:bidi="pt_PT"/>
+        </w:rPr>
+      </w:r>
+    </w:p>
+    <w:p>
+      <w:pPr/>
+      <w:r>
+        <w:rPr>
+          <w:lang w:val="pt_PT" w:bidi="pt_PT"/>
+        </w:rPr>
+      </w:r>
+    </w:p>
+    <w:p>
+      <w:pPr>
+        <w:pStyle w:val="Heading2"/>
+      </w:pPr>
+      <w:r>
+        <w:rPr>
+          <w:lang w:val="pt_PT" w:bidi="pt_PT"/>
+        </w:rPr>
+        <w:t>Rute - Introdução ao capítulo 3</w:t>
+      </w:r>
+      <w:r>
+        <w:rPr>
+          <w:lang w:val="pt_PT" w:bidi="pt_PT"/>
+        </w:rPr>
+      </w:r>
+    </w:p>
+    <w:p>
+      <w:pPr>
+        <w:pStyle w:val="Heading3"/>
+      </w:pPr>
+      <w:r>
+        <w:rPr>
+          <w:lang w:val="pt_PT" w:bidi="pt_PT"/>
+        </w:rPr>
+        <w:t>Conceitos especiais nesse capítulo</w:t>
+      </w:r>
+    </w:p>
+    <w:p>
+      <w:pPr>
+        <w:pStyle w:val="Heading4"/>
+      </w:pPr>
+      <w:r>
+        <w:rPr>
+          <w:lang w:val="pt_PT" w:bidi="pt_PT"/>
+        </w:rPr>
+        <w:t>A Integridade de Boaz</w:t>
+      </w:r>
+    </w:p>
+    <w:p>
+      <w:pPr/>
+      <w:r>
+        <w:rPr>
+          <w:lang w:val="pt_PT" w:bidi="pt_PT"/>
+        </w:rPr>
+      </w:r>
+      <w:r>
+        <w:rPr>
+          <w:lang w:val="pt_PT" w:bidi="pt_PT"/>
+        </w:rPr>
+        <w:t>Boaz demonstrou grande integridade neste capítulo ao não ter relações sexuais com Rute até que estivessem casados. Ele também estava preocupado em preservar a boa reputação de Rute. Destacar o bom caráter de Boaz é um ponto importante neste capítulo.</w:t>
+      </w:r>
+    </w:p>
+    <w:p>
+      <w:pPr>
+        <w:pStyle w:val="Heading3"/>
+      </w:pPr>
+      <w:r>
+        <w:rPr>
+          <w:lang w:val="pt_PT" w:bidi="pt_PT"/>
+        </w:rPr>
+        <w:t>Outras possíveis dificuldades de tradução nesse capítulo</w:t>
+      </w:r>
+    </w:p>
+    <w:p>
+      <w:pPr>
+        <w:pStyle w:val="Heading4"/>
+      </w:pPr>
+      <w:r>
+        <w:rPr>
+          <w:b/>
+          <w:lang w:val="pt_PT" w:bidi="pt_PT"/>
+        </w:rPr>
+        <w:t>Para que tudo te corra bem</w:t>
+      </w:r>
+    </w:p>
+    <w:p>
+      <w:pPr/>
+      <w:r>
+        <w:rPr>
+          <w:lang w:val="pt_PT" w:bidi="pt_PT"/>
+        </w:rPr>
+      </w:r>
+      <w:r>
+        <w:rPr>
+          <w:lang w:val="pt_PT" w:bidi="pt_PT"/>
+        </w:rPr>
+        <w:t xml:space="preserve">Noemi desejava que Rute tivesse um lar seguro com um bom marido que cuidasse dela. Ela percebia que Boaz seria o melhor marido para ela. Ela também acreditava que Boaz, como parente-redentor, tinha a obrigação de se casar com ela. Isso poderia ser verdade porque, embora Rute fosse gentia por nascimento, ela havia se tornado parte da família de Noemi e da nação de Israel. (Veja: </w:t>
+      </w:r>
+      <w:r>
+        <w:rPr>
+          <w:lang w:val="pt_PT" w:bidi="pt_PT"/>
+        </w:rPr>
+        <w:t>Conhecimento presumido e informação implícita</w:t>
+      </w:r>
+      <w:r>
+        <w:rPr>
+          <w:lang w:val="pt_PT" w:bidi="pt_PT"/>
+        </w:rPr>
+        <w:t>)</w:t>
       </w:r>
       <w:r>
         <w:rPr>
@@ -22977,6 +23407,137 @@
         <w:rPr>
           <w:lang w:val="pt_PT" w:bidi="pt_PT"/>
         </w:rPr>
+        <w:t>Rute - Introdução ao capítulo 4 Introdução</w:t>
+      </w:r>
+      <w:r>
+        <w:rPr>
+          <w:lang w:val="pt_PT" w:bidi="pt_PT"/>
+        </w:rPr>
+      </w:r>
+    </w:p>
+    <w:p>
+      <w:pPr>
+        <w:pStyle w:val="Heading3"/>
+      </w:pPr>
+      <w:r>
+        <w:rPr>
+          <w:lang w:val="pt_PT" w:bidi="pt_PT"/>
+        </w:rPr>
+        <w:t>Conceitos especiais nesse capítulo</w:t>
+      </w:r>
+    </w:p>
+    <w:p>
+      <w:pPr>
+        <w:pStyle w:val="Heading4"/>
+      </w:pPr>
+      <w:r>
+        <w:rPr>
+          <w:lang w:val="pt_PT" w:bidi="pt_PT"/>
+        </w:rPr>
+        <w:t>Rei Davi</w:t>
+      </w:r>
+    </w:p>
+    <w:p>
+      <w:pPr/>
+      <w:r>
+        <w:rPr>
+          <w:lang w:val="pt_PT" w:bidi="pt_PT"/>
+        </w:rPr>
+      </w:r>
+      <w:r>
+        <w:rPr>
+          <w:lang w:val="pt_PT" w:bidi="pt_PT"/>
+        </w:rPr>
+        <w:t>Embora fosse moabita, Rute tornou-se uma ancestral de Davi, que foi o maior rei de Israel. Pode ser surpreendente que uma gentia se tornasse parte de uma linhagem tão importante, mas isso nos lembra que Deus ama todas as pessoas. Rute tinha grande fé em Yahweh, mostrando-nos que Deus acolhe todos os que confiam nele.</w:t>
+      </w:r>
+    </w:p>
+    <w:p>
+      <w:pPr>
+        <w:pStyle w:val="Heading4"/>
+      </w:pPr>
+      <w:r>
+        <w:rPr>
+          <w:lang w:val="pt_PT" w:bidi="pt_PT"/>
+        </w:rPr>
+        <w:t>"Você também adquire Rute, a mulher moabita"</w:t>
+      </w:r>
+    </w:p>
+    <w:p>
+      <w:pPr/>
+      <w:r>
+        <w:rPr>
+          <w:lang w:val="pt_PT" w:bidi="pt_PT"/>
+        </w:rPr>
+      </w:r>
+      <w:r>
+        <w:rPr>
+          <w:lang w:val="pt_PT" w:bidi="pt_PT"/>
+        </w:rPr>
+        <w:t>Com o privilégio de usar a terra da família vinha a responsabilidade de cuidar das viúvas da família. Portanto, o parente que desejasse usar a terra de Noemi também precisava ajudar Rute a ter um filho que daria continuidade ao nome e à herança da família, além de prover para ela.</w:t>
+      </w:r>
+    </w:p>
+    <w:p>
+      <w:pPr>
+        <w:pStyle w:val="Heading3"/>
+      </w:pPr>
+      <w:r>
+        <w:rPr>
+          <w:lang w:val="pt_PT" w:bidi="pt_PT"/>
+        </w:rPr>
+        <w:t>Outras possíveis dificuldades de tradução nesse capítulo</w:t>
+      </w:r>
+    </w:p>
+    <w:p>
+      <w:pPr>
+        <w:pStyle w:val="Heading4"/>
+      </w:pPr>
+      <w:r>
+        <w:rPr>
+          <w:lang w:val="pt_PT" w:bidi="pt_PT"/>
+        </w:rPr>
+        <w:t>"Nos tempos antigos em Israel"</w:t>
+      </w:r>
+    </w:p>
+    <w:p>
+      <w:pPr/>
+      <w:r>
+        <w:rPr>
+          <w:lang w:val="pt_PT" w:bidi="pt_PT"/>
+        </w:rPr>
+      </w:r>
+      <w:r>
+        <w:rPr>
+          <w:lang w:val="pt_PT" w:bidi="pt_PT"/>
+        </w:rPr>
+        <w:t>O versículo sete do capítulo quatro é um comentário feito pelo autor do texto. Isso indica que houve um período considerável de tempo entre os eventos que ocorreram e o momento em que foram escritos, durante o qual os costumes mudaram. Considere como indicar que este é um comentário sobre a história, em vez de uma parte da história.</w:t>
+      </w:r>
+      <w:r>
+        <w:rPr>
+          <w:lang w:val="pt_PT" w:bidi="pt_PT"/>
+        </w:rPr>
+      </w:r>
+      <w:r>
+        <w:rPr>
+          <w:lang w:val="pt_PT" w:bidi="pt_PT"/>
+        </w:rPr>
+      </w:r>
+    </w:p>
+    <w:p>
+      <w:pPr/>
+      <w:r>
+        <w:rPr>
+          <w:lang w:val="pt_PT" w:bidi="pt_PT"/>
+        </w:rPr>
+      </w:r>
+    </w:p>
+    <w:p>
+      <w:pPr>
+        <w:pStyle w:val="Heading2"/>
+      </w:pPr>
+      <w:r>
+        <w:rPr>
+          <w:lang w:val="pt_PT" w:bidi="pt_PT"/>
+        </w:rPr>
         <w:t>Rute 4.1 (#1)</w:t>
       </w:r>
       <w:r>
@@ -31009,567 +31570,6 @@
           <w:lang w:val="pt_PT" w:bidi="pt_PT"/>
         </w:rPr>
         <w:t>Conhecimento presumido e informações implícitas.</w:t>
-      </w:r>
-      <w:r>
-        <w:rPr>
-          <w:lang w:val="pt_PT" w:bidi="pt_PT"/>
-        </w:rPr>
-      </w:r>
-      <w:r>
-        <w:rPr>
-          <w:lang w:val="pt_PT" w:bidi="pt_PT"/>
-        </w:rPr>
-      </w:r>
-    </w:p>
-    <w:p>
-      <w:pPr/>
-      <w:r>
-        <w:rPr>
-          <w:lang w:val="pt_PT" w:bidi="pt_PT"/>
-        </w:rPr>
-      </w:r>
-    </w:p>
-    <w:p>
-      <w:pPr>
-        <w:pStyle w:val="Heading2"/>
-      </w:pPr>
-      <w:r>
-        <w:rPr>
-          <w:lang w:val="pt_PT" w:bidi="pt_PT"/>
-        </w:rPr>
-        <w:t>Rute - Introdução ao capítulo 1</w:t>
-      </w:r>
-      <w:r>
-        <w:rPr>
-          <w:lang w:val="pt_PT" w:bidi="pt_PT"/>
-        </w:rPr>
-      </w:r>
-    </w:p>
-    <w:p>
-      <w:pPr>
-        <w:pStyle w:val="Heading3"/>
-      </w:pPr>
-      <w:r>
-        <w:rPr>
-          <w:lang w:val="pt_PT" w:bidi="pt_PT"/>
-        </w:rPr>
-        <w:t>Estrutura e formatação</w:t>
-      </w:r>
-    </w:p>
-    <w:p>
-      <w:pPr>
-        <w:pStyle w:val="Heading4"/>
-      </w:pPr>
-      <w:r>
-        <w:rPr>
-          <w:b/>
-          <w:lang w:val="pt_PT" w:bidi="pt_PT"/>
-        </w:rPr>
-        <w:t>Aconteceu nos dias em que os juízes governavam</w:t>
-      </w:r>
-    </w:p>
-    <w:p>
-      <w:pPr/>
-      <w:r>
-        <w:rPr>
-          <w:lang w:val="pt_PT" w:bidi="pt_PT"/>
-        </w:rPr>
-      </w:r>
-      <w:r>
-        <w:rPr>
-          <w:lang w:val="pt_PT" w:bidi="pt_PT"/>
-        </w:rPr>
-        <w:t>Os eventos deste livro ocorrem durante o período dos Juízes e são simultâneos ao livro dos Juízes. Para compreender o contexto histórico, o tradutor pode querer revisar o livro dos Juízes.</w:t>
-      </w:r>
-    </w:p>
-    <w:p>
-      <w:pPr>
-        <w:pStyle w:val="Heading3"/>
-      </w:pPr>
-      <w:r>
-        <w:rPr>
-          <w:lang w:val="pt_PT" w:bidi="pt_PT"/>
-        </w:rPr>
-        <w:t>Conceitos especiais nesse capítulo</w:t>
-      </w:r>
-    </w:p>
-    <w:p>
-      <w:pPr>
-        <w:pStyle w:val="Heading4"/>
-      </w:pPr>
-      <w:r>
-        <w:rPr>
-          <w:lang w:val="pt_PT" w:bidi="pt_PT"/>
-        </w:rPr>
-        <w:t>Mulheres sem marido ou filhos</w:t>
-      </w:r>
-    </w:p>
-    <w:p>
-      <w:pPr/>
-      <w:r>
-        <w:rPr>
-          <w:lang w:val="pt_PT" w:bidi="pt_PT"/>
-        </w:rPr>
-      </w:r>
-      <w:r>
-        <w:rPr>
-          <w:lang w:val="pt_PT" w:bidi="pt_PT"/>
-        </w:rPr>
-        <w:t>No antigo Oriente Próximo, se uma mulher não tivesse marido ou filhos, ela era considerada em uma situação desesperadora, pois não seria capaz de se sustentar. É por isso que Noemi disse às suas noras para se casarem novamente.</w:t>
-      </w:r>
-    </w:p>
-    <w:p>
-      <w:pPr>
-        <w:pStyle w:val="Heading3"/>
-      </w:pPr>
-      <w:r>
-        <w:rPr>
-          <w:lang w:val="pt_PT" w:bidi="pt_PT"/>
-        </w:rPr>
-        <w:t>Outras possíveis dificuldades de tradução nesse capítulo</w:t>
-      </w:r>
-    </w:p>
-    <w:p>
-      <w:pPr>
-        <w:pStyle w:val="Heading4"/>
-      </w:pPr>
-      <w:r>
-        <w:rPr>
-          <w:lang w:val="pt_PT" w:bidi="pt_PT"/>
-        </w:rPr>
-        <w:t>Contraste</w:t>
-      </w:r>
-    </w:p>
-    <w:p>
-      <w:pPr/>
-      <w:r>
-        <w:rPr>
-          <w:lang w:val="pt_PT" w:bidi="pt_PT"/>
-        </w:rPr>
-      </w:r>
-      <w:r>
-        <w:rPr>
-          <w:lang w:val="pt_PT" w:bidi="pt_PT"/>
-        </w:rPr>
-        <w:t xml:space="preserve">As ações de Rute, a moabita, contrastam com as ações de Noemi, a judia. Rute demonstra grande fé no Deus de Noemi, enquanto Noemi não confia em Yahweh. (Veja: </w:t>
-      </w:r>
-      <w:r>
-        <w:rPr>
-          <w:lang w:val="pt_PT" w:bidi="pt_PT"/>
-        </w:rPr>
-        <w:t>Fé</w:t>
-      </w:r>
-      <w:r>
-        <w:rPr>
-          <w:lang w:val="pt_PT" w:bidi="pt_PT"/>
-        </w:rPr>
-        <w:t xml:space="preserve"> e </w:t>
-      </w:r>
-      <w:r>
-        <w:rPr>
-          <w:lang w:val="pt_PT" w:bidi="pt_PT"/>
-        </w:rPr>
-        <w:t>Confiança</w:t>
-      </w:r>
-      <w:r>
-        <w:rPr>
-          <w:lang w:val="pt_PT" w:bidi="pt_PT"/>
-        </w:rPr>
-        <w:t>)</w:t>
-      </w:r>
-      <w:r>
-        <w:rPr>
-          <w:lang w:val="pt_PT" w:bidi="pt_PT"/>
-        </w:rPr>
-      </w:r>
-      <w:r>
-        <w:rPr>
-          <w:lang w:val="pt_PT" w:bidi="pt_PT"/>
-        </w:rPr>
-      </w:r>
-    </w:p>
-    <w:p>
-      <w:pPr/>
-      <w:r>
-        <w:rPr>
-          <w:lang w:val="pt_PT" w:bidi="pt_PT"/>
-        </w:rPr>
-      </w:r>
-    </w:p>
-    <w:p>
-      <w:pPr>
-        <w:pStyle w:val="Heading2"/>
-      </w:pPr>
-      <w:r>
-        <w:rPr>
-          <w:lang w:val="pt_PT" w:bidi="pt_PT"/>
-        </w:rPr>
-        <w:t>Rute - Introdução ao capítulo 2</w:t>
-      </w:r>
-      <w:r>
-        <w:rPr>
-          <w:lang w:val="pt_PT" w:bidi="pt_PT"/>
-        </w:rPr>
-      </w:r>
-    </w:p>
-    <w:p>
-      <w:pPr>
-        <w:pStyle w:val="Heading3"/>
-      </w:pPr>
-      <w:r>
-        <w:rPr>
-          <w:lang w:val="pt_PT" w:bidi="pt_PT"/>
-        </w:rPr>
-        <w:t>Possíveis dificuldades de tradução nesse capítulo</w:t>
-      </w:r>
-    </w:p>
-    <w:p>
-      <w:pPr>
-        <w:pStyle w:val="Heading4"/>
-      </w:pPr>
-      <w:r>
-        <w:rPr>
-          <w:lang w:val="pt_PT" w:bidi="pt_PT"/>
-        </w:rPr>
-        <w:t>“um homem de grande valor” (2.1)</w:t>
-      </w:r>
-    </w:p>
-    <w:p>
-      <w:pPr/>
-      <w:r>
-        <w:rPr>
-          <w:lang w:val="pt_PT" w:bidi="pt_PT"/>
-        </w:rPr>
-      </w:r>
-      <w:r>
-        <w:rPr>
-          <w:lang w:val="pt_PT" w:bidi="pt_PT"/>
-        </w:rPr>
-        <w:t>Esta frase descreve Boaz como possuindo bons atributos, mas de uma maneira muito geral. A frase poderia se referir a um homem fisicamente forte e capaz, rico, ou de bom caráter piedoso, ou todas essas características. Pelo contexto da história, podemos ver que Boaz possui terras, servos que o respeitam e vive de uma maneira que honra a Deus, então parece que esta frase está descrevendo sua riqueza e caráter. Pense em como você descreveria alguém assim em seu idioma.</w:t>
-      </w:r>
-    </w:p>
-    <w:p>
-      <w:pPr>
-        <w:pStyle w:val="Heading4"/>
-      </w:pPr>
-      <w:r>
-        <w:rPr>
-          <w:lang w:val="pt_PT" w:bidi="pt_PT"/>
-        </w:rPr>
-        <w:t>"Não vá respigar em outro campo" (2.8)</w:t>
-      </w:r>
-    </w:p>
-    <w:p>
-      <w:pPr/>
-      <w:r>
-        <w:rPr>
-          <w:lang w:val="pt_PT" w:bidi="pt_PT"/>
-        </w:rPr>
-      </w:r>
-      <w:r>
-        <w:rPr>
-          <w:lang w:val="pt_PT" w:bidi="pt_PT"/>
-        </w:rPr>
-        <w:t xml:space="preserve">Boaz disse isso porque não podia garantir a segurança de Rute no campo de outra pessoa. Parece que nem todos eram tão graciosos e obedientes à lei de Moisés quanto Boaz. (Veja: </w:t>
-      </w:r>
-      <w:r>
-        <w:rPr>
-          <w:lang w:val="pt_PT" w:bidi="pt_PT"/>
-        </w:rPr>
-        <w:t>Graça</w:t>
-      </w:r>
-      <w:r>
-        <w:rPr>
-          <w:lang w:val="pt_PT" w:bidi="pt_PT"/>
-        </w:rPr>
-        <w:t xml:space="preserve"> e </w:t>
-      </w:r>
-      <w:r>
-        <w:rPr>
-          <w:lang w:val="pt_PT" w:bidi="pt_PT"/>
-        </w:rPr>
-        <w:t>Lei de Moisés</w:t>
-      </w:r>
-      <w:r>
-        <w:rPr>
-          <w:lang w:val="pt_PT" w:bidi="pt_PT"/>
-        </w:rPr>
-        <w:t>)</w:t>
-      </w:r>
-    </w:p>
-    <w:p>
-      <w:pPr>
-        <w:pStyle w:val="Heading4"/>
-      </w:pPr>
-      <w:r>
-        <w:rPr>
-          <w:lang w:val="pt_PT" w:bidi="pt_PT"/>
-        </w:rPr>
-        <w:t>“parente resgatador” (2.20)</w:t>
-      </w:r>
-    </w:p>
-    <w:p>
-      <w:pPr/>
-      <w:r>
-        <w:rPr>
-          <w:lang w:val="pt_PT" w:bidi="pt_PT"/>
-        </w:rPr>
-      </w:r>
-      <w:r>
-        <w:rPr>
-          <w:lang w:val="pt_PT" w:bidi="pt_PT"/>
-        </w:rPr>
-        <w:t>Um "parente resgatador" (ou, redentor) era um parente masculino responsável por prover para qualquer membro próximo do mesmo clã que estivesse em necessidade, cumprir as obrigações do casamento de levirato e recomprar terras para a família que haviam sido vendidas para alguém de fora da família. Veja a introdução do livro para mais informações".</w:t>
-      </w:r>
-      <w:r>
-        <w:rPr>
-          <w:lang w:val="pt_PT" w:bidi="pt_PT"/>
-        </w:rPr>
-      </w:r>
-      <w:r>
-        <w:rPr>
-          <w:lang w:val="pt_PT" w:bidi="pt_PT"/>
-        </w:rPr>
-      </w:r>
-    </w:p>
-    <w:p>
-      <w:pPr/>
-      <w:r>
-        <w:rPr>
-          <w:lang w:val="pt_PT" w:bidi="pt_PT"/>
-        </w:rPr>
-      </w:r>
-    </w:p>
-    <w:p>
-      <w:pPr>
-        <w:pStyle w:val="Heading2"/>
-      </w:pPr>
-      <w:r>
-        <w:rPr>
-          <w:lang w:val="pt_PT" w:bidi="pt_PT"/>
-        </w:rPr>
-        <w:t>Rute - Introdução ao capítulo 3</w:t>
-      </w:r>
-      <w:r>
-        <w:rPr>
-          <w:lang w:val="pt_PT" w:bidi="pt_PT"/>
-        </w:rPr>
-      </w:r>
-    </w:p>
-    <w:p>
-      <w:pPr>
-        <w:pStyle w:val="Heading3"/>
-      </w:pPr>
-      <w:r>
-        <w:rPr>
-          <w:lang w:val="pt_PT" w:bidi="pt_PT"/>
-        </w:rPr>
-        <w:t>Conceitos especiais nesse capítulo</w:t>
-      </w:r>
-    </w:p>
-    <w:p>
-      <w:pPr>
-        <w:pStyle w:val="Heading4"/>
-      </w:pPr>
-      <w:r>
-        <w:rPr>
-          <w:lang w:val="pt_PT" w:bidi="pt_PT"/>
-        </w:rPr>
-        <w:t>A Integridade de Boaz</w:t>
-      </w:r>
-    </w:p>
-    <w:p>
-      <w:pPr/>
-      <w:r>
-        <w:rPr>
-          <w:lang w:val="pt_PT" w:bidi="pt_PT"/>
-        </w:rPr>
-      </w:r>
-      <w:r>
-        <w:rPr>
-          <w:lang w:val="pt_PT" w:bidi="pt_PT"/>
-        </w:rPr>
-        <w:t>Boaz demonstrou grande integridade neste capítulo ao não ter relações sexuais com Rute até que estivessem casados. Ele também estava preocupado em preservar a boa reputação de Rute. Destacar o bom caráter de Boaz é um ponto importante neste capítulo.</w:t>
-      </w:r>
-    </w:p>
-    <w:p>
-      <w:pPr>
-        <w:pStyle w:val="Heading3"/>
-      </w:pPr>
-      <w:r>
-        <w:rPr>
-          <w:lang w:val="pt_PT" w:bidi="pt_PT"/>
-        </w:rPr>
-        <w:t>Outras possíveis dificuldades de tradução nesse capítulo</w:t>
-      </w:r>
-    </w:p>
-    <w:p>
-      <w:pPr>
-        <w:pStyle w:val="Heading4"/>
-      </w:pPr>
-      <w:r>
-        <w:rPr>
-          <w:b/>
-          <w:lang w:val="pt_PT" w:bidi="pt_PT"/>
-        </w:rPr>
-        <w:t>Para que tudo te corra bem</w:t>
-      </w:r>
-    </w:p>
-    <w:p>
-      <w:pPr/>
-      <w:r>
-        <w:rPr>
-          <w:lang w:val="pt_PT" w:bidi="pt_PT"/>
-        </w:rPr>
-      </w:r>
-      <w:r>
-        <w:rPr>
-          <w:lang w:val="pt_PT" w:bidi="pt_PT"/>
-        </w:rPr>
-        <w:t xml:space="preserve">Noemi desejava que Rute tivesse um lar seguro com um bom marido que cuidasse dela. Ela percebia que Boaz seria o melhor marido para ela. Ela também acreditava que Boaz, como parente-redentor, tinha a obrigação de se casar com ela. Isso poderia ser verdade porque, embora Rute fosse gentia por nascimento, ela havia se tornado parte da família de Noemi e da nação de Israel. (Veja: </w:t>
-      </w:r>
-      <w:r>
-        <w:rPr>
-          <w:lang w:val="pt_PT" w:bidi="pt_PT"/>
-        </w:rPr>
-        <w:t>Conhecimento presumido e informação implícita</w:t>
-      </w:r>
-      <w:r>
-        <w:rPr>
-          <w:lang w:val="pt_PT" w:bidi="pt_PT"/>
-        </w:rPr>
-        <w:t>)</w:t>
-      </w:r>
-      <w:r>
-        <w:rPr>
-          <w:lang w:val="pt_PT" w:bidi="pt_PT"/>
-        </w:rPr>
-      </w:r>
-      <w:r>
-        <w:rPr>
-          <w:lang w:val="pt_PT" w:bidi="pt_PT"/>
-        </w:rPr>
-      </w:r>
-    </w:p>
-    <w:p>
-      <w:pPr/>
-      <w:r>
-        <w:rPr>
-          <w:lang w:val="pt_PT" w:bidi="pt_PT"/>
-        </w:rPr>
-      </w:r>
-    </w:p>
-    <w:p>
-      <w:pPr>
-        <w:pStyle w:val="Heading2"/>
-      </w:pPr>
-      <w:r>
-        <w:rPr>
-          <w:lang w:val="pt_PT" w:bidi="pt_PT"/>
-        </w:rPr>
-        <w:t>Rute - Introdução ao capítulo 4 Introdução</w:t>
-      </w:r>
-      <w:r>
-        <w:rPr>
-          <w:lang w:val="pt_PT" w:bidi="pt_PT"/>
-        </w:rPr>
-      </w:r>
-    </w:p>
-    <w:p>
-      <w:pPr>
-        <w:pStyle w:val="Heading3"/>
-      </w:pPr>
-      <w:r>
-        <w:rPr>
-          <w:lang w:val="pt_PT" w:bidi="pt_PT"/>
-        </w:rPr>
-        <w:t>Conceitos especiais nesse capítulo</w:t>
-      </w:r>
-    </w:p>
-    <w:p>
-      <w:pPr>
-        <w:pStyle w:val="Heading4"/>
-      </w:pPr>
-      <w:r>
-        <w:rPr>
-          <w:lang w:val="pt_PT" w:bidi="pt_PT"/>
-        </w:rPr>
-        <w:t>Rei Davi</w:t>
-      </w:r>
-    </w:p>
-    <w:p>
-      <w:pPr/>
-      <w:r>
-        <w:rPr>
-          <w:lang w:val="pt_PT" w:bidi="pt_PT"/>
-        </w:rPr>
-      </w:r>
-      <w:r>
-        <w:rPr>
-          <w:lang w:val="pt_PT" w:bidi="pt_PT"/>
-        </w:rPr>
-        <w:t>Embora fosse moabita, Rute tornou-se uma ancestral de Davi, que foi o maior rei de Israel. Pode ser surpreendente que uma gentia se tornasse parte de uma linhagem tão importante, mas isso nos lembra que Deus ama todas as pessoas. Rute tinha grande fé em Yahweh, mostrando-nos que Deus acolhe todos os que confiam nele.</w:t>
-      </w:r>
-    </w:p>
-    <w:p>
-      <w:pPr>
-        <w:pStyle w:val="Heading4"/>
-      </w:pPr>
-      <w:r>
-        <w:rPr>
-          <w:lang w:val="pt_PT" w:bidi="pt_PT"/>
-        </w:rPr>
-        <w:t>"Você também adquire Rute, a mulher moabita"</w:t>
-      </w:r>
-    </w:p>
-    <w:p>
-      <w:pPr/>
-      <w:r>
-        <w:rPr>
-          <w:lang w:val="pt_PT" w:bidi="pt_PT"/>
-        </w:rPr>
-      </w:r>
-      <w:r>
-        <w:rPr>
-          <w:lang w:val="pt_PT" w:bidi="pt_PT"/>
-        </w:rPr>
-        <w:t>Com o privilégio de usar a terra da família vinha a responsabilidade de cuidar das viúvas da família. Portanto, o parente que desejasse usar a terra de Noemi também precisava ajudar Rute a ter um filho que daria continuidade ao nome e à herança da família, além de prover para ela.</w:t>
-      </w:r>
-    </w:p>
-    <w:p>
-      <w:pPr>
-        <w:pStyle w:val="Heading3"/>
-      </w:pPr>
-      <w:r>
-        <w:rPr>
-          <w:lang w:val="pt_PT" w:bidi="pt_PT"/>
-        </w:rPr>
-        <w:t>Outras possíveis dificuldades de tradução nesse capítulo</w:t>
-      </w:r>
-    </w:p>
-    <w:p>
-      <w:pPr>
-        <w:pStyle w:val="Heading4"/>
-      </w:pPr>
-      <w:r>
-        <w:rPr>
-          <w:lang w:val="pt_PT" w:bidi="pt_PT"/>
-        </w:rPr>
-        <w:t>"Nos tempos antigos em Israel"</w:t>
-      </w:r>
-    </w:p>
-    <w:p>
-      <w:pPr/>
-      <w:r>
-        <w:rPr>
-          <w:lang w:val="pt_PT" w:bidi="pt_PT"/>
-        </w:rPr>
-      </w:r>
-      <w:r>
-        <w:rPr>
-          <w:lang w:val="pt_PT" w:bidi="pt_PT"/>
-        </w:rPr>
-        <w:t>O versículo sete do capítulo quatro é um comentário feito pelo autor do texto. Isso indica que houve um período considerável de tempo entre os eventos que ocorreram e o momento em que foram escritos, durante o qual os costumes mudaram. Considere como indicar que este é um comentário sobre a história, em vez de uma parte da história.</w:t>
       </w:r>
       <w:r>
         <w:rPr>

--- a/por/docx/08.content.docx
+++ b/por/docx/08.content.docx
@@ -1318,6 +1318,20 @@
       </w:r>
       <w:r>
         <w:rPr>
+          <w:lang w:val="pt_PT" w:bidi="pt_PT"/>
+        </w:rPr>
+        <w:t>וַ⁠תִּשָּׁאֵ֥ר הִ֖יא וּ⁠שְׁנֵ֥י בָנֶֽי⁠הָ</w:t>
+      </w:r>
+    </w:p>
+    <w:p>
+      <w:pPr/>
+      <w:r>
+        <w:rPr>
+          <w:lang w:val="pt_PT" w:bidi="pt_PT"/>
+        </w:rPr>
+      </w:r>
+      <w:r>
+        <w:rPr>
           <w:b/>
           <w:lang w:val="pt_PT" w:bidi="pt_PT"/>
         </w:rPr>
@@ -1401,6 +1415,20 @@
       </w:r>
       <w:r>
         <w:rPr>
+          <w:lang w:val="pt_PT" w:bidi="pt_PT"/>
+        </w:rPr>
+        <w:t>וַ⁠יִּשְׂא֣וּ לָ⁠הֶ֗ם נָשִׁים֙</w:t>
+      </w:r>
+    </w:p>
+    <w:p>
+      <w:pPr/>
+      <w:r>
+        <w:rPr>
+          <w:lang w:val="pt_PT" w:bidi="pt_PT"/>
+        </w:rPr>
+      </w:r>
+      <w:r>
+        <w:rPr>
           <w:b/>
           <w:lang w:val="pt_PT" w:bidi="pt_PT"/>
         </w:rPr>
@@ -1484,6 +1512,20 @@
       </w:r>
       <w:r>
         <w:rPr>
+          <w:lang w:val="pt_PT" w:bidi="pt_PT"/>
+        </w:rPr>
+        <w:t>שֵׁ֤ם הָֽ⁠אַחַת֙ עָרְפָּ֔ה וְ⁠שֵׁ֥ם הַ⁠שֵּׁנִ֖ית ר֑וּת</w:t>
+      </w:r>
+    </w:p>
+    <w:p>
+      <w:pPr/>
+      <w:r>
+        <w:rPr>
+          <w:lang w:val="pt_PT" w:bidi="pt_PT"/>
+        </w:rPr>
+      </w:r>
+      <w:r>
+        <w:rPr>
           <w:b/>
           <w:lang w:val="pt_PT" w:bidi="pt_PT"/>
         </w:rPr>
@@ -1547,6 +1589,20 @@
       </w:r>
       <w:r>
         <w:rPr>
+          <w:lang w:val="pt_PT" w:bidi="pt_PT"/>
+        </w:rPr>
+        <w:t>וַ⁠תִּשָּׁאֵר֙ הָֽ⁠אִשָּׁ֔ה מִ⁠שְּׁנֵ֥י יְלָדֶ֖י⁠הָ וּ⁠מֵ⁠אִישָֽׁ⁠הּ</w:t>
+      </w:r>
+    </w:p>
+    <w:p>
+      <w:pPr/>
+      <w:r>
+        <w:rPr>
+          <w:lang w:val="pt_PT" w:bidi="pt_PT"/>
+        </w:rPr>
+      </w:r>
+      <w:r>
+        <w:rPr>
           <w:b/>
           <w:lang w:val="pt_PT" w:bidi="pt_PT"/>
         </w:rPr>
@@ -1619,6 +1675,20 @@
         <w:rPr>
           <w:lang w:val="pt_PT" w:bidi="pt_PT"/>
         </w:rPr>
+      </w:r>
+    </w:p>
+    <w:p>
+      <w:pPr/>
+      <w:r>
+        <w:rPr>
+          <w:lang w:val="pt_PT" w:bidi="pt_PT"/>
+        </w:rPr>
+      </w:r>
+      <w:r>
+        <w:rPr>
+          <w:lang w:val="pt_PT" w:bidi="pt_PT"/>
+        </w:rPr>
+        <w:t>וַ⁠תָּ֤קָם הִיא֙ וְ⁠כַלֹּתֶ֔י⁠הָ וַ⁠תָּ֖שָׁב</w:t>
       </w:r>
     </w:p>
     <w:p>
@@ -1817,6 +1887,20 @@
       </w:r>
       <w:r>
         <w:rPr>
+          <w:lang w:val="pt_PT" w:bidi="pt_PT"/>
+        </w:rPr>
+        <w:t>וְ⁠כַלֹּתֶ֔י⁠הָ</w:t>
+      </w:r>
+    </w:p>
+    <w:p>
+      <w:pPr/>
+      <w:r>
+        <w:rPr>
+          <w:lang w:val="pt_PT" w:bidi="pt_PT"/>
+        </w:rPr>
+      </w:r>
+      <w:r>
+        <w:rPr>
           <w:b/>
           <w:lang w:val="pt_PT" w:bidi="pt_PT"/>
         </w:rPr>
@@ -1880,6 +1964,20 @@
       </w:r>
       <w:r>
         <w:rPr>
+          <w:lang w:val="pt_PT" w:bidi="pt_PT"/>
+        </w:rPr>
+        <w:t>כִּ֤י שָֽׁמְעָה֙ בִּ⁠שְׂדֵ֣ה מוֹאָ֔ב כִּֽי־פָקַ֤ד יְהוָה֙ אֶת־עַמּ֔⁠וֹ לָ⁠תֵ֥ת לָ⁠הֶ֖ם לָֽחֶם</w:t>
+      </w:r>
+    </w:p>
+    <w:p>
+      <w:pPr/>
+      <w:r>
+        <w:rPr>
+          <w:lang w:val="pt_PT" w:bidi="pt_PT"/>
+        </w:rPr>
+      </w:r>
+      <w:r>
+        <w:rPr>
           <w:b/>
           <w:lang w:val="pt_PT" w:bidi="pt_PT"/>
         </w:rPr>
@@ -1963,6 +2061,20 @@
       </w:r>
       <w:r>
         <w:rPr>
+          <w:lang w:val="pt_PT" w:bidi="pt_PT"/>
+        </w:rPr>
+        <w:t>שָֽׁמְעָה֙ בִּ⁠שְׂדֵ֣ה מוֹאָ֔ב</w:t>
+      </w:r>
+    </w:p>
+    <w:p>
+      <w:pPr/>
+      <w:r>
+        <w:rPr>
+          <w:lang w:val="pt_PT" w:bidi="pt_PT"/>
+        </w:rPr>
+      </w:r>
+      <w:r>
+        <w:rPr>
           <w:b/>
           <w:lang w:val="pt_PT" w:bidi="pt_PT"/>
         </w:rPr>
@@ -2240,6 +2352,20 @@
       </w:r>
       <w:r>
         <w:rPr>
+          <w:lang w:val="pt_PT" w:bidi="pt_PT"/>
+        </w:rPr>
+        <w:t>וַ⁠תֵּלַ֣כְנָה בַ⁠דֶּ֔רֶךְ</w:t>
+      </w:r>
+    </w:p>
+    <w:p>
+      <w:pPr/>
+      <w:r>
+        <w:rPr>
+          <w:lang w:val="pt_PT" w:bidi="pt_PT"/>
+        </w:rPr>
+      </w:r>
+      <w:r>
+        <w:rPr>
           <w:b/>
           <w:lang w:val="pt_PT" w:bidi="pt_PT"/>
         </w:rPr>
@@ -2303,6 +2429,20 @@
       </w:r>
       <w:r>
         <w:rPr>
+          <w:lang w:val="pt_PT" w:bidi="pt_PT"/>
+        </w:rPr>
+        <w:t>לִ⁠שְׁתֵּ֣י כַלֹּתֶ֔י⁠הָ</w:t>
+      </w:r>
+    </w:p>
+    <w:p>
+      <w:pPr/>
+      <w:r>
+        <w:rPr>
+          <w:lang w:val="pt_PT" w:bidi="pt_PT"/>
+        </w:rPr>
+      </w:r>
+      <w:r>
+        <w:rPr>
           <w:b/>
           <w:lang w:val="pt_PT" w:bidi="pt_PT"/>
         </w:rPr>
@@ -2366,6 +2506,20 @@
       </w:r>
       <w:r>
         <w:rPr>
+          <w:lang w:val="pt_PT" w:bidi="pt_PT"/>
+        </w:rPr>
+        <w:t>לֵ֣כְנָה שֹּׁ֔בְנָה אִשָּׁ֖ה</w:t>
+      </w:r>
+    </w:p>
+    <w:p>
+      <w:pPr/>
+      <w:r>
+        <w:rPr>
+          <w:lang w:val="pt_PT" w:bidi="pt_PT"/>
+        </w:rPr>
+      </w:r>
+      <w:r>
+        <w:rPr>
           <w:b/>
           <w:lang w:val="pt_PT" w:bidi="pt_PT"/>
         </w:rPr>
@@ -2449,6 +2603,20 @@
       </w:r>
       <w:r>
         <w:rPr>
+          <w:lang w:val="pt_PT" w:bidi="pt_PT"/>
+        </w:rPr>
+        <w:t>לֵ֣כְנָה שֹּׁ֔בְנָה אִשָּׁ֖ה לְ⁠בֵ֣ית אִמָּ֑⁠הּ</w:t>
+      </w:r>
+    </w:p>
+    <w:p>
+      <w:pPr/>
+      <w:r>
+        <w:rPr>
+          <w:lang w:val="pt_PT" w:bidi="pt_PT"/>
+        </w:rPr>
+      </w:r>
+      <w:r>
+        <w:rPr>
           <w:b/>
           <w:lang w:val="pt_PT" w:bidi="pt_PT"/>
         </w:rPr>
@@ -2512,6 +2680,20 @@
       </w:r>
       <w:r>
         <w:rPr>
+          <w:lang w:val="pt_PT" w:bidi="pt_PT"/>
+        </w:rPr>
+        <w:t>לְ⁠בֵ֣ית אִמָּ֑⁠הּ</w:t>
+      </w:r>
+    </w:p>
+    <w:p>
+      <w:pPr/>
+      <w:r>
+        <w:rPr>
+          <w:lang w:val="pt_PT" w:bidi="pt_PT"/>
+        </w:rPr>
+      </w:r>
+      <w:r>
+        <w:rPr>
           <w:b/>
           <w:lang w:val="pt_PT" w:bidi="pt_PT"/>
         </w:rPr>
@@ -2575,6 +2757,20 @@
       </w:r>
       <w:r>
         <w:rPr>
+          <w:lang w:val="pt_PT" w:bidi="pt_PT"/>
+        </w:rPr>
+        <w:t>יעשה יְהוָ֤ה עִמָּ⁠כֶם֙ חֶ֔סֶד כַּ⁠אֲשֶׁ֧ר עֲשִׂיתֶ֛ם עִם־הַ⁠מֵּתִ֖ים וְ⁠עִמָּדִֽ⁠י</w:t>
+      </w:r>
+    </w:p>
+    <w:p>
+      <w:pPr/>
+      <w:r>
+        <w:rPr>
+          <w:lang w:val="pt_PT" w:bidi="pt_PT"/>
+        </w:rPr>
+      </w:r>
+      <w:r>
+        <w:rPr>
           <w:b/>
           <w:lang w:val="pt_PT" w:bidi="pt_PT"/>
         </w:rPr>
@@ -2865,6 +3061,20 @@
       </w:r>
       <w:r>
         <w:rPr>
+          <w:lang w:val="pt_PT" w:bidi="pt_PT"/>
+        </w:rPr>
+        <w:t>יִתֵּ֤ן יְהוָה֙ לָ⁠כֶ֔ם וּ⁠מְצֶ֣אןָ</w:t>
+      </w:r>
+    </w:p>
+    <w:p>
+      <w:pPr/>
+      <w:r>
+        <w:rPr>
+          <w:lang w:val="pt_PT" w:bidi="pt_PT"/>
+        </w:rPr>
+      </w:r>
+      <w:r>
+        <w:rPr>
           <w:b/>
           <w:lang w:val="pt_PT" w:bidi="pt_PT"/>
         </w:rPr>
@@ -3155,6 +3365,20 @@
       </w:r>
       <w:r>
         <w:rPr>
+          <w:lang w:val="pt_PT" w:bidi="pt_PT"/>
+        </w:rPr>
+        <w:t>וַ⁠תִּשֶּׂ֥אנָה קוֹלָ֖⁠ן וַ⁠תִּבְכֶּֽינָה</w:t>
+      </w:r>
+    </w:p>
+    <w:p>
+      <w:pPr/>
+      <w:r>
+        <w:rPr>
+          <w:lang w:val="pt_PT" w:bidi="pt_PT"/>
+        </w:rPr>
+      </w:r>
+      <w:r>
+        <w:rPr>
           <w:b/>
           <w:lang w:val="pt_PT" w:bidi="pt_PT"/>
         </w:rPr>
@@ -3568,6 +3792,20 @@
       </w:r>
       <w:r>
         <w:rPr>
+          <w:lang w:val="pt_PT" w:bidi="pt_PT"/>
+        </w:rPr>
+        <w:t>אִתָּ֥⁠ךְ</w:t>
+      </w:r>
+    </w:p>
+    <w:p>
+      <w:pPr/>
+      <w:r>
+        <w:rPr>
+          <w:lang w:val="pt_PT" w:bidi="pt_PT"/>
+        </w:rPr>
+      </w:r>
+      <w:r>
+        <w:rPr>
           <w:b/>
           <w:lang w:val="pt_PT" w:bidi="pt_PT"/>
         </w:rPr>
@@ -3948,6 +4186,20 @@
       </w:r>
       <w:r>
         <w:rPr>
+          <w:lang w:val="pt_PT" w:bidi="pt_PT"/>
+        </w:rPr>
+        <w:t>הַֽ⁠עֽוֹד־לִ֤⁠י בָנִים֙ בְּֽ⁠מֵעַ֔⁠י וְ⁠הָי֥וּ לָ⁠כֶ֖ם לַ⁠אֲנָשִֽׁים</w:t>
+      </w:r>
+    </w:p>
+    <w:p>
+      <w:pPr/>
+      <w:r>
+        <w:rPr>
+          <w:lang w:val="pt_PT" w:bidi="pt_PT"/>
+        </w:rPr>
+      </w:r>
+      <w:r>
+        <w:rPr>
           <w:b/>
           <w:lang w:val="pt_PT" w:bidi="pt_PT"/>
         </w:rPr>
@@ -4128,6 +4380,20 @@
       </w:r>
       <w:r>
         <w:rPr>
+          <w:lang w:val="pt_PT" w:bidi="pt_PT"/>
+        </w:rPr>
+        <w:t>כִּ֤י אָמַ֨רְתִּי֙ יֶשׁ־לִ֣⁠י תִקְוָ֔ה גַּ֣ם הָיִ֤יתִי הַ⁠לַּ֨יְלָה֙ לְ⁠אִ֔ישׁ וְ⁠גַ֖ם יָלַ֥דְתִּי בָנִֽים</w:t>
+      </w:r>
+    </w:p>
+    <w:p>
+      <w:pPr/>
+      <w:r>
+        <w:rPr>
+          <w:lang w:val="pt_PT" w:bidi="pt_PT"/>
+        </w:rPr>
+      </w:r>
+      <w:r>
+        <w:rPr>
           <w:b/>
           <w:lang w:val="pt_PT" w:bidi="pt_PT"/>
         </w:rPr>
@@ -4211,6 +4477,20 @@
       </w:r>
       <w:r>
         <w:rPr>
+          <w:lang w:val="pt_PT" w:bidi="pt_PT"/>
+        </w:rPr>
+        <w:t>יָלַ֥דְתִּי בָנִֽים</w:t>
+      </w:r>
+    </w:p>
+    <w:p>
+      <w:pPr/>
+      <w:r>
+        <w:rPr>
+          <w:lang w:val="pt_PT" w:bidi="pt_PT"/>
+        </w:rPr>
+      </w:r>
+      <w:r>
+        <w:rPr>
           <w:b/>
           <w:lang w:val="pt_PT" w:bidi="pt_PT"/>
         </w:rPr>
@@ -4274,6 +4554,20 @@
       </w:r>
       <w:r>
         <w:rPr>
+          <w:lang w:val="pt_PT" w:bidi="pt_PT"/>
+        </w:rPr>
+        <w:t>הֲ⁠לָהֵ֣ן ׀ תְּשַׂבֵּ֗רְנָה עַ֚ד אֲשֶׁ֣ר יִגְדָּ֔לוּ הֲ⁠לָהֵן֙ תֵּֽעָגֵ֔נָה לְ⁠בִלְתִּ֖י הֱי֣וֹת לְ⁠אִ֑ישׁ</w:t>
+      </w:r>
+    </w:p>
+    <w:p>
+      <w:pPr/>
+      <w:r>
+        <w:rPr>
+          <w:lang w:val="pt_PT" w:bidi="pt_PT"/>
+        </w:rPr>
+      </w:r>
+      <w:r>
+        <w:rPr>
           <w:b/>
           <w:lang w:val="pt_PT" w:bidi="pt_PT"/>
         </w:rPr>
@@ -4357,6 +4651,20 @@
       </w:r>
       <w:r>
         <w:rPr>
+          <w:lang w:val="pt_PT" w:bidi="pt_PT"/>
+        </w:rPr>
+        <w:t>הֲ⁠לָהֵ֣ן ׀ תְּשַׂבֵּ֗רְנָה עַ֚ד אֲשֶׁ֣ר יִגְדָּ֔לוּ הֲ⁠לָהֵן֙ תֵּֽעָגֵ֔נָה לְ⁠בִלְתִּ֖י הֱי֣וֹת לְ⁠אִ֑ישׁ</w:t>
+      </w:r>
+    </w:p>
+    <w:p>
+      <w:pPr/>
+      <w:r>
+        <w:rPr>
+          <w:lang w:val="pt_PT" w:bidi="pt_PT"/>
+        </w:rPr>
+      </w:r>
+      <w:r>
+        <w:rPr>
           <w:b/>
           <w:lang w:val="pt_PT" w:bidi="pt_PT"/>
         </w:rPr>
@@ -4420,6 +4728,20 @@
       </w:r>
       <w:r>
         <w:rPr>
+          <w:lang w:val="pt_PT" w:bidi="pt_PT"/>
+        </w:rPr>
+        <w:t>מַר־לִ֤⁠י מְאֹד֙</w:t>
+      </w:r>
+    </w:p>
+    <w:p>
+      <w:pPr/>
+      <w:r>
+        <w:rPr>
+          <w:lang w:val="pt_PT" w:bidi="pt_PT"/>
+        </w:rPr>
+      </w:r>
+      <w:r>
+        <w:rPr>
           <w:b/>
           <w:lang w:val="pt_PT" w:bidi="pt_PT"/>
         </w:rPr>
@@ -4600,6 +4922,20 @@
       </w:r>
       <w:r>
         <w:rPr>
+          <w:lang w:val="pt_PT" w:bidi="pt_PT"/>
+        </w:rPr>
+        <w:t>יָצְאָ֥ה בִ֖⁠י יַד־יְהוָֽה</w:t>
+      </w:r>
+    </w:p>
+    <w:p>
+      <w:pPr/>
+      <w:r>
+        <w:rPr>
+          <w:lang w:val="pt_PT" w:bidi="pt_PT"/>
+        </w:rPr>
+      </w:r>
+      <w:r>
+        <w:rPr>
           <w:b/>
           <w:lang w:val="pt_PT" w:bidi="pt_PT"/>
         </w:rPr>
@@ -5574,6 +5910,20 @@
       </w:r>
       <w:r>
         <w:rPr>
+          <w:lang w:val="pt_PT" w:bidi="pt_PT"/>
+        </w:rPr>
+        <w:t>עַמֵּ֣⁠ךְ עַמִּ֔⁠י וֵ⁠אלֹהַ֖יִ⁠ךְ אֱלֹהָֽ⁠י</w:t>
+      </w:r>
+    </w:p>
+    <w:p>
+      <w:pPr/>
+      <w:r>
+        <w:rPr>
+          <w:lang w:val="pt_PT" w:bidi="pt_PT"/>
+        </w:rPr>
+      </w:r>
+      <w:r>
+        <w:rPr>
           <w:b/>
           <w:lang w:val="pt_PT" w:bidi="pt_PT"/>
         </w:rPr>
@@ -5948,6 +6298,20 @@
       </w:r>
       <w:r>
         <w:rPr>
+          <w:lang w:val="pt_PT" w:bidi="pt_PT"/>
+        </w:rPr>
+        <w:t>וַ⁠תֶּחְדַּ֖ל לְ⁠דַבֵּ֥ר אֵלֶֽי⁠הָ</w:t>
+      </w:r>
+    </w:p>
+    <w:p>
+      <w:pPr/>
+      <w:r>
+        <w:rPr>
+          <w:lang w:val="pt_PT" w:bidi="pt_PT"/>
+        </w:rPr>
+      </w:r>
+      <w:r>
+        <w:rPr>
           <w:b/>
           <w:lang w:val="pt_PT" w:bidi="pt_PT"/>
         </w:rPr>
@@ -6853,6 +7217,20 @@
       </w:r>
       <w:r>
         <w:rPr>
+          <w:lang w:val="pt_PT" w:bidi="pt_PT"/>
+        </w:rPr>
+        <w:t>אֲנִי֙ מְלֵאָ֣ה הָלַ֔כְתִּי וְ⁠רֵיקָ֖ם הֱשִׁיבַ֣⁠נִי יְהוָ֑ה</w:t>
+      </w:r>
+    </w:p>
+    <w:p>
+      <w:pPr/>
+      <w:r>
+        <w:rPr>
+          <w:lang w:val="pt_PT" w:bidi="pt_PT"/>
+        </w:rPr>
+      </w:r>
+      <w:r>
+        <w:rPr>
           <w:b/>
           <w:lang w:val="pt_PT" w:bidi="pt_PT"/>
         </w:rPr>
@@ -7033,6 +7411,20 @@
       </w:r>
       <w:r>
         <w:rPr>
+          <w:lang w:val="pt_PT" w:bidi="pt_PT"/>
+        </w:rPr>
+        <w:t>וַֽ⁠יהוָה֙ עָ֣נָה בִ֔⁠י וְ⁠שַׁדַּ֖י הֵ֥רַֽע לִֽ⁠י</w:t>
+      </w:r>
+    </w:p>
+    <w:p>
+      <w:pPr/>
+      <w:r>
+        <w:rPr>
+          <w:lang w:val="pt_PT" w:bidi="pt_PT"/>
+        </w:rPr>
+      </w:r>
+      <w:r>
+        <w:rPr>
           <w:b/>
           <w:lang w:val="pt_PT" w:bidi="pt_PT"/>
         </w:rPr>
@@ -7213,6 +7605,20 @@
       </w:r>
       <w:r>
         <w:rPr>
+          <w:lang w:val="pt_PT" w:bidi="pt_PT"/>
+        </w:rPr>
+        <w:t>הֵ֥רַֽע לִֽ⁠י</w:t>
+      </w:r>
+    </w:p>
+    <w:p>
+      <w:pPr/>
+      <w:r>
+        <w:rPr>
+          <w:lang w:val="pt_PT" w:bidi="pt_PT"/>
+        </w:rPr>
+      </w:r>
+      <w:r>
+        <w:rPr>
           <w:b/>
           <w:lang w:val="pt_PT" w:bidi="pt_PT"/>
         </w:rPr>
@@ -7276,6 +7682,20 @@
       </w:r>
       <w:r>
         <w:rPr>
+          <w:lang w:val="pt_PT" w:bidi="pt_PT"/>
+        </w:rPr>
+        <w:t>וַ⁠תָּ֣שָׁב נָעֳמִ֗י וְ⁠ר֨וּת הַ⁠מּוֹאֲבִיָּ֤ה כַלָּתָ⁠הּ֙ עִמָּ֔⁠הּ הַ⁠שָּׁ֖בָה מִ⁠שְּׂדֵ֣י מוֹאָ֑ב</w:t>
+      </w:r>
+    </w:p>
+    <w:p>
+      <w:pPr/>
+      <w:r>
+        <w:rPr>
+          <w:lang w:val="pt_PT" w:bidi="pt_PT"/>
+        </w:rPr>
+      </w:r>
+      <w:r>
+        <w:rPr>
           <w:b/>
           <w:lang w:val="pt_PT" w:bidi="pt_PT"/>
         </w:rPr>
@@ -7359,6 +7779,20 @@
       </w:r>
       <w:r>
         <w:rPr>
+          <w:lang w:val="pt_PT" w:bidi="pt_PT"/>
+        </w:rPr>
+        <w:t>וְ⁠הֵ֗מָּה בָּ֚אוּ בֵּ֣ית לֶ֔חֶם בִּ⁠תְחִלַּ֖ת קְצִ֥יר שְׂעֹרִֽים</w:t>
+      </w:r>
+    </w:p>
+    <w:p>
+      <w:pPr/>
+      <w:r>
+        <w:rPr>
+          <w:lang w:val="pt_PT" w:bidi="pt_PT"/>
+        </w:rPr>
+      </w:r>
+      <w:r>
+        <w:rPr>
           <w:b/>
           <w:lang w:val="pt_PT" w:bidi="pt_PT"/>
         </w:rPr>
@@ -7442,6 +7876,20 @@
       </w:r>
       <w:r>
         <w:rPr>
+          <w:lang w:val="pt_PT" w:bidi="pt_PT"/>
+        </w:rPr>
+        <w:t>בִּ⁠תְחִלַּ֖ת קְצִ֥יר שְׂעֹרִֽים</w:t>
+      </w:r>
+    </w:p>
+    <w:p>
+      <w:pPr/>
+      <w:r>
+        <w:rPr>
+          <w:lang w:val="pt_PT" w:bidi="pt_PT"/>
+        </w:rPr>
+      </w:r>
+      <w:r>
+        <w:rPr>
           <w:b/>
           <w:lang w:val="pt_PT" w:bidi="pt_PT"/>
         </w:rPr>
@@ -7682,6 +8130,20 @@
       </w:r>
       <w:r>
         <w:rPr>
+          <w:lang w:val="pt_PT" w:bidi="pt_PT"/>
+        </w:rPr>
+        <w:t>וּֽ⁠לְ⁠נָעֳמִ֞י מוֹדַ֣ע לְ⁠אִישָׁ֗⁠הּ</w:t>
+      </w:r>
+    </w:p>
+    <w:p>
+      <w:pPr/>
+      <w:r>
+        <w:rPr>
+          <w:lang w:val="pt_PT" w:bidi="pt_PT"/>
+        </w:rPr>
+      </w:r>
+      <w:r>
+        <w:rPr>
           <w:b/>
           <w:lang w:val="pt_PT" w:bidi="pt_PT"/>
         </w:rPr>
@@ -7765,6 +8227,20 @@
       </w:r>
       <w:r>
         <w:rPr>
+          <w:lang w:val="pt_PT" w:bidi="pt_PT"/>
+        </w:rPr>
+        <w:t>וּֽ⁠לְ⁠נָעֳמִ֞י מוֹדַ֣ע לְ⁠אִישָׁ֗⁠הּ</w:t>
+      </w:r>
+    </w:p>
+    <w:p>
+      <w:pPr/>
+      <w:r>
+        <w:rPr>
+          <w:lang w:val="pt_PT" w:bidi="pt_PT"/>
+        </w:rPr>
+      </w:r>
+      <w:r>
+        <w:rPr>
           <w:b/>
           <w:lang w:val="pt_PT" w:bidi="pt_PT"/>
         </w:rPr>
@@ -8165,6 +8641,20 @@
       </w:r>
       <w:r>
         <w:rPr>
+          <w:lang w:val="pt_PT" w:bidi="pt_PT"/>
+        </w:rPr>
+        <w:t>הַ⁠מּוֹאֲבִיָּ֜ה</w:t>
+      </w:r>
+    </w:p>
+    <w:p>
+      <w:pPr/>
+      <w:r>
+        <w:rPr>
+          <w:lang w:val="pt_PT" w:bidi="pt_PT"/>
+        </w:rPr>
+      </w:r>
+      <w:r>
+        <w:rPr>
           <w:b/>
           <w:lang w:val="pt_PT" w:bidi="pt_PT"/>
         </w:rPr>
@@ -9140,6 +9630,20 @@
       </w:r>
       <w:r>
         <w:rPr>
+          <w:lang w:val="pt_PT" w:bidi="pt_PT"/>
+        </w:rPr>
+        <w:t>לְ⁠מִ֖י הַ⁠נַּעֲרָ֥ה הַ⁠זֹּֽאת</w:t>
+      </w:r>
+    </w:p>
+    <w:p>
+      <w:pPr/>
+      <w:r>
+        <w:rPr>
+          <w:lang w:val="pt_PT" w:bidi="pt_PT"/>
+        </w:rPr>
+      </w:r>
+      <w:r>
+        <w:rPr>
           <w:b/>
           <w:lang w:val="pt_PT" w:bidi="pt_PT"/>
         </w:rPr>
@@ -9320,6 +9824,20 @@
       </w:r>
       <w:r>
         <w:rPr>
+          <w:lang w:val="pt_PT" w:bidi="pt_PT"/>
+        </w:rPr>
+        <w:t>וַ⁠תֹּ֗אמֶר אֲלַקֳטָה־נָּא֙ וְ⁠אָסַפְתִּ֣י בָֽ⁠עֳמָרִ֔ים אַחֲרֵ֖י הַ⁠קּוֹצְרִ֑ים</w:t>
+      </w:r>
+    </w:p>
+    <w:p>
+      <w:pPr/>
+      <w:r>
+        <w:rPr>
+          <w:lang w:val="pt_PT" w:bidi="pt_PT"/>
+        </w:rPr>
+      </w:r>
+      <w:r>
+        <w:rPr>
           <w:b/>
           <w:lang w:val="pt_PT" w:bidi="pt_PT"/>
         </w:rPr>
@@ -10281,6 +10799,20 @@
       </w:r>
       <w:r>
         <w:rPr>
+          <w:lang w:val="pt_PT" w:bidi="pt_PT"/>
+        </w:rPr>
+        <w:t>מֵ⁠אֲשֶׁ֥ר יִשְׁאֲב֖וּ⁠ן הַ⁠נְּעָרִֽים</w:t>
+      </w:r>
+    </w:p>
+    <w:p>
+      <w:pPr/>
+      <w:r>
+        <w:rPr>
+          <w:lang w:val="pt_PT" w:bidi="pt_PT"/>
+        </w:rPr>
+      </w:r>
+      <w:r>
+        <w:rPr>
           <w:b/>
           <w:lang w:val="pt_PT" w:bidi="pt_PT"/>
         </w:rPr>
@@ -10344,6 +10876,20 @@
       </w:r>
       <w:r>
         <w:rPr>
+          <w:lang w:val="pt_PT" w:bidi="pt_PT"/>
+        </w:rPr>
+        <w:t>וַ⁠תִּפֹּל֙ עַל־פָּנֶ֔י⁠הָ וַ⁠תִּשְׁתַּ֖חוּ אָ֑רְצָ⁠ה</w:t>
+      </w:r>
+    </w:p>
+    <w:p>
+      <w:pPr/>
+      <w:r>
+        <w:rPr>
+          <w:lang w:val="pt_PT" w:bidi="pt_PT"/>
+        </w:rPr>
+      </w:r>
+      <w:r>
+        <w:rPr>
           <w:b/>
           <w:lang w:val="pt_PT" w:bidi="pt_PT"/>
         </w:rPr>
@@ -10524,6 +11070,20 @@
       </w:r>
       <w:r>
         <w:rPr>
+          <w:lang w:val="pt_PT" w:bidi="pt_PT"/>
+        </w:rPr>
+        <w:t>וַ⁠תִּפֹּל֙ עַל־פָּנֶ֔י⁠הָ וַ⁠תִּשְׁתַּ֖חוּ אָ֑רְצָ⁠ה</w:t>
+      </w:r>
+    </w:p>
+    <w:p>
+      <w:pPr/>
+      <w:r>
+        <w:rPr>
+          <w:lang w:val="pt_PT" w:bidi="pt_PT"/>
+        </w:rPr>
+      </w:r>
+      <w:r>
+        <w:rPr>
           <w:b/>
           <w:lang w:val="pt_PT" w:bidi="pt_PT"/>
         </w:rPr>
@@ -10607,6 +11167,20 @@
       </w:r>
       <w:r>
         <w:rPr>
+          <w:lang w:val="pt_PT" w:bidi="pt_PT"/>
+        </w:rPr>
+        <w:t>מַדּוּעַ֩ מָצָ֨אתִי חֵ֤ן בְּ⁠עֵינֶ֨י⁠ךָ֙ לְ⁠הַכִּירֵ֔⁠נִי וְ⁠אָּנֹכִ֖י נָכְרִיָּֽה</w:t>
+      </w:r>
+    </w:p>
+    <w:p>
+      <w:pPr/>
+      <w:r>
+        <w:rPr>
+          <w:lang w:val="pt_PT" w:bidi="pt_PT"/>
+        </w:rPr>
+      </w:r>
+      <w:r>
+        <w:rPr>
           <w:b/>
           <w:lang w:val="pt_PT" w:bidi="pt_PT"/>
         </w:rPr>
@@ -11822,6 +12396,20 @@
       </w:r>
       <w:r>
         <w:rPr>
+          <w:lang w:val="pt_PT" w:bidi="pt_PT"/>
+        </w:rPr>
+        <w:t>עַל־לֵ֣ב שִׁפְחָתֶ֑⁠ךָ</w:t>
+      </w:r>
+    </w:p>
+    <w:p>
+      <w:pPr/>
+      <w:r>
+        <w:rPr>
+          <w:lang w:val="pt_PT" w:bidi="pt_PT"/>
+        </w:rPr>
+      </w:r>
+      <w:r>
+        <w:rPr>
           <w:b/>
           <w:lang w:val="pt_PT" w:bidi="pt_PT"/>
         </w:rPr>
@@ -12264,6 +12852,20 @@
       </w:r>
       <w:r>
         <w:rPr>
+          <w:lang w:val="pt_PT" w:bidi="pt_PT"/>
+        </w:rPr>
+        <w:t>לְ⁠עֵ֣ת הָ⁠אֹ֗כֶל</w:t>
+      </w:r>
+    </w:p>
+    <w:p>
+      <w:pPr/>
+      <w:r>
+        <w:rPr>
+          <w:lang w:val="pt_PT" w:bidi="pt_PT"/>
+        </w:rPr>
+      </w:r>
+      <w:r>
+        <w:rPr>
           <w:b/>
           <w:lang w:val="pt_PT" w:bidi="pt_PT"/>
         </w:rPr>
@@ -12327,6 +12929,20 @@
       </w:r>
       <w:r>
         <w:rPr>
+          <w:lang w:val="pt_PT" w:bidi="pt_PT"/>
+        </w:rPr>
+        <w:t>גֹּ֤שִֽׁי הֲלֹם֙ וְ⁠אָכַ֣לְתְּ מִן־הַ⁠לֶּ֔חֶם וְ⁠טָבַ֥לְתְּ פִּתֵּ֖⁠ךְ בַּ⁠חֹ֑מֶץ</w:t>
+      </w:r>
+    </w:p>
+    <w:p>
+      <w:pPr/>
+      <w:r>
+        <w:rPr>
+          <w:lang w:val="pt_PT" w:bidi="pt_PT"/>
+        </w:rPr>
+      </w:r>
+      <w:r>
+        <w:rPr>
           <w:b/>
           <w:lang w:val="pt_PT" w:bidi="pt_PT"/>
         </w:rPr>
@@ -12424,6 +13040,20 @@
       </w:r>
       <w:r>
         <w:rPr>
+          <w:lang w:val="pt_PT" w:bidi="pt_PT"/>
+        </w:rPr>
+        <w:t>וְ⁠אָכַ֣לְתְּ מִן־הַ⁠לֶּ֔חֶם וְ⁠טָבַ֥לְתְּ פִּתֵּ֖⁠ךְ בַּ⁠חֹ֑מֶץ</w:t>
+      </w:r>
+    </w:p>
+    <w:p>
+      <w:pPr/>
+      <w:r>
+        <w:rPr>
+          <w:lang w:val="pt_PT" w:bidi="pt_PT"/>
+        </w:rPr>
+      </w:r>
+      <w:r>
+        <w:rPr>
           <w:b/>
           <w:lang w:val="pt_PT" w:bidi="pt_PT"/>
         </w:rPr>
@@ -13001,6 +13631,20 @@
       </w:r>
       <w:r>
         <w:rPr>
+          <w:lang w:val="pt_PT" w:bidi="pt_PT"/>
+        </w:rPr>
+        <w:t>וְ⁠לֹ֥א תִגְעֲרוּ־בָֽ⁠הּ</w:t>
+      </w:r>
+    </w:p>
+    <w:p>
+      <w:pPr/>
+      <w:r>
+        <w:rPr>
+          <w:lang w:val="pt_PT" w:bidi="pt_PT"/>
+        </w:rPr>
+      </w:r>
+      <w:r>
+        <w:rPr>
           <w:b/>
           <w:lang w:val="pt_PT" w:bidi="pt_PT"/>
         </w:rPr>
@@ -13266,6 +13910,20 @@
       </w:r>
       <w:r>
         <w:rPr>
+          <w:lang w:val="pt_PT" w:bidi="pt_PT"/>
+        </w:rPr>
+        <w:t>וַ⁠תִּשָּׂא֙ וַ⁠תָּב֣וֹא הָ⁠עִ֔יר</w:t>
+      </w:r>
+    </w:p>
+    <w:p>
+      <w:pPr/>
+      <w:r>
+        <w:rPr>
+          <w:lang w:val="pt_PT" w:bidi="pt_PT"/>
+        </w:rPr>
+      </w:r>
+      <w:r>
+        <w:rPr>
           <w:b/>
           <w:lang w:val="pt_PT" w:bidi="pt_PT"/>
         </w:rPr>
@@ -13474,6 +14132,20 @@
       </w:r>
       <w:r>
         <w:rPr>
+          <w:lang w:val="pt_PT" w:bidi="pt_PT"/>
+        </w:rPr>
+        <w:t>יְהִ֥י מַכִּירֵ֖⁠ךְ בָּר֑וּךְ</w:t>
+      </w:r>
+    </w:p>
+    <w:p>
+      <w:pPr/>
+      <w:r>
+        <w:rPr>
+          <w:lang w:val="pt_PT" w:bidi="pt_PT"/>
+        </w:rPr>
+      </w:r>
+      <w:r>
+        <w:rPr>
           <w:b/>
           <w:lang w:val="pt_PT" w:bidi="pt_PT"/>
         </w:rPr>
@@ -13571,6 +14243,20 @@
       </w:r>
       <w:r>
         <w:rPr>
+          <w:lang w:val="pt_PT" w:bidi="pt_PT"/>
+        </w:rPr>
+        <w:t>יְהִ֥י מַכִּירֵ֖⁠ךְ בָּר֑וּךְ</w:t>
+      </w:r>
+    </w:p>
+    <w:p>
+      <w:pPr/>
+      <w:r>
+        <w:rPr>
+          <w:lang w:val="pt_PT" w:bidi="pt_PT"/>
+        </w:rPr>
+      </w:r>
+      <w:r>
+        <w:rPr>
           <w:b/>
           <w:lang w:val="pt_PT" w:bidi="pt_PT"/>
         </w:rPr>
@@ -13779,6 +14465,20 @@
       </w:r>
       <w:r>
         <w:rPr>
+          <w:lang w:val="pt_PT" w:bidi="pt_PT"/>
+        </w:rPr>
+        <w:t>וַ⁠תַּגֵּ֣ד לַ⁠חֲמוֹתָ֗⁠הּ אֵ֤ת אֲשֶׁר־עָשְׂתָה֙ עִמּ֔⁠וֹ וַ⁠תֹּ֗אמֶר שֵׁ֤ם הָ⁠אִישׁ֙ אֲשֶׁ֨ר עָשִׂ֧יתִי עִמּ֛⁠וֹ הַ⁠יּ֖וֹם בֹּֽעַז</w:t>
+      </w:r>
+    </w:p>
+    <w:p>
+      <w:pPr/>
+      <w:r>
+        <w:rPr>
+          <w:lang w:val="pt_PT" w:bidi="pt_PT"/>
+        </w:rPr>
+      </w:r>
+      <w:r>
+        <w:rPr>
           <w:b/>
           <w:lang w:val="pt_PT" w:bidi="pt_PT"/>
         </w:rPr>
@@ -14837,6 +15537,20 @@
       </w:r>
       <w:r>
         <w:rPr>
+          <w:lang w:val="pt_PT" w:bidi="pt_PT"/>
+        </w:rPr>
+        <w:t>אָמַ֣ר אֵלַ֗⁠י עִם־הַ⁠נְּעָרִ֤ים אֲשֶׁר־לִ⁠י֙ תִּדְבָּקִ֔י⁠ן עַ֣ד אִם־כִּלּ֔וּ אֵ֥ת כָּל־הַ⁠קָּצִ֖יר אֲשֶׁר־לִֽ⁠י</w:t>
+      </w:r>
+    </w:p>
+    <w:p>
+      <w:pPr/>
+      <w:r>
+        <w:rPr>
+          <w:lang w:val="pt_PT" w:bidi="pt_PT"/>
+        </w:rPr>
+      </w:r>
+      <w:r>
+        <w:rPr>
           <w:b/>
           <w:lang w:val="pt_PT" w:bidi="pt_PT"/>
         </w:rPr>
@@ -14934,6 +15648,20 @@
       </w:r>
       <w:r>
         <w:rPr>
+          <w:lang w:val="pt_PT" w:bidi="pt_PT"/>
+        </w:rPr>
+        <w:t>עִם־הַ⁠נְּעָרִ֤ים אֲשֶׁר־לִ⁠י֙ תִּדְבָּקִ֔י⁠ן</w:t>
+      </w:r>
+    </w:p>
+    <w:p>
+      <w:pPr/>
+      <w:r>
+        <w:rPr>
+          <w:lang w:val="pt_PT" w:bidi="pt_PT"/>
+        </w:rPr>
+      </w:r>
+      <w:r>
+        <w:rPr>
           <w:b/>
           <w:lang w:val="pt_PT" w:bidi="pt_PT"/>
         </w:rPr>
@@ -15024,6 +15752,20 @@
       </w:r>
       <w:r>
         <w:rPr>
+          <w:lang w:val="pt_PT" w:bidi="pt_PT"/>
+        </w:rPr>
+        <w:t>תֵֽצְאִי֙ עִם</w:t>
+      </w:r>
+    </w:p>
+    <w:p>
+      <w:pPr/>
+      <w:r>
+        <w:rPr>
+          <w:lang w:val="pt_PT" w:bidi="pt_PT"/>
+        </w:rPr>
+      </w:r>
+      <w:r>
+        <w:rPr>
           <w:b/>
           <w:lang w:val="pt_PT" w:bidi="pt_PT"/>
         </w:rPr>
@@ -15087,6 +15829,20 @@
       </w:r>
       <w:r>
         <w:rPr>
+          <w:lang w:val="pt_PT" w:bidi="pt_PT"/>
+        </w:rPr>
+        <w:t>וְ⁠לֹ֥א יִפְגְּעוּ־בָ֖⁠ךְ</w:t>
+      </w:r>
+    </w:p>
+    <w:p>
+      <w:pPr/>
+      <w:r>
+        <w:rPr>
+          <w:lang w:val="pt_PT" w:bidi="pt_PT"/>
+        </w:rPr>
+      </w:r>
+      <w:r>
+        <w:rPr>
           <w:b/>
           <w:lang w:val="pt_PT" w:bidi="pt_PT"/>
         </w:rPr>
@@ -15334,6 +16090,20 @@
       </w:r>
       <w:r>
         <w:rPr>
+          <w:lang w:val="pt_PT" w:bidi="pt_PT"/>
+        </w:rPr>
+        <w:t>עַד־כְּל֥וֹת קְצִֽיר־הַ⁠שְּׂעֹרִ֖ים וּ⁠קְצִ֣יר הַֽ⁠חִטִּ֑ים</w:t>
+      </w:r>
+    </w:p>
+    <w:p>
+      <w:pPr/>
+      <w:r>
+        <w:rPr>
+          <w:lang w:val="pt_PT" w:bidi="pt_PT"/>
+        </w:rPr>
+      </w:r>
+      <w:r>
+        <w:rPr>
           <w:b/>
           <w:lang w:val="pt_PT" w:bidi="pt_PT"/>
         </w:rPr>
@@ -15909,6 +16679,20 @@
         <w:rPr>
           <w:lang w:val="pt_PT" w:bidi="pt_PT"/>
         </w:rPr>
+      </w:r>
+    </w:p>
+    <w:p>
+      <w:pPr/>
+      <w:r>
+        <w:rPr>
+          <w:lang w:val="pt_PT" w:bidi="pt_PT"/>
+        </w:rPr>
+      </w:r>
+      <w:r>
+        <w:rPr>
+          <w:lang w:val="pt_PT" w:bidi="pt_PT"/>
+        </w:rPr>
+        <w:t>חֲמוֹתָ֑⁠הּ</w:t>
       </w:r>
     </w:p>
     <w:p>
@@ -16487,6 +17271,20 @@
       </w:r>
       <w:r>
         <w:rPr>
+          <w:lang w:val="pt_PT" w:bidi="pt_PT"/>
+        </w:rPr>
+        <w:t>הֲ⁠לֹ֥א בֹ֨עַז֙ מֹֽדַעְתָּ֔⁠נוּ אֲשֶׁ֥ר הָיִ֖ית אֶת־נַעֲרוֹתָ֑י⁠ו</w:t>
+      </w:r>
+    </w:p>
+    <w:p>
+      <w:pPr/>
+      <w:r>
+        <w:rPr>
+          <w:lang w:val="pt_PT" w:bidi="pt_PT"/>
+        </w:rPr>
+      </w:r>
+      <w:r>
+        <w:rPr>
           <w:b/>
           <w:lang w:val="pt_PT" w:bidi="pt_PT"/>
         </w:rPr>
@@ -16602,6 +17400,20 @@
       </w:r>
       <w:r>
         <w:rPr>
+          <w:lang w:val="pt_PT" w:bidi="pt_PT"/>
+        </w:rPr>
+        <w:t>אֲשֶׁ֥ר הָיִ֖ית אֶת־נַעֲרוֹתָ֑י⁠ו</w:t>
+      </w:r>
+    </w:p>
+    <w:p>
+      <w:pPr/>
+      <w:r>
+        <w:rPr>
+          <w:lang w:val="pt_PT" w:bidi="pt_PT"/>
+        </w:rPr>
+      </w:r>
+      <w:r>
+        <w:rPr>
           <w:b/>
           <w:lang w:val="pt_PT" w:bidi="pt_PT"/>
         </w:rPr>
@@ -16809,6 +17621,20 @@
       </w:r>
       <w:r>
         <w:rPr>
+          <w:lang w:val="pt_PT" w:bidi="pt_PT"/>
+        </w:rPr>
+        <w:t>וָ⁠סַ֗כְתְּ</w:t>
+      </w:r>
+    </w:p>
+    <w:p>
+      <w:pPr/>
+      <w:r>
+        <w:rPr>
+          <w:lang w:val="pt_PT" w:bidi="pt_PT"/>
+        </w:rPr>
+      </w:r>
+      <w:r>
+        <w:rPr>
           <w:b/>
           <w:lang w:val="pt_PT" w:bidi="pt_PT"/>
         </w:rPr>
@@ -17456,6 +18282,20 @@
       </w:r>
       <w:r>
         <w:rPr>
+          <w:lang w:val="pt_PT" w:bidi="pt_PT"/>
+        </w:rPr>
+        <w:t>וְ⁠הוּא֙ יַגִּ֣יד לָ֔⁠ךְ אֵ֖ת אֲשֶׁ֥ר תַּעַשִֽׂי⁠ן</w:t>
+      </w:r>
+    </w:p>
+    <w:p>
+      <w:pPr/>
+      <w:r>
+        <w:rPr>
+          <w:lang w:val="pt_PT" w:bidi="pt_PT"/>
+        </w:rPr>
+      </w:r>
+      <w:r>
+        <w:rPr>
           <w:b/>
           <w:lang w:val="pt_PT" w:bidi="pt_PT"/>
         </w:rPr>
@@ -17626,6 +18466,20 @@
         <w:rPr>
           <w:lang w:val="pt_PT" w:bidi="pt_PT"/>
         </w:rPr>
+      </w:r>
+    </w:p>
+    <w:p>
+      <w:pPr/>
+      <w:r>
+        <w:rPr>
+          <w:lang w:val="pt_PT" w:bidi="pt_PT"/>
+        </w:rPr>
+      </w:r>
+      <w:r>
+        <w:rPr>
+          <w:lang w:val="pt_PT" w:bidi="pt_PT"/>
+        </w:rPr>
+        <w:t>וַ⁠תַּ֕עַשׂ כְּ⁠כֹ֥ל אֲשֶׁר־צִוַּ֖תָּ⁠ה חֲמוֹתָֽ⁠הּ</w:t>
       </w:r>
     </w:p>
     <w:p>
@@ -17956,6 +18810,20 @@
       </w:r>
       <w:r>
         <w:rPr>
+          <w:lang w:val="pt_PT" w:bidi="pt_PT"/>
+        </w:rPr>
+        <w:t>וַ⁠תָּבֹ֣א בַ⁠לָּ֔ט</w:t>
+      </w:r>
+    </w:p>
+    <w:p>
+      <w:pPr/>
+      <w:r>
+        <w:rPr>
+          <w:lang w:val="pt_PT" w:bidi="pt_PT"/>
+        </w:rPr>
+      </w:r>
+      <w:r>
+        <w:rPr>
           <w:b/>
           <w:lang w:val="pt_PT" w:bidi="pt_PT"/>
         </w:rPr>
@@ -18008,6 +18876,20 @@
         <w:rPr>
           <w:lang w:val="pt_PT" w:bidi="pt_PT"/>
         </w:rPr>
+      </w:r>
+    </w:p>
+    <w:p>
+      <w:pPr/>
+      <w:r>
+        <w:rPr>
+          <w:lang w:val="pt_PT" w:bidi="pt_PT"/>
+        </w:rPr>
+      </w:r>
+      <w:r>
+        <w:rPr>
+          <w:lang w:val="pt_PT" w:bidi="pt_PT"/>
+        </w:rPr>
+        <w:t>וַ⁠תְּגַ֥ל מַרְגְּלֹתָ֖י⁠ו</w:t>
       </w:r>
     </w:p>
     <w:p>
@@ -18133,6 +19015,20 @@
       </w:r>
       <w:r>
         <w:rPr>
+          <w:lang w:val="pt_PT" w:bidi="pt_PT"/>
+        </w:rPr>
+        <w:t>וַ⁠יְהִי֙ בַּ⁠חֲצִ֣י הַ⁠לַּ֔יְלָה</w:t>
+      </w:r>
+    </w:p>
+    <w:p>
+      <w:pPr/>
+      <w:r>
+        <w:rPr>
+          <w:lang w:val="pt_PT" w:bidi="pt_PT"/>
+        </w:rPr>
+      </w:r>
+      <w:r>
+        <w:rPr>
           <w:b/>
           <w:lang w:val="pt_PT" w:bidi="pt_PT"/>
         </w:rPr>
@@ -18601,6 +19497,20 @@
       </w:r>
       <w:r>
         <w:rPr>
+          <w:lang w:val="pt_PT" w:bidi="pt_PT"/>
+        </w:rPr>
+        <w:t>וּ⁠פָרַשְׂתָּ֤ כְנָפֶ֨⁠ךָ֙ עַל־אֲמָ֣תְ⁠ךָ֔</w:t>
+      </w:r>
+    </w:p>
+    <w:p>
+      <w:pPr/>
+      <w:r>
+        <w:rPr>
+          <w:lang w:val="pt_PT" w:bidi="pt_PT"/>
+        </w:rPr>
+      </w:r>
+      <w:r>
+        <w:rPr>
           <w:b/>
           <w:lang w:val="pt_PT" w:bidi="pt_PT"/>
         </w:rPr>
@@ -18693,6 +19603,20 @@
         <w:rPr>
           <w:lang w:val="pt_PT" w:bidi="pt_PT"/>
         </w:rPr>
+      </w:r>
+    </w:p>
+    <w:p>
+      <w:pPr/>
+      <w:r>
+        <w:rPr>
+          <w:lang w:val="pt_PT" w:bidi="pt_PT"/>
+        </w:rPr>
+      </w:r>
+      <w:r>
+        <w:rPr>
+          <w:lang w:val="pt_PT" w:bidi="pt_PT"/>
+        </w:rPr>
+        <w:t>גֹאֵ֖ל</w:t>
       </w:r>
     </w:p>
     <w:p>
@@ -18819,6 +19743,20 @@
       </w:r>
       <w:r>
         <w:rPr>
+          <w:lang w:val="pt_PT" w:bidi="pt_PT"/>
+        </w:rPr>
+        <w:t>בְּרוּכָ֨ה אַ֤תְּ לַֽ⁠יהוָה֙</w:t>
+      </w:r>
+    </w:p>
+    <w:p>
+      <w:pPr/>
+      <w:r>
+        <w:rPr>
+          <w:lang w:val="pt_PT" w:bidi="pt_PT"/>
+        </w:rPr>
+      </w:r>
+      <w:r>
+        <w:rPr>
           <w:b/>
           <w:lang w:val="pt_PT" w:bidi="pt_PT"/>
         </w:rPr>
@@ -19044,6 +19982,20 @@
       </w:r>
       <w:r>
         <w:rPr>
+          <w:lang w:val="pt_PT" w:bidi="pt_PT"/>
+        </w:rPr>
+        <w:t>הֵיטַ֛בְתְּ חַסְדֵּ֥⁠ךְ הָ⁠אַחֲר֖וֹן מִן־הָ⁠רִאשׁ֑וֹן</w:t>
+      </w:r>
+    </w:p>
+    <w:p>
+      <w:pPr/>
+      <w:r>
+        <w:rPr>
+          <w:lang w:val="pt_PT" w:bidi="pt_PT"/>
+        </w:rPr>
+      </w:r>
+      <w:r>
+        <w:rPr>
           <w:b/>
           <w:lang w:val="pt_PT" w:bidi="pt_PT"/>
         </w:rPr>
@@ -19752,6 +20704,20 @@
       </w:r>
       <w:r>
         <w:rPr>
+          <w:lang w:val="pt_PT" w:bidi="pt_PT"/>
+        </w:rPr>
+        <w:t>אֵ֥שֶׁת חַ֖יִל</w:t>
+      </w:r>
+    </w:p>
+    <w:p>
+      <w:pPr/>
+      <w:r>
+        <w:rPr>
+          <w:lang w:val="pt_PT" w:bidi="pt_PT"/>
+        </w:rPr>
+      </w:r>
+      <w:r>
+        <w:rPr>
           <w:b/>
           <w:lang w:val="pt_PT" w:bidi="pt_PT"/>
         </w:rPr>
@@ -20122,6 +21088,20 @@
       </w:r>
       <w:r>
         <w:rPr>
+          <w:lang w:val="pt_PT" w:bidi="pt_PT"/>
+        </w:rPr>
+        <w:t>גֹאֵ֖ל &amp; גֹּאֵ֖ל</w:t>
+      </w:r>
+    </w:p>
+    <w:p>
+      <w:pPr/>
+      <w:r>
+        <w:rPr>
+          <w:lang w:val="pt_PT" w:bidi="pt_PT"/>
+        </w:rPr>
+      </w:r>
+      <w:r>
+        <w:rPr>
           <w:b/>
           <w:lang w:val="pt_PT" w:bidi="pt_PT"/>
         </w:rPr>
@@ -21868,6 +22848,20 @@
       </w:r>
       <w:r>
         <w:rPr>
+          <w:lang w:val="pt_PT" w:bidi="pt_PT"/>
+        </w:rPr>
+        <w:t>שֵׁשׁ־הַ⁠שְּׂעֹרִ֥ים</w:t>
+      </w:r>
+    </w:p>
+    <w:p>
+      <w:pPr/>
+      <w:r>
+        <w:rPr>
+          <w:lang w:val="pt_PT" w:bidi="pt_PT"/>
+        </w:rPr>
+      </w:r>
+      <w:r>
+        <w:rPr>
           <w:b/>
           <w:lang w:val="pt_PT" w:bidi="pt_PT"/>
         </w:rPr>
@@ -21983,6 +22977,20 @@
       </w:r>
       <w:r>
         <w:rPr>
+          <w:lang w:val="pt_PT" w:bidi="pt_PT"/>
+        </w:rPr>
+        <w:t>כִּ֚י אָמַ֣ר אַל־תָּב֥וֹאִי רֵיקָ֖ם אֶל־חֲמוֹתֵֽ⁠ךְ</w:t>
+      </w:r>
+    </w:p>
+    <w:p>
+      <w:pPr/>
+      <w:r>
+        <w:rPr>
+          <w:lang w:val="pt_PT" w:bidi="pt_PT"/>
+        </w:rPr>
+      </w:r>
+      <w:r>
+        <w:rPr>
           <w:b/>
           <w:lang w:val="pt_PT" w:bidi="pt_PT"/>
         </w:rPr>
@@ -22329,6 +23337,20 @@
         <w:rPr>
           <w:lang w:val="pt_PT" w:bidi="pt_PT"/>
         </w:rPr>
+      </w:r>
+    </w:p>
+    <w:p>
+      <w:pPr/>
+      <w:r>
+        <w:rPr>
+          <w:lang w:val="pt_PT" w:bidi="pt_PT"/>
+        </w:rPr>
+      </w:r>
+      <w:r>
+        <w:rPr>
+          <w:lang w:val="pt_PT" w:bidi="pt_PT"/>
+        </w:rPr>
+        <w:t>בִתִּ֔⁠י</w:t>
       </w:r>
     </w:p>
     <w:p>
@@ -23697,6 +24719,20 @@
       </w:r>
       <w:r>
         <w:rPr>
+          <w:lang w:val="pt_PT" w:bidi="pt_PT"/>
+        </w:rPr>
+        <w:t>וַ⁠יִּקַּ֞ח עֲשָׂרָ֧ה אֲנָשִׁ֛ים</w:t>
+      </w:r>
+    </w:p>
+    <w:p>
+      <w:pPr/>
+      <w:r>
+        <w:rPr>
+          <w:lang w:val="pt_PT" w:bidi="pt_PT"/>
+        </w:rPr>
+      </w:r>
+      <w:r>
+        <w:rPr>
           <w:b/>
           <w:lang w:val="pt_PT" w:bidi="pt_PT"/>
         </w:rPr>
@@ -24145,6 +25181,20 @@
       </w:r>
       <w:r>
         <w:rPr>
+          <w:lang w:val="pt_PT" w:bidi="pt_PT"/>
+        </w:rPr>
+        <w:t>נֶ֥גֶד הַֽ⁠יֹּשְׁבִים֮</w:t>
+      </w:r>
+    </w:p>
+    <w:p>
+      <w:pPr/>
+      <w:r>
+        <w:rPr>
+          <w:lang w:val="pt_PT" w:bidi="pt_PT"/>
+        </w:rPr>
+      </w:r>
+      <w:r>
+        <w:rPr>
           <w:b/>
           <w:lang w:val="pt_PT" w:bidi="pt_PT"/>
         </w:rPr>
@@ -24353,6 +25403,20 @@
       </w:r>
       <w:r>
         <w:rPr>
+          <w:lang w:val="pt_PT" w:bidi="pt_PT"/>
+        </w:rPr>
+        <w:t>אֵ֤ין זוּלָֽתְ⁠ךָ֙ לִ⁠גְא֔וֹל וְ⁠אָנֹכִ֖י אַחֲרֶ֑י⁠ךָ</w:t>
+      </w:r>
+    </w:p>
+    <w:p>
+      <w:pPr/>
+      <w:r>
+        <w:rPr>
+          <w:lang w:val="pt_PT" w:bidi="pt_PT"/>
+        </w:rPr>
+      </w:r>
+      <w:r>
+        <w:rPr>
           <w:b/>
           <w:lang w:val="pt_PT" w:bidi="pt_PT"/>
         </w:rPr>
@@ -24895,6 +25959,20 @@
       </w:r>
       <w:r>
         <w:rPr>
+          <w:lang w:val="pt_PT" w:bidi="pt_PT"/>
+        </w:rPr>
+        <w:t>אֵֽשֶׁת־הַ⁠מֵּת֙</w:t>
+      </w:r>
+    </w:p>
+    <w:p>
+      <w:pPr/>
+      <w:r>
+        <w:rPr>
+          <w:lang w:val="pt_PT" w:bidi="pt_PT"/>
+        </w:rPr>
+      </w:r>
+      <w:r>
+        <w:rPr>
           <w:b/>
           <w:lang w:val="pt_PT" w:bidi="pt_PT"/>
         </w:rPr>
@@ -25301,6 +26379,20 @@
       </w:r>
       <w:r>
         <w:rPr>
+          <w:lang w:val="pt_PT" w:bidi="pt_PT"/>
+        </w:rPr>
+        <w:t>גְּאַל־לְ⁠ךָ֤ אַתָּה֙ אֶת־גְּאֻלָּתִ֔⁠י</w:t>
+      </w:r>
+    </w:p>
+    <w:p>
+      <w:pPr/>
+      <w:r>
+        <w:rPr>
+          <w:lang w:val="pt_PT" w:bidi="pt_PT"/>
+        </w:rPr>
+      </w:r>
+      <w:r>
+        <w:rPr>
           <w:b/>
           <w:lang w:val="pt_PT" w:bidi="pt_PT"/>
         </w:rPr>
@@ -25863,6 +26955,20 @@
       </w:r>
       <w:r>
         <w:rPr>
+          <w:lang w:val="pt_PT" w:bidi="pt_PT"/>
+        </w:rPr>
+        <w:t>וַ⁠יֹּ֧אמֶר הַ⁠גֹּאֵ֛ל לְ⁠בֹ֖עַז קְנֵה־לָ֑⁠ךְ וַ⁠יִּשְׁלֹ֖ף נַעֲלֽ⁠וֹ</w:t>
+      </w:r>
+    </w:p>
+    <w:p>
+      <w:pPr/>
+      <w:r>
+        <w:rPr>
+          <w:lang w:val="pt_PT" w:bidi="pt_PT"/>
+        </w:rPr>
+      </w:r>
+      <w:r>
+        <w:rPr>
           <w:b/>
           <w:lang w:val="pt_PT" w:bidi="pt_PT"/>
         </w:rPr>
@@ -25946,6 +27052,20 @@
       </w:r>
       <w:r>
         <w:rPr>
+          <w:lang w:val="pt_PT" w:bidi="pt_PT"/>
+        </w:rPr>
+        <w:t>וַ⁠יֹּ֧אמֶר הַ⁠גֹּאֵ֛ל לְ⁠בֹ֖עַז קְנֵה־לָ֑⁠ךְ וַ⁠יִּשְׁלֹ֖ף נַעֲלֽ⁠וֹ</w:t>
+      </w:r>
+    </w:p>
+    <w:p>
+      <w:pPr/>
+      <w:r>
+        <w:rPr>
+          <w:lang w:val="pt_PT" w:bidi="pt_PT"/>
+        </w:rPr>
+      </w:r>
+      <w:r>
+        <w:rPr>
           <w:b/>
           <w:lang w:val="pt_PT" w:bidi="pt_PT"/>
         </w:rPr>
@@ -26359,6 +27479,20 @@
       </w:r>
       <w:r>
         <w:rPr>
+          <w:lang w:val="pt_PT" w:bidi="pt_PT"/>
+        </w:rPr>
+        <w:t>אֶת־כָּל־אֲשֶׁ֣ר לֶֽ⁠אֱלִימֶ֔לֶךְ וְ⁠אֵ֛ת כָּל־אֲשֶׁ֥ר לְ⁠כִלְי֖וֹן וּ⁠מַחְל֑וֹן</w:t>
+      </w:r>
+    </w:p>
+    <w:p>
+      <w:pPr/>
+      <w:r>
+        <w:rPr>
+          <w:lang w:val="pt_PT" w:bidi="pt_PT"/>
+        </w:rPr>
+      </w:r>
+      <w:r>
+        <w:rPr>
           <w:b/>
           <w:lang w:val="pt_PT" w:bidi="pt_PT"/>
         </w:rPr>
@@ -26508,6 +27642,20 @@
         <w:rPr>
           <w:lang w:val="pt_PT" w:bidi="pt_PT"/>
         </w:rPr>
+      </w:r>
+    </w:p>
+    <w:p>
+      <w:pPr/>
+      <w:r>
+        <w:rPr>
+          <w:lang w:val="pt_PT" w:bidi="pt_PT"/>
+        </w:rPr>
+      </w:r>
+      <w:r>
+        <w:rPr>
+          <w:lang w:val="pt_PT" w:bidi="pt_PT"/>
+        </w:rPr>
+        <w:t>לְ⁠הָקִ֤ים שֵׁם־הַ⁠מֵּת֙ עַל־נַ֣חֲלָת֔⁠וֹ</w:t>
       </w:r>
     </w:p>
     <w:p>
@@ -26741,6 +27889,20 @@
       </w:r>
       <w:r>
         <w:rPr>
+          <w:lang w:val="pt_PT" w:bidi="pt_PT"/>
+        </w:rPr>
+        <w:t>וְ⁠לֹא־יִכָּרֵ֧ת שֵׁם־הַ⁠מֵּ֛ת מֵ⁠עִ֥ם אֶחָ֖י⁠ו וּ⁠מִ⁠שַּׁ֣עַר מְקוֹמ֑⁠וֹ</w:t>
+      </w:r>
+    </w:p>
+    <w:p>
+      <w:pPr/>
+      <w:r>
+        <w:rPr>
+          <w:lang w:val="pt_PT" w:bidi="pt_PT"/>
+        </w:rPr>
+      </w:r>
+      <w:r>
+        <w:rPr>
           <w:b/>
           <w:lang w:val="pt_PT" w:bidi="pt_PT"/>
         </w:rPr>
@@ -26824,6 +27986,20 @@
       </w:r>
       <w:r>
         <w:rPr>
+          <w:lang w:val="pt_PT" w:bidi="pt_PT"/>
+        </w:rPr>
+        <w:t>וְ⁠לֹא־יִכָּרֵ֧ת שֵׁם־הַ⁠מֵּ֛ת מֵ⁠עִ֥ם אֶחָ֖י⁠ו וּ⁠מִ⁠שַּׁ֣עַר מְקוֹמ֑⁠וֹ</w:t>
+      </w:r>
+    </w:p>
+    <w:p>
+      <w:pPr/>
+      <w:r>
+        <w:rPr>
+          <w:lang w:val="pt_PT" w:bidi="pt_PT"/>
+        </w:rPr>
+      </w:r>
+      <w:r>
+        <w:rPr>
           <w:b/>
           <w:lang w:val="pt_PT" w:bidi="pt_PT"/>
         </w:rPr>
@@ -27069,6 +28245,20 @@
       </w:r>
       <w:r>
         <w:rPr>
+          <w:lang w:val="pt_PT" w:bidi="pt_PT"/>
+        </w:rPr>
+        <w:t>עֵדִ֥ים אַתֶּ֖ם הַ⁠יּֽוֹם</w:t>
+      </w:r>
+    </w:p>
+    <w:p>
+      <w:pPr/>
+      <w:r>
+        <w:rPr>
+          <w:lang w:val="pt_PT" w:bidi="pt_PT"/>
+        </w:rPr>
+      </w:r>
+      <w:r>
+        <w:rPr>
           <w:b/>
           <w:lang w:val="pt_PT" w:bidi="pt_PT"/>
         </w:rPr>
@@ -27328,6 +28518,20 @@
         <w:rPr>
           <w:lang w:val="pt_PT" w:bidi="pt_PT"/>
         </w:rPr>
+      </w:r>
+    </w:p>
+    <w:p>
+      <w:pPr/>
+      <w:r>
+        <w:rPr>
+          <w:lang w:val="pt_PT" w:bidi="pt_PT"/>
+        </w:rPr>
+      </w:r>
+      <w:r>
+        <w:rPr>
+          <w:lang w:val="pt_PT" w:bidi="pt_PT"/>
+        </w:rPr>
+        <w:t>יִתֵּן֩ יְהוָ֨ה אֶֽת־הָ⁠אִשָּׁ֜ה הַ⁠בָּאָ֣ה אֶל־בֵּיתֶ֗⁠ךָ כְּ⁠רָחֵ֤ל ׀ וּ⁠כְ⁠לֵאָה֙ אֲשֶׁ֨ר בָּנ֤וּ שְׁתֵּי⁠הֶם֙ אֶת־בֵּ֣ית יִשְׂרָאֵ֔ל</w:t>
       </w:r>
     </w:p>
     <w:p>
@@ -28706,6 +29910,20 @@
       </w:r>
       <w:r>
         <w:rPr>
+          <w:lang w:val="pt_PT" w:bidi="pt_PT"/>
+        </w:rPr>
+        <w:t>לֹ֣א הִשְׁבִּ֥ית לָ֛⁠ךְ גֹּאֵ֖ל הַ⁠יּ֑וֹם</w:t>
+      </w:r>
+    </w:p>
+    <w:p>
+      <w:pPr/>
+      <w:r>
+        <w:rPr>
+          <w:lang w:val="pt_PT" w:bidi="pt_PT"/>
+        </w:rPr>
+      </w:r>
+      <w:r>
+        <w:rPr>
           <w:b/>
           <w:lang w:val="pt_PT" w:bidi="pt_PT"/>
         </w:rPr>
@@ -29676,6 +30894,20 @@
         <w:rPr>
           <w:lang w:val="pt_PT" w:bidi="pt_PT"/>
         </w:rPr>
+      </w:r>
+    </w:p>
+    <w:p>
+      <w:pPr/>
+      <w:r>
+        <w:rPr>
+          <w:lang w:val="pt_PT" w:bidi="pt_PT"/>
+        </w:rPr>
+      </w:r>
+      <w:r>
+        <w:rPr>
+          <w:lang w:val="pt_PT" w:bidi="pt_PT"/>
+        </w:rPr>
+        <w:t>וַ⁠תִּקְרֶאנָה֩ ל֨⁠וֹ הַ⁠שְּׁכֵנ֥וֹת שֵׁם֙ לֵ⁠אמֹ֔ר &amp; וַ⁠תִּקְרֶ֤אנָֽה שְׁמ⁠וֹ֙ עוֹבֵ֔ד</w:t>
       </w:r>
     </w:p>
     <w:p>
@@ -30337,6 +31569,20 @@
       </w:r>
       <w:r>
         <w:rPr>
+          <w:lang w:val="pt_PT" w:bidi="pt_PT"/>
+        </w:rPr>
+        <w:t>פֶּ֖רֶץ הוֹלִ֥יד אֶת־חֶצְרֽוֹן</w:t>
+      </w:r>
+    </w:p>
+    <w:p>
+      <w:pPr/>
+      <w:r>
+        <w:rPr>
+          <w:lang w:val="pt_PT" w:bidi="pt_PT"/>
+        </w:rPr>
+      </w:r>
+      <w:r>
+        <w:rPr>
           <w:b/>
           <w:lang w:val="pt_PT" w:bidi="pt_PT"/>
         </w:rPr>
@@ -30446,6 +31692,20 @@
       </w:r>
       <w:r>
         <w:rPr>
+          <w:lang w:val="pt_PT" w:bidi="pt_PT"/>
+        </w:rPr>
+        <w:t>וְ⁠חֶצְרוֹן֙ &amp; אֶת־רָ֔ם &amp; אֶת־עַמִּֽינָדָֽב</w:t>
+      </w:r>
+    </w:p>
+    <w:p>
+      <w:pPr/>
+      <w:r>
+        <w:rPr>
+          <w:lang w:val="pt_PT" w:bidi="pt_PT"/>
+        </w:rPr>
+      </w:r>
+      <w:r>
+        <w:rPr>
           <w:b/>
           <w:lang w:val="pt_PT" w:bidi="pt_PT"/>
         </w:rPr>
@@ -30577,6 +31837,20 @@
         <w:rPr>
           <w:lang w:val="pt_PT" w:bidi="pt_PT"/>
         </w:rPr>
+      </w:r>
+    </w:p>
+    <w:p>
+      <w:pPr/>
+      <w:r>
+        <w:rPr>
+          <w:lang w:val="pt_PT" w:bidi="pt_PT"/>
+        </w:rPr>
+      </w:r>
+      <w:r>
+        <w:rPr>
+          <w:lang w:val="pt_PT" w:bidi="pt_PT"/>
+        </w:rPr>
+        <w:t>וְ⁠עַמִּֽינָדָב֙ &amp; וְ⁠נַחְשׁ֖וֹן &amp; אֶת־שַׂלְמָֽה</w:t>
       </w:r>
     </w:p>
     <w:p>

--- a/por/docx/08.content.docx
+++ b/por/docx/08.content.docx
@@ -8132,7 +8132,7 @@
         <w:rPr>
           <w:lang w:val="pt_PT" w:bidi="pt_PT"/>
         </w:rPr>
-        <w:t>וּֽ⁠לְ⁠נָעֳמִ֞י מוֹדַ֣ע לְ⁠אִישָׁ֗⁠הּ</w:t>
+        <w:t>וּֽ⁠לְ⁠נָעֳמִ֞י מידע לְ⁠אִישָׁ֗⁠הּ</w:t>
       </w:r>
     </w:p>
     <w:p>
@@ -8229,7 +8229,7 @@
         <w:rPr>
           <w:lang w:val="pt_PT" w:bidi="pt_PT"/>
         </w:rPr>
-        <w:t>וּֽ⁠לְ⁠נָעֳמִ֞י מוֹדַ֣ע לְ⁠אִישָׁ֗⁠הּ</w:t>
+        <w:t>וּֽ⁠לְ⁠נָעֳמִ֞י מידע לְ⁠אִישָׁ֗⁠הּ</w:t>
       </w:r>
     </w:p>
     <w:p>
@@ -17700,7 +17700,7 @@
         <w:rPr>
           <w:lang w:val="pt_PT" w:bidi="pt_PT"/>
         </w:rPr>
-        <w:t>וְיָרַ֣דְתְּ הַ⁠גֹּ֑רֶן</w:t>
+        <w:t>ו⁠ירדתי הַ⁠גֹּ֑רֶן</w:t>
       </w:r>
     </w:p>
     <w:p>
@@ -21610,7 +21610,7 @@
         <w:rPr>
           <w:lang w:val="pt_PT" w:bidi="pt_PT"/>
         </w:rPr>
-        <w:t>וַ⁠תִּשְׁכַּ֤ב מַרְגְּלוֹתָיו֙</w:t>
+        <w:t>וַ⁠תִּשְׁכַּ֤ב מרגלת⁠ו</w:t>
       </w:r>
     </w:p>
     <w:p>
@@ -21734,7 +21734,7 @@
         <w:rPr>
           <w:lang w:val="pt_PT" w:bidi="pt_PT"/>
         </w:rPr>
-        <w:t>בְּטֶ֛רֶם יַכִּ֥יר אִ֖ישׁ אֶת־רֵעֵ֑⁠הוּ</w:t>
+        <w:t>ב⁠טרום יַכִּ֥יר אִ֖ישׁ אֶת־רֵעֵ֑⁠הוּ</w:t>
       </w:r>
     </w:p>
     <w:p>
@@ -25851,7 +25851,7 @@
         <w:rPr>
           <w:lang w:val="pt_PT" w:bidi="pt_PT"/>
         </w:rPr>
-        <w:t>וּ֠⁠מֵ⁠אֵת ר֣וּת &amp; קָנִ֔יתָה</w:t>
+        <w:t>וּ֠⁠מֵ⁠אֵת ר֣וּת &amp; קניתי</w:t>
       </w:r>
     </w:p>
     <w:p>
